--- a/zht/docx/097.content.docx
+++ b/zht/docx/097.content.docx
@@ -149,27 +149,7 @@
         <w:rPr>
           <w:lang w:val="zh_TW" w:bidi="zh_TW"/>
         </w:rPr>
-        <w:t>rong</w:t>
-      </w:r>
-      <w:r>
-        <w:rPr>
-          <w:lang w:val="zh_TW" w:bidi="zh_TW"/>
-        </w:rPr>
-      </w:r>
-    </w:p>
-    <w:p>
-      <w:pPr/>
-      <w:r>
-        <w:rPr>
-          <w:lang w:val="zh_TW" w:bidi="zh_TW"/>
-        </w:rPr>
-      </w:r>
-      <w:r>
-        <w:rPr>
-          <w:i/>
-          <w:lang w:val="zh_TW" w:bidi="zh_TW"/>
-        </w:rPr>
-        <w:t>榮耀</w:t>
+        <w:t>nong</w:t>
       </w:r>
       <w:r>
         <w:rPr>
@@ -232,7 +212,7 @@
         <w:rPr>
           <w:lang w:val="zh_TW" w:bidi="zh_TW"/>
         </w:rPr>
-        <w:t>榮耀</w:t>
+        <w:t>農業</w:t>
       </w:r>
       <w:r>
         <w:rPr>
@@ -251,7 +231,7 @@
         <w:rPr>
           <w:lang w:val="zh_TW" w:bidi="zh_TW"/>
         </w:rPr>
-        <w:t>神的獨特的榮光及其對人的影響。</w:t>
+        <w:t>在聖經時代，巴勒斯坦的農業主要分為三大類，今日亦大致相同。每一類農業的重要性，會因為社會的發展程度與當時的技術而有所不同。</w:t>
       </w:r>
     </w:p>
     <w:p>
@@ -262,7 +242,113 @@
         <w:rPr>
           <w:lang w:val="zh_TW" w:bidi="zh_TW"/>
         </w:rPr>
-        <w:t>神的榮耀</w:t>
+        <w:t>概述</w:t>
+      </w:r>
+    </w:p>
+    <w:p>
+      <w:pPr>
+        <w:pStyle w:val="ListBullet"/>
+        <w:spacing w:line="240" w:lineRule="auto"/>
+        <w:ind w:left="720"/>
+      </w:pPr>
+      <w:r>
+        <w:rPr>
+          <w:lang w:val="zh_TW" w:bidi="zh_TW"/>
+        </w:rPr>
+      </w:r>
+      <w:r>
+        <w:rPr>
+          <w:u w:val="single"/>
+          <w:lang w:val="zh_TW" w:bidi="zh_TW"/>
+        </w:rPr>
+        <w:t>畜牧</w:t>
+      </w:r>
+    </w:p>
+    <w:p>
+      <w:pPr>
+        <w:pStyle w:val="ListBullet"/>
+        <w:spacing w:line="240" w:lineRule="auto"/>
+        <w:ind w:left="720"/>
+      </w:pPr>
+      <w:r>
+        <w:rPr>
+          <w:lang w:val="zh_TW" w:bidi="zh_TW"/>
+        </w:rPr>
+      </w:r>
+      <w:r>
+        <w:rPr>
+          <w:u w:val="single"/>
+          <w:lang w:val="zh_TW" w:bidi="zh_TW"/>
+        </w:rPr>
+        <w:t>田間種植</w:t>
+      </w:r>
+    </w:p>
+    <w:p>
+      <w:pPr>
+        <w:pStyle w:val="ListBullet"/>
+        <w:spacing w:line="240" w:lineRule="auto"/>
+        <w:ind w:left="720"/>
+      </w:pPr>
+      <w:r>
+        <w:rPr>
+          <w:lang w:val="zh_TW" w:bidi="zh_TW"/>
+        </w:rPr>
+      </w:r>
+      <w:r>
+        <w:rPr>
+          <w:u w:val="single"/>
+          <w:lang w:val="zh_TW" w:bidi="zh_TW"/>
+        </w:rPr>
+        <w:t>果樹栽種</w:t>
+      </w:r>
+    </w:p>
+    <w:p>
+      <w:pPr>
+        <w:pStyle w:val="ListBullet"/>
+        <w:spacing w:line="240" w:lineRule="auto"/>
+        <w:ind w:left="720"/>
+      </w:pPr>
+      <w:r>
+        <w:rPr>
+          <w:lang w:val="zh_TW" w:bidi="zh_TW"/>
+        </w:rPr>
+      </w:r>
+      <w:r>
+        <w:rPr>
+          <w:u w:val="single"/>
+          <w:lang w:val="zh_TW" w:bidi="zh_TW"/>
+        </w:rPr>
+        <w:t>耕作</w:t>
+      </w:r>
+    </w:p>
+    <w:p>
+      <w:pPr>
+        <w:pStyle w:val="ListBullet"/>
+        <w:spacing w:line="240" w:lineRule="auto"/>
+        <w:ind w:left="720"/>
+      </w:pPr>
+      <w:r>
+        <w:rPr>
+          <w:lang w:val="zh_TW" w:bidi="zh_TW"/>
+        </w:rPr>
+      </w:r>
+      <w:r>
+        <w:rPr>
+          <w:u w:val="single"/>
+          <w:lang w:val="zh_TW" w:bidi="zh_TW"/>
+        </w:rPr>
+        <w:t>收割</w:t>
+      </w:r>
+    </w:p>
+    <w:p>
+      <w:pPr>
+        <w:pStyle w:val="Heading3"/>
+      </w:pPr>
+      <w:r>
+        <w:rPr>
+          <w:lang w:val="zh_TW" w:bidi="zh_TW"/>
+        </w:rPr>
+        <w:t>畜牧</w:t>
       </w:r>
     </w:p>
     <w:p>
@@ -276,18 +362,43 @@
         <w:rPr>
           <w:lang w:val="zh_TW" w:bidi="zh_TW"/>
         </w:rPr>
-        <w:t>神的榮耀可以從兩個方面來描述：（1）作為一種普遍的屬性（attribute)；（2）作為指特定歷史中祂臨在的顯現。</w:t>
-      </w:r>
-    </w:p>
-    <w:p>
-      <w:pPr>
-        <w:pStyle w:val="Heading4"/>
-      </w:pPr>
-      <w:r>
-        <w:rPr>
-          <w:lang w:val="zh_TW" w:bidi="zh_TW"/>
-        </w:rPr>
-        <w:t>作為屬性</w:t>
+        <w:t>聖經最早提到的工作之一就是畜牧。亞伯（</w:t>
+      </w:r>
+      <w:hyperlink r:id="rId13">
+        <w:r>
+          <w:rPr>
+            <w:lang w:val="zh_TW" w:bidi="zh_TW"/>
+          </w:rPr>
+          <w:rPr>
+            <w:color w:val="0000EE"/>
+            <w:u w:val="single"/>
+          </w:rPr>
+          <w:t>創4:2</w:t>
+        </w:r>
+      </w:hyperlink>
+      <w:r>
+        <w:rPr>
+          <w:lang w:val="zh_TW" w:bidi="zh_TW"/>
+        </w:rPr>
+        <w:t>）和雅八（</w:t>
+      </w:r>
+      <w:hyperlink r:id="rId14">
+        <w:r>
+          <w:rPr>
+            <w:lang w:val="zh_TW" w:bidi="zh_TW"/>
+          </w:rPr>
+          <w:rPr>
+            <w:color w:val="0000EE"/>
+            <w:u w:val="single"/>
+          </w:rPr>
+          <w:t>創4:20</w:t>
+        </w:r>
+      </w:hyperlink>
+      <w:r>
+        <w:rPr>
+          <w:lang w:val="zh_TW" w:bidi="zh_TW"/>
+        </w:rPr>
+        <w:t>）都牧養羊群或牲畜。這類工作適合半遊牧的生活方式（即經常從一個地方遷移到另一個地方）；只靠基本的技術與器具，他們便能有足夠的食物與衣物。</w:t>
       </w:r>
     </w:p>
     <w:p>
@@ -301,9 +412,9 @@
         <w:rPr>
           <w:lang w:val="zh_TW" w:bidi="zh_TW"/>
         </w:rPr>
-        <w:t>神的榮耀主要指祂的威嚴之美和和榮光，也指祂品格的彰顯（</w:t>
-      </w:r>
-      <w:hyperlink r:id="rId13">
+        <w:t>亞伯拉罕、以撒與雅各主要從事畜牧，讓他們的羊群與牛群在公有土地上吃草，他們通常不耕地。雅各與他的兒子們去到埃及時，仍以牧羊為生（</w:t>
+      </w:r>
+      <w:hyperlink r:id="rId15">
         <w:r>
           <w:rPr>
             <w:lang w:val="zh_TW" w:bidi="zh_TW"/>
@@ -312,16 +423,16 @@
             <w:color w:val="0000EE"/>
             <w:u w:val="single"/>
           </w:rPr>
-          <w:t>羅3:23</w:t>
+          <w:t>創47:3</w:t>
         </w:r>
       </w:hyperlink>
       <w:r>
         <w:rPr>
           <w:lang w:val="zh_TW" w:bidi="zh_TW"/>
         </w:rPr>
-        <w:t>）。聖經記載讚美祂榮耀的名（</w:t>
-      </w:r>
-      <w:hyperlink r:id="rId14">
+        <w:t>）。後來，呂便支派、迦得支派與瑪拿西半支派在約旦河東，仍然維持這種生活方式（</w:t>
+      </w:r>
+      <w:hyperlink r:id="rId16">
         <w:r>
           <w:rPr>
             <w:lang w:val="zh_TW" w:bidi="zh_TW"/>
@@ -330,16 +441,16 @@
             <w:color w:val="0000EE"/>
             <w:u w:val="single"/>
           </w:rPr>
-          <w:t>尼9:5</w:t>
+          <w:t>民32:1</w:t>
         </w:r>
       </w:hyperlink>
       <w:r>
         <w:rPr>
           <w:lang w:val="zh_TW" w:bidi="zh_TW"/>
         </w:rPr>
-        <w:t>），稱祂為榮耀的父（</w:t>
-      </w:r>
-      <w:hyperlink r:id="rId15">
+        <w:t>），而住在巴勒斯坦西部山地的某些支派亦同樣維持這種生活方式（</w:t>
+      </w:r>
+      <w:hyperlink r:id="rId17">
         <w:r>
           <w:rPr>
             <w:lang w:val="zh_TW" w:bidi="zh_TW"/>
@@ -348,146 +459,25 @@
             <w:color w:val="0000EE"/>
             <w:u w:val="single"/>
           </w:rPr>
-          <w:t>弗1:17</w:t>
+          <w:t>撒上25:2</w:t>
         </w:r>
       </w:hyperlink>
       <w:r>
         <w:rPr>
           <w:lang w:val="zh_TW" w:bidi="zh_TW"/>
         </w:rPr>
-        <w:t>）和榮耀的王（</w:t>
-      </w:r>
-      <w:hyperlink r:id="rId16">
-        <w:r>
-          <w:rPr>
-            <w:lang w:val="zh_TW" w:bidi="zh_TW"/>
-          </w:rPr>
-          <w:rPr>
-            <w:color w:val="0000EE"/>
-            <w:u w:val="single"/>
-          </w:rPr>
-          <w:t>詩24篇</w:t>
-        </w:r>
-      </w:hyperlink>
-      <w:r>
-        <w:rPr>
-          <w:lang w:val="zh_TW" w:bidi="zh_TW"/>
-        </w:rPr>
-        <w:t>）；祂被高舉在諸天之上，祂的榮耀遍滿全地（</w:t>
-      </w:r>
-      <w:hyperlink r:id="rId17">
-        <w:r>
-          <w:rPr>
-            <w:lang w:val="zh_TW" w:bidi="zh_TW"/>
-          </w:rPr>
-          <w:rPr>
-            <w:color w:val="0000EE"/>
-            <w:u w:val="single"/>
-          </w:rPr>
-          <w:t>詩57:5、11，</w:t>
-        </w:r>
-      </w:hyperlink>
-      <w:hyperlink r:id="rId18">
-        <w:r>
-          <w:rPr>
-            <w:lang w:val="zh_TW" w:bidi="zh_TW"/>
-          </w:rPr>
-          <w:rPr>
-            <w:color w:val="0000EE"/>
-            <w:u w:val="single"/>
-          </w:rPr>
-          <w:t>108:5，</w:t>
-        </w:r>
-      </w:hyperlink>
-      <w:hyperlink r:id="rId19">
-        <w:r>
-          <w:rPr>
-            <w:lang w:val="zh_TW" w:bidi="zh_TW"/>
-          </w:rPr>
-          <w:rPr>
-            <w:color w:val="0000EE"/>
-            <w:u w:val="single"/>
-          </w:rPr>
-          <w:t>113:4</w:t>
-        </w:r>
-      </w:hyperlink>
-      <w:r>
-        <w:rPr>
-          <w:lang w:val="zh_TW" w:bidi="zh_TW"/>
-        </w:rPr>
-        <w:t>）。祂是榮耀的神，曾向舊約的族長顯現（</w:t>
-      </w:r>
-      <w:hyperlink r:id="rId20">
-        <w:r>
-          <w:rPr>
-            <w:lang w:val="zh_TW" w:bidi="zh_TW"/>
-          </w:rPr>
-          <w:rPr>
-            <w:color w:val="0000EE"/>
-            <w:u w:val="single"/>
-          </w:rPr>
-          <w:t>徒7:2</w:t>
-        </w:r>
-      </w:hyperlink>
-      <w:r>
-        <w:rPr>
-          <w:lang w:val="zh_TW" w:bidi="zh_TW"/>
-        </w:rPr>
-        <w:t>）。祂嫉妒地維護祂的榮耀，不容讓歸予他人（</w:t>
-      </w:r>
-      <w:hyperlink r:id="rId21">
-        <w:r>
-          <w:rPr>
-            <w:lang w:val="zh_TW" w:bidi="zh_TW"/>
-          </w:rPr>
-          <w:rPr>
-            <w:color w:val="0000EE"/>
-            <w:u w:val="single"/>
-          </w:rPr>
-          <w:t>賽42:8</w:t>
-        </w:r>
-      </w:hyperlink>
-      <w:r>
-        <w:rPr>
-          <w:lang w:val="zh_TW" w:bidi="zh_TW"/>
-        </w:rPr>
-        <w:t>）；祂的作為旨在榮耀祂自己（</w:t>
-      </w:r>
-      <w:hyperlink r:id="rId22">
-        <w:r>
-          <w:rPr>
-            <w:lang w:val="zh_TW" w:bidi="zh_TW"/>
-          </w:rPr>
-          <w:rPr>
-            <w:color w:val="0000EE"/>
-            <w:u w:val="single"/>
-          </w:rPr>
-          <w:t>詩79:9</w:t>
-        </w:r>
-      </w:hyperlink>
-      <w:r>
-        <w:rPr>
-          <w:lang w:val="zh_TW" w:bidi="zh_TW"/>
-        </w:rPr>
-        <w:t>；</w:t>
-      </w:r>
-      <w:hyperlink r:id="rId23">
-        <w:r>
-          <w:rPr>
-            <w:lang w:val="zh_TW" w:bidi="zh_TW"/>
-          </w:rPr>
-          <w:rPr>
-            <w:color w:val="0000EE"/>
-            <w:u w:val="single"/>
-          </w:rPr>
-          <w:t>賽48:11</w:t>
-        </w:r>
-      </w:hyperlink>
-      <w:r>
-        <w:rPr>
-          <w:lang w:val="zh_TW" w:bidi="zh_TW"/>
-        </w:rPr>
-        <w:t>）。</w:t>
+        <w:t>）。即使以色列人之後定居下來，畜牧仍然是他們生活的一部分，因為牲畜可以在不太肥沃的土地上吃草，也因為他們持守傳統做法，包括在聖殿獻上牲畜作為祭物。</w:t>
+      </w:r>
+    </w:p>
+    <w:p>
+      <w:pPr>
+        <w:pStyle w:val="Heading3"/>
+      </w:pPr>
+      <w:r>
+        <w:rPr>
+          <w:lang w:val="zh_TW" w:bidi="zh_TW"/>
+        </w:rPr>
+        <w:t>田間種植</w:t>
       </w:r>
     </w:p>
     <w:p>
@@ -501,9 +491,9 @@
         <w:rPr>
           <w:lang w:val="zh_TW" w:bidi="zh_TW"/>
         </w:rPr>
-        <w:t>神的榮耀由受造之物所宣揚（</w:t>
-      </w:r>
-      <w:hyperlink r:id="rId24">
+        <w:t>大多數專家認為，以色列人在進入應許之地並與迦南人接觸後，從迦南人那裡學會耕種。雖然在此之前已知有人種植五穀，例如該隱是農夫或「種地的」（</w:t>
+      </w:r>
+      <w:hyperlink r:id="rId13">
         <w:r>
           <w:rPr>
             <w:lang w:val="zh_TW" w:bidi="zh_TW"/>
@@ -512,10 +502,16 @@
             <w:color w:val="0000EE"/>
             <w:u w:val="single"/>
           </w:rPr>
-          <w:t>詩19:1，</w:t>
+          <w:t>創4:2</w:t>
         </w:r>
       </w:hyperlink>
-      <w:hyperlink r:id="rId25">
+      <w:r>
+        <w:rPr>
+          <w:lang w:val="zh_TW" w:bidi="zh_TW"/>
+        </w:rPr>
+        <w:t>），但並不清楚他所種的具體是甚麼。考古學家在近東地區，發現大約公元前6800年已有五穀農耕的證據。以撒在基拉耳撒種五穀（</w:t>
+      </w:r>
+      <w:hyperlink r:id="rId18">
         <w:r>
           <w:rPr>
             <w:lang w:val="zh_TW" w:bidi="zh_TW"/>
@@ -524,16 +520,16 @@
             <w:color w:val="0000EE"/>
             <w:u w:val="single"/>
           </w:rPr>
-          <w:t>97:6</w:t>
+          <w:t>創26:12</w:t>
         </w:r>
       </w:hyperlink>
       <w:r>
         <w:rPr>
           <w:lang w:val="zh_TW" w:bidi="zh_TW"/>
         </w:rPr>
-        <w:t>；</w:t>
-      </w:r>
-      <w:hyperlink r:id="rId26">
+        <w:t>），而約瑟夢見禾捆（</w:t>
+      </w:r>
+      <w:hyperlink r:id="rId19">
         <w:r>
           <w:rPr>
             <w:lang w:val="zh_TW" w:bidi="zh_TW"/>
@@ -542,16 +538,16 @@
             <w:color w:val="0000EE"/>
             <w:u w:val="single"/>
           </w:rPr>
-          <w:t>羅1:20</w:t>
+          <w:t>創37:6</w:t>
         </w:r>
       </w:hyperlink>
       <w:r>
         <w:rPr>
           <w:lang w:val="zh_TW" w:bidi="zh_TW"/>
         </w:rPr>
-        <w:t>），也藉著祂拯救和解救的偉大行動彰顯（</w:t>
-      </w:r>
-      <w:hyperlink r:id="rId27">
+        <w:t>–</w:t>
+      </w:r>
+      <w:hyperlink r:id="rId19">
         <w:r>
           <w:rPr>
             <w:lang w:val="zh_TW" w:bidi="zh_TW"/>
@@ -560,211 +556,14 @@
             <w:color w:val="0000EE"/>
             <w:u w:val="single"/>
           </w:rPr>
-          <w:t>代上16:24</w:t>
+          <w:t>7</w:t>
         </w:r>
       </w:hyperlink>
       <w:r>
         <w:rPr>
           <w:lang w:val="zh_TW" w:bidi="zh_TW"/>
         </w:rPr>
-        <w:t>；</w:t>
-      </w:r>
-      <w:hyperlink r:id="rId28">
-        <w:r>
-          <w:rPr>
-            <w:lang w:val="zh_TW" w:bidi="zh_TW"/>
-          </w:rPr>
-          <w:rPr>
-            <w:color w:val="0000EE"/>
-            <w:u w:val="single"/>
-          </w:rPr>
-          <w:t>詩72:18–19，</w:t>
-        </w:r>
-      </w:hyperlink>
-      <w:hyperlink r:id="rId29">
-        <w:r>
-          <w:rPr>
-            <w:lang w:val="zh_TW" w:bidi="zh_TW"/>
-          </w:rPr>
-          <w:rPr>
-            <w:color w:val="0000EE"/>
-            <w:u w:val="single"/>
-          </w:rPr>
-          <w:t>96:3，</w:t>
-        </w:r>
-      </w:hyperlink>
-      <w:hyperlink r:id="rId30">
-        <w:r>
-          <w:rPr>
-            <w:lang w:val="zh_TW" w:bidi="zh_TW"/>
-          </w:rPr>
-          <w:rPr>
-            <w:color w:val="0000EE"/>
-            <w:u w:val="single"/>
-          </w:rPr>
-          <w:t>145:10–12</w:t>
-        </w:r>
-      </w:hyperlink>
-      <w:r>
-        <w:rPr>
-          <w:lang w:val="zh_TW" w:bidi="zh_TW"/>
-        </w:rPr>
-        <w:t>；</w:t>
-      </w:r>
-      <w:hyperlink r:id="rId31">
-        <w:r>
-          <w:rPr>
-            <w:lang w:val="zh_TW" w:bidi="zh_TW"/>
-          </w:rPr>
-          <w:rPr>
-            <w:color w:val="0000EE"/>
-            <w:u w:val="single"/>
-          </w:rPr>
-          <w:t>約11:4、40</w:t>
-        </w:r>
-      </w:hyperlink>
-      <w:r>
-        <w:rPr>
-          <w:lang w:val="zh_TW" w:bidi="zh_TW"/>
-        </w:rPr>
-        <w:t>）。祂的榮耀是人讚美祂的主題（</w:t>
-      </w:r>
-      <w:hyperlink r:id="rId32">
-        <w:r>
-          <w:rPr>
-            <w:lang w:val="zh_TW" w:bidi="zh_TW"/>
-          </w:rPr>
-          <w:rPr>
-            <w:color w:val="0000EE"/>
-            <w:u w:val="single"/>
-          </w:rPr>
-          <w:t>代上16:24–29</w:t>
-        </w:r>
-      </w:hyperlink>
-      <w:r>
-        <w:rPr>
-          <w:lang w:val="zh_TW" w:bidi="zh_TW"/>
-        </w:rPr>
-        <w:t>；</w:t>
-      </w:r>
-      <w:hyperlink r:id="rId33">
-        <w:r>
-          <w:rPr>
-            <w:lang w:val="zh_TW" w:bidi="zh_TW"/>
-          </w:rPr>
-          <w:rPr>
-            <w:color w:val="0000EE"/>
-            <w:u w:val="single"/>
-          </w:rPr>
-          <w:t>詩29:1–2、9，</w:t>
-        </w:r>
-      </w:hyperlink>
-      <w:hyperlink r:id="rId34">
-        <w:r>
-          <w:rPr>
-            <w:lang w:val="zh_TW" w:bidi="zh_TW"/>
-          </w:rPr>
-          <w:rPr>
-            <w:color w:val="0000EE"/>
-            <w:u w:val="single"/>
-          </w:rPr>
-          <w:t>66:1–2，</w:t>
-        </w:r>
-      </w:hyperlink>
-      <w:hyperlink r:id="rId35">
-        <w:r>
-          <w:rPr>
-            <w:lang w:val="zh_TW" w:bidi="zh_TW"/>
-          </w:rPr>
-          <w:rPr>
-            <w:color w:val="0000EE"/>
-            <w:u w:val="single"/>
-          </w:rPr>
-          <w:t>96:7–8，</w:t>
-        </w:r>
-      </w:hyperlink>
-      <w:hyperlink r:id="rId36">
-        <w:r>
-          <w:rPr>
-            <w:lang w:val="zh_TW" w:bidi="zh_TW"/>
-          </w:rPr>
-          <w:rPr>
-            <w:color w:val="0000EE"/>
-            <w:u w:val="single"/>
-          </w:rPr>
-          <w:t>115:1</w:t>
-        </w:r>
-      </w:hyperlink>
-      <w:r>
-        <w:rPr>
-          <w:lang w:val="zh_TW" w:bidi="zh_TW"/>
-        </w:rPr>
-        <w:t>；</w:t>
-      </w:r>
-      <w:hyperlink r:id="rId37">
-        <w:r>
-          <w:rPr>
-            <w:lang w:val="zh_TW" w:bidi="zh_TW"/>
-          </w:rPr>
-          <w:rPr>
-            <w:color w:val="0000EE"/>
-            <w:u w:val="single"/>
-          </w:rPr>
-          <w:t>賽42:12</w:t>
-        </w:r>
-      </w:hyperlink>
-      <w:r>
-        <w:rPr>
-          <w:lang w:val="zh_TW" w:bidi="zh_TW"/>
-        </w:rPr>
-        <w:t>；</w:t>
-      </w:r>
-      <w:hyperlink r:id="rId38">
-        <w:r>
-          <w:rPr>
-            <w:lang w:val="zh_TW" w:bidi="zh_TW"/>
-          </w:rPr>
-          <w:rPr>
-            <w:color w:val="0000EE"/>
-            <w:u w:val="single"/>
-          </w:rPr>
-          <w:t>羅4:20</w:t>
-        </w:r>
-      </w:hyperlink>
-      <w:r>
-        <w:rPr>
-          <w:lang w:val="zh_TW" w:bidi="zh_TW"/>
-        </w:rPr>
-        <w:t>；</w:t>
-      </w:r>
-      <w:hyperlink r:id="rId39">
-        <w:r>
-          <w:rPr>
-            <w:lang w:val="zh_TW" w:bidi="zh_TW"/>
-          </w:rPr>
-          <w:rPr>
-            <w:color w:val="0000EE"/>
-            <w:u w:val="single"/>
-          </w:rPr>
-          <w:t>腓2:9–11</w:t>
-        </w:r>
-      </w:hyperlink>
-      <w:r>
-        <w:rPr>
-          <w:lang w:val="zh_TW" w:bidi="zh_TW"/>
-        </w:rPr>
-        <w:t>）。</w:t>
-      </w:r>
-    </w:p>
-    <w:p>
-      <w:pPr>
-        <w:pStyle w:val="Heading4"/>
-      </w:pPr>
-      <w:r>
-        <w:rPr>
-          <w:lang w:val="zh_TW" w:bidi="zh_TW"/>
-        </w:rPr>
-        <w:t>作為祂的臨在</w:t>
+        <w:t>）。約瑟很可能從埃及人那裡學到更多關於五穀種植的知識，因為埃及人在尼羅河肥沃的土地上種植五穀。</w:t>
       </w:r>
     </w:p>
     <w:p>
@@ -778,7 +577,61 @@
         <w:rPr>
           <w:lang w:val="zh_TW" w:bidi="zh_TW"/>
         </w:rPr>
-        <w:t>提到主的榮耀時，通常是指祂臨在的特定歷史顯現；這些場合通常與光和火的意象密切相關。最典型的例子是猶太拉比文獻中所稱的「舍吉拿榮耀（Shekinah Glory）」，意為「居住的榮耀」，主要指舊約中神在雲柱和火柱中的臨在。</w:t>
+        <w:t>然而，真正教導以色列人如何種植五穀的是迦南人。約書亞與迦勒在加低斯·巴尼亞向以色列人回報，說迦南地很豐饒（</w:t>
+      </w:r>
+      <w:hyperlink r:id="rId20">
+        <w:r>
+          <w:rPr>
+            <w:lang w:val="zh_TW" w:bidi="zh_TW"/>
+          </w:rPr>
+          <w:rPr>
+            <w:color w:val="0000EE"/>
+            <w:u w:val="single"/>
+          </w:rPr>
+          <w:t>民13:26</w:t>
+        </w:r>
+      </w:hyperlink>
+      <w:r>
+        <w:rPr>
+          <w:lang w:val="zh_TW" w:bidi="zh_TW"/>
+        </w:rPr>
+        <w:t>），被征服的迦南人很可能協助以色列人學習農耕技術。以色列人與迦南人密切來往，也可能導致他們不斷拜偶像（</w:t>
+      </w:r>
+      <w:hyperlink r:id="rId21">
+        <w:r>
+          <w:rPr>
+            <w:lang w:val="zh_TW" w:bidi="zh_TW"/>
+          </w:rPr>
+          <w:rPr>
+            <w:color w:val="0000EE"/>
+            <w:u w:val="single"/>
+          </w:rPr>
+          <w:t>士9:27</w:t>
+        </w:r>
+      </w:hyperlink>
+      <w:r>
+        <w:rPr>
+          <w:lang w:val="zh_TW" w:bidi="zh_TW"/>
+        </w:rPr>
+        <w:t>）。我們不清楚他們由遊牧生活變成定居生活的過程需時多久；有些支派一直保持遊牧，但到了列王時期，許多以色列人已經在耕作土地（</w:t>
+      </w:r>
+      <w:hyperlink r:id="rId22">
+        <w:r>
+          <w:rPr>
+            <w:lang w:val="zh_TW" w:bidi="zh_TW"/>
+          </w:rPr>
+          <w:rPr>
+            <w:color w:val="0000EE"/>
+            <w:u w:val="single"/>
+          </w:rPr>
+          <w:t>撒下14:30</w:t>
+        </w:r>
+      </w:hyperlink>
+      <w:r>
+        <w:rPr>
+          <w:lang w:val="zh_TW" w:bidi="zh_TW"/>
+        </w:rPr>
+        <w:t>）。</w:t>
       </w:r>
     </w:p>
     <w:p>
@@ -792,9 +645,9 @@
         <w:rPr>
           <w:lang w:val="zh_TW" w:bidi="zh_TW"/>
         </w:rPr>
-        <w:t>首次明確提到榮耀的雲彩的經文出現在</w:t>
-      </w:r>
-      <w:hyperlink r:id="rId40">
+        <w:t>小麥是最重要的農作物之一。所羅門將大量的小麥、大麥與油送給希蘭（</w:t>
+      </w:r>
+      <w:hyperlink r:id="rId23">
         <w:r>
           <w:rPr>
             <w:lang w:val="zh_TW" w:bidi="zh_TW"/>
@@ -803,16 +656,16 @@
             <w:color w:val="0000EE"/>
             <w:u w:val="single"/>
           </w:rPr>
-          <w:t>出埃及記十三章21至22節</w:t>
+          <w:t>代下2:10</w:t>
         </w:r>
       </w:hyperlink>
       <w:r>
         <w:rPr>
           <w:lang w:val="zh_TW" w:bidi="zh_TW"/>
         </w:rPr>
-        <w:t>。在出埃及事件中，神的榮耀顯現在雲柱和火柱中，引領百姓穿越海洋和曠野（</w:t>
-      </w:r>
-      <w:hyperlink r:id="rId41">
+        <w:t>），小麥亦持續成為主要出口產品（</w:t>
+      </w:r>
+      <w:hyperlink r:id="rId24">
         <w:r>
           <w:rPr>
             <w:lang w:val="zh_TW" w:bidi="zh_TW"/>
@@ -821,16 +674,16 @@
             <w:color w:val="0000EE"/>
             <w:u w:val="single"/>
           </w:rPr>
-          <w:t>尼9:11–12、19</w:t>
+          <w:t>結27:17</w:t>
         </w:r>
       </w:hyperlink>
       <w:r>
         <w:rPr>
           <w:lang w:val="zh_TW" w:bidi="zh_TW"/>
         </w:rPr>
-        <w:t>）。在西奈山，當以色列人安營在山下時，神的榮耀伴隨雲和火降臨，向摩西說話，並讓百姓看見（</w:t>
-      </w:r>
-      <w:hyperlink r:id="rId42">
+        <w:t>）。大麥是第二重要的作物，早期是餅的主要原料（</w:t>
+      </w:r>
+      <w:hyperlink r:id="rId25">
         <w:r>
           <w:rPr>
             <w:lang w:val="zh_TW" w:bidi="zh_TW"/>
@@ -839,10 +692,16 @@
             <w:color w:val="0000EE"/>
             <w:u w:val="single"/>
           </w:rPr>
-          <w:t>出19:9、16–18，</w:t>
+          <w:t>士7:13</w:t>
         </w:r>
       </w:hyperlink>
-      <w:hyperlink r:id="rId43">
+      <w:r>
+        <w:rPr>
+          <w:lang w:val="zh_TW" w:bidi="zh_TW"/>
+        </w:rPr>
+        <w:t>），後來成為較貧窮者的重要食物（</w:t>
+      </w:r>
+      <w:hyperlink r:id="rId26">
         <w:r>
           <w:rPr>
             <w:lang w:val="zh_TW" w:bidi="zh_TW"/>
@@ -851,80 +710,14 @@
             <w:color w:val="0000EE"/>
             <w:u w:val="single"/>
           </w:rPr>
-          <w:t>24:15–18</w:t>
+          <w:t>約6:9、13</w:t>
         </w:r>
       </w:hyperlink>
       <w:r>
         <w:rPr>
           <w:lang w:val="zh_TW" w:bidi="zh_TW"/>
         </w:rPr>
-        <w:t>；</w:t>
-      </w:r>
-      <w:hyperlink r:id="rId44">
-        <w:r>
-          <w:rPr>
-            <w:lang w:val="zh_TW" w:bidi="zh_TW"/>
-          </w:rPr>
-          <w:rPr>
-            <w:color w:val="0000EE"/>
-            <w:u w:val="single"/>
-          </w:rPr>
-          <w:t>申5:5、22–24</w:t>
-        </w:r>
-      </w:hyperlink>
-      <w:r>
-        <w:rPr>
-          <w:lang w:val="zh_TW" w:bidi="zh_TW"/>
-        </w:rPr>
-        <w:t>）。當摩西得以一睹未被雲火遮蔽的榮耀時，他的臉發光，百姓對此感到懼怕，他需要用帕子蒙上臉（</w:t>
-      </w:r>
-      <w:hyperlink r:id="rId45">
-        <w:r>
-          <w:rPr>
-            <w:lang w:val="zh_TW" w:bidi="zh_TW"/>
-          </w:rPr>
-          <w:rPr>
-            <w:color w:val="0000EE"/>
-            <w:u w:val="single"/>
-          </w:rPr>
-          <w:t>出33:18–23，</w:t>
-        </w:r>
-      </w:hyperlink>
-      <w:hyperlink r:id="rId46">
-        <w:r>
-          <w:rPr>
-            <w:lang w:val="zh_TW" w:bidi="zh_TW"/>
-          </w:rPr>
-          <w:rPr>
-            <w:color w:val="0000EE"/>
-            <w:u w:val="single"/>
-          </w:rPr>
-          <w:t>34:29–35</w:t>
-        </w:r>
-      </w:hyperlink>
-      <w:r>
-        <w:rPr>
-          <w:lang w:val="zh_TW" w:bidi="zh_TW"/>
-        </w:rPr>
-        <w:t>；</w:t>
-      </w:r>
-      <w:hyperlink r:id="rId47">
-        <w:r>
-          <w:rPr>
-            <w:lang w:val="zh_TW" w:bidi="zh_TW"/>
-          </w:rPr>
-          <w:rPr>
-            <w:color w:val="0000EE"/>
-            <w:u w:val="single"/>
-          </w:rPr>
-          <w:t>林後3:7–18</w:t>
-        </w:r>
-      </w:hyperlink>
-      <w:r>
-        <w:rPr>
-          <w:lang w:val="zh_TW" w:bidi="zh_TW"/>
-        </w:rPr>
-        <w:t>）。</w:t>
+        <w:t>），大麥亦用來餵牲畜。</w:t>
       </w:r>
     </w:p>
     <w:p>
@@ -938,9 +731,9 @@
         <w:rPr>
           <w:lang w:val="zh_TW" w:bidi="zh_TW"/>
         </w:rPr>
-        <w:t>以色列圍繞著西奈山上的神的榮耀紮營的畫面，描繪神住在祂百姓中間的情景。當會幕完成後，百姓開始旅程時，神同在的榮耀雲彩始終停留在他們上方（</w:t>
-      </w:r>
-      <w:hyperlink r:id="rId48">
+        <w:t>其它田間作物包括豆子與紅豆（</w:t>
+      </w:r>
+      <w:hyperlink r:id="rId27">
         <w:r>
           <w:rPr>
             <w:lang w:val="zh_TW" w:bidi="zh_TW"/>
@@ -949,16 +742,16 @@
             <w:color w:val="0000EE"/>
             <w:u w:val="single"/>
           </w:rPr>
-          <w:t>出40:34–38</w:t>
+          <w:t>撒下17:28</w:t>
         </w:r>
       </w:hyperlink>
       <w:r>
         <w:rPr>
           <w:lang w:val="zh_TW" w:bidi="zh_TW"/>
         </w:rPr>
-        <w:t>；</w:t>
-      </w:r>
-      <w:hyperlink r:id="rId49">
+        <w:t>），這些作物會磨成麵，有時用來做餅（</w:t>
+      </w:r>
+      <w:hyperlink r:id="rId28">
         <w:r>
           <w:rPr>
             <w:lang w:val="zh_TW" w:bidi="zh_TW"/>
@@ -967,16 +760,16 @@
             <w:color w:val="0000EE"/>
             <w:u w:val="single"/>
           </w:rPr>
-          <w:t>民10:11–12</w:t>
+          <w:t>結4:9</w:t>
         </w:r>
       </w:hyperlink>
       <w:r>
         <w:rPr>
           <w:lang w:val="zh_TW" w:bidi="zh_TW"/>
         </w:rPr>
-        <w:t>）。當他們安營時，各支派圍繞會幕紮營（</w:t>
-      </w:r>
-      <w:hyperlink r:id="rId50">
+        <w:t>）。韭菜、蒜、蔥用作調味，而大茴香、芫荽、小茴香、薄荷、芸香與芥菜用作香料。麻十分重要（</w:t>
+      </w:r>
+      <w:hyperlink r:id="rId29">
         <w:r>
           <w:rPr>
             <w:lang w:val="zh_TW" w:bidi="zh_TW"/>
@@ -985,16 +778,16 @@
             <w:color w:val="0000EE"/>
             <w:u w:val="single"/>
           </w:rPr>
-          <w:t>民1:50–2:2</w:t>
+          <w:t>書2:6</w:t>
         </w:r>
       </w:hyperlink>
       <w:r>
         <w:rPr>
           <w:lang w:val="zh_TW" w:bidi="zh_TW"/>
         </w:rPr>
-        <w:t>），雲彩提醒他們，神與他們同在。後來，同樣的榮耀充滿了所羅門所建的新聖殿（</w:t>
-      </w:r>
-      <w:hyperlink r:id="rId51">
+        <w:t>）。當時亦有種植少量棉花（</w:t>
+      </w:r>
+      <w:hyperlink r:id="rId30">
         <w:r>
           <w:rPr>
             <w:lang w:val="zh_TW" w:bidi="zh_TW"/>
@@ -1003,68 +796,25 @@
             <w:color w:val="0000EE"/>
             <w:u w:val="single"/>
           </w:rPr>
-          <w:t>代下5:13–6:1，</w:t>
+          <w:t>賽19:9</w:t>
         </w:r>
       </w:hyperlink>
-      <w:hyperlink r:id="rId52">
-        <w:r>
-          <w:rPr>
-            <w:lang w:val="zh_TW" w:bidi="zh_TW"/>
-          </w:rPr>
-          <w:rPr>
-            <w:color w:val="0000EE"/>
-            <w:u w:val="single"/>
-          </w:rPr>
-          <w:t>7:1–3</w:t>
-        </w:r>
-      </w:hyperlink>
-      <w:r>
-        <w:rPr>
-          <w:lang w:val="zh_TW" w:bidi="zh_TW"/>
-        </w:rPr>
-        <w:t>）。詩篇作者讚頌耶路撒冷和聖殿為神榮耀的居所（</w:t>
-      </w:r>
-      <w:hyperlink r:id="rId53">
-        <w:r>
-          <w:rPr>
-            <w:lang w:val="zh_TW" w:bidi="zh_TW"/>
-          </w:rPr>
-          <w:rPr>
-            <w:color w:val="0000EE"/>
-            <w:u w:val="single"/>
-          </w:rPr>
-          <w:t>詩26:8，</w:t>
-        </w:r>
-      </w:hyperlink>
-      <w:hyperlink r:id="rId54">
-        <w:r>
-          <w:rPr>
-            <w:lang w:val="zh_TW" w:bidi="zh_TW"/>
-          </w:rPr>
-          <w:rPr>
-            <w:color w:val="0000EE"/>
-            <w:u w:val="single"/>
-          </w:rPr>
-          <w:t>63:2，</w:t>
-        </w:r>
-      </w:hyperlink>
-      <w:hyperlink r:id="rId55">
-        <w:r>
-          <w:rPr>
-            <w:lang w:val="zh_TW" w:bidi="zh_TW"/>
-          </w:rPr>
-          <w:rPr>
-            <w:color w:val="0000EE"/>
-            <w:u w:val="single"/>
-          </w:rPr>
-          <w:t>85:9</w:t>
-        </w:r>
-      </w:hyperlink>
-      <w:r>
-        <w:rPr>
-          <w:lang w:val="zh_TW" w:bidi="zh_TW"/>
-        </w:rPr>
-        <w:t>）；神住在祂百姓中間。</w:t>
+      <w:r>
+        <w:rPr>
+          <w:lang w:val="zh_TW" w:bidi="zh_TW"/>
+        </w:rPr>
+        <w:t>）。羊毛用來補充纖維的供應。到了羅馬時期，棉花的重要性已經超過麻。</w:t>
+      </w:r>
+    </w:p>
+    <w:p>
+      <w:pPr>
+        <w:pStyle w:val="Heading3"/>
+      </w:pPr>
+      <w:r>
+        <w:rPr>
+          <w:lang w:val="zh_TW" w:bidi="zh_TW"/>
+        </w:rPr>
+        <w:t>果樹栽種</w:t>
       </w:r>
     </w:p>
     <w:p>
@@ -1078,145 +828,18 @@
         <w:rPr>
           <w:lang w:val="zh_TW" w:bidi="zh_TW"/>
         </w:rPr>
-        <w:t>然而，在以色列歷史的後期，他們否認神榮耀的同在（</w:t>
-      </w:r>
-      <w:hyperlink r:id="rId56">
-        <w:r>
-          <w:rPr>
-            <w:lang w:val="zh_TW" w:bidi="zh_TW"/>
-          </w:rPr>
-          <w:rPr>
-            <w:color w:val="0000EE"/>
-            <w:u w:val="single"/>
-          </w:rPr>
-          <w:t>賽3:8</w:t>
-        </w:r>
-      </w:hyperlink>
-      <w:r>
-        <w:rPr>
-          <w:lang w:val="zh_TW" w:bidi="zh_TW"/>
-        </w:rPr>
-        <w:t>），並以人手製造的偶像取代耶和華的榮耀（</w:t>
-      </w:r>
-      <w:hyperlink r:id="rId57">
-        <w:r>
-          <w:rPr>
-            <w:lang w:val="zh_TW" w:bidi="zh_TW"/>
-          </w:rPr>
-          <w:rPr>
-            <w:color w:val="0000EE"/>
-            <w:u w:val="single"/>
-          </w:rPr>
-          <w:t>詩106:20</w:t>
-        </w:r>
-      </w:hyperlink>
-      <w:r>
-        <w:rPr>
-          <w:lang w:val="zh_TW" w:bidi="zh_TW"/>
-        </w:rPr>
-        <w:t>；</w:t>
-      </w:r>
-      <w:hyperlink r:id="rId58">
-        <w:r>
-          <w:rPr>
-            <w:lang w:val="zh_TW" w:bidi="zh_TW"/>
-          </w:rPr>
-          <w:rPr>
-            <w:color w:val="0000EE"/>
-            <w:u w:val="single"/>
-          </w:rPr>
-          <w:t>耶2:10–11</w:t>
-        </w:r>
-      </w:hyperlink>
-      <w:r>
-        <w:rPr>
-          <w:lang w:val="zh_TW" w:bidi="zh_TW"/>
-        </w:rPr>
-        <w:t>；參</w:t>
-      </w:r>
-      <w:hyperlink r:id="rId59">
-        <w:r>
-          <w:rPr>
-            <w:lang w:val="zh_TW" w:bidi="zh_TW"/>
-          </w:rPr>
-          <w:rPr>
-            <w:color w:val="0000EE"/>
-            <w:u w:val="single"/>
-          </w:rPr>
-          <w:t>羅1:23</w:t>
-        </w:r>
-      </w:hyperlink>
-      <w:r>
-        <w:rPr>
-          <w:lang w:val="zh_TW" w:bidi="zh_TW"/>
-        </w:rPr>
-        <w:t>）。因他們的悖逆，審判臨到耶路撒冷，執行違背約而帶來的懲罰。神不再作悖逆祂的百姓的神（</w:t>
-      </w:r>
-      <w:hyperlink r:id="rId60">
-        <w:r>
-          <w:rPr>
-            <w:lang w:val="zh_TW" w:bidi="zh_TW"/>
-          </w:rPr>
-          <w:rPr>
-            <w:color w:val="0000EE"/>
-            <w:u w:val="single"/>
-          </w:rPr>
-          <w:t>何1:9</w:t>
-        </w:r>
-      </w:hyperlink>
-      <w:r>
-        <w:rPr>
-          <w:lang w:val="zh_TW" w:bidi="zh_TW"/>
-        </w:rPr>
-        <w:t>）。神榮耀的雲彩離開了聖殿（</w:t>
-      </w:r>
-      <w:hyperlink r:id="rId61">
-        <w:r>
-          <w:rPr>
-            <w:lang w:val="zh_TW" w:bidi="zh_TW"/>
-          </w:rPr>
-          <w:rPr>
-            <w:color w:val="0000EE"/>
-            <w:u w:val="single"/>
-          </w:rPr>
-          <w:t>結10:4、18–19，</w:t>
-        </w:r>
-      </w:hyperlink>
-      <w:hyperlink r:id="rId62">
-        <w:r>
-          <w:rPr>
-            <w:lang w:val="zh_TW" w:bidi="zh_TW"/>
-          </w:rPr>
-          <w:rPr>
-            <w:color w:val="0000EE"/>
-            <w:u w:val="single"/>
-          </w:rPr>
-          <w:t>11:22</w:t>
-        </w:r>
-      </w:hyperlink>
-      <w:r>
-        <w:rPr>
-          <w:lang w:val="zh_TW" w:bidi="zh_TW"/>
-        </w:rPr>
-        <w:t>），然後以色列人被擄（</w:t>
-      </w:r>
-      <w:hyperlink r:id="rId63">
-        <w:r>
-          <w:rPr>
-            <w:lang w:val="zh_TW" w:bidi="zh_TW"/>
-          </w:rPr>
-          <w:rPr>
-            <w:color w:val="0000EE"/>
-            <w:u w:val="single"/>
-          </w:rPr>
-          <w:t>12:1–15</w:t>
-        </w:r>
-      </w:hyperlink>
-      <w:r>
-        <w:rPr>
-          <w:lang w:val="zh_TW" w:bidi="zh_TW"/>
-        </w:rPr>
-        <w:t>）。</w:t>
+        <w:t>以色列人定居之後，開始種植果園與葡萄園，而這些園子後來成為富足的象徵。葡萄園出產可喝的酒，橄欖園提供可用於烹調、化妝與醫用的油。他們亦種植無花果與石榴。相比早期的農耕方式，種植這些作物需要更多技巧與器具。</w:t>
+      </w:r>
+    </w:p>
+    <w:p>
+      <w:pPr>
+        <w:pStyle w:val="Heading3"/>
+      </w:pPr>
+      <w:r>
+        <w:rPr>
+          <w:lang w:val="zh_TW" w:bidi="zh_TW"/>
+        </w:rPr>
+        <w:t>耕作</w:t>
       </w:r>
     </w:p>
     <w:p>
@@ -1230,9 +853,9 @@
         <w:rPr>
           <w:lang w:val="zh_TW" w:bidi="zh_TW"/>
         </w:rPr>
-        <w:t>然而，神決定在這審判中留下餘民，以重建城和聖殿。以西結在異象中看見耶和華的榮耀回到聖殿中（</w:t>
-      </w:r>
-      <w:hyperlink r:id="rId64">
+        <w:t>整個聖經時代，大部分務農工作都由農夫自己完成。他們在開始種植前，要先清理土地上的樹林（</w:t>
+      </w:r>
+      <w:hyperlink r:id="rId31">
         <w:r>
           <w:rPr>
             <w:lang w:val="zh_TW" w:bidi="zh_TW"/>
@@ -1241,16 +864,16 @@
             <w:color w:val="0000EE"/>
             <w:u w:val="single"/>
           </w:rPr>
-          <w:t>結43:2–9</w:t>
+          <w:t>書17:18</w:t>
         </w:r>
       </w:hyperlink>
       <w:r>
         <w:rPr>
           <w:lang w:val="zh_TW" w:bidi="zh_TW"/>
         </w:rPr>
-        <w:t>），這是一個榮耀回到純潔百姓並永遠與他們同住的時刻。當被擄結束、第二聖殿建造時，哈該和撒迦利亞以神榮耀將如同初建的聖殿般充滿新聖殿的應許，鼓勵百姓繼續建造，並使榮耀「住在你們中間」（</w:t>
-      </w:r>
-      <w:hyperlink r:id="rId65">
+        <w:t>）、石頭（</w:t>
+      </w:r>
+      <w:hyperlink r:id="rId32">
         <w:r>
           <w:rPr>
             <w:lang w:val="zh_TW" w:bidi="zh_TW"/>
@@ -1259,43 +882,14 @@
             <w:color w:val="0000EE"/>
             <w:u w:val="single"/>
           </w:rPr>
-          <w:t>該2:3–9</w:t>
+          <w:t>賽5:2</w:t>
         </w:r>
       </w:hyperlink>
       <w:r>
         <w:rPr>
           <w:lang w:val="zh_TW" w:bidi="zh_TW"/>
         </w:rPr>
-        <w:t>；</w:t>
-      </w:r>
-      <w:hyperlink r:id="rId66">
-        <w:r>
-          <w:rPr>
-            <w:lang w:val="zh_TW" w:bidi="zh_TW"/>
-          </w:rPr>
-          <w:rPr>
-            <w:color w:val="0000EE"/>
-            <w:u w:val="single"/>
-          </w:rPr>
-          <w:t>亞2:5、10–11</w:t>
-        </w:r>
-      </w:hyperlink>
-      <w:r>
-        <w:rPr>
-          <w:lang w:val="zh_TW" w:bidi="zh_TW"/>
-        </w:rPr>
-        <w:t>）。</w:t>
-      </w:r>
-    </w:p>
-    <w:p>
-      <w:pPr>
-        <w:pStyle w:val="Heading3"/>
-      </w:pPr>
-      <w:r>
-        <w:rPr>
-          <w:lang w:val="zh_TW" w:bidi="zh_TW"/>
-        </w:rPr>
-        <w:t>耶穌基督顯出神的榮耀</w:t>
+        <w:t>）、雜草和荊棘。有時他們會在山地築梯田，或採用灌溉。這些工序限制了農地規模，所以只有像約伯與波阿斯那樣富有的人才能擁有大片農地。</w:t>
       </w:r>
     </w:p>
     <w:p>
@@ -1309,9 +903,9 @@
         <w:rPr>
           <w:lang w:val="zh_TW" w:bidi="zh_TW"/>
         </w:rPr>
-        <w:t>我們並未被告知舍吉拿榮耀是否回到第二聖殿，但聖經確告訴我們，神的榮耀藉著耶穌基督再次顯現在地上。</w:t>
-      </w:r>
-      <w:hyperlink r:id="rId67">
+        <w:t>農夫為了耕地，會用牛或母牛拉動非常簡單的犁（</w:t>
+      </w:r>
+      <w:hyperlink r:id="rId33">
         <w:r>
           <w:rPr>
             <w:lang w:val="zh_TW" w:bidi="zh_TW"/>
@@ -1320,55 +914,16 @@
             <w:color w:val="0000EE"/>
             <w:u w:val="single"/>
           </w:rPr>
-          <w:t>約翰福音一章14節</w:t>
+          <w:t>士14:18</w:t>
         </w:r>
       </w:hyperlink>
       <w:r>
         <w:rPr>
           <w:lang w:val="zh_TW" w:bidi="zh_TW"/>
         </w:rPr>
-        <w:t>說：「道成了肉身，</w:t>
-      </w:r>
-      <w:r>
-        <w:rPr>
-          <w:i/>
-          <w:lang w:val="zh_TW" w:bidi="zh_TW"/>
-        </w:rPr>
-        <w:t>住</w:t>
-      </w:r>
-      <w:r>
-        <w:rPr>
-          <w:lang w:val="zh_TW" w:bidi="zh_TW"/>
-        </w:rPr>
-        <w:t>在我們中間，充充滿滿地有恩典有真理。我們也見過他的</w:t>
-      </w:r>
-      <w:r>
-        <w:rPr>
-          <w:i/>
-          <w:lang w:val="zh_TW" w:bidi="zh_TW"/>
-        </w:rPr>
-        <w:t>榮光</w:t>
-      </w:r>
-      <w:r>
-        <w:rPr>
-          <w:lang w:val="zh_TW" w:bidi="zh_TW"/>
-        </w:rPr>
-        <w:t>，正是父獨生子的</w:t>
-      </w:r>
-      <w:r>
-        <w:rPr>
-          <w:i/>
-          <w:lang w:val="zh_TW" w:bidi="zh_TW"/>
-        </w:rPr>
-        <w:t>榮光</w:t>
-      </w:r>
-      <w:r>
-        <w:rPr>
-          <w:lang w:val="zh_TW" w:bidi="zh_TW"/>
-        </w:rPr>
-        <w:t>」。耶穌成為神永住榮耀的新會幕。神在耶穌裡住在人間。由於基督是（且仍是）神的真實形像，看到祂臉上的光就等於認識神的榮耀（</w:t>
-      </w:r>
-      <w:hyperlink r:id="rId68">
+        <w:t>；</w:t>
+      </w:r>
+      <w:hyperlink r:id="rId34">
         <w:r>
           <w:rPr>
             <w:lang w:val="zh_TW" w:bidi="zh_TW"/>
@@ -1377,16 +932,16 @@
             <w:color w:val="0000EE"/>
             <w:u w:val="single"/>
           </w:rPr>
-          <w:t>林後4:4–6</w:t>
+          <w:t>摩6:12</w:t>
         </w:r>
       </w:hyperlink>
       <w:r>
         <w:rPr>
           <w:lang w:val="zh_TW" w:bidi="zh_TW"/>
         </w:rPr>
-        <w:t>）。看到耶穌就是看到「外邦人的光， 又是你民以色列的榮耀」（</w:t>
-      </w:r>
-      <w:hyperlink r:id="rId69">
+        <w:t>），有時亦會用驢（</w:t>
+      </w:r>
+      <w:hyperlink r:id="rId35">
         <w:r>
           <w:rPr>
             <w:lang w:val="zh_TW" w:bidi="zh_TW"/>
@@ -1395,86 +950,14 @@
             <w:color w:val="0000EE"/>
             <w:u w:val="single"/>
           </w:rPr>
-          <w:t>路2:30–32</w:t>
+          <w:t>申22:10</w:t>
         </w:r>
       </w:hyperlink>
       <w:r>
         <w:rPr>
           <w:lang w:val="zh_TW" w:bidi="zh_TW"/>
         </w:rPr>
-        <w:t>）。那些見證耶穌登山變像的門徒（</w:t>
-      </w:r>
-      <w:hyperlink r:id="rId70">
-        <w:r>
-          <w:rPr>
-            <w:lang w:val="zh_TW" w:bidi="zh_TW"/>
-          </w:rPr>
-          <w:rPr>
-            <w:color w:val="0000EE"/>
-            <w:u w:val="single"/>
-          </w:rPr>
-          <w:t>太17:1–8</w:t>
-        </w:r>
-      </w:hyperlink>
-      <w:r>
-        <w:rPr>
-          <w:lang w:val="zh_TW" w:bidi="zh_TW"/>
-        </w:rPr>
-        <w:t>）以奇妙的方式看到祂的榮耀（</w:t>
-      </w:r>
-      <w:hyperlink r:id="rId71">
-        <w:r>
-          <w:rPr>
-            <w:lang w:val="zh_TW" w:bidi="zh_TW"/>
-          </w:rPr>
-          <w:rPr>
-            <w:color w:val="0000EE"/>
-            <w:u w:val="single"/>
-          </w:rPr>
-          <w:t>彼後1:16–17</w:t>
-        </w:r>
-      </w:hyperlink>
-      <w:r>
-        <w:rPr>
-          <w:lang w:val="zh_TW" w:bidi="zh_TW"/>
-        </w:rPr>
-        <w:t>），因為那是從祂人的身體中迸發出的榮耀。這榮耀的顯現預示了基督在復活與升天中所經歷的榮耀（見</w:t>
-      </w:r>
-      <w:hyperlink r:id="rId72">
-        <w:r>
-          <w:rPr>
-            <w:lang w:val="zh_TW" w:bidi="zh_TW"/>
-          </w:rPr>
-          <w:rPr>
-            <w:color w:val="0000EE"/>
-            <w:u w:val="single"/>
-          </w:rPr>
-          <w:t>約17:5</w:t>
-        </w:r>
-      </w:hyperlink>
-      <w:r>
-        <w:rPr>
-          <w:lang w:val="zh_TW" w:bidi="zh_TW"/>
-        </w:rPr>
-        <w:t>；</w:t>
-      </w:r>
-      <w:hyperlink r:id="rId73">
-        <w:r>
-          <w:rPr>
-            <w:lang w:val="zh_TW" w:bidi="zh_TW"/>
-          </w:rPr>
-          <w:rPr>
-            <w:color w:val="0000EE"/>
-            <w:u w:val="single"/>
-          </w:rPr>
-          <w:t>腓2:5–11</w:t>
-        </w:r>
-      </w:hyperlink>
-      <w:r>
-        <w:rPr>
-          <w:lang w:val="zh_TW" w:bidi="zh_TW"/>
-        </w:rPr>
-        <w:t>）。</w:t>
+        <w:t>）。他們用鋤頭或趕杖打碎土塊，再拖著簡單的耙子使地面平滑，那耙子可能只是一棵荊棘或一塊拉地的木板。人會親手撒種，可以細心撒在犁出的溝裡，也可以把種子撒在地面，再用耙子或木板輕輕覆蓋著。雜草則用犁、耙或鋤頭來處理。</w:t>
       </w:r>
     </w:p>
     <w:p>
@@ -1488,9 +971,9 @@
         <w:rPr>
           <w:lang w:val="zh_TW" w:bidi="zh_TW"/>
         </w:rPr>
-        <w:t>因為耶穌謙卑自己，順服至死，神就將祂升為至高（</w:t>
-      </w:r>
-      <w:hyperlink r:id="rId74">
+        <w:t>聖經時代的農具幾乎沒有甚麼改變。犁是一件簡單的J形硬木工具，一端繫在牛身上，另一端由操作者扶著。這件基本工具只能翻鬆四至五英吋（10到13公分）的土壤。以色列人出埃及後，犁頭開始用鐵來製作（</w:t>
+      </w:r>
+      <w:hyperlink r:id="rId36">
         <w:r>
           <w:rPr>
             <w:lang w:val="zh_TW" w:bidi="zh_TW"/>
@@ -1499,224 +982,14 @@
             <w:color w:val="0000EE"/>
             <w:u w:val="single"/>
           </w:rPr>
-          <w:t>腓2:8–9</w:t>
+          <w:t>撒上13:20</w:t>
         </w:r>
       </w:hyperlink>
       <w:r>
         <w:rPr>
           <w:lang w:val="zh_TW" w:bidi="zh_TW"/>
         </w:rPr>
-        <w:t>）。祂在十字架上受死之後，進入了祂的榮耀（</w:t>
-      </w:r>
-      <w:hyperlink r:id="rId75">
-        <w:r>
-          <w:rPr>
-            <w:lang w:val="zh_TW" w:bidi="zh_TW"/>
-          </w:rPr>
-          <w:rPr>
-            <w:color w:val="0000EE"/>
-            <w:u w:val="single"/>
-          </w:rPr>
-          <w:t>路24:26</w:t>
-        </w:r>
-      </w:hyperlink>
-      <w:r>
-        <w:rPr>
-          <w:lang w:val="zh_TW" w:bidi="zh_TW"/>
-        </w:rPr>
-        <w:t>），擁有一個全新的榮耀身體（</w:t>
-      </w:r>
-      <w:hyperlink r:id="rId76">
-        <w:r>
-          <w:rPr>
-            <w:lang w:val="zh_TW" w:bidi="zh_TW"/>
-          </w:rPr>
-          <w:rPr>
-            <w:color w:val="0000EE"/>
-            <w:u w:val="single"/>
-          </w:rPr>
-          <w:t>林前15:39–43</w:t>
-        </w:r>
-      </w:hyperlink>
-      <w:r>
-        <w:rPr>
-          <w:lang w:val="zh_TW" w:bidi="zh_TW"/>
-        </w:rPr>
-        <w:t>；</w:t>
-      </w:r>
-      <w:hyperlink r:id="rId77">
-        <w:r>
-          <w:rPr>
-            <w:lang w:val="zh_TW" w:bidi="zh_TW"/>
-          </w:rPr>
-          <w:rPr>
-            <w:color w:val="0000EE"/>
-            <w:u w:val="single"/>
-          </w:rPr>
-          <w:t>腓3:21</w:t>
-        </w:r>
-      </w:hyperlink>
-      <w:r>
-        <w:rPr>
-          <w:lang w:val="zh_TW" w:bidi="zh_TW"/>
-        </w:rPr>
-        <w:t>）。榮耀的基督向祂的僕人顯現。司提反看見了祂的榮耀（</w:t>
-      </w:r>
-      <w:hyperlink r:id="rId78">
-        <w:r>
-          <w:rPr>
-            <w:lang w:val="zh_TW" w:bidi="zh_TW"/>
-          </w:rPr>
-          <w:rPr>
-            <w:color w:val="0000EE"/>
-            <w:u w:val="single"/>
-          </w:rPr>
-          <w:t>徒7:55</w:t>
-        </w:r>
-      </w:hyperlink>
-      <w:r>
-        <w:rPr>
-          <w:lang w:val="zh_TW" w:bidi="zh_TW"/>
-        </w:rPr>
-        <w:t>），掃羅因祂的光輝而失明（</w:t>
-      </w:r>
-      <w:hyperlink r:id="rId79">
-        <w:r>
-          <w:rPr>
-            <w:lang w:val="zh_TW" w:bidi="zh_TW"/>
-          </w:rPr>
-          <w:rPr>
-            <w:color w:val="0000EE"/>
-            <w:u w:val="single"/>
-          </w:rPr>
-          <w:t>9:3</w:t>
-        </w:r>
-      </w:hyperlink>
-      <w:r>
-        <w:rPr>
-          <w:lang w:val="zh_TW" w:bidi="zh_TW"/>
-        </w:rPr>
-        <w:t>）。同一位基督被預言將以榮耀再來。祂將坐在寶座上施行審判（</w:t>
-      </w:r>
-      <w:hyperlink r:id="rId80">
-        <w:r>
-          <w:rPr>
-            <w:lang w:val="zh_TW" w:bidi="zh_TW"/>
-          </w:rPr>
-          <w:rPr>
-            <w:color w:val="0000EE"/>
-            <w:u w:val="single"/>
-          </w:rPr>
-          <w:t>太25:31</w:t>
-        </w:r>
-      </w:hyperlink>
-      <w:r>
-        <w:rPr>
-          <w:lang w:val="zh_TW" w:bidi="zh_TW"/>
-        </w:rPr>
-        <w:t>）；惡人將受到懲罰（</w:t>
-      </w:r>
-      <w:hyperlink r:id="rId81">
-        <w:r>
-          <w:rPr>
-            <w:lang w:val="zh_TW" w:bidi="zh_TW"/>
-          </w:rPr>
-          <w:rPr>
-            <w:color w:val="0000EE"/>
-            <w:u w:val="single"/>
-          </w:rPr>
-          <w:t>16:27，</w:t>
-        </w:r>
-      </w:hyperlink>
-      <w:hyperlink r:id="rId82">
-        <w:r>
-          <w:rPr>
-            <w:lang w:val="zh_TW" w:bidi="zh_TW"/>
-          </w:rPr>
-          <w:rPr>
-            <w:color w:val="0000EE"/>
-            <w:u w:val="single"/>
-          </w:rPr>
-          <w:t>24:30</w:t>
-        </w:r>
-      </w:hyperlink>
-      <w:r>
-        <w:rPr>
-          <w:lang w:val="zh_TW" w:bidi="zh_TW"/>
-        </w:rPr>
-        <w:t>；</w:t>
-      </w:r>
-      <w:hyperlink r:id="rId83">
-        <w:r>
-          <w:rPr>
-            <w:lang w:val="zh_TW" w:bidi="zh_TW"/>
-          </w:rPr>
-          <w:rPr>
-            <w:color w:val="0000EE"/>
-            <w:u w:val="single"/>
-          </w:rPr>
-          <w:t>可13:26</w:t>
-        </w:r>
-      </w:hyperlink>
-      <w:r>
-        <w:rPr>
-          <w:lang w:val="zh_TW" w:bidi="zh_TW"/>
-        </w:rPr>
-        <w:t>；</w:t>
-      </w:r>
-      <w:hyperlink r:id="rId84">
-        <w:r>
-          <w:rPr>
-            <w:lang w:val="zh_TW" w:bidi="zh_TW"/>
-          </w:rPr>
-          <w:rPr>
-            <w:color w:val="0000EE"/>
-            <w:u w:val="single"/>
-          </w:rPr>
-          <w:t>路21:27</w:t>
-        </w:r>
-      </w:hyperlink>
-      <w:r>
-        <w:rPr>
-          <w:lang w:val="zh_TW" w:bidi="zh_TW"/>
-        </w:rPr>
-        <w:t>；</w:t>
-      </w:r>
-      <w:hyperlink r:id="rId85">
-        <w:r>
-          <w:rPr>
-            <w:lang w:val="zh_TW" w:bidi="zh_TW"/>
-          </w:rPr>
-          <w:rPr>
-            <w:color w:val="0000EE"/>
-            <w:u w:val="single"/>
-          </w:rPr>
-          <w:t>帖後2:9–10</w:t>
-        </w:r>
-      </w:hyperlink>
-      <w:r>
-        <w:rPr>
-          <w:lang w:val="zh_TW" w:bidi="zh_TW"/>
-        </w:rPr>
-        <w:t>）。那些在人前承認祂的人，不必懼怕祂榮耀的顯現（</w:t>
-      </w:r>
-      <w:hyperlink r:id="rId86">
-        <w:r>
-          <w:rPr>
-            <w:lang w:val="zh_TW" w:bidi="zh_TW"/>
-          </w:rPr>
-          <w:rPr>
-            <w:color w:val="0000EE"/>
-            <w:u w:val="single"/>
-          </w:rPr>
-          <w:t>可8:38</w:t>
-        </w:r>
-      </w:hyperlink>
-      <w:r>
-        <w:rPr>
-          <w:lang w:val="zh_TW" w:bidi="zh_TW"/>
-        </w:rPr>
-        <w:t>）。</w:t>
+        <w:t>），主要是為了使犁頭更耐用。</w:t>
       </w:r>
     </w:p>
     <w:p>
@@ -1730,9 +1003,9 @@
         <w:rPr>
           <w:lang w:val="zh_TW" w:bidi="zh_TW"/>
         </w:rPr>
-        <w:t>到了成全的時候，全地將被祂的榮耀充滿（</w:t>
-      </w:r>
-      <w:hyperlink r:id="rId87">
+        <w:t>巴勒斯坦的農地很少使用肥料。律法規定土地每逢第七年要休耕，好讓土壤的水分與養分得以恢復。由於糞便主要用作燃料，所以給田地施糞作為肥料的做法並不常見。然而，聖經提到有人在樹的周圍施糞（</w:t>
+      </w:r>
+      <w:hyperlink r:id="rId37">
         <w:r>
           <w:rPr>
             <w:lang w:val="zh_TW" w:bidi="zh_TW"/>
@@ -1741,86 +1014,14 @@
             <w:color w:val="0000EE"/>
             <w:u w:val="single"/>
           </w:rPr>
-          <w:t>詩72:19</w:t>
+          <w:t>路13:8</w:t>
         </w:r>
       </w:hyperlink>
       <w:r>
         <w:rPr>
           <w:lang w:val="zh_TW" w:bidi="zh_TW"/>
         </w:rPr>
-        <w:t>；</w:t>
-      </w:r>
-      <w:hyperlink r:id="rId88">
-        <w:r>
-          <w:rPr>
-            <w:lang w:val="zh_TW" w:bidi="zh_TW"/>
-          </w:rPr>
-          <w:rPr>
-            <w:color w:val="0000EE"/>
-            <w:u w:val="single"/>
-          </w:rPr>
-          <w:t>賽6:3</w:t>
-        </w:r>
-      </w:hyperlink>
-      <w:r>
-        <w:rPr>
-          <w:lang w:val="zh_TW" w:bidi="zh_TW"/>
-        </w:rPr>
-        <w:t>；</w:t>
-      </w:r>
-      <w:hyperlink r:id="rId89">
-        <w:r>
-          <w:rPr>
-            <w:lang w:val="zh_TW" w:bidi="zh_TW"/>
-          </w:rPr>
-          <w:rPr>
-            <w:color w:val="0000EE"/>
-            <w:u w:val="single"/>
-          </w:rPr>
-          <w:t>哈2:14</w:t>
-        </w:r>
-      </w:hyperlink>
-      <w:r>
-        <w:rPr>
-          <w:lang w:val="zh_TW" w:bidi="zh_TW"/>
-        </w:rPr>
-        <w:t>）。屆時，不再有榮耀的雲彩停留在聖殿上標誌聖所，因為將有新天新地（</w:t>
-      </w:r>
-      <w:hyperlink r:id="rId90">
-        <w:r>
-          <w:rPr>
-            <w:lang w:val="zh_TW" w:bidi="zh_TW"/>
-          </w:rPr>
-          <w:rPr>
-            <w:color w:val="0000EE"/>
-            <w:u w:val="single"/>
-          </w:rPr>
-          <w:t>啟21:1</w:t>
-        </w:r>
-      </w:hyperlink>
-      <w:r>
-        <w:rPr>
-          <w:lang w:val="zh_TW" w:bidi="zh_TW"/>
-        </w:rPr>
-        <w:t>）。聖城將發出神榮耀的光輝（</w:t>
-      </w:r>
-      <w:hyperlink r:id="rId91">
-        <w:r>
-          <w:rPr>
-            <w:lang w:val="zh_TW" w:bidi="zh_TW"/>
-          </w:rPr>
-          <w:rPr>
-            <w:color w:val="0000EE"/>
-            <w:u w:val="single"/>
-          </w:rPr>
-          <w:t>10–11</w:t>
-        </w:r>
-      </w:hyperlink>
-      <w:r>
-        <w:rPr>
-          <w:lang w:val="zh_TW" w:bidi="zh_TW"/>
-        </w:rPr>
-        <w:t>節）。</w:t>
+        <w:t>）。米示拿記載，人們會用木灰、樹葉、牲畜的血與油渣作為肥料。</w:t>
       </w:r>
     </w:p>
     <w:p>
@@ -1831,7 +1032,7 @@
         <w:rPr>
           <w:lang w:val="zh_TW" w:bidi="zh_TW"/>
         </w:rPr>
-        <w:t>榮耀與神的百姓</w:t>
+        <w:t>收割</w:t>
       </w:r>
     </w:p>
     <w:p>
@@ -1845,22 +1046,9 @@
         <w:rPr>
           <w:lang w:val="zh_TW" w:bidi="zh_TW"/>
         </w:rPr>
-        <w:t>神的百姓已經經歷了神同在的榮耀。舊約中的榮耀的雲彩就是</w:t>
-      </w:r>
-      <w:r>
-        <w:rPr>
-          <w:i/>
-          <w:lang w:val="zh_TW" w:bidi="zh_TW"/>
-        </w:rPr>
-        <w:t>他們</w:t>
-      </w:r>
-      <w:r>
-        <w:rPr>
-          <w:lang w:val="zh_TW" w:bidi="zh_TW"/>
-        </w:rPr>
-        <w:t>的榮耀（</w:t>
-      </w:r>
-      <w:hyperlink r:id="rId57">
+        <w:t>播種在雨季開始時進行，收割則在雨季結束時開始。收割通常至少持續七個星期。有些作物（如豆類）要連根拔起，另一些（如某些五穀）要用鋤頭挖掘。不過大部分作物都是用鐮刀割下。考古學家發現一些鐵製鐮刀，刀刃上鑲有燧石。收割後的五穀會捆成禾捆（</w:t>
+      </w:r>
+      <w:hyperlink r:id="rId38">
         <w:r>
           <w:rPr>
             <w:lang w:val="zh_TW" w:bidi="zh_TW"/>
@@ -1869,86 +1057,14 @@
             <w:color w:val="0000EE"/>
             <w:u w:val="single"/>
           </w:rPr>
-          <w:t>詩106:20</w:t>
+          <w:t>詩126:6</w:t>
         </w:r>
       </w:hyperlink>
       <w:r>
         <w:rPr>
           <w:lang w:val="zh_TW" w:bidi="zh_TW"/>
         </w:rPr>
-        <w:t>；</w:t>
-      </w:r>
-      <w:hyperlink r:id="rId92">
-        <w:r>
-          <w:rPr>
-            <w:lang w:val="zh_TW" w:bidi="zh_TW"/>
-          </w:rPr>
-          <w:rPr>
-            <w:color w:val="0000EE"/>
-            <w:u w:val="single"/>
-          </w:rPr>
-          <w:t>耶2:11</w:t>
-        </w:r>
-      </w:hyperlink>
-      <w:r>
-        <w:rPr>
-          <w:lang w:val="zh_TW" w:bidi="zh_TW"/>
-        </w:rPr>
-        <w:t>）。基督作為神榮耀的化身來到祂的百姓中間，當基督升天後，祂將聖靈賜給信徒（</w:t>
-      </w:r>
-      <w:hyperlink r:id="rId93">
-        <w:r>
-          <w:rPr>
-            <w:lang w:val="zh_TW" w:bidi="zh_TW"/>
-          </w:rPr>
-          <w:rPr>
-            <w:color w:val="0000EE"/>
-            <w:u w:val="single"/>
-          </w:rPr>
-          <w:t>約16:7–14</w:t>
-        </w:r>
-      </w:hyperlink>
-      <w:r>
-        <w:rPr>
-          <w:lang w:val="zh_TW" w:bidi="zh_TW"/>
-        </w:rPr>
-        <w:t>），使神可以住在祂的百姓中間。為基督名受苦的人，榮耀的靈住在他們身上（</w:t>
-      </w:r>
-      <w:hyperlink r:id="rId94">
-        <w:r>
-          <w:rPr>
-            <w:lang w:val="zh_TW" w:bidi="zh_TW"/>
-          </w:rPr>
-          <w:rPr>
-            <w:color w:val="0000EE"/>
-            <w:u w:val="single"/>
-          </w:rPr>
-          <w:t>彼前4:14</w:t>
-        </w:r>
-      </w:hyperlink>
-      <w:r>
-        <w:rPr>
-          <w:lang w:val="zh_TW" w:bidi="zh_TW"/>
-        </w:rPr>
-        <w:t>）；這靈是聖徒榮耀基業的保證（</w:t>
-      </w:r>
-      <w:hyperlink r:id="rId95">
-        <w:r>
-          <w:rPr>
-            <w:lang w:val="zh_TW" w:bidi="zh_TW"/>
-          </w:rPr>
-          <w:rPr>
-            <w:color w:val="0000EE"/>
-            <w:u w:val="single"/>
-          </w:rPr>
-          <w:t>羅8:16–17</w:t>
-        </w:r>
-      </w:hyperlink>
-      <w:r>
-        <w:rPr>
-          <w:lang w:val="zh_TW" w:bidi="zh_TW"/>
-        </w:rPr>
-        <w:t>）。</w:t>
+        <w:t>），再堆成一堆，搬到打穀場去處理。農夫首先收割大麥，然後收割小麥。</w:t>
       </w:r>
     </w:p>
     <w:p>
@@ -1962,9 +1078,9 @@
         <w:rPr>
           <w:lang w:val="zh_TW" w:bidi="zh_TW"/>
         </w:rPr>
-        <w:t>神賜給祂百姓「榮耀的盼望」（</w:t>
-      </w:r>
-      <w:hyperlink r:id="rId96">
+        <w:t>少量的五穀、小茴香、大茴香與其它細小作物會用甩棒敲打（</w:t>
+      </w:r>
+      <w:hyperlink r:id="rId39">
         <w:r>
           <w:rPr>
             <w:lang w:val="zh_TW" w:bidi="zh_TW"/>
@@ -1973,7 +1089,7 @@
             <w:color w:val="0000EE"/>
             <w:u w:val="single"/>
           </w:rPr>
-          <w:t>羅5:2</w:t>
+          <w:t>士6:11</w:t>
         </w:r>
       </w:hyperlink>
       <w:r>
@@ -1982,7 +1098,7 @@
         </w:rPr>
         <w:t>；</w:t>
       </w:r>
-      <w:hyperlink r:id="rId77">
+      <w:hyperlink r:id="rId40">
         <w:r>
           <w:rPr>
             <w:lang w:val="zh_TW" w:bidi="zh_TW"/>
@@ -1991,16 +1107,16 @@
             <w:color w:val="0000EE"/>
             <w:u w:val="single"/>
           </w:rPr>
-          <w:t>腓3:21</w:t>
+          <w:t>得2:17</w:t>
         </w:r>
       </w:hyperlink>
       <w:r>
         <w:rPr>
           <w:lang w:val="zh_TW" w:bidi="zh_TW"/>
         </w:rPr>
-        <w:t>；</w:t>
-      </w:r>
-      <w:hyperlink r:id="rId97">
+        <w:t>）。大部分五穀是在較高的打穀場上處理，好讓風把糠秕吹走。常見的方法是先把鬆散的禾稈攤開，再讓牛在上面走動，使穀粒脫落。有時會用加了石頭的重工具拖過禾稈（</w:t>
+      </w:r>
+      <w:hyperlink r:id="rId41">
         <w:r>
           <w:rPr>
             <w:lang w:val="zh_TW" w:bidi="zh_TW"/>
@@ -2009,16 +1125,10 @@
             <w:color w:val="0000EE"/>
             <w:u w:val="single"/>
           </w:rPr>
-          <w:t>西1:27</w:t>
+          <w:t>賽28:27，</w:t>
         </w:r>
       </w:hyperlink>
-      <w:r>
-        <w:rPr>
-          <w:lang w:val="zh_TW" w:bidi="zh_TW"/>
-        </w:rPr>
-        <w:t>；</w:t>
-      </w:r>
-      <w:hyperlink r:id="rId98">
+      <w:hyperlink r:id="rId42">
         <w:r>
           <w:rPr>
             <w:lang w:val="zh_TW" w:bidi="zh_TW"/>
@@ -2027,16 +1137,16 @@
             <w:color w:val="0000EE"/>
             <w:u w:val="single"/>
           </w:rPr>
-          <w:t>猶24–25</w:t>
+          <w:t>41:15</w:t>
         </w:r>
       </w:hyperlink>
       <w:r>
         <w:rPr>
           <w:lang w:val="zh_TW" w:bidi="zh_TW"/>
         </w:rPr>
-        <w:t>）。那些祂所揀選的人，祂也必使他們得榮耀（</w:t>
-      </w:r>
-      <w:hyperlink r:id="rId99">
+        <w:t>），操作者會站在那些工具上駕著它們。隨後，人們會用一種稱為「簸揚（winnowing）」的工序，把糠秕和穀粒分開，他們用叉子或木杴把混合物拋到空中（</w:t>
+      </w:r>
+      <w:hyperlink r:id="rId43">
         <w:r>
           <w:rPr>
             <w:lang w:val="zh_TW" w:bidi="zh_TW"/>
@@ -2045,10 +1155,16 @@
             <w:color w:val="0000EE"/>
             <w:u w:val="single"/>
           </w:rPr>
-          <w:t>羅8:30，</w:t>
+          <w:t>賽30:24</w:t>
         </w:r>
       </w:hyperlink>
-      <w:hyperlink r:id="rId100">
+      <w:r>
+        <w:rPr>
+          <w:lang w:val="zh_TW" w:bidi="zh_TW"/>
+        </w:rPr>
+        <w:t>；</w:t>
+      </w:r>
+      <w:hyperlink r:id="rId44">
         <w:r>
           <w:rPr>
             <w:lang w:val="zh_TW" w:bidi="zh_TW"/>
@@ -2057,16 +1173,16 @@
             <w:color w:val="0000EE"/>
             <w:u w:val="single"/>
           </w:rPr>
-          <w:t>9:23</w:t>
+          <w:t>耶15:7</w:t>
         </w:r>
       </w:hyperlink>
       <w:r>
         <w:rPr>
           <w:lang w:val="zh_TW" w:bidi="zh_TW"/>
         </w:rPr>
-        <w:t>）；他們將在基督裡分享祂的榮耀（</w:t>
-      </w:r>
-      <w:hyperlink r:id="rId101">
+        <w:t>）。較輕的糠秕被風吹走，而較重的穀粒落到地上。糠秕會被燒掉或用來餵牲畜。穀粒會再過篩（</w:t>
+      </w:r>
+      <w:hyperlink r:id="rId45">
         <w:r>
           <w:rPr>
             <w:lang w:val="zh_TW" w:bidi="zh_TW"/>
@@ -2075,16 +1191,16 @@
             <w:color w:val="0000EE"/>
             <w:u w:val="single"/>
           </w:rPr>
-          <w:t>西3:4</w:t>
+          <w:t>摩9:9</w:t>
         </w:r>
       </w:hyperlink>
       <w:r>
         <w:rPr>
           <w:lang w:val="zh_TW" w:bidi="zh_TW"/>
         </w:rPr>
-        <w:t>；</w:t>
-      </w:r>
-      <w:hyperlink r:id="rId102">
+        <w:t>），聚成堆，之後收藏在田裡的覆蓋地窖（</w:t>
+      </w:r>
+      <w:hyperlink r:id="rId46">
         <w:r>
           <w:rPr>
             <w:lang w:val="zh_TW" w:bidi="zh_TW"/>
@@ -2093,16 +1209,16 @@
             <w:color w:val="0000EE"/>
             <w:u w:val="single"/>
           </w:rPr>
-          <w:t>帖後2:14</w:t>
+          <w:t>耶41:8</w:t>
         </w:r>
       </w:hyperlink>
       <w:r>
         <w:rPr>
           <w:lang w:val="zh_TW" w:bidi="zh_TW"/>
         </w:rPr>
-        <w:t>；</w:t>
-      </w:r>
-      <w:hyperlink r:id="rId103">
+        <w:t>），有時則收藏在穀倉裡（</w:t>
+      </w:r>
+      <w:hyperlink r:id="rId47">
         <w:r>
           <w:rPr>
             <w:lang w:val="zh_TW" w:bidi="zh_TW"/>
@@ -2111,115 +1227,7 @@
             <w:color w:val="0000EE"/>
             <w:u w:val="single"/>
           </w:rPr>
-          <w:t>提後2:10</w:t>
-        </w:r>
-      </w:hyperlink>
-      <w:r>
-        <w:rPr>
-          <w:lang w:val="zh_TW" w:bidi="zh_TW"/>
-        </w:rPr>
-        <w:t>）。今世的苦楚與將來要顯於我們的榮耀無法相比（</w:t>
-      </w:r>
-      <w:hyperlink r:id="rId104">
-        <w:r>
-          <w:rPr>
-            <w:lang w:val="zh_TW" w:bidi="zh_TW"/>
-          </w:rPr>
-          <w:rPr>
-            <w:color w:val="0000EE"/>
-            <w:u w:val="single"/>
-          </w:rPr>
-          <w:t>羅8:18</w:t>
-        </w:r>
-      </w:hyperlink>
-      <w:r>
-        <w:rPr>
-          <w:lang w:val="zh_TW" w:bidi="zh_TW"/>
-        </w:rPr>
-        <w:t>；</w:t>
-      </w:r>
-      <w:hyperlink r:id="rId105">
-        <w:r>
-          <w:rPr>
-            <w:lang w:val="zh_TW" w:bidi="zh_TW"/>
-          </w:rPr>
-          <w:rPr>
-            <w:color w:val="0000EE"/>
-            <w:u w:val="single"/>
-          </w:rPr>
-          <w:t>林後4:17</w:t>
-        </w:r>
-      </w:hyperlink>
-      <w:r>
-        <w:rPr>
-          <w:lang w:val="zh_TW" w:bidi="zh_TW"/>
-        </w:rPr>
-        <w:t>）。整個受造界渴望看見神兒女自由的榮耀（</w:t>
-      </w:r>
-      <w:hyperlink r:id="rId106">
-        <w:r>
-          <w:rPr>
-            <w:lang w:val="zh_TW" w:bidi="zh_TW"/>
-          </w:rPr>
-          <w:rPr>
-            <w:color w:val="0000EE"/>
-            <w:u w:val="single"/>
-          </w:rPr>
-          <w:t>羅8:21</w:t>
-        </w:r>
-      </w:hyperlink>
-      <w:r>
-        <w:rPr>
-          <w:lang w:val="zh_TW" w:bidi="zh_TW"/>
-        </w:rPr>
-        <w:t>）。這樣的榮耀盼望如此確定，以致彼得甚至可以在今世就說自己同享基督的榮耀（</w:t>
-      </w:r>
-      <w:hyperlink r:id="rId107">
-        <w:r>
-          <w:rPr>
-            <w:lang w:val="zh_TW" w:bidi="zh_TW"/>
-          </w:rPr>
-          <w:rPr>
-            <w:color w:val="0000EE"/>
-            <w:u w:val="single"/>
-          </w:rPr>
-          <w:t>彼前5:1</w:t>
-        </w:r>
-      </w:hyperlink>
-      <w:r>
-        <w:rPr>
-          <w:lang w:val="zh_TW" w:bidi="zh_TW"/>
-        </w:rPr>
-        <w:t>），同時也仰望那永恆的榮耀（見</w:t>
-      </w:r>
-      <w:hyperlink r:id="rId108">
-        <w:r>
-          <w:rPr>
-            <w:lang w:val="zh_TW" w:bidi="zh_TW"/>
-          </w:rPr>
-          <w:rPr>
-            <w:color w:val="0000EE"/>
-            <w:u w:val="single"/>
-          </w:rPr>
-          <w:t>10</w:t>
-        </w:r>
-      </w:hyperlink>
-      <w:r>
-        <w:rPr>
-          <w:lang w:val="zh_TW" w:bidi="zh_TW"/>
-        </w:rPr>
-        <w:t>節）。作為基督榮耀的分享者，教會被召去榮耀神。因著他們內心的盼望，他們潔淨自己（</w:t>
-      </w:r>
-      <w:hyperlink r:id="rId109">
-        <w:r>
-          <w:rPr>
-            <w:lang w:val="zh_TW" w:bidi="zh_TW"/>
-          </w:rPr>
-          <w:rPr>
-            <w:color w:val="0000EE"/>
-            <w:u w:val="single"/>
-          </w:rPr>
-          <w:t>約一3:3</w:t>
+          <w:t>申28:8</w:t>
         </w:r>
       </w:hyperlink>
       <w:r>
@@ -2253,67 +1261,31 @@
         <w:rPr>
           <w:lang w:val="zh_TW" w:bidi="zh_TW"/>
         </w:rPr>
-        <w:t>誇耀</w:t>
-      </w:r>
-      <w:r>
-        <w:rPr>
-          <w:lang w:val="zh_TW" w:bidi="zh_TW"/>
-        </w:rPr>
-        <w:t>；</w:t>
-      </w:r>
-      <w:r>
-        <w:rPr>
-          <w:lang w:val="zh_TW" w:bidi="zh_TW"/>
-        </w:rPr>
-        <w:t>神的存在與屬性</w:t>
-      </w:r>
-      <w:r>
-        <w:rPr>
-          <w:lang w:val="zh_TW" w:bidi="zh_TW"/>
-        </w:rPr>
-        <w:t>；</w:t>
-      </w:r>
-      <w:r>
-        <w:rPr>
-          <w:lang w:val="zh_TW" w:bidi="zh_TW"/>
-        </w:rPr>
-        <w:t>火柱與雲柱</w:t>
-      </w:r>
-      <w:r>
-        <w:rPr>
-          <w:lang w:val="zh_TW" w:bidi="zh_TW"/>
-        </w:rPr>
-        <w:t>；</w:t>
-      </w:r>
-      <w:r>
-        <w:rPr>
-          <w:lang w:val="zh_TW" w:bidi="zh_TW"/>
-        </w:rPr>
-        <w:t>舍吉拿</w:t>
-      </w:r>
-      <w:r>
-        <w:rPr>
-          <w:lang w:val="zh_TW" w:bidi="zh_TW"/>
-        </w:rPr>
-        <w:t>；</w:t>
-      </w:r>
-      <w:r>
-        <w:rPr>
-          <w:lang w:val="zh_TW" w:bidi="zh_TW"/>
-        </w:rPr>
-        <w:t>神顯現</w:t>
-      </w:r>
-      <w:r>
-        <w:rPr>
-          <w:lang w:val="zh_TW" w:bidi="zh_TW"/>
-        </w:rPr>
-        <w:t>；</w:t>
-      </w:r>
-      <w:r>
-        <w:rPr>
-          <w:lang w:val="zh_TW" w:bidi="zh_TW"/>
-        </w:rPr>
-        <w:t>財富</w:t>
+        <w:t>植物；</w:t>
+      </w:r>
+      <w:r>
+        <w:rPr>
+          <w:lang w:val="zh_TW" w:bidi="zh_TW"/>
+        </w:rPr>
+        <w:t>收割；</w:t>
+      </w:r>
+      <w:r>
+        <w:rPr>
+          <w:lang w:val="zh_TW" w:bidi="zh_TW"/>
+        </w:rPr>
+        <w:t>巴勒斯坦；</w:t>
+      </w:r>
+      <w:r>
+        <w:rPr>
+          <w:lang w:val="zh_TW" w:bidi="zh_TW"/>
+        </w:rPr>
+        <w:t>葡萄樹，葡萄園；</w:t>
+      </w:r>
+      <w:r>
+        <w:rPr>
+          <w:lang w:val="zh_TW" w:bidi="zh_TW"/>
+        </w:rPr>
+        <w:t>食物和食物準備</w:t>
       </w:r>
       <w:r>
         <w:rPr>

--- a/zht/docx/097.content.docx
+++ b/zht/docx/097.content.docx
@@ -19,7 +19,7 @@
         <w:rPr>
           <w:lang w:val="zh_TW" w:bidi="zh_TW"/>
         </w:rPr>
-        <w:t>Resource: 聖經詞典 (Tyndale)</w:t>
+        <w:t>Resource: Tyndale Open Bible Dictionary</w:t>
       </w:r>
       <w:r>
         <w:rPr>
@@ -112,7 +112,7 @@
         <w:rPr>
           <w:lang w:val="zh_TW" w:bidi="zh_TW"/>
         </w:rPr>
-        <w:t>聖經詞典 (Tyndale)</w:t>
+        <w:t>Tyndale Open Bible Dictionary</w:t>
       </w:r>
     </w:p>
     <w:p>
@@ -149,7 +149,7 @@
         <w:rPr>
           <w:lang w:val="zh_TW" w:bidi="zh_TW"/>
         </w:rPr>
-        <w:t>nong</w:t>
+        <w:t>mo</w:t>
       </w:r>
       <w:r>
         <w:rPr>
@@ -212,37 +212,241 @@
         <w:rPr>
           <w:lang w:val="zh_TW" w:bidi="zh_TW"/>
         </w:rPr>
-        <w:t>農業</w:t>
-      </w:r>
-      <w:r>
-        <w:rPr>
-          <w:lang w:val="zh_TW" w:bidi="zh_TW"/>
-        </w:rPr>
-      </w:r>
-    </w:p>
-    <w:p>
-      <w:pPr/>
-      <w:r>
-        <w:rPr>
-          <w:lang w:val="zh_TW" w:bidi="zh_TW"/>
-        </w:rPr>
-      </w:r>
-      <w:r>
-        <w:rPr>
-          <w:lang w:val="zh_TW" w:bidi="zh_TW"/>
-        </w:rPr>
-        <w:t>在聖經時代，巴勒斯坦的農業主要分為三大類，今日亦大致相同。每一類農業的重要性，會因為社會的發展程度與當時的技術而有所不同。</w:t>
-      </w:r>
-    </w:p>
-    <w:p>
-      <w:pPr>
-        <w:pStyle w:val="Heading3"/>
-      </w:pPr>
-      <w:r>
-        <w:rPr>
-          <w:lang w:val="zh_TW" w:bidi="zh_TW"/>
-        </w:rPr>
-        <w:t>概述</w:t>
+        <w:t>摩利亞</w:t>
+      </w:r>
+      <w:r>
+        <w:rPr>
+          <w:lang w:val="zh_TW" w:bidi="zh_TW"/>
+        </w:rPr>
+      </w:r>
+    </w:p>
+    <w:p>
+      <w:pPr/>
+      <w:r>
+        <w:rPr>
+          <w:lang w:val="zh_TW" w:bidi="zh_TW"/>
+        </w:rPr>
+      </w:r>
+      <w:r>
+        <w:rPr>
+          <w:lang w:val="zh_TW" w:bidi="zh_TW"/>
+        </w:rPr>
+        <w:t>摩利亞是舊約聖經裡出現過兩次的名字。</w:t>
+      </w:r>
+    </w:p>
+    <w:p>
+      <w:pPr/>
+      <w:r>
+        <w:rPr>
+          <w:lang w:val="zh_TW" w:bidi="zh_TW"/>
+        </w:rPr>
+      </w:r>
+      <w:r>
+        <w:rPr>
+          <w:lang w:val="zh_TW" w:bidi="zh_TW"/>
+        </w:rPr>
+        <w:t>此詞第一次出現在亞伯拉罕的故事裡。神差亞伯拉罕去「摩利亞地」將他的兒子以撒獻為燔祭（</w:t>
+      </w:r>
+      <w:hyperlink r:id="rId13">
+        <w:r>
+          <w:rPr>
+            <w:lang w:val="zh_TW" w:bidi="zh_TW"/>
+          </w:rPr>
+          <w:rPr>
+            <w:color w:val="0000EE"/>
+            <w:u w:val="single"/>
+          </w:rPr>
+          <w:t>創22:2</w:t>
+        </w:r>
+      </w:hyperlink>
+      <w:r>
+        <w:rPr>
+          <w:lang w:val="zh_TW" w:bidi="zh_TW"/>
+        </w:rPr>
+        <w:t>）。神在那個地方預備了一隻公羊代替以撒。這個故事也說神在那裡向亞伯拉罕「顯現」。有些人認為，「摩利亞」這個名字可能與希伯來文</w:t>
+      </w:r>
+      <w:r>
+        <w:rPr>
+          <w:i/>
+          <w:lang w:val="zh_TW" w:bidi="zh_TW"/>
+        </w:rPr>
+        <w:t>ra’ah</w:t>
+      </w:r>
+      <w:r>
+        <w:rPr>
+          <w:lang w:val="zh_TW" w:bidi="zh_TW"/>
+        </w:rPr>
+        <w:t>有關；這個詞可以解釋為「看見」、「預備」，或「顯現」。字尾-iah是「耶和華」聖名的簡寫，常見於許多希伯來名字裡。</w:t>
+      </w:r>
+    </w:p>
+    <w:p>
+      <w:pPr/>
+      <w:r>
+        <w:rPr>
+          <w:lang w:val="zh_TW" w:bidi="zh_TW"/>
+        </w:rPr>
+      </w:r>
+      <w:r>
+        <w:rPr>
+          <w:lang w:val="zh_TW" w:bidi="zh_TW"/>
+        </w:rPr>
+        <w:t>此詞第二次是出現在</w:t>
+      </w:r>
+      <w:hyperlink r:id="rId14">
+        <w:r>
+          <w:rPr>
+            <w:lang w:val="zh_TW" w:bidi="zh_TW"/>
+          </w:rPr>
+          <w:rPr>
+            <w:color w:val="0000EE"/>
+            <w:u w:val="single"/>
+          </w:rPr>
+          <w:t>歷代志下三章1節</w:t>
+        </w:r>
+      </w:hyperlink>
+      <w:r>
+        <w:rPr>
+          <w:lang w:val="zh_TW" w:bidi="zh_TW"/>
+        </w:rPr>
+        <w:t>。這節經文說，所羅門在摩利亞山上建造聖殿。經文也說，這是耶和華向大衛顯現的地方。它指出這座山就是耶布斯人阿珥楠的禾場那地方（參</w:t>
+      </w:r>
+      <w:hyperlink r:id="rId15">
+        <w:r>
+          <w:rPr>
+            <w:lang w:val="zh_TW" w:bidi="zh_TW"/>
+          </w:rPr>
+          <w:rPr>
+            <w:color w:val="0000EE"/>
+            <w:u w:val="single"/>
+          </w:rPr>
+          <w:t>撒下24章</w:t>
+        </w:r>
+      </w:hyperlink>
+      <w:r>
+        <w:rPr>
+          <w:lang w:val="zh_TW" w:bidi="zh_TW"/>
+        </w:rPr>
+        <w:t>；</w:t>
+      </w:r>
+      <w:hyperlink r:id="rId16">
+        <w:r>
+          <w:rPr>
+            <w:lang w:val="zh_TW" w:bidi="zh_TW"/>
+          </w:rPr>
+          <w:rPr>
+            <w:color w:val="0000EE"/>
+            <w:u w:val="single"/>
+          </w:rPr>
+          <w:t>代上21章</w:t>
+        </w:r>
+      </w:hyperlink>
+      <w:r>
+        <w:rPr>
+          <w:lang w:val="zh_TW" w:bidi="zh_TW"/>
+        </w:rPr>
+        <w:t>）。但聖經沒有直接說，這裡就是亞伯拉罕獻以撒的那個地方。</w:t>
+      </w:r>
+    </w:p>
+    <w:p>
+      <w:pPr/>
+      <w:r>
+        <w:rPr>
+          <w:lang w:val="zh_TW" w:bidi="zh_TW"/>
+        </w:rPr>
+      </w:r>
+      <w:r>
+        <w:rPr>
+          <w:lang w:val="zh_TW" w:bidi="zh_TW"/>
+        </w:rPr>
+        <w:t>有些人相信這兩個故事發生在同一個地方，因為兩者都提到耶和華顯現。猶太歷史學家約瑟夫（Josephus）（</w:t>
+      </w:r>
+      <w:r>
+        <w:rPr>
+          <w:i/>
+          <w:lang w:val="zh_TW" w:bidi="zh_TW"/>
+        </w:rPr>
+        <w:t>猶太古史記</w:t>
+      </w:r>
+      <w:r>
+        <w:rPr>
+          <w:lang w:val="zh_TW" w:bidi="zh_TW"/>
+        </w:rPr>
+        <w:t xml:space="preserve"> 1.13.2，7.13.4）記載，所羅門的聖殿建在獻以撒的同一個地方。禧年書（book of </w:t>
+      </w:r>
+      <w:r>
+        <w:rPr>
+          <w:i/>
+          <w:lang w:val="zh_TW" w:bidi="zh_TW"/>
+        </w:rPr>
+        <w:t>Jubilees</w:t>
+      </w:r>
+      <w:r>
+        <w:rPr>
+          <w:lang w:val="zh_TW" w:bidi="zh_TW"/>
+        </w:rPr>
+        <w:t>，寫於公元前100年間）也指這兩件事是發生在同一個地方（禧年書18:13）。</w:t>
+      </w:r>
+    </w:p>
+    <w:p>
+      <w:pPr/>
+      <w:r>
+        <w:rPr>
+          <w:lang w:val="zh_TW" w:bidi="zh_TW"/>
+        </w:rPr>
+      </w:r>
+      <w:r>
+        <w:rPr>
+          <w:lang w:val="zh_TW" w:bidi="zh_TW"/>
+        </w:rPr>
+        <w:t>也有其它傳統持不同看法。撒馬利亞人傳統認為摩利亞就是基利心山。伊斯蘭傳統則認為，耶路撒冷的圓頂清真寺（Dome of the Rock）標示著亞伯拉罕獻以撒的地方。有人認為圓頂之下那塊大岩石就是獻祭的地點。</w:t>
+      </w:r>
+      <w:r>
+        <w:rPr>
+          <w:lang w:val="zh_TW" w:bidi="zh_TW"/>
+        </w:rPr>
+      </w:r>
+      <w:r>
+        <w:rPr>
+          <w:lang w:val="zh_TW" w:bidi="zh_TW"/>
+        </w:rPr>
+      </w:r>
+    </w:p>
+    <w:p>
+      <w:pPr/>
+      <w:r>
+        <w:rPr>
+          <w:lang w:val="zh_TW" w:bidi="zh_TW"/>
+        </w:rPr>
+      </w:r>
+    </w:p>
+    <w:p>
+      <w:pPr>
+        <w:pStyle w:val="Heading2"/>
+      </w:pPr>
+      <w:r>
+        <w:rPr>
+          <w:lang w:val="zh_TW" w:bidi="zh_TW"/>
+        </w:rPr>
+        <w:t>摩西</w:t>
+      </w:r>
+      <w:r>
+        <w:rPr>
+          <w:lang w:val="zh_TW" w:bidi="zh_TW"/>
+        </w:rPr>
+      </w:r>
+    </w:p>
+    <w:p>
+      <w:pPr/>
+      <w:r>
+        <w:rPr>
+          <w:lang w:val="zh_TW" w:bidi="zh_TW"/>
+        </w:rPr>
+      </w:r>
+      <w:r>
+        <w:rPr>
+          <w:lang w:val="zh_TW" w:bidi="zh_TW"/>
+        </w:rPr>
+        <w:t>帶領希伯來人脫離埃及的奴役，前往應許之地迦南的偉大領袖。他在西奈山頒佈律法，成為他們宗教信仰數個世紀的基礎。摩西又擔任了多個角色，包括：</w:t>
       </w:r>
     </w:p>
     <w:p>
@@ -258,10 +462,9 @@
       </w:r>
       <w:r>
         <w:rPr>
-          <w:u w:val="single"/>
-          <w:lang w:val="zh_TW" w:bidi="zh_TW"/>
-        </w:rPr>
-        <w:t>畜牧</w:t>
+          <w:lang w:val="zh_TW" w:bidi="zh_TW"/>
+        </w:rPr>
+        <w:t>先知</w:t>
       </w:r>
     </w:p>
     <w:p>
@@ -277,10 +480,9 @@
       </w:r>
       <w:r>
         <w:rPr>
-          <w:u w:val="single"/>
-          <w:lang w:val="zh_TW" w:bidi="zh_TW"/>
-        </w:rPr>
-        <w:t>田間種植</w:t>
+          <w:lang w:val="zh_TW" w:bidi="zh_TW"/>
+        </w:rPr>
+        <w:t>祭司</w:t>
       </w:r>
     </w:p>
     <w:p>
@@ -296,10 +498,9 @@
       </w:r>
       <w:r>
         <w:rPr>
-          <w:u w:val="single"/>
-          <w:lang w:val="zh_TW" w:bidi="zh_TW"/>
-        </w:rPr>
-        <w:t>果樹栽種</w:t>
+          <w:lang w:val="zh_TW" w:bidi="zh_TW"/>
+        </w:rPr>
+        <w:t>立法者</w:t>
       </w:r>
     </w:p>
     <w:p>
@@ -315,10 +516,9 @@
       </w:r>
       <w:r>
         <w:rPr>
-          <w:u w:val="single"/>
-          <w:lang w:val="zh_TW" w:bidi="zh_TW"/>
-        </w:rPr>
-        <w:t>耕作</w:t>
+          <w:lang w:val="zh_TW" w:bidi="zh_TW"/>
+        </w:rPr>
+        <w:t>法官</w:t>
       </w:r>
     </w:p>
     <w:p>
@@ -334,10 +534,237 @@
       </w:r>
       <w:r>
         <w:rPr>
-          <w:u w:val="single"/>
-          <w:lang w:val="zh_TW" w:bidi="zh_TW"/>
-        </w:rPr>
-        <w:t>收割</w:t>
+          <w:lang w:val="zh_TW" w:bidi="zh_TW"/>
+        </w:rPr>
+        <w:t>代禱者</w:t>
+      </w:r>
+    </w:p>
+    <w:p>
+      <w:pPr>
+        <w:pStyle w:val="ListBullet"/>
+        <w:spacing w:line="240" w:lineRule="auto"/>
+        <w:ind w:left="720"/>
+      </w:pPr>
+      <w:r>
+        <w:rPr>
+          <w:lang w:val="zh_TW" w:bidi="zh_TW"/>
+        </w:rPr>
+      </w:r>
+      <w:r>
+        <w:rPr>
+          <w:lang w:val="zh_TW" w:bidi="zh_TW"/>
+        </w:rPr>
+        <w:t>牧羊人</w:t>
+      </w:r>
+    </w:p>
+    <w:p>
+      <w:pPr>
+        <w:pStyle w:val="ListBullet"/>
+        <w:spacing w:line="240" w:lineRule="auto"/>
+        <w:ind w:left="720"/>
+      </w:pPr>
+      <w:r>
+        <w:rPr>
+          <w:lang w:val="zh_TW" w:bidi="zh_TW"/>
+        </w:rPr>
+      </w:r>
+      <w:r>
+        <w:rPr>
+          <w:lang w:val="zh_TW" w:bidi="zh_TW"/>
+        </w:rPr>
+        <w:t>行神蹟者</w:t>
+      </w:r>
+    </w:p>
+    <w:p>
+      <w:pPr>
+        <w:pStyle w:val="ListBullet"/>
+        <w:spacing w:line="240" w:lineRule="auto"/>
+        <w:ind w:left="720"/>
+      </w:pPr>
+      <w:r>
+        <w:rPr>
+          <w:lang w:val="zh_TW" w:bidi="zh_TW"/>
+        </w:rPr>
+      </w:r>
+      <w:r>
+        <w:rPr>
+          <w:lang w:val="zh_TW" w:bidi="zh_TW"/>
+        </w:rPr>
+        <w:t>民族創立人</w:t>
+      </w:r>
+    </w:p>
+    <w:p>
+      <w:pPr/>
+      <w:r>
+        <w:rPr>
+          <w:lang w:val="zh_TW" w:bidi="zh_TW"/>
+        </w:rPr>
+      </w:r>
+      <w:r>
+        <w:rPr>
+          <w:lang w:val="zh_TW" w:bidi="zh_TW"/>
+        </w:rPr>
+        <w:t>他名字的意思並不確定。可能是一個希伯來文詞語，意思是「拉出來」（</w:t>
+      </w:r>
+      <w:hyperlink r:id="rId17">
+        <w:r>
+          <w:rPr>
+            <w:lang w:val="zh_TW" w:bidi="zh_TW"/>
+          </w:rPr>
+          <w:rPr>
+            <w:color w:val="0000EE"/>
+            <w:u w:val="single"/>
+          </w:rPr>
+          <w:t>出2:10</w:t>
+        </w:r>
+      </w:hyperlink>
+      <w:r>
+        <w:rPr>
+          <w:lang w:val="zh_TW" w:bidi="zh_TW"/>
+        </w:rPr>
+        <w:t>；比較</w:t>
+      </w:r>
+      <w:hyperlink r:id="rId18">
+        <w:r>
+          <w:rPr>
+            <w:lang w:val="zh_TW" w:bidi="zh_TW"/>
+          </w:rPr>
+          <w:rPr>
+            <w:color w:val="0000EE"/>
+            <w:u w:val="single"/>
+          </w:rPr>
+          <w:t>撒下22:17</w:t>
+        </w:r>
+      </w:hyperlink>
+      <w:r>
+        <w:rPr>
+          <w:lang w:val="zh_TW" w:bidi="zh_TW"/>
+        </w:rPr>
+        <w:t>；</w:t>
+      </w:r>
+      <w:hyperlink r:id="rId19">
+        <w:r>
+          <w:rPr>
+            <w:lang w:val="zh_TW" w:bidi="zh_TW"/>
+          </w:rPr>
+          <w:rPr>
+            <w:color w:val="0000EE"/>
+            <w:u w:val="single"/>
+          </w:rPr>
+          <w:t>詩18:16</w:t>
+        </w:r>
+      </w:hyperlink>
+      <w:r>
+        <w:rPr>
+          <w:lang w:val="zh_TW" w:bidi="zh_TW"/>
+        </w:rPr>
+        <w:t>）。如果是在法老的女兒發現他後，幫他取的埃及名字，這個名字可能意味著「子」的意思，如同埃及名字中的亞摩斯（Ahmose）、</w:t>
+      </w:r>
+      <w:r>
+        <w:rPr>
+          <w:lang w:val="zh_TW" w:bidi="zh_TW"/>
+        </w:rPr>
+        <w:t>圖特摩斯</w:t>
+      </w:r>
+      <w:r>
+        <w:rPr>
+          <w:lang w:val="zh_TW" w:bidi="zh_TW"/>
+        </w:rPr>
+        <w:t>（Thutmose）和</w:t>
+      </w:r>
+      <w:r>
+        <w:rPr>
+          <w:lang w:val="zh_TW" w:bidi="zh_TW"/>
+        </w:rPr>
+        <w:t>蘭塞（</w:t>
+      </w:r>
+      <w:r>
+        <w:rPr>
+          <w:lang w:val="zh_TW" w:bidi="zh_TW"/>
+        </w:rPr>
+        <w:t>Ramses）。舊約聖經沒有其他人使用這個名字。</w:t>
+      </w:r>
+    </w:p>
+    <w:p>
+      <w:pPr/>
+      <w:r>
+        <w:rPr>
+          <w:lang w:val="zh_TW" w:bidi="zh_TW"/>
+        </w:rPr>
+      </w:r>
+      <w:r>
+        <w:rPr>
+          <w:lang w:val="zh_TW" w:bidi="zh_TW"/>
+        </w:rPr>
+        <w:t>摩西是舊約聖經中最偉大的人物，他的名字出現了767次。他的影響力延伸到新約聖經，出現了79次。他生命的最初四十年是在法老家中度過，他從中學到埃及人一切的智慧（</w:t>
+      </w:r>
+      <w:hyperlink r:id="rId20">
+        <w:r>
+          <w:rPr>
+            <w:lang w:val="zh_TW" w:bidi="zh_TW"/>
+          </w:rPr>
+          <w:rPr>
+            <w:color w:val="0000EE"/>
+            <w:u w:val="single"/>
+          </w:rPr>
+          <w:t>徒7:23</w:t>
+        </w:r>
+      </w:hyperlink>
+      <w:r>
+        <w:rPr>
+          <w:lang w:val="zh_TW" w:bidi="zh_TW"/>
+        </w:rPr>
+        <w:t>）。</w:t>
+      </w:r>
+    </w:p>
+    <w:p>
+      <w:pPr/>
+      <w:r>
+        <w:rPr>
+          <w:lang w:val="zh_TW" w:bidi="zh_TW"/>
+        </w:rPr>
+      </w:r>
+      <w:r>
+        <w:rPr>
+          <w:lang w:val="zh_TW" w:bidi="zh_TW"/>
+        </w:rPr>
+        <w:t>在接下來的四十年中，他因為殺了一個虐待希伯來人的埃及人，成為逃犯，住在米甸。他最後的四十年致力帶領以色列人出埃及，前往神應許給亞伯拉罕和他後裔的土地（</w:t>
+      </w:r>
+      <w:hyperlink r:id="rId21">
+        <w:r>
+          <w:rPr>
+            <w:lang w:val="zh_TW" w:bidi="zh_TW"/>
+          </w:rPr>
+          <w:rPr>
+            <w:color w:val="0000EE"/>
+            <w:u w:val="single"/>
+          </w:rPr>
+          <w:t>創12:1–3</w:t>
+        </w:r>
+      </w:hyperlink>
+      <w:r>
+        <w:rPr>
+          <w:lang w:val="zh_TW" w:bidi="zh_TW"/>
+        </w:rPr>
+        <w:t>）。他帶領以色列人曠野漂流四十年後，在120歲去世。他把他們帶到約旦河東方應許之地的邊緣（</w:t>
+      </w:r>
+      <w:hyperlink r:id="rId22">
+        <w:r>
+          <w:rPr>
+            <w:lang w:val="zh_TW" w:bidi="zh_TW"/>
+          </w:rPr>
+          <w:rPr>
+            <w:color w:val="0000EE"/>
+            <w:u w:val="single"/>
+          </w:rPr>
+          <w:t>申34:7</w:t>
+        </w:r>
+      </w:hyperlink>
+      <w:r>
+        <w:rPr>
+          <w:lang w:val="zh_TW" w:bidi="zh_TW"/>
+        </w:rPr>
+        <w:t>）。摩西是歷史上舉足輕重的人物，將一群奴隸變成了一個對歷史進程有深遠影響的民族。</w:t>
       </w:r>
     </w:p>
     <w:p>
@@ -348,125 +775,77 @@
         <w:rPr>
           <w:lang w:val="zh_TW" w:bidi="zh_TW"/>
         </w:rPr>
-        <w:t>畜牧</w:t>
-      </w:r>
-    </w:p>
-    <w:p>
-      <w:pPr/>
-      <w:r>
-        <w:rPr>
-          <w:lang w:val="zh_TW" w:bidi="zh_TW"/>
-        </w:rPr>
-      </w:r>
-      <w:r>
-        <w:rPr>
-          <w:lang w:val="zh_TW" w:bidi="zh_TW"/>
-        </w:rPr>
-        <w:t>聖經最早提到的工作之一就是畜牧。亞伯（</w:t>
-      </w:r>
-      <w:hyperlink r:id="rId13">
-        <w:r>
-          <w:rPr>
-            <w:lang w:val="zh_TW" w:bidi="zh_TW"/>
-          </w:rPr>
-          <w:rPr>
-            <w:color w:val="0000EE"/>
-            <w:u w:val="single"/>
-          </w:rPr>
-          <w:t>創4:2</w:t>
-        </w:r>
-      </w:hyperlink>
-      <w:r>
-        <w:rPr>
-          <w:lang w:val="zh_TW" w:bidi="zh_TW"/>
-        </w:rPr>
-        <w:t>）和雅八（</w:t>
-      </w:r>
-      <w:hyperlink r:id="rId14">
-        <w:r>
-          <w:rPr>
-            <w:lang w:val="zh_TW" w:bidi="zh_TW"/>
-          </w:rPr>
-          <w:rPr>
-            <w:color w:val="0000EE"/>
-            <w:u w:val="single"/>
-          </w:rPr>
-          <w:t>創4:20</w:t>
-        </w:r>
-      </w:hyperlink>
-      <w:r>
-        <w:rPr>
-          <w:lang w:val="zh_TW" w:bidi="zh_TW"/>
-        </w:rPr>
-        <w:t>）都牧養羊群或牲畜。這類工作適合半遊牧的生活方式（即經常從一個地方遷移到另一個地方）；只靠基本的技術與器具，他們便能有足夠的食物與衣物。</w:t>
-      </w:r>
-    </w:p>
-    <w:p>
-      <w:pPr/>
-      <w:r>
-        <w:rPr>
-          <w:lang w:val="zh_TW" w:bidi="zh_TW"/>
-        </w:rPr>
-      </w:r>
-      <w:r>
-        <w:rPr>
-          <w:lang w:val="zh_TW" w:bidi="zh_TW"/>
-        </w:rPr>
-        <w:t>亞伯拉罕、以撒與雅各主要從事畜牧，讓他們的羊群與牛群在公有土地上吃草，他們通常不耕地。雅各與他的兒子們去到埃及時，仍以牧羊為生（</w:t>
-      </w:r>
-      <w:hyperlink r:id="rId15">
-        <w:r>
-          <w:rPr>
-            <w:lang w:val="zh_TW" w:bidi="zh_TW"/>
-          </w:rPr>
-          <w:rPr>
-            <w:color w:val="0000EE"/>
-            <w:u w:val="single"/>
-          </w:rPr>
-          <w:t>創47:3</w:t>
-        </w:r>
-      </w:hyperlink>
-      <w:r>
-        <w:rPr>
-          <w:lang w:val="zh_TW" w:bidi="zh_TW"/>
-        </w:rPr>
-        <w:t>）。後來，呂便支派、迦得支派與瑪拿西半支派在約旦河東，仍然維持這種生活方式（</w:t>
-      </w:r>
-      <w:hyperlink r:id="rId16">
-        <w:r>
-          <w:rPr>
-            <w:lang w:val="zh_TW" w:bidi="zh_TW"/>
-          </w:rPr>
-          <w:rPr>
-            <w:color w:val="0000EE"/>
-            <w:u w:val="single"/>
-          </w:rPr>
-          <w:t>民32:1</w:t>
-        </w:r>
-      </w:hyperlink>
-      <w:r>
-        <w:rPr>
-          <w:lang w:val="zh_TW" w:bidi="zh_TW"/>
-        </w:rPr>
-        <w:t>），而住在巴勒斯坦西部山地的某些支派亦同樣維持這種生活方式（</w:t>
-      </w:r>
-      <w:hyperlink r:id="rId17">
-        <w:r>
-          <w:rPr>
-            <w:lang w:val="zh_TW" w:bidi="zh_TW"/>
-          </w:rPr>
-          <w:rPr>
-            <w:color w:val="0000EE"/>
-            <w:u w:val="single"/>
-          </w:rPr>
-          <w:t>撒上25:2</w:t>
-        </w:r>
-      </w:hyperlink>
-      <w:r>
-        <w:rPr>
-          <w:lang w:val="zh_TW" w:bidi="zh_TW"/>
-        </w:rPr>
-        <w:t>）。即使以色列人之後定居下來，畜牧仍然是他們生活的一部分，因為牲畜可以在不太肥沃的土地上吃草，也因為他們持守傳統做法，包括在聖殿獻上牲畜作為祭物。</w:t>
+        <w:t>概述</w:t>
+      </w:r>
+    </w:p>
+    <w:p>
+      <w:pPr/>
+      <w:r>
+        <w:rPr>
+          <w:lang w:val="zh_TW" w:bidi="zh_TW"/>
+        </w:rPr>
+      </w:r>
+      <w:r>
+        <w:rPr>
+          <w:lang w:val="zh_TW" w:bidi="zh_TW"/>
+        </w:rPr>
+        <w:t>• 背景</w:t>
+      </w:r>
+    </w:p>
+    <w:p>
+      <w:pPr/>
+      <w:r>
+        <w:rPr>
+          <w:lang w:val="zh_TW" w:bidi="zh_TW"/>
+        </w:rPr>
+      </w:r>
+      <w:r>
+        <w:rPr>
+          <w:lang w:val="zh_TW" w:bidi="zh_TW"/>
+        </w:rPr>
+        <w:t>• 在埃及的頭四十年</w:t>
+      </w:r>
+    </w:p>
+    <w:p>
+      <w:pPr/>
+      <w:r>
+        <w:rPr>
+          <w:lang w:val="zh_TW" w:bidi="zh_TW"/>
+        </w:rPr>
+      </w:r>
+      <w:r>
+        <w:rPr>
+          <w:lang w:val="zh_TW" w:bidi="zh_TW"/>
+        </w:rPr>
+        <w:t>• 在米甸的第二個四十年</w:t>
+      </w:r>
+    </w:p>
+    <w:p>
+      <w:pPr/>
+      <w:r>
+        <w:rPr>
+          <w:lang w:val="zh_TW" w:bidi="zh_TW"/>
+        </w:rPr>
+      </w:r>
+      <w:r>
+        <w:rPr>
+          <w:lang w:val="zh_TW" w:bidi="zh_TW"/>
+        </w:rPr>
+        <w:t>• 從埃及到迦南的第三個四十年</w:t>
+      </w:r>
+    </w:p>
+    <w:p>
+      <w:pPr/>
+      <w:r>
+        <w:rPr>
+          <w:lang w:val="zh_TW" w:bidi="zh_TW"/>
+        </w:rPr>
+      </w:r>
+      <w:r>
+        <w:rPr>
+          <w:lang w:val="zh_TW" w:bidi="zh_TW"/>
+        </w:rPr>
+        <w:t>• 新約聖經中的摩西</w:t>
       </w:r>
     </w:p>
     <w:p>
@@ -477,77 +856,5187 @@
         <w:rPr>
           <w:lang w:val="zh_TW" w:bidi="zh_TW"/>
         </w:rPr>
-        <w:t>田間種植</w:t>
-      </w:r>
-    </w:p>
-    <w:p>
-      <w:pPr/>
-      <w:r>
-        <w:rPr>
-          <w:lang w:val="zh_TW" w:bidi="zh_TW"/>
-        </w:rPr>
-      </w:r>
-      <w:r>
-        <w:rPr>
-          <w:lang w:val="zh_TW" w:bidi="zh_TW"/>
-        </w:rPr>
-        <w:t>大多數專家認為，以色列人在進入應許之地並與迦南人接觸後，從迦南人那裡學會耕種。雖然在此之前已知有人種植五穀，例如該隱是農夫或「種地的」（</w:t>
-      </w:r>
-      <w:hyperlink r:id="rId13">
-        <w:r>
-          <w:rPr>
-            <w:lang w:val="zh_TW" w:bidi="zh_TW"/>
-          </w:rPr>
-          <w:rPr>
-            <w:color w:val="0000EE"/>
-            <w:u w:val="single"/>
-          </w:rPr>
-          <w:t>創4:2</w:t>
-        </w:r>
-      </w:hyperlink>
-      <w:r>
-        <w:rPr>
-          <w:lang w:val="zh_TW" w:bidi="zh_TW"/>
-        </w:rPr>
-        <w:t>），但並不清楚他所種的具體是甚麼。考古學家在近東地區，發現大約公元前6800年已有五穀農耕的證據。以撒在基拉耳撒種五穀（</w:t>
-      </w:r>
-      <w:hyperlink r:id="rId18">
-        <w:r>
-          <w:rPr>
-            <w:lang w:val="zh_TW" w:bidi="zh_TW"/>
-          </w:rPr>
-          <w:rPr>
-            <w:color w:val="0000EE"/>
-            <w:u w:val="single"/>
-          </w:rPr>
-          <w:t>創26:12</w:t>
-        </w:r>
-      </w:hyperlink>
-      <w:r>
-        <w:rPr>
-          <w:lang w:val="zh_TW" w:bidi="zh_TW"/>
-        </w:rPr>
-        <w:t>），而約瑟夢見禾捆（</w:t>
-      </w:r>
-      <w:hyperlink r:id="rId19">
-        <w:r>
-          <w:rPr>
-            <w:lang w:val="zh_TW" w:bidi="zh_TW"/>
-          </w:rPr>
-          <w:rPr>
-            <w:color w:val="0000EE"/>
-            <w:u w:val="single"/>
-          </w:rPr>
-          <w:t>創37:6</w:t>
-        </w:r>
-      </w:hyperlink>
-      <w:r>
-        <w:rPr>
-          <w:lang w:val="zh_TW" w:bidi="zh_TW"/>
-        </w:rPr>
-        <w:t>–</w:t>
-      </w:r>
-      <w:hyperlink r:id="rId19">
+        <w:t>背景</w:t>
+      </w:r>
+    </w:p>
+    <w:p>
+      <w:pPr/>
+      <w:r>
+        <w:rPr>
+          <w:lang w:val="zh_TW" w:bidi="zh_TW"/>
+        </w:rPr>
+      </w:r>
+      <w:r>
+        <w:rPr>
+          <w:lang w:val="zh_TW" w:bidi="zh_TW"/>
+        </w:rPr>
+        <w:t>我們只可以透過聖經來認識摩西的生平。考古學家確認了與摩西的事跡，但卻不知道他是否為虛構的角色，或他實際上做了什麼。他的故事始於雅各，就是他兒子們在迦南地饑荒期間抵達埃及。他們一家受約瑟邀請，又受到法老的愛戴，便定居在埃及東北部的歌珊，便在那裡住了430年（</w:t>
+      </w:r>
+      <w:hyperlink r:id="rId23">
+        <w:r>
+          <w:rPr>
+            <w:lang w:val="zh_TW" w:bidi="zh_TW"/>
+          </w:rPr>
+          <w:rPr>
+            <w:color w:val="0000EE"/>
+            <w:u w:val="single"/>
+          </w:rPr>
+          <w:t>出12:40</w:t>
+        </w:r>
+      </w:hyperlink>
+      <w:r>
+        <w:rPr>
+          <w:lang w:val="zh_TW" w:bidi="zh_TW"/>
+        </w:rPr>
+        <w:t>）。隨著時光流逝，他們落地生根，人口迅速增長，遍佈那地（</w:t>
+      </w:r>
+      <w:hyperlink r:id="rId24">
+        <w:r>
+          <w:rPr>
+            <w:lang w:val="zh_TW" w:bidi="zh_TW"/>
+          </w:rPr>
+          <w:rPr>
+            <w:color w:val="0000EE"/>
+            <w:u w:val="single"/>
+          </w:rPr>
+          <w:t>出1:7</w:t>
+        </w:r>
+      </w:hyperlink>
+      <w:r>
+        <w:rPr>
+          <w:lang w:val="zh_TW" w:bidi="zh_TW"/>
+        </w:rPr>
+        <w:t>）。一位不認識約瑟的新法老崛起，聖經沒有提到這位法老的名字，他的身份亦存在爭議。他通常被認為是：</w:t>
+      </w:r>
+    </w:p>
+    <w:p>
+      <w:pPr>
+        <w:pStyle w:val="ListBullet"/>
+        <w:spacing w:line="240" w:lineRule="auto"/>
+        <w:ind w:left="720"/>
+      </w:pPr>
+      <w:r>
+        <w:rPr>
+          <w:lang w:val="zh_TW" w:bidi="zh_TW"/>
+        </w:rPr>
+      </w:r>
+      <w:r>
+        <w:rPr>
+          <w:lang w:val="zh_TW" w:bidi="zh_TW"/>
+        </w:rPr>
+        <w:t>圖特摩斯三世（Thutmose III），公元前1504年到1451年的法老；</w:t>
+      </w:r>
+    </w:p>
+    <w:p>
+      <w:pPr>
+        <w:pStyle w:val="ListBullet"/>
+        <w:spacing w:line="240" w:lineRule="auto"/>
+        <w:ind w:left="720"/>
+      </w:pPr>
+      <w:r>
+        <w:rPr>
+          <w:lang w:val="zh_TW" w:bidi="zh_TW"/>
+        </w:rPr>
+      </w:r>
+      <w:r>
+        <w:rPr>
+          <w:lang w:val="zh_TW" w:bidi="zh_TW"/>
+        </w:rPr>
+        <w:t>塞提一世（Seti I），公元前1304年到1290年是法老；或</w:t>
+      </w:r>
+    </w:p>
+    <w:p>
+      <w:pPr>
+        <w:pStyle w:val="ListBullet"/>
+        <w:spacing w:line="240" w:lineRule="auto"/>
+        <w:ind w:left="720"/>
+      </w:pPr>
+      <w:r>
+        <w:rPr>
+          <w:lang w:val="zh_TW" w:bidi="zh_TW"/>
+        </w:rPr>
+      </w:r>
+      <w:r>
+        <w:rPr>
+          <w:lang w:val="zh_TW" w:bidi="zh_TW"/>
+        </w:rPr>
+        <w:t>蘭塞</w:t>
+      </w:r>
+      <w:r>
+        <w:rPr>
+          <w:lang w:val="zh_TW" w:bidi="zh_TW"/>
+        </w:rPr>
+        <w:t>二世（Ramses II），公元前1290年到1224年在位的法老。</w:t>
+      </w:r>
+    </w:p>
+    <w:p>
+      <w:pPr/>
+      <w:r>
+        <w:rPr>
+          <w:lang w:val="zh_TW" w:bidi="zh_TW"/>
+        </w:rPr>
+      </w:r>
+      <w:r>
+        <w:rPr>
+          <w:lang w:val="zh_TW" w:bidi="zh_TW"/>
+        </w:rPr>
+        <w:t>法老擔心以色列人變得強大，漸漸會對國家構成危險。因此，他試圖減少他們的人口，強迫他們工作，建造比東和蘭塞的儲藏城，但嚴酷的政策並沒有減少他們的數目。然後，他試圖讓收生婆殺死男嬰，但她們拒絕遵從他的命令。最後，他命令埃及人將男嬰溺死在尼羅河中。摩西就是在這個逼迫以色列人的背景下出生。</w:t>
+      </w:r>
+    </w:p>
+    <w:p>
+      <w:pPr>
+        <w:pStyle w:val="Heading3"/>
+      </w:pPr>
+      <w:r>
+        <w:rPr>
+          <w:lang w:val="zh_TW" w:bidi="zh_TW"/>
+        </w:rPr>
+        <w:t>在埃及的頭四十年</w:t>
+      </w:r>
+    </w:p>
+    <w:p>
+      <w:pPr>
+        <w:pStyle w:val="Heading4"/>
+      </w:pPr>
+      <w:r>
+        <w:rPr>
+          <w:lang w:val="zh_TW" w:bidi="zh_TW"/>
+        </w:rPr>
+        <w:t>出生和早期經歷</w:t>
+      </w:r>
+    </w:p>
+    <w:p>
+      <w:pPr/>
+      <w:r>
+        <w:rPr>
+          <w:lang w:val="zh_TW" w:bidi="zh_TW"/>
+        </w:rPr>
+      </w:r>
+      <w:r>
+        <w:rPr>
+          <w:lang w:val="zh_TW" w:bidi="zh_TW"/>
+        </w:rPr>
+        <w:t>一位來自利未家族的男子，名叫暗蘭，他娶了他父親的妹妹約基別（</w:t>
+      </w:r>
+      <w:hyperlink r:id="rId25">
+        <w:r>
+          <w:rPr>
+            <w:lang w:val="zh_TW" w:bidi="zh_TW"/>
+          </w:rPr>
+          <w:rPr>
+            <w:color w:val="0000EE"/>
+            <w:u w:val="single"/>
+          </w:rPr>
+          <w:t>出6:20</w:t>
+        </w:r>
+      </w:hyperlink>
+      <w:r>
+        <w:rPr>
+          <w:lang w:val="zh_TW" w:bidi="zh_TW"/>
+        </w:rPr>
+        <w:t>；參</w:t>
+      </w:r>
+      <w:hyperlink r:id="rId26">
+        <w:r>
+          <w:rPr>
+            <w:lang w:val="zh_TW" w:bidi="zh_TW"/>
+          </w:rPr>
+          <w:rPr>
+            <w:color w:val="0000EE"/>
+            <w:u w:val="single"/>
+          </w:rPr>
+          <w:t>2:1</w:t>
+        </w:r>
+      </w:hyperlink>
+      <w:r>
+        <w:rPr>
+          <w:lang w:val="zh_TW" w:bidi="zh_TW"/>
+        </w:rPr>
+        <w:t>）。他們的第一個兒子亞倫，比摩西大三年，且在淹死希伯來嬰兒的命令下達之前出生，所以他沒有生命危險。然而，當摩西出生時，這個殘酷的命令已經生效。摩西出生後三個月，他的母親再也無法匿藏他，於是用蘆葦做了一個籃子，並用瀝青和樹脂塗抹，然後將嬰兒放在裡面，再將籃子放在河岸的蘆葦中間。摩西的姐姐米利暗則在附近守候，察看會發生什麼事。</w:t>
+      </w:r>
+    </w:p>
+    <w:p>
+      <w:pPr/>
+      <w:r>
+        <w:rPr>
+          <w:lang w:val="zh_TW" w:bidi="zh_TW"/>
+        </w:rPr>
+      </w:r>
+      <w:r>
+        <w:rPr>
+          <w:lang w:val="zh_TW" w:bidi="zh_TW"/>
+        </w:rPr>
+        <w:t>不久，法老的女兒一如既往來到河邊洗澡。（約瑟夫稱她為</w:t>
+      </w:r>
+      <w:r>
+        <w:rPr>
+          <w:lang w:val="zh_TW" w:bidi="zh_TW"/>
+        </w:rPr>
+        <w:t>她母迪斯〔</w:t>
+      </w:r>
+      <w:r>
+        <w:rPr>
+          <w:lang w:val="zh_TW" w:bidi="zh_TW"/>
+        </w:rPr>
+        <w:t>Thermuthis</w:t>
+      </w:r>
+      <w:r>
+        <w:rPr>
+          <w:lang w:val="zh_TW" w:bidi="zh_TW"/>
+        </w:rPr>
+        <w:t>〕</w:t>
+      </w:r>
+      <w:r>
+        <w:rPr>
+          <w:lang w:val="zh_TW" w:bidi="zh_TW"/>
+        </w:rPr>
+        <w:t>，其他人稱她為哈特謝普蘇特</w:t>
+      </w:r>
+      <w:r>
+        <w:rPr>
+          <w:lang w:val="zh_TW" w:bidi="zh_TW"/>
+        </w:rPr>
+        <w:t>〔</w:t>
+      </w:r>
+      <w:r>
+        <w:rPr>
+          <w:lang w:val="zh_TW" w:bidi="zh_TW"/>
+        </w:rPr>
+        <w:t>Hatshepsut</w:t>
+      </w:r>
+      <w:r>
+        <w:rPr>
+          <w:lang w:val="zh_TW" w:bidi="zh_TW"/>
+        </w:rPr>
+        <w:t>〕</w:t>
+      </w:r>
+      <w:r>
+        <w:rPr>
+          <w:lang w:val="zh_TW" w:bidi="zh_TW"/>
+        </w:rPr>
+        <w:t>，但她實際名字不詳。）她發現這個嬰兒，認出他是希伯來人的孩子，決定將他養育成人，成為自己的孩子。米利暗隨後上前，提出找一位希伯來婦女來哺乳這個孩子。公主同意，米利暗把嬰兒帶回給他的母親哺乳，她可能持續為他哺乳，直到兒子兩三歲（比較</w:t>
+      </w:r>
+      <w:hyperlink r:id="rId27">
+        <w:r>
+          <w:rPr>
+            <w:lang w:val="zh_TW" w:bidi="zh_TW"/>
+          </w:rPr>
+          <w:rPr>
+            <w:color w:val="0000EE"/>
+            <w:u w:val="single"/>
+          </w:rPr>
+          <w:t>撒上1:19–24</w:t>
+        </w:r>
+      </w:hyperlink>
+      <w:r>
+        <w:rPr>
+          <w:lang w:val="zh_TW" w:bidi="zh_TW"/>
+        </w:rPr>
+        <w:t>）。</w:t>
+      </w:r>
+    </w:p>
+    <w:p>
+      <w:pPr/>
+      <w:r>
+        <w:rPr>
+          <w:lang w:val="zh_TW" w:bidi="zh_TW"/>
+        </w:rPr>
+      </w:r>
+      <w:r>
+        <w:rPr>
+          <w:lang w:val="zh_TW" w:bidi="zh_TW"/>
+        </w:rPr>
+        <w:t>然而，摩西早年並無其他記錄。我們不知道他的母親是否在他後來的童年和青年時期繼續照顧他，或者她有否讓他知道自己的真正身份，並教導他希伯來人的信仰。我們所知的是，摩西學習一切埃及人的智慧，接受為皇室成員而設的教育，使他</w:t>
+      </w:r>
+      <w:r>
+        <w:rPr>
+          <w:lang w:val="zh_TW" w:bidi="zh_TW"/>
+        </w:rPr>
+        <w:t>說話行事都有才能</w:t>
+      </w:r>
+      <w:r>
+        <w:rPr>
+          <w:lang w:val="zh_TW" w:bidi="zh_TW"/>
+        </w:rPr>
+        <w:t>（</w:t>
+      </w:r>
+      <w:hyperlink r:id="rId28">
+        <w:r>
+          <w:rPr>
+            <w:lang w:val="zh_TW" w:bidi="zh_TW"/>
+          </w:rPr>
+          <w:rPr>
+            <w:color w:val="0000EE"/>
+            <w:u w:val="single"/>
+          </w:rPr>
+          <w:t>徒7:22</w:t>
+        </w:r>
+      </w:hyperlink>
+      <w:r>
+        <w:rPr>
+          <w:lang w:val="zh_TW" w:bidi="zh_TW"/>
+        </w:rPr>
+        <w:t>）。</w:t>
+      </w:r>
+    </w:p>
+    <w:p>
+      <w:pPr>
+        <w:pStyle w:val="Heading4"/>
+      </w:pPr>
+      <w:r>
+        <w:rPr>
+          <w:lang w:val="zh_TW" w:bidi="zh_TW"/>
+        </w:rPr>
+        <w:t>與他自己民族的認同感</w:t>
+      </w:r>
+    </w:p>
+    <w:p>
+      <w:pPr/>
+      <w:r>
+        <w:rPr>
+          <w:lang w:val="zh_TW" w:bidi="zh_TW"/>
+        </w:rPr>
+      </w:r>
+      <w:r>
+        <w:rPr>
+          <w:lang w:val="zh_TW" w:bidi="zh_TW"/>
+        </w:rPr>
+        <w:t>我們並不清楚，摩西在何時知道自己是希伯來人而不是埃及人；但到他四十歲時，顯然已經知道。有一天，他出去探望他的同胞，看看他們受到甚麼樣的待遇。他出生時埃及人對他希伯來同胞的殘酷對待仍舊存在。當他看到一個埃及人正在毆打一個希伯來人時，摩西在忿怒中殺了那個埃及人，將他埋葬。他以為沒有人注意到，但其實有人看到了。第二天，當他試圖阻止兩個希伯來人打架時，他們轉向他並指責他謀殺：「</w:t>
+      </w:r>
+      <w:r>
+        <w:rPr>
+          <w:lang w:val="zh_TW" w:bidi="zh_TW"/>
+        </w:rPr>
+        <w:t>誰立你作我們的首領和審判官呢？難道你要殺我，像殺那埃及人嗎？</w:t>
+      </w:r>
+      <w:r>
+        <w:rPr>
+          <w:lang w:val="zh_TW" w:bidi="zh_TW"/>
+        </w:rPr>
+        <w:t>」（</w:t>
+      </w:r>
+      <w:hyperlink r:id="rId29">
+        <w:r>
+          <w:rPr>
+            <w:lang w:val="zh_TW" w:bidi="zh_TW"/>
+          </w:rPr>
+          <w:rPr>
+            <w:color w:val="0000EE"/>
+            <w:u w:val="single"/>
+          </w:rPr>
+          <w:t>出2:14</w:t>
+        </w:r>
+      </w:hyperlink>
+      <w:r>
+        <w:rPr>
+          <w:lang w:val="zh_TW" w:bidi="zh_TW"/>
+        </w:rPr>
+        <w:t>）。</w:t>
+      </w:r>
+      <w:hyperlink r:id="rId30">
+        <w:r>
+          <w:rPr>
+            <w:lang w:val="zh_TW" w:bidi="zh_TW"/>
+          </w:rPr>
+          <w:rPr>
+            <w:color w:val="0000EE"/>
+            <w:u w:val="single"/>
+          </w:rPr>
+          <w:t>使徒行傳七章25節</w:t>
+        </w:r>
+      </w:hyperlink>
+      <w:r>
+        <w:rPr>
+          <w:lang w:val="zh_TW" w:bidi="zh_TW"/>
+        </w:rPr>
+        <w:t>補充說：「</w:t>
+      </w:r>
+      <w:r>
+        <w:rPr>
+          <w:lang w:val="zh_TW" w:bidi="zh_TW"/>
+        </w:rPr>
+        <w:t>他以為弟兄必明白神是藉他的手搭救他們；他們卻不明白。</w:t>
+      </w:r>
+      <w:r>
+        <w:rPr>
+          <w:lang w:val="zh_TW" w:bidi="zh_TW"/>
+        </w:rPr>
+        <w:t>」摩西才意識到，他謀殺埃及人的事已經被人知道，並且法老家成員的身分也未能保護他，於是逃到米甸。</w:t>
+      </w:r>
+    </w:p>
+    <w:p>
+      <w:pPr>
+        <w:pStyle w:val="Heading3"/>
+      </w:pPr>
+      <w:r>
+        <w:rPr>
+          <w:lang w:val="zh_TW" w:bidi="zh_TW"/>
+        </w:rPr>
+        <w:t>在米甸的第二個四十年</w:t>
+      </w:r>
+    </w:p>
+    <w:p>
+      <w:pPr>
+        <w:pStyle w:val="Heading4"/>
+      </w:pPr>
+      <w:r>
+        <w:rPr>
+          <w:lang w:val="zh_TW" w:bidi="zh_TW"/>
+        </w:rPr>
+        <w:t>入贅</w:t>
+      </w:r>
+      <w:r>
+        <w:rPr>
+          <w:lang w:val="zh_TW" w:bidi="zh_TW"/>
+        </w:rPr>
+        <w:t>葉忒羅的家庭</w:t>
+      </w:r>
+    </w:p>
+    <w:p>
+      <w:pPr/>
+      <w:r>
+        <w:rPr>
+          <w:lang w:val="zh_TW" w:bidi="zh_TW"/>
+        </w:rPr>
+      </w:r>
+      <w:r>
+        <w:rPr>
+          <w:lang w:val="zh_TW" w:bidi="zh_TW"/>
+        </w:rPr>
+        <w:t>抵達米甸後，摩西獨自坐在井旁。他在那裡看到，米甸祭司的七個女兒正在為父親的羊群打水。當牧羊人試圖趕走她們時，摩西幫助她們給動物喝水。祭司葉忒羅便邀請摩西與他的家人同住，並將他的女兒西坡拉嫁給摩西為妻（</w:t>
+      </w:r>
+      <w:hyperlink r:id="rId31">
+        <w:r>
+          <w:rPr>
+            <w:lang w:val="zh_TW" w:bidi="zh_TW"/>
+          </w:rPr>
+          <w:rPr>
+            <w:color w:val="0000EE"/>
+            <w:u w:val="single"/>
+          </w:rPr>
+          <w:t>出3:1</w:t>
+        </w:r>
+      </w:hyperlink>
+      <w:r>
+        <w:rPr>
+          <w:lang w:val="zh_TW" w:bidi="zh_TW"/>
+        </w:rPr>
+        <w:t>；葉忒羅在</w:t>
+      </w:r>
+      <w:hyperlink r:id="rId32">
+        <w:r>
+          <w:rPr>
+            <w:lang w:val="zh_TW" w:bidi="zh_TW"/>
+          </w:rPr>
+          <w:rPr>
+            <w:color w:val="0000EE"/>
+            <w:u w:val="single"/>
+          </w:rPr>
+          <w:t>出埃及記二章18節</w:t>
+        </w:r>
+      </w:hyperlink>
+      <w:r>
+        <w:rPr>
+          <w:lang w:val="zh_TW" w:bidi="zh_TW"/>
+        </w:rPr>
+        <w:t>，被稱為流珥；或在</w:t>
+      </w:r>
+      <w:hyperlink r:id="rId33">
+        <w:r>
+          <w:rPr>
+            <w:lang w:val="zh_TW" w:bidi="zh_TW"/>
+          </w:rPr>
+          <w:rPr>
+            <w:color w:val="0000EE"/>
+            <w:u w:val="single"/>
+          </w:rPr>
+          <w:t>民數記十章29節</w:t>
+        </w:r>
+      </w:hyperlink>
+      <w:r>
+        <w:rPr>
+          <w:lang w:val="zh_TW" w:bidi="zh_TW"/>
+        </w:rPr>
+        <w:t>被稱為何巴）。學者們對於何巴在</w:t>
+      </w:r>
+      <w:hyperlink r:id="rId33">
+        <w:r>
+          <w:rPr>
+            <w:lang w:val="zh_TW" w:bidi="zh_TW"/>
+          </w:rPr>
+          <w:rPr>
+            <w:color w:val="0000EE"/>
+            <w:u w:val="single"/>
+          </w:rPr>
+          <w:t>民數記十章29節</w:t>
+        </w:r>
+      </w:hyperlink>
+      <w:r>
+        <w:rPr>
+          <w:lang w:val="zh_TW" w:bidi="zh_TW"/>
+        </w:rPr>
+        <w:t>的身份存在分歧。有些人認為他是摩西的岳父，另一些人則認為他是摩西的內兄（brother-in-law）。</w:t>
+      </w:r>
+    </w:p>
+    <w:p>
+      <w:pPr/>
+      <w:r>
+        <w:rPr>
+          <w:lang w:val="zh_TW" w:bidi="zh_TW"/>
+        </w:rPr>
+      </w:r>
+      <w:r>
+        <w:rPr>
+          <w:i/>
+          <w:lang w:val="zh_TW" w:bidi="zh_TW"/>
+        </w:rPr>
+        <w:t>另見</w:t>
+      </w:r>
+      <w:r>
+        <w:rPr>
+          <w:lang w:val="zh_TW" w:bidi="zh_TW"/>
+        </w:rPr>
+        <w:t xml:space="preserve"> </w:t>
+      </w:r>
+      <w:r>
+        <w:rPr>
+          <w:lang w:val="zh_TW" w:bidi="zh_TW"/>
+        </w:rPr>
+        <w:t>何巴</w:t>
+      </w:r>
+    </w:p>
+    <w:p>
+      <w:pPr/>
+      <w:r>
+        <w:rPr>
+          <w:lang w:val="zh_TW" w:bidi="zh_TW"/>
+        </w:rPr>
+      </w:r>
+      <w:r>
+        <w:rPr>
+          <w:lang w:val="zh_TW" w:bidi="zh_TW"/>
+        </w:rPr>
+        <w:t>在米甸，摩西和西坡拉有兩個兒子，革舜和以利以謝（</w:t>
+      </w:r>
+      <w:hyperlink r:id="rId34">
+        <w:r>
+          <w:rPr>
+            <w:lang w:val="zh_TW" w:bidi="zh_TW"/>
+          </w:rPr>
+          <w:rPr>
+            <w:color w:val="0000EE"/>
+            <w:u w:val="single"/>
+          </w:rPr>
+          <w:t>出2:22</w:t>
+        </w:r>
+      </w:hyperlink>
+      <w:hyperlink r:id="rId35">
+        <w:r>
+          <w:rPr>
+            <w:lang w:val="zh_TW" w:bidi="zh_TW"/>
+          </w:rPr>
+          <w:rPr>
+            <w:color w:val="0000EE"/>
+            <w:u w:val="single"/>
+          </w:rPr>
+          <w:t>，18:4</w:t>
+        </w:r>
+      </w:hyperlink>
+      <w:r>
+        <w:rPr>
+          <w:lang w:val="zh_TW" w:bidi="zh_TW"/>
+        </w:rPr>
+        <w:t>）。在米甸的四十年間，摩西可能已經淡忘過往埃及的生活。他無法預見神會很快就呼召他回到埃及，更要面對新的法老，要求他釋放希伯來人，脫離束縛。然而，神沒有忘記祂的子民，正準備拯救他們。</w:t>
+      </w:r>
+    </w:p>
+    <w:p>
+      <w:pPr>
+        <w:pStyle w:val="Heading4"/>
+      </w:pPr>
+      <w:r>
+        <w:rPr>
+          <w:lang w:val="zh_TW" w:bidi="zh_TW"/>
+        </w:rPr>
+        <w:t>在燃燒的荊棘中遇見神</w:t>
+      </w:r>
+    </w:p>
+    <w:p>
+      <w:pPr/>
+      <w:r>
+        <w:rPr>
+          <w:lang w:val="zh_TW" w:bidi="zh_TW"/>
+        </w:rPr>
+      </w:r>
+      <w:r>
+        <w:rPr>
+          <w:lang w:val="zh_TW" w:bidi="zh_TW"/>
+        </w:rPr>
+        <w:t>有一天，當摩西正在照顧他岳父的羊群時，他把羊群帶到了何烈山（也稱為西奈山）。神在一個燃燒但未被燒毀的荊棘中，以火焰的形式向他顯現。摩西走近觀察這個奇異的景象，並聽見神從荊棘中對他說話：「 摩西！ 摩西！」他說：「我在這裏。」神說：「不要近前來。當把你腳上的鞋脫下來，因為你所站之地是聖地」（</w:t>
+      </w:r>
+      <w:hyperlink r:id="rId36">
+        <w:r>
+          <w:rPr>
+            <w:lang w:val="zh_TW" w:bidi="zh_TW"/>
+          </w:rPr>
+          <w:rPr>
+            <w:color w:val="0000EE"/>
+            <w:u w:val="single"/>
+          </w:rPr>
+          <w:t>出3:4–5</w:t>
+        </w:r>
+      </w:hyperlink>
+      <w:r>
+        <w:rPr>
+          <w:lang w:val="zh_TW" w:bidi="zh_TW"/>
+        </w:rPr>
+        <w:t>）。</w:t>
+      </w:r>
+    </w:p>
+    <w:p>
+      <w:pPr/>
+      <w:r>
+        <w:rPr>
+          <w:lang w:val="zh_TW" w:bidi="zh_TW"/>
+        </w:rPr>
+      </w:r>
+      <w:r>
+        <w:rPr>
+          <w:lang w:val="zh_TW" w:bidi="zh_TW"/>
+        </w:rPr>
+        <w:t>神自稱為亞伯拉罕、以撒和雅各的神，並向摩西保證，祂已聽見祂子民的呼求，並知道他們的苦難。神揭示祂的計劃，就是要差遣摩西去埃及，解救祂的子民脫離奴役。</w:t>
+      </w:r>
+    </w:p>
+    <w:p>
+      <w:pPr/>
+      <w:r>
+        <w:rPr>
+          <w:lang w:val="zh_TW" w:bidi="zh_TW"/>
+        </w:rPr>
+      </w:r>
+      <w:r>
+        <w:rPr>
+          <w:lang w:val="zh_TW" w:bidi="zh_TW"/>
+        </w:rPr>
+        <w:t>摩西感到</w:t>
+      </w:r>
+      <w:r>
+        <w:rPr>
+          <w:lang w:val="zh_TW" w:bidi="zh_TW"/>
+        </w:rPr>
+        <w:t>力有未逮</w:t>
+      </w:r>
+      <w:r>
+        <w:rPr>
+          <w:lang w:val="zh_TW" w:bidi="zh_TW"/>
+        </w:rPr>
+        <w:t>，便開始找藉口。然而，神向摩西保證，祂會與他同在（</w:t>
+      </w:r>
+      <w:hyperlink r:id="rId37">
+        <w:r>
+          <w:rPr>
+            <w:lang w:val="zh_TW" w:bidi="zh_TW"/>
+          </w:rPr>
+          <w:rPr>
+            <w:color w:val="0000EE"/>
+            <w:u w:val="single"/>
+          </w:rPr>
+          <w:t>出3:11–12</w:t>
+        </w:r>
+      </w:hyperlink>
+      <w:r>
+        <w:rPr>
+          <w:lang w:val="zh_TW" w:bidi="zh_TW"/>
+        </w:rPr>
+        <w:t>）。當摩西擔心，如果其他人詢問神的名字該怎麼回答時，神便回答：</w:t>
+      </w:r>
+      <w:r>
+        <w:rPr>
+          <w:lang w:val="zh_TW" w:bidi="zh_TW"/>
+        </w:rPr>
+        <w:t>「我是自有永有的」；又說：「你要對以色列人這樣說：『那自有的打發我到你們這裏來。』」</w:t>
+      </w:r>
+      <w:r>
+        <w:rPr>
+          <w:lang w:val="zh_TW" w:bidi="zh_TW"/>
+        </w:rPr>
+        <w:t>（</w:t>
+      </w:r>
+      <w:hyperlink r:id="rId38">
+        <w:r>
+          <w:rPr>
+            <w:lang w:val="zh_TW" w:bidi="zh_TW"/>
+          </w:rPr>
+          <w:rPr>
+            <w:color w:val="0000EE"/>
+            <w:u w:val="single"/>
+          </w:rPr>
+          <w:t>出3:13–14</w:t>
+        </w:r>
+      </w:hyperlink>
+      <w:r>
+        <w:rPr>
+          <w:lang w:val="zh_TW" w:bidi="zh_TW"/>
+        </w:rPr>
+        <w:t>）。學者們對這個名字提出了許多解釋。可以確定的是，這個名字暗示神藉自己的力量永存自足。</w:t>
+      </w:r>
+    </w:p>
+    <w:p>
+      <w:pPr/>
+      <w:r>
+        <w:rPr>
+          <w:lang w:val="zh_TW" w:bidi="zh_TW"/>
+        </w:rPr>
+      </w:r>
+      <w:r>
+        <w:rPr>
+          <w:lang w:val="zh_TW" w:bidi="zh_TW"/>
+        </w:rPr>
+        <w:t>接著，摩西擔心百姓不會相信他。神便給他三個神跡：</w:t>
+      </w:r>
+    </w:p>
+    <w:p>
+      <w:pPr>
+        <w:pStyle w:val="ListNumber"/>
+        <w:numPr>
+          <w:ilvl w:val="0"/>
+          <w:numId w:val="14"/>
+        </w:numPr>
+        <w:spacing w:line="240" w:lineRule="auto"/>
+        <w:ind w:left="720"/>
+      </w:pPr>
+      <w:r>
+        <w:rPr>
+          <w:lang w:val="zh_TW" w:bidi="zh_TW"/>
+        </w:rPr>
+      </w:r>
+      <w:r>
+        <w:rPr>
+          <w:lang w:val="zh_TW" w:bidi="zh_TW"/>
+        </w:rPr>
+        <w:t>將他的杖變成蛇</w:t>
+      </w:r>
+    </w:p>
+    <w:p>
+      <w:pPr>
+        <w:pStyle w:val="ListNumber"/>
+        <w:spacing w:line="240" w:lineRule="auto"/>
+        <w:ind w:left="720"/>
+      </w:pPr>
+      <w:r>
+        <w:rPr>
+          <w:lang w:val="zh_TW" w:bidi="zh_TW"/>
+        </w:rPr>
+      </w:r>
+      <w:r>
+        <w:rPr>
+          <w:lang w:val="zh_TW" w:bidi="zh_TW"/>
+        </w:rPr>
+        <w:t>使他的手生大痲瘋</w:t>
+      </w:r>
+    </w:p>
+    <w:p>
+      <w:pPr>
+        <w:pStyle w:val="ListNumber"/>
+        <w:spacing w:line="240" w:lineRule="auto"/>
+        <w:ind w:left="720"/>
+      </w:pPr>
+      <w:r>
+        <w:rPr>
+          <w:lang w:val="zh_TW" w:bidi="zh_TW"/>
+        </w:rPr>
+      </w:r>
+      <w:r>
+        <w:rPr>
+          <w:lang w:val="zh_TW" w:bidi="zh_TW"/>
+        </w:rPr>
+        <w:t>將尼羅河的水變成血（</w:t>
+      </w:r>
+      <w:hyperlink r:id="rId39">
+        <w:r>
+          <w:rPr>
+            <w:lang w:val="zh_TW" w:bidi="zh_TW"/>
+          </w:rPr>
+          <w:rPr>
+            <w:color w:val="0000EE"/>
+            <w:u w:val="single"/>
+          </w:rPr>
+          <w:t>出4:1–9</w:t>
+        </w:r>
+      </w:hyperlink>
+      <w:r>
+        <w:rPr>
+          <w:lang w:val="zh_TW" w:bidi="zh_TW"/>
+        </w:rPr>
+        <w:t>）。</w:t>
+      </w:r>
+    </w:p>
+    <w:p>
+      <w:pPr/>
+      <w:r>
+        <w:rPr>
+          <w:lang w:val="zh_TW" w:bidi="zh_TW"/>
+        </w:rPr>
+      </w:r>
+      <w:r>
+        <w:rPr>
+          <w:lang w:val="zh_TW" w:bidi="zh_TW"/>
+        </w:rPr>
+        <w:t>儘管有這些神蹟，摩西仍然猶豫不決：</w:t>
+      </w:r>
+      <w:r>
+        <w:rPr>
+          <w:lang w:val="zh_TW" w:bidi="zh_TW"/>
+        </w:rPr>
+        <w:t>「主啊，我素日不是能言的人，就是從你對僕人說話以後，也是這樣。我本是拙口笨舌的。」</w:t>
+      </w:r>
+      <w:r>
+        <w:rPr>
+          <w:lang w:val="zh_TW" w:bidi="zh_TW"/>
+        </w:rPr>
+        <w:t>（</w:t>
+      </w:r>
+      <w:hyperlink r:id="rId40">
+        <w:r>
+          <w:rPr>
+            <w:lang w:val="zh_TW" w:bidi="zh_TW"/>
+          </w:rPr>
+          <w:rPr>
+            <w:color w:val="0000EE"/>
+            <w:u w:val="single"/>
+          </w:rPr>
+          <w:t>出埃及記4:10</w:t>
+        </w:r>
+      </w:hyperlink>
+      <w:r>
+        <w:rPr>
+          <w:lang w:val="zh_TW" w:bidi="zh_TW"/>
+        </w:rPr>
+        <w:t>）神告訴他，會讓他知道該說什麼。然而，摩西求神派遣其他人。神最終同意讓摩西的兄弟亞倫為他說話。神會將祂的指示告訴摩西，然後亞倫會將這些話傳給百姓。</w:t>
+      </w:r>
+    </w:p>
+    <w:p>
+      <w:pPr>
+        <w:pStyle w:val="Heading4"/>
+      </w:pPr>
+      <w:r>
+        <w:rPr>
+          <w:lang w:val="zh_TW" w:bidi="zh_TW"/>
+        </w:rPr>
+        <w:t>回到埃及</w:t>
+      </w:r>
+    </w:p>
+    <w:p>
+      <w:pPr/>
+      <w:r>
+        <w:rPr>
+          <w:lang w:val="zh_TW" w:bidi="zh_TW"/>
+        </w:rPr>
+      </w:r>
+      <w:r>
+        <w:rPr>
+          <w:lang w:val="zh_TW" w:bidi="zh_TW"/>
+        </w:rPr>
+        <w:t>摩西帶著他的妻子和兒子出發前往埃及，告訴他的岳父他想去那裡探望他的家人（</w:t>
+      </w:r>
+      <w:hyperlink r:id="rId41">
+        <w:r>
+          <w:rPr>
+            <w:lang w:val="zh_TW" w:bidi="zh_TW"/>
+          </w:rPr>
+          <w:rPr>
+            <w:color w:val="0000EE"/>
+            <w:u w:val="single"/>
+          </w:rPr>
+          <w:t>出4:18</w:t>
+        </w:r>
+      </w:hyperlink>
+      <w:r>
+        <w:rPr>
+          <w:lang w:val="zh_TW" w:bidi="zh_TW"/>
+        </w:rPr>
+        <w:t>）。根據聖經記載，他將妻子和兒子們放在驢上，啟程出發（</w:t>
+      </w:r>
+      <w:hyperlink r:id="rId42">
+        <w:r>
+          <w:rPr>
+            <w:lang w:val="zh_TW" w:bidi="zh_TW"/>
+          </w:rPr>
+          <w:rPr>
+            <w:color w:val="0000EE"/>
+            <w:u w:val="single"/>
+          </w:rPr>
+          <w:t>出4:20</w:t>
+        </w:r>
+      </w:hyperlink>
+      <w:r>
+        <w:rPr>
+          <w:lang w:val="zh_TW" w:bidi="zh_TW"/>
+        </w:rPr>
+        <w:t>）。這顯示兩個孩子都很年輕，並不是在摩西成婚之初出生的。</w:t>
+      </w:r>
+    </w:p>
+    <w:p>
+      <w:pPr/>
+      <w:r>
+        <w:rPr>
+          <w:lang w:val="zh_TW" w:bidi="zh_TW"/>
+        </w:rPr>
+      </w:r>
+      <w:r>
+        <w:rPr>
+          <w:lang w:val="zh_TW" w:bidi="zh_TW"/>
+        </w:rPr>
+        <w:t>在旅程中的一個休息停駐點，發生了一件令人詫異的事，就是耶和華遇見摩西並試圖殺死他，因為摩西在離開米甸之前，沒有為他的孩子行割禮（</w:t>
+      </w:r>
+      <w:hyperlink r:id="rId43">
+        <w:r>
+          <w:rPr>
+            <w:lang w:val="zh_TW" w:bidi="zh_TW"/>
+          </w:rPr>
+          <w:rPr>
+            <w:color w:val="0000EE"/>
+            <w:u w:val="single"/>
+          </w:rPr>
+          <w:t>出4:24</w:t>
+        </w:r>
+      </w:hyperlink>
+      <w:r>
+        <w:rPr>
+          <w:lang w:val="zh_TW" w:bidi="zh_TW"/>
+        </w:rPr>
+        <w:t>）。當西坡拉意識到摩西危在旦夕時，她親自執行割禮。然後她對丈夫說：「你真是我的血郎了」（</w:t>
+      </w:r>
+      <w:hyperlink r:id="rId44">
+        <w:r>
+          <w:rPr>
+            <w:lang w:val="zh_TW" w:bidi="zh_TW"/>
+          </w:rPr>
+          <w:rPr>
+            <w:color w:val="0000EE"/>
+            <w:u w:val="single"/>
+          </w:rPr>
+          <w:t>出4:25</w:t>
+        </w:r>
+      </w:hyperlink>
+      <w:r>
+        <w:rPr>
+          <w:lang w:val="zh_TW" w:bidi="zh_TW"/>
+        </w:rPr>
+        <w:t>）。這奇怪的事件提醒，盟約的領袖必須遵循盟約（</w:t>
+      </w:r>
+      <w:hyperlink r:id="rId45">
+        <w:r>
+          <w:rPr>
+            <w:lang w:val="zh_TW" w:bidi="zh_TW"/>
+          </w:rPr>
+          <w:rPr>
+            <w:color w:val="0000EE"/>
+            <w:u w:val="single"/>
+          </w:rPr>
+          <w:t>創17:10–14</w:t>
+        </w:r>
+      </w:hyperlink>
+      <w:r>
+        <w:rPr>
+          <w:lang w:val="zh_TW" w:bidi="zh_TW"/>
+        </w:rPr>
+        <w:t>）。（以色列是神盟約中的子民，因為神與他們立了盟約</w:t>
+      </w:r>
+      <w:r>
+        <w:rPr>
+          <w:lang w:val="zh_TW" w:bidi="zh_TW"/>
+        </w:rPr>
+        <w:t>，</w:t>
+      </w:r>
+      <w:r>
+        <w:rPr>
+          <w:lang w:val="zh_TW" w:bidi="zh_TW"/>
+        </w:rPr>
+        <w:t>即特別的協議，要求男性接受割禮。）</w:t>
+      </w:r>
+    </w:p>
+    <w:p>
+      <w:pPr/>
+      <w:r>
+        <w:rPr>
+          <w:lang w:val="zh_TW" w:bidi="zh_TW"/>
+        </w:rPr>
+      </w:r>
+      <w:r>
+        <w:rPr>
+          <w:lang w:val="zh_TW" w:bidi="zh_TW"/>
+        </w:rPr>
+        <w:t>當時亞倫還在埃及，神告訴他要去摩西在燃燒荊棘遇見神的山上，與他的兄弟會合。摩西告知亞倫所發生的一切，他們一起去了埃及，召集希伯來人的長老，告知他們這些事件。當摩西和亞倫在百姓面前展示神蹟時，這些領袖便相信摩西和亞倫是神派來拯救他們的（</w:t>
+      </w:r>
+      <w:hyperlink r:id="rId46">
+        <w:r>
+          <w:rPr>
+            <w:lang w:val="zh_TW" w:bidi="zh_TW"/>
+          </w:rPr>
+          <w:rPr>
+            <w:color w:val="0000EE"/>
+            <w:u w:val="single"/>
+          </w:rPr>
+          <w:t>出4:30–31</w:t>
+        </w:r>
+      </w:hyperlink>
+      <w:r>
+        <w:rPr>
+          <w:lang w:val="zh_TW" w:bidi="zh_TW"/>
+        </w:rPr>
+        <w:t>）。</w:t>
+      </w:r>
+    </w:p>
+    <w:p>
+      <w:pPr>
+        <w:pStyle w:val="Heading3"/>
+      </w:pPr>
+      <w:r>
+        <w:rPr>
+          <w:lang w:val="zh_TW" w:bidi="zh_TW"/>
+        </w:rPr>
+        <w:t>從埃及到迦南的第三個四十年</w:t>
+      </w:r>
+    </w:p>
+    <w:p>
+      <w:pPr>
+        <w:pStyle w:val="Heading4"/>
+      </w:pPr>
+      <w:r>
+        <w:rPr>
+          <w:lang w:val="zh_TW" w:bidi="zh_TW"/>
+        </w:rPr>
+        <w:t>與法老的相遇</w:t>
+      </w:r>
+    </w:p>
+    <w:p>
+      <w:pPr/>
+      <w:r>
+        <w:rPr>
+          <w:lang w:val="zh_TW" w:bidi="zh_TW"/>
+        </w:rPr>
+      </w:r>
+      <w:r>
+        <w:rPr>
+          <w:lang w:val="zh_TW" w:bidi="zh_TW"/>
+        </w:rPr>
+        <w:t>不久，摩西回到埃及，並和亞倫一起去見法老。摩西重申耶和華的要求：「</w:t>
+      </w:r>
+      <w:r>
+        <w:rPr>
+          <w:lang w:val="zh_TW" w:bidi="zh_TW"/>
+        </w:rPr>
+        <w:t>容我的百姓去，在曠野向我守節。</w:t>
+      </w:r>
+      <w:r>
+        <w:rPr>
+          <w:lang w:val="zh_TW" w:bidi="zh_TW"/>
+        </w:rPr>
+        <w:t>」（</w:t>
+      </w:r>
+      <w:hyperlink r:id="rId47">
+        <w:r>
+          <w:rPr>
+            <w:lang w:val="zh_TW" w:bidi="zh_TW"/>
+          </w:rPr>
+          <w:rPr>
+            <w:color w:val="0000EE"/>
+            <w:u w:val="single"/>
+          </w:rPr>
+          <w:t>出5:1</w:t>
+        </w:r>
+      </w:hyperlink>
+      <w:r>
+        <w:rPr>
+          <w:lang w:val="zh_TW" w:bidi="zh_TW"/>
+        </w:rPr>
+        <w:t>）。法老斷然拒絕，說他從未聽說過這個神；由於法老自認為是神，並感到非常受辱，他不僅拒絕了摩西的要求，還讓希伯來人的工作更加艱難。他們現在必須自己收集稻草來製磚，但仍須製作與先前要求同樣數目的磚。</w:t>
+      </w:r>
+    </w:p>
+    <w:p>
+      <w:pPr/>
+      <w:r>
+        <w:rPr>
+          <w:lang w:val="zh_TW" w:bidi="zh_TW"/>
+        </w:rPr>
+      </w:r>
+      <w:r>
+        <w:rPr>
+          <w:lang w:val="zh_TW" w:bidi="zh_TW"/>
+        </w:rPr>
+        <w:t>希伯來人感到無比難受，並責怪摩西，要他為他們的困境負責。摩西感到十分困惱，向神抱怨。神安慰摩西，是祂會將希伯來人從奴役中解救出來，並帶他們到應許給亞伯拉罕、以撒和雅各的土地。祂叫摩西回到法老那裡，重申</w:t>
+      </w:r>
+      <w:r>
+        <w:rPr>
+          <w:lang w:val="zh_TW" w:bidi="zh_TW"/>
+        </w:rPr>
+        <w:t>訴</w:t>
+      </w:r>
+      <w:r>
+        <w:rPr>
+          <w:lang w:val="zh_TW" w:bidi="zh_TW"/>
+        </w:rPr>
+        <w:t>求，並警告如果法老拒絕，會招致嚴重後果。</w:t>
+      </w:r>
+    </w:p>
+    <w:p>
+      <w:pPr/>
+      <w:r>
+        <w:rPr>
+          <w:lang w:val="zh_TW" w:bidi="zh_TW"/>
+        </w:rPr>
+      </w:r>
+      <w:r>
+        <w:rPr>
+          <w:lang w:val="zh_TW" w:bidi="zh_TW"/>
+        </w:rPr>
+        <w:t>當摩西和亞倫回到法老那裡時，摩西再次要求他讓以色列人離開。他向法老展示一個神蹟，將他的杖變成蛇；但埃及的術士用他們的邪術做到同樣的事，所以法老仍然拒絕聽從。然後，摩西為埃及帶來九災，以顯示神的力量，迫使法老服從。這些災難包括：</w:t>
+      </w:r>
+    </w:p>
+    <w:p>
+      <w:pPr>
+        <w:pStyle w:val="ListNumber"/>
+        <w:numPr>
+          <w:ilvl w:val="0"/>
+          <w:numId w:val="15"/>
+        </w:numPr>
+        <w:spacing w:line="240" w:lineRule="auto"/>
+        <w:ind w:left="720"/>
+      </w:pPr>
+      <w:r>
+        <w:rPr>
+          <w:lang w:val="zh_TW" w:bidi="zh_TW"/>
+        </w:rPr>
+      </w:r>
+      <w:r>
+        <w:rPr>
+          <w:lang w:val="zh_TW" w:bidi="zh_TW"/>
+        </w:rPr>
+        <w:t>將尼羅河的水變成血</w:t>
+      </w:r>
+    </w:p>
+    <w:p>
+      <w:pPr>
+        <w:pStyle w:val="ListNumber"/>
+        <w:spacing w:line="240" w:lineRule="auto"/>
+        <w:ind w:left="720"/>
+      </w:pPr>
+      <w:r>
+        <w:rPr>
+          <w:lang w:val="zh_TW" w:bidi="zh_TW"/>
+        </w:rPr>
+      </w:r>
+      <w:r>
+        <w:rPr>
+          <w:lang w:val="zh_TW" w:bidi="zh_TW"/>
+        </w:rPr>
+        <w:t>青蛙的瘟疫</w:t>
+      </w:r>
+    </w:p>
+    <w:p>
+      <w:pPr>
+        <w:pStyle w:val="ListNumber"/>
+        <w:spacing w:line="240" w:lineRule="auto"/>
+        <w:ind w:left="720"/>
+      </w:pPr>
+      <w:r>
+        <w:rPr>
+          <w:lang w:val="zh_TW" w:bidi="zh_TW"/>
+        </w:rPr>
+      </w:r>
+      <w:r>
+        <w:rPr>
+          <w:lang w:val="zh_TW" w:bidi="zh_TW"/>
+        </w:rPr>
+        <w:t>虱</w:t>
+      </w:r>
+    </w:p>
+    <w:p>
+      <w:pPr>
+        <w:pStyle w:val="ListNumber"/>
+        <w:spacing w:line="240" w:lineRule="auto"/>
+        <w:ind w:left="720"/>
+      </w:pPr>
+      <w:r>
+        <w:rPr>
+          <w:lang w:val="zh_TW" w:bidi="zh_TW"/>
+        </w:rPr>
+      </w:r>
+      <w:r>
+        <w:rPr>
+          <w:lang w:val="zh_TW" w:bidi="zh_TW"/>
+        </w:rPr>
+        <w:t>蒼蠅</w:t>
+      </w:r>
+    </w:p>
+    <w:p>
+      <w:pPr>
+        <w:pStyle w:val="ListNumber"/>
+        <w:spacing w:line="240" w:lineRule="auto"/>
+        <w:ind w:left="720"/>
+      </w:pPr>
+      <w:r>
+        <w:rPr>
+          <w:lang w:val="zh_TW" w:bidi="zh_TW"/>
+        </w:rPr>
+      </w:r>
+      <w:r>
+        <w:rPr>
+          <w:lang w:val="zh_TW" w:bidi="zh_TW"/>
+        </w:rPr>
+        <w:t>牲畜的災病</w:t>
+      </w:r>
+    </w:p>
+    <w:p>
+      <w:pPr>
+        <w:pStyle w:val="ListNumber"/>
+        <w:spacing w:line="240" w:lineRule="auto"/>
+        <w:ind w:left="720"/>
+      </w:pPr>
+      <w:r>
+        <w:rPr>
+          <w:lang w:val="zh_TW" w:bidi="zh_TW"/>
+        </w:rPr>
+      </w:r>
+      <w:r>
+        <w:rPr>
+          <w:lang w:val="zh_TW" w:bidi="zh_TW"/>
+        </w:rPr>
+        <w:t>瘡</w:t>
+      </w:r>
+    </w:p>
+    <w:p>
+      <w:pPr>
+        <w:pStyle w:val="ListNumber"/>
+        <w:spacing w:line="240" w:lineRule="auto"/>
+        <w:ind w:left="720"/>
+      </w:pPr>
+      <w:r>
+        <w:rPr>
+          <w:lang w:val="zh_TW" w:bidi="zh_TW"/>
+        </w:rPr>
+      </w:r>
+      <w:r>
+        <w:rPr>
+          <w:lang w:val="zh_TW" w:bidi="zh_TW"/>
+        </w:rPr>
+        <w:t>冰雹</w:t>
+      </w:r>
+    </w:p>
+    <w:p>
+      <w:pPr>
+        <w:pStyle w:val="ListNumber"/>
+        <w:spacing w:line="240" w:lineRule="auto"/>
+        <w:ind w:left="720"/>
+      </w:pPr>
+      <w:r>
+        <w:rPr>
+          <w:lang w:val="zh_TW" w:bidi="zh_TW"/>
+        </w:rPr>
+      </w:r>
+      <w:r>
+        <w:rPr>
+          <w:lang w:val="zh_TW" w:bidi="zh_TW"/>
+        </w:rPr>
+        <w:t>蝗蟲</w:t>
+      </w:r>
+    </w:p>
+    <w:p>
+      <w:pPr>
+        <w:pStyle w:val="ListNumber"/>
+        <w:spacing w:line="240" w:lineRule="auto"/>
+        <w:ind w:left="720"/>
+      </w:pPr>
+      <w:r>
+        <w:rPr>
+          <w:lang w:val="zh_TW" w:bidi="zh_TW"/>
+        </w:rPr>
+      </w:r>
+      <w:r>
+        <w:rPr>
+          <w:lang w:val="zh_TW" w:bidi="zh_TW"/>
+        </w:rPr>
+        <w:t>完全的黑暗</w:t>
+      </w:r>
+    </w:p>
+    <w:p>
+      <w:pPr/>
+      <w:r>
+        <w:rPr>
+          <w:lang w:val="zh_TW" w:bidi="zh_TW"/>
+        </w:rPr>
+      </w:r>
+      <w:r>
+        <w:rPr>
+          <w:lang w:val="zh_TW" w:bidi="zh_TW"/>
+        </w:rPr>
+        <w:t>在這些災中，法老有時會同意讓以色列人離開，但一旦災難結束，他又會改變主意，再次拒絕。前九災使埃及滿目瘡痍，但以色列人仍未重獲自由。然而，神還有最後一災要降下，將是最嚴重的一擊。</w:t>
+      </w:r>
+    </w:p>
+    <w:p>
+      <w:pPr>
+        <w:pStyle w:val="Heading4"/>
+      </w:pPr>
+      <w:r>
+        <w:rPr>
+          <w:lang w:val="zh_TW" w:bidi="zh_TW"/>
+        </w:rPr>
+        <w:t>第一個逾越節</w:t>
+      </w:r>
+    </w:p>
+    <w:p>
+      <w:pPr/>
+      <w:r>
+        <w:rPr>
+          <w:lang w:val="zh_TW" w:bidi="zh_TW"/>
+        </w:rPr>
+      </w:r>
+      <w:r>
+        <w:rPr>
+          <w:lang w:val="zh_TW" w:bidi="zh_TW"/>
+        </w:rPr>
+        <w:t>神告訴摩西，還有一災要降臨埃及：「</w:t>
+      </w:r>
+      <w:r>
+        <w:rPr>
+          <w:lang w:val="zh_TW" w:bidi="zh_TW"/>
+        </w:rPr>
+        <w:t>凡在埃及地，從坐寶座的法老直到磨子後的婢女所有的長子，以及一切頭生的牲畜，都必死</w:t>
+      </w:r>
+      <w:r>
+        <w:rPr>
+          <w:lang w:val="zh_TW" w:bidi="zh_TW"/>
+        </w:rPr>
+        <w:t>」（</w:t>
+      </w:r>
+      <w:hyperlink r:id="rId48">
+        <w:r>
+          <w:rPr>
+            <w:lang w:val="zh_TW" w:bidi="zh_TW"/>
+          </w:rPr>
+          <w:rPr>
+            <w:color w:val="0000EE"/>
+            <w:u w:val="single"/>
+          </w:rPr>
+          <w:t>出11:5</w:t>
+        </w:r>
+      </w:hyperlink>
+      <w:r>
+        <w:rPr>
+          <w:lang w:val="zh_TW" w:bidi="zh_TW"/>
+        </w:rPr>
+        <w:t>）。祂向摩西保證，這災不會影響希伯來人，「</w:t>
+      </w:r>
+      <w:r>
+        <w:rPr>
+          <w:lang w:val="zh_TW" w:bidi="zh_TW"/>
+        </w:rPr>
+        <w:t>好叫你們知道耶和華是將埃及人和以色列人分別出來</w:t>
+      </w:r>
+      <w:r>
+        <w:rPr>
+          <w:lang w:val="zh_TW" w:bidi="zh_TW"/>
+        </w:rPr>
+        <w:t>」（</w:t>
+      </w:r>
+      <w:hyperlink r:id="rId49">
+        <w:r>
+          <w:rPr>
+            <w:lang w:val="zh_TW" w:bidi="zh_TW"/>
+          </w:rPr>
+          <w:rPr>
+            <w:color w:val="0000EE"/>
+            <w:u w:val="single"/>
+          </w:rPr>
+          <w:t>出11:7</w:t>
+        </w:r>
+      </w:hyperlink>
+      <w:r>
+        <w:rPr>
+          <w:lang w:val="zh_TW" w:bidi="zh_TW"/>
+        </w:rPr>
+        <w:t>）。</w:t>
+      </w:r>
+    </w:p>
+    <w:p>
+      <w:pPr/>
+      <w:r>
+        <w:rPr>
+          <w:lang w:val="zh_TW" w:bidi="zh_TW"/>
+        </w:rPr>
+      </w:r>
+      <w:r>
+        <w:rPr>
+          <w:lang w:val="zh_TW" w:bidi="zh_TW"/>
+        </w:rPr>
+        <w:t>神透過摩西和亞倫，指示百姓迅速準備離開埃及。他們要向埃及人索取銀飾和金飾（</w:t>
+      </w:r>
+      <w:hyperlink r:id="rId50">
+        <w:r>
+          <w:rPr>
+            <w:lang w:val="zh_TW" w:bidi="zh_TW"/>
+          </w:rPr>
+          <w:rPr>
+            <w:color w:val="0000EE"/>
+            <w:u w:val="single"/>
+          </w:rPr>
+          <w:t>出11:2–3</w:t>
+        </w:r>
+      </w:hyperlink>
+      <w:r>
+        <w:rPr>
+          <w:lang w:val="zh_TW" w:bidi="zh_TW"/>
+        </w:rPr>
+        <w:t>）。埃及人同意，可能是出於恐懼，並希望這些禮物能阻止災難發生。希伯來人也要為每個家庭準備一隻羊羔，作為他們在埃及的最後晚餐。這便成為後來猶太人過逾越節的傳統。他們要將羊羔的血塗在房屋的門框和門楣上，那夜逾越節的晚餐將會在其中享用。凡是門上有血的地方，那戶人家就不會遭受傷害。他們還要準備無酵餅（就是未經發酵的餅）。</w:t>
+      </w:r>
+    </w:p>
+    <w:p>
+      <w:pPr/>
+      <w:r>
+        <w:rPr>
+          <w:lang w:val="zh_TW" w:bidi="zh_TW"/>
+        </w:rPr>
+      </w:r>
+      <w:r>
+        <w:rPr>
+          <w:lang w:val="zh_TW" w:bidi="zh_TW"/>
+        </w:rPr>
+        <w:t>在半夜，耶和華擊殺埃及所有的長子，從法老的長子到階下囚，無一倖免。當法老看到這悲劇時，他命令摩西和以色列人立即離開（</w:t>
+      </w:r>
+      <w:hyperlink r:id="rId51">
+        <w:r>
+          <w:rPr>
+            <w:lang w:val="zh_TW" w:bidi="zh_TW"/>
+          </w:rPr>
+          <w:rPr>
+            <w:color w:val="0000EE"/>
+            <w:u w:val="single"/>
+          </w:rPr>
+          <w:t>出12:31–32</w:t>
+        </w:r>
+      </w:hyperlink>
+      <w:r>
+        <w:rPr>
+          <w:lang w:val="zh_TW" w:bidi="zh_TW"/>
+        </w:rPr>
+        <w:t>）。聖經說約有六十萬希伯來男人離開埃及。加上婦女和兒童，總數超過二百萬人。</w:t>
+      </w:r>
+    </w:p>
+    <w:p>
+      <w:pPr>
+        <w:pStyle w:val="Heading4"/>
+      </w:pPr>
+      <w:r>
+        <w:rPr>
+          <w:lang w:val="zh_TW" w:bidi="zh_TW"/>
+        </w:rPr>
+        <w:t>出埃及</w:t>
+      </w:r>
+    </w:p>
+    <w:p>
+      <w:pPr/>
+      <w:r>
+        <w:rPr>
+          <w:lang w:val="zh_TW" w:bidi="zh_TW"/>
+        </w:rPr>
+      </w:r>
+      <w:r>
+        <w:rPr>
+          <w:lang w:val="zh_TW" w:bidi="zh_TW"/>
+        </w:rPr>
+        <w:t>出埃及是舊約聖經的核心事件，標誌以色列作為民族的誕生。猶太人仍然將這事件視為神拯救祂子民偉大作為，就像基督徒將「十字架」視為信仰的關鍵作為。</w:t>
+      </w:r>
+    </w:p>
+    <w:p>
+      <w:pPr/>
+      <w:r>
+        <w:rPr>
+          <w:lang w:val="zh_TW" w:bidi="zh_TW"/>
+        </w:rPr>
+      </w:r>
+      <w:r>
+        <w:rPr>
+          <w:lang w:val="zh_TW" w:bidi="zh_TW"/>
+        </w:rPr>
+        <w:t>神學家提出許多想法，但我們仍然無法確定希伯來人離開埃及的實際路線。他們沒有選擇最接近迦南的路線，這條路線沿著地中海海岸，大約只需短短10天腳程。相反，他們前往西奈山，那是摩西早前在燃燒荊棘中遇見神的地方。神告訴摩西，祂會帶領人到達同一地點，作為摩西被派來拯救他們的記號（</w:t>
+      </w:r>
+      <w:hyperlink r:id="rId52">
+        <w:r>
+          <w:rPr>
+            <w:lang w:val="zh_TW" w:bidi="zh_TW"/>
+          </w:rPr>
+          <w:rPr>
+            <w:color w:val="0000EE"/>
+            <w:u w:val="single"/>
+          </w:rPr>
+          <w:t>出3:12</w:t>
+        </w:r>
+      </w:hyperlink>
+      <w:r>
+        <w:rPr>
+          <w:lang w:val="zh_TW" w:bidi="zh_TW"/>
+        </w:rPr>
+        <w:t>）。希伯來人也記得約瑟要求他們在返回自己的土地時，要帶著他的骨頭（</w:t>
+      </w:r>
+      <w:hyperlink r:id="rId53">
+        <w:r>
+          <w:rPr>
+            <w:lang w:val="zh_TW" w:bidi="zh_TW"/>
+          </w:rPr>
+          <w:rPr>
+            <w:color w:val="0000EE"/>
+            <w:u w:val="single"/>
+          </w:rPr>
+          <w:t>創50:25</w:t>
+        </w:r>
+      </w:hyperlink>
+      <w:r>
+        <w:rPr>
+          <w:lang w:val="zh_TW" w:bidi="zh_TW"/>
+        </w:rPr>
+        <w:t>；</w:t>
+      </w:r>
+      <w:hyperlink r:id="rId54">
+        <w:r>
+          <w:rPr>
+            <w:lang w:val="zh_TW" w:bidi="zh_TW"/>
+          </w:rPr>
+          <w:rPr>
+            <w:color w:val="0000EE"/>
+            <w:u w:val="single"/>
+          </w:rPr>
+          <w:t>出13:19</w:t>
+        </w:r>
+      </w:hyperlink>
+      <w:r>
+        <w:rPr>
+          <w:lang w:val="zh_TW" w:bidi="zh_TW"/>
+        </w:rPr>
+        <w:t>）。</w:t>
+      </w:r>
+    </w:p>
+    <w:p>
+      <w:pPr/>
+      <w:r>
+        <w:rPr>
+          <w:lang w:val="zh_TW" w:bidi="zh_TW"/>
+        </w:rPr>
+      </w:r>
+      <w:r>
+        <w:rPr>
+          <w:lang w:val="zh_TW" w:bidi="zh_TW"/>
+        </w:rPr>
+        <w:t>以色列人在曠野期間，白天有雲柱、晚上有火柱為他們引路。雲柱、火柱代表神的同在，引導他們沿著神所安排的路線前進。</w:t>
+      </w:r>
+    </w:p>
+    <w:p>
+      <w:pPr/>
+      <w:r>
+        <w:rPr>
+          <w:lang w:val="zh_TW" w:bidi="zh_TW"/>
+        </w:rPr>
+      </w:r>
+      <w:r>
+        <w:rPr>
+          <w:lang w:val="zh_TW" w:bidi="zh_TW"/>
+        </w:rPr>
+        <w:t>與此同時，身在埃及的法老後悔讓希伯來人離開，決定帶著他的軍隊追趕他們。希伯來人看到埃及軍隊逼近時，感到非常恐懼。海就在他們前面，埃及人在他們後面，前無退路，後有追兵；於是他們責怪摩西把他們帶出埃及。神向他們保證，他們不需要害怕或做任何事情來保衛自己，因祂承諾為他們爭戰，賜給他們勝利（</w:t>
+      </w:r>
+      <w:hyperlink r:id="rId55">
+        <w:r>
+          <w:rPr>
+            <w:lang w:val="zh_TW" w:bidi="zh_TW"/>
+          </w:rPr>
+          <w:rPr>
+            <w:color w:val="0000EE"/>
+            <w:u w:val="single"/>
+          </w:rPr>
+          <w:t>出14:14</w:t>
+        </w:r>
+      </w:hyperlink>
+      <w:r>
+        <w:rPr>
+          <w:lang w:val="zh_TW" w:bidi="zh_TW"/>
+        </w:rPr>
+        <w:t>）。</w:t>
+      </w:r>
+    </w:p>
+    <w:p>
+      <w:pPr/>
+      <w:r>
+        <w:rPr>
+          <w:lang w:val="zh_TW" w:bidi="zh_TW"/>
+        </w:rPr>
+      </w:r>
+      <w:r>
+        <w:rPr>
+          <w:lang w:val="zh_TW" w:bidi="zh_TW"/>
+        </w:rPr>
+        <w:t>耶和華用強烈的東風分開蘆葦海（常被錯誤地稱為紅海）的水，使以色列人走過乾地。埃及人緊隨其後，進入海中，但是，分開的海水卻湧下淹沒了埃及軍隊。以色列人在海的另一邊安全無恙，他們在歌聲中慶祝神的拯救（</w:t>
+      </w:r>
+      <w:hyperlink r:id="rId56">
+        <w:r>
+          <w:rPr>
+            <w:lang w:val="zh_TW" w:bidi="zh_TW"/>
+          </w:rPr>
+          <w:rPr>
+            <w:color w:val="0000EE"/>
+            <w:u w:val="single"/>
+          </w:rPr>
+          <w:t>出15章</w:t>
+        </w:r>
+      </w:hyperlink>
+      <w:r>
+        <w:rPr>
+          <w:lang w:val="zh_TW" w:bidi="zh_TW"/>
+        </w:rPr>
+        <w:t>），並繼續他們的旅程。接下來的敘述，描述以色列人在曠野掙扎求存：</w:t>
+      </w:r>
+    </w:p>
+    <w:p>
+      <w:pPr>
+        <w:pStyle w:val="ListBullet"/>
+        <w:spacing w:line="240" w:lineRule="auto"/>
+        <w:ind w:left="720"/>
+      </w:pPr>
+      <w:r>
+        <w:rPr>
+          <w:lang w:val="zh_TW" w:bidi="zh_TW"/>
+        </w:rPr>
+      </w:r>
+      <w:r>
+        <w:rPr>
+          <w:lang w:val="zh_TW" w:bidi="zh_TW"/>
+        </w:rPr>
+        <w:t>以色列人遇到食物和水的問題。</w:t>
+      </w:r>
+    </w:p>
+    <w:p>
+      <w:pPr>
+        <w:pStyle w:val="ListBullet"/>
+        <w:spacing w:line="240" w:lineRule="auto"/>
+        <w:ind w:left="720"/>
+      </w:pPr>
+      <w:r>
+        <w:rPr>
+          <w:lang w:val="zh_TW" w:bidi="zh_TW"/>
+        </w:rPr>
+      </w:r>
+      <w:r>
+        <w:rPr>
+          <w:lang w:val="zh_TW" w:bidi="zh_TW"/>
+        </w:rPr>
+        <w:t>以色列人彼此爭論。</w:t>
+      </w:r>
+    </w:p>
+    <w:p>
+      <w:pPr>
+        <w:pStyle w:val="ListBullet"/>
+        <w:spacing w:line="240" w:lineRule="auto"/>
+        <w:ind w:left="720"/>
+      </w:pPr>
+      <w:r>
+        <w:rPr>
+          <w:lang w:val="zh_TW" w:bidi="zh_TW"/>
+        </w:rPr>
+      </w:r>
+      <w:r>
+        <w:rPr>
+          <w:lang w:val="zh_TW" w:bidi="zh_TW"/>
+        </w:rPr>
+        <w:t>以色列人埋怨摩西。</w:t>
+      </w:r>
+    </w:p>
+    <w:p>
+      <w:pPr>
+        <w:pStyle w:val="ListBullet"/>
+        <w:spacing w:line="240" w:lineRule="auto"/>
+        <w:ind w:left="720"/>
+      </w:pPr>
+      <w:r>
+        <w:rPr>
+          <w:lang w:val="zh_TW" w:bidi="zh_TW"/>
+        </w:rPr>
+      </w:r>
+      <w:r>
+        <w:rPr>
+          <w:lang w:val="zh_TW" w:bidi="zh_TW"/>
+        </w:rPr>
+        <w:t>以色列人與敵人戰爭。</w:t>
+      </w:r>
+    </w:p>
+    <w:p>
+      <w:pPr/>
+      <w:r>
+        <w:rPr>
+          <w:lang w:val="zh_TW" w:bidi="zh_TW"/>
+        </w:rPr>
+      </w:r>
+      <w:r>
+        <w:rPr>
+          <w:lang w:val="zh_TW" w:bidi="zh_TW"/>
+        </w:rPr>
+        <w:t>在他們所有經歷中，摩西成為他們合一的力量和偉大的屬靈領袖。</w:t>
+      </w:r>
+    </w:p>
+    <w:p>
+      <w:pPr/>
+      <w:r>
+        <w:rPr>
+          <w:lang w:val="zh_TW" w:bidi="zh_TW"/>
+        </w:rPr>
+      </w:r>
+      <w:r>
+        <w:rPr>
+          <w:lang w:val="zh_TW" w:bidi="zh_TW"/>
+        </w:rPr>
+        <w:t>儘管以色列人見證過神偉大的拯救，其信心卻仍然薄弱。三天後，他們發現水無法飲用，便向摩西埋怨。耶和華指示摩西淨化食水，滿足了他們的需求（</w:t>
+      </w:r>
+      <w:hyperlink r:id="rId57">
+        <w:r>
+          <w:rPr>
+            <w:lang w:val="zh_TW" w:bidi="zh_TW"/>
+          </w:rPr>
+          <w:rPr>
+            <w:color w:val="0000EE"/>
+            <w:u w:val="single"/>
+          </w:rPr>
+          <w:t>出15:22–25</w:t>
+        </w:r>
+      </w:hyperlink>
+      <w:r>
+        <w:rPr>
+          <w:lang w:val="zh_TW" w:bidi="zh_TW"/>
+        </w:rPr>
+        <w:t>）。當他們到達汛的曠野時，由於缺乏食物，於是再次抱怨。神便提供嗎哪，嗎哪是一種類似餅的物質，供養他們直到迦南（</w:t>
+      </w:r>
+      <w:hyperlink r:id="rId58">
+        <w:r>
+          <w:rPr>
+            <w:lang w:val="zh_TW" w:bidi="zh_TW"/>
+          </w:rPr>
+          <w:rPr>
+            <w:color w:val="0000EE"/>
+            <w:u w:val="single"/>
+          </w:rPr>
+          <w:t>出16:1–21</w:t>
+        </w:r>
+      </w:hyperlink>
+      <w:r>
+        <w:rPr>
+          <w:lang w:val="zh_TW" w:bidi="zh_TW"/>
+        </w:rPr>
+        <w:t>）。後來，當他們在利非訂安營時，人們再次抱怨缺水，神便從何烈的磐石供應水（</w:t>
+      </w:r>
+      <w:hyperlink r:id="rId59">
+        <w:r>
+          <w:rPr>
+            <w:lang w:val="zh_TW" w:bidi="zh_TW"/>
+          </w:rPr>
+          <w:rPr>
+            <w:color w:val="0000EE"/>
+            <w:u w:val="single"/>
+          </w:rPr>
+          <w:t>出17:1–7</w:t>
+        </w:r>
+      </w:hyperlink>
+      <w:r>
+        <w:rPr>
+          <w:lang w:val="zh_TW" w:bidi="zh_TW"/>
+        </w:rPr>
+        <w:t>）。亞瑪力人在利非訂攻擊他們時，神又賜給以色列人大大得勝（</w:t>
+      </w:r>
+      <w:hyperlink r:id="rId60">
+        <w:r>
+          <w:rPr>
+            <w:lang w:val="zh_TW" w:bidi="zh_TW"/>
+          </w:rPr>
+          <w:rPr>
+            <w:color w:val="0000EE"/>
+            <w:u w:val="single"/>
+          </w:rPr>
+          <w:t>出17:8–13</w:t>
+        </w:r>
+      </w:hyperlink>
+      <w:r>
+        <w:rPr>
+          <w:lang w:val="zh_TW" w:bidi="zh_TW"/>
+        </w:rPr>
+        <w:t>）。</w:t>
+      </w:r>
+    </w:p>
+    <w:p>
+      <w:pPr/>
+      <w:r>
+        <w:rPr>
+          <w:lang w:val="zh_TW" w:bidi="zh_TW"/>
+        </w:rPr>
+      </w:r>
+      <w:r>
+        <w:rPr>
+          <w:lang w:val="zh_TW" w:bidi="zh_TW"/>
+        </w:rPr>
+        <w:t>摩西和百姓到達西奈，在那裡安營。摩西的岳父葉忒羅來訪，帶來摩西的妻子和兒子。顯然西坡拉先前決定留在她的父親那裡，而不是和摩西一起去埃及。所以，這是一個歡樂的重聚，葉忒羅向神獻上燔祭和祭物。當時摩西正感苦惱，他無法獨自解決希伯來人所有的爭端，因此，葉忒羅建議摩西將部分任務，分配給百姓中負責任的人。摩西同意，葉忒羅返回家鄉，沒有留在西奈參與神的盟約（</w:t>
+      </w:r>
+      <w:hyperlink r:id="rId61">
+        <w:r>
+          <w:rPr>
+            <w:lang w:val="zh_TW" w:bidi="zh_TW"/>
+          </w:rPr>
+          <w:rPr>
+            <w:color w:val="0000EE"/>
+            <w:u w:val="single"/>
+          </w:rPr>
+          <w:t>出18:13–27</w:t>
+        </w:r>
+      </w:hyperlink>
+      <w:r>
+        <w:rPr>
+          <w:lang w:val="zh_TW" w:bidi="zh_TW"/>
+        </w:rPr>
+        <w:t>）。</w:t>
+      </w:r>
+    </w:p>
+    <w:p>
+      <w:pPr>
+        <w:pStyle w:val="Heading4"/>
+      </w:pPr>
+      <w:r>
+        <w:rPr>
+          <w:lang w:val="zh_TW" w:bidi="zh_TW"/>
+        </w:rPr>
+        <w:t>在西奈山頒佈律法</w:t>
+      </w:r>
+    </w:p>
+    <w:p>
+      <w:pPr/>
+      <w:r>
+        <w:rPr>
+          <w:lang w:val="zh_TW" w:bidi="zh_TW"/>
+        </w:rPr>
+      </w:r>
+      <w:r>
+        <w:rPr>
+          <w:lang w:val="zh_TW" w:bidi="zh_TW"/>
+        </w:rPr>
+        <w:t>神信守對摩西的承諾，帶領希伯來人脫離奴役，並帶領他們到西奈山，就是祂最初呼召摩西的地方，神在那裡與以色列立約。神再次降臨在西奈山上，呼召摩西上山頂，那裡有閃電、雷聲、濃雲、火、煙和地震壯觀的自然景象。摩西在那裡停留四十天，領受作為盟約基礎的律法。</w:t>
+      </w:r>
+    </w:p>
+    <w:p>
+      <w:pPr/>
+      <w:r>
+        <w:rPr>
+          <w:lang w:val="zh_TW" w:bidi="zh_TW"/>
+        </w:rPr>
+      </w:r>
+      <w:r>
+        <w:rPr>
+          <w:lang w:val="zh_TW" w:bidi="zh_TW"/>
+        </w:rPr>
+        <w:t>在西奈山上，神顯示自己是一個要求祂的子民，在生命所有方面敬拜祂的神，又是希望與他們建立關係的神。</w:t>
+      </w:r>
+    </w:p>
+    <w:p>
+      <w:pPr>
+        <w:pStyle w:val="Heading4"/>
+      </w:pPr>
+      <w:r>
+        <w:rPr>
+          <w:lang w:val="zh_TW" w:bidi="zh_TW"/>
+        </w:rPr>
+        <w:t>神的子民背棄信仰</w:t>
+      </w:r>
+    </w:p>
+    <w:p>
+      <w:pPr/>
+      <w:r>
+        <w:rPr>
+          <w:lang w:val="zh_TW" w:bidi="zh_TW"/>
+        </w:rPr>
+      </w:r>
+      <w:r>
+        <w:rPr>
+          <w:lang w:val="zh_TW" w:bidi="zh_TW"/>
+        </w:rPr>
+        <w:t>因摩西長時間留在西奈山，百姓開始不耐煩，懷疑他會否回來，所以，們要求亞倫製造偶像給他們崇拜。亞倫收集了百姓的金耳環，將它們熔化，製成一隻金牛犢。</w:t>
+      </w:r>
+      <w:r>
+        <w:rPr>
+          <w:lang w:val="zh_TW" w:bidi="zh_TW"/>
+        </w:rPr>
+        <w:t>亞倫從他們手裏接過來，鑄了一隻牛犢，用雕刻的器具做成。他們就說：「 以色列啊，這是領你出埃及地的神。」（</w:t>
+      </w:r>
+      <w:hyperlink r:id="rId62">
+        <w:r>
+          <w:rPr>
+            <w:lang w:val="zh_TW" w:bidi="zh_TW"/>
+          </w:rPr>
+          <w:rPr>
+            <w:color w:val="0000EE"/>
+            <w:u w:val="single"/>
+          </w:rPr>
+          <w:t>出32:4</w:t>
+        </w:r>
+      </w:hyperlink>
+      <w:r>
+        <w:rPr>
+          <w:lang w:val="zh_TW" w:bidi="zh_TW"/>
+        </w:rPr>
+        <w:t>）。</w:t>
+      </w:r>
+    </w:p>
+    <w:p>
+      <w:pPr/>
+      <w:r>
+        <w:rPr>
+          <w:lang w:val="zh_TW" w:bidi="zh_TW"/>
+        </w:rPr>
+      </w:r>
+      <w:r>
+        <w:rPr>
+          <w:lang w:val="zh_TW" w:bidi="zh_TW"/>
+        </w:rPr>
+        <w:t>第二天，他們以獻祭和慶祝來崇拜偶像。神告知摩西百姓的行為，並打算毀滅他們，更提議從摩西的後裔中建立一個大國。摩西立即為百姓代求，神的忿怒才得止息。摩西帶著刻有律法的石版下山，看到偶像崇拜後，他義憤填膺，摔碎石版，將金牛磨成粉末，混入水中，讓百姓喝下。摩西又要求亞倫解釋，但他卻嘗試淡化自己在其中的角色，說：「</w:t>
+      </w:r>
+      <w:r>
+        <w:rPr>
+          <w:lang w:val="zh_TW" w:bidi="zh_TW"/>
+        </w:rPr>
+        <w:t>我把金環扔在火中，這牛犢便出來了</w:t>
+      </w:r>
+      <w:r>
+        <w:rPr>
+          <w:lang w:val="zh_TW" w:bidi="zh_TW"/>
+        </w:rPr>
+        <w:t>」（</w:t>
+      </w:r>
+      <w:hyperlink r:id="rId63">
+        <w:r>
+          <w:rPr>
+            <w:lang w:val="zh_TW" w:bidi="zh_TW"/>
+          </w:rPr>
+          <w:rPr>
+            <w:color w:val="0000EE"/>
+            <w:u w:val="single"/>
+          </w:rPr>
+          <w:t>出32:24</w:t>
+        </w:r>
+      </w:hyperlink>
+      <w:r>
+        <w:rPr>
+          <w:lang w:val="zh_TW" w:bidi="zh_TW"/>
+        </w:rPr>
+        <w:t>）。</w:t>
+      </w:r>
+    </w:p>
+    <w:p>
+      <w:pPr/>
+      <w:r>
+        <w:rPr>
+          <w:lang w:val="zh_TW" w:bidi="zh_TW"/>
+        </w:rPr>
+      </w:r>
+      <w:r>
+        <w:rPr>
+          <w:lang w:val="zh_TW" w:bidi="zh_TW"/>
+        </w:rPr>
+        <w:t>摩西召集志願者在百姓身上執行神的審判。利未人回應並殺了約三千人，後來得到讚賞和獎勵（</w:t>
+      </w:r>
+      <w:hyperlink r:id="rId64">
+        <w:r>
+          <w:rPr>
+            <w:lang w:val="zh_TW" w:bidi="zh_TW"/>
+          </w:rPr>
+          <w:rPr>
+            <w:color w:val="0000EE"/>
+            <w:u w:val="single"/>
+          </w:rPr>
+          <w:t>申33:9–10</w:t>
+        </w:r>
+      </w:hyperlink>
+      <w:r>
+        <w:rPr>
+          <w:lang w:val="zh_TW" w:bidi="zh_TW"/>
+        </w:rPr>
+        <w:t>）。摩西再次為百姓代求，請求若神不能赦免他們，就毀滅他們。神發憐憫，並應許祂的使者會依舊陪伴他們（</w:t>
+      </w:r>
+      <w:hyperlink r:id="rId65">
+        <w:r>
+          <w:rPr>
+            <w:lang w:val="zh_TW" w:bidi="zh_TW"/>
+          </w:rPr>
+          <w:rPr>
+            <w:color w:val="0000EE"/>
+            <w:u w:val="single"/>
+          </w:rPr>
+          <w:t>出32:34</w:t>
+        </w:r>
+      </w:hyperlink>
+      <w:r>
+        <w:rPr>
+          <w:lang w:val="zh_TW" w:bidi="zh_TW"/>
+        </w:rPr>
+        <w:t>）。</w:t>
+      </w:r>
+    </w:p>
+    <w:p>
+      <w:pPr/>
+      <w:r>
+        <w:rPr>
+          <w:lang w:val="zh_TW" w:bidi="zh_TW"/>
+        </w:rPr>
+      </w:r>
+      <w:r>
+        <w:rPr>
+          <w:lang w:val="zh_TW" w:bidi="zh_TW"/>
+        </w:rPr>
+        <w:t>其後，摩西求神讓他再次看見祂的榮耀。神指示他再雕刻兩塊石版，並返回山上。神在那裡宣告祂的名字：「</w:t>
+      </w:r>
+      <w:r>
+        <w:rPr>
+          <w:lang w:val="zh_TW" w:bidi="zh_TW"/>
+        </w:rPr>
+        <w:t>耶和華，耶和華，是有憐憫有恩典的神，不輕易發怒，並有豐盛的慈愛和誠實</w:t>
+      </w:r>
+      <w:r>
+        <w:rPr>
+          <w:lang w:val="zh_TW" w:bidi="zh_TW"/>
+        </w:rPr>
+        <w:t>」（</w:t>
+      </w:r>
+      <w:hyperlink r:id="rId66">
+        <w:r>
+          <w:rPr>
+            <w:lang w:val="zh_TW" w:bidi="zh_TW"/>
+          </w:rPr>
+          <w:rPr>
+            <w:color w:val="0000EE"/>
+            <w:u w:val="single"/>
+          </w:rPr>
+          <w:t>出34:6</w:t>
+        </w:r>
+      </w:hyperlink>
+      <w:r>
+        <w:rPr>
+          <w:lang w:val="zh_TW" w:bidi="zh_TW"/>
+        </w:rPr>
+        <w:t>）。摩西又在山上待了四十天，神警告他偶像崇拜的事。摩西接受教導後，獲得十誡的另一份副本。當他下山時，他的臉因與神交談而發光，人們便害怕他。所以，摩西將</w:t>
+      </w:r>
+      <w:r>
+        <w:rPr>
+          <w:lang w:val="zh_TW" w:bidi="zh_TW"/>
+        </w:rPr>
+        <w:t>帕子蒙在臉上，而</w:t>
+      </w:r>
+      <w:r>
+        <w:rPr>
+          <w:lang w:val="zh_TW" w:bidi="zh_TW"/>
+        </w:rPr>
+        <w:t>他在神面前時會拿掉它。保羅解釋說，這層帕子是為了讓以色列人看不到摩西臉上的天光消退（</w:t>
+      </w:r>
+      <w:hyperlink r:id="rId67">
+        <w:r>
+          <w:rPr>
+            <w:lang w:val="zh_TW" w:bidi="zh_TW"/>
+          </w:rPr>
+          <w:rPr>
+            <w:color w:val="0000EE"/>
+            <w:u w:val="single"/>
+          </w:rPr>
+          <w:t>林後3:13</w:t>
+        </w:r>
+      </w:hyperlink>
+      <w:r>
+        <w:rPr>
+          <w:lang w:val="zh_TW" w:bidi="zh_TW"/>
+        </w:rPr>
+        <w:t>）。</w:t>
+      </w:r>
+    </w:p>
+    <w:p>
+      <w:pPr>
+        <w:pStyle w:val="Heading4"/>
+      </w:pPr>
+      <w:r>
+        <w:rPr>
+          <w:lang w:val="zh_TW" w:bidi="zh_TW"/>
+        </w:rPr>
+        <w:t>會幕與祭司職份的建立</w:t>
+      </w:r>
+    </w:p>
+    <w:p>
+      <w:pPr/>
+      <w:r>
+        <w:rPr>
+          <w:lang w:val="zh_TW" w:bidi="zh_TW"/>
+        </w:rPr>
+      </w:r>
+      <w:r>
+        <w:rPr>
+          <w:lang w:val="zh_TW" w:bidi="zh_TW"/>
+        </w:rPr>
+        <w:t>摩西第一次上山領受律法時，神叫他收集各種物料來建造會幕。會幕是用來敬拜的可移動聖所。用來建造會幕的物料包括：</w:t>
+      </w:r>
+    </w:p>
+    <w:p>
+      <w:pPr>
+        <w:pStyle w:val="ListBullet"/>
+        <w:spacing w:line="240" w:lineRule="auto"/>
+        <w:ind w:left="720"/>
+      </w:pPr>
+      <w:r>
+        <w:rPr>
+          <w:lang w:val="zh_TW" w:bidi="zh_TW"/>
+        </w:rPr>
+      </w:r>
+      <w:r>
+        <w:rPr>
+          <w:lang w:val="zh_TW" w:bidi="zh_TW"/>
+        </w:rPr>
+        <w:t>黃金</w:t>
+      </w:r>
+    </w:p>
+    <w:p>
+      <w:pPr>
+        <w:pStyle w:val="ListBullet"/>
+        <w:spacing w:line="240" w:lineRule="auto"/>
+        <w:ind w:left="720"/>
+      </w:pPr>
+      <w:r>
+        <w:rPr>
+          <w:lang w:val="zh_TW" w:bidi="zh_TW"/>
+        </w:rPr>
+      </w:r>
+      <w:r>
+        <w:rPr>
+          <w:lang w:val="zh_TW" w:bidi="zh_TW"/>
+        </w:rPr>
+        <w:t>銀</w:t>
+      </w:r>
+    </w:p>
+    <w:p>
+      <w:pPr>
+        <w:pStyle w:val="ListBullet"/>
+        <w:spacing w:line="240" w:lineRule="auto"/>
+        <w:ind w:left="720"/>
+      </w:pPr>
+      <w:r>
+        <w:rPr>
+          <w:lang w:val="zh_TW" w:bidi="zh_TW"/>
+        </w:rPr>
+      </w:r>
+      <w:r>
+        <w:rPr>
+          <w:lang w:val="zh_TW" w:bidi="zh_TW"/>
+        </w:rPr>
+        <w:t>青銅</w:t>
+      </w:r>
+    </w:p>
+    <w:p>
+      <w:pPr>
+        <w:pStyle w:val="ListBullet"/>
+        <w:spacing w:line="240" w:lineRule="auto"/>
+        <w:ind w:left="720"/>
+      </w:pPr>
+      <w:r>
+        <w:rPr>
+          <w:lang w:val="zh_TW" w:bidi="zh_TW"/>
+        </w:rPr>
+      </w:r>
+      <w:r>
+        <w:rPr>
+          <w:lang w:val="zh_TW" w:bidi="zh_TW"/>
+        </w:rPr>
+        <w:t>各種顏色的紗線</w:t>
+      </w:r>
+    </w:p>
+    <w:p>
+      <w:pPr>
+        <w:pStyle w:val="ListBullet"/>
+        <w:spacing w:line="240" w:lineRule="auto"/>
+        <w:ind w:left="720"/>
+      </w:pPr>
+      <w:r>
+        <w:rPr>
+          <w:lang w:val="zh_TW" w:bidi="zh_TW"/>
+        </w:rPr>
+      </w:r>
+      <w:r>
+        <w:rPr>
+          <w:lang w:val="zh_TW" w:bidi="zh_TW"/>
+        </w:rPr>
+        <w:t>細麻布</w:t>
+      </w:r>
+    </w:p>
+    <w:p>
+      <w:pPr>
+        <w:pStyle w:val="ListBullet"/>
+        <w:spacing w:line="240" w:lineRule="auto"/>
+        <w:ind w:left="720"/>
+      </w:pPr>
+      <w:r>
+        <w:rPr>
+          <w:lang w:val="zh_TW" w:bidi="zh_TW"/>
+        </w:rPr>
+      </w:r>
+      <w:r>
+        <w:rPr>
+          <w:lang w:val="zh_TW" w:bidi="zh_TW"/>
+        </w:rPr>
+        <w:t>山羊的毛髮</w:t>
+      </w:r>
+    </w:p>
+    <w:p>
+      <w:pPr>
+        <w:pStyle w:val="ListBullet"/>
+        <w:spacing w:line="240" w:lineRule="auto"/>
+        <w:ind w:left="720"/>
+      </w:pPr>
+      <w:r>
+        <w:rPr>
+          <w:lang w:val="zh_TW" w:bidi="zh_TW"/>
+        </w:rPr>
+      </w:r>
+      <w:r>
+        <w:rPr>
+          <w:lang w:val="zh_TW" w:bidi="zh_TW"/>
+        </w:rPr>
+        <w:t>羊皮</w:t>
+      </w:r>
+    </w:p>
+    <w:p>
+      <w:pPr>
+        <w:pStyle w:val="ListBullet"/>
+        <w:spacing w:line="240" w:lineRule="auto"/>
+        <w:ind w:left="720"/>
+      </w:pPr>
+      <w:r>
+        <w:rPr>
+          <w:lang w:val="zh_TW" w:bidi="zh_TW"/>
+        </w:rPr>
+      </w:r>
+      <w:r>
+        <w:rPr>
+          <w:lang w:val="zh_TW" w:bidi="zh_TW"/>
+        </w:rPr>
+        <w:t>皂莢木</w:t>
+      </w:r>
+    </w:p>
+    <w:p>
+      <w:pPr>
+        <w:pStyle w:val="ListBullet"/>
+        <w:spacing w:line="240" w:lineRule="auto"/>
+        <w:ind w:left="720"/>
+      </w:pPr>
+      <w:r>
+        <w:rPr>
+          <w:lang w:val="zh_TW" w:bidi="zh_TW"/>
+        </w:rPr>
+      </w:r>
+      <w:r>
+        <w:rPr>
+          <w:lang w:val="zh_TW" w:bidi="zh_TW"/>
+        </w:rPr>
+        <w:t>燈油</w:t>
+      </w:r>
+    </w:p>
+    <w:p>
+      <w:pPr>
+        <w:pStyle w:val="ListBullet"/>
+        <w:spacing w:line="240" w:lineRule="auto"/>
+        <w:ind w:left="720"/>
+      </w:pPr>
+      <w:r>
+        <w:rPr>
+          <w:lang w:val="zh_TW" w:bidi="zh_TW"/>
+        </w:rPr>
+      </w:r>
+      <w:r>
+        <w:rPr>
+          <w:lang w:val="zh_TW" w:bidi="zh_TW"/>
+        </w:rPr>
+        <w:t>用於膏油的香料和香</w:t>
+      </w:r>
+    </w:p>
+    <w:p>
+      <w:pPr>
+        <w:pStyle w:val="ListBullet"/>
+        <w:spacing w:line="240" w:lineRule="auto"/>
+        <w:ind w:left="720"/>
+      </w:pPr>
+      <w:r>
+        <w:rPr>
+          <w:lang w:val="zh_TW" w:bidi="zh_TW"/>
+        </w:rPr>
+      </w:r>
+      <w:r>
+        <w:rPr>
+          <w:lang w:val="zh_TW" w:bidi="zh_TW"/>
+        </w:rPr>
+        <w:t>寶石（</w:t>
+      </w:r>
+      <w:hyperlink r:id="rId68">
+        <w:r>
+          <w:rPr>
+            <w:lang w:val="zh_TW" w:bidi="zh_TW"/>
+          </w:rPr>
+          <w:rPr>
+            <w:color w:val="0000EE"/>
+            <w:u w:val="single"/>
+          </w:rPr>
+          <w:t>出25:3–7</w:t>
+        </w:r>
+      </w:hyperlink>
+      <w:r>
+        <w:rPr>
+          <w:lang w:val="zh_TW" w:bidi="zh_TW"/>
+        </w:rPr>
+        <w:t>）</w:t>
+      </w:r>
+    </w:p>
+    <w:p>
+      <w:pPr/>
+      <w:r>
+        <w:rPr>
+          <w:lang w:val="zh_TW" w:bidi="zh_TW"/>
+        </w:rPr>
+      </w:r>
+      <w:r>
+        <w:rPr>
+          <w:lang w:val="zh_TW" w:bidi="zh_TW"/>
+        </w:rPr>
+        <w:t>神給他具體的藍圖和獻祭儀式，讓祭司進行獻祭。在比撒列在亞何利亞伯的協助下，摩西被任命負責建造會幕（</w:t>
+      </w:r>
+      <w:hyperlink r:id="rId69">
+        <w:r>
+          <w:rPr>
+            <w:lang w:val="zh_TW" w:bidi="zh_TW"/>
+          </w:rPr>
+          <w:rPr>
+            <w:color w:val="0000EE"/>
+            <w:u w:val="single"/>
+          </w:rPr>
+          <w:t>出31:1–6</w:t>
+        </w:r>
+      </w:hyperlink>
+      <w:r>
+        <w:rPr>
+          <w:lang w:val="zh_TW" w:bidi="zh_TW"/>
+        </w:rPr>
+        <w:t>）。會幕是可移動的，就像帳篷一樣，隨著希伯來人繼續他們前往迦南的旅程，會幕可以拆卸，並從一個地方移動到另一個地方。</w:t>
+      </w:r>
+    </w:p>
+    <w:p>
+      <w:pPr/>
+      <w:r>
+        <w:rPr>
+          <w:lang w:val="zh_TW" w:bidi="zh_TW"/>
+        </w:rPr>
+      </w:r>
+      <w:r>
+        <w:rPr>
+          <w:lang w:val="zh_TW" w:bidi="zh_TW"/>
+        </w:rPr>
+        <w:t>神也給摩西關於燔祭、素祭、平安祭、罪祭和贖愆祭等的指示（</w:t>
+      </w:r>
+      <w:hyperlink r:id="rId70">
+        <w:r>
+          <w:rPr>
+            <w:lang w:val="zh_TW" w:bidi="zh_TW"/>
+          </w:rPr>
+          <w:rPr>
+            <w:color w:val="0000EE"/>
+            <w:u w:val="single"/>
+          </w:rPr>
+          <w:t>利1–7章</w:t>
+        </w:r>
+      </w:hyperlink>
+      <w:r>
+        <w:rPr>
+          <w:lang w:val="zh_TW" w:bidi="zh_TW"/>
+        </w:rPr>
+        <w:t>）。</w:t>
+      </w:r>
+    </w:p>
+    <w:p>
+      <w:pPr/>
+      <w:r>
+        <w:rPr>
+          <w:lang w:val="zh_TW" w:bidi="zh_TW"/>
+        </w:rPr>
+      </w:r>
+      <w:r>
+        <w:rPr>
+          <w:lang w:val="zh_TW" w:bidi="zh_TW"/>
+        </w:rPr>
+        <w:t>摩西舉行莊嚴的儀式，任命亞倫和他的兒子為祭司，並開始崇拜儀式（</w:t>
+      </w:r>
+      <w:hyperlink r:id="rId71">
+        <w:r>
+          <w:rPr>
+            <w:lang w:val="zh_TW" w:bidi="zh_TW"/>
+          </w:rPr>
+          <w:rPr>
+            <w:color w:val="0000EE"/>
+            <w:u w:val="single"/>
+          </w:rPr>
+          <w:t>利8–9章</w:t>
+        </w:r>
+      </w:hyperlink>
+      <w:r>
+        <w:rPr>
+          <w:lang w:val="zh_TW" w:bidi="zh_TW"/>
+        </w:rPr>
+        <w:t>）。</w:t>
+      </w:r>
+    </w:p>
+    <w:p>
+      <w:pPr/>
+      <w:r>
+        <w:rPr>
+          <w:lang w:val="zh_TW" w:bidi="zh_TW"/>
+        </w:rPr>
+      </w:r>
+      <w:r>
+        <w:rPr>
+          <w:lang w:val="zh_TW" w:bidi="zh_TW"/>
+        </w:rPr>
+        <w:t>在第一次儀式之後，亞倫的兒子拿答與亞比戶，在主面前獻上凡火，就是未經授權獻祭的火。因為他們這樣做，就被神的火吞滅。摩西阻止亞倫和他其餘的兒子哀悼，因為他想強調神無可侵犯的聖潔（</w:t>
+      </w:r>
+      <w:hyperlink r:id="rId72">
+        <w:r>
+          <w:rPr>
+            <w:lang w:val="zh_TW" w:bidi="zh_TW"/>
+          </w:rPr>
+          <w:rPr>
+            <w:color w:val="0000EE"/>
+            <w:u w:val="single"/>
+          </w:rPr>
+          <w:t>利10:1–7</w:t>
+        </w:r>
+      </w:hyperlink>
+      <w:r>
+        <w:rPr>
+          <w:lang w:val="zh_TW" w:bidi="zh_TW"/>
+        </w:rPr>
+        <w:t>）。這件事突顯了聖潔生活的重要性，利未記其他的章節細說了應有的規範。</w:t>
+      </w:r>
+    </w:p>
+    <w:p>
+      <w:pPr>
+        <w:pStyle w:val="Heading4"/>
+      </w:pPr>
+      <w:r>
+        <w:rPr>
+          <w:lang w:val="zh_TW" w:bidi="zh_TW"/>
+        </w:rPr>
+        <w:t>從西奈到加低斯</w:t>
+      </w:r>
+    </w:p>
+    <w:p>
+      <w:pPr/>
+      <w:r>
+        <w:rPr>
+          <w:lang w:val="zh_TW" w:bidi="zh_TW"/>
+        </w:rPr>
+      </w:r>
+      <w:r>
+        <w:rPr>
+          <w:lang w:val="zh_TW" w:bidi="zh_TW"/>
+        </w:rPr>
+        <w:t>出埃及後約一年，以色列人進行了一次人口普查（</w:t>
+      </w:r>
+      <w:hyperlink r:id="rId73">
+        <w:r>
+          <w:rPr>
+            <w:lang w:val="zh_TW" w:bidi="zh_TW"/>
+          </w:rPr>
+          <w:rPr>
+            <w:color w:val="0000EE"/>
+            <w:u w:val="single"/>
+          </w:rPr>
+          <w:t>民9:1</w:t>
+        </w:r>
+      </w:hyperlink>
+      <w:r>
+        <w:rPr>
+          <w:lang w:val="zh_TW" w:bidi="zh_TW"/>
+        </w:rPr>
+        <w:t>）。神提醒他們要守逾越節。一個月後，他們從西奈出發，抱怨嗎哪的單調乏味，渴望埃及的食物，如：</w:t>
+      </w:r>
+    </w:p>
+    <w:p>
+      <w:pPr>
+        <w:pStyle w:val="ListBullet"/>
+        <w:spacing w:line="240" w:lineRule="auto"/>
+        <w:ind w:left="720"/>
+      </w:pPr>
+      <w:r>
+        <w:rPr>
+          <w:lang w:val="zh_TW" w:bidi="zh_TW"/>
+        </w:rPr>
+      </w:r>
+      <w:r>
+        <w:rPr>
+          <w:lang w:val="zh_TW" w:bidi="zh_TW"/>
+        </w:rPr>
+        <w:t>魚</w:t>
+      </w:r>
+    </w:p>
+    <w:p>
+      <w:pPr>
+        <w:pStyle w:val="ListBullet"/>
+        <w:spacing w:line="240" w:lineRule="auto"/>
+        <w:ind w:left="720"/>
+      </w:pPr>
+      <w:r>
+        <w:rPr>
+          <w:lang w:val="zh_TW" w:bidi="zh_TW"/>
+        </w:rPr>
+      </w:r>
+      <w:r>
+        <w:rPr>
+          <w:lang w:val="zh_TW" w:bidi="zh_TW"/>
+        </w:rPr>
+        <w:t>青瓜</w:t>
+      </w:r>
+    </w:p>
+    <w:p>
+      <w:pPr>
+        <w:pStyle w:val="ListBullet"/>
+        <w:spacing w:line="240" w:lineRule="auto"/>
+        <w:ind w:left="720"/>
+      </w:pPr>
+      <w:r>
+        <w:rPr>
+          <w:lang w:val="zh_TW" w:bidi="zh_TW"/>
+        </w:rPr>
+      </w:r>
+      <w:r>
+        <w:rPr>
+          <w:lang w:val="zh_TW" w:bidi="zh_TW"/>
+        </w:rPr>
+        <w:t>蜜瓜</w:t>
+      </w:r>
+    </w:p>
+    <w:p>
+      <w:pPr>
+        <w:pStyle w:val="ListBullet"/>
+        <w:spacing w:line="240" w:lineRule="auto"/>
+        <w:ind w:left="720"/>
+      </w:pPr>
+      <w:r>
+        <w:rPr>
+          <w:lang w:val="zh_TW" w:bidi="zh_TW"/>
+        </w:rPr>
+      </w:r>
+      <w:r>
+        <w:rPr>
+          <w:lang w:val="zh_TW" w:bidi="zh_TW"/>
+        </w:rPr>
+        <w:t>韭蔥</w:t>
+      </w:r>
+    </w:p>
+    <w:p>
+      <w:pPr>
+        <w:pStyle w:val="ListBullet"/>
+        <w:spacing w:line="240" w:lineRule="auto"/>
+        <w:ind w:left="720"/>
+      </w:pPr>
+      <w:r>
+        <w:rPr>
+          <w:lang w:val="zh_TW" w:bidi="zh_TW"/>
+        </w:rPr>
+      </w:r>
+      <w:r>
+        <w:rPr>
+          <w:lang w:val="zh_TW" w:bidi="zh_TW"/>
+        </w:rPr>
+        <w:t>洋蔥</w:t>
+      </w:r>
+    </w:p>
+    <w:p>
+      <w:pPr>
+        <w:pStyle w:val="ListBullet"/>
+        <w:spacing w:line="240" w:lineRule="auto"/>
+        <w:ind w:left="720"/>
+      </w:pPr>
+      <w:r>
+        <w:rPr>
+          <w:lang w:val="zh_TW" w:bidi="zh_TW"/>
+        </w:rPr>
+      </w:r>
+      <w:r>
+        <w:rPr>
+          <w:lang w:val="zh_TW" w:bidi="zh_TW"/>
+        </w:rPr>
+        <w:t>大蒜（</w:t>
+      </w:r>
+      <w:hyperlink r:id="rId74">
+        <w:r>
+          <w:rPr>
+            <w:lang w:val="zh_TW" w:bidi="zh_TW"/>
+          </w:rPr>
+          <w:rPr>
+            <w:color w:val="0000EE"/>
+            <w:u w:val="single"/>
+          </w:rPr>
+          <w:t>民11:4–6</w:t>
+        </w:r>
+      </w:hyperlink>
+      <w:r>
+        <w:rPr>
+          <w:lang w:val="zh_TW" w:bidi="zh_TW"/>
+        </w:rPr>
+        <w:t>）</w:t>
+      </w:r>
+    </w:p>
+    <w:p>
+      <w:pPr/>
+      <w:r>
+        <w:rPr>
+          <w:lang w:val="zh_TW" w:bidi="zh_TW"/>
+        </w:rPr>
+      </w:r>
+      <w:r>
+        <w:rPr>
+          <w:lang w:val="zh_TW" w:bidi="zh_TW"/>
+        </w:rPr>
+        <w:t>神在忿怒中賜下鵪鶉，但他們在吃肉時便死於瘟疫。</w:t>
+      </w:r>
+    </w:p>
+    <w:p>
+      <w:pPr/>
+      <w:r>
+        <w:rPr>
+          <w:lang w:val="zh_TW" w:bidi="zh_TW"/>
+        </w:rPr>
+      </w:r>
+      <w:r>
+        <w:rPr>
+          <w:lang w:val="zh_TW" w:bidi="zh_TW"/>
+        </w:rPr>
+        <w:t>米利暗和亞倫也埋怨摩西，特別是他的古實妻子（</w:t>
+      </w:r>
+      <w:hyperlink r:id="rId75">
+        <w:r>
+          <w:rPr>
+            <w:lang w:val="zh_TW" w:bidi="zh_TW"/>
+          </w:rPr>
+          <w:rPr>
+            <w:color w:val="0000EE"/>
+            <w:u w:val="single"/>
+          </w:rPr>
+          <w:t>民12:1–2</w:t>
+        </w:r>
+      </w:hyperlink>
+      <w:r>
+        <w:rPr>
+          <w:lang w:val="zh_TW" w:bidi="zh_TW"/>
+        </w:rPr>
+        <w:t>）。神學家尚不清楚古實人是否指一個衣索比亞人，或是另一個對西坡拉的稱呼。如果摩西確實再婚，舊約聖經中並沒再提及。摩西保持緘默，神就為他辯護，擊打米利暗使她患上痲瘋病。亞倫就承認他們的罪，而摩西為米利暗代求，使她在七天後痊癒。</w:t>
+      </w:r>
+    </w:p>
+    <w:p>
+      <w:pPr/>
+      <w:r>
+        <w:rPr>
+          <w:lang w:val="zh_TW" w:bidi="zh_TW"/>
+        </w:rPr>
+      </w:r>
+      <w:r>
+        <w:rPr>
+          <w:lang w:val="zh_TW" w:bidi="zh_TW"/>
+        </w:rPr>
+        <w:t>當百姓在加低斯時（在</w:t>
+      </w:r>
+      <w:hyperlink r:id="rId76">
+        <w:r>
+          <w:rPr>
+            <w:lang w:val="zh_TW" w:bidi="zh_TW"/>
+          </w:rPr>
+          <w:rPr>
+            <w:color w:val="0000EE"/>
+            <w:u w:val="single"/>
+          </w:rPr>
+          <w:t>民32:8</w:t>
+        </w:r>
+      </w:hyperlink>
+      <w:r>
+        <w:rPr>
+          <w:lang w:val="zh_TW" w:bidi="zh_TW"/>
+        </w:rPr>
+        <w:t>中也稱為加低斯‧巴尼亞），摩西派遣了十二個男子進入迦南。每個支派各派一人去窺探那地，為以色列的得地為業作好準備。經過四十天，探子回來，他們一致認為那地肥沃誘人，但其中十人害怕迦南人，建議不要進入那地。只有約書亞和迦勒，敦促以色列人信靠神並進入迦南，突顯他們獨特的勇氣和對神忠心。</w:t>
+      </w:r>
+    </w:p>
+    <w:p>
+      <w:pPr/>
+      <w:r>
+        <w:rPr>
+          <w:lang w:val="zh_TW" w:bidi="zh_TW"/>
+        </w:rPr>
+      </w:r>
+      <w:r>
+        <w:rPr>
+          <w:lang w:val="zh_TW" w:bidi="zh_TW"/>
+        </w:rPr>
+        <w:t>儘管以色列人受到鼓勵，卻因恐懼和缺乏信心而拒絕這個計劃。相反，他們密謀折返埃及，任命新領袖帶領他們。他們的叛逆達到頂峰，甚至威脅要用石頭打死摩西和亞倫。這場危機引發神的干預，神因他們持續的不順服而憤怒，準備毀滅那些人。然而，摩西為他們禱告神（</w:t>
+      </w:r>
+      <w:hyperlink r:id="rId77">
+        <w:r>
+          <w:rPr>
+            <w:lang w:val="zh_TW" w:bidi="zh_TW"/>
+          </w:rPr>
+          <w:rPr>
+            <w:color w:val="0000EE"/>
+            <w:u w:val="single"/>
+          </w:rPr>
+          <w:t>民13:1–14:19</w:t>
+        </w:r>
+      </w:hyperlink>
+      <w:r>
+        <w:rPr>
+          <w:lang w:val="zh_TW" w:bidi="zh_TW"/>
+        </w:rPr>
+        <w:t>）。他說，如果神不將以色列人帶入迦南美地，列國將相信以色列人的神無法將他們帶入那地。</w:t>
+      </w:r>
+    </w:p>
+    <w:p>
+      <w:pPr/>
+      <w:r>
+        <w:rPr>
+          <w:lang w:val="zh_TW" w:bidi="zh_TW"/>
+        </w:rPr>
+      </w:r>
+      <w:r>
+        <w:rPr>
+          <w:lang w:val="zh_TW" w:bidi="zh_TW"/>
+        </w:rPr>
+        <w:t>神聽了摩西的話，並下令凡是二十歲及以上發怨言的男人，都不得進入應許之地。這一決定意味著他們必須在曠野中漂流四十年，直到那一代人死去，而他們的下一代將進入迦南地（</w:t>
+      </w:r>
+      <w:hyperlink r:id="rId78">
+        <w:r>
+          <w:rPr>
+            <w:lang w:val="zh_TW" w:bidi="zh_TW"/>
+          </w:rPr>
+          <w:rPr>
+            <w:color w:val="0000EE"/>
+            <w:u w:val="single"/>
+          </w:rPr>
+          <w:t>民14:29–33</w:t>
+        </w:r>
+      </w:hyperlink>
+      <w:r>
+        <w:rPr>
+          <w:lang w:val="zh_TW" w:bidi="zh_TW"/>
+        </w:rPr>
+        <w:t>）。聽到這個審判後，以色列人試圖扭轉命運，決定立即進入那地。然而，這個行動並沒有神的祝福，導致被亞瑪力人和迦南人打敗。</w:t>
+      </w:r>
+    </w:p>
+    <w:p>
+      <w:pPr>
+        <w:pStyle w:val="Heading4"/>
+      </w:pPr>
+      <w:r>
+        <w:rPr>
+          <w:lang w:val="zh_TW" w:bidi="zh_TW"/>
+        </w:rPr>
+        <w:t>在曠野中的四十年</w:t>
+      </w:r>
+    </w:p>
+    <w:p>
+      <w:pPr/>
+      <w:r>
+        <w:rPr>
+          <w:lang w:val="zh_TW" w:bidi="zh_TW"/>
+        </w:rPr>
+      </w:r>
+      <w:r>
+        <w:rPr>
+          <w:lang w:val="zh_TW" w:bidi="zh_TW"/>
+        </w:rPr>
+        <w:t>關於曠野四十年的事件，學者所知甚少。以色列人多次顯示他們缺乏信心和順服，即使他們曾親眼見證神蹟和懲罰。一個名叫可拉的人，再次叛逆摩西和亞倫的權柄。摩西和亞倫懇求神不要因其悖逆而懲罰整個群體（</w:t>
+      </w:r>
+      <w:hyperlink r:id="rId79">
+        <w:r>
+          <w:rPr>
+            <w:lang w:val="zh_TW" w:bidi="zh_TW"/>
+          </w:rPr>
+          <w:rPr>
+            <w:color w:val="0000EE"/>
+            <w:u w:val="single"/>
+          </w:rPr>
+          <w:t>民16:22–24</w:t>
+        </w:r>
+      </w:hyperlink>
+      <w:r>
+        <w:rPr>
+          <w:lang w:val="zh_TW" w:bidi="zh_TW"/>
+        </w:rPr>
+        <w:t>），神將以色列人與叛徒分開。當百姓觀看時，地就裂開，吞噬了他們及其家人和財物。儘管看到這種懲罰，以色列人仍然埋怨摩西和亞倫。這便引發了一場瘟疫，造成14,700人死亡，直到摩西制止這場瘟疫。</w:t>
+      </w:r>
+    </w:p>
+    <w:p>
+      <w:pPr/>
+      <w:r>
+        <w:rPr>
+          <w:lang w:val="zh_TW" w:bidi="zh_TW"/>
+        </w:rPr>
+      </w:r>
+      <w:r>
+        <w:rPr>
+          <w:lang w:val="zh_TW" w:bidi="zh_TW"/>
+        </w:rPr>
+        <w:t>為了確認亞倫的領導地位，神指示摩西從每個支派收集一根杖，然後將它們放在會幕中。而只有亞倫的杖發芽、開花並結出杏仁，顯示神選擇了他。然而，百姓仍然怨聲載道。</w:t>
+      </w:r>
+    </w:p>
+    <w:p>
+      <w:pPr/>
+      <w:r>
+        <w:rPr>
+          <w:lang w:val="zh_TW" w:bidi="zh_TW"/>
+        </w:rPr>
+      </w:r>
+      <w:r>
+        <w:rPr>
+          <w:lang w:val="zh_TW" w:bidi="zh_TW"/>
+        </w:rPr>
+        <w:t>當以色列人流浪曠野的結束前，米利暗死了，並被埋葬在加低斯（</w:t>
+      </w:r>
+      <w:hyperlink r:id="rId80">
+        <w:r>
+          <w:rPr>
+            <w:lang w:val="zh_TW" w:bidi="zh_TW"/>
+          </w:rPr>
+          <w:rPr>
+            <w:color w:val="0000EE"/>
+            <w:u w:val="single"/>
+          </w:rPr>
+          <w:t>民20:1</w:t>
+        </w:r>
+      </w:hyperlink>
+      <w:r>
+        <w:rPr>
+          <w:lang w:val="zh_TW" w:bidi="zh_TW"/>
+        </w:rPr>
+        <w:t>）。不久，百姓因缺水而再次埋怨。神告訴摩西命令磐石出水，但摩西在一時挫折中，用他的杖擊打磐石兩次。雖然水流出來了，神卻責備摩西和亞倫：「</w:t>
+      </w:r>
+      <w:r>
+        <w:rPr>
+          <w:lang w:val="zh_TW" w:bidi="zh_TW"/>
+        </w:rPr>
+        <w:t>因為你們不信我，不在以色列人眼前尊我為聖，所以你們必不得領這會眾進我所賜給他們的地去。</w:t>
+      </w:r>
+      <w:r>
+        <w:rPr>
+          <w:lang w:val="zh_TW" w:bidi="zh_TW"/>
+        </w:rPr>
+        <w:t>」（</w:t>
+      </w:r>
+      <w:hyperlink r:id="rId81">
+        <w:r>
+          <w:rPr>
+            <w:lang w:val="zh_TW" w:bidi="zh_TW"/>
+          </w:rPr>
+          <w:rPr>
+            <w:color w:val="0000EE"/>
+            <w:u w:val="single"/>
+          </w:rPr>
+          <w:t>民 20:12</w:t>
+        </w:r>
+      </w:hyperlink>
+      <w:r>
+        <w:rPr>
+          <w:lang w:val="zh_TW" w:bidi="zh_TW"/>
+        </w:rPr>
+        <w:t>）。在這次事件中，摩西和亞倫將自己置於神的命令之上。因為這個罪，神不許他們帶領以色列人進入應許之地。這嚴厲的懲罰顯示，摩西和亞倫的領導權是上帝所賜的特權，同時承擔重大的責任。</w:t>
+      </w:r>
+    </w:p>
+    <w:p>
+      <w:pPr/>
+      <w:r>
+        <w:rPr>
+          <w:lang w:val="zh_TW" w:bidi="zh_TW"/>
+        </w:rPr>
+      </w:r>
+      <w:r>
+        <w:rPr>
+          <w:lang w:val="zh_TW" w:bidi="zh_TW"/>
+        </w:rPr>
+        <w:t>以色列人離開加低斯後，便前往何珥山。此時，亞倫在何珥山去世，他將祭司袍交給他的兒子以利亞撒（</w:t>
+      </w:r>
+      <w:hyperlink r:id="rId82">
+        <w:r>
+          <w:rPr>
+            <w:lang w:val="zh_TW" w:bidi="zh_TW"/>
+          </w:rPr>
+          <w:rPr>
+            <w:color w:val="0000EE"/>
+            <w:u w:val="single"/>
+          </w:rPr>
+          <w:t>民20:28</w:t>
+        </w:r>
+      </w:hyperlink>
+      <w:r>
+        <w:rPr>
+          <w:lang w:val="zh_TW" w:bidi="zh_TW"/>
+        </w:rPr>
+        <w:t>）。</w:t>
+      </w:r>
+    </w:p>
+    <w:p>
+      <w:pPr/>
+      <w:r>
+        <w:rPr>
+          <w:lang w:val="zh_TW" w:bidi="zh_TW"/>
+        </w:rPr>
+      </w:r>
+      <w:r>
+        <w:rPr>
+          <w:lang w:val="zh_TW" w:bidi="zh_TW"/>
+        </w:rPr>
+        <w:t>當他們繼續旅程時，遇到各種形式的抵抗。他們在何珥瑪戰勝了亞拉得王（</w:t>
+      </w:r>
+      <w:hyperlink r:id="rId83">
+        <w:r>
+          <w:rPr>
+            <w:lang w:val="zh_TW" w:bidi="zh_TW"/>
+          </w:rPr>
+          <w:rPr>
+            <w:color w:val="0000EE"/>
+            <w:u w:val="single"/>
+          </w:rPr>
+          <w:t>民21:1–3</w:t>
+        </w:r>
+      </w:hyperlink>
+      <w:r>
+        <w:rPr>
+          <w:lang w:val="zh_TW" w:bidi="zh_TW"/>
+        </w:rPr>
+        <w:t>）。然而，在繞過以東人的途中，百姓再次埋怨缺乏食物和水。神這次派遣毒蛇到他們中間，很多人因蛇咬而死。然而，那些尚未被咬的人急忙來到摩西面前，承認他們的罪，請求將蛇除去。神便指示摩西製造一條銅蛇，並掛在柱子上。被蛇咬的人仰望銅蛇，便能得到醫治。</w:t>
+      </w:r>
+    </w:p>
+    <w:p>
+      <w:pPr/>
+      <w:r>
+        <w:rPr>
+          <w:lang w:val="zh_TW" w:bidi="zh_TW"/>
+        </w:rPr>
+      </w:r>
+      <w:r>
+        <w:rPr>
+          <w:lang w:val="zh_TW" w:bidi="zh_TW"/>
+        </w:rPr>
+        <w:t>當他們接近亞摩利人王西宏的領土時，以色列人向王請求和平通行，但遭遇敵視。在隨後的戰爭中，以色列人擊敗西宏，佔領他的土地和城市，從而繼續邁向應許之地（</w:t>
+      </w:r>
+      <w:hyperlink r:id="rId84">
+        <w:r>
+          <w:rPr>
+            <w:lang w:val="zh_TW" w:bidi="zh_TW"/>
+          </w:rPr>
+          <w:rPr>
+            <w:color w:val="0000EE"/>
+            <w:u w:val="single"/>
+          </w:rPr>
+          <w:t>民21:21–25</w:t>
+        </w:r>
+      </w:hyperlink>
+      <w:r>
+        <w:rPr>
+          <w:lang w:val="zh_TW" w:bidi="zh_TW"/>
+        </w:rPr>
+        <w:t>）。</w:t>
+      </w:r>
+    </w:p>
+    <w:p>
+      <w:pPr>
+        <w:pStyle w:val="Heading4"/>
+      </w:pPr>
+      <w:r>
+        <w:rPr>
+          <w:lang w:val="zh_TW" w:bidi="zh_TW"/>
+        </w:rPr>
+        <w:t>抵達約旦河</w:t>
+      </w:r>
+    </w:p>
+    <w:p>
+      <w:pPr/>
+      <w:r>
+        <w:rPr>
+          <w:lang w:val="zh_TW" w:bidi="zh_TW"/>
+        </w:rPr>
+      </w:r>
+      <w:r>
+        <w:rPr>
+          <w:lang w:val="zh_TW" w:bidi="zh_TW"/>
+        </w:rPr>
+        <w:t>以色列人打敗西宏後，他們在摩押平原安營，對面就是耶利哥，他們可以從那裡看到應許之地。摩押人因以色列人的勝利而驚惶。為了打敗以色列人，摩押的王巴勒雇用了魔法師巴蘭來詛咒他們。然而，神將巴蘭三次對以色列人的詛咒都化成祝福（</w:t>
+      </w:r>
+      <w:hyperlink r:id="rId85">
+        <w:r>
+          <w:rPr>
+            <w:lang w:val="zh_TW" w:bidi="zh_TW"/>
+          </w:rPr>
+          <w:rPr>
+            <w:color w:val="0000EE"/>
+            <w:u w:val="single"/>
+          </w:rPr>
+          <w:t>民22–24章</w:t>
+        </w:r>
+      </w:hyperlink>
+      <w:r>
+        <w:rPr>
+          <w:lang w:val="zh_TW" w:bidi="zh_TW"/>
+        </w:rPr>
+        <w:t>）。</w:t>
+      </w:r>
+    </w:p>
+    <w:p>
+      <w:pPr/>
+      <w:r>
+        <w:rPr>
+          <w:lang w:val="zh_TW" w:bidi="zh_TW"/>
+        </w:rPr>
+      </w:r>
+      <w:r>
+        <w:rPr>
+          <w:lang w:val="zh_TW" w:bidi="zh_TW"/>
+        </w:rPr>
+        <w:t>雖然巴蘭無法詛咒以色列，他卻建議摩押人引誘以色列人陷入偶像崇拜和不道德的行為，使他們偏離神的心意（</w:t>
+      </w:r>
+      <w:hyperlink r:id="rId86">
+        <w:r>
+          <w:rPr>
+            <w:lang w:val="zh_TW" w:bidi="zh_TW"/>
+          </w:rPr>
+          <w:rPr>
+            <w:color w:val="0000EE"/>
+            <w:u w:val="single"/>
+          </w:rPr>
+          <w:t>民25:1–3</w:t>
+        </w:r>
+      </w:hyperlink>
+      <w:r>
+        <w:rPr>
+          <w:lang w:val="zh_TW" w:bidi="zh_TW"/>
+        </w:rPr>
+        <w:t>，</w:t>
+      </w:r>
+      <w:hyperlink r:id="rId87">
+        <w:r>
+          <w:rPr>
+            <w:lang w:val="zh_TW" w:bidi="zh_TW"/>
+          </w:rPr>
+          <w:rPr>
+            <w:color w:val="0000EE"/>
+            <w:u w:val="single"/>
+          </w:rPr>
+          <w:t>31:16</w:t>
+        </w:r>
+      </w:hyperlink>
+      <w:r>
+        <w:rPr>
+          <w:lang w:val="zh_TW" w:bidi="zh_TW"/>
+        </w:rPr>
+        <w:t>；</w:t>
+      </w:r>
+      <w:hyperlink r:id="rId88">
+        <w:r>
+          <w:rPr>
+            <w:lang w:val="zh_TW" w:bidi="zh_TW"/>
+          </w:rPr>
+          <w:rPr>
+            <w:color w:val="0000EE"/>
+            <w:u w:val="single"/>
+          </w:rPr>
+          <w:t>彼後2:15</w:t>
+        </w:r>
+      </w:hyperlink>
+      <w:r>
+        <w:rPr>
+          <w:lang w:val="zh_TW" w:bidi="zh_TW"/>
+        </w:rPr>
+        <w:t>；</w:t>
+      </w:r>
+      <w:hyperlink r:id="rId89">
+        <w:r>
+          <w:rPr>
+            <w:lang w:val="zh_TW" w:bidi="zh_TW"/>
+          </w:rPr>
+          <w:rPr>
+            <w:color w:val="0000EE"/>
+            <w:u w:val="single"/>
+          </w:rPr>
+          <w:t>啟2:14</w:t>
+        </w:r>
+      </w:hyperlink>
+      <w:r>
+        <w:rPr>
+          <w:lang w:val="zh_TW" w:bidi="zh_TW"/>
+        </w:rPr>
+        <w:t>）。以色列人聽從這個建議，向摩押的神獻祭，又參與異教崇拜，觸怒了神。神便降下一場瘟疫，殺死了24,000名以色列人（</w:t>
+      </w:r>
+      <w:hyperlink r:id="rId90">
+        <w:r>
+          <w:rPr>
+            <w:lang w:val="zh_TW" w:bidi="zh_TW"/>
+          </w:rPr>
+          <w:rPr>
+            <w:color w:val="0000EE"/>
+            <w:u w:val="single"/>
+          </w:rPr>
+          <w:t>民25:9</w:t>
+        </w:r>
+      </w:hyperlink>
+      <w:r>
+        <w:rPr>
+          <w:lang w:val="zh_TW" w:bidi="zh_TW"/>
+        </w:rPr>
+        <w:t>）。這次事件標誌著以色列首次面臨偶像崇拜的誘惑，預示著他們在迦南將面臨偶像崇拜的問題，他們持續偶像崇拜，最終導致他們的滅亡。</w:t>
+      </w:r>
+    </w:p>
+    <w:p>
+      <w:pPr/>
+      <w:r>
+        <w:rPr>
+          <w:lang w:val="zh_TW" w:bidi="zh_TW"/>
+        </w:rPr>
+      </w:r>
+      <w:r>
+        <w:rPr>
+          <w:lang w:val="zh_TW" w:bidi="zh_TW"/>
+        </w:rPr>
+        <w:t>在瘟疫之後，神指示摩西和以利亞撒進行一次類似四十年前的人口普查。雖然整整一代人在曠野中死去，除了迦勒和約書亞，第一次普查中的所有人都已經死去，但新一代已經成長，新人口普查所得的人口數目幾乎相同。這次普查顯示以色列人有601,730名年齡在20歲或以上適合戰爭的男子（</w:t>
+      </w:r>
+      <w:hyperlink r:id="rId91">
+        <w:r>
+          <w:rPr>
+            <w:lang w:val="zh_TW" w:bidi="zh_TW"/>
+          </w:rPr>
+          <w:rPr>
+            <w:color w:val="0000EE"/>
+            <w:u w:val="single"/>
+          </w:rPr>
+          <w:t>民26:51</w:t>
+        </w:r>
+      </w:hyperlink>
+      <w:r>
+        <w:rPr>
+          <w:lang w:val="zh_TW" w:bidi="zh_TW"/>
+        </w:rPr>
+        <w:t>）。</w:t>
+      </w:r>
+    </w:p>
+    <w:p>
+      <w:pPr/>
+      <w:r>
+        <w:rPr>
+          <w:lang w:val="zh_TW" w:bidi="zh_TW"/>
+        </w:rPr>
+      </w:r>
+      <w:r>
+        <w:rPr>
+          <w:lang w:val="zh_TW" w:bidi="zh_TW"/>
+        </w:rPr>
+        <w:t>神其後命令摩西在以利亞撒、祭司和會眾的見證下，公開任命約書亞為他的繼承者（</w:t>
+      </w:r>
+      <w:hyperlink r:id="rId92">
+        <w:r>
+          <w:rPr>
+            <w:lang w:val="zh_TW" w:bidi="zh_TW"/>
+          </w:rPr>
+          <w:rPr>
+            <w:color w:val="0000EE"/>
+            <w:u w:val="single"/>
+          </w:rPr>
+          <w:t>民27:12–23</w:t>
+        </w:r>
+      </w:hyperlink>
+      <w:r>
+        <w:rPr>
+          <w:lang w:val="zh_TW" w:bidi="zh_TW"/>
+        </w:rPr>
+        <w:t>）。摩西也接到關於節期、獻祭和起誓的指示（</w:t>
+      </w:r>
+      <w:hyperlink r:id="rId93">
+        <w:r>
+          <w:rPr>
+            <w:lang w:val="zh_TW" w:bidi="zh_TW"/>
+          </w:rPr>
+          <w:rPr>
+            <w:color w:val="0000EE"/>
+            <w:u w:val="single"/>
+          </w:rPr>
+          <w:t>民28–30章</w:t>
+        </w:r>
+      </w:hyperlink>
+      <w:r>
+        <w:rPr>
+          <w:lang w:val="zh_TW" w:bidi="zh_TW"/>
+        </w:rPr>
+        <w:t>）。神命令摩西為以色列向米甸人報仇，是他領導的最後一項任務。在這次戰役中，以色列人取得決定性的勝利，殺死了米甸王和巴蘭。</w:t>
+      </w:r>
+    </w:p>
+    <w:p>
+      <w:pPr/>
+      <w:r>
+        <w:rPr>
+          <w:lang w:val="zh_TW" w:bidi="zh_TW"/>
+        </w:rPr>
+      </w:r>
+      <w:r>
+        <w:rPr>
+          <w:lang w:val="zh_TW" w:bidi="zh_TW"/>
+        </w:rPr>
+        <w:t>耶和華又賜給摩西詳細的指示，關於應許之地的邊界，並指定將土地分給各支派的領袖（</w:t>
+      </w:r>
+      <w:hyperlink r:id="rId94">
+        <w:r>
+          <w:rPr>
+            <w:lang w:val="zh_TW" w:bidi="zh_TW"/>
+          </w:rPr>
+          <w:rPr>
+            <w:color w:val="0000EE"/>
+            <w:u w:val="single"/>
+          </w:rPr>
+          <w:t>民34章</w:t>
+        </w:r>
+      </w:hyperlink>
+      <w:r>
+        <w:rPr>
+          <w:lang w:val="zh_TW" w:bidi="zh_TW"/>
+        </w:rPr>
+        <w:t>）。神也給了利未人48座城市，包括六座逃城。這些城市是為了保護那些被控誤殺的人，確保他們在人面前得到公平公正的審訊，而不是遭到報復的傷害（</w:t>
+      </w:r>
+      <w:hyperlink r:id="rId95">
+        <w:r>
+          <w:rPr>
+            <w:lang w:val="zh_TW" w:bidi="zh_TW"/>
+          </w:rPr>
+          <w:rPr>
+            <w:color w:val="0000EE"/>
+            <w:u w:val="single"/>
+          </w:rPr>
+          <w:t>民35章</w:t>
+        </w:r>
+      </w:hyperlink>
+      <w:r>
+        <w:rPr>
+          <w:lang w:val="zh_TW" w:bidi="zh_TW"/>
+        </w:rPr>
+        <w:t>）。</w:t>
+      </w:r>
+    </w:p>
+    <w:p>
+      <w:pPr>
+        <w:pStyle w:val="Heading4"/>
+      </w:pPr>
+      <w:r>
+        <w:rPr>
+          <w:lang w:val="zh_TW" w:bidi="zh_TW"/>
+        </w:rPr>
+        <w:t>摩西之死</w:t>
+      </w:r>
+    </w:p>
+    <w:p>
+      <w:pPr/>
+      <w:r>
+        <w:rPr>
+          <w:lang w:val="zh_TW" w:bidi="zh_TW"/>
+        </w:rPr>
+      </w:r>
+      <w:r>
+        <w:rPr>
+          <w:lang w:val="zh_TW" w:bidi="zh_TW"/>
+        </w:rPr>
+        <w:t>申命記是摩西對以色列人的告別之言，講述他在去世前的最後指示和反思。摩西是這本書中的唯一講者，向聚集的會眾說話，回顧他們在西奈山以來的旅程。他回顧他們過去的失敗，包括38年前拒絕進入應許之地（</w:t>
+      </w:r>
+      <w:hyperlink r:id="rId96">
+        <w:r>
+          <w:rPr>
+            <w:lang w:val="zh_TW" w:bidi="zh_TW"/>
+          </w:rPr>
+          <w:rPr>
+            <w:color w:val="0000EE"/>
+            <w:u w:val="single"/>
+          </w:rPr>
+          <w:t>申2:14</w:t>
+        </w:r>
+      </w:hyperlink>
+      <w:r>
+        <w:rPr>
+          <w:lang w:val="zh_TW" w:bidi="zh_TW"/>
+        </w:rPr>
+        <w:t>）。他憶起他要求過約旦河看那片應許之地。神只允許摩西從毗斯迦山頂觀看應許之地，但不允許他進入。</w:t>
+      </w:r>
+    </w:p>
+    <w:p>
+      <w:pPr/>
+      <w:r>
+        <w:rPr>
+          <w:lang w:val="zh_TW" w:bidi="zh_TW"/>
+        </w:rPr>
+      </w:r>
+      <w:r>
+        <w:rPr>
+          <w:lang w:val="zh_TW" w:bidi="zh_TW"/>
+        </w:rPr>
+        <w:t>摩西利用這個機會，敦促百姓順服神的律法和誡命，強調他們的順服，將為即將進入的應許之地帶來祝福。</w:t>
+      </w:r>
+    </w:p>
+    <w:p>
+      <w:pPr/>
+      <w:r>
+        <w:rPr>
+          <w:lang w:val="zh_TW" w:bidi="zh_TW"/>
+        </w:rPr>
+      </w:r>
+      <w:r>
+        <w:rPr>
+          <w:lang w:val="zh_TW" w:bidi="zh_TW"/>
+        </w:rPr>
+        <w:t>當摩西生命的接近終結時，神指示他和約書亞在會幕見面，約書亞在那裡被正式任命，成為以色列的新領袖（</w:t>
+      </w:r>
+      <w:hyperlink r:id="rId97">
+        <w:r>
+          <w:rPr>
+            <w:lang w:val="zh_TW" w:bidi="zh_TW"/>
+          </w:rPr>
+          <w:rPr>
+            <w:color w:val="0000EE"/>
+            <w:u w:val="single"/>
+          </w:rPr>
+          <w:t>申31:14–23</w:t>
+        </w:r>
+      </w:hyperlink>
+      <w:r>
+        <w:rPr>
+          <w:lang w:val="zh_TW" w:bidi="zh_TW"/>
+        </w:rPr>
+        <w:t>）。在摩西去世之前，他祝福以色列人（</w:t>
+      </w:r>
+      <w:hyperlink r:id="rId98">
+        <w:r>
+          <w:rPr>
+            <w:lang w:val="zh_TW" w:bidi="zh_TW"/>
+          </w:rPr>
+          <w:rPr>
+            <w:color w:val="0000EE"/>
+            <w:u w:val="single"/>
+          </w:rPr>
+          <w:t>申33</w:t>
+        </w:r>
+      </w:hyperlink>
+      <w:r>
+        <w:rPr>
+          <w:lang w:val="zh_TW" w:bidi="zh_TW"/>
+        </w:rPr>
+        <w:t>）。</w:t>
+      </w:r>
+    </w:p>
+    <w:p>
+      <w:pPr/>
+      <w:r>
+        <w:rPr>
+          <w:lang w:val="zh_TW" w:bidi="zh_TW"/>
+        </w:rPr>
+      </w:r>
+      <w:r>
+        <w:rPr>
+          <w:lang w:val="zh_TW" w:bidi="zh_TW"/>
+        </w:rPr>
+        <w:t>然後，摩西登上尼波山，特別是到達毗斯迦的山頂，神向他展示應許之地，雖然神不允許他進入其中。摩西死在那裡，神親自將他埋葬在摩押的一個山谷中，對面就是伯‧毗珥（</w:t>
+      </w:r>
+      <w:hyperlink r:id="rId99">
+        <w:r>
+          <w:rPr>
+            <w:lang w:val="zh_TW" w:bidi="zh_TW"/>
+          </w:rPr>
+          <w:rPr>
+            <w:color w:val="0000EE"/>
+            <w:u w:val="single"/>
+          </w:rPr>
+          <w:t>申34:6</w:t>
+        </w:r>
+      </w:hyperlink>
+      <w:r>
+        <w:rPr>
+          <w:lang w:val="zh_TW" w:bidi="zh_TW"/>
+        </w:rPr>
+        <w:t>）。</w:t>
+      </w:r>
+    </w:p>
+    <w:p>
+      <w:pPr/>
+      <w:r>
+        <w:rPr>
+          <w:lang w:val="zh_TW" w:bidi="zh_TW"/>
+        </w:rPr>
+      </w:r>
+      <w:r>
+        <w:rPr>
+          <w:lang w:val="zh_TW" w:bidi="zh_TW"/>
+        </w:rPr>
+        <w:t>摩西去世時年120歲，以色列人為他的去世哀悼30天。對摩西最後的致敬，反映了他與神獨特的關係：「</w:t>
+      </w:r>
+      <w:r>
+        <w:rPr>
+          <w:lang w:val="zh_TW" w:bidi="zh_TW"/>
+        </w:rPr>
+        <w:t>以後以色列中再沒有興起先知像摩西的。他是耶和華面對面所認識的</w:t>
+      </w:r>
+      <w:r>
+        <w:rPr>
+          <w:lang w:val="zh_TW" w:bidi="zh_TW"/>
+        </w:rPr>
+        <w:t>」（</w:t>
+      </w:r>
+      <w:hyperlink r:id="rId100">
+        <w:r>
+          <w:rPr>
+            <w:lang w:val="zh_TW" w:bidi="zh_TW"/>
+          </w:rPr>
+          <w:rPr>
+            <w:color w:val="0000EE"/>
+            <w:u w:val="single"/>
+          </w:rPr>
+          <w:t>申34:10</w:t>
+        </w:r>
+      </w:hyperlink>
+      <w:r>
+        <w:rPr>
+          <w:lang w:val="zh_TW" w:bidi="zh_TW"/>
+        </w:rPr>
+        <w:t>）。</w:t>
+      </w:r>
+    </w:p>
+    <w:p>
+      <w:pPr>
+        <w:pStyle w:val="Heading3"/>
+      </w:pPr>
+      <w:r>
+        <w:rPr>
+          <w:lang w:val="zh_TW" w:bidi="zh_TW"/>
+        </w:rPr>
+        <w:t>在新約聖經中的摩西</w:t>
+      </w:r>
+    </w:p>
+    <w:p>
+      <w:pPr/>
+      <w:r>
+        <w:rPr>
+          <w:lang w:val="zh_TW" w:bidi="zh_TW"/>
+        </w:rPr>
+      </w:r>
+      <w:r>
+        <w:rPr>
+          <w:lang w:val="zh_TW" w:bidi="zh_TW"/>
+        </w:rPr>
+        <w:t>在新約聖經時代中，所有猶太人和基督徒都認為摩西是摩西五經的作者。一些片語顯示他與聖經的首五本書有關，例如：</w:t>
+      </w:r>
+    </w:p>
+    <w:p>
+      <w:pPr>
+        <w:pStyle w:val="ListBullet"/>
+        <w:spacing w:line="240" w:lineRule="auto"/>
+        <w:ind w:left="720"/>
+      </w:pPr>
+      <w:r>
+        <w:rPr>
+          <w:lang w:val="zh_TW" w:bidi="zh_TW"/>
+        </w:rPr>
+      </w:r>
+      <w:r>
+        <w:rPr>
+          <w:lang w:val="zh_TW" w:bidi="zh_TW"/>
+        </w:rPr>
+        <w:t>「摩西律法」（</w:t>
+      </w:r>
+      <w:hyperlink r:id="rId101">
+        <w:r>
+          <w:rPr>
+            <w:lang w:val="zh_TW" w:bidi="zh_TW"/>
+          </w:rPr>
+          <w:rPr>
+            <w:color w:val="0000EE"/>
+            <w:u w:val="single"/>
+          </w:rPr>
+          <w:t>路2:22</w:t>
+        </w:r>
+      </w:hyperlink>
+      <w:r>
+        <w:rPr>
+          <w:lang w:val="zh_TW" w:bidi="zh_TW"/>
+        </w:rPr>
+        <w:t>）</w:t>
+      </w:r>
+    </w:p>
+    <w:p>
+      <w:pPr>
+        <w:pStyle w:val="ListBullet"/>
+        <w:spacing w:line="240" w:lineRule="auto"/>
+        <w:ind w:left="720"/>
+      </w:pPr>
+      <w:r>
+        <w:rPr>
+          <w:lang w:val="zh_TW" w:bidi="zh_TW"/>
+        </w:rPr>
+      </w:r>
+      <w:r>
+        <w:rPr>
+          <w:lang w:val="zh_TW" w:bidi="zh_TW"/>
+        </w:rPr>
+        <w:t>「</w:t>
+      </w:r>
+      <w:r>
+        <w:rPr>
+          <w:lang w:val="zh_TW" w:bidi="zh_TW"/>
+        </w:rPr>
+        <w:t>摩西為甚麼吩咐</w:t>
+      </w:r>
+      <w:r>
+        <w:rPr>
+          <w:lang w:val="zh_TW" w:bidi="zh_TW"/>
+        </w:rPr>
+        <w:t>」（</w:t>
+      </w:r>
+      <w:hyperlink r:id="rId102">
+        <w:r>
+          <w:rPr>
+            <w:lang w:val="zh_TW" w:bidi="zh_TW"/>
+          </w:rPr>
+          <w:rPr>
+            <w:color w:val="0000EE"/>
+            <w:u w:val="single"/>
+          </w:rPr>
+          <w:t>太19:7</w:t>
+        </w:r>
+      </w:hyperlink>
+      <w:r>
+        <w:rPr>
+          <w:lang w:val="zh_TW" w:bidi="zh_TW"/>
+        </w:rPr>
+        <w:t>）</w:t>
+      </w:r>
+    </w:p>
+    <w:p>
+      <w:pPr>
+        <w:pStyle w:val="ListBullet"/>
+        <w:spacing w:line="240" w:lineRule="auto"/>
+        <w:ind w:left="720"/>
+      </w:pPr>
+      <w:r>
+        <w:rPr>
+          <w:lang w:val="zh_TW" w:bidi="zh_TW"/>
+        </w:rPr>
+      </w:r>
+      <w:r>
+        <w:rPr>
+          <w:lang w:val="zh_TW" w:bidi="zh_TW"/>
+        </w:rPr>
+        <w:t>「摩西說」（</w:t>
+      </w:r>
+      <w:hyperlink r:id="rId103">
+        <w:r>
+          <w:rPr>
+            <w:lang w:val="zh_TW" w:bidi="zh_TW"/>
+          </w:rPr>
+          <w:rPr>
+            <w:color w:val="0000EE"/>
+            <w:u w:val="single"/>
+          </w:rPr>
+          <w:t>可7:10</w:t>
+        </w:r>
+      </w:hyperlink>
+      <w:r>
+        <w:rPr>
+          <w:lang w:val="zh_TW" w:bidi="zh_TW"/>
+        </w:rPr>
+        <w:t>）</w:t>
+      </w:r>
+    </w:p>
+    <w:p>
+      <w:pPr>
+        <w:pStyle w:val="ListBullet"/>
+        <w:spacing w:line="240" w:lineRule="auto"/>
+        <w:ind w:left="720"/>
+      </w:pPr>
+      <w:r>
+        <w:rPr>
+          <w:lang w:val="zh_TW" w:bidi="zh_TW"/>
+        </w:rPr>
+      </w:r>
+      <w:r>
+        <w:rPr>
+          <w:lang w:val="zh_TW" w:bidi="zh_TW"/>
+        </w:rPr>
+        <w:t>「</w:t>
+      </w:r>
+      <w:r>
+        <w:rPr>
+          <w:lang w:val="zh_TW" w:bidi="zh_TW"/>
+        </w:rPr>
+        <w:t>摩西為我們寫着說</w:t>
+      </w:r>
+      <w:r>
+        <w:rPr>
+          <w:lang w:val="zh_TW" w:bidi="zh_TW"/>
+        </w:rPr>
+        <w:t>」 （</w:t>
+      </w:r>
+      <w:hyperlink r:id="rId104">
+        <w:r>
+          <w:rPr>
+            <w:lang w:val="zh_TW" w:bidi="zh_TW"/>
+          </w:rPr>
+          <w:rPr>
+            <w:color w:val="0000EE"/>
+            <w:u w:val="single"/>
+          </w:rPr>
+          <w:t>可12:19</w:t>
+        </w:r>
+      </w:hyperlink>
+      <w:r>
+        <w:rPr>
+          <w:lang w:val="zh_TW" w:bidi="zh_TW"/>
+        </w:rPr>
+        <w:t>）</w:t>
+      </w:r>
+    </w:p>
+    <w:p>
+      <w:pPr/>
+      <w:r>
+        <w:rPr>
+          <w:lang w:val="zh_TW" w:bidi="zh_TW"/>
+        </w:rPr>
+      </w:r>
+      <w:r>
+        <w:rPr>
+          <w:lang w:val="zh_TW" w:bidi="zh_TW"/>
+        </w:rPr>
+        <w:t>他在新約聖經中出現的次數，比其他舊約聖經人物都要多，總共79次。他主要被描述為律法的頒佈者（</w:t>
+      </w:r>
+      <w:hyperlink r:id="rId105">
+        <w:r>
+          <w:rPr>
+            <w:lang w:val="zh_TW" w:bidi="zh_TW"/>
+          </w:rPr>
+          <w:rPr>
+            <w:color w:val="0000EE"/>
+            <w:u w:val="single"/>
+          </w:rPr>
+          <w:t>太8:4</w:t>
+        </w:r>
+      </w:hyperlink>
+      <w:r>
+        <w:rPr>
+          <w:lang w:val="zh_TW" w:bidi="zh_TW"/>
+        </w:rPr>
+        <w:t>；</w:t>
+      </w:r>
+      <w:hyperlink r:id="rId103">
+        <w:r>
+          <w:rPr>
+            <w:lang w:val="zh_TW" w:bidi="zh_TW"/>
+          </w:rPr>
+          <w:rPr>
+            <w:color w:val="0000EE"/>
+            <w:u w:val="single"/>
+          </w:rPr>
+          <w:t>可7:10</w:t>
+        </w:r>
+      </w:hyperlink>
+      <w:r>
+        <w:rPr>
+          <w:lang w:val="zh_TW" w:bidi="zh_TW"/>
+        </w:rPr>
+        <w:t>；</w:t>
+      </w:r>
+      <w:hyperlink r:id="rId106">
+        <w:r>
+          <w:rPr>
+            <w:lang w:val="zh_TW" w:bidi="zh_TW"/>
+          </w:rPr>
+          <w:rPr>
+            <w:color w:val="0000EE"/>
+            <w:u w:val="single"/>
+          </w:rPr>
+          <w:t>約1:17</w:t>
+        </w:r>
+      </w:hyperlink>
+      <w:r>
+        <w:rPr>
+          <w:lang w:val="zh_TW" w:bidi="zh_TW"/>
+        </w:rPr>
+        <w:t>；</w:t>
+      </w:r>
+      <w:hyperlink r:id="rId107">
+        <w:r>
+          <w:rPr>
+            <w:lang w:val="zh_TW" w:bidi="zh_TW"/>
+          </w:rPr>
+          <w:rPr>
+            <w:color w:val="0000EE"/>
+            <w:u w:val="single"/>
+          </w:rPr>
+          <w:t>徒15:1</w:t>
+        </w:r>
+      </w:hyperlink>
+      <w:r>
+        <w:rPr>
+          <w:lang w:val="zh_TW" w:bidi="zh_TW"/>
+        </w:rPr>
+        <w:t>）。他在耶穌的登山變象時出現，代表舊約聖經的律法。以利亞也出現了，代表舊約聖經的先知（</w:t>
+      </w:r>
+      <w:hyperlink r:id="rId108">
+        <w:r>
+          <w:rPr>
+            <w:lang w:val="zh_TW" w:bidi="zh_TW"/>
+          </w:rPr>
+          <w:rPr>
+            <w:color w:val="0000EE"/>
+            <w:u w:val="single"/>
+          </w:rPr>
+          <w:t>太17:1–3</w:t>
+        </w:r>
+      </w:hyperlink>
+      <w:r>
+        <w:rPr>
+          <w:lang w:val="zh_TW" w:bidi="zh_TW"/>
+        </w:rPr>
+        <w:t>）。</w:t>
+      </w:r>
+    </w:p>
+    <w:p>
+      <w:pPr/>
+      <w:r>
+        <w:rPr>
+          <w:lang w:val="zh_TW" w:bidi="zh_TW"/>
+        </w:rPr>
+      </w:r>
+      <w:r>
+        <w:rPr>
+          <w:lang w:val="zh_TW" w:bidi="zh_TW"/>
+        </w:rPr>
+        <w:t>摩西在新約聖經中也被描繪為一位先知。作為先知，他談到了即將來臨的彌賽亞和祂的受苦（</w:t>
+      </w:r>
+      <w:hyperlink r:id="rId109">
+        <w:r>
+          <w:rPr>
+            <w:lang w:val="zh_TW" w:bidi="zh_TW"/>
+          </w:rPr>
+          <w:rPr>
+            <w:color w:val="0000EE"/>
+            <w:u w:val="single"/>
+          </w:rPr>
+          <w:t>路24:25–27</w:t>
+        </w:r>
+      </w:hyperlink>
+      <w:r>
+        <w:rPr>
+          <w:lang w:val="zh_TW" w:bidi="zh_TW"/>
+        </w:rPr>
+        <w:t>；</w:t>
+      </w:r>
+      <w:hyperlink r:id="rId110">
+        <w:r>
+          <w:rPr>
+            <w:lang w:val="zh_TW" w:bidi="zh_TW"/>
+          </w:rPr>
+          <w:rPr>
+            <w:color w:val="0000EE"/>
+            <w:u w:val="single"/>
+          </w:rPr>
+          <w:t>徒3:22</w:t>
+        </w:r>
+      </w:hyperlink>
+      <w:r>
+        <w:rPr>
+          <w:lang w:val="zh_TW" w:bidi="zh_TW"/>
+        </w:rPr>
+        <w:t>）。新約聖經將摩西和耶穌聯繫起來，以展示在新約和舊約之間連貫性。例如：</w:t>
+      </w:r>
+    </w:p>
+    <w:p>
+      <w:pPr>
+        <w:pStyle w:val="ListBullet"/>
+        <w:spacing w:line="240" w:lineRule="auto"/>
+        <w:ind w:left="720"/>
+      </w:pPr>
+      <w:r>
+        <w:rPr>
+          <w:lang w:val="zh_TW" w:bidi="zh_TW"/>
+        </w:rPr>
+      </w:r>
+      <w:r>
+        <w:rPr>
+          <w:lang w:val="zh_TW" w:bidi="zh_TW"/>
+        </w:rPr>
+        <w:t>耶穌誕生的故事與摩西的故事並列，都是神拯救作為嬰兒的他們，逃脫地上統治者的謀殺陰謀（</w:t>
+      </w:r>
+      <w:hyperlink r:id="rId111">
+        <w:r>
+          <w:rPr>
+            <w:lang w:val="zh_TW" w:bidi="zh_TW"/>
+          </w:rPr>
+          <w:rPr>
+            <w:color w:val="0000EE"/>
+            <w:u w:val="single"/>
+          </w:rPr>
+          <w:t>太2:13–18</w:t>
+        </w:r>
+      </w:hyperlink>
+      <w:r>
+        <w:rPr>
+          <w:lang w:val="zh_TW" w:bidi="zh_TW"/>
+        </w:rPr>
+        <w:t>）。</w:t>
+      </w:r>
+    </w:p>
+    <w:p>
+      <w:pPr>
+        <w:pStyle w:val="ListBullet"/>
+        <w:spacing w:line="240" w:lineRule="auto"/>
+        <w:ind w:left="720"/>
+      </w:pPr>
+      <w:r>
+        <w:rPr>
+          <w:lang w:val="zh_TW" w:bidi="zh_TW"/>
+        </w:rPr>
+      </w:r>
+      <w:r>
+        <w:rPr>
+          <w:lang w:val="zh_TW" w:bidi="zh_TW"/>
+        </w:rPr>
+        <w:t>耶穌的登山寶訓反映在西奈山頒佈律法的情景，將祂呈現為神旨意，帶有權威的詮釋者（</w:t>
+      </w:r>
+      <w:hyperlink r:id="rId112">
+        <w:r>
+          <w:rPr>
+            <w:lang w:val="zh_TW" w:bidi="zh_TW"/>
+          </w:rPr>
+          <w:rPr>
+            <w:color w:val="0000EE"/>
+            <w:u w:val="single"/>
+          </w:rPr>
+          <w:t>太5–7章</w:t>
+        </w:r>
+      </w:hyperlink>
+      <w:r>
+        <w:rPr>
+          <w:lang w:val="zh_TW" w:bidi="zh_TW"/>
+        </w:rPr>
+        <w:t>）。</w:t>
+      </w:r>
+    </w:p>
+    <w:p>
+      <w:pPr>
+        <w:pStyle w:val="ListBullet"/>
+        <w:spacing w:line="240" w:lineRule="auto"/>
+        <w:ind w:left="720"/>
+      </w:pPr>
+      <w:r>
+        <w:rPr>
+          <w:lang w:val="zh_TW" w:bidi="zh_TW"/>
+        </w:rPr>
+      </w:r>
+      <w:r>
+        <w:rPr>
+          <w:lang w:val="zh_TW" w:bidi="zh_TW"/>
+        </w:rPr>
+        <w:t>保羅將舊律法，對比加拉太書中與神的新關係。希伯來書的作者，認為摩西頒佈的律法，是為了現在在基督裡使信徒稱義的信心作好準備（</w:t>
+      </w:r>
+      <w:hyperlink r:id="rId113">
+        <w:r>
+          <w:rPr>
+            <w:lang w:val="zh_TW" w:bidi="zh_TW"/>
+          </w:rPr>
+          <w:rPr>
+            <w:color w:val="0000EE"/>
+            <w:u w:val="single"/>
+          </w:rPr>
+          <w:t>希3:5–6</w:t>
+        </w:r>
+      </w:hyperlink>
+      <w:r>
+        <w:rPr>
+          <w:lang w:val="zh_TW" w:bidi="zh_TW"/>
+        </w:rPr>
+        <w:t>；</w:t>
+      </w:r>
+      <w:hyperlink r:id="rId114">
+        <w:r>
+          <w:rPr>
+            <w:lang w:val="zh_TW" w:bidi="zh_TW"/>
+          </w:rPr>
+          <w:rPr>
+            <w:color w:val="0000EE"/>
+            <w:u w:val="single"/>
+          </w:rPr>
+          <w:t>9:11–22</w:t>
+        </w:r>
+      </w:hyperlink>
+      <w:r>
+        <w:rPr>
+          <w:lang w:val="zh_TW" w:bidi="zh_TW"/>
+        </w:rPr>
+        <w:t>）。</w:t>
+      </w:r>
+    </w:p>
+    <w:p>
+      <w:pPr>
+        <w:pStyle w:val="ListBullet"/>
+        <w:spacing w:line="240" w:lineRule="auto"/>
+        <w:ind w:left="720"/>
+      </w:pPr>
+      <w:r>
+        <w:rPr>
+          <w:lang w:val="zh_TW" w:bidi="zh_TW"/>
+        </w:rPr>
+      </w:r>
+      <w:r>
+        <w:rPr>
+          <w:lang w:val="zh_TW" w:bidi="zh_TW"/>
+        </w:rPr>
+        <w:t>約翰福音將藉摩西所給的律法，對比通過耶穌基督而來的恩典和真理（</w:t>
+      </w:r>
+      <w:hyperlink r:id="rId106">
+        <w:r>
+          <w:rPr>
+            <w:lang w:val="zh_TW" w:bidi="zh_TW"/>
+          </w:rPr>
+          <w:rPr>
+            <w:color w:val="0000EE"/>
+            <w:u w:val="single"/>
+          </w:rPr>
+          <w:t>約1:17</w:t>
+        </w:r>
+      </w:hyperlink>
+      <w:r>
+        <w:rPr>
+          <w:lang w:val="zh_TW" w:bidi="zh_TW"/>
+        </w:rPr>
+        <w:t>）。</w:t>
+      </w:r>
+    </w:p>
+    <w:p>
+      <w:pPr>
+        <w:pStyle w:val="ListBullet"/>
+        <w:spacing w:line="240" w:lineRule="auto"/>
+        <w:ind w:left="720"/>
+      </w:pPr>
+      <w:r>
+        <w:rPr>
+          <w:lang w:val="zh_TW" w:bidi="zh_TW"/>
+        </w:rPr>
+      </w:r>
+      <w:r>
+        <w:rPr>
+          <w:lang w:val="zh_TW" w:bidi="zh_TW"/>
+        </w:rPr>
+        <w:t>約翰將曠野中的嗎哪比作耶穌是「生命的糧」（</w:t>
+      </w:r>
+      <w:hyperlink r:id="rId115">
+        <w:r>
+          <w:rPr>
+            <w:lang w:val="zh_TW" w:bidi="zh_TW"/>
+          </w:rPr>
+          <w:rPr>
+            <w:color w:val="0000EE"/>
+            <w:u w:val="single"/>
+          </w:rPr>
+          <w:t>約6:30–35</w:t>
+        </w:r>
+      </w:hyperlink>
+      <w:r>
+        <w:rPr>
+          <w:lang w:val="zh_TW" w:bidi="zh_TW"/>
+        </w:rPr>
+        <w:t>）。</w:t>
+      </w:r>
+    </w:p>
+    <w:p>
+      <w:pPr/>
+      <w:r>
+        <w:rPr>
+          <w:lang w:val="zh_TW" w:bidi="zh_TW"/>
+        </w:rPr>
+      </w:r>
+      <w:r>
+        <w:rPr>
+          <w:lang w:val="zh_TW" w:bidi="zh_TW"/>
+        </w:rPr>
+        <w:t>其它提到摩西或與相關事件的地方包括：</w:t>
+      </w:r>
+    </w:p>
+    <w:p>
+      <w:pPr>
+        <w:pStyle w:val="ListBullet"/>
+        <w:spacing w:line="240" w:lineRule="auto"/>
+        <w:ind w:left="720"/>
+      </w:pPr>
+      <w:r>
+        <w:rPr>
+          <w:lang w:val="zh_TW" w:bidi="zh_TW"/>
+        </w:rPr>
+      </w:r>
+      <w:r>
+        <w:rPr>
+          <w:lang w:val="zh_TW" w:bidi="zh_TW"/>
+        </w:rPr>
+        <w:t>摩西出生（</w:t>
+      </w:r>
+      <w:hyperlink r:id="rId116">
+        <w:r>
+          <w:rPr>
+            <w:lang w:val="zh_TW" w:bidi="zh_TW"/>
+          </w:rPr>
+          <w:rPr>
+            <w:color w:val="0000EE"/>
+            <w:u w:val="single"/>
+          </w:rPr>
+          <w:t>徒7:20</w:t>
+        </w:r>
+      </w:hyperlink>
+      <w:r>
+        <w:rPr>
+          <w:lang w:val="zh_TW" w:bidi="zh_TW"/>
+        </w:rPr>
+        <w:t>；</w:t>
+      </w:r>
+      <w:hyperlink r:id="rId117">
+        <w:r>
+          <w:rPr>
+            <w:lang w:val="zh_TW" w:bidi="zh_TW"/>
+          </w:rPr>
+          <w:rPr>
+            <w:color w:val="0000EE"/>
+            <w:u w:val="single"/>
+          </w:rPr>
+          <w:t>來11:23</w:t>
+        </w:r>
+      </w:hyperlink>
+      <w:r>
+        <w:rPr>
+          <w:lang w:val="zh_TW" w:bidi="zh_TW"/>
+        </w:rPr>
+        <w:t>）</w:t>
+      </w:r>
+    </w:p>
+    <w:p>
+      <w:pPr>
+        <w:pStyle w:val="ListBullet"/>
+        <w:spacing w:line="240" w:lineRule="auto"/>
+        <w:ind w:left="720"/>
+      </w:pPr>
+      <w:r>
+        <w:rPr>
+          <w:lang w:val="zh_TW" w:bidi="zh_TW"/>
+        </w:rPr>
+      </w:r>
+      <w:r>
+        <w:rPr>
+          <w:lang w:val="zh_TW" w:bidi="zh_TW"/>
+        </w:rPr>
+        <w:t>燃燒的荊棘（</w:t>
+      </w:r>
+      <w:hyperlink r:id="rId118">
+        <w:r>
+          <w:rPr>
+            <w:lang w:val="zh_TW" w:bidi="zh_TW"/>
+          </w:rPr>
+          <w:rPr>
+            <w:color w:val="0000EE"/>
+            <w:u w:val="single"/>
+          </w:rPr>
+          <w:t>路20:37</w:t>
+        </w:r>
+      </w:hyperlink>
+      <w:r>
+        <w:rPr>
+          <w:lang w:val="zh_TW" w:bidi="zh_TW"/>
+        </w:rPr>
+        <w:t>）</w:t>
+      </w:r>
+    </w:p>
+    <w:p>
+      <w:pPr>
+        <w:pStyle w:val="ListBullet"/>
+        <w:spacing w:line="240" w:lineRule="auto"/>
+        <w:ind w:left="720"/>
+      </w:pPr>
+      <w:r>
+        <w:rPr>
+          <w:lang w:val="zh_TW" w:bidi="zh_TW"/>
+        </w:rPr>
+      </w:r>
+      <w:r>
+        <w:rPr>
+          <w:lang w:val="zh_TW" w:bidi="zh_TW"/>
+        </w:rPr>
+        <w:t>埃及的術士和假教師（</w:t>
+      </w:r>
+      <w:hyperlink r:id="rId119">
+        <w:r>
+          <w:rPr>
+            <w:lang w:val="zh_TW" w:bidi="zh_TW"/>
+          </w:rPr>
+          <w:rPr>
+            <w:color w:val="0000EE"/>
+            <w:u w:val="single"/>
+          </w:rPr>
+          <w:t>提後3:8</w:t>
+        </w:r>
+      </w:hyperlink>
+      <w:r>
+        <w:rPr>
+          <w:lang w:val="zh_TW" w:bidi="zh_TW"/>
+        </w:rPr>
+        <w:t>）</w:t>
+      </w:r>
+    </w:p>
+    <w:p>
+      <w:pPr>
+        <w:pStyle w:val="ListBullet"/>
+        <w:spacing w:line="240" w:lineRule="auto"/>
+        <w:ind w:left="720"/>
+      </w:pPr>
+      <w:r>
+        <w:rPr>
+          <w:lang w:val="zh_TW" w:bidi="zh_TW"/>
+        </w:rPr>
+      </w:r>
+      <w:r>
+        <w:rPr>
+          <w:lang w:val="zh_TW" w:bidi="zh_TW"/>
+        </w:rPr>
+        <w:t>逾越節（</w:t>
+      </w:r>
+      <w:hyperlink r:id="rId120">
+        <w:r>
+          <w:rPr>
+            <w:lang w:val="zh_TW" w:bidi="zh_TW"/>
+          </w:rPr>
+          <w:rPr>
+            <w:color w:val="0000EE"/>
+            <w:u w:val="single"/>
+          </w:rPr>
+          <w:t>來11:28</w:t>
+        </w:r>
+      </w:hyperlink>
+      <w:r>
+        <w:rPr>
+          <w:lang w:val="zh_TW" w:bidi="zh_TW"/>
+        </w:rPr>
+        <w:t>）</w:t>
+      </w:r>
+    </w:p>
+    <w:p>
+      <w:pPr>
+        <w:pStyle w:val="ListBullet"/>
+        <w:spacing w:line="240" w:lineRule="auto"/>
+        <w:ind w:left="720"/>
+      </w:pPr>
+      <w:r>
+        <w:rPr>
+          <w:lang w:val="zh_TW" w:bidi="zh_TW"/>
+        </w:rPr>
+      </w:r>
+      <w:r>
+        <w:rPr>
+          <w:lang w:val="zh_TW" w:bidi="zh_TW"/>
+        </w:rPr>
+        <w:t>出埃及（</w:t>
+      </w:r>
+      <w:hyperlink r:id="rId121">
+        <w:r>
+          <w:rPr>
+            <w:lang w:val="zh_TW" w:bidi="zh_TW"/>
+          </w:rPr>
+          <w:rPr>
+            <w:color w:val="0000EE"/>
+            <w:u w:val="single"/>
+          </w:rPr>
+          <w:t>來3:16</w:t>
+        </w:r>
+      </w:hyperlink>
+      <w:r>
+        <w:rPr>
+          <w:lang w:val="zh_TW" w:bidi="zh_TW"/>
+        </w:rPr>
+        <w:t>）</w:t>
+      </w:r>
+    </w:p>
+    <w:p>
+      <w:pPr>
+        <w:pStyle w:val="ListBullet"/>
+        <w:spacing w:line="240" w:lineRule="auto"/>
+        <w:ind w:left="720"/>
+      </w:pPr>
+      <w:r>
+        <w:rPr>
+          <w:lang w:val="zh_TW" w:bidi="zh_TW"/>
+        </w:rPr>
+      </w:r>
+      <w:r>
+        <w:rPr>
+          <w:lang w:val="zh_TW" w:bidi="zh_TW"/>
+        </w:rPr>
+        <w:t>過紅海（</w:t>
+      </w:r>
+      <w:hyperlink r:id="rId122">
+        <w:r>
+          <w:rPr>
+            <w:lang w:val="zh_TW" w:bidi="zh_TW"/>
+          </w:rPr>
+          <w:rPr>
+            <w:color w:val="0000EE"/>
+            <w:u w:val="single"/>
+          </w:rPr>
+          <w:t>林前10:2</w:t>
+        </w:r>
+      </w:hyperlink>
+      <w:r>
+        <w:rPr>
+          <w:lang w:val="zh_TW" w:bidi="zh_TW"/>
+        </w:rPr>
+        <w:t>）</w:t>
+      </w:r>
+    </w:p>
+    <w:p>
+      <w:pPr>
+        <w:pStyle w:val="ListBullet"/>
+        <w:spacing w:line="240" w:lineRule="auto"/>
+        <w:ind w:left="720"/>
+      </w:pPr>
+      <w:r>
+        <w:rPr>
+          <w:lang w:val="zh_TW" w:bidi="zh_TW"/>
+        </w:rPr>
+      </w:r>
+      <w:r>
+        <w:rPr>
+          <w:lang w:val="zh_TW" w:bidi="zh_TW"/>
+        </w:rPr>
+        <w:t>西奈盟約中的贖罪祭和耶穌獻上的寶血（</w:t>
+      </w:r>
+      <w:hyperlink r:id="rId123">
+        <w:r>
+          <w:rPr>
+            <w:lang w:val="zh_TW" w:bidi="zh_TW"/>
+          </w:rPr>
+          <w:rPr>
+            <w:color w:val="0000EE"/>
+            <w:u w:val="single"/>
+          </w:rPr>
+          <w:t>太26:28</w:t>
+        </w:r>
+      </w:hyperlink>
+      <w:r>
+        <w:rPr>
+          <w:lang w:val="zh_TW" w:bidi="zh_TW"/>
+        </w:rPr>
+        <w:t>）</w:t>
+      </w:r>
+    </w:p>
+    <w:p>
+      <w:pPr>
+        <w:pStyle w:val="ListBullet"/>
+        <w:spacing w:line="240" w:lineRule="auto"/>
+        <w:ind w:left="720"/>
+      </w:pPr>
+      <w:r>
+        <w:rPr>
+          <w:lang w:val="zh_TW" w:bidi="zh_TW"/>
+        </w:rPr>
+      </w:r>
+      <w:r>
+        <w:rPr>
+          <w:lang w:val="zh_TW" w:bidi="zh_TW"/>
+        </w:rPr>
+        <w:t>嗎哪與靈食（</w:t>
+      </w:r>
+      <w:hyperlink r:id="rId124">
+        <w:r>
+          <w:rPr>
+            <w:lang w:val="zh_TW" w:bidi="zh_TW"/>
+          </w:rPr>
+          <w:rPr>
+            <w:color w:val="0000EE"/>
+            <w:u w:val="single"/>
+          </w:rPr>
+          <w:t>林前10:3</w:t>
+        </w:r>
+      </w:hyperlink>
+      <w:r>
+        <w:rPr>
+          <w:lang w:val="zh_TW" w:bidi="zh_TW"/>
+        </w:rPr>
+        <w:t>）</w:t>
+      </w:r>
+    </w:p>
+    <w:p>
+      <w:pPr>
+        <w:pStyle w:val="ListBullet"/>
+        <w:spacing w:line="240" w:lineRule="auto"/>
+        <w:ind w:left="720"/>
+      </w:pPr>
+      <w:r>
+        <w:rPr>
+          <w:lang w:val="zh_TW" w:bidi="zh_TW"/>
+        </w:rPr>
+      </w:r>
+      <w:r>
+        <w:rPr>
+          <w:lang w:val="zh_TW" w:bidi="zh_TW"/>
+        </w:rPr>
+        <w:t>摩西臉上的榮光（</w:t>
+      </w:r>
+      <w:hyperlink r:id="rId125">
+        <w:r>
+          <w:rPr>
+            <w:lang w:val="zh_TW" w:bidi="zh_TW"/>
+          </w:rPr>
+          <w:rPr>
+            <w:color w:val="0000EE"/>
+            <w:u w:val="single"/>
+          </w:rPr>
+          <w:t>林後3:7–18</w:t>
+        </w:r>
+      </w:hyperlink>
+      <w:r>
+        <w:rPr>
+          <w:lang w:val="zh_TW" w:bidi="zh_TW"/>
+        </w:rPr>
+        <w:t>）</w:t>
+      </w:r>
+    </w:p>
+    <w:p>
+      <w:pPr>
+        <w:pStyle w:val="ListBullet"/>
+        <w:spacing w:line="240" w:lineRule="auto"/>
+        <w:ind w:left="720"/>
+      </w:pPr>
+      <w:r>
+        <w:rPr>
+          <w:lang w:val="zh_TW" w:bidi="zh_TW"/>
+        </w:rPr>
+      </w:r>
+      <w:r>
+        <w:rPr>
+          <w:lang w:val="zh_TW" w:bidi="zh_TW"/>
+        </w:rPr>
+        <w:t>從磐石流出的水與靈水（</w:t>
+      </w:r>
+      <w:hyperlink r:id="rId126">
+        <w:r>
+          <w:rPr>
+            <w:lang w:val="zh_TW" w:bidi="zh_TW"/>
+          </w:rPr>
+          <w:rPr>
+            <w:color w:val="0000EE"/>
+            <w:u w:val="single"/>
+          </w:rPr>
+          <w:t>林前10:4</w:t>
+        </w:r>
+      </w:hyperlink>
+      <w:r>
+        <w:rPr>
+          <w:lang w:val="zh_TW" w:bidi="zh_TW"/>
+        </w:rPr>
+        <w:t>）</w:t>
+      </w:r>
+    </w:p>
+    <w:p>
+      <w:pPr>
+        <w:pStyle w:val="ListBullet"/>
+        <w:spacing w:line="240" w:lineRule="auto"/>
+        <w:ind w:left="720"/>
+      </w:pPr>
+      <w:r>
+        <w:rPr>
+          <w:lang w:val="zh_TW" w:bidi="zh_TW"/>
+        </w:rPr>
+      </w:r>
+      <w:r>
+        <w:rPr>
+          <w:lang w:val="zh_TW" w:bidi="zh_TW"/>
+        </w:rPr>
+        <w:t>銅蛇與人子被舉起（</w:t>
+      </w:r>
+      <w:hyperlink r:id="rId127">
+        <w:r>
+          <w:rPr>
+            <w:lang w:val="zh_TW" w:bidi="zh_TW"/>
+          </w:rPr>
+          <w:rPr>
+            <w:color w:val="0000EE"/>
+            <w:u w:val="single"/>
+          </w:rPr>
+          <w:t>約3:14</w:t>
+        </w:r>
+      </w:hyperlink>
+      <w:r>
+        <w:rPr>
+          <w:lang w:val="zh_TW" w:bidi="zh_TW"/>
+        </w:rPr>
+        <w:t>）</w:t>
+      </w:r>
+    </w:p>
+    <w:p>
+      <w:pPr>
+        <w:pStyle w:val="ListBullet"/>
+        <w:spacing w:line="240" w:lineRule="auto"/>
+        <w:ind w:left="720"/>
+      </w:pPr>
+      <w:r>
+        <w:rPr>
+          <w:lang w:val="zh_TW" w:bidi="zh_TW"/>
+        </w:rPr>
+      </w:r>
+      <w:r>
+        <w:rPr>
+          <w:lang w:val="zh_TW" w:bidi="zh_TW"/>
+        </w:rPr>
+        <w:t>摩西之歌和</w:t>
+      </w:r>
+      <w:r>
+        <w:rPr>
+          <w:lang w:val="zh_TW" w:bidi="zh_TW"/>
+        </w:rPr>
+        <w:t>羔羊之歌</w:t>
+      </w:r>
+      <w:r>
+        <w:rPr>
+          <w:lang w:val="zh_TW" w:bidi="zh_TW"/>
+        </w:rPr>
+        <w:t>（</w:t>
+      </w:r>
+      <w:hyperlink r:id="rId128">
+        <w:r>
+          <w:rPr>
+            <w:lang w:val="zh_TW" w:bidi="zh_TW"/>
+          </w:rPr>
+          <w:rPr>
+            <w:color w:val="0000EE"/>
+            <w:u w:val="single"/>
+          </w:rPr>
+          <w:t>啟15:3</w:t>
+        </w:r>
+      </w:hyperlink>
+      <w:r>
+        <w:rPr>
+          <w:lang w:val="zh_TW" w:bidi="zh_TW"/>
+        </w:rPr>
+        <w:t>）</w:t>
+      </w:r>
+    </w:p>
+    <w:p>
+      <w:pPr/>
+      <w:r>
+        <w:rPr>
+          <w:lang w:val="zh_TW" w:bidi="zh_TW"/>
+        </w:rPr>
+      </w:r>
+      <w:r>
+        <w:rPr>
+          <w:i/>
+          <w:lang w:val="zh_TW" w:bidi="zh_TW"/>
+        </w:rPr>
+        <w:t>另見</w:t>
+      </w:r>
+      <w:r>
+        <w:rPr>
+          <w:lang w:val="zh_TW" w:bidi="zh_TW"/>
+        </w:rPr>
+        <w:t xml:space="preserve"> </w:t>
+      </w:r>
+      <w:r>
+        <w:rPr>
+          <w:lang w:val="zh_TW" w:bidi="zh_TW"/>
+        </w:rPr>
+        <w:t>埃及、埃及人</w:t>
+      </w:r>
+      <w:r>
+        <w:rPr>
+          <w:lang w:val="zh_TW" w:bidi="zh_TW"/>
+        </w:rPr>
+        <w:t>；</w:t>
+      </w:r>
+      <w:r>
+        <w:rPr>
+          <w:lang w:val="zh_TW" w:bidi="zh_TW"/>
+        </w:rPr>
+        <w:t>出埃及</w:t>
+      </w:r>
+      <w:r>
+        <w:rPr>
+          <w:lang w:val="zh_TW" w:bidi="zh_TW"/>
+        </w:rPr>
+        <w:t>；</w:t>
+      </w:r>
+      <w:r>
+        <w:rPr>
+          <w:lang w:val="zh_TW" w:bidi="zh_TW"/>
+        </w:rPr>
+        <w:t>以色列的歷史</w:t>
+      </w:r>
+      <w:r>
+        <w:rPr>
+          <w:lang w:val="zh_TW" w:bidi="zh_TW"/>
+        </w:rPr>
+        <w:t>；</w:t>
+      </w:r>
+      <w:r>
+        <w:rPr>
+          <w:lang w:val="zh_TW" w:bidi="zh_TW"/>
+        </w:rPr>
+        <w:t>埃及十災</w:t>
+      </w:r>
+      <w:r>
+        <w:rPr>
+          <w:lang w:val="zh_TW" w:bidi="zh_TW"/>
+        </w:rPr>
+        <w:t>；</w:t>
+      </w:r>
+      <w:r>
+        <w:rPr>
+          <w:lang w:val="zh_TW" w:bidi="zh_TW"/>
+        </w:rPr>
+        <w:t>祭司與利未人</w:t>
+      </w:r>
+      <w:r>
+        <w:rPr>
+          <w:lang w:val="zh_TW" w:bidi="zh_TW"/>
+        </w:rPr>
+        <w:t>；</w:t>
+      </w:r>
+      <w:r>
+        <w:rPr>
+          <w:lang w:val="zh_TW" w:bidi="zh_TW"/>
+        </w:rPr>
+        <w:t>會幕</w:t>
+      </w:r>
+      <w:r>
+        <w:rPr>
+          <w:lang w:val="zh_TW" w:bidi="zh_TW"/>
+        </w:rPr>
+        <w:t>；</w:t>
+      </w:r>
+      <w:r>
+        <w:rPr>
+          <w:lang w:val="zh_TW" w:bidi="zh_TW"/>
+        </w:rPr>
+        <w:t>聖殿</w:t>
+      </w:r>
+      <w:r>
+        <w:rPr>
+          <w:lang w:val="zh_TW" w:bidi="zh_TW"/>
+        </w:rPr>
+        <w:t>；</w:t>
+      </w:r>
+      <w:r>
+        <w:rPr>
+          <w:lang w:val="zh_TW" w:bidi="zh_TW"/>
+        </w:rPr>
+        <w:t>十誡</w:t>
+      </w:r>
+      <w:r>
+        <w:rPr>
+          <w:lang w:val="zh_TW" w:bidi="zh_TW"/>
+        </w:rPr>
+        <w:t>；</w:t>
+      </w:r>
+      <w:r>
+        <w:rPr>
+          <w:lang w:val="zh_TW" w:bidi="zh_TW"/>
+        </w:rPr>
+        <w:t>曠野漂流</w:t>
+      </w:r>
+      <w:r>
+        <w:rPr>
+          <w:lang w:val="zh_TW" w:bidi="zh_TW"/>
+        </w:rPr>
+        <w:t>。</w:t>
+      </w:r>
+      <w:r>
+        <w:rPr>
+          <w:lang w:val="zh_TW" w:bidi="zh_TW"/>
+        </w:rPr>
+      </w:r>
+      <w:r>
+        <w:rPr>
+          <w:lang w:val="zh_TW" w:bidi="zh_TW"/>
+        </w:rPr>
+      </w:r>
+    </w:p>
+    <w:p>
+      <w:pPr/>
+      <w:r>
+        <w:rPr>
+          <w:lang w:val="zh_TW" w:bidi="zh_TW"/>
+        </w:rPr>
+      </w:r>
+    </w:p>
+    <w:p>
+      <w:pPr>
+        <w:pStyle w:val="Heading2"/>
+      </w:pPr>
+      <w:r>
+        <w:rPr>
+          <w:lang w:val="zh_TW" w:bidi="zh_TW"/>
+        </w:rPr>
+        <w:t>摩押，摩押人</w:t>
+      </w:r>
+      <w:r>
+        <w:rPr>
+          <w:lang w:val="zh_TW" w:bidi="zh_TW"/>
+        </w:rPr>
+      </w:r>
+    </w:p>
+    <w:p>
+      <w:pPr/>
+      <w:r>
+        <w:rPr>
+          <w:lang w:val="zh_TW" w:bidi="zh_TW"/>
+        </w:rPr>
+      </w:r>
+      <w:r>
+        <w:rPr>
+          <w:lang w:val="zh_TW" w:bidi="zh_TW"/>
+        </w:rPr>
+        <w:t>摩押是外約旦（Transjordan，約旦河以東）中部的一個小國。摩押人是住在摩押地的人。摩押地位於一個高地（plateau）上。約旦河谷的陡峭懸崖在西邊形成一道天然的邊界，將摩押和猶大分隔開來。</w:t>
+      </w:r>
+    </w:p>
+    <w:p>
+      <w:pPr/>
+      <w:r>
+        <w:rPr>
+          <w:lang w:val="zh_TW" w:bidi="zh_TW"/>
+        </w:rPr>
+      </w:r>
+      <w:r>
+        <w:rPr>
+          <w:lang w:val="zh_TW" w:bidi="zh_TW"/>
+        </w:rPr>
+        <w:t>摩押的北部邊界會隨著這個國在不同時期的強弱而改變。摩押強盛的時候，它的版圖會向北延伸到希實本一帶。摩押較弱的時候，亞嫩河（現代的穆吉卜谷〔Wadiel-Mojib〕）就成為它的北界。</w:t>
+      </w:r>
+    </w:p>
+    <w:p>
+      <w:pPr/>
+      <w:r>
+        <w:rPr>
+          <w:lang w:val="zh_TW" w:bidi="zh_TW"/>
+        </w:rPr>
+      </w:r>
+      <w:r>
+        <w:rPr>
+          <w:lang w:val="zh_TW" w:bidi="zh_TW"/>
+        </w:rPr>
+        <w:t>這個國的東界由敘利亞曠野的邊緣構成。這是因為東界標示著可耕種土地的界限。南邊的撒烈河（現代的希薩谷〔Wadiel-Hesa〕）將摩押與鄰近的以東王國分隔開來。</w:t>
+      </w:r>
+    </w:p>
+    <w:p>
+      <w:pPr/>
+      <w:r>
+        <w:rPr>
+          <w:lang w:val="zh_TW" w:bidi="zh_TW"/>
+        </w:rPr>
+      </w:r>
+      <w:r>
+        <w:rPr>
+          <w:lang w:val="zh_TW" w:bidi="zh_TW"/>
+        </w:rPr>
+        <w:t>即使在版圖最大的時候，古代的摩押仍然是一塊相對較小的領土。它南北只有長約96.5公里（60英里），東西只有寬約32.2公里（20英里）。</w:t>
+      </w:r>
+    </w:p>
+    <w:p>
+      <w:pPr>
+        <w:pStyle w:val="Heading3"/>
+      </w:pPr>
+      <w:r>
+        <w:rPr>
+          <w:lang w:val="zh_TW" w:bidi="zh_TW"/>
+        </w:rPr>
+        <w:t>摩押的地形特徵</w:t>
+      </w:r>
+    </w:p>
+    <w:p>
+      <w:pPr/>
+      <w:r>
+        <w:rPr>
+          <w:lang w:val="zh_TW" w:bidi="zh_TW"/>
+        </w:rPr>
+      </w:r>
+      <w:r>
+        <w:rPr>
+          <w:lang w:val="zh_TW" w:bidi="zh_TW"/>
+        </w:rPr>
+        <w:t>摩押大部分地方是起伏平緩的平原（tableland），其間有許多山谷切割而成的深谷。君王大道（King's Highway）是一條重要的古代道路，穿過摩押的中部。這條路線很可能在這地區的歷史中，對軍隊調動與貿易往來都非常重要（</w:t>
+      </w:r>
+      <w:hyperlink r:id="rId129">
+        <w:r>
+          <w:rPr>
+            <w:lang w:val="zh_TW" w:bidi="zh_TW"/>
+          </w:rPr>
+          <w:rPr>
+            <w:color w:val="0000EE"/>
+            <w:u w:val="single"/>
+          </w:rPr>
+          <w:t>民21:21–22</w:t>
+        </w:r>
+      </w:hyperlink>
+      <w:r>
+        <w:rPr>
+          <w:lang w:val="zh_TW" w:bidi="zh_TW"/>
+        </w:rPr>
+        <w:t>；</w:t>
+      </w:r>
+      <w:hyperlink r:id="rId130">
+        <w:r>
+          <w:rPr>
+            <w:lang w:val="zh_TW" w:bidi="zh_TW"/>
+          </w:rPr>
+          <w:rPr>
+            <w:color w:val="0000EE"/>
+            <w:u w:val="single"/>
+          </w:rPr>
+          <w:t>士11:17</w:t>
+        </w:r>
+      </w:hyperlink>
+      <w:r>
+        <w:rPr>
+          <w:lang w:val="zh_TW" w:bidi="zh_TW"/>
+        </w:rPr>
+        <w:t>）。</w:t>
+      </w:r>
+    </w:p>
+    <w:p>
+      <w:pPr/>
+      <w:r>
+        <w:rPr>
+          <w:lang w:val="zh_TW" w:bidi="zh_TW"/>
+        </w:rPr>
+      </w:r>
+      <w:r>
+        <w:rPr>
+          <w:lang w:val="zh_TW" w:bidi="zh_TW"/>
+        </w:rPr>
+        <w:t>摩押的高地一直以優良的牧場聞名，適合放牧牲畜（</w:t>
+      </w:r>
+      <w:hyperlink r:id="rId131">
+        <w:r>
+          <w:rPr>
+            <w:lang w:val="zh_TW" w:bidi="zh_TW"/>
+          </w:rPr>
+          <w:rPr>
+            <w:color w:val="0000EE"/>
+            <w:u w:val="single"/>
+          </w:rPr>
+          <w:t>王下3:4</w:t>
+        </w:r>
+      </w:hyperlink>
+      <w:r>
+        <w:rPr>
+          <w:lang w:val="zh_TW" w:bidi="zh_TW"/>
+        </w:rPr>
+        <w:t>）。摩押的土壤與氣候也很適合種植小麥和大麥等農作物。</w:t>
+      </w:r>
+    </w:p>
+    <w:p>
+      <w:pPr>
+        <w:pStyle w:val="Heading3"/>
+      </w:pPr>
+      <w:r>
+        <w:rPr>
+          <w:lang w:val="zh_TW" w:bidi="zh_TW"/>
+        </w:rPr>
+        <w:t>摩押的起源</w:t>
+      </w:r>
+    </w:p>
+    <w:p>
+      <w:pPr/>
+      <w:r>
+        <w:rPr>
+          <w:lang w:val="zh_TW" w:bidi="zh_TW"/>
+        </w:rPr>
+      </w:r>
+      <w:r>
+        <w:rPr>
+          <w:lang w:val="zh_TW" w:bidi="zh_TW"/>
+        </w:rPr>
+        <w:t>根據</w:t>
+      </w:r>
+      <w:hyperlink r:id="rId132">
+        <w:r>
+          <w:rPr>
+            <w:lang w:val="zh_TW" w:bidi="zh_TW"/>
+          </w:rPr>
+          <w:rPr>
+            <w:color w:val="0000EE"/>
+            <w:u w:val="single"/>
+          </w:rPr>
+          <w:t>創世記十九章37節</w:t>
+        </w:r>
+      </w:hyperlink>
+      <w:r>
+        <w:rPr>
+          <w:lang w:val="zh_TW" w:bidi="zh_TW"/>
+        </w:rPr>
+        <w:t>，摩押人是摩押的後裔。摩押則是羅得和他的大女兒所生的兒子。</w:t>
+      </w:r>
+      <w:hyperlink r:id="rId133">
+        <w:r>
+          <w:rPr>
+            <w:lang w:val="zh_TW" w:bidi="zh_TW"/>
+          </w:rPr>
+          <w:rPr>
+            <w:color w:val="0000EE"/>
+            <w:u w:val="single"/>
+          </w:rPr>
+          <w:t>申命記二章10至11節</w:t>
+        </w:r>
+      </w:hyperlink>
+      <w:r>
+        <w:rPr>
+          <w:lang w:val="zh_TW" w:bidi="zh_TW"/>
+        </w:rPr>
+        <w:t>記載，在摩押人住在這地區以前，有一名叫以米人的族群住在那裡。這些資料與希伯來人預備進入那地的時期有關。然而，聖經並沒有解釋羅得的後裔、以米人，以及希伯來人入侵時期住在摩押地的人之間有什麼關聯。</w:t>
+      </w:r>
+    </w:p>
+    <w:p>
+      <w:pPr/>
+      <w:r>
+        <w:rPr>
+          <w:lang w:val="zh_TW" w:bidi="zh_TW"/>
+        </w:rPr>
+      </w:r>
+      <w:r>
+        <w:rPr>
+          <w:lang w:val="zh_TW" w:bidi="zh_TW"/>
+        </w:rPr>
+        <w:t>到目前為止，歷史學家還沒有找到關於摩押國如何開始的具體資料。這個國大約存在於公元前1300年至公元前600年間。我們對這段時期摩押的歷史與文化所知道的內容，主要來自考古發現與古代文獻，包括埃及、亞述的記載，以及舊約聖經的記述。</w:t>
+      </w:r>
+    </w:p>
+    <w:p>
+      <w:pPr>
+        <w:pStyle w:val="Heading3"/>
+      </w:pPr>
+      <w:r>
+        <w:rPr>
+          <w:lang w:val="zh_TW" w:bidi="zh_TW"/>
+        </w:rPr>
+        <w:t>摩押與以色列的早期關係</w:t>
+      </w:r>
+    </w:p>
+    <w:p>
+      <w:pPr/>
+      <w:r>
+        <w:rPr>
+          <w:lang w:val="zh_TW" w:bidi="zh_TW"/>
+        </w:rPr>
+      </w:r>
+      <w:r>
+        <w:rPr>
+          <w:lang w:val="zh_TW" w:bidi="zh_TW"/>
+        </w:rPr>
+        <w:t>在以色列人穿過約但河以東的土地之前，摩押人已經失去對亞嫩河以北領土的控制。那一帶由亞摩利王西宏統治，他以希實本為都城掌權（</w:t>
+      </w:r>
+      <w:hyperlink r:id="rId134">
+        <w:r>
+          <w:rPr>
+            <w:lang w:val="zh_TW" w:bidi="zh_TW"/>
+          </w:rPr>
+          <w:rPr>
+            <w:color w:val="0000EE"/>
+            <w:u w:val="single"/>
+          </w:rPr>
+          <w:t>民21:13</w:t>
+        </w:r>
+      </w:hyperlink>
+      <w:r>
+        <w:rPr>
+          <w:lang w:val="zh_TW" w:bidi="zh_TW"/>
+        </w:rPr>
+        <w:t>、</w:t>
+      </w:r>
+      <w:hyperlink r:id="rId134">
+        <w:r>
+          <w:rPr>
+            <w:lang w:val="zh_TW" w:bidi="zh_TW"/>
+          </w:rPr>
+          <w:rPr>
+            <w:color w:val="0000EE"/>
+            <w:u w:val="single"/>
+          </w:rPr>
+          <w:t>26</w:t>
+        </w:r>
+      </w:hyperlink>
+      <w:r>
+        <w:rPr>
+          <w:lang w:val="zh_TW" w:bidi="zh_TW"/>
+        </w:rPr>
+        <w:t>）。</w:t>
+      </w:r>
+    </w:p>
+    <w:p>
+      <w:pPr/>
+      <w:r>
+        <w:rPr>
+          <w:lang w:val="zh_TW" w:bidi="zh_TW"/>
+        </w:rPr>
+      </w:r>
+      <w:r>
+        <w:rPr>
+          <w:lang w:val="zh_TW" w:bidi="zh_TW"/>
+        </w:rPr>
+        <w:t>以色列人曾請求准許沿著君王大道穿過以東和摩押，但遭到拒絕。於是他們與西宏爭戰，並在其中一場最著名的戰役中得勝。摩押王巴勒因懼怕以色列可能會攻取他的地，就與以色列人爭戰（</w:t>
+      </w:r>
+      <w:hyperlink r:id="rId135">
+        <w:r>
+          <w:rPr>
+            <w:lang w:val="zh_TW" w:bidi="zh_TW"/>
+          </w:rPr>
+          <w:rPr>
+            <w:color w:val="0000EE"/>
+            <w:u w:val="single"/>
+          </w:rPr>
+          <w:t>民22:6</w:t>
+        </w:r>
+      </w:hyperlink>
+      <w:r>
+        <w:rPr>
+          <w:lang w:val="zh_TW" w:bidi="zh_TW"/>
+        </w:rPr>
+        <w:t>；</w:t>
+      </w:r>
+      <w:hyperlink r:id="rId136">
+        <w:r>
+          <w:rPr>
+            <w:lang w:val="zh_TW" w:bidi="zh_TW"/>
+          </w:rPr>
+          <w:rPr>
+            <w:color w:val="0000EE"/>
+            <w:u w:val="single"/>
+          </w:rPr>
+          <w:t>書24:9</w:t>
+        </w:r>
+      </w:hyperlink>
+      <w:r>
+        <w:rPr>
+          <w:lang w:val="zh_TW" w:bidi="zh_TW"/>
+        </w:rPr>
+        <w:t>）。他又雇用美索不達米亞的占卜者巴蘭，咒詛以色列人（</w:t>
+      </w:r>
+      <w:hyperlink r:id="rId85">
+        <w:r>
+          <w:rPr>
+            <w:lang w:val="zh_TW" w:bidi="zh_TW"/>
+          </w:rPr>
+          <w:rPr>
+            <w:color w:val="0000EE"/>
+            <w:u w:val="single"/>
+          </w:rPr>
+          <w:t>民22–24章</w:t>
+        </w:r>
+      </w:hyperlink>
+      <w:r>
+        <w:rPr>
+          <w:lang w:val="zh_TW" w:bidi="zh_TW"/>
+        </w:rPr>
+        <w:t>）。</w:t>
+      </w:r>
+    </w:p>
+    <w:p>
+      <w:pPr/>
+      <w:r>
+        <w:rPr>
+          <w:lang w:val="zh_TW" w:bidi="zh_TW"/>
+        </w:rPr>
+      </w:r>
+      <w:r>
+        <w:rPr>
+          <w:lang w:val="zh_TW" w:bidi="zh_TW"/>
+        </w:rPr>
+        <w:t>呂便支派和迦得支派定居在西宏的地界裡。亞嫩河成為以色列和摩押之間的邊界（</w:t>
+      </w:r>
+      <w:hyperlink r:id="rId137">
+        <w:r>
+          <w:rPr>
+            <w:lang w:val="zh_TW" w:bidi="zh_TW"/>
+          </w:rPr>
+          <w:rPr>
+            <w:color w:val="0000EE"/>
+            <w:u w:val="single"/>
+          </w:rPr>
+          <w:t>32</w:t>
+        </w:r>
+      </w:hyperlink>
+      <w:r>
+        <w:rPr>
+          <w:lang w:val="zh_TW" w:bidi="zh_TW"/>
+        </w:rPr>
+        <w:t>章）。亞嫩河以北的土地從前曾由摩押控制。以色列人從西宏王手中奪取那地之後，這一帶就成為衝突的來源。後來，以色列人在什亭這地方拜偶像（</w:t>
+      </w:r>
+      <w:hyperlink r:id="rId138">
+        <w:r>
+          <w:rPr>
+            <w:lang w:val="zh_TW" w:bidi="zh_TW"/>
+          </w:rPr>
+          <w:rPr>
+            <w:color w:val="0000EE"/>
+            <w:u w:val="single"/>
+          </w:rPr>
+          <w:t>25</w:t>
+        </w:r>
+      </w:hyperlink>
+      <w:r>
+        <w:rPr>
+          <w:lang w:val="zh_TW" w:bidi="zh_TW"/>
+        </w:rPr>
+        <w:t>章）。</w:t>
+      </w:r>
+    </w:p>
+    <w:p>
+      <w:pPr>
+        <w:pStyle w:val="Heading3"/>
+      </w:pPr>
+      <w:r>
+        <w:rPr>
+          <w:lang w:val="zh_TW" w:bidi="zh_TW"/>
+        </w:rPr>
+        <w:t>士師時期與路得記</w:t>
+      </w:r>
+    </w:p>
+    <w:p>
+      <w:pPr/>
+      <w:r>
+        <w:rPr>
+          <w:lang w:val="zh_TW" w:bidi="zh_TW"/>
+        </w:rPr>
+      </w:r>
+      <w:r>
+        <w:rPr>
+          <w:lang w:val="zh_TW" w:bidi="zh_TW"/>
+        </w:rPr>
+        <w:t>有一段時期，摩押王伊磯倫管轄了約旦河兩岸的希伯來各支派，直到以笏將他殺死（</w:t>
+      </w:r>
+      <w:hyperlink r:id="rId139">
+        <w:r>
+          <w:rPr>
+            <w:lang w:val="zh_TW" w:bidi="zh_TW"/>
+          </w:rPr>
+          <w:rPr>
+            <w:color w:val="0000EE"/>
+            <w:u w:val="single"/>
+          </w:rPr>
+          <w:t>士3:12–30</w:t>
+        </w:r>
+      </w:hyperlink>
+      <w:r>
+        <w:rPr>
+          <w:lang w:val="zh_TW" w:bidi="zh_TW"/>
+        </w:rPr>
+        <w:t>）。到了耶弗他作士師的時候，以色列人已經重新控制摩押北部（</w:t>
+      </w:r>
+      <w:hyperlink r:id="rId140">
+        <w:r>
+          <w:rPr>
+            <w:lang w:val="zh_TW" w:bidi="zh_TW"/>
+          </w:rPr>
+          <w:rPr>
+            <w:color w:val="0000EE"/>
+            <w:u w:val="single"/>
+          </w:rPr>
+          <w:t>11:26</w:t>
+        </w:r>
+      </w:hyperlink>
+      <w:r>
+        <w:rPr>
+          <w:lang w:val="zh_TW" w:bidi="zh_TW"/>
+        </w:rPr>
+        <w:t>）。路得記顯示，摩押與以色列也曾有一些時期彼此和平相處。</w:t>
+      </w:r>
+    </w:p>
+    <w:p>
+      <w:pPr>
+        <w:pStyle w:val="Heading3"/>
+      </w:pPr>
+      <w:r>
+        <w:rPr>
+          <w:lang w:val="zh_TW" w:bidi="zh_TW"/>
+        </w:rPr>
+        <w:t>從王國時期到巴比倫征服時期</w:t>
+      </w:r>
+    </w:p>
+    <w:p>
+      <w:pPr/>
+      <w:r>
+        <w:rPr>
+          <w:lang w:val="zh_TW" w:bidi="zh_TW"/>
+        </w:rPr>
+      </w:r>
+      <w:r>
+        <w:rPr>
+          <w:lang w:val="zh_TW" w:bidi="zh_TW"/>
+        </w:rPr>
+        <w:t>在掃羅和大衛作王的時候（公元前11世紀末到10世紀中期），摩押與以色列一直交戰。以色列在這些衝突中通常佔上風（</w:t>
+      </w:r>
+      <w:hyperlink r:id="rId141">
+        <w:r>
+          <w:rPr>
+            <w:lang w:val="zh_TW" w:bidi="zh_TW"/>
+          </w:rPr>
+          <w:rPr>
+            <w:color w:val="0000EE"/>
+            <w:u w:val="single"/>
+          </w:rPr>
+          <w:t>撒上14:47</w:t>
+        </w:r>
+      </w:hyperlink>
+      <w:r>
+        <w:rPr>
+          <w:lang w:val="zh_TW" w:bidi="zh_TW"/>
+        </w:rPr>
+        <w:t>；</w:t>
+      </w:r>
+      <w:hyperlink r:id="rId142">
+        <w:r>
+          <w:rPr>
+            <w:lang w:val="zh_TW" w:bidi="zh_TW"/>
+          </w:rPr>
+          <w:rPr>
+            <w:color w:val="0000EE"/>
+            <w:u w:val="single"/>
+          </w:rPr>
+          <w:t>撒下8:2</w:t>
+        </w:r>
+      </w:hyperlink>
+      <w:r>
+        <w:rPr>
+          <w:lang w:val="zh_TW" w:bidi="zh_TW"/>
+        </w:rPr>
+        <w:t>）。羅門王的後宮裡有摩押女子。他也為摩押人的主要的神基抹築了一座丘壇（</w:t>
+      </w:r>
+      <w:hyperlink r:id="rId143">
+        <w:r>
+          <w:rPr>
+            <w:lang w:val="zh_TW" w:bidi="zh_TW"/>
+          </w:rPr>
+          <w:rPr>
+            <w:color w:val="0000EE"/>
+            <w:u w:val="single"/>
+          </w:rPr>
+          <w:t>王上11:1</w:t>
+        </w:r>
+      </w:hyperlink>
+      <w:r>
+        <w:rPr>
+          <w:lang w:val="zh_TW" w:bidi="zh_TW"/>
+        </w:rPr>
+        <w:t>、</w:t>
+      </w:r>
+      <w:hyperlink r:id="rId143">
         <w:r>
           <w:rPr>
             <w:lang w:val="zh_TW" w:bidi="zh_TW"/>
@@ -563,74 +6052,6 @@
         <w:rPr>
           <w:lang w:val="zh_TW" w:bidi="zh_TW"/>
         </w:rPr>
-        <w:t>）。約瑟很可能從埃及人那裡學到更多關於五穀種植的知識，因為埃及人在尼羅河肥沃的土地上種植五穀。</w:t>
-      </w:r>
-    </w:p>
-    <w:p>
-      <w:pPr/>
-      <w:r>
-        <w:rPr>
-          <w:lang w:val="zh_TW" w:bidi="zh_TW"/>
-        </w:rPr>
-      </w:r>
-      <w:r>
-        <w:rPr>
-          <w:lang w:val="zh_TW" w:bidi="zh_TW"/>
-        </w:rPr>
-        <w:t>然而，真正教導以色列人如何種植五穀的是迦南人。約書亞與迦勒在加低斯·巴尼亞向以色列人回報，說迦南地很豐饒（</w:t>
-      </w:r>
-      <w:hyperlink r:id="rId20">
-        <w:r>
-          <w:rPr>
-            <w:lang w:val="zh_TW" w:bidi="zh_TW"/>
-          </w:rPr>
-          <w:rPr>
-            <w:color w:val="0000EE"/>
-            <w:u w:val="single"/>
-          </w:rPr>
-          <w:t>民13:26</w:t>
-        </w:r>
-      </w:hyperlink>
-      <w:r>
-        <w:rPr>
-          <w:lang w:val="zh_TW" w:bidi="zh_TW"/>
-        </w:rPr>
-        <w:t>），被征服的迦南人很可能協助以色列人學習農耕技術。以色列人與迦南人密切來往，也可能導致他們不斷拜偶像（</w:t>
-      </w:r>
-      <w:hyperlink r:id="rId21">
-        <w:r>
-          <w:rPr>
-            <w:lang w:val="zh_TW" w:bidi="zh_TW"/>
-          </w:rPr>
-          <w:rPr>
-            <w:color w:val="0000EE"/>
-            <w:u w:val="single"/>
-          </w:rPr>
-          <w:t>士9:27</w:t>
-        </w:r>
-      </w:hyperlink>
-      <w:r>
-        <w:rPr>
-          <w:lang w:val="zh_TW" w:bidi="zh_TW"/>
-        </w:rPr>
-        <w:t>）。我們不清楚他們由遊牧生活變成定居生活的過程需時多久；有些支派一直保持遊牧，但到了列王時期，許多以色列人已經在耕作土地（</w:t>
-      </w:r>
-      <w:hyperlink r:id="rId22">
-        <w:r>
-          <w:rPr>
-            <w:lang w:val="zh_TW" w:bidi="zh_TW"/>
-          </w:rPr>
-          <w:rPr>
-            <w:color w:val="0000EE"/>
-            <w:u w:val="single"/>
-          </w:rPr>
-          <w:t>撒下14:30</w:t>
-        </w:r>
-      </w:hyperlink>
-      <w:r>
-        <w:rPr>
-          <w:lang w:val="zh_TW" w:bidi="zh_TW"/>
-        </w:rPr>
         <w:t>）。</w:t>
       </w:r>
     </w:p>
@@ -645,165 +6066,215 @@
         <w:rPr>
           <w:lang w:val="zh_TW" w:bidi="zh_TW"/>
         </w:rPr>
-        <w:t>小麥是最重要的農作物之一。所羅門將大量的小麥、大麥與油送給希蘭（</w:t>
-      </w:r>
-      <w:hyperlink r:id="rId23">
-        <w:r>
-          <w:rPr>
-            <w:lang w:val="zh_TW" w:bidi="zh_TW"/>
-          </w:rPr>
-          <w:rPr>
-            <w:color w:val="0000EE"/>
-            <w:u w:val="single"/>
-          </w:rPr>
-          <w:t>代下2:10</w:t>
-        </w:r>
-      </w:hyperlink>
-      <w:r>
-        <w:rPr>
-          <w:lang w:val="zh_TW" w:bidi="zh_TW"/>
-        </w:rPr>
-        <w:t>），小麥亦持續成為主要出口產品（</w:t>
-      </w:r>
-      <w:hyperlink r:id="rId24">
-        <w:r>
-          <w:rPr>
-            <w:lang w:val="zh_TW" w:bidi="zh_TW"/>
-          </w:rPr>
-          <w:rPr>
-            <w:color w:val="0000EE"/>
-            <w:u w:val="single"/>
-          </w:rPr>
-          <w:t>結27:17</w:t>
-        </w:r>
-      </w:hyperlink>
-      <w:r>
-        <w:rPr>
-          <w:lang w:val="zh_TW" w:bidi="zh_TW"/>
-        </w:rPr>
-        <w:t>）。大麥是第二重要的作物，早期是餅的主要原料（</w:t>
-      </w:r>
-      <w:hyperlink r:id="rId25">
-        <w:r>
-          <w:rPr>
-            <w:lang w:val="zh_TW" w:bidi="zh_TW"/>
-          </w:rPr>
-          <w:rPr>
-            <w:color w:val="0000EE"/>
-            <w:u w:val="single"/>
-          </w:rPr>
-          <w:t>士7:13</w:t>
-        </w:r>
-      </w:hyperlink>
-      <w:r>
-        <w:rPr>
-          <w:lang w:val="zh_TW" w:bidi="zh_TW"/>
-        </w:rPr>
-        <w:t>），後來成為較貧窮者的重要食物（</w:t>
-      </w:r>
-      <w:hyperlink r:id="rId26">
-        <w:r>
-          <w:rPr>
-            <w:lang w:val="zh_TW" w:bidi="zh_TW"/>
-          </w:rPr>
-          <w:rPr>
-            <w:color w:val="0000EE"/>
-            <w:u w:val="single"/>
-          </w:rPr>
-          <w:t>約6:9、13</w:t>
-        </w:r>
-      </w:hyperlink>
-      <w:r>
-        <w:rPr>
-          <w:lang w:val="zh_TW" w:bidi="zh_TW"/>
-        </w:rPr>
-        <w:t>），大麥亦用來餵牲畜。</w:t>
-      </w:r>
-    </w:p>
-    <w:p>
-      <w:pPr/>
-      <w:r>
-        <w:rPr>
-          <w:lang w:val="zh_TW" w:bidi="zh_TW"/>
-        </w:rPr>
-      </w:r>
-      <w:r>
-        <w:rPr>
-          <w:lang w:val="zh_TW" w:bidi="zh_TW"/>
-        </w:rPr>
-        <w:t>其它田間作物包括豆子與紅豆（</w:t>
-      </w:r>
-      <w:hyperlink r:id="rId27">
-        <w:r>
-          <w:rPr>
-            <w:lang w:val="zh_TW" w:bidi="zh_TW"/>
-          </w:rPr>
-          <w:rPr>
-            <w:color w:val="0000EE"/>
-            <w:u w:val="single"/>
-          </w:rPr>
-          <w:t>撒下17:28</w:t>
-        </w:r>
-      </w:hyperlink>
-      <w:r>
-        <w:rPr>
-          <w:lang w:val="zh_TW" w:bidi="zh_TW"/>
-        </w:rPr>
-        <w:t>），這些作物會磨成麵，有時用來做餅（</w:t>
-      </w:r>
-      <w:hyperlink r:id="rId28">
-        <w:r>
-          <w:rPr>
-            <w:lang w:val="zh_TW" w:bidi="zh_TW"/>
-          </w:rPr>
-          <w:rPr>
-            <w:color w:val="0000EE"/>
-            <w:u w:val="single"/>
-          </w:rPr>
-          <w:t>結4:9</w:t>
-        </w:r>
-      </w:hyperlink>
-      <w:r>
-        <w:rPr>
-          <w:lang w:val="zh_TW" w:bidi="zh_TW"/>
-        </w:rPr>
-        <w:t>）。韭菜、蒜、蔥用作調味，而大茴香、芫荽、小茴香、薄荷、芸香與芥菜用作香料。麻十分重要（</w:t>
-      </w:r>
-      <w:hyperlink r:id="rId29">
-        <w:r>
-          <w:rPr>
-            <w:lang w:val="zh_TW" w:bidi="zh_TW"/>
-          </w:rPr>
-          <w:rPr>
-            <w:color w:val="0000EE"/>
-            <w:u w:val="single"/>
-          </w:rPr>
-          <w:t>書2:6</w:t>
-        </w:r>
-      </w:hyperlink>
-      <w:r>
-        <w:rPr>
-          <w:lang w:val="zh_TW" w:bidi="zh_TW"/>
-        </w:rPr>
-        <w:t>）。當時亦有種植少量棉花（</w:t>
-      </w:r>
-      <w:hyperlink r:id="rId30">
-        <w:r>
-          <w:rPr>
-            <w:lang w:val="zh_TW" w:bidi="zh_TW"/>
-          </w:rPr>
-          <w:rPr>
-            <w:color w:val="0000EE"/>
-            <w:u w:val="single"/>
-          </w:rPr>
-          <w:t>賽19:9</w:t>
-        </w:r>
-      </w:hyperlink>
-      <w:r>
-        <w:rPr>
-          <w:lang w:val="zh_TW" w:bidi="zh_TW"/>
-        </w:rPr>
-        <w:t>）。羊毛用來補充纖維的供應。到了羅馬時期，棉花的重要性已經超過麻。</w:t>
+        <w:t>以色列國在公元前930年分裂之後，摩押曾短暫享有一段獨立時期。到了公元前九世紀，以色列王暗利和亞哈控制了摩押以及摩押王米沙，這段獨立時期就結束了。著名的摩押石碑（Moabite Stone）記載了米沙與暗利王朝之間的衝突。這塊石碑以及其它較短的文獻顯示，摩押文與舊約聖經的希伯來文非常相近。</w:t>
+      </w:r>
+    </w:p>
+    <w:p>
+      <w:pPr/>
+      <w:r>
+        <w:rPr>
+          <w:lang w:val="zh_TW" w:bidi="zh_TW"/>
+        </w:rPr>
+      </w:r>
+      <w:r>
+        <w:rPr>
+          <w:lang w:val="zh_TW" w:bidi="zh_TW"/>
+        </w:rPr>
+        <w:t>摩押繼續與鄰國（以色列、猶大、以東，尤其是亞述）爭戰。這些爭戰一直持續到公元前六世紀初，巴比倫王尼布甲尼撒毀滅了摩押國（</w:t>
+      </w:r>
+      <w:hyperlink r:id="rId144">
+        <w:r>
+          <w:rPr>
+            <w:lang w:val="zh_TW" w:bidi="zh_TW"/>
+          </w:rPr>
+          <w:rPr>
+            <w:color w:val="0000EE"/>
+            <w:u w:val="single"/>
+          </w:rPr>
+          <w:t>結25:8–11</w:t>
+        </w:r>
+      </w:hyperlink>
+      <w:r>
+        <w:rPr>
+          <w:lang w:val="zh_TW" w:bidi="zh_TW"/>
+        </w:rPr>
+        <w:t>）。這些衝突也記在亞述的文獻裡，讓我們知道摩押在公元前八世紀末成為亞述的附庸國。這些衝突也記在舊約聖經裡（</w:t>
+      </w:r>
+      <w:hyperlink r:id="rId145">
+        <w:r>
+          <w:rPr>
+            <w:lang w:val="zh_TW" w:bidi="zh_TW"/>
+          </w:rPr>
+          <w:rPr>
+            <w:color w:val="0000EE"/>
+            <w:u w:val="single"/>
+          </w:rPr>
+          <w:t>王下3章</w:t>
+        </w:r>
+      </w:hyperlink>
+      <w:r>
+        <w:rPr>
+          <w:lang w:val="zh_TW" w:bidi="zh_TW"/>
+        </w:rPr>
+        <w:t>，</w:t>
+      </w:r>
+      <w:hyperlink r:id="rId146">
+        <w:r>
+          <w:rPr>
+            <w:lang w:val="zh_TW" w:bidi="zh_TW"/>
+          </w:rPr>
+          <w:rPr>
+            <w:color w:val="0000EE"/>
+            <w:u w:val="single"/>
+          </w:rPr>
+          <w:t>10:32–33</w:t>
+        </w:r>
+      </w:hyperlink>
+      <w:r>
+        <w:rPr>
+          <w:lang w:val="zh_TW" w:bidi="zh_TW"/>
+        </w:rPr>
+        <w:t>，</w:t>
+      </w:r>
+      <w:hyperlink r:id="rId147">
+        <w:r>
+          <w:rPr>
+            <w:lang w:val="zh_TW" w:bidi="zh_TW"/>
+          </w:rPr>
+          <w:rPr>
+            <w:color w:val="0000EE"/>
+            <w:u w:val="single"/>
+          </w:rPr>
+          <w:t>13:20</w:t>
+        </w:r>
+      </w:hyperlink>
+      <w:r>
+        <w:rPr>
+          <w:lang w:val="zh_TW" w:bidi="zh_TW"/>
+        </w:rPr>
+        <w:t>，</w:t>
+      </w:r>
+      <w:hyperlink r:id="rId148">
+        <w:r>
+          <w:rPr>
+            <w:lang w:val="zh_TW" w:bidi="zh_TW"/>
+          </w:rPr>
+          <w:rPr>
+            <w:color w:val="0000EE"/>
+            <w:u w:val="single"/>
+          </w:rPr>
+          <w:t>24:2</w:t>
+        </w:r>
+      </w:hyperlink>
+      <w:r>
+        <w:rPr>
+          <w:lang w:val="zh_TW" w:bidi="zh_TW"/>
+        </w:rPr>
+        <w:t>）。</w:t>
+      </w:r>
+    </w:p>
+    <w:p>
+      <w:pPr/>
+      <w:r>
+        <w:rPr>
+          <w:lang w:val="zh_TW" w:bidi="zh_TW"/>
+        </w:rPr>
+      </w:r>
+      <w:r>
+        <w:rPr>
+          <w:lang w:val="zh_TW" w:bidi="zh_TW"/>
+        </w:rPr>
+        <w:t>摩押、以色列、猶大之間的仇恨，在幾段針對摩押人的預言裡尤其清楚可見（</w:t>
+      </w:r>
+      <w:hyperlink r:id="rId149">
+        <w:r>
+          <w:rPr>
+            <w:lang w:val="zh_TW" w:bidi="zh_TW"/>
+          </w:rPr>
+          <w:rPr>
+            <w:color w:val="0000EE"/>
+            <w:u w:val="single"/>
+          </w:rPr>
+          <w:t>賽15–16章</w:t>
+        </w:r>
+      </w:hyperlink>
+      <w:r>
+        <w:rPr>
+          <w:lang w:val="zh_TW" w:bidi="zh_TW"/>
+        </w:rPr>
+        <w:t>；</w:t>
+      </w:r>
+      <w:hyperlink r:id="rId150">
+        <w:r>
+          <w:rPr>
+            <w:lang w:val="zh_TW" w:bidi="zh_TW"/>
+          </w:rPr>
+          <w:rPr>
+            <w:color w:val="0000EE"/>
+            <w:u w:val="single"/>
+          </w:rPr>
+          <w:t>耶9:25–26</w:t>
+        </w:r>
+      </w:hyperlink>
+      <w:r>
+        <w:rPr>
+          <w:lang w:val="zh_TW" w:bidi="zh_TW"/>
+        </w:rPr>
+        <w:t>，</w:t>
+      </w:r>
+      <w:hyperlink r:id="rId151">
+        <w:r>
+          <w:rPr>
+            <w:lang w:val="zh_TW" w:bidi="zh_TW"/>
+          </w:rPr>
+          <w:rPr>
+            <w:color w:val="0000EE"/>
+            <w:u w:val="single"/>
+          </w:rPr>
+          <w:t>48章</w:t>
+        </w:r>
+      </w:hyperlink>
+      <w:r>
+        <w:rPr>
+          <w:lang w:val="zh_TW" w:bidi="zh_TW"/>
+        </w:rPr>
+        <w:t>；</w:t>
+      </w:r>
+      <w:hyperlink r:id="rId152">
+        <w:r>
+          <w:rPr>
+            <w:lang w:val="zh_TW" w:bidi="zh_TW"/>
+          </w:rPr>
+          <w:rPr>
+            <w:color w:val="0000EE"/>
+            <w:u w:val="single"/>
+          </w:rPr>
+          <w:t>摩2:1–3</w:t>
+        </w:r>
+      </w:hyperlink>
+      <w:r>
+        <w:rPr>
+          <w:lang w:val="zh_TW" w:bidi="zh_TW"/>
+        </w:rPr>
+        <w:t>；</w:t>
+      </w:r>
+      <w:hyperlink r:id="rId153">
+        <w:r>
+          <w:rPr>
+            <w:lang w:val="zh_TW" w:bidi="zh_TW"/>
+          </w:rPr>
+          <w:rPr>
+            <w:color w:val="0000EE"/>
+            <w:u w:val="single"/>
+          </w:rPr>
+          <w:t>番2:8–11</w:t>
+        </w:r>
+      </w:hyperlink>
+      <w:r>
+        <w:rPr>
+          <w:lang w:val="zh_TW" w:bidi="zh_TW"/>
+        </w:rPr>
+        <w:t>）。這些經文提到了古代摩押的一些主要城（尼波、米底巴、希實本、底本、亞珥、吉珥、何羅念）。</w:t>
       </w:r>
     </w:p>
     <w:p>
@@ -814,21 +6285,107 @@
         <w:rPr>
           <w:lang w:val="zh_TW" w:bidi="zh_TW"/>
         </w:rPr>
-        <w:t>果樹栽種</w:t>
-      </w:r>
-    </w:p>
-    <w:p>
-      <w:pPr/>
-      <w:r>
-        <w:rPr>
-          <w:lang w:val="zh_TW" w:bidi="zh_TW"/>
-        </w:rPr>
-      </w:r>
-      <w:r>
-        <w:rPr>
-          <w:lang w:val="zh_TW" w:bidi="zh_TW"/>
-        </w:rPr>
-        <w:t>以色列人定居之後，開始種植果園與葡萄園，而這些園子後來成為富足的象徵。葡萄園出產可喝的酒，橄欖園提供可用於烹調、化妝與醫用的油。他們亦種植無花果與石榴。相比早期的農耕方式，種植這些作物需要更多技巧與器具。</w:t>
+        <w:t>摩押後期的歷史</w:t>
+      </w:r>
+    </w:p>
+    <w:p>
+      <w:pPr/>
+      <w:r>
+        <w:rPr>
+          <w:lang w:val="zh_TW" w:bidi="zh_TW"/>
+        </w:rPr>
+      </w:r>
+      <w:r>
+        <w:rPr>
+          <w:lang w:val="zh_TW" w:bidi="zh_TW"/>
+        </w:rPr>
+        <w:t>巴比倫征服摩押之後，波斯人控制了摩押地區。許多阿拉伯民族遷入那地，尤其是拿巴提人（Nabateans）。雖然摩押國再沒有建立起來，但在舊約聖經較後期的時候，經文仍提到了摩押人的後裔（</w:t>
+      </w:r>
+      <w:hyperlink r:id="rId154">
+        <w:r>
+          <w:rPr>
+            <w:lang w:val="zh_TW" w:bidi="zh_TW"/>
+          </w:rPr>
+          <w:rPr>
+            <w:color w:val="0000EE"/>
+            <w:u w:val="single"/>
+          </w:rPr>
+          <w:t>拉9:1</w:t>
+        </w:r>
+      </w:hyperlink>
+      <w:r>
+        <w:rPr>
+          <w:lang w:val="zh_TW" w:bidi="zh_TW"/>
+        </w:rPr>
+        <w:t>；</w:t>
+      </w:r>
+      <w:hyperlink r:id="rId155">
+        <w:r>
+          <w:rPr>
+            <w:lang w:val="zh_TW" w:bidi="zh_TW"/>
+          </w:rPr>
+          <w:rPr>
+            <w:color w:val="0000EE"/>
+            <w:u w:val="single"/>
+          </w:rPr>
+          <w:t>尼13:1</w:t>
+        </w:r>
+      </w:hyperlink>
+      <w:r>
+        <w:rPr>
+          <w:lang w:val="zh_TW" w:bidi="zh_TW"/>
+        </w:rPr>
+        <w:t>、</w:t>
+      </w:r>
+      <w:hyperlink r:id="rId155">
+        <w:r>
+          <w:rPr>
+            <w:lang w:val="zh_TW" w:bidi="zh_TW"/>
+          </w:rPr>
+          <w:rPr>
+            <w:color w:val="0000EE"/>
+            <w:u w:val="single"/>
+          </w:rPr>
+          <w:t>23</w:t>
+        </w:r>
+      </w:hyperlink>
+      <w:r>
+        <w:rPr>
+          <w:lang w:val="zh_TW" w:bidi="zh_TW"/>
+        </w:rPr>
+        <w:t>）。被擄歸回的猶太群體關注著要遵行</w:t>
+      </w:r>
+      <w:hyperlink r:id="rId156">
+        <w:r>
+          <w:rPr>
+            <w:lang w:val="zh_TW" w:bidi="zh_TW"/>
+          </w:rPr>
+          <w:rPr>
+            <w:color w:val="0000EE"/>
+            <w:u w:val="single"/>
+          </w:rPr>
+          <w:t>申命記二十三章3至6節</w:t>
+        </w:r>
+      </w:hyperlink>
+      <w:r>
+        <w:rPr>
+          <w:lang w:val="zh_TW" w:bidi="zh_TW"/>
+        </w:rPr>
+        <w:t>所寫的律法，那律法限制摩押人不可入耶和華的會。</w:t>
+      </w:r>
+    </w:p>
+    <w:p>
+      <w:pPr/>
+      <w:r>
+        <w:rPr>
+          <w:lang w:val="zh_TW" w:bidi="zh_TW"/>
+        </w:rPr>
+      </w:r>
+      <w:r>
+        <w:rPr>
+          <w:lang w:val="zh_TW" w:bidi="zh_TW"/>
+        </w:rPr>
+        <w:t>公元106年，摩押地區成為羅馬的阿拉伯省份的一部分。考古研究也補充了許多關於摩押歷史與文化的資料，涵蓋從史前時期直到奧斯曼（Ottoman）時期。</w:t>
       </w:r>
     </w:p>
     <w:p>
@@ -839,82 +6396,46 @@
         <w:rPr>
           <w:lang w:val="zh_TW" w:bidi="zh_TW"/>
         </w:rPr>
-        <w:t>耕作</w:t>
-      </w:r>
-    </w:p>
-    <w:p>
-      <w:pPr/>
-      <w:r>
-        <w:rPr>
-          <w:lang w:val="zh_TW" w:bidi="zh_TW"/>
-        </w:rPr>
-      </w:r>
-      <w:r>
-        <w:rPr>
-          <w:lang w:val="zh_TW" w:bidi="zh_TW"/>
-        </w:rPr>
-        <w:t>整個聖經時代，大部分務農工作都由農夫自己完成。他們在開始種植前，要先清理土地上的樹林（</w:t>
-      </w:r>
-      <w:hyperlink r:id="rId31">
-        <w:r>
-          <w:rPr>
-            <w:lang w:val="zh_TW" w:bidi="zh_TW"/>
-          </w:rPr>
-          <w:rPr>
-            <w:color w:val="0000EE"/>
-            <w:u w:val="single"/>
-          </w:rPr>
-          <w:t>書17:18</w:t>
-        </w:r>
-      </w:hyperlink>
-      <w:r>
-        <w:rPr>
-          <w:lang w:val="zh_TW" w:bidi="zh_TW"/>
-        </w:rPr>
-        <w:t>）、石頭（</w:t>
-      </w:r>
-      <w:hyperlink r:id="rId32">
-        <w:r>
-          <w:rPr>
-            <w:lang w:val="zh_TW" w:bidi="zh_TW"/>
-          </w:rPr>
-          <w:rPr>
-            <w:color w:val="0000EE"/>
-            <w:u w:val="single"/>
-          </w:rPr>
-          <w:t>賽5:2</w:t>
-        </w:r>
-      </w:hyperlink>
-      <w:r>
-        <w:rPr>
-          <w:lang w:val="zh_TW" w:bidi="zh_TW"/>
-        </w:rPr>
-        <w:t>）、雜草和荊棘。有時他們會在山地築梯田，或採用灌溉。這些工序限制了農地規模，所以只有像約伯與波阿斯那樣富有的人才能擁有大片農地。</w:t>
-      </w:r>
-    </w:p>
-    <w:p>
-      <w:pPr/>
-      <w:r>
-        <w:rPr>
-          <w:lang w:val="zh_TW" w:bidi="zh_TW"/>
-        </w:rPr>
-      </w:r>
-      <w:r>
-        <w:rPr>
-          <w:lang w:val="zh_TW" w:bidi="zh_TW"/>
-        </w:rPr>
-        <w:t>農夫為了耕地，會用牛或母牛拉動非常簡單的犁（</w:t>
-      </w:r>
-      <w:hyperlink r:id="rId33">
-        <w:r>
-          <w:rPr>
-            <w:lang w:val="zh_TW" w:bidi="zh_TW"/>
-          </w:rPr>
-          <w:rPr>
-            <w:color w:val="0000EE"/>
-            <w:u w:val="single"/>
-          </w:rPr>
-          <w:t>士14:18</w:t>
+        <w:t>摩押的宗教</w:t>
+      </w:r>
+    </w:p>
+    <w:p>
+      <w:pPr/>
+      <w:r>
+        <w:rPr>
+          <w:lang w:val="zh_TW" w:bidi="zh_TW"/>
+        </w:rPr>
+      </w:r>
+      <w:r>
+        <w:rPr>
+          <w:lang w:val="zh_TW" w:bidi="zh_TW"/>
+        </w:rPr>
+        <w:t>在公元前第三千年和公元前第二千年期間，摩押的宗教可能與迦南人的相似。然而，後來摩押人的宗教逐漸發展成一套獨特的體系。</w:t>
+      </w:r>
+    </w:p>
+    <w:p>
+      <w:pPr/>
+      <w:r>
+        <w:rPr>
+          <w:lang w:val="zh_TW" w:bidi="zh_TW"/>
+        </w:rPr>
+      </w:r>
+      <w:r>
+        <w:rPr>
+          <w:lang w:val="zh_TW" w:bidi="zh_TW"/>
+        </w:rPr>
+        <w:t>雖然摩押人敬拜其它神，但基抹是他們主要的民族之神。舊約聖經稱摩押人為「基抹的民」（</w:t>
+      </w:r>
+      <w:hyperlink r:id="rId157">
+        <w:r>
+          <w:rPr>
+            <w:lang w:val="zh_TW" w:bidi="zh_TW"/>
+          </w:rPr>
+          <w:rPr>
+            <w:color w:val="0000EE"/>
+            <w:u w:val="single"/>
+          </w:rPr>
+          <w:t>民21:29</w:t>
         </w:r>
       </w:hyperlink>
       <w:r>
@@ -923,173 +6444,66 @@
         </w:rPr>
         <w:t>；</w:t>
       </w:r>
-      <w:hyperlink r:id="rId34">
-        <w:r>
-          <w:rPr>
-            <w:lang w:val="zh_TW" w:bidi="zh_TW"/>
-          </w:rPr>
-          <w:rPr>
-            <w:color w:val="0000EE"/>
-            <w:u w:val="single"/>
-          </w:rPr>
-          <w:t>摩6:12</w:t>
-        </w:r>
-      </w:hyperlink>
-      <w:r>
-        <w:rPr>
-          <w:lang w:val="zh_TW" w:bidi="zh_TW"/>
-        </w:rPr>
-        <w:t>），有時亦會用驢（</w:t>
-      </w:r>
-      <w:hyperlink r:id="rId35">
-        <w:r>
-          <w:rPr>
-            <w:lang w:val="zh_TW" w:bidi="zh_TW"/>
-          </w:rPr>
-          <w:rPr>
-            <w:color w:val="0000EE"/>
-            <w:u w:val="single"/>
-          </w:rPr>
-          <w:t>申22:10</w:t>
-        </w:r>
-      </w:hyperlink>
-      <w:r>
-        <w:rPr>
-          <w:lang w:val="zh_TW" w:bidi="zh_TW"/>
-        </w:rPr>
-        <w:t>）。他們用鋤頭或趕杖打碎土塊，再拖著簡單的耙子使地面平滑，那耙子可能只是一棵荊棘或一塊拉地的木板。人會親手撒種，可以細心撒在犁出的溝裡，也可以把種子撒在地面，再用耙子或木板輕輕覆蓋著。雜草則用犁、耙或鋤頭來處理。</w:t>
-      </w:r>
-    </w:p>
-    <w:p>
-      <w:pPr/>
-      <w:r>
-        <w:rPr>
-          <w:lang w:val="zh_TW" w:bidi="zh_TW"/>
-        </w:rPr>
-      </w:r>
-      <w:r>
-        <w:rPr>
-          <w:lang w:val="zh_TW" w:bidi="zh_TW"/>
-        </w:rPr>
-        <w:t>聖經時代的農具幾乎沒有甚麼改變。犁是一件簡單的J形硬木工具，一端繫在牛身上，另一端由操作者扶著。這件基本工具只能翻鬆四至五英吋（10到13公分）的土壤。以色列人出埃及後，犁頭開始用鐵來製作（</w:t>
-      </w:r>
-      <w:hyperlink r:id="rId36">
-        <w:r>
-          <w:rPr>
-            <w:lang w:val="zh_TW" w:bidi="zh_TW"/>
-          </w:rPr>
-          <w:rPr>
-            <w:color w:val="0000EE"/>
-            <w:u w:val="single"/>
-          </w:rPr>
-          <w:t>撒上13:20</w:t>
-        </w:r>
-      </w:hyperlink>
-      <w:r>
-        <w:rPr>
-          <w:lang w:val="zh_TW" w:bidi="zh_TW"/>
-        </w:rPr>
-        <w:t>），主要是為了使犁頭更耐用。</w:t>
-      </w:r>
-    </w:p>
-    <w:p>
-      <w:pPr/>
-      <w:r>
-        <w:rPr>
-          <w:lang w:val="zh_TW" w:bidi="zh_TW"/>
-        </w:rPr>
-      </w:r>
-      <w:r>
-        <w:rPr>
-          <w:lang w:val="zh_TW" w:bidi="zh_TW"/>
-        </w:rPr>
-        <w:t>巴勒斯坦的農地很少使用肥料。律法規定土地每逢第七年要休耕，好讓土壤的水分與養分得以恢復。由於糞便主要用作燃料，所以給田地施糞作為肥料的做法並不常見。然而，聖經提到有人在樹的周圍施糞（</w:t>
-      </w:r>
-      <w:hyperlink r:id="rId37">
-        <w:r>
-          <w:rPr>
-            <w:lang w:val="zh_TW" w:bidi="zh_TW"/>
-          </w:rPr>
-          <w:rPr>
-            <w:color w:val="0000EE"/>
-            <w:u w:val="single"/>
-          </w:rPr>
-          <w:t>路13:8</w:t>
-        </w:r>
-      </w:hyperlink>
-      <w:r>
-        <w:rPr>
-          <w:lang w:val="zh_TW" w:bidi="zh_TW"/>
-        </w:rPr>
-        <w:t>）。米示拿記載，人們會用木灰、樹葉、牲畜的血與油渣作為肥料。</w:t>
-      </w:r>
-    </w:p>
-    <w:p>
-      <w:pPr>
-        <w:pStyle w:val="Heading3"/>
-      </w:pPr>
-      <w:r>
-        <w:rPr>
-          <w:lang w:val="zh_TW" w:bidi="zh_TW"/>
-        </w:rPr>
-        <w:t>收割</w:t>
-      </w:r>
-    </w:p>
-    <w:p>
-      <w:pPr/>
-      <w:r>
-        <w:rPr>
-          <w:lang w:val="zh_TW" w:bidi="zh_TW"/>
-        </w:rPr>
-      </w:r>
-      <w:r>
-        <w:rPr>
-          <w:lang w:val="zh_TW" w:bidi="zh_TW"/>
-        </w:rPr>
-        <w:t>播種在雨季開始時進行，收割則在雨季結束時開始。收割通常至少持續七個星期。有些作物（如豆類）要連根拔起，另一些（如某些五穀）要用鋤頭挖掘。不過大部分作物都是用鐮刀割下。考古學家發現一些鐵製鐮刀，刀刃上鑲有燧石。收割後的五穀會捆成禾捆（</w:t>
-      </w:r>
-      <w:hyperlink r:id="rId38">
-        <w:r>
-          <w:rPr>
-            <w:lang w:val="zh_TW" w:bidi="zh_TW"/>
-          </w:rPr>
-          <w:rPr>
-            <w:color w:val="0000EE"/>
-            <w:u w:val="single"/>
-          </w:rPr>
-          <w:t>詩126:6</w:t>
-        </w:r>
-      </w:hyperlink>
-      <w:r>
-        <w:rPr>
-          <w:lang w:val="zh_TW" w:bidi="zh_TW"/>
-        </w:rPr>
-        <w:t>），再堆成一堆，搬到打穀場去處理。農夫首先收割大麥，然後收割小麥。</w:t>
-      </w:r>
-    </w:p>
-    <w:p>
-      <w:pPr/>
-      <w:r>
-        <w:rPr>
-          <w:lang w:val="zh_TW" w:bidi="zh_TW"/>
-        </w:rPr>
-      </w:r>
-      <w:r>
-        <w:rPr>
-          <w:lang w:val="zh_TW" w:bidi="zh_TW"/>
-        </w:rPr>
-        <w:t>少量的五穀、小茴香、大茴香與其它細小作物會用甩棒敲打（</w:t>
-      </w:r>
-      <w:hyperlink r:id="rId39">
-        <w:r>
-          <w:rPr>
-            <w:lang w:val="zh_TW" w:bidi="zh_TW"/>
-          </w:rPr>
-          <w:rPr>
-            <w:color w:val="0000EE"/>
-            <w:u w:val="single"/>
-          </w:rPr>
-          <w:t>士6:11</w:t>
+      <w:hyperlink r:id="rId158">
+        <w:r>
+          <w:rPr>
+            <w:lang w:val="zh_TW" w:bidi="zh_TW"/>
+          </w:rPr>
+          <w:rPr>
+            <w:color w:val="0000EE"/>
+            <w:u w:val="single"/>
+          </w:rPr>
+          <w:t>耶48:46</w:t>
+        </w:r>
+      </w:hyperlink>
+      <w:r>
+        <w:rPr>
+          <w:lang w:val="zh_TW" w:bidi="zh_TW"/>
+        </w:rPr>
+        <w:t>）。「基抹」經常出現在摩押人的人名裡，顯示這位神對他們來說非常重要。摩押石碑中大約提到基抹十二次。這些記載通常將他描寫成一位戰神，帶領他的百姓與仇敵爭戰。</w:t>
+      </w:r>
+    </w:p>
+    <w:p>
+      <w:pPr/>
+      <w:r>
+        <w:rPr>
+          <w:lang w:val="zh_TW" w:bidi="zh_TW"/>
+        </w:rPr>
+      </w:r>
+      <w:r>
+        <w:rPr>
+          <w:lang w:val="zh_TW" w:bidi="zh_TW"/>
+        </w:rPr>
+        <w:t>摩押人尋求眾神的指引與恩待。摩押人尊重占卜者（能預測將來的人）和神諭（眾神的信息；見</w:t>
+      </w:r>
+      <w:hyperlink r:id="rId85">
+        <w:r>
+          <w:rPr>
+            <w:lang w:val="zh_TW" w:bidi="zh_TW"/>
+          </w:rPr>
+          <w:rPr>
+            <w:color w:val="0000EE"/>
+            <w:u w:val="single"/>
+          </w:rPr>
+          <w:t>民22–24章</w:t>
+        </w:r>
+      </w:hyperlink>
+      <w:r>
+        <w:rPr>
+          <w:lang w:val="zh_TW" w:bidi="zh_TW"/>
+        </w:rPr>
+        <w:t>）。摩押人的宗教包括祭司制度和獻祭體系（</w:t>
+      </w:r>
+      <w:hyperlink r:id="rId159">
+        <w:r>
+          <w:rPr>
+            <w:lang w:val="zh_TW" w:bidi="zh_TW"/>
+          </w:rPr>
+          <w:rPr>
+            <w:color w:val="0000EE"/>
+            <w:u w:val="single"/>
+          </w:rPr>
+          <w:t>耶48:7</w:t>
         </w:r>
       </w:hyperlink>
       <w:r>
@@ -1098,64 +6512,34 @@
         </w:rPr>
         <w:t>；</w:t>
       </w:r>
-      <w:hyperlink r:id="rId40">
-        <w:r>
-          <w:rPr>
-            <w:lang w:val="zh_TW" w:bidi="zh_TW"/>
-          </w:rPr>
-          <w:rPr>
-            <w:color w:val="0000EE"/>
-            <w:u w:val="single"/>
-          </w:rPr>
-          <w:t>得2:17</w:t>
-        </w:r>
-      </w:hyperlink>
-      <w:r>
-        <w:rPr>
-          <w:lang w:val="zh_TW" w:bidi="zh_TW"/>
-        </w:rPr>
-        <w:t>）。大部分五穀是在較高的打穀場上處理，好讓風把糠秕吹走。常見的方法是先把鬆散的禾稈攤開，再讓牛在上面走動，使穀粒脫落。有時會用加了石頭的重工具拖過禾稈（</w:t>
-      </w:r>
-      <w:hyperlink r:id="rId41">
-        <w:r>
-          <w:rPr>
-            <w:lang w:val="zh_TW" w:bidi="zh_TW"/>
-          </w:rPr>
-          <w:rPr>
-            <w:color w:val="0000EE"/>
-            <w:u w:val="single"/>
-          </w:rPr>
-          <w:t>賽28:27，</w:t>
-        </w:r>
-      </w:hyperlink>
-      <w:hyperlink r:id="rId42">
-        <w:r>
-          <w:rPr>
-            <w:lang w:val="zh_TW" w:bidi="zh_TW"/>
-          </w:rPr>
-          <w:rPr>
-            <w:color w:val="0000EE"/>
-            <w:u w:val="single"/>
-          </w:rPr>
-          <w:t>41:15</w:t>
-        </w:r>
-      </w:hyperlink>
-      <w:r>
-        <w:rPr>
-          <w:lang w:val="zh_TW" w:bidi="zh_TW"/>
-        </w:rPr>
-        <w:t>），操作者會站在那些工具上駕著它們。隨後，人們會用一種稱為「簸揚（winnowing）」的工序，把糠秕和穀粒分開，他們用叉子或木杴把混合物拋到空中（</w:t>
-      </w:r>
-      <w:hyperlink r:id="rId43">
-        <w:r>
-          <w:rPr>
-            <w:lang w:val="zh_TW" w:bidi="zh_TW"/>
-          </w:rPr>
-          <w:rPr>
-            <w:color w:val="0000EE"/>
-            <w:u w:val="single"/>
-          </w:rPr>
-          <w:t>賽30:24</w:t>
+      <w:hyperlink r:id="rId160">
+        <w:r>
+          <w:rPr>
+            <w:lang w:val="zh_TW" w:bidi="zh_TW"/>
+          </w:rPr>
+          <w:rPr>
+            <w:color w:val="0000EE"/>
+            <w:u w:val="single"/>
+          </w:rPr>
+          <w:t>民22:40–23:30</w:t>
+        </w:r>
+      </w:hyperlink>
+      <w:r>
+        <w:rPr>
+          <w:lang w:val="zh_TW" w:bidi="zh_TW"/>
+        </w:rPr>
+        <w:t>，</w:t>
+      </w:r>
+      <w:hyperlink r:id="rId161">
+        <w:r>
+          <w:rPr>
+            <w:lang w:val="zh_TW" w:bidi="zh_TW"/>
+          </w:rPr>
+          <w:rPr>
+            <w:color w:val="0000EE"/>
+            <w:u w:val="single"/>
+          </w:rPr>
+          <w:t>25:1–5</w:t>
         </w:r>
       </w:hyperlink>
       <w:r>
@@ -1164,70 +6548,34 @@
         </w:rPr>
         <w:t>；</w:t>
       </w:r>
-      <w:hyperlink r:id="rId44">
-        <w:r>
-          <w:rPr>
-            <w:lang w:val="zh_TW" w:bidi="zh_TW"/>
-          </w:rPr>
-          <w:rPr>
-            <w:color w:val="0000EE"/>
-            <w:u w:val="single"/>
-          </w:rPr>
-          <w:t>耶15:7</w:t>
-        </w:r>
-      </w:hyperlink>
-      <w:r>
-        <w:rPr>
-          <w:lang w:val="zh_TW" w:bidi="zh_TW"/>
-        </w:rPr>
-        <w:t>）。較輕的糠秕被風吹走，而較重的穀粒落到地上。糠秕會被燒掉或用來餵牲畜。穀粒會再過篩（</w:t>
-      </w:r>
-      <w:hyperlink r:id="rId45">
-        <w:r>
-          <w:rPr>
-            <w:lang w:val="zh_TW" w:bidi="zh_TW"/>
-          </w:rPr>
-          <w:rPr>
-            <w:color w:val="0000EE"/>
-            <w:u w:val="single"/>
-          </w:rPr>
-          <w:t>摩9:9</w:t>
-        </w:r>
-      </w:hyperlink>
-      <w:r>
-        <w:rPr>
-          <w:lang w:val="zh_TW" w:bidi="zh_TW"/>
-        </w:rPr>
-        <w:t>），聚成堆，之後收藏在田裡的覆蓋地窖（</w:t>
-      </w:r>
-      <w:hyperlink r:id="rId46">
-        <w:r>
-          <w:rPr>
-            <w:lang w:val="zh_TW" w:bidi="zh_TW"/>
-          </w:rPr>
-          <w:rPr>
-            <w:color w:val="0000EE"/>
-            <w:u w:val="single"/>
-          </w:rPr>
-          <w:t>耶41:8</w:t>
-        </w:r>
-      </w:hyperlink>
-      <w:r>
-        <w:rPr>
-          <w:lang w:val="zh_TW" w:bidi="zh_TW"/>
-        </w:rPr>
-        <w:t>），有時則收藏在穀倉裡（</w:t>
-      </w:r>
-      <w:hyperlink r:id="rId47">
-        <w:r>
-          <w:rPr>
-            <w:lang w:val="zh_TW" w:bidi="zh_TW"/>
-          </w:rPr>
-          <w:rPr>
-            <w:color w:val="0000EE"/>
-            <w:u w:val="single"/>
-          </w:rPr>
-          <w:t>申28:8</w:t>
+      <w:hyperlink r:id="rId162">
+        <w:r>
+          <w:rPr>
+            <w:lang w:val="zh_TW" w:bidi="zh_TW"/>
+          </w:rPr>
+          <w:rPr>
+            <w:color w:val="0000EE"/>
+            <w:u w:val="single"/>
+          </w:rPr>
+          <w:t>王下3:27</w:t>
+        </w:r>
+      </w:hyperlink>
+      <w:r>
+        <w:rPr>
+          <w:lang w:val="zh_TW" w:bidi="zh_TW"/>
+        </w:rPr>
+        <w:t>；</w:t>
+      </w:r>
+      <w:hyperlink r:id="rId163">
+        <w:r>
+          <w:rPr>
+            <w:lang w:val="zh_TW" w:bidi="zh_TW"/>
+          </w:rPr>
+          <w:rPr>
+            <w:color w:val="0000EE"/>
+            <w:u w:val="single"/>
+          </w:rPr>
+          <w:t>耶48:35</w:t>
         </w:r>
       </w:hyperlink>
       <w:r>
@@ -1246,46 +6594,521 @@
       </w:r>
       <w:r>
         <w:rPr>
+          <w:lang w:val="zh_TW" w:bidi="zh_TW"/>
+        </w:rPr>
+        <w:t>直到今日，考古仍未發現摩押人的神廟。不過，摩押石碑和舊約聖經都提到過它們曾經存在（</w:t>
+      </w:r>
+      <w:hyperlink r:id="rId164">
+        <w:r>
+          <w:rPr>
+            <w:lang w:val="zh_TW" w:bidi="zh_TW"/>
+          </w:rPr>
+          <w:rPr>
+            <w:color w:val="0000EE"/>
+            <w:u w:val="single"/>
+          </w:rPr>
+          <w:t>王上11:7</w:t>
+        </w:r>
+      </w:hyperlink>
+      <w:r>
+        <w:rPr>
+          <w:lang w:val="zh_TW" w:bidi="zh_TW"/>
+        </w:rPr>
+        <w:t>；</w:t>
+      </w:r>
+      <w:hyperlink r:id="rId165">
+        <w:r>
+          <w:rPr>
+            <w:lang w:val="zh_TW" w:bidi="zh_TW"/>
+          </w:rPr>
+          <w:rPr>
+            <w:color w:val="0000EE"/>
+            <w:u w:val="single"/>
+          </w:rPr>
+          <w:t>王下23:13</w:t>
+        </w:r>
+      </w:hyperlink>
+      <w:r>
+        <w:rPr>
+          <w:lang w:val="zh_TW" w:bidi="zh_TW"/>
+        </w:rPr>
+        <w:t>）。在底本發現的墳墓裡擺滿了經過細心排列的物品，顯示摩押人相信死後仍有生命。</w:t>
+      </w:r>
+    </w:p>
+    <w:p>
+      <w:pPr/>
+      <w:r>
+        <w:rPr>
+          <w:lang w:val="zh_TW" w:bidi="zh_TW"/>
+        </w:rPr>
+      </w:r>
+      <w:r>
+        <w:rPr>
           <w:i/>
           <w:lang w:val="zh_TW" w:bidi="zh_TW"/>
         </w:rPr>
-        <w:t>另見</w:t>
-      </w:r>
-      <w:r>
-        <w:rPr>
-          <w:lang w:val="zh_TW" w:bidi="zh_TW"/>
-        </w:rPr>
-        <w:t xml:space="preserve"> </w:t>
-      </w:r>
-      <w:r>
-        <w:rPr>
-          <w:lang w:val="zh_TW" w:bidi="zh_TW"/>
-        </w:rPr>
-        <w:t>植物；</w:t>
-      </w:r>
-      <w:r>
-        <w:rPr>
-          <w:lang w:val="zh_TW" w:bidi="zh_TW"/>
-        </w:rPr>
-        <w:t>收割；</w:t>
-      </w:r>
-      <w:r>
-        <w:rPr>
-          <w:lang w:val="zh_TW" w:bidi="zh_TW"/>
-        </w:rPr>
-        <w:t>巴勒斯坦；</w:t>
-      </w:r>
-      <w:r>
-        <w:rPr>
-          <w:lang w:val="zh_TW" w:bidi="zh_TW"/>
-        </w:rPr>
-        <w:t>葡萄樹，葡萄園；</w:t>
+        <w:t xml:space="preserve">另見 </w:t>
+      </w:r>
+      <w:r>
+        <w:rPr>
+          <w:lang w:val="zh_TW" w:bidi="zh_TW"/>
+        </w:rPr>
+        <w:t>迦南神和宗教</w:t>
+      </w:r>
+      <w:r>
+        <w:rPr>
+          <w:lang w:val="zh_TW" w:bidi="zh_TW"/>
+        </w:rPr>
+        <w:t>；</w:t>
+      </w:r>
+      <w:r>
+        <w:rPr>
+          <w:lang w:val="zh_TW" w:bidi="zh_TW"/>
+        </w:rPr>
+        <w:t>摩押石碑</w:t>
+      </w:r>
+      <w:r>
+        <w:rPr>
+          <w:lang w:val="zh_TW" w:bidi="zh_TW"/>
+        </w:rPr>
+        <w:t>。</w:t>
+      </w:r>
+      <w:r>
+        <w:rPr>
+          <w:lang w:val="zh_TW" w:bidi="zh_TW"/>
+        </w:rPr>
+      </w:r>
+      <w:r>
+        <w:rPr>
+          <w:lang w:val="zh_TW" w:bidi="zh_TW"/>
+        </w:rPr>
+      </w:r>
+    </w:p>
+    <w:p>
+      <w:pPr/>
+      <w:r>
+        <w:rPr>
+          <w:lang w:val="zh_TW" w:bidi="zh_TW"/>
+        </w:rPr>
+      </w:r>
+    </w:p>
+    <w:p>
+      <w:pPr>
+        <w:pStyle w:val="Heading2"/>
+      </w:pPr>
+      <w:r>
+        <w:rPr>
+          <w:lang w:val="zh_TW" w:bidi="zh_TW"/>
+        </w:rPr>
+        <w:t>磨</w:t>
+      </w:r>
+      <w:r>
+        <w:rPr>
+          <w:lang w:val="zh_TW" w:bidi="zh_TW"/>
+        </w:rPr>
+      </w:r>
+    </w:p>
+    <w:p>
+      <w:pPr/>
+      <w:r>
+        <w:rPr>
+          <w:lang w:val="zh_TW" w:bidi="zh_TW"/>
+        </w:rPr>
+      </w:r>
+      <w:r>
+        <w:rPr>
+          <w:lang w:val="zh_TW" w:bidi="zh_TW"/>
+        </w:rPr>
+        <w:t>磨是由兩塊圓形的石頭組成（稱為磨石），是用來將五穀磨成麵粉。古代藝術作品與中東地區的考古遺址都顯示，人們早已使用磨石來研磨五穀。這些遺跡可追溯到新石器時代（Neolithic period，約公元前8300至4500年）。最早期的磨是手磨，後來技術逐漸改進，但基本原理始終沒有改變：下方的石頭放五穀，上方的石頭在其上移動，將穀物磨成麵粉。希伯來文中表示「磨」的詞，正是指這兩個不可或缺的部分。</w:t>
+      </w:r>
+    </w:p>
+    <w:p>
+      <w:pPr>
+        <w:pStyle w:val="Heading4"/>
+      </w:pPr>
+      <w:r>
+        <w:rPr>
+          <w:lang w:val="zh_TW" w:bidi="zh_TW"/>
+        </w:rPr>
+        <w:t>磨的類型</w:t>
+      </w:r>
+    </w:p>
+    <w:p>
+      <w:pPr>
+        <w:pStyle w:val="ListNumber"/>
+        <w:numPr>
+          <w:ilvl w:val="0"/>
+          <w:numId w:val="16"/>
+        </w:numPr>
+        <w:spacing w:line="240" w:lineRule="auto"/>
+        <w:ind w:left="720"/>
+      </w:pPr>
+      <w:r>
+        <w:rPr>
+          <w:lang w:val="zh_TW" w:bidi="zh_TW"/>
+        </w:rPr>
+      </w:r>
+      <w:r>
+        <w:rPr>
+          <w:lang w:val="zh_TW" w:bidi="zh_TW"/>
+        </w:rPr>
+        <w:t>最早期的磨的類型是</w:t>
+      </w:r>
+      <w:r>
+        <w:rPr>
+          <w:b/>
+          <w:lang w:val="zh_TW" w:bidi="zh_TW"/>
+        </w:rPr>
+        <w:t>鞍形磨</w:t>
+      </w:r>
+      <w:r>
+        <w:rPr>
+          <w:lang w:val="zh_TW" w:bidi="zh_TW"/>
+        </w:rPr>
+        <w:t>。它由一塊略呈凹形的粗底石，以及一塊凸形的磨石組成。底石的寬度約為45.7至76.2公分（18至30英吋），一端比另一端厚。在希伯來文中，這塊底石稱為「下面的部分」，或稱「下磨石」（</w:t>
+      </w:r>
+      <w:hyperlink r:id="rId166">
+        <w:r>
+          <w:rPr>
+            <w:lang w:val="zh_TW" w:bidi="zh_TW"/>
+          </w:rPr>
+          <w:rPr>
+            <w:color w:val="0000EE"/>
+            <w:u w:val="single"/>
+          </w:rPr>
+          <w:t>伯41:24</w:t>
+        </w:r>
+      </w:hyperlink>
+      <w:r>
+        <w:rPr>
+          <w:lang w:val="zh_TW" w:bidi="zh_TW"/>
+        </w:rPr>
+        <w:t>）。上方的磨石稱為「上面的部分」，或稱「上磨石」（</w:t>
+      </w:r>
+      <w:hyperlink r:id="rId167">
+        <w:r>
+          <w:rPr>
+            <w:lang w:val="zh_TW" w:bidi="zh_TW"/>
+          </w:rPr>
+          <w:rPr>
+            <w:color w:val="0000EE"/>
+            <w:u w:val="single"/>
+          </w:rPr>
+          <w:t>士9:53</w:t>
+        </w:r>
+      </w:hyperlink>
+      <w:r>
+        <w:rPr>
+          <w:lang w:val="zh_TW" w:bidi="zh_TW"/>
+        </w:rPr>
+        <w:t>；</w:t>
+      </w:r>
+      <w:hyperlink r:id="rId168">
+        <w:r>
+          <w:rPr>
+            <w:lang w:val="zh_TW" w:bidi="zh_TW"/>
+          </w:rPr>
+          <w:rPr>
+            <w:color w:val="0000EE"/>
+            <w:u w:val="single"/>
+          </w:rPr>
+          <w:t>撒下11:21</w:t>
+        </w:r>
+      </w:hyperlink>
+      <w:r>
+        <w:rPr>
+          <w:lang w:val="zh_TW" w:bidi="zh_TW"/>
+        </w:rPr>
+        <w:t>），長度約為15.2至38.1公分（6至15英吋）。它一面平坦，另一面略呈圓弧，方便用手握持。研磨五穀時，人們把上磨石在下磨石上的五穀上來回推動。用這種方式一次只能磨少量的五穀（</w:t>
+      </w:r>
+      <w:hyperlink r:id="rId169">
+        <w:r>
+          <w:rPr>
+            <w:lang w:val="zh_TW" w:bidi="zh_TW"/>
+          </w:rPr>
+          <w:rPr>
+            <w:color w:val="0000EE"/>
+            <w:u w:val="single"/>
+          </w:rPr>
+          <w:t>創18:6</w:t>
+        </w:r>
+      </w:hyperlink>
+      <w:r>
+        <w:rPr>
+          <w:lang w:val="zh_TW" w:bidi="zh_TW"/>
+        </w:rPr>
+        <w:t>）。</w:t>
+      </w:r>
+    </w:p>
+    <w:p>
+      <w:pPr>
+        <w:pStyle w:val="ListNumber"/>
+        <w:spacing w:line="240" w:lineRule="auto"/>
+        <w:ind w:left="720"/>
+      </w:pPr>
+      <w:r>
+        <w:rPr>
+          <w:lang w:val="zh_TW" w:bidi="zh_TW"/>
+        </w:rPr>
+      </w:r>
+      <w:r>
+        <w:rPr>
+          <w:lang w:val="zh_TW" w:bidi="zh_TW"/>
+        </w:rPr>
+        <w:t>後來出現的一種手磨，使用兩塊圓形石頭。下磨石的上表面有時向內凹，有時向外凸；上磨石的形狀則配合下磨石而成。有些磨在上磨石中央開有漏斗形的孔，用來倒入五穀。上磨石邊緣插著一根木釘，方便人轉動磨石；轉動時，上磨石將五穀壓碎，碎粒便沿著邊緣流出。人們常用黑色玄武岩（Black basalt）來製作磨石，因為它表面粗糙，具有良好的切削效果。這種磨通常由一個人操作，但有時也需要兩個人一起使用（</w:t>
+      </w:r>
+      <w:hyperlink r:id="rId170">
+        <w:r>
+          <w:rPr>
+            <w:lang w:val="zh_TW" w:bidi="zh_TW"/>
+          </w:rPr>
+          <w:rPr>
+            <w:color w:val="0000EE"/>
+            <w:u w:val="single"/>
+          </w:rPr>
+          <w:t>太24:41</w:t>
+        </w:r>
+      </w:hyperlink>
+      <w:r>
+        <w:rPr>
+          <w:lang w:val="zh_TW" w:bidi="zh_TW"/>
+        </w:rPr>
+        <w:t>）。</w:t>
+      </w:r>
+    </w:p>
+    <w:p>
+      <w:pPr/>
+      <w:r>
+        <w:rPr>
+          <w:lang w:val="zh_TW" w:bidi="zh_TW"/>
+        </w:rPr>
+      </w:r>
+      <w:r>
+        <w:rPr>
+          <w:lang w:val="zh_TW" w:bidi="zh_TW"/>
+        </w:rPr>
+        <w:t>手磨對日常生活極為重要，因此律法禁止把人的磨石拿去作為債務的抵押品。這條律法保護家庭，不致失去製作做餅之麵粉的工具（</w:t>
+      </w:r>
+      <w:hyperlink r:id="rId171">
+        <w:r>
+          <w:rPr>
+            <w:lang w:val="zh_TW" w:bidi="zh_TW"/>
+          </w:rPr>
+          <w:rPr>
+            <w:color w:val="0000EE"/>
+            <w:u w:val="single"/>
+          </w:rPr>
+          <w:t>申24:6</w:t>
+        </w:r>
+      </w:hyperlink>
+      <w:r>
+        <w:rPr>
+          <w:lang w:val="zh_TW" w:bidi="zh_TW"/>
+        </w:rPr>
+        <w:t>）。磨石十分沉重，若從高處砸在人的頭上，足以致命；亞比米勒就是這樣被擊殺的（</w:t>
+      </w:r>
+      <w:hyperlink r:id="rId167">
+        <w:r>
+          <w:rPr>
+            <w:lang w:val="zh_TW" w:bidi="zh_TW"/>
+          </w:rPr>
+          <w:rPr>
+            <w:color w:val="0000EE"/>
+            <w:u w:val="single"/>
+          </w:rPr>
+          <w:t>士9:53</w:t>
+        </w:r>
+      </w:hyperlink>
+      <w:r>
+        <w:rPr>
+          <w:lang w:val="zh_TW" w:bidi="zh_TW"/>
+        </w:rPr>
+        <w:t>；參</w:t>
+      </w:r>
+      <w:hyperlink r:id="rId168">
+        <w:r>
+          <w:rPr>
+            <w:lang w:val="zh_TW" w:bidi="zh_TW"/>
+          </w:rPr>
+          <w:rPr>
+            <w:color w:val="0000EE"/>
+            <w:u w:val="single"/>
+          </w:rPr>
+          <w:t>撒下11:21</w:t>
+        </w:r>
+      </w:hyperlink>
+      <w:r>
+        <w:rPr>
+          <w:lang w:val="zh_TW" w:bidi="zh_TW"/>
+        </w:rPr>
+        <w:t>）。</w:t>
+      </w:r>
+    </w:p>
+    <w:p>
+      <w:pPr>
+        <w:pStyle w:val="Heading4"/>
+      </w:pPr>
+      <w:r>
+        <w:rPr>
+          <w:lang w:val="zh_TW" w:bidi="zh_TW"/>
+        </w:rPr>
+        <w:t>磨五穀</w:t>
+      </w:r>
+    </w:p>
+    <w:p>
+      <w:pPr/>
+      <w:r>
+        <w:rPr>
+          <w:lang w:val="zh_TW" w:bidi="zh_TW"/>
+        </w:rPr>
+      </w:r>
+      <w:r>
+        <w:rPr>
+          <w:lang w:val="zh_TW" w:bidi="zh_TW"/>
+        </w:rPr>
+        <w:t>磨五穀通常是僕人（</w:t>
+      </w:r>
+      <w:hyperlink r:id="rId48">
+        <w:r>
+          <w:rPr>
+            <w:lang w:val="zh_TW" w:bidi="zh_TW"/>
+          </w:rPr>
+          <w:rPr>
+            <w:color w:val="0000EE"/>
+            <w:u w:val="single"/>
+          </w:rPr>
+          <w:t>出11:5</w:t>
+        </w:r>
+      </w:hyperlink>
+      <w:r>
+        <w:rPr>
+          <w:lang w:val="zh_TW" w:bidi="zh_TW"/>
+        </w:rPr>
+        <w:t>）或婦女（</w:t>
+      </w:r>
+      <w:hyperlink r:id="rId172">
+        <w:r>
+          <w:rPr>
+            <w:lang w:val="zh_TW" w:bidi="zh_TW"/>
+          </w:rPr>
+          <w:rPr>
+            <w:color w:val="0000EE"/>
+            <w:u w:val="single"/>
+          </w:rPr>
+          <w:t>賽47:2</w:t>
+        </w:r>
+      </w:hyperlink>
+      <w:r>
+        <w:rPr>
+          <w:lang w:val="zh_TW" w:bidi="zh_TW"/>
+        </w:rPr>
+        <w:t>）的工作。在巴勒斯坦的每一個村莊裡，幾乎每天都能聽見磨穀的聲音；一旦這聲音停止，就表示那個村莊已經荒廢（</w:t>
+      </w:r>
+      <w:hyperlink r:id="rId173">
+        <w:r>
+          <w:rPr>
+            <w:lang w:val="zh_TW" w:bidi="zh_TW"/>
+          </w:rPr>
+          <w:rPr>
+            <w:color w:val="0000EE"/>
+            <w:u w:val="single"/>
+          </w:rPr>
+          <w:t>耶25:10</w:t>
+        </w:r>
+      </w:hyperlink>
+      <w:r>
+        <w:rPr>
+          <w:lang w:val="zh_TW" w:bidi="zh_TW"/>
+        </w:rPr>
+        <w:t>）。</w:t>
+      </w:r>
+    </w:p>
+    <w:p>
+      <w:pPr>
+        <w:pStyle w:val="Heading4"/>
+      </w:pPr>
+      <w:r>
+        <w:rPr>
+          <w:lang w:val="zh_TW" w:bidi="zh_TW"/>
+        </w:rPr>
+        <w:t>公用磨</w:t>
+      </w:r>
+    </w:p>
+    <w:p>
+      <w:pPr/>
+      <w:r>
+        <w:rPr>
+          <w:lang w:val="zh_TW" w:bidi="zh_TW"/>
+        </w:rPr>
+      </w:r>
+      <w:r>
+        <w:rPr>
+          <w:lang w:val="zh_TW" w:bidi="zh_TW"/>
+        </w:rPr>
+        <w:t>人們也會用牲畜來推動較大型的公用磨。公用磨是一塊又大又重的磨石，直徑可能約為1.2至1.5公尺（四至五英尺），會將其立著沿邊緣滾動；人會將一根木杆穿過磨石中央，木杆繞著一根直立的柱子轉動，運作方式與今日東方一些地區仍在使用的磨坊相似。參孫很可能被迫使用這種磨，替非利士人磨穀（</w:t>
+      </w:r>
+      <w:hyperlink r:id="rId174">
+        <w:r>
+          <w:rPr>
+            <w:lang w:val="zh_TW" w:bidi="zh_TW"/>
+          </w:rPr>
+          <w:rPr>
+            <w:color w:val="0000EE"/>
+            <w:u w:val="single"/>
+          </w:rPr>
+          <w:t>士16:21</w:t>
+        </w:r>
+      </w:hyperlink>
+      <w:r>
+        <w:rPr>
+          <w:lang w:val="zh_TW" w:bidi="zh_TW"/>
+        </w:rPr>
+        <w:t>）。</w:t>
+      </w:r>
+    </w:p>
+    <w:p>
+      <w:pPr/>
+      <w:r>
+        <w:rPr>
+          <w:lang w:val="zh_TW" w:bidi="zh_TW"/>
+        </w:rPr>
+      </w:r>
+      <w:r>
+        <w:rPr>
+          <w:i/>
+          <w:lang w:val="zh_TW" w:bidi="zh_TW"/>
+        </w:rPr>
+        <w:t xml:space="preserve">另見 </w:t>
       </w:r>
       <w:r>
         <w:rPr>
           <w:lang w:val="zh_TW" w:bidi="zh_TW"/>
         </w:rPr>
         <w:t>食物和食物準備</w:t>
+      </w:r>
+      <w:r>
+        <w:rPr>
+          <w:lang w:val="zh_TW" w:bidi="zh_TW"/>
+        </w:rPr>
+        <w:t>；</w:t>
+      </w:r>
+      <w:r>
+        <w:rPr>
+          <w:lang w:val="zh_TW" w:bidi="zh_TW"/>
+        </w:rPr>
+        <w:t>餅</w:t>
+      </w:r>
+      <w:r>
+        <w:rPr>
+          <w:lang w:val="zh_TW" w:bidi="zh_TW"/>
+        </w:rPr>
+        <w:t>；</w:t>
+      </w:r>
+      <w:r>
+        <w:rPr>
+          <w:lang w:val="zh_TW" w:bidi="zh_TW"/>
+        </w:rPr>
+        <w:t>農業</w:t>
       </w:r>
       <w:r>
         <w:rPr>
@@ -3194,6 +9017,24 @@
   <w:num w:numId="13" w16cid:durableId="592781308">
     <w:abstractNumId w:val="11"/>
   </w:num>
+  <w:num w:numId="14">
+    <w:abstractNumId w:val="3"/>
+    <w:lvlOverride w:ilvl="0">
+      <w:startOverride w:val="1"/>
+    </w:lvlOverride>
+  </w:num>
+  <w:num w:numId="15">
+    <w:abstractNumId w:val="3"/>
+    <w:lvlOverride w:ilvl="0">
+      <w:startOverride w:val="1"/>
+    </w:lvlOverride>
+  </w:num>
+  <w:num w:numId="16">
+    <w:abstractNumId w:val="3"/>
+    <w:lvlOverride w:ilvl="0">
+      <w:startOverride w:val="1"/>
+    </w:lvlOverride>
+  </w:num>
   <w:numIdMacAtCleanup w:val="10"/>
 </w:numbering>
 </file>

--- a/zht/docx/097.content.docx
+++ b/zht/docx/097.content.docx
@@ -19,7 +19,7 @@
         <w:rPr>
           <w:lang w:val="zh_TW" w:bidi="zh_TW"/>
         </w:rPr>
-        <w:t>Resource: Tyndale Open Bible Dictionary</w:t>
+        <w:t>Resource: Aquifer Open Bible Dictionary</w:t>
       </w:r>
       <w:r>
         <w:rPr>
@@ -112,7 +112,7 @@
         <w:rPr>
           <w:lang w:val="zh_TW" w:bidi="zh_TW"/>
         </w:rPr>
-        <w:t>Tyndale Open Bible Dictionary</w:t>
+        <w:t>Aquifer Open Bible Dictionary</w:t>
       </w:r>
     </w:p>
     <w:p>
@@ -10773,6 +10773,102 @@
         <w:rPr>
           <w:lang w:val="zh_TW" w:bidi="zh_TW"/>
         </w:rPr>
+        <w:t>瑪結，瑪結族</w:t>
+      </w:r>
+      <w:r>
+        <w:rPr>
+          <w:lang w:val="zh_TW" w:bidi="zh_TW"/>
+        </w:rPr>
+      </w:r>
+    </w:p>
+    <w:p>
+      <w:pPr/>
+      <w:r>
+        <w:rPr>
+          <w:lang w:val="zh_TW" w:bidi="zh_TW"/>
+        </w:rPr>
+      </w:r>
+      <w:r>
+        <w:rPr>
+          <w:lang w:val="zh_TW" w:bidi="zh_TW"/>
+        </w:rPr>
+        <w:t>比利亞的兒子，亞設的孫子（</w:t>
+      </w:r>
+      <w:hyperlink r:id="rId391">
+        <w:r>
+          <w:rPr>
+            <w:lang w:val="zh_TW" w:bidi="zh_TW"/>
+          </w:rPr>
+          <w:rPr>
+            <w:color w:val="0000EE"/>
+            <w:u w:val="single"/>
+          </w:rPr>
+          <w:t>創46:17；</w:t>
+        </w:r>
+      </w:hyperlink>
+      <w:hyperlink r:id="rId392">
+        <w:r>
+          <w:rPr>
+            <w:lang w:val="zh_TW" w:bidi="zh_TW"/>
+          </w:rPr>
+          <w:rPr>
+            <w:color w:val="0000EE"/>
+            <w:u w:val="single"/>
+          </w:rPr>
+          <w:t>代上7:31</w:t>
+        </w:r>
+      </w:hyperlink>
+      <w:r>
+        <w:rPr>
+          <w:lang w:val="zh_TW" w:bidi="zh_TW"/>
+        </w:rPr>
+        <w:t>），也是瑪結族的始祖（</w:t>
+      </w:r>
+      <w:hyperlink r:id="rId393">
+        <w:r>
+          <w:rPr>
+            <w:lang w:val="zh_TW" w:bidi="zh_TW"/>
+          </w:rPr>
+          <w:rPr>
+            <w:color w:val="0000EE"/>
+            <w:u w:val="single"/>
+          </w:rPr>
+          <w:t>民26:45</w:t>
+        </w:r>
+      </w:hyperlink>
+      <w:r>
+        <w:rPr>
+          <w:lang w:val="zh_TW" w:bidi="zh_TW"/>
+        </w:rPr>
+        <w:t>）。</w:t>
+      </w:r>
+      <w:r>
+        <w:rPr>
+          <w:lang w:val="zh_TW" w:bidi="zh_TW"/>
+        </w:rPr>
+      </w:r>
+      <w:r>
+        <w:rPr>
+          <w:lang w:val="zh_TW" w:bidi="zh_TW"/>
+        </w:rPr>
+      </w:r>
+    </w:p>
+    <w:p>
+      <w:pPr/>
+      <w:r>
+        <w:rPr>
+          <w:lang w:val="zh_TW" w:bidi="zh_TW"/>
+        </w:rPr>
+      </w:r>
+    </w:p>
+    <w:p>
+      <w:pPr>
+        <w:pStyle w:val="Heading2"/>
+      </w:pPr>
+      <w:r>
+        <w:rPr>
+          <w:lang w:val="zh_TW" w:bidi="zh_TW"/>
+        </w:rPr>
         <w:t>瑪拉基書</w:t>
       </w:r>
       <w:r>
@@ -10923,7 +11019,7 @@
         </w:rPr>
         <w:t>瑪拉基這個名字的意思是「我的使者」或「主的使者」。由於這個名字在</w:t>
       </w:r>
-      <w:hyperlink r:id="rId391">
+      <w:hyperlink r:id="rId394">
         <w:r>
           <w:rPr>
             <w:lang w:val="zh_TW" w:bidi="zh_TW"/>
@@ -10941,7 +11037,7 @@
         </w:rPr>
         <w:t>出現，一些學者認為它根本不是一個特殊名稱，並且不能構成書卷作者的名字。根據一個古老的傳統，「使者」指的是以斯拉，即負責撰寫以斯拉記和尼希米記的祭司。然而，猶太人保存一卷先知書卻沒有明確地附上作者名字的做法太不尋常。所有其他大小先知——包括俄巴底亞——都以特定的先知命名。此外，「主的使者」對一位先知來說最合適不過了（參</w:t>
       </w:r>
-      <w:hyperlink r:id="rId392">
+      <w:hyperlink r:id="rId395">
         <w:r>
           <w:rPr>
             <w:lang w:val="zh_TW" w:bidi="zh_TW"/>
@@ -10959,7 +11055,7 @@
         </w:rPr>
         <w:t>；</w:t>
       </w:r>
-      <w:hyperlink r:id="rId393">
+      <w:hyperlink r:id="rId396">
         <w:r>
           <w:rPr>
             <w:lang w:val="zh_TW" w:bidi="zh_TW"/>
@@ -11002,6 +11098,380 @@
         </w:rPr>
         <w:t>在公元前第五世紀，以斯拉和尼希米的歸回使在猶大地深处掙扎中的猶太社群得到极大的幫助。公元前458年，以斯拉在波斯王亞達薛西的鼓勵下，帶領一群流亡者回到耶路撒冷並進行宗教改革。大約13年後，即公元前445年，一位名叫尼希米的高級政府官員獲准前往耶路撒冷重建城牆，在52天內完成了任務（</w:t>
       </w:r>
+      <w:hyperlink r:id="rId397">
+        <w:r>
+          <w:rPr>
+            <w:lang w:val="zh_TW" w:bidi="zh_TW"/>
+          </w:rPr>
+          <w:rPr>
+            <w:color w:val="0000EE"/>
+            <w:u w:val="single"/>
+          </w:rPr>
+          <w:t>尼6:15</w:t>
+        </w:r>
+      </w:hyperlink>
+      <w:r>
+        <w:rPr>
+          <w:lang w:val="zh_TW" w:bidi="zh_TW"/>
+        </w:rPr>
+        <w:t>）。作為省長，尼希米領導百姓進行了財政改革，供應窮人並鼓勵納十一以支持祭司和利未人（</w:t>
+      </w:r>
+      <w:hyperlink r:id="rId398">
+        <w:r>
+          <w:rPr>
+            <w:lang w:val="zh_TW" w:bidi="zh_TW"/>
+          </w:rPr>
+          <w:rPr>
+            <w:color w:val="0000EE"/>
+            <w:u w:val="single"/>
+          </w:rPr>
+          <w:t>5:2–13</w:t>
+        </w:r>
+      </w:hyperlink>
+      <w:r>
+        <w:rPr>
+          <w:lang w:val="zh_TW" w:bidi="zh_TW"/>
+        </w:rPr>
+        <w:t>，</w:t>
+      </w:r>
+      <w:hyperlink r:id="rId399">
+        <w:r>
+          <w:rPr>
+            <w:lang w:val="zh_TW" w:bidi="zh_TW"/>
+          </w:rPr>
+          <w:rPr>
+            <w:color w:val="0000EE"/>
+            <w:u w:val="single"/>
+          </w:rPr>
+          <w:t>10:35–39</w:t>
+        </w:r>
+      </w:hyperlink>
+      <w:r>
+        <w:rPr>
+          <w:lang w:val="zh_TW" w:bidi="zh_TW"/>
+        </w:rPr>
+        <w:t>）。與以斯拉一樣，尼希米敦促百姓守安息日並不與異教鄰舍通婚。經過12年任期後，尼希米返回波斯，猶大的靈性狀況则一落千丈。或許人們因缺乏政治權力而感到沮喪，十一奉獻不穩定，安息日也不再被遵守，通婚普遍化，甚至祭司也不再被信任。後來當尼希米回到耶路撒冷時，他不得不採取果斷地行動來整頓局面（</w:t>
+      </w:r>
+      <w:hyperlink r:id="rId400">
+        <w:r>
+          <w:rPr>
+            <w:lang w:val="zh_TW" w:bidi="zh_TW"/>
+          </w:rPr>
+          <w:rPr>
+            <w:color w:val="0000EE"/>
+            <w:u w:val="single"/>
+          </w:rPr>
+          <w:t>13:6–31</w:t>
+        </w:r>
+      </w:hyperlink>
+      <w:r>
+        <w:rPr>
+          <w:lang w:val="zh_TW" w:bidi="zh_TW"/>
+        </w:rPr>
+        <w:t>）。</w:t>
+      </w:r>
+    </w:p>
+    <w:p>
+      <w:pPr>
+        <w:pStyle w:val="Heading3"/>
+      </w:pPr>
+      <w:r>
+        <w:rPr>
+          <w:lang w:val="zh_TW" w:bidi="zh_TW"/>
+        </w:rPr>
+        <w:t>日期</w:t>
+      </w:r>
+    </w:p>
+    <w:p>
+      <w:pPr/>
+      <w:r>
+        <w:rPr>
+          <w:lang w:val="zh_TW" w:bidi="zh_TW"/>
+        </w:rPr>
+      </w:r>
+      <w:r>
+        <w:rPr>
+          <w:lang w:val="zh_TW" w:bidi="zh_TW"/>
+        </w:rPr>
+        <w:t>既然瑪拉基必須處理在</w:t>
+      </w:r>
+      <w:hyperlink r:id="rId401">
+        <w:r>
+          <w:rPr>
+            <w:lang w:val="zh_TW" w:bidi="zh_TW"/>
+          </w:rPr>
+          <w:rPr>
+            <w:color w:val="0000EE"/>
+            <w:u w:val="single"/>
+          </w:rPr>
+          <w:t>尼希米記十三章</w:t>
+        </w:r>
+      </w:hyperlink>
+      <w:r>
+        <w:rPr>
+          <w:lang w:val="zh_TW" w:bidi="zh_TW"/>
+        </w:rPr>
+        <w:t>中提到的類似罪惡（見</w:t>
+      </w:r>
+      <w:hyperlink r:id="rId402">
+        <w:r>
+          <w:rPr>
+            <w:lang w:val="zh_TW" w:bidi="zh_TW"/>
+          </w:rPr>
+          <w:rPr>
+            <w:color w:val="0000EE"/>
+            <w:u w:val="single"/>
+          </w:rPr>
+          <w:t>瑪1:6–14</w:t>
+        </w:r>
+      </w:hyperlink>
+      <w:r>
+        <w:rPr>
+          <w:lang w:val="zh_TW" w:bidi="zh_TW"/>
+        </w:rPr>
+        <w:t>，</w:t>
+      </w:r>
+      <w:hyperlink r:id="rId403">
+        <w:r>
+          <w:rPr>
+            <w:lang w:val="zh_TW" w:bidi="zh_TW"/>
+          </w:rPr>
+          <w:rPr>
+            <w:color w:val="0000EE"/>
+            <w:u w:val="single"/>
+          </w:rPr>
+          <w:t>2:14–16</w:t>
+        </w:r>
+      </w:hyperlink>
+      <w:r>
+        <w:rPr>
+          <w:lang w:val="zh_TW" w:bidi="zh_TW"/>
+        </w:rPr>
+        <w:t>，</w:t>
+      </w:r>
+      <w:hyperlink r:id="rId404">
+        <w:r>
+          <w:rPr>
+            <w:lang w:val="zh_TW" w:bidi="zh_TW"/>
+          </w:rPr>
+          <w:rPr>
+            <w:color w:val="0000EE"/>
+            <w:u w:val="single"/>
+          </w:rPr>
+          <w:t>3:8–11</w:t>
+        </w:r>
+      </w:hyperlink>
+      <w:r>
+        <w:rPr>
+          <w:lang w:val="zh_TW" w:bidi="zh_TW"/>
+        </w:rPr>
+        <w:t>），先知很可能是在尼希米任省長第二屆期間或他返回之前的幾年中服事。</w:t>
+      </w:r>
+      <w:hyperlink r:id="rId405">
+        <w:r>
+          <w:rPr>
+            <w:lang w:val="zh_TW" w:bidi="zh_TW"/>
+          </w:rPr>
+          <w:rPr>
+            <w:color w:val="0000EE"/>
+            <w:u w:val="single"/>
+          </w:rPr>
+          <w:t>瑪拉基書一章8節</w:t>
+        </w:r>
+      </w:hyperlink>
+      <w:r>
+        <w:rPr>
+          <w:lang w:val="zh_TW" w:bidi="zh_TW"/>
+        </w:rPr>
+        <w:t>中提到的「省長」暗示著除了尼希米以外還有其他人曾經任職，因此最好將瑪拉基書的寫作時間定在公元前433年之後，也是尼希米返回波斯的那一年。</w:t>
+      </w:r>
+    </w:p>
+    <w:p>
+      <w:pPr>
+        <w:pStyle w:val="Heading3"/>
+      </w:pPr>
+      <w:r>
+        <w:rPr>
+          <w:lang w:val="zh_TW" w:bidi="zh_TW"/>
+        </w:rPr>
+        <w:t>主旨與神學</w:t>
+      </w:r>
+    </w:p>
+    <w:p>
+      <w:pPr/>
+      <w:r>
+        <w:rPr>
+          <w:lang w:val="zh_TW" w:bidi="zh_TW"/>
+        </w:rPr>
+      </w:r>
+      <w:r>
+        <w:rPr>
+          <w:lang w:val="zh_TW" w:bidi="zh_TW"/>
+        </w:rPr>
+        <w:t>寫瑪拉基書是為了把猶大百姓从靈性懶惰中喚醒，並警戒他們悔改，否則審判即將來臨。百姓懷疑神的愛（</w:t>
+      </w:r>
+      <w:hyperlink r:id="rId406">
+        <w:r>
+          <w:rPr>
+            <w:lang w:val="zh_TW" w:bidi="zh_TW"/>
+          </w:rPr>
+          <w:rPr>
+            <w:color w:val="0000EE"/>
+            <w:u w:val="single"/>
+          </w:rPr>
+          <w:t>1:2</w:t>
+        </w:r>
+      </w:hyperlink>
+      <w:r>
+        <w:rPr>
+          <w:lang w:val="zh_TW" w:bidi="zh_TW"/>
+        </w:rPr>
+        <w:t>）和公義（</w:t>
+      </w:r>
+      <w:hyperlink r:id="rId407">
+        <w:r>
+          <w:rPr>
+            <w:lang w:val="zh_TW" w:bidi="zh_TW"/>
+          </w:rPr>
+          <w:rPr>
+            <w:color w:val="0000EE"/>
+            <w:u w:val="single"/>
+          </w:rPr>
+          <w:t>2:17</w:t>
+        </w:r>
+      </w:hyperlink>
+      <w:r>
+        <w:rPr>
+          <w:lang w:val="zh_TW" w:bidi="zh_TW"/>
+        </w:rPr>
+        <w:t>），並且不認真對待祂的命令（</w:t>
+      </w:r>
+      <w:hyperlink r:id="rId408">
+        <w:r>
+          <w:rPr>
+            <w:lang w:val="zh_TW" w:bidi="zh_TW"/>
+          </w:rPr>
+          <w:rPr>
+            <w:color w:val="0000EE"/>
+            <w:u w:val="single"/>
+          </w:rPr>
+          <w:t>1:6</w:t>
+        </w:r>
+      </w:hyperlink>
+      <w:r>
+        <w:rPr>
+          <w:lang w:val="zh_TW" w:bidi="zh_TW"/>
+        </w:rPr>
+        <w:t>，</w:t>
+      </w:r>
+      <w:hyperlink r:id="rId409">
+        <w:r>
+          <w:rPr>
+            <w:lang w:val="zh_TW" w:bidi="zh_TW"/>
+          </w:rPr>
+          <w:rPr>
+            <w:color w:val="0000EE"/>
+            <w:u w:val="single"/>
+          </w:rPr>
+          <w:t>3:14–18</w:t>
+        </w:r>
+      </w:hyperlink>
+      <w:r>
+        <w:rPr>
+          <w:lang w:val="zh_TW" w:bidi="zh_TW"/>
+        </w:rPr>
+        <w:t>）。然而，神是「大君王」（</w:t>
+      </w:r>
+      <w:hyperlink r:id="rId410">
+        <w:r>
+          <w:rPr>
+            <w:lang w:val="zh_TW" w:bidi="zh_TW"/>
+          </w:rPr>
+          <w:rPr>
+            <w:color w:val="0000EE"/>
+            <w:u w:val="single"/>
+          </w:rPr>
+          <w:t>1:14</w:t>
+        </w:r>
+      </w:hyperlink>
+      <w:r>
+        <w:rPr>
+          <w:lang w:val="zh_TW" w:bidi="zh_TW"/>
+        </w:rPr>
+        <w:t>），祂的名在以色列境界之外當受敬畏（</w:t>
+      </w:r>
+      <w:hyperlink r:id="rId411">
+        <w:r>
+          <w:rPr>
+            <w:lang w:val="zh_TW" w:bidi="zh_TW"/>
+          </w:rPr>
+          <w:rPr>
+            <w:color w:val="0000EE"/>
+            <w:u w:val="single"/>
+          </w:rPr>
+          <w:t>5、11</w:t>
+        </w:r>
+      </w:hyperlink>
+      <w:r>
+        <w:rPr>
+          <w:lang w:val="zh_TW" w:bidi="zh_TW"/>
+        </w:rPr>
+        <w:t>）。瑪拉基一再勸戒祭司和百姓敬畏神，並將祂配得的榮耀歸給祂。神是以色列的父和創造者（</w:t>
+      </w:r>
+      <w:hyperlink r:id="rId412">
+        <w:r>
+          <w:rPr>
+            <w:lang w:val="zh_TW" w:bidi="zh_TW"/>
+          </w:rPr>
+          <w:rPr>
+            <w:color w:val="0000EE"/>
+            <w:u w:val="single"/>
+          </w:rPr>
+          <w:t>2:10</w:t>
+        </w:r>
+      </w:hyperlink>
+      <w:r>
+        <w:rPr>
+          <w:lang w:val="zh_TW" w:bidi="zh_TW"/>
+        </w:rPr>
+        <w:t>），但這民卻藐視祂的名（</w:t>
+      </w:r>
+      <w:hyperlink r:id="rId408">
+        <w:r>
+          <w:rPr>
+            <w:lang w:val="zh_TW" w:bidi="zh_TW"/>
+          </w:rPr>
+          <w:rPr>
+            <w:color w:val="0000EE"/>
+            <w:u w:val="single"/>
+          </w:rPr>
+          <w:t>1:6</w:t>
+        </w:r>
+      </w:hyperlink>
+      <w:r>
+        <w:rPr>
+          <w:lang w:val="zh_TW" w:bidi="zh_TW"/>
+        </w:rPr>
+        <w:t>，</w:t>
+      </w:r>
+      <w:hyperlink r:id="rId413">
+        <w:r>
+          <w:rPr>
+            <w:lang w:val="zh_TW" w:bidi="zh_TW"/>
+          </w:rPr>
+          <w:rPr>
+            <w:color w:val="0000EE"/>
+            <w:u w:val="single"/>
+          </w:rPr>
+          <w:t>3:5</w:t>
+        </w:r>
+      </w:hyperlink>
+      <w:r>
+        <w:rPr>
+          <w:lang w:val="zh_TW" w:bidi="zh_TW"/>
+        </w:rPr>
+        <w:t>）。針對這種藐視，神必差遣祂的使者報告主的日子（</w:t>
+      </w:r>
       <w:hyperlink r:id="rId394">
         <w:r>
           <w:rPr>
@@ -11011,25 +11481,490 @@
             <w:color w:val="0000EE"/>
             <w:u w:val="single"/>
           </w:rPr>
-          <w:t>尼6:15</w:t>
-        </w:r>
-      </w:hyperlink>
-      <w:r>
-        <w:rPr>
-          <w:lang w:val="zh_TW" w:bidi="zh_TW"/>
-        </w:rPr>
-        <w:t>）。作為省長，尼希米領導百姓進行了財政改革，供應窮人並鼓勵納十一以支持祭司和利未人（</w:t>
-      </w:r>
-      <w:hyperlink r:id="rId395">
-        <w:r>
-          <w:rPr>
-            <w:lang w:val="zh_TW" w:bidi="zh_TW"/>
-          </w:rPr>
-          <w:rPr>
-            <w:color w:val="0000EE"/>
-            <w:u w:val="single"/>
-          </w:rPr>
-          <w:t>5:2–13</w:t>
+          <w:t>3:1</w:t>
+        </w:r>
+      </w:hyperlink>
+      <w:r>
+        <w:rPr>
+          <w:lang w:val="zh_TW" w:bidi="zh_TW"/>
+        </w:rPr>
+        <w:t>）。施洗約翰確實呼籲百姓悔改，基督來潔淨聖殿（</w:t>
+      </w:r>
+      <w:hyperlink r:id="rId414">
+        <w:r>
+          <w:rPr>
+            <w:lang w:val="zh_TW" w:bidi="zh_TW"/>
+          </w:rPr>
+          <w:rPr>
+            <w:color w:val="0000EE"/>
+            <w:u w:val="single"/>
+          </w:rPr>
+          <w:t>約2:14–15</w:t>
+        </w:r>
+      </w:hyperlink>
+      <w:r>
+        <w:rPr>
+          <w:lang w:val="zh_TW" w:bidi="zh_TW"/>
+        </w:rPr>
+        <w:t>）並設立新約（</w:t>
+      </w:r>
+      <w:hyperlink r:id="rId415">
+        <w:r>
+          <w:rPr>
+            <w:lang w:val="zh_TW" w:bidi="zh_TW"/>
+          </w:rPr>
+          <w:rPr>
+            <w:color w:val="0000EE"/>
+            <w:u w:val="single"/>
+          </w:rPr>
+          <w:t>瑪3:1–2</w:t>
+        </w:r>
+      </w:hyperlink>
+      <w:r>
+        <w:rPr>
+          <w:lang w:val="zh_TW" w:bidi="zh_TW"/>
+        </w:rPr>
+        <w:t>）。大部分的煉淨和潔淨的工作將在基督再來時發生，屆時基督會再來並潔淨祂的百姓（參</w:t>
+      </w:r>
+      <w:hyperlink r:id="rId416">
+        <w:r>
+          <w:rPr>
+            <w:lang w:val="zh_TW" w:bidi="zh_TW"/>
+          </w:rPr>
+          <w:rPr>
+            <w:color w:val="0000EE"/>
+            <w:u w:val="single"/>
+          </w:rPr>
+          <w:t>2–4</w:t>
+        </w:r>
+      </w:hyperlink>
+      <w:r>
+        <w:rPr>
+          <w:lang w:val="zh_TW" w:bidi="zh_TW"/>
+        </w:rPr>
+        <w:t>）並審判惡人（</w:t>
+      </w:r>
+      <w:hyperlink r:id="rId417">
+        <w:r>
+          <w:rPr>
+            <w:lang w:val="zh_TW" w:bidi="zh_TW"/>
+          </w:rPr>
+          <w:rPr>
+            <w:color w:val="0000EE"/>
+            <w:u w:val="single"/>
+          </w:rPr>
+          <w:t>4:1</w:t>
+        </w:r>
+      </w:hyperlink>
+      <w:r>
+        <w:rPr>
+          <w:lang w:val="zh_TW" w:bidi="zh_TW"/>
+        </w:rPr>
+        <w:t>）。</w:t>
+      </w:r>
+    </w:p>
+    <w:p>
+      <w:pPr>
+        <w:pStyle w:val="Heading3"/>
+      </w:pPr>
+      <w:r>
+        <w:rPr>
+          <w:lang w:val="zh_TW" w:bidi="zh_TW"/>
+        </w:rPr>
+        <w:t>內容</w:t>
+      </w:r>
+    </w:p>
+    <w:p>
+      <w:pPr>
+        <w:pStyle w:val="Heading4"/>
+      </w:pPr>
+      <w:r>
+        <w:rPr>
+          <w:lang w:val="zh_TW" w:bidi="zh_TW"/>
+        </w:rPr>
+        <w:t>神對以色列的大愛（</w:t>
+      </w:r>
+      <w:hyperlink r:id="rId418">
+        <w:r>
+          <w:rPr>
+            <w:lang w:val="zh_TW" w:bidi="zh_TW"/>
+          </w:rPr>
+          <w:rPr>
+            <w:color w:val="0000EE"/>
+            <w:u w:val="single"/>
+          </w:rPr>
+          <w:t>1:1–5</w:t>
+        </w:r>
+      </w:hyperlink>
+      <w:r>
+        <w:rPr>
+          <w:lang w:val="zh_TW" w:bidi="zh_TW"/>
+        </w:rPr>
+        <w:t>）</w:t>
+      </w:r>
+    </w:p>
+    <w:p>
+      <w:pPr/>
+      <w:r>
+        <w:rPr>
+          <w:lang w:val="zh_TW" w:bidi="zh_TW"/>
+        </w:rPr>
+      </w:r>
+      <w:r>
+        <w:rPr>
+          <w:lang w:val="zh_TW" w:bidi="zh_TW"/>
+        </w:rPr>
+        <w:t>這卷書的引言裡，瑪拉基以神愛以色列、憎惡以東作為對比。然而，神愛的宣告卻迎來了一道奇怪的問題：「你在何事上愛我們呢？？」神愛以色列是因為祂曾在西奈山與這民立了約，就在祂剛剛將他們從埃及的枷鎖中解救出來之後。祂選擇了他們特作自己的子民（參</w:t>
+      </w:r>
+      <w:hyperlink r:id="rId161">
+        <w:r>
+          <w:rPr>
+            <w:lang w:val="zh_TW" w:bidi="zh_TW"/>
+          </w:rPr>
+          <w:rPr>
+            <w:color w:val="0000EE"/>
+            <w:u w:val="single"/>
+          </w:rPr>
+          <w:t>創12:1–3</w:t>
+        </w:r>
+      </w:hyperlink>
+      <w:r>
+        <w:rPr>
+          <w:lang w:val="zh_TW" w:bidi="zh_TW"/>
+        </w:rPr>
+        <w:t xml:space="preserve">； </w:t>
+      </w:r>
+      <w:hyperlink r:id="rId419">
+        <w:r>
+          <w:rPr>
+            <w:lang w:val="zh_TW" w:bidi="zh_TW"/>
+          </w:rPr>
+          <w:rPr>
+            <w:color w:val="0000EE"/>
+            <w:u w:val="single"/>
+          </w:rPr>
+          <w:t>出19:5–6</w:t>
+        </w:r>
+      </w:hyperlink>
+      <w:r>
+        <w:rPr>
+          <w:lang w:val="zh_TW" w:bidi="zh_TW"/>
+        </w:rPr>
+        <w:t>），而沒有揀選以掃的後裔（參</w:t>
+      </w:r>
+      <w:hyperlink r:id="rId420">
+        <w:r>
+          <w:rPr>
+            <w:lang w:val="zh_TW" w:bidi="zh_TW"/>
+          </w:rPr>
+          <w:rPr>
+            <w:color w:val="0000EE"/>
+            <w:u w:val="single"/>
+          </w:rPr>
+          <w:t>羅9:10–13</w:t>
+        </w:r>
+      </w:hyperlink>
+      <w:r>
+        <w:rPr>
+          <w:lang w:val="zh_TW" w:bidi="zh_TW"/>
+        </w:rPr>
+        <w:t>）。以色列和以東都經歷過入侵和毀滅，但只有以色列在被擄之後得以恢復和重建。以東人被拿巴提人從公元前550至400年間逐出了家園，從此再也沒有重獲土地。藉著對以東的審判，神顯明他是萬國的大君王（</w:t>
+      </w:r>
+      <w:hyperlink r:id="rId421">
+        <w:r>
+          <w:rPr>
+            <w:lang w:val="zh_TW" w:bidi="zh_TW"/>
+          </w:rPr>
+          <w:rPr>
+            <w:color w:val="0000EE"/>
+            <w:u w:val="single"/>
+          </w:rPr>
+          <w:t>瑪1:5</w:t>
+        </w:r>
+      </w:hyperlink>
+      <w:r>
+        <w:rPr>
+          <w:lang w:val="zh_TW" w:bidi="zh_TW"/>
+        </w:rPr>
+        <w:t>），並且祂必不忘記以色列。</w:t>
+      </w:r>
+    </w:p>
+    <w:p>
+      <w:pPr>
+        <w:pStyle w:val="Heading4"/>
+      </w:pPr>
+      <w:r>
+        <w:rPr>
+          <w:lang w:val="zh_TW" w:bidi="zh_TW"/>
+        </w:rPr>
+        <w:t>祭司獻上不被接受的祭物（</w:t>
+      </w:r>
+      <w:hyperlink r:id="rId402">
+        <w:r>
+          <w:rPr>
+            <w:lang w:val="zh_TW" w:bidi="zh_TW"/>
+          </w:rPr>
+          <w:rPr>
+            <w:color w:val="0000EE"/>
+            <w:u w:val="single"/>
+          </w:rPr>
+          <w:t>1:6–14</w:t>
+        </w:r>
+      </w:hyperlink>
+      <w:r>
+        <w:rPr>
+          <w:lang w:val="zh_TW" w:bidi="zh_TW"/>
+        </w:rPr>
+        <w:t>）</w:t>
+      </w:r>
+    </w:p>
+    <w:p>
+      <w:pPr/>
+      <w:r>
+        <w:rPr>
+          <w:lang w:val="zh_TW" w:bidi="zh_TW"/>
+        </w:rPr>
+      </w:r>
+      <w:r>
+        <w:rPr>
+          <w:lang w:val="zh_TW" w:bidi="zh_TW"/>
+        </w:rPr>
+        <w:t>雖然神配得以色列人的尊榮和敬畏，但無論是百姓還是祭司都公然藐視祂的律法和律例。奇怪的是，祭司們率先進入了悖逆的行列。祭物和供物本應贖罪，但祭司所獻的動物卻只會污穢或玷污祭壇（</w:t>
+      </w:r>
+      <w:hyperlink r:id="rId422">
+        <w:r>
+          <w:rPr>
+            <w:lang w:val="zh_TW" w:bidi="zh_TW"/>
+          </w:rPr>
+          <w:rPr>
+            <w:color w:val="0000EE"/>
+            <w:u w:val="single"/>
+          </w:rPr>
+          <w:t>1:7、12</w:t>
+        </w:r>
+      </w:hyperlink>
+      <w:r>
+        <w:rPr>
+          <w:lang w:val="zh_TW" w:bidi="zh_TW"/>
+        </w:rPr>
+        <w:t>）。根據利未記，有殘疾的動物不能作為祭物，但瑪拉基提到祭司們獻給耶和華的動物是搶奪來和殘缺的、瘸腿的和有病的（</w:t>
+      </w:r>
+      <w:hyperlink r:id="rId423">
+        <w:r>
+          <w:rPr>
+            <w:lang w:val="zh_TW" w:bidi="zh_TW"/>
+          </w:rPr>
+          <w:rPr>
+            <w:color w:val="0000EE"/>
+            <w:u w:val="single"/>
+          </w:rPr>
+          <w:t>13</w:t>
+        </w:r>
+      </w:hyperlink>
+      <w:r>
+        <w:rPr>
+          <w:lang w:val="zh_TW" w:bidi="zh_TW"/>
+        </w:rPr>
+        <w:t>節，參</w:t>
+      </w:r>
+      <w:hyperlink r:id="rId405">
+        <w:r>
+          <w:rPr>
+            <w:lang w:val="zh_TW" w:bidi="zh_TW"/>
+          </w:rPr>
+          <w:rPr>
+            <w:color w:val="0000EE"/>
+            <w:u w:val="single"/>
+          </w:rPr>
+          <w:t>8</w:t>
+        </w:r>
+      </w:hyperlink>
+      <w:r>
+        <w:rPr>
+          <w:lang w:val="zh_TW" w:bidi="zh_TW"/>
+        </w:rPr>
+        <w:t>節）。為了強調他們的藐視，耶和華挑戰祭司們將同樣的禮物帶給省長。難道他們敢這樣侮辱他，然後受到理所當然的拒絕嗎？與其讓祭司們繼續將不蒙悅納的祭物帶到祭壇，耶和華要求他們索性關上聖殿的門（</w:t>
+      </w:r>
+      <w:hyperlink r:id="rId424">
+        <w:r>
+          <w:rPr>
+            <w:lang w:val="zh_TW" w:bidi="zh_TW"/>
+          </w:rPr>
+          <w:rPr>
+            <w:color w:val="0000EE"/>
+            <w:u w:val="single"/>
+          </w:rPr>
+          <w:t>10</w:t>
+        </w:r>
+      </w:hyperlink>
+      <w:r>
+        <w:rPr>
+          <w:lang w:val="zh_TW" w:bidi="zh_TW"/>
+        </w:rPr>
+        <w:t>節）。做做樣子這事，從來就不討神喜悅，無論是古代（參</w:t>
+      </w:r>
+      <w:hyperlink r:id="rId425">
+        <w:r>
+          <w:rPr>
+            <w:lang w:val="zh_TW" w:bidi="zh_TW"/>
+          </w:rPr>
+          <w:rPr>
+            <w:color w:val="0000EE"/>
+            <w:u w:val="single"/>
+          </w:rPr>
+          <w:t>賽1:12–13</w:t>
+        </w:r>
+      </w:hyperlink>
+      <w:r>
+        <w:rPr>
+          <w:lang w:val="zh_TW" w:bidi="zh_TW"/>
+        </w:rPr>
+        <w:t>）還是現代。當祭司們稱祭壇和其祭物為「可藐視的」（</w:t>
+      </w:r>
+      <w:hyperlink r:id="rId422">
+        <w:r>
+          <w:rPr>
+            <w:lang w:val="zh_TW" w:bidi="zh_TW"/>
+          </w:rPr>
+          <w:rPr>
+            <w:color w:val="0000EE"/>
+            <w:u w:val="single"/>
+          </w:rPr>
+          <w:t>瑪1:7、12</w:t>
+        </w:r>
+      </w:hyperlink>
+      <w:r>
+        <w:rPr>
+          <w:lang w:val="zh_TW" w:bidi="zh_TW"/>
+        </w:rPr>
+        <w:t>），他們就與以利邪惡的兒子無疑，他們就是因為藐視祭物的規定以至於早逝（參</w:t>
+      </w:r>
+      <w:hyperlink r:id="rId426">
+        <w:r>
+          <w:rPr>
+            <w:lang w:val="zh_TW" w:bidi="zh_TW"/>
+          </w:rPr>
+          <w:rPr>
+            <w:color w:val="0000EE"/>
+            <w:u w:val="single"/>
+          </w:rPr>
+          <w:t>撒上2:15–17</w:t>
+        </w:r>
+      </w:hyperlink>
+      <w:r>
+        <w:rPr>
+          <w:lang w:val="zh_TW" w:bidi="zh_TW"/>
+        </w:rPr>
+        <w:t>）。</w:t>
+      </w:r>
+    </w:p>
+    <w:p>
+      <w:pPr/>
+      <w:r>
+        <w:rPr>
+          <w:lang w:val="zh_TW" w:bidi="zh_TW"/>
+        </w:rPr>
+      </w:r>
+      <w:hyperlink r:id="rId427">
+        <w:r>
+          <w:rPr>
+            <w:lang w:val="zh_TW" w:bidi="zh_TW"/>
+          </w:rPr>
+          <w:rPr>
+            <w:color w:val="0000EE"/>
+            <w:u w:val="single"/>
+          </w:rPr>
+          <w:t>瑪拉基書一章11節</w:t>
+        </w:r>
+      </w:hyperlink>
+      <w:r>
+        <w:rPr>
+          <w:lang w:val="zh_TW" w:bidi="zh_TW"/>
+        </w:rPr>
+        <w:t>和</w:t>
+      </w:r>
+      <w:hyperlink r:id="rId427">
+        <w:r>
+          <w:rPr>
+            <w:lang w:val="zh_TW" w:bidi="zh_TW"/>
+          </w:rPr>
+          <w:rPr>
+            <w:color w:val="0000EE"/>
+            <w:u w:val="single"/>
+          </w:rPr>
+          <w:t>14</w:t>
+        </w:r>
+      </w:hyperlink>
+      <w:r>
+        <w:rPr>
+          <w:lang w:val="zh_TW" w:bidi="zh_TW"/>
+        </w:rPr>
+        <w:t>節所強調的神之偉大與祭司的態度形成了強烈對比。神比列邦的神明更大有能力，即使以色列的祭司和百姓不尊榮主，但最終還是會有信主的外邦人把潔淨的祭物帶到神面前。這些祭物或許指的是禱告和讚美（參</w:t>
+      </w:r>
+      <w:hyperlink r:id="rId428">
+        <w:r>
+          <w:rPr>
+            <w:lang w:val="zh_TW" w:bidi="zh_TW"/>
+          </w:rPr>
+          <w:rPr>
+            <w:color w:val="0000EE"/>
+            <w:u w:val="single"/>
+          </w:rPr>
+          <w:t>詩19:14</w:t>
+        </w:r>
+      </w:hyperlink>
+      <w:r>
+        <w:rPr>
+          <w:lang w:val="zh_TW" w:bidi="zh_TW"/>
+        </w:rPr>
+        <w:t>；</w:t>
+      </w:r>
+      <w:hyperlink r:id="rId429">
+        <w:r>
+          <w:rPr>
+            <w:lang w:val="zh_TW" w:bidi="zh_TW"/>
+          </w:rPr>
+          <w:rPr>
+            <w:color w:val="0000EE"/>
+            <w:u w:val="single"/>
+          </w:rPr>
+          <w:t>來13:15</w:t>
+        </w:r>
+      </w:hyperlink>
+      <w:r>
+        <w:rPr>
+          <w:lang w:val="zh_TW" w:bidi="zh_TW"/>
+        </w:rPr>
+        <w:t>；</w:t>
+      </w:r>
+      <w:hyperlink r:id="rId430">
+        <w:r>
+          <w:rPr>
+            <w:lang w:val="zh_TW" w:bidi="zh_TW"/>
+          </w:rPr>
+          <w:rPr>
+            <w:color w:val="0000EE"/>
+            <w:u w:val="single"/>
+          </w:rPr>
+          <w:t>啟5:8</w:t>
+        </w:r>
+      </w:hyperlink>
+      <w:r>
+        <w:rPr>
+          <w:lang w:val="zh_TW" w:bidi="zh_TW"/>
+        </w:rPr>
+        <w:t>），然而有其他人則是按照字面解釋（參</w:t>
+      </w:r>
+      <w:hyperlink r:id="rId431">
+        <w:r>
+          <w:rPr>
+            <w:lang w:val="zh_TW" w:bidi="zh_TW"/>
+          </w:rPr>
+          <w:rPr>
+            <w:color w:val="0000EE"/>
+            <w:u w:val="single"/>
+          </w:rPr>
+          <w:t>賽56:7</w:t>
         </w:r>
       </w:hyperlink>
       <w:r>
@@ -11038,34 +11973,34 @@
         </w:rPr>
         <w:t>，</w:t>
       </w:r>
-      <w:hyperlink r:id="rId396">
-        <w:r>
-          <w:rPr>
-            <w:lang w:val="zh_TW" w:bidi="zh_TW"/>
-          </w:rPr>
-          <w:rPr>
-            <w:color w:val="0000EE"/>
-            <w:u w:val="single"/>
-          </w:rPr>
-          <w:t>10:35–39</w:t>
-        </w:r>
-      </w:hyperlink>
-      <w:r>
-        <w:rPr>
-          <w:lang w:val="zh_TW" w:bidi="zh_TW"/>
-        </w:rPr>
-        <w:t>）。與以斯拉一樣，尼希米敦促百姓守安息日並不與異教鄰舍通婚。經過12年任期後，尼希米返回波斯，猶大的靈性狀況则一落千丈。或許人們因缺乏政治權力而感到沮喪，十一奉獻不穩定，安息日也不再被遵守，通婚普遍化，甚至祭司也不再被信任。後來當尼希米回到耶路撒冷時，他不得不採取果斷地行動來整頓局面（</w:t>
-      </w:r>
-      <w:hyperlink r:id="rId397">
-        <w:r>
-          <w:rPr>
-            <w:lang w:val="zh_TW" w:bidi="zh_TW"/>
-          </w:rPr>
-          <w:rPr>
-            <w:color w:val="0000EE"/>
-            <w:u w:val="single"/>
-          </w:rPr>
-          <w:t>13:6–31</w:t>
+      <w:hyperlink r:id="rId432">
+        <w:r>
+          <w:rPr>
+            <w:lang w:val="zh_TW" w:bidi="zh_TW"/>
+          </w:rPr>
+          <w:rPr>
+            <w:color w:val="0000EE"/>
+            <w:u w:val="single"/>
+          </w:rPr>
+          <w:t>60:7</w:t>
+        </w:r>
+      </w:hyperlink>
+      <w:r>
+        <w:rPr>
+          <w:lang w:val="zh_TW" w:bidi="zh_TW"/>
+        </w:rPr>
+        <w:t>）。彼得提到哥尼流的歸信時可能也影射了這節經文（</w:t>
+      </w:r>
+      <w:hyperlink r:id="rId433">
+        <w:r>
+          <w:rPr>
+            <w:lang w:val="zh_TW" w:bidi="zh_TW"/>
+          </w:rPr>
+          <w:rPr>
+            <w:color w:val="0000EE"/>
+            <w:u w:val="single"/>
+          </w:rPr>
+          <w:t>徒10:35</w:t>
         </w:r>
       </w:hyperlink>
       <w:r>
@@ -11077,13 +12012,31 @@
     </w:p>
     <w:p>
       <w:pPr>
-        <w:pStyle w:val="Heading3"/>
-      </w:pPr>
-      <w:r>
-        <w:rPr>
-          <w:lang w:val="zh_TW" w:bidi="zh_TW"/>
-        </w:rPr>
-        <w:t>日期</w:t>
+        <w:pStyle w:val="Heading4"/>
+      </w:pPr>
+      <w:r>
+        <w:rPr>
+          <w:lang w:val="zh_TW" w:bidi="zh_TW"/>
+        </w:rPr>
+        <w:t>祭司們受罰（</w:t>
+      </w:r>
+      <w:hyperlink r:id="rId434">
+        <w:r>
+          <w:rPr>
+            <w:lang w:val="zh_TW" w:bidi="zh_TW"/>
+          </w:rPr>
+          <w:rPr>
+            <w:color w:val="0000EE"/>
+            <w:u w:val="single"/>
+          </w:rPr>
+          <w:t>2:1–9</w:t>
+        </w:r>
+      </w:hyperlink>
+      <w:r>
+        <w:rPr>
+          <w:lang w:val="zh_TW" w:bidi="zh_TW"/>
+        </w:rPr>
+        <w:t>）</w:t>
       </w:r>
     </w:p>
     <w:p>
@@ -11097,108 +12050,79 @@
         <w:rPr>
           <w:lang w:val="zh_TW" w:bidi="zh_TW"/>
         </w:rPr>
-        <w:t>既然瑪拉基必須處理在</w:t>
-      </w:r>
-      <w:hyperlink r:id="rId398">
-        <w:r>
-          <w:rPr>
-            <w:lang w:val="zh_TW" w:bidi="zh_TW"/>
-          </w:rPr>
-          <w:rPr>
-            <w:color w:val="0000EE"/>
-            <w:u w:val="single"/>
-          </w:rPr>
-          <w:t>尼希米記十三章</w:t>
-        </w:r>
-      </w:hyperlink>
-      <w:r>
-        <w:rPr>
-          <w:lang w:val="zh_TW" w:bidi="zh_TW"/>
-        </w:rPr>
-        <w:t>中提到的類似罪惡（見</w:t>
-      </w:r>
-      <w:hyperlink r:id="rId399">
-        <w:r>
-          <w:rPr>
-            <w:lang w:val="zh_TW" w:bidi="zh_TW"/>
-          </w:rPr>
-          <w:rPr>
-            <w:color w:val="0000EE"/>
-            <w:u w:val="single"/>
-          </w:rPr>
-          <w:t>瑪1:6–14</w:t>
-        </w:r>
-      </w:hyperlink>
-      <w:r>
-        <w:rPr>
-          <w:lang w:val="zh_TW" w:bidi="zh_TW"/>
-        </w:rPr>
-        <w:t>，</w:t>
-      </w:r>
-      <w:hyperlink r:id="rId400">
-        <w:r>
-          <w:rPr>
-            <w:lang w:val="zh_TW" w:bidi="zh_TW"/>
-          </w:rPr>
-          <w:rPr>
-            <w:color w:val="0000EE"/>
-            <w:u w:val="single"/>
-          </w:rPr>
-          <w:t>2:14–16</w:t>
-        </w:r>
-      </w:hyperlink>
-      <w:r>
-        <w:rPr>
-          <w:lang w:val="zh_TW" w:bidi="zh_TW"/>
-        </w:rPr>
-        <w:t>，</w:t>
-      </w:r>
-      <w:hyperlink r:id="rId401">
-        <w:r>
-          <w:rPr>
-            <w:lang w:val="zh_TW" w:bidi="zh_TW"/>
-          </w:rPr>
-          <w:rPr>
-            <w:color w:val="0000EE"/>
-            <w:u w:val="single"/>
-          </w:rPr>
-          <w:t>3:8–11</w:t>
-        </w:r>
-      </w:hyperlink>
-      <w:r>
-        <w:rPr>
-          <w:lang w:val="zh_TW" w:bidi="zh_TW"/>
-        </w:rPr>
-        <w:t>），先知很可能是在尼希米任省長第二屆期間或他返回之前的幾年中服事。</w:t>
-      </w:r>
-      <w:hyperlink r:id="rId402">
-        <w:r>
-          <w:rPr>
-            <w:lang w:val="zh_TW" w:bidi="zh_TW"/>
-          </w:rPr>
-          <w:rPr>
-            <w:color w:val="0000EE"/>
-            <w:u w:val="single"/>
-          </w:rPr>
-          <w:t>瑪拉基書一章8節</w:t>
-        </w:r>
-      </w:hyperlink>
-      <w:r>
-        <w:rPr>
-          <w:lang w:val="zh_TW" w:bidi="zh_TW"/>
-        </w:rPr>
-        <w:t>中提到的「省長」暗示著除了尼希米以外還有其他人曾經任職，因此最好將瑪拉基書的寫作時間定在公元前433年之後，也是尼希米返回波斯的那一年。</w:t>
-      </w:r>
-    </w:p>
-    <w:p>
-      <w:pPr>
-        <w:pStyle w:val="Heading3"/>
-      </w:pPr>
-      <w:r>
-        <w:rPr>
-          <w:lang w:val="zh_TW" w:bidi="zh_TW"/>
-        </w:rPr>
-        <w:t>主旨與神學</w:t>
+        <w:t>祭司的職責之一是奉神的名為百姓祝福，但他們可恥的行為使福分變成了咒詛（</w:t>
+      </w:r>
+      <w:hyperlink r:id="rId435">
+        <w:r>
+          <w:rPr>
+            <w:lang w:val="zh_TW" w:bidi="zh_TW"/>
+          </w:rPr>
+          <w:rPr>
+            <w:color w:val="0000EE"/>
+            <w:u w:val="single"/>
+          </w:rPr>
+          <w:t>瑪2:2</w:t>
+        </w:r>
+      </w:hyperlink>
+      <w:r>
+        <w:rPr>
+          <w:lang w:val="zh_TW" w:bidi="zh_TW"/>
+        </w:rPr>
+        <w:t>）。由於祭司的罪惡和祭物的狀況欠佳，他們的獻祭也毫無價值，祭物的糞將被抹在他們的臉上，象徵著神藐視他們。祭司所受的羞辱與亞倫和他後裔所享有的尊榮大相徑庭。瑪拉基提到與利未，特別是與亞倫的孫子非尼哈所立的生命與平安之約（</w:t>
+      </w:r>
+      <w:hyperlink r:id="rId436">
+        <w:r>
+          <w:rPr>
+            <w:lang w:val="zh_TW" w:bidi="zh_TW"/>
+          </w:rPr>
+          <w:rPr>
+            <w:color w:val="0000EE"/>
+            <w:u w:val="single"/>
+          </w:rPr>
+          <w:t>5</w:t>
+        </w:r>
+      </w:hyperlink>
+      <w:r>
+        <w:rPr>
+          <w:lang w:val="zh_TW" w:bidi="zh_TW"/>
+        </w:rPr>
+        <w:t>節），因為非尼哈大膽對付拜偶像和淫亂的猶太人（</w:t>
+      </w:r>
+      <w:hyperlink r:id="rId437">
+        <w:r>
+          <w:rPr>
+            <w:lang w:val="zh_TW" w:bidi="zh_TW"/>
+          </w:rPr>
+          <w:rPr>
+            <w:color w:val="0000EE"/>
+            <w:u w:val="single"/>
+          </w:rPr>
+          <w:t>民25:10–13</w:t>
+        </w:r>
+      </w:hyperlink>
+      <w:r>
+        <w:rPr>
+          <w:lang w:val="zh_TW" w:bidi="zh_TW"/>
+        </w:rPr>
+        <w:t>）。那些日子祭司們敬畏耶和華，使許多人離開罪孽（</w:t>
+      </w:r>
+      <w:hyperlink r:id="rId438">
+        <w:r>
+          <w:rPr>
+            <w:lang w:val="zh_TW" w:bidi="zh_TW"/>
+          </w:rPr>
+          <w:rPr>
+            <w:color w:val="0000EE"/>
+            <w:u w:val="single"/>
+          </w:rPr>
+          <w:t>瑪2:6</w:t>
+        </w:r>
+      </w:hyperlink>
+      <w:r>
+        <w:rPr>
+          <w:lang w:val="zh_TW" w:bidi="zh_TW"/>
+        </w:rPr>
+        <w:t>）。</w:t>
       </w:r>
     </w:p>
     <w:p>
@@ -11212,27 +12136,221 @@
         <w:rPr>
           <w:lang w:val="zh_TW" w:bidi="zh_TW"/>
         </w:rPr>
-        <w:t>寫瑪拉基書是為了把猶大百姓从靈性懶惰中喚醒，並警戒他們悔改，否則審判即將來臨。百姓懷疑神的愛（</w:t>
-      </w:r>
-      <w:hyperlink r:id="rId403">
-        <w:r>
-          <w:rPr>
-            <w:lang w:val="zh_TW" w:bidi="zh_TW"/>
-          </w:rPr>
-          <w:rPr>
-            <w:color w:val="0000EE"/>
-            <w:u w:val="single"/>
-          </w:rPr>
-          <w:t>1:2</w:t>
-        </w:r>
-      </w:hyperlink>
-      <w:r>
-        <w:rPr>
-          <w:lang w:val="zh_TW" w:bidi="zh_TW"/>
-        </w:rPr>
-        <w:t>）和公義（</w:t>
-      </w:r>
-      <w:hyperlink r:id="rId404">
+        <w:t>祭司的另一個責任是教訓百姓摩西所傳的律法（參</w:t>
+      </w:r>
+      <w:hyperlink r:id="rId439">
+        <w:r>
+          <w:rPr>
+            <w:lang w:val="zh_TW" w:bidi="zh_TW"/>
+          </w:rPr>
+          <w:rPr>
+            <w:color w:val="0000EE"/>
+            <w:u w:val="single"/>
+          </w:rPr>
+          <w:t>利10:11</w:t>
+        </w:r>
+      </w:hyperlink>
+      <w:r>
+        <w:rPr>
+          <w:lang w:val="zh_TW" w:bidi="zh_TW"/>
+        </w:rPr>
+        <w:t>）。與眾先知相似，他們是耶和華的使者（</w:t>
+      </w:r>
+      <w:hyperlink r:id="rId440">
+        <w:r>
+          <w:rPr>
+            <w:lang w:val="zh_TW" w:bidi="zh_TW"/>
+          </w:rPr>
+          <w:rPr>
+            <w:color w:val="0000EE"/>
+            <w:u w:val="single"/>
+          </w:rPr>
+          <w:t>瑪2:7</w:t>
+        </w:r>
+      </w:hyperlink>
+      <w:r>
+        <w:rPr>
+          <w:lang w:val="zh_TW" w:bidi="zh_TW"/>
+        </w:rPr>
+        <w:t>），應該與耶和華親近同行，但現在祭司們卻蔑視律法，在作出司法決定時不誠實（</w:t>
+      </w:r>
+      <w:hyperlink r:id="rId441">
+        <w:r>
+          <w:rPr>
+            <w:lang w:val="zh_TW" w:bidi="zh_TW"/>
+          </w:rPr>
+          <w:rPr>
+            <w:color w:val="0000EE"/>
+            <w:u w:val="single"/>
+          </w:rPr>
+          <w:t>瑪2:9</w:t>
+        </w:r>
+      </w:hyperlink>
+      <w:r>
+        <w:rPr>
+          <w:lang w:val="zh_TW" w:bidi="zh_TW"/>
+        </w:rPr>
+        <w:t>；參</w:t>
+      </w:r>
+      <w:hyperlink r:id="rId442">
+        <w:r>
+          <w:rPr>
+            <w:lang w:val="zh_TW" w:bidi="zh_TW"/>
+          </w:rPr>
+          <w:rPr>
+            <w:color w:val="0000EE"/>
+            <w:u w:val="single"/>
+          </w:rPr>
+          <w:t>利19:15</w:t>
+        </w:r>
+      </w:hyperlink>
+      <w:r>
+        <w:rPr>
+          <w:lang w:val="zh_TW" w:bidi="zh_TW"/>
+        </w:rPr>
+        <w:t>）。</w:t>
+      </w:r>
+    </w:p>
+    <w:p>
+      <w:pPr>
+        <w:pStyle w:val="Heading4"/>
+      </w:pPr>
+      <w:r>
+        <w:rPr>
+          <w:lang w:val="zh_TW" w:bidi="zh_TW"/>
+        </w:rPr>
+        <w:t>百姓不忠（</w:t>
+      </w:r>
+      <w:hyperlink r:id="rId443">
+        <w:r>
+          <w:rPr>
+            <w:lang w:val="zh_TW" w:bidi="zh_TW"/>
+          </w:rPr>
+          <w:rPr>
+            <w:color w:val="0000EE"/>
+            <w:u w:val="single"/>
+          </w:rPr>
+          <w:t>2:10–16</w:t>
+        </w:r>
+      </w:hyperlink>
+      <w:r>
+        <w:rPr>
+          <w:lang w:val="zh_TW" w:bidi="zh_TW"/>
+        </w:rPr>
+        <w:t>）</w:t>
+      </w:r>
+    </w:p>
+    <w:p>
+      <w:pPr/>
+      <w:r>
+        <w:rPr>
+          <w:lang w:val="zh_TW" w:bidi="zh_TW"/>
+        </w:rPr>
+      </w:r>
+      <w:r>
+        <w:rPr>
+          <w:lang w:val="zh_TW" w:bidi="zh_TW"/>
+        </w:rPr>
+        <w:t>祭司上樑不正下樑歪，多數百姓也對主不忠。神曾立以色列特為祂的民，百姓卻背信了。他們不忠的一個主因是與外邦人通婚，在</w:t>
+      </w:r>
+      <w:hyperlink r:id="rId444">
+        <w:r>
+          <w:rPr>
+            <w:lang w:val="zh_TW" w:bidi="zh_TW"/>
+          </w:rPr>
+          <w:rPr>
+            <w:color w:val="0000EE"/>
+            <w:u w:val="single"/>
+          </w:rPr>
+          <w:t>以斯拉記九章1節至2節</w:t>
+        </w:r>
+      </w:hyperlink>
+      <w:r>
+        <w:rPr>
+          <w:lang w:val="zh_TW" w:bidi="zh_TW"/>
+        </w:rPr>
+        <w:t>和</w:t>
+      </w:r>
+      <w:hyperlink r:id="rId445">
+        <w:r>
+          <w:rPr>
+            <w:lang w:val="zh_TW" w:bidi="zh_TW"/>
+          </w:rPr>
+          <w:rPr>
+            <w:color w:val="0000EE"/>
+            <w:u w:val="single"/>
+          </w:rPr>
+          <w:t>尼希米記十三章23節至29節</w:t>
+        </w:r>
+      </w:hyperlink>
+      <w:r>
+        <w:rPr>
+          <w:lang w:val="zh_TW" w:bidi="zh_TW"/>
+        </w:rPr>
+        <w:t>也有提到。以色列男人與異教女子結婚後，往往就開始崇拜異教神明，從而離開耶和華。這種通婚，有時也伴隨著休掉他們原本娶的以色列妻子。在</w:t>
+      </w:r>
+      <w:hyperlink r:id="rId446">
+        <w:r>
+          <w:rPr>
+            <w:lang w:val="zh_TW" w:bidi="zh_TW"/>
+          </w:rPr>
+          <w:rPr>
+            <w:color w:val="0000EE"/>
+            <w:u w:val="single"/>
+          </w:rPr>
+          <w:t>瑪拉基書二章14節至15節</w:t>
+        </w:r>
+      </w:hyperlink>
+      <w:r>
+        <w:rPr>
+          <w:lang w:val="zh_TW" w:bidi="zh_TW"/>
+        </w:rPr>
+        <w:t>中，神強調自己曾見證兩人的神聖婚約。婚約因離婚而破裂了，神深感不悅。如果離婚只是為了要迎娶更有魅力或更吸引人的外邦人而找的藉口，那就更悲慘了。</w:t>
+      </w:r>
+    </w:p>
+    <w:p>
+      <w:pPr>
+        <w:pStyle w:val="Heading4"/>
+      </w:pPr>
+      <w:r>
+        <w:rPr>
+          <w:lang w:val="zh_TW" w:bidi="zh_TW"/>
+        </w:rPr>
+        <w:t>聖約使者來臨（</w:t>
+      </w:r>
+      <w:hyperlink r:id="rId447">
+        <w:r>
+          <w:rPr>
+            <w:lang w:val="zh_TW" w:bidi="zh_TW"/>
+          </w:rPr>
+          <w:rPr>
+            <w:color w:val="0000EE"/>
+            <w:u w:val="single"/>
+          </w:rPr>
+          <w:t>2:17–3:5</w:t>
+        </w:r>
+      </w:hyperlink>
+      <w:r>
+        <w:rPr>
+          <w:lang w:val="zh_TW" w:bidi="zh_TW"/>
+        </w:rPr>
+        <w:t>）</w:t>
+      </w:r>
+    </w:p>
+    <w:p>
+      <w:pPr/>
+      <w:r>
+        <w:rPr>
+          <w:lang w:val="zh_TW" w:bidi="zh_TW"/>
+        </w:rPr>
+      </w:r>
+      <w:r>
+        <w:rPr>
+          <w:lang w:val="zh_TW" w:bidi="zh_TW"/>
+        </w:rPr>
+        <w:t>雖然百姓質疑神是否會行動（</w:t>
+      </w:r>
+      <w:hyperlink r:id="rId407">
         <w:r>
           <w:rPr>
             <w:lang w:val="zh_TW" w:bidi="zh_TW"/>
@@ -11248,115 +12366,302 @@
         <w:rPr>
           <w:lang w:val="zh_TW" w:bidi="zh_TW"/>
         </w:rPr>
-        <w:t>），並且不認真對待祂的命令（</w:t>
-      </w:r>
-      <w:hyperlink r:id="rId405">
-        <w:r>
-          <w:rPr>
-            <w:lang w:val="zh_TW" w:bidi="zh_TW"/>
-          </w:rPr>
-          <w:rPr>
-            <w:color w:val="0000EE"/>
-            <w:u w:val="single"/>
-          </w:rPr>
-          <w:t>1:6</w:t>
-        </w:r>
-      </w:hyperlink>
-      <w:r>
-        <w:rPr>
-          <w:lang w:val="zh_TW" w:bidi="zh_TW"/>
-        </w:rPr>
-        <w:t>，</w:t>
-      </w:r>
-      <w:hyperlink r:id="rId406">
-        <w:r>
-          <w:rPr>
-            <w:lang w:val="zh_TW" w:bidi="zh_TW"/>
-          </w:rPr>
-          <w:rPr>
-            <w:color w:val="0000EE"/>
-            <w:u w:val="single"/>
-          </w:rPr>
-          <w:t>3:14–18</w:t>
-        </w:r>
-      </w:hyperlink>
-      <w:r>
-        <w:rPr>
-          <w:lang w:val="zh_TW" w:bidi="zh_TW"/>
-        </w:rPr>
-        <w:t>）。然而，神是「大君王」（</w:t>
-      </w:r>
-      <w:hyperlink r:id="rId407">
-        <w:r>
-          <w:rPr>
-            <w:lang w:val="zh_TW" w:bidi="zh_TW"/>
-          </w:rPr>
-          <w:rPr>
-            <w:color w:val="0000EE"/>
-            <w:u w:val="single"/>
-          </w:rPr>
-          <w:t>1:14</w:t>
-        </w:r>
-      </w:hyperlink>
-      <w:r>
-        <w:rPr>
-          <w:lang w:val="zh_TW" w:bidi="zh_TW"/>
-        </w:rPr>
-        <w:t>），祂的名在以色列境界之外當受敬畏（</w:t>
-      </w:r>
-      <w:hyperlink r:id="rId408">
-        <w:r>
-          <w:rPr>
-            <w:lang w:val="zh_TW" w:bidi="zh_TW"/>
-          </w:rPr>
-          <w:rPr>
-            <w:color w:val="0000EE"/>
-            <w:u w:val="single"/>
-          </w:rPr>
-          <w:t>5、11</w:t>
-        </w:r>
-      </w:hyperlink>
-      <w:r>
-        <w:rPr>
-          <w:lang w:val="zh_TW" w:bidi="zh_TW"/>
-        </w:rPr>
-        <w:t>）。瑪拉基一再勸戒祭司和百姓敬畏神，並將祂配得的榮耀歸給祂。神是以色列的父和創造者（</w:t>
-      </w:r>
-      <w:hyperlink r:id="rId409">
-        <w:r>
-          <w:rPr>
-            <w:lang w:val="zh_TW" w:bidi="zh_TW"/>
-          </w:rPr>
-          <w:rPr>
-            <w:color w:val="0000EE"/>
-            <w:u w:val="single"/>
-          </w:rPr>
-          <w:t>2:10</w:t>
-        </w:r>
-      </w:hyperlink>
-      <w:r>
-        <w:rPr>
-          <w:lang w:val="zh_TW" w:bidi="zh_TW"/>
-        </w:rPr>
-        <w:t>），但這民卻藐視祂的名（</w:t>
-      </w:r>
-      <w:hyperlink r:id="rId405">
-        <w:r>
-          <w:rPr>
-            <w:lang w:val="zh_TW" w:bidi="zh_TW"/>
-          </w:rPr>
-          <w:rPr>
-            <w:color w:val="0000EE"/>
-            <w:u w:val="single"/>
-          </w:rPr>
-          <w:t>1:6</w:t>
-        </w:r>
-      </w:hyperlink>
-      <w:r>
-        <w:rPr>
-          <w:lang w:val="zh_TW" w:bidi="zh_TW"/>
-        </w:rPr>
-        <w:t>，</w:t>
+        <w:t>），但祭司和百姓的罪從未被忽視。第三章一開始就宣佈聖約的使者確實會來到祂的聖殿。有另一位使者則將為祂預備道路——也就是對施洗約翰的預言，為基督的事工預備道路（參</w:t>
+      </w:r>
+      <w:hyperlink r:id="rId448">
+        <w:r>
+          <w:rPr>
+            <w:lang w:val="zh_TW" w:bidi="zh_TW"/>
+          </w:rPr>
+          <w:rPr>
+            <w:color w:val="0000EE"/>
+            <w:u w:val="single"/>
+          </w:rPr>
+          <w:t>太11:10</w:t>
+        </w:r>
+      </w:hyperlink>
+      <w:r>
+        <w:rPr>
+          <w:lang w:val="zh_TW" w:bidi="zh_TW"/>
+        </w:rPr>
+        <w:t>；</w:t>
+      </w:r>
+      <w:hyperlink r:id="rId449">
+        <w:r>
+          <w:rPr>
+            <w:lang w:val="zh_TW" w:bidi="zh_TW"/>
+          </w:rPr>
+          <w:rPr>
+            <w:color w:val="0000EE"/>
+            <w:u w:val="single"/>
+          </w:rPr>
+          <w:t>可1:2–3</w:t>
+        </w:r>
+      </w:hyperlink>
+      <w:r>
+        <w:rPr>
+          <w:lang w:val="zh_TW" w:bidi="zh_TW"/>
+        </w:rPr>
+        <w:t>）。當基督來了，在潔淨聖殿時顯出忿怒（參</w:t>
+      </w:r>
+      <w:hyperlink r:id="rId450">
+        <w:r>
+          <w:rPr>
+            <w:lang w:val="zh_TW" w:bidi="zh_TW"/>
+          </w:rPr>
+          <w:rPr>
+            <w:color w:val="0000EE"/>
+            <w:u w:val="single"/>
+          </w:rPr>
+          <w:t>約2:13–17</w:t>
+        </w:r>
+      </w:hyperlink>
+      <w:r>
+        <w:rPr>
+          <w:lang w:val="zh_TW" w:bidi="zh_TW"/>
+        </w:rPr>
+        <w:t>）並譴責文士和法利賽人（參</w:t>
+      </w:r>
+      <w:hyperlink r:id="rId451">
+        <w:r>
+          <w:rPr>
+            <w:lang w:val="zh_TW" w:bidi="zh_TW"/>
+          </w:rPr>
+          <w:rPr>
+            <w:color w:val="0000EE"/>
+            <w:u w:val="single"/>
+          </w:rPr>
+          <w:t>9:39</w:t>
+        </w:r>
+      </w:hyperlink>
+      <w:r>
+        <w:rPr>
+          <w:lang w:val="zh_TW" w:bidi="zh_TW"/>
+        </w:rPr>
+        <w:t>），但祂大部分的潔淨和煉淨工作要等到祂第二次再來時。有一天祭司和利未人將會像摩西和非尼哈的日子獻上蒙悅納的祭物（參</w:t>
+      </w:r>
+      <w:hyperlink r:id="rId452">
+        <w:r>
+          <w:rPr>
+            <w:lang w:val="zh_TW" w:bidi="zh_TW"/>
+          </w:rPr>
+          <w:rPr>
+            <w:color w:val="0000EE"/>
+            <w:u w:val="single"/>
+          </w:rPr>
+          <w:t>瑪3:3–4</w:t>
+        </w:r>
+      </w:hyperlink>
+      <w:r>
+        <w:rPr>
+          <w:lang w:val="zh_TW" w:bidi="zh_TW"/>
+        </w:rPr>
+        <w:t>和</w:t>
+      </w:r>
+      <w:hyperlink r:id="rId453">
+        <w:r>
+          <w:rPr>
+            <w:lang w:val="zh_TW" w:bidi="zh_TW"/>
+          </w:rPr>
+          <w:rPr>
+            <w:color w:val="0000EE"/>
+            <w:u w:val="single"/>
+          </w:rPr>
+          <w:t>2:4–5</w:t>
+        </w:r>
+      </w:hyperlink>
+      <w:r>
+        <w:rPr>
+          <w:lang w:val="zh_TW" w:bidi="zh_TW"/>
+        </w:rPr>
+        <w:t>）。</w:t>
+      </w:r>
+      <w:hyperlink r:id="rId413">
+        <w:r>
+          <w:rPr>
+            <w:lang w:val="zh_TW" w:bidi="zh_TW"/>
+          </w:rPr>
+          <w:rPr>
+            <w:color w:val="0000EE"/>
+            <w:u w:val="single"/>
+          </w:rPr>
+          <w:t>三章5節</w:t>
+        </w:r>
+      </w:hyperlink>
+      <w:r>
+        <w:rPr>
+          <w:lang w:val="zh_TW" w:bidi="zh_TW"/>
+        </w:rPr>
+        <w:t>擴大審判範圍至全民，因為行邪術的、犯姦淫的和壓迫窮人的，都將被定罪。</w:t>
+      </w:r>
+    </w:p>
+    <w:p>
+      <w:pPr>
+        <w:pStyle w:val="Heading4"/>
+      </w:pPr>
+      <w:r>
+        <w:rPr>
+          <w:lang w:val="zh_TW" w:bidi="zh_TW"/>
+        </w:rPr>
+        <w:t>忠心納十一的益處（</w:t>
+      </w:r>
+      <w:hyperlink r:id="rId454">
+        <w:r>
+          <w:rPr>
+            <w:lang w:val="zh_TW" w:bidi="zh_TW"/>
+          </w:rPr>
+          <w:rPr>
+            <w:color w:val="0000EE"/>
+            <w:u w:val="single"/>
+          </w:rPr>
+          <w:t>3:6–12</w:t>
+        </w:r>
+      </w:hyperlink>
+      <w:r>
+        <w:rPr>
+          <w:lang w:val="zh_TW" w:bidi="zh_TW"/>
+        </w:rPr>
+        <w:t>）</w:t>
+      </w:r>
+    </w:p>
+    <w:p>
+      <w:pPr/>
+      <w:r>
+        <w:rPr>
+          <w:lang w:val="zh_TW" w:bidi="zh_TW"/>
+        </w:rPr>
+      </w:r>
+      <w:r>
+        <w:rPr>
+          <w:lang w:val="zh_TW" w:bidi="zh_TW"/>
+        </w:rPr>
+        <w:t>被擄歸回後的猶大另一個具體的弱點是百姓未能向耶和華納十一奉獻。在尼希米的鼓勵下，百姓曾起誓要忠心納十一奉獻（參</w:t>
+      </w:r>
+      <w:hyperlink r:id="rId455">
+        <w:r>
+          <w:rPr>
+            <w:lang w:val="zh_TW" w:bidi="zh_TW"/>
+          </w:rPr>
+          <w:rPr>
+            <w:color w:val="0000EE"/>
+            <w:u w:val="single"/>
+          </w:rPr>
+          <w:t>尼10:37–39</w:t>
+        </w:r>
+      </w:hyperlink>
+      <w:r>
+        <w:rPr>
+          <w:lang w:val="zh_TW" w:bidi="zh_TW"/>
+        </w:rPr>
+        <w:t>），但顯然他們的好意並不持久（參</w:t>
+      </w:r>
+      <w:hyperlink r:id="rId456">
+        <w:r>
+          <w:rPr>
+            <w:lang w:val="zh_TW" w:bidi="zh_TW"/>
+          </w:rPr>
+          <w:rPr>
+            <w:color w:val="0000EE"/>
+            <w:u w:val="single"/>
+          </w:rPr>
+          <w:t>13:10–11</w:t>
+        </w:r>
+      </w:hyperlink>
+      <w:r>
+        <w:rPr>
+          <w:lang w:val="zh_TW" w:bidi="zh_TW"/>
+        </w:rPr>
+        <w:t>）。根據</w:t>
+      </w:r>
+      <w:hyperlink r:id="rId457">
+        <w:r>
+          <w:rPr>
+            <w:lang w:val="zh_TW" w:bidi="zh_TW"/>
+          </w:rPr>
+          <w:rPr>
+            <w:color w:val="0000EE"/>
+            <w:u w:val="single"/>
+          </w:rPr>
+          <w:t>瑪拉基書三章8至9節</w:t>
+        </w:r>
+      </w:hyperlink>
+      <w:r>
+        <w:rPr>
+          <w:lang w:val="zh_TW" w:bidi="zh_TW"/>
+        </w:rPr>
+        <w:t>，百姓不納十一奉獻的情況非常地糟糕，實際上就等同是搶奪神，因此受到詛咒。瑪拉基在</w:t>
+      </w:r>
+      <w:hyperlink r:id="rId458">
+        <w:r>
+          <w:rPr>
+            <w:lang w:val="zh_TW" w:bidi="zh_TW"/>
+          </w:rPr>
+          <w:rPr>
+            <w:color w:val="0000EE"/>
+            <w:u w:val="single"/>
+          </w:rPr>
+          <w:t>10至12</w:t>
+        </w:r>
+      </w:hyperlink>
+      <w:r>
+        <w:rPr>
+          <w:lang w:val="zh_TW" w:bidi="zh_TW"/>
+        </w:rPr>
+        <w:t>節挑戰百姓將十一奉獻納上；然後，神就會將祂的祝福澆灌在他們身上。</w:t>
+      </w:r>
+      <w:hyperlink r:id="rId459">
+        <w:r>
+          <w:rPr>
+            <w:lang w:val="zh_TW" w:bidi="zh_TW"/>
+          </w:rPr>
+          <w:rPr>
+            <w:color w:val="0000EE"/>
+            <w:u w:val="single"/>
+          </w:rPr>
+          <w:t>列王紀下七章2節、19節</w:t>
+        </w:r>
+      </w:hyperlink>
+      <w:r>
+        <w:rPr>
+          <w:lang w:val="zh_TW" w:bidi="zh_TW"/>
+        </w:rPr>
+        <w:t>如何用「天上的窗戶」打開意味著饑荒的結束，神也照樣應許他們的農作物將如此豐盛，甚至無處可容。在</w:t>
+      </w:r>
+      <w:hyperlink r:id="rId460">
+        <w:r>
+          <w:rPr>
+            <w:lang w:val="zh_TW" w:bidi="zh_TW"/>
+          </w:rPr>
+          <w:rPr>
+            <w:color w:val="0000EE"/>
+            <w:u w:val="single"/>
+          </w:rPr>
+          <w:t>瑪拉基書三章10節</w:t>
+        </w:r>
+      </w:hyperlink>
+      <w:r>
+        <w:rPr>
+          <w:lang w:val="zh_TW" w:bidi="zh_TW"/>
+        </w:rPr>
+        <w:t>和</w:t>
+      </w:r>
+      <w:hyperlink r:id="rId461">
+        <w:r>
+          <w:rPr>
+            <w:lang w:val="zh_TW" w:bidi="zh_TW"/>
+          </w:rPr>
+          <w:rPr>
+            <w:color w:val="0000EE"/>
+            <w:u w:val="single"/>
+          </w:rPr>
+          <w:t>12節</w:t>
+        </w:r>
+      </w:hyperlink>
+      <w:r>
+        <w:rPr>
+          <w:lang w:val="zh_TW" w:bidi="zh_TW"/>
+        </w:rPr>
+        <w:t>中，有關「祝福」的盼望為</w:t>
       </w:r>
       <w:hyperlink r:id="rId410">
         <w:r>
@@ -11367,88 +12672,209 @@
             <w:color w:val="0000EE"/>
             <w:u w:val="single"/>
           </w:rPr>
-          <w:t>3:5</w:t>
-        </w:r>
-      </w:hyperlink>
-      <w:r>
-        <w:rPr>
-          <w:lang w:val="zh_TW" w:bidi="zh_TW"/>
-        </w:rPr>
-        <w:t>）。針對這種藐視，神必差遣祂的使者報告主的日子（</w:t>
-      </w:r>
-      <w:hyperlink r:id="rId391">
-        <w:r>
-          <w:rPr>
-            <w:lang w:val="zh_TW" w:bidi="zh_TW"/>
-          </w:rPr>
-          <w:rPr>
-            <w:color w:val="0000EE"/>
-            <w:u w:val="single"/>
-          </w:rPr>
-          <w:t>3:1</w:t>
-        </w:r>
-      </w:hyperlink>
-      <w:r>
-        <w:rPr>
-          <w:lang w:val="zh_TW" w:bidi="zh_TW"/>
-        </w:rPr>
-        <w:t>）。施洗約翰確實呼籲百姓悔改，基督來潔淨聖殿（</w:t>
-      </w:r>
-      <w:hyperlink r:id="rId411">
-        <w:r>
-          <w:rPr>
-            <w:lang w:val="zh_TW" w:bidi="zh_TW"/>
-          </w:rPr>
-          <w:rPr>
-            <w:color w:val="0000EE"/>
-            <w:u w:val="single"/>
-          </w:rPr>
-          <w:t>約2:14–15</w:t>
-        </w:r>
-      </w:hyperlink>
-      <w:r>
-        <w:rPr>
-          <w:lang w:val="zh_TW" w:bidi="zh_TW"/>
-        </w:rPr>
-        <w:t>）並設立新約（</w:t>
-      </w:r>
-      <w:hyperlink r:id="rId412">
-        <w:r>
-          <w:rPr>
-            <w:lang w:val="zh_TW" w:bidi="zh_TW"/>
-          </w:rPr>
-          <w:rPr>
-            <w:color w:val="0000EE"/>
-            <w:u w:val="single"/>
-          </w:rPr>
-          <w:t>瑪3:1–2</w:t>
-        </w:r>
-      </w:hyperlink>
-      <w:r>
-        <w:rPr>
-          <w:lang w:val="zh_TW" w:bidi="zh_TW"/>
-        </w:rPr>
-        <w:t>）。大部分的煉淨和潔淨的工作將在基督再來時發生，屆時基督會再來並潔淨祂的百姓（參</w:t>
-      </w:r>
-      <w:hyperlink r:id="rId413">
-        <w:r>
-          <w:rPr>
-            <w:lang w:val="zh_TW" w:bidi="zh_TW"/>
-          </w:rPr>
-          <w:rPr>
-            <w:color w:val="0000EE"/>
-            <w:u w:val="single"/>
-          </w:rPr>
-          <w:t>2–4</w:t>
-        </w:r>
-      </w:hyperlink>
-      <w:r>
-        <w:rPr>
-          <w:lang w:val="zh_TW" w:bidi="zh_TW"/>
-        </w:rPr>
-        <w:t>）並審判惡人（</w:t>
-      </w:r>
-      <w:hyperlink r:id="rId414">
+          <w:t>一章14節、</w:t>
+        </w:r>
+      </w:hyperlink>
+      <w:hyperlink r:id="rId435">
+        <w:r>
+          <w:rPr>
+            <w:lang w:val="zh_TW" w:bidi="zh_TW"/>
+          </w:rPr>
+          <w:rPr>
+            <w:color w:val="0000EE"/>
+            <w:u w:val="single"/>
+          </w:rPr>
+          <w:t>二章2節、</w:t>
+        </w:r>
+      </w:hyperlink>
+      <w:hyperlink r:id="rId462">
+        <w:r>
+          <w:rPr>
+            <w:lang w:val="zh_TW" w:bidi="zh_TW"/>
+          </w:rPr>
+          <w:rPr>
+            <w:color w:val="0000EE"/>
+            <w:u w:val="single"/>
+          </w:rPr>
+          <w:t>三章9節</w:t>
+        </w:r>
+      </w:hyperlink>
+      <w:r>
+        <w:rPr>
+          <w:lang w:val="zh_TW" w:bidi="zh_TW"/>
+        </w:rPr>
+        <w:t>和</w:t>
+      </w:r>
+      <w:hyperlink r:id="rId463">
+        <w:r>
+          <w:rPr>
+            <w:lang w:val="zh_TW" w:bidi="zh_TW"/>
+          </w:rPr>
+          <w:rPr>
+            <w:color w:val="0000EE"/>
+            <w:u w:val="single"/>
+          </w:rPr>
+          <w:t>四章6節</w:t>
+        </w:r>
+      </w:hyperlink>
+      <w:r>
+        <w:rPr>
+          <w:lang w:val="zh_TW" w:bidi="zh_TW"/>
+        </w:rPr>
+        <w:t>所提到的咒詛帶來了可喜的解脫。</w:t>
+      </w:r>
+    </w:p>
+    <w:p>
+      <w:pPr>
+        <w:pStyle w:val="Heading4"/>
+      </w:pPr>
+      <w:r>
+        <w:rPr>
+          <w:lang w:val="zh_TW" w:bidi="zh_TW"/>
+        </w:rPr>
+        <w:t>主的日子（</w:t>
+      </w:r>
+      <w:hyperlink r:id="rId464">
+        <w:r>
+          <w:rPr>
+            <w:lang w:val="zh_TW" w:bidi="zh_TW"/>
+          </w:rPr>
+          <w:rPr>
+            <w:color w:val="0000EE"/>
+            <w:u w:val="single"/>
+          </w:rPr>
+          <w:t>3:13–4:6</w:t>
+        </w:r>
+      </w:hyperlink>
+      <w:r>
+        <w:rPr>
+          <w:lang w:val="zh_TW" w:bidi="zh_TW"/>
+        </w:rPr>
+        <w:t>）</w:t>
+      </w:r>
+    </w:p>
+    <w:p>
+      <w:pPr/>
+      <w:r>
+        <w:rPr>
+          <w:lang w:val="zh_TW" w:bidi="zh_TW"/>
+        </w:rPr>
+      </w:r>
+      <w:r>
+        <w:rPr>
+          <w:lang w:val="zh_TW" w:bidi="zh_TW"/>
+        </w:rPr>
+        <w:t>面對</w:t>
+      </w:r>
+      <w:hyperlink r:id="rId458">
+        <w:r>
+          <w:rPr>
+            <w:lang w:val="zh_TW" w:bidi="zh_TW"/>
+          </w:rPr>
+          <w:rPr>
+            <w:color w:val="0000EE"/>
+            <w:u w:val="single"/>
+          </w:rPr>
+          <w:t>瑪拉基書三章10節至12節</w:t>
+        </w:r>
+      </w:hyperlink>
+      <w:r>
+        <w:rPr>
+          <w:lang w:val="zh_TW" w:bidi="zh_TW"/>
+        </w:rPr>
+        <w:t>的挑戰，以色列百姓有兩種不同的反應。一組人認為事奉神毫無益處（</w:t>
+      </w:r>
+      <w:hyperlink r:id="rId465">
+        <w:r>
+          <w:rPr>
+            <w:lang w:val="zh_TW" w:bidi="zh_TW"/>
+          </w:rPr>
+          <w:rPr>
+            <w:color w:val="0000EE"/>
+            <w:u w:val="single"/>
+          </w:rPr>
+          <w:t>3:13–15</w:t>
+        </w:r>
+      </w:hyperlink>
+      <w:r>
+        <w:rPr>
+          <w:lang w:val="zh_TW" w:bidi="zh_TW"/>
+        </w:rPr>
+        <w:t>），而另一部分百姓則深深敬畏順從祂（</w:t>
+      </w:r>
+      <w:hyperlink r:id="rId466">
+        <w:r>
+          <w:rPr>
+            <w:lang w:val="zh_TW" w:bidi="zh_TW"/>
+          </w:rPr>
+          <w:rPr>
+            <w:color w:val="0000EE"/>
+            <w:u w:val="single"/>
+          </w:rPr>
+          <w:t>16–18</w:t>
+        </w:r>
+      </w:hyperlink>
+      <w:r>
+        <w:rPr>
+          <w:lang w:val="zh_TW" w:bidi="zh_TW"/>
+        </w:rPr>
+        <w:t>節）。不信的人辯稱順服主是徒然的，狂傲和行惡的人才是昌盛的。對於他們的指控，瑪拉基說神會在審判日記住誰是義人。雖然所有以色列人都包括在亞伯拉罕的應許中，但只有那些真正相信的人才會成為屬神的子民（</w:t>
+      </w:r>
+      <w:hyperlink r:id="rId467">
+        <w:r>
+          <w:rPr>
+            <w:lang w:val="zh_TW" w:bidi="zh_TW"/>
+          </w:rPr>
+          <w:rPr>
+            <w:color w:val="0000EE"/>
+            <w:u w:val="single"/>
+          </w:rPr>
+          <w:t>3:17</w:t>
+        </w:r>
+      </w:hyperlink>
+      <w:r>
+        <w:rPr>
+          <w:lang w:val="zh_TW" w:bidi="zh_TW"/>
+        </w:rPr>
+        <w:t>；參</w:t>
+      </w:r>
+      <w:hyperlink r:id="rId468">
+        <w:r>
+          <w:rPr>
+            <w:lang w:val="zh_TW" w:bidi="zh_TW"/>
+          </w:rPr>
+          <w:rPr>
+            <w:color w:val="0000EE"/>
+            <w:u w:val="single"/>
+          </w:rPr>
+          <w:t>出19:5</w:t>
+        </w:r>
+      </w:hyperlink>
+      <w:r>
+        <w:rPr>
+          <w:lang w:val="zh_TW" w:bidi="zh_TW"/>
+        </w:rPr>
+        <w:t>），他們的名字要記在生命冊上（參</w:t>
+      </w:r>
+      <w:hyperlink r:id="rId469">
+        <w:r>
+          <w:rPr>
+            <w:lang w:val="zh_TW" w:bidi="zh_TW"/>
+          </w:rPr>
+          <w:rPr>
+            <w:color w:val="0000EE"/>
+            <w:u w:val="single"/>
+          </w:rPr>
+          <w:t>瑪3:16</w:t>
+        </w:r>
+      </w:hyperlink>
+      <w:r>
+        <w:rPr>
+          <w:lang w:val="zh_TW" w:bidi="zh_TW"/>
+        </w:rPr>
+        <w:t>）。至於狂傲和行惡的人，主的日子將把他們燒盡而無一存留（</w:t>
+      </w:r>
+      <w:hyperlink r:id="rId417">
         <w:r>
           <w:rPr>
             <w:lang w:val="zh_TW" w:bidi="zh_TW"/>
@@ -11464,47 +12890,43 @@
         <w:rPr>
           <w:lang w:val="zh_TW" w:bidi="zh_TW"/>
         </w:rPr>
-        <w:t>）。</w:t>
-      </w:r>
-    </w:p>
-    <w:p>
-      <w:pPr>
-        <w:pStyle w:val="Heading3"/>
-      </w:pPr>
-      <w:r>
-        <w:rPr>
-          <w:lang w:val="zh_TW" w:bidi="zh_TW"/>
-        </w:rPr>
-        <w:t>內容</w:t>
-      </w:r>
-    </w:p>
-    <w:p>
-      <w:pPr>
-        <w:pStyle w:val="Heading4"/>
-      </w:pPr>
-      <w:r>
-        <w:rPr>
-          <w:lang w:val="zh_TW" w:bidi="zh_TW"/>
-        </w:rPr>
-        <w:t>神對以色列的大愛（</w:t>
-      </w:r>
-      <w:hyperlink r:id="rId415">
-        <w:r>
-          <w:rPr>
-            <w:lang w:val="zh_TW" w:bidi="zh_TW"/>
-          </w:rPr>
-          <w:rPr>
-            <w:color w:val="0000EE"/>
-            <w:u w:val="single"/>
-          </w:rPr>
-          <w:t>1:1–5</w:t>
-        </w:r>
-      </w:hyperlink>
-      <w:r>
-        <w:rPr>
-          <w:lang w:val="zh_TW" w:bidi="zh_TW"/>
-        </w:rPr>
-        <w:t>）</w:t>
+        <w:t>）。敬畏主的人將在神——那「公義的日頭」（</w:t>
+      </w:r>
+      <w:hyperlink r:id="rId470">
+        <w:r>
+          <w:rPr>
+            <w:lang w:val="zh_TW" w:bidi="zh_TW"/>
+          </w:rPr>
+          <w:rPr>
+            <w:color w:val="0000EE"/>
+            <w:u w:val="single"/>
+          </w:rPr>
+          <w:t>2</w:t>
+        </w:r>
+      </w:hyperlink>
+      <w:r>
+        <w:rPr>
+          <w:lang w:val="zh_TW" w:bidi="zh_TW"/>
+        </w:rPr>
+        <w:t>）之福和保守下享受屬靈和身體的健康。義人將踐踏惡人並勝過他們（</w:t>
+      </w:r>
+      <w:hyperlink r:id="rId471">
+        <w:r>
+          <w:rPr>
+            <w:lang w:val="zh_TW" w:bidi="zh_TW"/>
+          </w:rPr>
+          <w:rPr>
+            <w:color w:val="0000EE"/>
+            <w:u w:val="single"/>
+          </w:rPr>
+          <w:t>3</w:t>
+        </w:r>
+      </w:hyperlink>
+      <w:r>
+        <w:rPr>
+          <w:lang w:val="zh_TW" w:bidi="zh_TW"/>
+        </w:rPr>
+        <w:t>），如圈裡剛放出來的犢牛。</w:t>
       </w:r>
     </w:p>
     <w:p>
@@ -11518,1335 +12940,9 @@
         <w:rPr>
           <w:lang w:val="zh_TW" w:bidi="zh_TW"/>
         </w:rPr>
-        <w:t>這卷書的引言裡，瑪拉基以神愛以色列、憎惡以東作為對比。然而，神愛的宣告卻迎來了一道奇怪的問題：「你在何事上愛我們呢？？」神愛以色列是因為祂曾在西奈山與這民立了約，就在祂剛剛將他們從埃及的枷鎖中解救出來之後。祂選擇了他們特作自己的子民（參</w:t>
-      </w:r>
-      <w:hyperlink r:id="rId161">
-        <w:r>
-          <w:rPr>
-            <w:lang w:val="zh_TW" w:bidi="zh_TW"/>
-          </w:rPr>
-          <w:rPr>
-            <w:color w:val="0000EE"/>
-            <w:u w:val="single"/>
-          </w:rPr>
-          <w:t>創12:1–3</w:t>
-        </w:r>
-      </w:hyperlink>
-      <w:r>
-        <w:rPr>
-          <w:lang w:val="zh_TW" w:bidi="zh_TW"/>
-        </w:rPr>
-        <w:t xml:space="preserve">； </w:t>
-      </w:r>
-      <w:hyperlink r:id="rId416">
-        <w:r>
-          <w:rPr>
-            <w:lang w:val="zh_TW" w:bidi="zh_TW"/>
-          </w:rPr>
-          <w:rPr>
-            <w:color w:val="0000EE"/>
-            <w:u w:val="single"/>
-          </w:rPr>
-          <w:t>出19:5–6</w:t>
-        </w:r>
-      </w:hyperlink>
-      <w:r>
-        <w:rPr>
-          <w:lang w:val="zh_TW" w:bidi="zh_TW"/>
-        </w:rPr>
-        <w:t>），而沒有揀選以掃的後裔（參</w:t>
-      </w:r>
-      <w:hyperlink r:id="rId417">
-        <w:r>
-          <w:rPr>
-            <w:lang w:val="zh_TW" w:bidi="zh_TW"/>
-          </w:rPr>
-          <w:rPr>
-            <w:color w:val="0000EE"/>
-            <w:u w:val="single"/>
-          </w:rPr>
-          <w:t>羅9:10–13</w:t>
-        </w:r>
-      </w:hyperlink>
-      <w:r>
-        <w:rPr>
-          <w:lang w:val="zh_TW" w:bidi="zh_TW"/>
-        </w:rPr>
-        <w:t>）。以色列和以東都經歷過入侵和毀滅，但只有以色列在被擄之後得以恢復和重建。以東人被拿巴提人從公元前550至400年間逐出了家園，從此再也沒有重獲土地。藉著對以東的審判，神顯明他是萬國的大君王（</w:t>
-      </w:r>
-      <w:hyperlink r:id="rId418">
-        <w:r>
-          <w:rPr>
-            <w:lang w:val="zh_TW" w:bidi="zh_TW"/>
-          </w:rPr>
-          <w:rPr>
-            <w:color w:val="0000EE"/>
-            <w:u w:val="single"/>
-          </w:rPr>
-          <w:t>瑪1:5</w:t>
-        </w:r>
-      </w:hyperlink>
-      <w:r>
-        <w:rPr>
-          <w:lang w:val="zh_TW" w:bidi="zh_TW"/>
-        </w:rPr>
-        <w:t>），並且祂必不忘記以色列。</w:t>
-      </w:r>
-    </w:p>
-    <w:p>
-      <w:pPr>
-        <w:pStyle w:val="Heading4"/>
-      </w:pPr>
-      <w:r>
-        <w:rPr>
-          <w:lang w:val="zh_TW" w:bidi="zh_TW"/>
-        </w:rPr>
-        <w:t>祭司獻上不被接受的祭物（</w:t>
-      </w:r>
-      <w:hyperlink r:id="rId399">
-        <w:r>
-          <w:rPr>
-            <w:lang w:val="zh_TW" w:bidi="zh_TW"/>
-          </w:rPr>
-          <w:rPr>
-            <w:color w:val="0000EE"/>
-            <w:u w:val="single"/>
-          </w:rPr>
-          <w:t>1:6–14</w:t>
-        </w:r>
-      </w:hyperlink>
-      <w:r>
-        <w:rPr>
-          <w:lang w:val="zh_TW" w:bidi="zh_TW"/>
-        </w:rPr>
-        <w:t>）</w:t>
-      </w:r>
-    </w:p>
-    <w:p>
-      <w:pPr/>
-      <w:r>
-        <w:rPr>
-          <w:lang w:val="zh_TW" w:bidi="zh_TW"/>
-        </w:rPr>
-      </w:r>
-      <w:r>
-        <w:rPr>
-          <w:lang w:val="zh_TW" w:bidi="zh_TW"/>
-        </w:rPr>
-        <w:t>雖然神配得以色列人的尊榮和敬畏，但無論是百姓還是祭司都公然藐視祂的律法和律例。奇怪的是，祭司們率先進入了悖逆的行列。祭物和供物本應贖罪，但祭司所獻的動物卻只會污穢或玷污祭壇（</w:t>
-      </w:r>
-      <w:hyperlink r:id="rId419">
-        <w:r>
-          <w:rPr>
-            <w:lang w:val="zh_TW" w:bidi="zh_TW"/>
-          </w:rPr>
-          <w:rPr>
-            <w:color w:val="0000EE"/>
-            <w:u w:val="single"/>
-          </w:rPr>
-          <w:t>1:7、12</w:t>
-        </w:r>
-      </w:hyperlink>
-      <w:r>
-        <w:rPr>
-          <w:lang w:val="zh_TW" w:bidi="zh_TW"/>
-        </w:rPr>
-        <w:t>）。根據利未記，有殘疾的動物不能作為祭物，但瑪拉基提到祭司們獻給耶和華的動物是搶奪來和殘缺的、瘸腿的和有病的（</w:t>
-      </w:r>
-      <w:hyperlink r:id="rId420">
-        <w:r>
-          <w:rPr>
-            <w:lang w:val="zh_TW" w:bidi="zh_TW"/>
-          </w:rPr>
-          <w:rPr>
-            <w:color w:val="0000EE"/>
-            <w:u w:val="single"/>
-          </w:rPr>
-          <w:t>13</w:t>
-        </w:r>
-      </w:hyperlink>
-      <w:r>
-        <w:rPr>
-          <w:lang w:val="zh_TW" w:bidi="zh_TW"/>
-        </w:rPr>
-        <w:t>節，參</w:t>
-      </w:r>
-      <w:hyperlink r:id="rId402">
-        <w:r>
-          <w:rPr>
-            <w:lang w:val="zh_TW" w:bidi="zh_TW"/>
-          </w:rPr>
-          <w:rPr>
-            <w:color w:val="0000EE"/>
-            <w:u w:val="single"/>
-          </w:rPr>
-          <w:t>8</w:t>
-        </w:r>
-      </w:hyperlink>
-      <w:r>
-        <w:rPr>
-          <w:lang w:val="zh_TW" w:bidi="zh_TW"/>
-        </w:rPr>
-        <w:t>節）。為了強調他們的藐視，耶和華挑戰祭司們將同樣的禮物帶給省長。難道他們敢這樣侮辱他，然後受到理所當然的拒絕嗎？與其讓祭司們繼續將不蒙悅納的祭物帶到祭壇，耶和華要求他們索性關上聖殿的門（</w:t>
-      </w:r>
-      <w:hyperlink r:id="rId421">
-        <w:r>
-          <w:rPr>
-            <w:lang w:val="zh_TW" w:bidi="zh_TW"/>
-          </w:rPr>
-          <w:rPr>
-            <w:color w:val="0000EE"/>
-            <w:u w:val="single"/>
-          </w:rPr>
-          <w:t>10</w:t>
-        </w:r>
-      </w:hyperlink>
-      <w:r>
-        <w:rPr>
-          <w:lang w:val="zh_TW" w:bidi="zh_TW"/>
-        </w:rPr>
-        <w:t>節）。做做樣子這事，從來就不討神喜悅，無論是古代（參</w:t>
-      </w:r>
-      <w:hyperlink r:id="rId422">
-        <w:r>
-          <w:rPr>
-            <w:lang w:val="zh_TW" w:bidi="zh_TW"/>
-          </w:rPr>
-          <w:rPr>
-            <w:color w:val="0000EE"/>
-            <w:u w:val="single"/>
-          </w:rPr>
-          <w:t>賽1:12–13</w:t>
-        </w:r>
-      </w:hyperlink>
-      <w:r>
-        <w:rPr>
-          <w:lang w:val="zh_TW" w:bidi="zh_TW"/>
-        </w:rPr>
-        <w:t>）還是現代。當祭司們稱祭壇和其祭物為「可藐視的」（</w:t>
-      </w:r>
-      <w:hyperlink r:id="rId419">
-        <w:r>
-          <w:rPr>
-            <w:lang w:val="zh_TW" w:bidi="zh_TW"/>
-          </w:rPr>
-          <w:rPr>
-            <w:color w:val="0000EE"/>
-            <w:u w:val="single"/>
-          </w:rPr>
-          <w:t>瑪1:7、12</w:t>
-        </w:r>
-      </w:hyperlink>
-      <w:r>
-        <w:rPr>
-          <w:lang w:val="zh_TW" w:bidi="zh_TW"/>
-        </w:rPr>
-        <w:t>），他們就與以利邪惡的兒子無疑，他們就是因為藐視祭物的規定以至於早逝（參</w:t>
-      </w:r>
-      <w:hyperlink r:id="rId423">
-        <w:r>
-          <w:rPr>
-            <w:lang w:val="zh_TW" w:bidi="zh_TW"/>
-          </w:rPr>
-          <w:rPr>
-            <w:color w:val="0000EE"/>
-            <w:u w:val="single"/>
-          </w:rPr>
-          <w:t>撒上2:15–17</w:t>
-        </w:r>
-      </w:hyperlink>
-      <w:r>
-        <w:rPr>
-          <w:lang w:val="zh_TW" w:bidi="zh_TW"/>
-        </w:rPr>
-        <w:t>）。</w:t>
-      </w:r>
-    </w:p>
-    <w:p>
-      <w:pPr/>
-      <w:r>
-        <w:rPr>
-          <w:lang w:val="zh_TW" w:bidi="zh_TW"/>
-        </w:rPr>
-      </w:r>
-      <w:hyperlink r:id="rId424">
-        <w:r>
-          <w:rPr>
-            <w:lang w:val="zh_TW" w:bidi="zh_TW"/>
-          </w:rPr>
-          <w:rPr>
-            <w:color w:val="0000EE"/>
-            <w:u w:val="single"/>
-          </w:rPr>
-          <w:t>瑪拉基書一章11節</w:t>
-        </w:r>
-      </w:hyperlink>
-      <w:r>
-        <w:rPr>
-          <w:lang w:val="zh_TW" w:bidi="zh_TW"/>
-        </w:rPr>
-        <w:t>和</w:t>
-      </w:r>
-      <w:hyperlink r:id="rId424">
-        <w:r>
-          <w:rPr>
-            <w:lang w:val="zh_TW" w:bidi="zh_TW"/>
-          </w:rPr>
-          <w:rPr>
-            <w:color w:val="0000EE"/>
-            <w:u w:val="single"/>
-          </w:rPr>
-          <w:t>14</w:t>
-        </w:r>
-      </w:hyperlink>
-      <w:r>
-        <w:rPr>
-          <w:lang w:val="zh_TW" w:bidi="zh_TW"/>
-        </w:rPr>
-        <w:t>節所強調的神之偉大與祭司的態度形成了強烈對比。神比列邦的神明更大有能力，即使以色列的祭司和百姓不尊榮主，但最終還是會有信主的外邦人把潔淨的祭物帶到神面前。這些祭物或許指的是禱告和讚美（參</w:t>
-      </w:r>
-      <w:hyperlink r:id="rId425">
-        <w:r>
-          <w:rPr>
-            <w:lang w:val="zh_TW" w:bidi="zh_TW"/>
-          </w:rPr>
-          <w:rPr>
-            <w:color w:val="0000EE"/>
-            <w:u w:val="single"/>
-          </w:rPr>
-          <w:t>詩19:14</w:t>
-        </w:r>
-      </w:hyperlink>
-      <w:r>
-        <w:rPr>
-          <w:lang w:val="zh_TW" w:bidi="zh_TW"/>
-        </w:rPr>
-        <w:t>；</w:t>
-      </w:r>
-      <w:hyperlink r:id="rId426">
-        <w:r>
-          <w:rPr>
-            <w:lang w:val="zh_TW" w:bidi="zh_TW"/>
-          </w:rPr>
-          <w:rPr>
-            <w:color w:val="0000EE"/>
-            <w:u w:val="single"/>
-          </w:rPr>
-          <w:t>來13:15</w:t>
-        </w:r>
-      </w:hyperlink>
-      <w:r>
-        <w:rPr>
-          <w:lang w:val="zh_TW" w:bidi="zh_TW"/>
-        </w:rPr>
-        <w:t>；</w:t>
-      </w:r>
-      <w:hyperlink r:id="rId427">
-        <w:r>
-          <w:rPr>
-            <w:lang w:val="zh_TW" w:bidi="zh_TW"/>
-          </w:rPr>
-          <w:rPr>
-            <w:color w:val="0000EE"/>
-            <w:u w:val="single"/>
-          </w:rPr>
-          <w:t>啟5:8</w:t>
-        </w:r>
-      </w:hyperlink>
-      <w:r>
-        <w:rPr>
-          <w:lang w:val="zh_TW" w:bidi="zh_TW"/>
-        </w:rPr>
-        <w:t>），然而有其他人則是按照字面解釋（參</w:t>
-      </w:r>
-      <w:hyperlink r:id="rId428">
-        <w:r>
-          <w:rPr>
-            <w:lang w:val="zh_TW" w:bidi="zh_TW"/>
-          </w:rPr>
-          <w:rPr>
-            <w:color w:val="0000EE"/>
-            <w:u w:val="single"/>
-          </w:rPr>
-          <w:t>賽56:7</w:t>
-        </w:r>
-      </w:hyperlink>
-      <w:r>
-        <w:rPr>
-          <w:lang w:val="zh_TW" w:bidi="zh_TW"/>
-        </w:rPr>
-        <w:t>，</w:t>
-      </w:r>
-      <w:hyperlink r:id="rId429">
-        <w:r>
-          <w:rPr>
-            <w:lang w:val="zh_TW" w:bidi="zh_TW"/>
-          </w:rPr>
-          <w:rPr>
-            <w:color w:val="0000EE"/>
-            <w:u w:val="single"/>
-          </w:rPr>
-          <w:t>60:7</w:t>
-        </w:r>
-      </w:hyperlink>
-      <w:r>
-        <w:rPr>
-          <w:lang w:val="zh_TW" w:bidi="zh_TW"/>
-        </w:rPr>
-        <w:t>）。彼得提到哥尼流的歸信時可能也影射了這節經文（</w:t>
-      </w:r>
-      <w:hyperlink r:id="rId430">
-        <w:r>
-          <w:rPr>
-            <w:lang w:val="zh_TW" w:bidi="zh_TW"/>
-          </w:rPr>
-          <w:rPr>
-            <w:color w:val="0000EE"/>
-            <w:u w:val="single"/>
-          </w:rPr>
-          <w:t>徒10:35</w:t>
-        </w:r>
-      </w:hyperlink>
-      <w:r>
-        <w:rPr>
-          <w:lang w:val="zh_TW" w:bidi="zh_TW"/>
-        </w:rPr>
-        <w:t>）。</w:t>
-      </w:r>
-    </w:p>
-    <w:p>
-      <w:pPr>
-        <w:pStyle w:val="Heading4"/>
-      </w:pPr>
-      <w:r>
-        <w:rPr>
-          <w:lang w:val="zh_TW" w:bidi="zh_TW"/>
-        </w:rPr>
-        <w:t>祭司們受罰（</w:t>
-      </w:r>
-      <w:hyperlink r:id="rId431">
-        <w:r>
-          <w:rPr>
-            <w:lang w:val="zh_TW" w:bidi="zh_TW"/>
-          </w:rPr>
-          <w:rPr>
-            <w:color w:val="0000EE"/>
-            <w:u w:val="single"/>
-          </w:rPr>
-          <w:t>2:1–9</w:t>
-        </w:r>
-      </w:hyperlink>
-      <w:r>
-        <w:rPr>
-          <w:lang w:val="zh_TW" w:bidi="zh_TW"/>
-        </w:rPr>
-        <w:t>）</w:t>
-      </w:r>
-    </w:p>
-    <w:p>
-      <w:pPr/>
-      <w:r>
-        <w:rPr>
-          <w:lang w:val="zh_TW" w:bidi="zh_TW"/>
-        </w:rPr>
-      </w:r>
-      <w:r>
-        <w:rPr>
-          <w:lang w:val="zh_TW" w:bidi="zh_TW"/>
-        </w:rPr>
-        <w:t>祭司的職責之一是奉神的名為百姓祝福，但他們可恥的行為使福分變成了咒詛（</w:t>
-      </w:r>
-      <w:hyperlink r:id="rId432">
-        <w:r>
-          <w:rPr>
-            <w:lang w:val="zh_TW" w:bidi="zh_TW"/>
-          </w:rPr>
-          <w:rPr>
-            <w:color w:val="0000EE"/>
-            <w:u w:val="single"/>
-          </w:rPr>
-          <w:t>瑪2:2</w:t>
-        </w:r>
-      </w:hyperlink>
-      <w:r>
-        <w:rPr>
-          <w:lang w:val="zh_TW" w:bidi="zh_TW"/>
-        </w:rPr>
-        <w:t>）。由於祭司的罪惡和祭物的狀況欠佳，他們的獻祭也毫無價值，祭物的糞將被抹在他們的臉上，象徵著神藐視他們。祭司所受的羞辱與亞倫和他後裔所享有的尊榮大相徑庭。瑪拉基提到與利未，特別是與亞倫的孫子非尼哈所立的生命與平安之約（</w:t>
-      </w:r>
-      <w:hyperlink r:id="rId433">
-        <w:r>
-          <w:rPr>
-            <w:lang w:val="zh_TW" w:bidi="zh_TW"/>
-          </w:rPr>
-          <w:rPr>
-            <w:color w:val="0000EE"/>
-            <w:u w:val="single"/>
-          </w:rPr>
-          <w:t>5</w:t>
-        </w:r>
-      </w:hyperlink>
-      <w:r>
-        <w:rPr>
-          <w:lang w:val="zh_TW" w:bidi="zh_TW"/>
-        </w:rPr>
-        <w:t>節），因為非尼哈大膽對付拜偶像和淫亂的猶太人（</w:t>
-      </w:r>
-      <w:hyperlink r:id="rId434">
-        <w:r>
-          <w:rPr>
-            <w:lang w:val="zh_TW" w:bidi="zh_TW"/>
-          </w:rPr>
-          <w:rPr>
-            <w:color w:val="0000EE"/>
-            <w:u w:val="single"/>
-          </w:rPr>
-          <w:t>民25:10–13</w:t>
-        </w:r>
-      </w:hyperlink>
-      <w:r>
-        <w:rPr>
-          <w:lang w:val="zh_TW" w:bidi="zh_TW"/>
-        </w:rPr>
-        <w:t>）。那些日子祭司們敬畏耶和華，使許多人離開罪孽（</w:t>
-      </w:r>
-      <w:hyperlink r:id="rId435">
-        <w:r>
-          <w:rPr>
-            <w:lang w:val="zh_TW" w:bidi="zh_TW"/>
-          </w:rPr>
-          <w:rPr>
-            <w:color w:val="0000EE"/>
-            <w:u w:val="single"/>
-          </w:rPr>
-          <w:t>瑪2:6</w:t>
-        </w:r>
-      </w:hyperlink>
-      <w:r>
-        <w:rPr>
-          <w:lang w:val="zh_TW" w:bidi="zh_TW"/>
-        </w:rPr>
-        <w:t>）。</w:t>
-      </w:r>
-    </w:p>
-    <w:p>
-      <w:pPr/>
-      <w:r>
-        <w:rPr>
-          <w:lang w:val="zh_TW" w:bidi="zh_TW"/>
-        </w:rPr>
-      </w:r>
-      <w:r>
-        <w:rPr>
-          <w:lang w:val="zh_TW" w:bidi="zh_TW"/>
-        </w:rPr>
-        <w:t>祭司的另一個責任是教訓百姓摩西所傳的律法（參</w:t>
-      </w:r>
-      <w:hyperlink r:id="rId436">
-        <w:r>
-          <w:rPr>
-            <w:lang w:val="zh_TW" w:bidi="zh_TW"/>
-          </w:rPr>
-          <w:rPr>
-            <w:color w:val="0000EE"/>
-            <w:u w:val="single"/>
-          </w:rPr>
-          <w:t>利10:11</w:t>
-        </w:r>
-      </w:hyperlink>
-      <w:r>
-        <w:rPr>
-          <w:lang w:val="zh_TW" w:bidi="zh_TW"/>
-        </w:rPr>
-        <w:t>）。與眾先知相似，他們是耶和華的使者（</w:t>
-      </w:r>
-      <w:hyperlink r:id="rId437">
-        <w:r>
-          <w:rPr>
-            <w:lang w:val="zh_TW" w:bidi="zh_TW"/>
-          </w:rPr>
-          <w:rPr>
-            <w:color w:val="0000EE"/>
-            <w:u w:val="single"/>
-          </w:rPr>
-          <w:t>瑪2:7</w:t>
-        </w:r>
-      </w:hyperlink>
-      <w:r>
-        <w:rPr>
-          <w:lang w:val="zh_TW" w:bidi="zh_TW"/>
-        </w:rPr>
-        <w:t>），應該與耶和華親近同行，但現在祭司們卻蔑視律法，在作出司法決定時不誠實（</w:t>
-      </w:r>
-      <w:hyperlink r:id="rId438">
-        <w:r>
-          <w:rPr>
-            <w:lang w:val="zh_TW" w:bidi="zh_TW"/>
-          </w:rPr>
-          <w:rPr>
-            <w:color w:val="0000EE"/>
-            <w:u w:val="single"/>
-          </w:rPr>
-          <w:t>瑪2:9</w:t>
-        </w:r>
-      </w:hyperlink>
-      <w:r>
-        <w:rPr>
-          <w:lang w:val="zh_TW" w:bidi="zh_TW"/>
-        </w:rPr>
-        <w:t>；參</w:t>
-      </w:r>
-      <w:hyperlink r:id="rId439">
-        <w:r>
-          <w:rPr>
-            <w:lang w:val="zh_TW" w:bidi="zh_TW"/>
-          </w:rPr>
-          <w:rPr>
-            <w:color w:val="0000EE"/>
-            <w:u w:val="single"/>
-          </w:rPr>
-          <w:t>利19:15</w:t>
-        </w:r>
-      </w:hyperlink>
-      <w:r>
-        <w:rPr>
-          <w:lang w:val="zh_TW" w:bidi="zh_TW"/>
-        </w:rPr>
-        <w:t>）。</w:t>
-      </w:r>
-    </w:p>
-    <w:p>
-      <w:pPr>
-        <w:pStyle w:val="Heading4"/>
-      </w:pPr>
-      <w:r>
-        <w:rPr>
-          <w:lang w:val="zh_TW" w:bidi="zh_TW"/>
-        </w:rPr>
-        <w:t>百姓不忠（</w:t>
-      </w:r>
-      <w:hyperlink r:id="rId440">
-        <w:r>
-          <w:rPr>
-            <w:lang w:val="zh_TW" w:bidi="zh_TW"/>
-          </w:rPr>
-          <w:rPr>
-            <w:color w:val="0000EE"/>
-            <w:u w:val="single"/>
-          </w:rPr>
-          <w:t>2:10–16</w:t>
-        </w:r>
-      </w:hyperlink>
-      <w:r>
-        <w:rPr>
-          <w:lang w:val="zh_TW" w:bidi="zh_TW"/>
-        </w:rPr>
-        <w:t>）</w:t>
-      </w:r>
-    </w:p>
-    <w:p>
-      <w:pPr/>
-      <w:r>
-        <w:rPr>
-          <w:lang w:val="zh_TW" w:bidi="zh_TW"/>
-        </w:rPr>
-      </w:r>
-      <w:r>
-        <w:rPr>
-          <w:lang w:val="zh_TW" w:bidi="zh_TW"/>
-        </w:rPr>
-        <w:t>祭司上樑不正下樑歪，多數百姓也對主不忠。神曾立以色列特為祂的民，百姓卻背信了。他們不忠的一個主因是與外邦人通婚，在</w:t>
-      </w:r>
-      <w:hyperlink r:id="rId441">
-        <w:r>
-          <w:rPr>
-            <w:lang w:val="zh_TW" w:bidi="zh_TW"/>
-          </w:rPr>
-          <w:rPr>
-            <w:color w:val="0000EE"/>
-            <w:u w:val="single"/>
-          </w:rPr>
-          <w:t>以斯拉記九章1節至2節</w:t>
-        </w:r>
-      </w:hyperlink>
-      <w:r>
-        <w:rPr>
-          <w:lang w:val="zh_TW" w:bidi="zh_TW"/>
-        </w:rPr>
-        <w:t>和</w:t>
-      </w:r>
-      <w:hyperlink r:id="rId442">
-        <w:r>
-          <w:rPr>
-            <w:lang w:val="zh_TW" w:bidi="zh_TW"/>
-          </w:rPr>
-          <w:rPr>
-            <w:color w:val="0000EE"/>
-            <w:u w:val="single"/>
-          </w:rPr>
-          <w:t>尼希米記十三章23節至29節</w:t>
-        </w:r>
-      </w:hyperlink>
-      <w:r>
-        <w:rPr>
-          <w:lang w:val="zh_TW" w:bidi="zh_TW"/>
-        </w:rPr>
-        <w:t>也有提到。以色列男人與異教女子結婚後，往往就開始崇拜異教神明，從而離開耶和華。這種通婚，有時也伴隨著休掉他們原本娶的以色列妻子。在</w:t>
-      </w:r>
-      <w:hyperlink r:id="rId443">
-        <w:r>
-          <w:rPr>
-            <w:lang w:val="zh_TW" w:bidi="zh_TW"/>
-          </w:rPr>
-          <w:rPr>
-            <w:color w:val="0000EE"/>
-            <w:u w:val="single"/>
-          </w:rPr>
-          <w:t>瑪拉基書二章14節至15節</w:t>
-        </w:r>
-      </w:hyperlink>
-      <w:r>
-        <w:rPr>
-          <w:lang w:val="zh_TW" w:bidi="zh_TW"/>
-        </w:rPr>
-        <w:t>中，神強調自己曾見證兩人的神聖婚約。婚約因離婚而破裂了，神深感不悅。如果離婚只是為了要迎娶更有魅力或更吸引人的外邦人而找的藉口，那就更悲慘了。</w:t>
-      </w:r>
-    </w:p>
-    <w:p>
-      <w:pPr>
-        <w:pStyle w:val="Heading4"/>
-      </w:pPr>
-      <w:r>
-        <w:rPr>
-          <w:lang w:val="zh_TW" w:bidi="zh_TW"/>
-        </w:rPr>
-        <w:t>聖約使者來臨（</w:t>
-      </w:r>
-      <w:hyperlink r:id="rId444">
-        <w:r>
-          <w:rPr>
-            <w:lang w:val="zh_TW" w:bidi="zh_TW"/>
-          </w:rPr>
-          <w:rPr>
-            <w:color w:val="0000EE"/>
-            <w:u w:val="single"/>
-          </w:rPr>
-          <w:t>2:17–3:5</w:t>
-        </w:r>
-      </w:hyperlink>
-      <w:r>
-        <w:rPr>
-          <w:lang w:val="zh_TW" w:bidi="zh_TW"/>
-        </w:rPr>
-        <w:t>）</w:t>
-      </w:r>
-    </w:p>
-    <w:p>
-      <w:pPr/>
-      <w:r>
-        <w:rPr>
-          <w:lang w:val="zh_TW" w:bidi="zh_TW"/>
-        </w:rPr>
-      </w:r>
-      <w:r>
-        <w:rPr>
-          <w:lang w:val="zh_TW" w:bidi="zh_TW"/>
-        </w:rPr>
-        <w:t>雖然百姓質疑神是否會行動（</w:t>
-      </w:r>
-      <w:hyperlink r:id="rId404">
-        <w:r>
-          <w:rPr>
-            <w:lang w:val="zh_TW" w:bidi="zh_TW"/>
-          </w:rPr>
-          <w:rPr>
-            <w:color w:val="0000EE"/>
-            <w:u w:val="single"/>
-          </w:rPr>
-          <w:t>2:17</w:t>
-        </w:r>
-      </w:hyperlink>
-      <w:r>
-        <w:rPr>
-          <w:lang w:val="zh_TW" w:bidi="zh_TW"/>
-        </w:rPr>
-        <w:t>），但祭司和百姓的罪從未被忽視。第三章一開始就宣佈聖約的使者確實會來到祂的聖殿。有另一位使者則將為祂預備道路——也就是對施洗約翰的預言，為基督的事工預備道路（參</w:t>
-      </w:r>
-      <w:hyperlink r:id="rId445">
-        <w:r>
-          <w:rPr>
-            <w:lang w:val="zh_TW" w:bidi="zh_TW"/>
-          </w:rPr>
-          <w:rPr>
-            <w:color w:val="0000EE"/>
-            <w:u w:val="single"/>
-          </w:rPr>
-          <w:t>太11:10</w:t>
-        </w:r>
-      </w:hyperlink>
-      <w:r>
-        <w:rPr>
-          <w:lang w:val="zh_TW" w:bidi="zh_TW"/>
-        </w:rPr>
-        <w:t>；</w:t>
-      </w:r>
-      <w:hyperlink r:id="rId446">
-        <w:r>
-          <w:rPr>
-            <w:lang w:val="zh_TW" w:bidi="zh_TW"/>
-          </w:rPr>
-          <w:rPr>
-            <w:color w:val="0000EE"/>
-            <w:u w:val="single"/>
-          </w:rPr>
-          <w:t>可1:2–3</w:t>
-        </w:r>
-      </w:hyperlink>
-      <w:r>
-        <w:rPr>
-          <w:lang w:val="zh_TW" w:bidi="zh_TW"/>
-        </w:rPr>
-        <w:t>）。當基督來了，在潔淨聖殿時顯出忿怒（參</w:t>
-      </w:r>
-      <w:hyperlink r:id="rId447">
-        <w:r>
-          <w:rPr>
-            <w:lang w:val="zh_TW" w:bidi="zh_TW"/>
-          </w:rPr>
-          <w:rPr>
-            <w:color w:val="0000EE"/>
-            <w:u w:val="single"/>
-          </w:rPr>
-          <w:t>約2:13–17</w:t>
-        </w:r>
-      </w:hyperlink>
-      <w:r>
-        <w:rPr>
-          <w:lang w:val="zh_TW" w:bidi="zh_TW"/>
-        </w:rPr>
-        <w:t>）並譴責文士和法利賽人（參</w:t>
-      </w:r>
-      <w:hyperlink r:id="rId448">
-        <w:r>
-          <w:rPr>
-            <w:lang w:val="zh_TW" w:bidi="zh_TW"/>
-          </w:rPr>
-          <w:rPr>
-            <w:color w:val="0000EE"/>
-            <w:u w:val="single"/>
-          </w:rPr>
-          <w:t>9:39</w:t>
-        </w:r>
-      </w:hyperlink>
-      <w:r>
-        <w:rPr>
-          <w:lang w:val="zh_TW" w:bidi="zh_TW"/>
-        </w:rPr>
-        <w:t>），但祂大部分的潔淨和煉淨工作要等到祂第二次再來時。有一天祭司和利未人將會像摩西和非尼哈的日子獻上蒙悅納的祭物（參</w:t>
-      </w:r>
-      <w:hyperlink r:id="rId449">
-        <w:r>
-          <w:rPr>
-            <w:lang w:val="zh_TW" w:bidi="zh_TW"/>
-          </w:rPr>
-          <w:rPr>
-            <w:color w:val="0000EE"/>
-            <w:u w:val="single"/>
-          </w:rPr>
-          <w:t>瑪3:3–4</w:t>
-        </w:r>
-      </w:hyperlink>
-      <w:r>
-        <w:rPr>
-          <w:lang w:val="zh_TW" w:bidi="zh_TW"/>
-        </w:rPr>
-        <w:t>和</w:t>
-      </w:r>
-      <w:hyperlink r:id="rId450">
-        <w:r>
-          <w:rPr>
-            <w:lang w:val="zh_TW" w:bidi="zh_TW"/>
-          </w:rPr>
-          <w:rPr>
-            <w:color w:val="0000EE"/>
-            <w:u w:val="single"/>
-          </w:rPr>
-          <w:t>2:4–5</w:t>
-        </w:r>
-      </w:hyperlink>
-      <w:r>
-        <w:rPr>
-          <w:lang w:val="zh_TW" w:bidi="zh_TW"/>
-        </w:rPr>
-        <w:t>）。</w:t>
-      </w:r>
-      <w:hyperlink r:id="rId410">
-        <w:r>
-          <w:rPr>
-            <w:lang w:val="zh_TW" w:bidi="zh_TW"/>
-          </w:rPr>
-          <w:rPr>
-            <w:color w:val="0000EE"/>
-            <w:u w:val="single"/>
-          </w:rPr>
-          <w:t>三章5節</w:t>
-        </w:r>
-      </w:hyperlink>
-      <w:r>
-        <w:rPr>
-          <w:lang w:val="zh_TW" w:bidi="zh_TW"/>
-        </w:rPr>
-        <w:t>擴大審判範圍至全民，因為行邪術的、犯姦淫的和壓迫窮人的，都將被定罪。</w:t>
-      </w:r>
-    </w:p>
-    <w:p>
-      <w:pPr>
-        <w:pStyle w:val="Heading4"/>
-      </w:pPr>
-      <w:r>
-        <w:rPr>
-          <w:lang w:val="zh_TW" w:bidi="zh_TW"/>
-        </w:rPr>
-        <w:t>忠心納十一的益處（</w:t>
-      </w:r>
-      <w:hyperlink r:id="rId451">
-        <w:r>
-          <w:rPr>
-            <w:lang w:val="zh_TW" w:bidi="zh_TW"/>
-          </w:rPr>
-          <w:rPr>
-            <w:color w:val="0000EE"/>
-            <w:u w:val="single"/>
-          </w:rPr>
-          <w:t>3:6–12</w:t>
-        </w:r>
-      </w:hyperlink>
-      <w:r>
-        <w:rPr>
-          <w:lang w:val="zh_TW" w:bidi="zh_TW"/>
-        </w:rPr>
-        <w:t>）</w:t>
-      </w:r>
-    </w:p>
-    <w:p>
-      <w:pPr/>
-      <w:r>
-        <w:rPr>
-          <w:lang w:val="zh_TW" w:bidi="zh_TW"/>
-        </w:rPr>
-      </w:r>
-      <w:r>
-        <w:rPr>
-          <w:lang w:val="zh_TW" w:bidi="zh_TW"/>
-        </w:rPr>
-        <w:t>被擄歸回後的猶大另一個具體的弱點是百姓未能向耶和華納十一奉獻。在尼希米的鼓勵下，百姓曾起誓要忠心納十一奉獻（參</w:t>
-      </w:r>
-      <w:hyperlink r:id="rId452">
-        <w:r>
-          <w:rPr>
-            <w:lang w:val="zh_TW" w:bidi="zh_TW"/>
-          </w:rPr>
-          <w:rPr>
-            <w:color w:val="0000EE"/>
-            <w:u w:val="single"/>
-          </w:rPr>
-          <w:t>尼10:37–39</w:t>
-        </w:r>
-      </w:hyperlink>
-      <w:r>
-        <w:rPr>
-          <w:lang w:val="zh_TW" w:bidi="zh_TW"/>
-        </w:rPr>
-        <w:t>），但顯然他們的好意並不持久（參</w:t>
-      </w:r>
-      <w:hyperlink r:id="rId453">
-        <w:r>
-          <w:rPr>
-            <w:lang w:val="zh_TW" w:bidi="zh_TW"/>
-          </w:rPr>
-          <w:rPr>
-            <w:color w:val="0000EE"/>
-            <w:u w:val="single"/>
-          </w:rPr>
-          <w:t>13:10–11</w:t>
-        </w:r>
-      </w:hyperlink>
-      <w:r>
-        <w:rPr>
-          <w:lang w:val="zh_TW" w:bidi="zh_TW"/>
-        </w:rPr>
-        <w:t>）。根據</w:t>
-      </w:r>
-      <w:hyperlink r:id="rId454">
-        <w:r>
-          <w:rPr>
-            <w:lang w:val="zh_TW" w:bidi="zh_TW"/>
-          </w:rPr>
-          <w:rPr>
-            <w:color w:val="0000EE"/>
-            <w:u w:val="single"/>
-          </w:rPr>
-          <w:t>瑪拉基書三章8至9節</w:t>
-        </w:r>
-      </w:hyperlink>
-      <w:r>
-        <w:rPr>
-          <w:lang w:val="zh_TW" w:bidi="zh_TW"/>
-        </w:rPr>
-        <w:t>，百姓不納十一奉獻的情況非常地糟糕，實際上就等同是搶奪神，因此受到詛咒。瑪拉基在</w:t>
-      </w:r>
-      <w:hyperlink r:id="rId455">
-        <w:r>
-          <w:rPr>
-            <w:lang w:val="zh_TW" w:bidi="zh_TW"/>
-          </w:rPr>
-          <w:rPr>
-            <w:color w:val="0000EE"/>
-            <w:u w:val="single"/>
-          </w:rPr>
-          <w:t>10至12</w:t>
-        </w:r>
-      </w:hyperlink>
-      <w:r>
-        <w:rPr>
-          <w:lang w:val="zh_TW" w:bidi="zh_TW"/>
-        </w:rPr>
-        <w:t>節挑戰百姓將十一奉獻納上；然後，神就會將祂的祝福澆灌在他們身上。</w:t>
-      </w:r>
-      <w:hyperlink r:id="rId456">
-        <w:r>
-          <w:rPr>
-            <w:lang w:val="zh_TW" w:bidi="zh_TW"/>
-          </w:rPr>
-          <w:rPr>
-            <w:color w:val="0000EE"/>
-            <w:u w:val="single"/>
-          </w:rPr>
-          <w:t>列王紀下七章2節、19節</w:t>
-        </w:r>
-      </w:hyperlink>
-      <w:r>
-        <w:rPr>
-          <w:lang w:val="zh_TW" w:bidi="zh_TW"/>
-        </w:rPr>
-        <w:t>如何用「天上的窗戶」打開意味著饑荒的結束，神也照樣應許他們的農作物將如此豐盛，甚至無處可容。在</w:t>
-      </w:r>
-      <w:hyperlink r:id="rId457">
-        <w:r>
-          <w:rPr>
-            <w:lang w:val="zh_TW" w:bidi="zh_TW"/>
-          </w:rPr>
-          <w:rPr>
-            <w:color w:val="0000EE"/>
-            <w:u w:val="single"/>
-          </w:rPr>
-          <w:t>瑪拉基書三章10節</w:t>
-        </w:r>
-      </w:hyperlink>
-      <w:r>
-        <w:rPr>
-          <w:lang w:val="zh_TW" w:bidi="zh_TW"/>
-        </w:rPr>
-        <w:t>和</w:t>
-      </w:r>
-      <w:hyperlink r:id="rId458">
-        <w:r>
-          <w:rPr>
-            <w:lang w:val="zh_TW" w:bidi="zh_TW"/>
-          </w:rPr>
-          <w:rPr>
-            <w:color w:val="0000EE"/>
-            <w:u w:val="single"/>
-          </w:rPr>
-          <w:t>12節</w:t>
-        </w:r>
-      </w:hyperlink>
-      <w:r>
-        <w:rPr>
-          <w:lang w:val="zh_TW" w:bidi="zh_TW"/>
-        </w:rPr>
-        <w:t>中，有關「祝福」的盼望為</w:t>
-      </w:r>
-      <w:hyperlink r:id="rId407">
-        <w:r>
-          <w:rPr>
-            <w:lang w:val="zh_TW" w:bidi="zh_TW"/>
-          </w:rPr>
-          <w:rPr>
-            <w:color w:val="0000EE"/>
-            <w:u w:val="single"/>
-          </w:rPr>
-          <w:t>一章14節、</w:t>
-        </w:r>
-      </w:hyperlink>
-      <w:hyperlink r:id="rId432">
-        <w:r>
-          <w:rPr>
-            <w:lang w:val="zh_TW" w:bidi="zh_TW"/>
-          </w:rPr>
-          <w:rPr>
-            <w:color w:val="0000EE"/>
-            <w:u w:val="single"/>
-          </w:rPr>
-          <w:t>二章2節、</w:t>
-        </w:r>
-      </w:hyperlink>
-      <w:hyperlink r:id="rId459">
-        <w:r>
-          <w:rPr>
-            <w:lang w:val="zh_TW" w:bidi="zh_TW"/>
-          </w:rPr>
-          <w:rPr>
-            <w:color w:val="0000EE"/>
-            <w:u w:val="single"/>
-          </w:rPr>
-          <w:t>三章9節</w:t>
-        </w:r>
-      </w:hyperlink>
-      <w:r>
-        <w:rPr>
-          <w:lang w:val="zh_TW" w:bidi="zh_TW"/>
-        </w:rPr>
-        <w:t>和</w:t>
-      </w:r>
-      <w:hyperlink r:id="rId460">
-        <w:r>
-          <w:rPr>
-            <w:lang w:val="zh_TW" w:bidi="zh_TW"/>
-          </w:rPr>
-          <w:rPr>
-            <w:color w:val="0000EE"/>
-            <w:u w:val="single"/>
-          </w:rPr>
-          <w:t>四章6節</w:t>
-        </w:r>
-      </w:hyperlink>
-      <w:r>
-        <w:rPr>
-          <w:lang w:val="zh_TW" w:bidi="zh_TW"/>
-        </w:rPr>
-        <w:t>所提到的咒詛帶來了可喜的解脫。</w:t>
-      </w:r>
-    </w:p>
-    <w:p>
-      <w:pPr>
-        <w:pStyle w:val="Heading4"/>
-      </w:pPr>
-      <w:r>
-        <w:rPr>
-          <w:lang w:val="zh_TW" w:bidi="zh_TW"/>
-        </w:rPr>
-        <w:t>主的日子（</w:t>
-      </w:r>
-      <w:hyperlink r:id="rId461">
-        <w:r>
-          <w:rPr>
-            <w:lang w:val="zh_TW" w:bidi="zh_TW"/>
-          </w:rPr>
-          <w:rPr>
-            <w:color w:val="0000EE"/>
-            <w:u w:val="single"/>
-          </w:rPr>
-          <w:t>3:13–4:6</w:t>
-        </w:r>
-      </w:hyperlink>
-      <w:r>
-        <w:rPr>
-          <w:lang w:val="zh_TW" w:bidi="zh_TW"/>
-        </w:rPr>
-        <w:t>）</w:t>
-      </w:r>
-    </w:p>
-    <w:p>
-      <w:pPr/>
-      <w:r>
-        <w:rPr>
-          <w:lang w:val="zh_TW" w:bidi="zh_TW"/>
-        </w:rPr>
-      </w:r>
-      <w:r>
-        <w:rPr>
-          <w:lang w:val="zh_TW" w:bidi="zh_TW"/>
-        </w:rPr>
-        <w:t>面對</w:t>
-      </w:r>
-      <w:hyperlink r:id="rId455">
-        <w:r>
-          <w:rPr>
-            <w:lang w:val="zh_TW" w:bidi="zh_TW"/>
-          </w:rPr>
-          <w:rPr>
-            <w:color w:val="0000EE"/>
-            <w:u w:val="single"/>
-          </w:rPr>
-          <w:t>瑪拉基書三章10節至12節</w:t>
-        </w:r>
-      </w:hyperlink>
-      <w:r>
-        <w:rPr>
-          <w:lang w:val="zh_TW" w:bidi="zh_TW"/>
-        </w:rPr>
-        <w:t>的挑戰，以色列百姓有兩種不同的反應。一組人認為事奉神毫無益處（</w:t>
-      </w:r>
-      <w:hyperlink r:id="rId462">
-        <w:r>
-          <w:rPr>
-            <w:lang w:val="zh_TW" w:bidi="zh_TW"/>
-          </w:rPr>
-          <w:rPr>
-            <w:color w:val="0000EE"/>
-            <w:u w:val="single"/>
-          </w:rPr>
-          <w:t>3:13–15</w:t>
-        </w:r>
-      </w:hyperlink>
-      <w:r>
-        <w:rPr>
-          <w:lang w:val="zh_TW" w:bidi="zh_TW"/>
-        </w:rPr>
-        <w:t>），而另一部分百姓則深深敬畏順從祂（</w:t>
-      </w:r>
-      <w:hyperlink r:id="rId463">
-        <w:r>
-          <w:rPr>
-            <w:lang w:val="zh_TW" w:bidi="zh_TW"/>
-          </w:rPr>
-          <w:rPr>
-            <w:color w:val="0000EE"/>
-            <w:u w:val="single"/>
-          </w:rPr>
-          <w:t>16–18</w:t>
-        </w:r>
-      </w:hyperlink>
-      <w:r>
-        <w:rPr>
-          <w:lang w:val="zh_TW" w:bidi="zh_TW"/>
-        </w:rPr>
-        <w:t>節）。不信的人辯稱順服主是徒然的，狂傲和行惡的人才是昌盛的。對於他們的指控，瑪拉基說神會在審判日記住誰是義人。雖然所有以色列人都包括在亞伯拉罕的應許中，但只有那些真正相信的人才會成為屬神的子民（</w:t>
-      </w:r>
-      <w:hyperlink r:id="rId464">
-        <w:r>
-          <w:rPr>
-            <w:lang w:val="zh_TW" w:bidi="zh_TW"/>
-          </w:rPr>
-          <w:rPr>
-            <w:color w:val="0000EE"/>
-            <w:u w:val="single"/>
-          </w:rPr>
-          <w:t>3:17</w:t>
-        </w:r>
-      </w:hyperlink>
-      <w:r>
-        <w:rPr>
-          <w:lang w:val="zh_TW" w:bidi="zh_TW"/>
-        </w:rPr>
-        <w:t>；參</w:t>
-      </w:r>
-      <w:hyperlink r:id="rId465">
-        <w:r>
-          <w:rPr>
-            <w:lang w:val="zh_TW" w:bidi="zh_TW"/>
-          </w:rPr>
-          <w:rPr>
-            <w:color w:val="0000EE"/>
-            <w:u w:val="single"/>
-          </w:rPr>
-          <w:t>出19:5</w:t>
-        </w:r>
-      </w:hyperlink>
-      <w:r>
-        <w:rPr>
-          <w:lang w:val="zh_TW" w:bidi="zh_TW"/>
-        </w:rPr>
-        <w:t>），他們的名字要記在生命冊上（參</w:t>
-      </w:r>
-      <w:hyperlink r:id="rId466">
-        <w:r>
-          <w:rPr>
-            <w:lang w:val="zh_TW" w:bidi="zh_TW"/>
-          </w:rPr>
-          <w:rPr>
-            <w:color w:val="0000EE"/>
-            <w:u w:val="single"/>
-          </w:rPr>
-          <w:t>瑪3:16</w:t>
-        </w:r>
-      </w:hyperlink>
-      <w:r>
-        <w:rPr>
-          <w:lang w:val="zh_TW" w:bidi="zh_TW"/>
-        </w:rPr>
-        <w:t>）。至於狂傲和行惡的人，主的日子將把他們燒盡而無一存留（</w:t>
-      </w:r>
-      <w:hyperlink r:id="rId414">
-        <w:r>
-          <w:rPr>
-            <w:lang w:val="zh_TW" w:bidi="zh_TW"/>
-          </w:rPr>
-          <w:rPr>
-            <w:color w:val="0000EE"/>
-            <w:u w:val="single"/>
-          </w:rPr>
-          <w:t>4:1</w:t>
-        </w:r>
-      </w:hyperlink>
-      <w:r>
-        <w:rPr>
-          <w:lang w:val="zh_TW" w:bidi="zh_TW"/>
-        </w:rPr>
-        <w:t>）。敬畏主的人將在神——那「公義的日頭」（</w:t>
-      </w:r>
-      <w:hyperlink r:id="rId467">
-        <w:r>
-          <w:rPr>
-            <w:lang w:val="zh_TW" w:bidi="zh_TW"/>
-          </w:rPr>
-          <w:rPr>
-            <w:color w:val="0000EE"/>
-            <w:u w:val="single"/>
-          </w:rPr>
-          <w:t>2</w:t>
-        </w:r>
-      </w:hyperlink>
-      <w:r>
-        <w:rPr>
-          <w:lang w:val="zh_TW" w:bidi="zh_TW"/>
-        </w:rPr>
-        <w:t>）之福和保守下享受屬靈和身體的健康。義人將踐踏惡人並勝過他們（</w:t>
-      </w:r>
-      <w:hyperlink r:id="rId468">
-        <w:r>
-          <w:rPr>
-            <w:lang w:val="zh_TW" w:bidi="zh_TW"/>
-          </w:rPr>
-          <w:rPr>
-            <w:color w:val="0000EE"/>
-            <w:u w:val="single"/>
-          </w:rPr>
-          <w:t>3</w:t>
-        </w:r>
-      </w:hyperlink>
-      <w:r>
-        <w:rPr>
-          <w:lang w:val="zh_TW" w:bidi="zh_TW"/>
-        </w:rPr>
-        <w:t>），如圈裡剛放出來的犢牛。</w:t>
-      </w:r>
-    </w:p>
-    <w:p>
-      <w:pPr/>
-      <w:r>
-        <w:rPr>
-          <w:lang w:val="zh_TW" w:bidi="zh_TW"/>
-        </w:rPr>
-      </w:r>
-      <w:r>
-        <w:rPr>
-          <w:lang w:val="zh_TW" w:bidi="zh_TW"/>
-        </w:rPr>
         <w:t>主的日子帶來審判，所以瑪拉基力勸人們悔改。他們需要遵守摩西的律法，並認真對待在西奈山頒布的律例典章（</w:t>
       </w:r>
-      <w:hyperlink r:id="rId469">
+      <w:hyperlink r:id="rId472">
         <w:r>
           <w:rPr>
             <w:lang w:val="zh_TW" w:bidi="zh_TW"/>
@@ -12864,7 +12960,7 @@
         </w:rPr>
         <w:t>，參</w:t>
       </w:r>
-      <w:hyperlink r:id="rId470">
+      <w:hyperlink r:id="rId473">
         <w:r>
           <w:rPr>
             <w:lang w:val="zh_TW" w:bidi="zh_TW"/>
@@ -12882,7 +12978,7 @@
         </w:rPr>
         <w:t>）。正如以利亞呼籲以色列回轉向神，新的「以利亞」也將向悖逆的民傳講悔改。當施洗約翰為基督預備道路時（參</w:t>
       </w:r>
-      <w:hyperlink r:id="rId391">
+      <w:hyperlink r:id="rId394">
         <w:r>
           <w:rPr>
             <w:lang w:val="zh_TW" w:bidi="zh_TW"/>
@@ -12912,7 +13008,7 @@
         </w:rPr>
         <w:t>」懇求猶太人離開罪惡，在神面前謙卑自己（</w:t>
       </w:r>
-      <w:hyperlink r:id="rId471">
+      <w:hyperlink r:id="rId474">
         <w:r>
           <w:rPr>
             <w:lang w:val="zh_TW" w:bidi="zh_TW"/>
@@ -12930,7 +13026,7 @@
         </w:rPr>
         <w:t>）。如果他們拒絕聽從，百姓將面對完全滅亡的前景，就是迦南人（參</w:t>
       </w:r>
-      <w:hyperlink r:id="rId472">
+      <w:hyperlink r:id="rId475">
         <w:r>
           <w:rPr>
             <w:lang w:val="zh_TW" w:bidi="zh_TW"/>
@@ -12948,7 +13044,7 @@
         </w:rPr>
         <w:t>）和以東國所受的咒詛，其傾覆也在</w:t>
       </w:r>
-      <w:hyperlink r:id="rId473">
+      <w:hyperlink r:id="rId476">
         <w:r>
           <w:rPr>
             <w:lang w:val="zh_TW" w:bidi="zh_TW"/>
@@ -13085,7 +13181,7 @@
         </w:rPr>
         <w:t>該南的兒子、塞特家系中雅列的父親（</w:t>
       </w:r>
-      <w:hyperlink r:id="rId474">
+      <w:hyperlink r:id="rId477">
         <w:r>
           <w:rPr>
             <w:lang w:val="zh_TW" w:bidi="zh_TW"/>
@@ -13103,7 +13199,7 @@
         </w:rPr>
         <w:t>；</w:t>
       </w:r>
-      <w:hyperlink r:id="rId475">
+      <w:hyperlink r:id="rId478">
         <w:r>
           <w:rPr>
             <w:lang w:val="zh_TW" w:bidi="zh_TW"/>
@@ -13121,7 +13217,7 @@
         </w:rPr>
         <w:t>）。</w:t>
       </w:r>
-      <w:hyperlink r:id="rId476">
+      <w:hyperlink r:id="rId479">
         <w:r>
           <w:rPr>
             <w:lang w:val="zh_TW" w:bidi="zh_TW"/>
@@ -13177,7 +13273,7 @@
         </w:rPr>
         <w:t>法勒斯的兒子，猶大支派的成員，屬猶大支派，他是猶太人被擄歸回巴比倫以後居住在當地的人（</w:t>
       </w:r>
-      <w:hyperlink r:id="rId477">
+      <w:hyperlink r:id="rId480">
         <w:r>
           <w:rPr>
             <w:lang w:val="zh_TW" w:bidi="zh_TW"/>
@@ -13243,7 +13339,7 @@
         </w:rPr>
         <w:t>以實瑪利的第七個兒子，也是亞伯拉罕的孫子（</w:t>
       </w:r>
-      <w:hyperlink r:id="rId478">
+      <w:hyperlink r:id="rId481">
         <w:r>
           <w:rPr>
             <w:lang w:val="zh_TW" w:bidi="zh_TW"/>
@@ -13261,6 +13357,351 @@
         </w:rPr>
         <w:t>；</w:t>
       </w:r>
+      <w:hyperlink r:id="rId482">
+        <w:r>
+          <w:rPr>
+            <w:lang w:val="zh_TW" w:bidi="zh_TW"/>
+          </w:rPr>
+          <w:rPr>
+            <w:color w:val="0000EE"/>
+            <w:u w:val="single"/>
+          </w:rPr>
+          <w:t>代上1:30</w:t>
+        </w:r>
+      </w:hyperlink>
+      <w:r>
+        <w:rPr>
+          <w:lang w:val="zh_TW" w:bidi="zh_TW"/>
+        </w:rPr>
+        <w:t>）。他的後裔居住在阿拉伯西北部。亞述王提革拉毗列色三世（Tiglath-pileser III）曾提到這些人，並將他們與提瑪的居民（參</w:t>
+      </w:r>
+      <w:hyperlink r:id="rId483">
+        <w:r>
+          <w:rPr>
+            <w:lang w:val="zh_TW" w:bidi="zh_TW"/>
+          </w:rPr>
+          <w:rPr>
+            <w:color w:val="0000EE"/>
+            <w:u w:val="single"/>
+          </w:rPr>
+          <w:t>創25:15</w:t>
+        </w:r>
+      </w:hyperlink>
+      <w:r>
+        <w:rPr>
+          <w:lang w:val="zh_TW" w:bidi="zh_TW"/>
+        </w:rPr>
+        <w:t>）及其它受他統治、向他進貢的族群一同列出。提瑪人很可能是瑪撒的兄弟提瑪的後裔。</w:t>
+      </w:r>
+    </w:p>
+    <w:p>
+      <w:pPr/>
+      <w:r>
+        <w:rPr>
+          <w:lang w:val="zh_TW" w:bidi="zh_TW"/>
+        </w:rPr>
+      </w:r>
+      <w:r>
+        <w:rPr>
+          <w:lang w:val="zh_TW" w:bidi="zh_TW"/>
+        </w:rPr>
+        <w:t>瑪撒（譯註：和合本譯為「真言」）是</w:t>
+      </w:r>
+      <w:hyperlink r:id="rId484">
+        <w:r>
+          <w:rPr>
+            <w:lang w:val="zh_TW" w:bidi="zh_TW"/>
+          </w:rPr>
+          <w:rPr>
+            <w:color w:val="0000EE"/>
+            <w:u w:val="single"/>
+          </w:rPr>
+          <w:t>箴言三十章1節</w:t>
+        </w:r>
+      </w:hyperlink>
+      <w:r>
+        <w:rPr>
+          <w:lang w:val="zh_TW" w:bidi="zh_TW"/>
+        </w:rPr>
+        <w:t>和</w:t>
+      </w:r>
+      <w:hyperlink r:id="rId485">
+        <w:r>
+          <w:rPr>
+            <w:lang w:val="zh_TW" w:bidi="zh_TW"/>
+          </w:rPr>
+          <w:rPr>
+            <w:color w:val="0000EE"/>
+            <w:u w:val="single"/>
+          </w:rPr>
+          <w:t>三十一章1節</w:t>
+        </w:r>
+      </w:hyperlink>
+      <w:r>
+        <w:rPr>
+          <w:lang w:val="zh_TW" w:bidi="zh_TW"/>
+        </w:rPr>
+        <w:t>標題的一部分。在希伯來原文的</w:t>
+      </w:r>
+      <w:hyperlink r:id="rId484">
+        <w:r>
+          <w:rPr>
+            <w:lang w:val="zh_TW" w:bidi="zh_TW"/>
+          </w:rPr>
+          <w:rPr>
+            <w:color w:val="0000EE"/>
+            <w:u w:val="single"/>
+          </w:rPr>
+          <w:t>三十章1節</w:t>
+        </w:r>
+      </w:hyperlink>
+      <w:r>
+        <w:rPr>
+          <w:lang w:val="zh_TW" w:bidi="zh_TW"/>
+        </w:rPr>
+        <w:t>中有定冠詞（譯註：和合本未使用定冠詞），翻譯為「重擔」或「神諭（譯註：和合本譯為「言語」）」。在先知書中，這個詞語經常用來表示帶有警告意味的「默示」，指的是神將要臨到的審判（</w:t>
+      </w:r>
+      <w:hyperlink r:id="rId486">
+        <w:r>
+          <w:rPr>
+            <w:lang w:val="zh_TW" w:bidi="zh_TW"/>
+          </w:rPr>
+          <w:rPr>
+            <w:color w:val="0000EE"/>
+            <w:u w:val="single"/>
+          </w:rPr>
+          <w:t>賽13:1</w:t>
+        </w:r>
+      </w:hyperlink>
+      <w:r>
+        <w:rPr>
+          <w:lang w:val="zh_TW" w:bidi="zh_TW"/>
+        </w:rPr>
+        <w:t>；</w:t>
+      </w:r>
+      <w:hyperlink r:id="rId487">
+        <w:r>
+          <w:rPr>
+            <w:lang w:val="zh_TW" w:bidi="zh_TW"/>
+          </w:rPr>
+          <w:rPr>
+            <w:color w:val="0000EE"/>
+            <w:u w:val="single"/>
+          </w:rPr>
+          <w:t>鴻1:1</w:t>
+        </w:r>
+      </w:hyperlink>
+      <w:r>
+        <w:rPr>
+          <w:lang w:val="zh_TW" w:bidi="zh_TW"/>
+        </w:rPr>
+        <w:t>；</w:t>
+      </w:r>
+      <w:hyperlink r:id="rId488">
+        <w:r>
+          <w:rPr>
+            <w:lang w:val="zh_TW" w:bidi="zh_TW"/>
+          </w:rPr>
+          <w:rPr>
+            <w:color w:val="0000EE"/>
+            <w:u w:val="single"/>
+          </w:rPr>
+          <w:t>哈1:1</w:t>
+        </w:r>
+      </w:hyperlink>
+      <w:r>
+        <w:rPr>
+          <w:lang w:val="zh_TW" w:bidi="zh_TW"/>
+        </w:rPr>
+        <w:t>）。（譯註：和合本中僅將瑪撒（Massa）作為人名使用，且不會音譯「瑪撒」，而是意譯為「重擔」、「默示」等詞。）</w:t>
+      </w:r>
+      <w:r>
+        <w:rPr>
+          <w:lang w:val="zh_TW" w:bidi="zh_TW"/>
+        </w:rPr>
+      </w:r>
+      <w:r>
+        <w:rPr>
+          <w:lang w:val="zh_TW" w:bidi="zh_TW"/>
+        </w:rPr>
+      </w:r>
+    </w:p>
+    <w:p>
+      <w:pPr/>
+      <w:r>
+        <w:rPr>
+          <w:lang w:val="zh_TW" w:bidi="zh_TW"/>
+        </w:rPr>
+      </w:r>
+    </w:p>
+    <w:p>
+      <w:pPr>
+        <w:pStyle w:val="Heading2"/>
+      </w:pPr>
+      <w:r>
+        <w:rPr>
+          <w:lang w:val="zh_TW" w:bidi="zh_TW"/>
+        </w:rPr>
+        <w:t>瑪施</w:t>
+      </w:r>
+      <w:r>
+        <w:rPr>
+          <w:lang w:val="zh_TW" w:bidi="zh_TW"/>
+        </w:rPr>
+      </w:r>
+    </w:p>
+    <w:p>
+      <w:pPr/>
+      <w:r>
+        <w:rPr>
+          <w:lang w:val="zh_TW" w:bidi="zh_TW"/>
+        </w:rPr>
+      </w:r>
+      <w:r>
+        <w:rPr>
+          <w:lang w:val="zh_TW" w:bidi="zh_TW"/>
+        </w:rPr>
+        <w:t>亞蘭的第四個兒子（</w:t>
+      </w:r>
+      <w:hyperlink r:id="rId489">
+        <w:r>
+          <w:rPr>
+            <w:lang w:val="zh_TW" w:bidi="zh_TW"/>
+          </w:rPr>
+          <w:rPr>
+            <w:color w:val="0000EE"/>
+            <w:u w:val="single"/>
+          </w:rPr>
+          <w:t>創10:23</w:t>
+        </w:r>
+      </w:hyperlink>
+      <w:r>
+        <w:rPr>
+          <w:lang w:val="zh_TW" w:bidi="zh_TW"/>
+        </w:rPr>
+        <w:t>），閃的後裔。在</w:t>
+      </w:r>
+      <w:hyperlink r:id="rId490">
+        <w:r>
+          <w:rPr>
+            <w:lang w:val="zh_TW" w:bidi="zh_TW"/>
+          </w:rPr>
+          <w:rPr>
+            <w:color w:val="0000EE"/>
+            <w:u w:val="single"/>
+          </w:rPr>
+          <w:t>歷代志上一章17節</w:t>
+        </w:r>
+      </w:hyperlink>
+      <w:r>
+        <w:rPr>
+          <w:lang w:val="zh_TW" w:bidi="zh_TW"/>
+        </w:rPr>
+        <w:t>中被稱為米設。</w:t>
+      </w:r>
+      <w:r>
+        <w:rPr>
+          <w:i/>
+          <w:lang w:val="zh_TW" w:bidi="zh_TW"/>
+        </w:rPr>
+        <w:t>見</w:t>
+      </w:r>
+      <w:r>
+        <w:rPr>
+          <w:lang w:val="zh_TW" w:bidi="zh_TW"/>
+        </w:rPr>
+        <w:t>米設#2</w:t>
+      </w:r>
+      <w:r>
+        <w:rPr>
+          <w:lang w:val="zh_TW" w:bidi="zh_TW"/>
+        </w:rPr>
+        <w:t>。</w:t>
+      </w:r>
+      <w:r>
+        <w:rPr>
+          <w:lang w:val="zh_TW" w:bidi="zh_TW"/>
+        </w:rPr>
+      </w:r>
+      <w:r>
+        <w:rPr>
+          <w:lang w:val="zh_TW" w:bidi="zh_TW"/>
+        </w:rPr>
+      </w:r>
+    </w:p>
+    <w:p>
+      <w:pPr/>
+      <w:r>
+        <w:rPr>
+          <w:lang w:val="zh_TW" w:bidi="zh_TW"/>
+        </w:rPr>
+      </w:r>
+    </w:p>
+    <w:p>
+      <w:pPr>
+        <w:pStyle w:val="Heading2"/>
+      </w:pPr>
+      <w:r>
+        <w:rPr>
+          <w:lang w:val="zh_TW" w:bidi="zh_TW"/>
+        </w:rPr>
+        <w:t>瑪土撒拉</w:t>
+      </w:r>
+      <w:r>
+        <w:rPr>
+          <w:lang w:val="zh_TW" w:bidi="zh_TW"/>
+        </w:rPr>
+      </w:r>
+    </w:p>
+    <w:p>
+      <w:pPr/>
+      <w:r>
+        <w:rPr>
+          <w:lang w:val="zh_TW" w:bidi="zh_TW"/>
+        </w:rPr>
+      </w:r>
+      <w:r>
+        <w:rPr>
+          <w:lang w:val="zh_TW" w:bidi="zh_TW"/>
+        </w:rPr>
+        <w:t>以諾的兒子，拉麥的父親，挪亞的祖父，屬塞特的家系（</w:t>
+      </w:r>
+      <w:hyperlink r:id="rId491">
+        <w:r>
+          <w:rPr>
+            <w:lang w:val="zh_TW" w:bidi="zh_TW"/>
+          </w:rPr>
+          <w:rPr>
+            <w:color w:val="0000EE"/>
+            <w:u w:val="single"/>
+          </w:rPr>
+          <w:t>創5:21–27</w:t>
+        </w:r>
+      </w:hyperlink>
+      <w:r>
+        <w:rPr>
+          <w:lang w:val="zh_TW" w:bidi="zh_TW"/>
+        </w:rPr>
+        <w:t>；</w:t>
+      </w:r>
+      <w:hyperlink r:id="rId492">
+        <w:r>
+          <w:rPr>
+            <w:lang w:val="zh_TW" w:bidi="zh_TW"/>
+          </w:rPr>
+          <w:rPr>
+            <w:color w:val="0000EE"/>
+            <w:u w:val="single"/>
+          </w:rPr>
+          <w:t>代上1:3</w:t>
+        </w:r>
+      </w:hyperlink>
+      <w:r>
+        <w:rPr>
+          <w:lang w:val="zh_TW" w:bidi="zh_TW"/>
+        </w:rPr>
+        <w:t>）。瑪土撒拉活了969年，是聖經記載中最長壽的人。路加記載耶穌的祖先名單也包括他的家譜（</w:t>
+      </w:r>
       <w:hyperlink r:id="rId479">
         <w:r>
           <w:rPr>
@@ -13270,32 +13711,14 @@
             <w:color w:val="0000EE"/>
             <w:u w:val="single"/>
           </w:rPr>
-          <w:t>代上1:30</w:t>
-        </w:r>
-      </w:hyperlink>
-      <w:r>
-        <w:rPr>
-          <w:lang w:val="zh_TW" w:bidi="zh_TW"/>
-        </w:rPr>
-        <w:t>）。他的後裔居住在阿拉伯西北部。亞述王提革拉毗列色三世（Tiglath-pileser III）曾提到這些人，並將他們與提瑪的居民（參</w:t>
-      </w:r>
-      <w:hyperlink r:id="rId480">
-        <w:r>
-          <w:rPr>
-            <w:lang w:val="zh_TW" w:bidi="zh_TW"/>
-          </w:rPr>
-          <w:rPr>
-            <w:color w:val="0000EE"/>
-            <w:u w:val="single"/>
-          </w:rPr>
-          <w:t>創25:15</w:t>
-        </w:r>
-      </w:hyperlink>
-      <w:r>
-        <w:rPr>
-          <w:lang w:val="zh_TW" w:bidi="zh_TW"/>
-        </w:rPr>
-        <w:t>）及其它受他統治、向他進貢的族群一同列出。提瑪人很可能是瑪撒的兄弟提瑪的後裔。</w:t>
+          <w:t>路3:37</w:t>
+        </w:r>
+      </w:hyperlink>
+      <w:r>
+        <w:rPr>
+          <w:lang w:val="zh_TW" w:bidi="zh_TW"/>
+        </w:rPr>
+        <w:t>）。</w:t>
       </w:r>
     </w:p>
     <w:p>
@@ -13307,117 +13730,22 @@
       </w:r>
       <w:r>
         <w:rPr>
-          <w:lang w:val="zh_TW" w:bidi="zh_TW"/>
-        </w:rPr>
-        <w:t>瑪撒（譯註：和合本譯為「真言」）是</w:t>
-      </w:r>
-      <w:hyperlink r:id="rId481">
-        <w:r>
-          <w:rPr>
-            <w:lang w:val="zh_TW" w:bidi="zh_TW"/>
-          </w:rPr>
-          <w:rPr>
-            <w:color w:val="0000EE"/>
-            <w:u w:val="single"/>
-          </w:rPr>
-          <w:t>箴言三十章1節</w:t>
-        </w:r>
-      </w:hyperlink>
-      <w:r>
-        <w:rPr>
-          <w:lang w:val="zh_TW" w:bidi="zh_TW"/>
-        </w:rPr>
-        <w:t>和</w:t>
-      </w:r>
-      <w:hyperlink r:id="rId482">
-        <w:r>
-          <w:rPr>
-            <w:lang w:val="zh_TW" w:bidi="zh_TW"/>
-          </w:rPr>
-          <w:rPr>
-            <w:color w:val="0000EE"/>
-            <w:u w:val="single"/>
-          </w:rPr>
-          <w:t>三十一章1節</w:t>
-        </w:r>
-      </w:hyperlink>
-      <w:r>
-        <w:rPr>
-          <w:lang w:val="zh_TW" w:bidi="zh_TW"/>
-        </w:rPr>
-        <w:t>標題的一部分。在希伯來原文的</w:t>
-      </w:r>
-      <w:hyperlink r:id="rId481">
-        <w:r>
-          <w:rPr>
-            <w:lang w:val="zh_TW" w:bidi="zh_TW"/>
-          </w:rPr>
-          <w:rPr>
-            <w:color w:val="0000EE"/>
-            <w:u w:val="single"/>
-          </w:rPr>
-          <w:t>三十章1節</w:t>
-        </w:r>
-      </w:hyperlink>
-      <w:r>
-        <w:rPr>
-          <w:lang w:val="zh_TW" w:bidi="zh_TW"/>
-        </w:rPr>
-        <w:t>中有定冠詞（譯註：和合本未使用定冠詞），翻譯為「重擔」或「神諭（譯註：和合本譯為「言語」）」。在先知書中，這個詞語經常用來表示帶有警告意味的「默示」，指的是神將要臨到的審判（</w:t>
-      </w:r>
-      <w:hyperlink r:id="rId483">
-        <w:r>
-          <w:rPr>
-            <w:lang w:val="zh_TW" w:bidi="zh_TW"/>
-          </w:rPr>
-          <w:rPr>
-            <w:color w:val="0000EE"/>
-            <w:u w:val="single"/>
-          </w:rPr>
-          <w:t>賽13:1</w:t>
-        </w:r>
-      </w:hyperlink>
-      <w:r>
-        <w:rPr>
-          <w:lang w:val="zh_TW" w:bidi="zh_TW"/>
-        </w:rPr>
-        <w:t>；</w:t>
-      </w:r>
-      <w:hyperlink r:id="rId484">
-        <w:r>
-          <w:rPr>
-            <w:lang w:val="zh_TW" w:bidi="zh_TW"/>
-          </w:rPr>
-          <w:rPr>
-            <w:color w:val="0000EE"/>
-            <w:u w:val="single"/>
-          </w:rPr>
-          <w:t>鴻1:1</w:t>
-        </w:r>
-      </w:hyperlink>
-      <w:r>
-        <w:rPr>
-          <w:lang w:val="zh_TW" w:bidi="zh_TW"/>
-        </w:rPr>
-        <w:t>；</w:t>
-      </w:r>
-      <w:hyperlink r:id="rId485">
-        <w:r>
-          <w:rPr>
-            <w:lang w:val="zh_TW" w:bidi="zh_TW"/>
-          </w:rPr>
-          <w:rPr>
-            <w:color w:val="0000EE"/>
-            <w:u w:val="single"/>
-          </w:rPr>
-          <w:t>哈1:1</w:t>
-        </w:r>
-      </w:hyperlink>
-      <w:r>
-        <w:rPr>
-          <w:lang w:val="zh_TW" w:bidi="zh_TW"/>
-        </w:rPr>
-        <w:t>）。（譯註：和合本中僅將瑪撒（Massa）作為人名使用，且不會音譯「瑪撒」，而是意譯為「重擔」、「默示」等詞。）</w:t>
+          <w:i/>
+          <w:lang w:val="zh_TW" w:bidi="zh_TW"/>
+        </w:rPr>
+        <w:t>另見</w:t>
+      </w:r>
+      <w:r>
+        <w:rPr>
+          <w:lang w:val="zh_TW" w:bidi="zh_TW"/>
+        </w:rPr>
+        <w:t>耶穌基督的家譜</w:t>
+      </w:r>
+      <w:r>
+        <w:rPr>
+          <w:lang w:val="zh_TW" w:bidi="zh_TW"/>
+        </w:rPr>
+        <w:t>。</w:t>
       </w:r>
       <w:r>
         <w:rPr>
@@ -13446,7 +13774,7 @@
         <w:rPr>
           <w:lang w:val="zh_TW" w:bidi="zh_TW"/>
         </w:rPr>
-        <w:t>瑪施</w:t>
+        <w:t>瑪土撒利</w:t>
       </w:r>
       <w:r>
         <w:rPr>
@@ -13465,43 +13793,25 @@
         <w:rPr>
           <w:lang w:val="zh_TW" w:bidi="zh_TW"/>
         </w:rPr>
-        <w:t>亞蘭的第四個兒子（</w:t>
-      </w:r>
-      <w:hyperlink r:id="rId486">
-        <w:r>
-          <w:rPr>
-            <w:lang w:val="zh_TW" w:bidi="zh_TW"/>
-          </w:rPr>
-          <w:rPr>
-            <w:color w:val="0000EE"/>
-            <w:u w:val="single"/>
-          </w:rPr>
-          <w:t>創10:23</w:t>
-        </w:r>
-      </w:hyperlink>
-      <w:r>
-        <w:rPr>
-          <w:lang w:val="zh_TW" w:bidi="zh_TW"/>
-        </w:rPr>
-        <w:t>），閃的後裔。在</w:t>
-      </w:r>
-      <w:hyperlink r:id="rId487">
-        <w:r>
-          <w:rPr>
-            <w:lang w:val="zh_TW" w:bidi="zh_TW"/>
-          </w:rPr>
-          <w:rPr>
-            <w:color w:val="0000EE"/>
-            <w:u w:val="single"/>
-          </w:rPr>
-          <w:t>歷代志上一章17節</w:t>
-        </w:r>
-      </w:hyperlink>
-      <w:r>
-        <w:rPr>
-          <w:lang w:val="zh_TW" w:bidi="zh_TW"/>
-        </w:rPr>
-        <w:t>中被稱為米設。</w:t>
+        <w:t>米戶雅利的兒子，在某英文譯本</w:t>
+      </w:r>
+      <w:hyperlink r:id="rId493">
+        <w:r>
+          <w:rPr>
+            <w:lang w:val="zh_TW" w:bidi="zh_TW"/>
+          </w:rPr>
+          <w:rPr>
+            <w:color w:val="0000EE"/>
+            <w:u w:val="single"/>
+          </w:rPr>
+          <w:t>創世記四章18節</w:t>
+        </w:r>
+      </w:hyperlink>
+      <w:r>
+        <w:rPr>
+          <w:lang w:val="zh_TW" w:bidi="zh_TW"/>
+        </w:rPr>
+        <w:t>中，使用了Methushael的拼法來表示瑪土撒利（Methusael）。</w:t>
       </w:r>
       <w:r>
         <w:rPr>
@@ -13514,7 +13824,7 @@
         <w:rPr>
           <w:lang w:val="zh_TW" w:bidi="zh_TW"/>
         </w:rPr>
-        <w:t>米設#2</w:t>
+        <w:t>瑪土撒利</w:t>
       </w:r>
       <w:r>
         <w:rPr>
@@ -13549,7 +13859,7 @@
         <w:rPr>
           <w:lang w:val="zh_TW" w:bidi="zh_TW"/>
         </w:rPr>
-        <w:t>瑪土撒拉</w:t>
+        <w:t>瑪土撒利</w:t>
       </w:r>
       <w:r>
         <w:rPr>
@@ -13568,223 +13878,9 @@
         <w:rPr>
           <w:lang w:val="zh_TW" w:bidi="zh_TW"/>
         </w:rPr>
-        <w:t>以諾的兒子，拉麥的父親，挪亞的祖父，屬塞特的家系（</w:t>
-      </w:r>
-      <w:hyperlink r:id="rId488">
-        <w:r>
-          <w:rPr>
-            <w:lang w:val="zh_TW" w:bidi="zh_TW"/>
-          </w:rPr>
-          <w:rPr>
-            <w:color w:val="0000EE"/>
-            <w:u w:val="single"/>
-          </w:rPr>
-          <w:t>創5:21–27</w:t>
-        </w:r>
-      </w:hyperlink>
-      <w:r>
-        <w:rPr>
-          <w:lang w:val="zh_TW" w:bidi="zh_TW"/>
-        </w:rPr>
-        <w:t>；</w:t>
-      </w:r>
-      <w:hyperlink r:id="rId489">
-        <w:r>
-          <w:rPr>
-            <w:lang w:val="zh_TW" w:bidi="zh_TW"/>
-          </w:rPr>
-          <w:rPr>
-            <w:color w:val="0000EE"/>
-            <w:u w:val="single"/>
-          </w:rPr>
-          <w:t>代上1:3</w:t>
-        </w:r>
-      </w:hyperlink>
-      <w:r>
-        <w:rPr>
-          <w:lang w:val="zh_TW" w:bidi="zh_TW"/>
-        </w:rPr>
-        <w:t>）。瑪土撒拉活了969年，是聖經記載中最長壽的人。路加記載耶穌的祖先名單也包括他的家譜（</w:t>
-      </w:r>
-      <w:hyperlink r:id="rId476">
-        <w:r>
-          <w:rPr>
-            <w:lang w:val="zh_TW" w:bidi="zh_TW"/>
-          </w:rPr>
-          <w:rPr>
-            <w:color w:val="0000EE"/>
-            <w:u w:val="single"/>
-          </w:rPr>
-          <w:t>路3:37</w:t>
-        </w:r>
-      </w:hyperlink>
-      <w:r>
-        <w:rPr>
-          <w:lang w:val="zh_TW" w:bidi="zh_TW"/>
-        </w:rPr>
-        <w:t>）。</w:t>
-      </w:r>
-    </w:p>
-    <w:p>
-      <w:pPr/>
-      <w:r>
-        <w:rPr>
-          <w:lang w:val="zh_TW" w:bidi="zh_TW"/>
-        </w:rPr>
-      </w:r>
-      <w:r>
-        <w:rPr>
-          <w:i/>
-          <w:lang w:val="zh_TW" w:bidi="zh_TW"/>
-        </w:rPr>
-        <w:t>另見</w:t>
-      </w:r>
-      <w:r>
-        <w:rPr>
-          <w:lang w:val="zh_TW" w:bidi="zh_TW"/>
-        </w:rPr>
-        <w:t>耶穌基督的家譜</w:t>
-      </w:r>
-      <w:r>
-        <w:rPr>
-          <w:lang w:val="zh_TW" w:bidi="zh_TW"/>
-        </w:rPr>
-        <w:t>。</w:t>
-      </w:r>
-      <w:r>
-        <w:rPr>
-          <w:lang w:val="zh_TW" w:bidi="zh_TW"/>
-        </w:rPr>
-      </w:r>
-      <w:r>
-        <w:rPr>
-          <w:lang w:val="zh_TW" w:bidi="zh_TW"/>
-        </w:rPr>
-      </w:r>
-    </w:p>
-    <w:p>
-      <w:pPr/>
-      <w:r>
-        <w:rPr>
-          <w:lang w:val="zh_TW" w:bidi="zh_TW"/>
-        </w:rPr>
-      </w:r>
-    </w:p>
-    <w:p>
-      <w:pPr>
-        <w:pStyle w:val="Heading2"/>
-      </w:pPr>
-      <w:r>
-        <w:rPr>
-          <w:lang w:val="zh_TW" w:bidi="zh_TW"/>
-        </w:rPr>
-        <w:t>瑪土撒利</w:t>
-      </w:r>
-      <w:r>
-        <w:rPr>
-          <w:lang w:val="zh_TW" w:bidi="zh_TW"/>
-        </w:rPr>
-      </w:r>
-    </w:p>
-    <w:p>
-      <w:pPr/>
-      <w:r>
-        <w:rPr>
-          <w:lang w:val="zh_TW" w:bidi="zh_TW"/>
-        </w:rPr>
-      </w:r>
-      <w:r>
-        <w:rPr>
-          <w:lang w:val="zh_TW" w:bidi="zh_TW"/>
-        </w:rPr>
-        <w:t>米戶雅利的兒子，在某英文譯本</w:t>
-      </w:r>
-      <w:hyperlink r:id="rId490">
-        <w:r>
-          <w:rPr>
-            <w:lang w:val="zh_TW" w:bidi="zh_TW"/>
-          </w:rPr>
-          <w:rPr>
-            <w:color w:val="0000EE"/>
-            <w:u w:val="single"/>
-          </w:rPr>
-          <w:t>創世記四章18節</w:t>
-        </w:r>
-      </w:hyperlink>
-      <w:r>
-        <w:rPr>
-          <w:lang w:val="zh_TW" w:bidi="zh_TW"/>
-        </w:rPr>
-        <w:t>中，使用了Methushael的拼法來表示瑪土撒利（Methusael）。</w:t>
-      </w:r>
-      <w:r>
-        <w:rPr>
-          <w:i/>
-          <w:lang w:val="zh_TW" w:bidi="zh_TW"/>
-        </w:rPr>
-        <w:t>見</w:t>
-      </w:r>
-      <w:r>
-        <w:rPr>
-          <w:lang w:val="zh_TW" w:bidi="zh_TW"/>
-        </w:rPr>
-        <w:t>瑪土撒利</w:t>
-      </w:r>
-      <w:r>
-        <w:rPr>
-          <w:lang w:val="zh_TW" w:bidi="zh_TW"/>
-        </w:rPr>
-        <w:t>。</w:t>
-      </w:r>
-      <w:r>
-        <w:rPr>
-          <w:lang w:val="zh_TW" w:bidi="zh_TW"/>
-        </w:rPr>
-      </w:r>
-      <w:r>
-        <w:rPr>
-          <w:lang w:val="zh_TW" w:bidi="zh_TW"/>
-        </w:rPr>
-      </w:r>
-    </w:p>
-    <w:p>
-      <w:pPr/>
-      <w:r>
-        <w:rPr>
-          <w:lang w:val="zh_TW" w:bidi="zh_TW"/>
-        </w:rPr>
-      </w:r>
-    </w:p>
-    <w:p>
-      <w:pPr>
-        <w:pStyle w:val="Heading2"/>
-      </w:pPr>
-      <w:r>
-        <w:rPr>
-          <w:lang w:val="zh_TW" w:bidi="zh_TW"/>
-        </w:rPr>
-        <w:t>瑪土撒利</w:t>
-      </w:r>
-      <w:r>
-        <w:rPr>
-          <w:lang w:val="zh_TW" w:bidi="zh_TW"/>
-        </w:rPr>
-      </w:r>
-    </w:p>
-    <w:p>
-      <w:pPr/>
-      <w:r>
-        <w:rPr>
-          <w:lang w:val="zh_TW" w:bidi="zh_TW"/>
-        </w:rPr>
-      </w:r>
-      <w:r>
-        <w:rPr>
-          <w:lang w:val="zh_TW" w:bidi="zh_TW"/>
-        </w:rPr>
         <w:t>米戶雅利的兒子，拉麥的父親，屬該隱的家系（</w:t>
       </w:r>
-      <w:hyperlink r:id="rId490">
+      <w:hyperlink r:id="rId493">
         <w:r>
           <w:rPr>
             <w:lang w:val="zh_TW" w:bidi="zh_TW"/>

--- a/zht/docx/097.content.docx
+++ b/zht/docx/097.content.docx
@@ -149,7 +149,7 @@
         <w:rPr>
           <w:lang w:val="zh_TW" w:bidi="zh_TW"/>
         </w:rPr>
-        <w:t>luan</w:t>
+        <w:t>lu</w:t>
       </w:r>
       <w:r>
         <w:rPr>
@@ -212,84 +212,23 @@
         <w:rPr>
           <w:lang w:val="zh_TW" w:bidi="zh_TW"/>
         </w:rPr>
-        <w:t>亂倫</w:t>
-      </w:r>
-      <w:r>
-        <w:rPr>
-          <w:lang w:val="zh_TW" w:bidi="zh_TW"/>
-        </w:rPr>
-      </w:r>
-    </w:p>
-    <w:p>
-      <w:pPr/>
-      <w:r>
-        <w:rPr>
-          <w:lang w:val="zh_TW" w:bidi="zh_TW"/>
-        </w:rPr>
-      </w:r>
-      <w:r>
-        <w:rPr>
-          <w:lang w:val="zh_TW" w:bidi="zh_TW"/>
-        </w:rPr>
-        <w:t>這指的是近親之間發生的性關係。</w:t>
-      </w:r>
-    </w:p>
-    <w:p>
-      <w:pPr/>
-      <w:r>
-        <w:rPr>
-          <w:lang w:val="zh_TW" w:bidi="zh_TW"/>
-        </w:rPr>
-      </w:r>
-      <w:hyperlink r:id="rId13">
-        <w:r>
-          <w:rPr>
-            <w:lang w:val="zh_TW" w:bidi="zh_TW"/>
-          </w:rPr>
-          <w:rPr>
-            <w:color w:val="0000EE"/>
-            <w:u w:val="single"/>
-          </w:rPr>
-          <w:t>利未記十八章</w:t>
-        </w:r>
-      </w:hyperlink>
-      <w:r>
-        <w:rPr>
-          <w:lang w:val="zh_TW" w:bidi="zh_TW"/>
-        </w:rPr>
-        <w:t>中嚴厲禁止亂倫。</w:t>
-      </w:r>
-      <w:hyperlink r:id="rId14">
-        <w:r>
-          <w:rPr>
-            <w:lang w:val="zh_TW" w:bidi="zh_TW"/>
-          </w:rPr>
-          <w:rPr>
-            <w:color w:val="0000EE"/>
-            <w:u w:val="single"/>
-          </w:rPr>
-          <w:t>利未記二十章</w:t>
-        </w:r>
-      </w:hyperlink>
-      <w:r>
-        <w:rPr>
-          <w:lang w:val="zh_TW" w:bidi="zh_TW"/>
-        </w:rPr>
-        <w:t>中甚至指出，若有人犯某些亂倫的罪，必須處以死刑。聖經將亂倫視為極其嚴重的罪，稱其為羞恥、悖逆常理的事。</w:t>
-      </w:r>
-    </w:p>
-    <w:p>
-      <w:pPr/>
-      <w:r>
-        <w:rPr>
-          <w:lang w:val="zh_TW" w:bidi="zh_TW"/>
-        </w:rPr>
-      </w:r>
-      <w:r>
-        <w:rPr>
-          <w:lang w:val="zh_TW" w:bidi="zh_TW"/>
-        </w:rPr>
-        <w:t>聖經中的亂倫例子顯示，這類行為源於敗壞的品格：</w:t>
+        <w:t>路得記</w:t>
+      </w:r>
+      <w:r>
+        <w:rPr>
+          <w:lang w:val="zh_TW" w:bidi="zh_TW"/>
+        </w:rPr>
+      </w:r>
+    </w:p>
+    <w:p>
+      <w:pPr>
+        <w:pStyle w:val="Heading3"/>
+      </w:pPr>
+      <w:r>
+        <w:rPr>
+          <w:lang w:val="zh_TW" w:bidi="zh_TW"/>
+        </w:rPr>
+        <w:t>概述</w:t>
       </w:r>
     </w:p>
     <w:p>
@@ -307,25 +246,7 @@
         <w:rPr>
           <w:lang w:val="zh_TW" w:bidi="zh_TW"/>
         </w:rPr>
-        <w:t>羅得的兩個女兒使父親喝醉，並與他同寢，結果二人都懷了孕（</w:t>
-      </w:r>
-      <w:hyperlink r:id="rId15">
-        <w:r>
-          <w:rPr>
-            <w:lang w:val="zh_TW" w:bidi="zh_TW"/>
-          </w:rPr>
-          <w:rPr>
-            <w:color w:val="0000EE"/>
-            <w:u w:val="single"/>
-          </w:rPr>
-          <w:t>創19:30–38</w:t>
-        </w:r>
-      </w:hyperlink>
-      <w:r>
-        <w:rPr>
-          <w:lang w:val="zh_TW" w:bidi="zh_TW"/>
-        </w:rPr>
-        <w:t>）。</w:t>
+        <w:t>路得記是誰寫的？何時寫成？</w:t>
       </w:r>
     </w:p>
     <w:p>
@@ -343,25 +264,7 @@
         <w:rPr>
           <w:lang w:val="zh_TW" w:bidi="zh_TW"/>
         </w:rPr>
-        <w:t>暗嫩用詭計強暴了同父異母的妹妹她瑪（</w:t>
-      </w:r>
-      <w:hyperlink r:id="rId16">
-        <w:r>
-          <w:rPr>
-            <w:lang w:val="zh_TW" w:bidi="zh_TW"/>
-          </w:rPr>
-          <w:rPr>
-            <w:color w:val="0000EE"/>
-            <w:u w:val="single"/>
-          </w:rPr>
-          <w:t>撒下13:1–22</w:t>
-        </w:r>
-      </w:hyperlink>
-      <w:r>
-        <w:rPr>
-          <w:lang w:val="zh_TW" w:bidi="zh_TW"/>
-        </w:rPr>
-        <w:t>）。</w:t>
+        <w:t>路得記為何而寫？</w:t>
       </w:r>
     </w:p>
     <w:p>
@@ -379,7 +282,304 @@
         <w:rPr>
           <w:lang w:val="zh_TW" w:bidi="zh_TW"/>
         </w:rPr>
-        <w:t>保羅嚴厲責備哥林多教會中發生的亂倫事件（</w:t>
+        <w:t>路得記的內容是什麼？</w:t>
+      </w:r>
+    </w:p>
+    <w:p>
+      <w:pPr>
+        <w:pStyle w:val="ListBullet"/>
+        <w:spacing w:line="240" w:lineRule="auto"/>
+        <w:ind w:left="720"/>
+      </w:pPr>
+      <w:r>
+        <w:rPr>
+          <w:lang w:val="zh_TW" w:bidi="zh_TW"/>
+        </w:rPr>
+      </w:r>
+      <w:r>
+        <w:rPr>
+          <w:lang w:val="zh_TW" w:bidi="zh_TW"/>
+        </w:rPr>
+        <w:t>路得記的信息是什麼？</w:t>
+      </w:r>
+    </w:p>
+    <w:p>
+      <w:pPr>
+        <w:pStyle w:val="Heading3"/>
+      </w:pPr>
+      <w:r>
+        <w:rPr>
+          <w:lang w:val="zh_TW" w:bidi="zh_TW"/>
+        </w:rPr>
+        <w:t>路得記是誰寫的？何時寫成？</w:t>
+      </w:r>
+    </w:p>
+    <w:p>
+      <w:pPr/>
+      <w:r>
+        <w:rPr>
+          <w:lang w:val="zh_TW" w:bidi="zh_TW"/>
+        </w:rPr>
+      </w:r>
+      <w:r>
+        <w:rPr>
+          <w:lang w:val="zh_TW" w:bidi="zh_TW"/>
+        </w:rPr>
+        <w:t>這卷書的作者不詳。誰寫這卷書與寫作時間有關。經文中的一些線索能幫助我們回答這個問題。</w:t>
+      </w:r>
+    </w:p>
+    <w:p>
+      <w:pPr/>
+      <w:r>
+        <w:rPr>
+          <w:lang w:val="zh_TW" w:bidi="zh_TW"/>
+        </w:rPr>
+      </w:r>
+      <w:hyperlink r:id="rId13">
+        <w:r>
+          <w:rPr>
+            <w:lang w:val="zh_TW" w:bidi="zh_TW"/>
+          </w:rPr>
+          <w:rPr>
+            <w:color w:val="0000EE"/>
+            <w:u w:val="single"/>
+          </w:rPr>
+          <w:t>路得記四章18至22節</w:t>
+        </w:r>
+      </w:hyperlink>
+      <w:r>
+        <w:rPr>
+          <w:lang w:val="zh_TW" w:bidi="zh_TW"/>
+        </w:rPr>
+        <w:t>告訴我們，路得是大衛王的曾祖母。這顯示這卷書很可能寫於大衛登基之後。</w:t>
+      </w:r>
+    </w:p>
+    <w:p>
+      <w:pPr/>
+      <w:r>
+        <w:rPr>
+          <w:lang w:val="zh_TW" w:bidi="zh_TW"/>
+        </w:rPr>
+      </w:r>
+      <w:r>
+        <w:rPr>
+          <w:lang w:val="zh_TW" w:bidi="zh_TW"/>
+        </w:rPr>
+        <w:t>由於路得記不贊同與外邦人通婚，因此這卷書很可能不是寫於所羅門推行外邦婚姻政策的時期。</w:t>
+      </w:r>
+    </w:p>
+    <w:p>
+      <w:pPr/>
+      <w:r>
+        <w:rPr>
+          <w:lang w:val="zh_TW" w:bidi="zh_TW"/>
+        </w:rPr>
+      </w:r>
+      <w:r>
+        <w:rPr>
+          <w:lang w:val="zh_TW" w:bidi="zh_TW"/>
+        </w:rPr>
+        <w:t>此外，大衛與摩押之間的友好關係，或許啟發了他國中的某人寫下這卷書，以說明大衛行動的原因（見</w:t>
+      </w:r>
+      <w:hyperlink r:id="rId14">
+        <w:r>
+          <w:rPr>
+            <w:lang w:val="zh_TW" w:bidi="zh_TW"/>
+          </w:rPr>
+          <w:rPr>
+            <w:color w:val="0000EE"/>
+            <w:u w:val="single"/>
+          </w:rPr>
+          <w:t>撒上22:3–5</w:t>
+        </w:r>
+      </w:hyperlink>
+      <w:r>
+        <w:rPr>
+          <w:lang w:val="zh_TW" w:bidi="zh_TW"/>
+        </w:rPr>
+        <w:t>）。因此，作者可能是大衛的親近之人，或許是撒母耳、拿單，或亞比亞他。</w:t>
+      </w:r>
+    </w:p>
+    <w:p>
+      <w:pPr/>
+      <w:r>
+        <w:rPr>
+          <w:lang w:val="zh_TW" w:bidi="zh_TW"/>
+        </w:rPr>
+      </w:r>
+      <w:r>
+        <w:rPr>
+          <w:lang w:val="zh_TW" w:bidi="zh_TW"/>
+        </w:rPr>
+        <w:t>這卷書的敘事以「當士師秉政的時候」這片語開頭。士師的時期約持續三百年，雖然撒母耳也曾作士師，但是這是自俄陀聶開始，至參孫結束。</w:t>
+      </w:r>
+    </w:p>
+    <w:p>
+      <w:pPr/>
+      <w:r>
+        <w:rPr>
+          <w:lang w:val="zh_TW" w:bidi="zh_TW"/>
+        </w:rPr>
+      </w:r>
+      <w:r>
+        <w:rPr>
+          <w:lang w:val="zh_TW" w:bidi="zh_TW"/>
+        </w:rPr>
+        <w:t>如果</w:t>
+      </w:r>
+      <w:hyperlink r:id="rId13">
+        <w:r>
+          <w:rPr>
+            <w:lang w:val="zh_TW" w:bidi="zh_TW"/>
+          </w:rPr>
+          <w:rPr>
+            <w:color w:val="0000EE"/>
+            <w:u w:val="single"/>
+          </w:rPr>
+          <w:t>路得記四章18至22節</w:t>
+        </w:r>
+      </w:hyperlink>
+      <w:r>
+        <w:rPr>
+          <w:lang w:val="zh_TW" w:bidi="zh_TW"/>
+        </w:rPr>
+        <w:t>中的家譜記錄是完整的，那麼這些事件發生在大衛曾祖父的一生之中，並記載了他祖父的出生。若以每代約35年計算，這些事大約發生在公元前11世紀初期，也就是在大衛出生前約100年。</w:t>
+      </w:r>
+    </w:p>
+    <w:p>
+      <w:pPr>
+        <w:pStyle w:val="Heading3"/>
+      </w:pPr>
+      <w:r>
+        <w:rPr>
+          <w:lang w:val="zh_TW" w:bidi="zh_TW"/>
+        </w:rPr>
+        <w:t>路得記為何而寫？</w:t>
+      </w:r>
+    </w:p>
+    <w:p>
+      <w:pPr/>
+      <w:r>
+        <w:rPr>
+          <w:lang w:val="zh_TW" w:bidi="zh_TW"/>
+        </w:rPr>
+      </w:r>
+      <w:r>
+        <w:rPr>
+          <w:lang w:val="zh_TW" w:bidi="zh_TW"/>
+        </w:rPr>
+        <w:t>這卷書的寫作目的取決於其寫作的時間。如果這卷書是在大衛死後不久寫成的，那麼它可能是為了證明大衛的家族（即大衛的王室血脈）是神所揀選的王族。這卷書也可能是用來說明，為何那位敬虔的摩押女子能進入以色列的民族之中。</w:t>
+      </w:r>
+    </w:p>
+    <w:p>
+      <w:pPr>
+        <w:pStyle w:val="Heading3"/>
+      </w:pPr>
+      <w:r>
+        <w:rPr>
+          <w:lang w:val="zh_TW" w:bidi="zh_TW"/>
+        </w:rPr>
+        <w:t>路得記的內容是甚麼？</w:t>
+      </w:r>
+    </w:p>
+    <w:p>
+      <w:pPr>
+        <w:pStyle w:val="Heading4"/>
+      </w:pPr>
+      <w:r>
+        <w:rPr>
+          <w:lang w:val="zh_TW" w:bidi="zh_TW"/>
+        </w:rPr>
+        <w:t>引言（</w:t>
+      </w:r>
+      <w:hyperlink r:id="rId15">
+        <w:r>
+          <w:rPr>
+            <w:lang w:val="zh_TW" w:bidi="zh_TW"/>
+          </w:rPr>
+          <w:rPr>
+            <w:color w:val="0000EE"/>
+            <w:u w:val="single"/>
+          </w:rPr>
+          <w:t>1:1–5</w:t>
+        </w:r>
+      </w:hyperlink>
+      <w:r>
+        <w:rPr>
+          <w:lang w:val="zh_TW" w:bidi="zh_TW"/>
+        </w:rPr>
+        <w:t>）</w:t>
+      </w:r>
+    </w:p>
+    <w:p>
+      <w:pPr/>
+      <w:r>
+        <w:rPr>
+          <w:lang w:val="zh_TW" w:bidi="zh_TW"/>
+        </w:rPr>
+      </w:r>
+      <w:r>
+        <w:rPr>
+          <w:lang w:val="zh_TW" w:bidi="zh_TW"/>
+        </w:rPr>
+        <w:t>由於饑荒，以利米勒帶著妻子拿俄米和兩個兒子瑪倫、基連過約但河往摩押地去，因那裡有糧食。兩個兒子娶了摩押女子為妻，但後來二人都死了，他們的父親也去世。拿俄米成了寡婦，只剩下兩個外邦媳婦。</w:t>
+      </w:r>
+    </w:p>
+    <w:p>
+      <w:pPr>
+        <w:pStyle w:val="Heading4"/>
+      </w:pPr>
+      <w:r>
+        <w:rPr>
+          <w:lang w:val="zh_TW" w:bidi="zh_TW"/>
+        </w:rPr>
+        <w:t>返回伯利恆 （</w:t>
+      </w:r>
+      <w:hyperlink r:id="rId16">
+        <w:r>
+          <w:rPr>
+            <w:lang w:val="zh_TW" w:bidi="zh_TW"/>
+          </w:rPr>
+          <w:rPr>
+            <w:color w:val="0000EE"/>
+            <w:u w:val="single"/>
+          </w:rPr>
+          <w:t>1:6–22</w:t>
+        </w:r>
+      </w:hyperlink>
+      <w:r>
+        <w:rPr>
+          <w:lang w:val="zh_TW" w:bidi="zh_TW"/>
+        </w:rPr>
+        <w:t>）</w:t>
+      </w:r>
+    </w:p>
+    <w:p>
+      <w:pPr/>
+      <w:r>
+        <w:rPr>
+          <w:lang w:val="zh_TW" w:bidi="zh_TW"/>
+        </w:rPr>
+      </w:r>
+      <w:r>
+        <w:rPr>
+          <w:lang w:val="zh_TW" w:bidi="zh_TW"/>
+        </w:rPr>
+        <w:t>拿俄米聽說伯利恆的饑荒已經過去，便預備回去。她的兩個媳婦俄珥巴和路得陪她走了一段路。拿俄米顧念她們在猶大作外邦人可能遭遇的艱難，便勸她們留在本地。兩個年輕的寡婦起初都不肯離開，但拿俄米說明情況：她已年老，不可能再懷孕，因此沒有弟弟能履行娶寡嫂婚（levirate）的責任。她自己也難再出嫁生子。即使這些條件改變，等待也是不切實際的。俄珥巴想通了，就親吻婆婆道別。</w:t>
+      </w:r>
+    </w:p>
+    <w:p>
+      <w:pPr/>
+      <w:r>
+        <w:rPr>
+          <w:lang w:val="zh_TW" w:bidi="zh_TW"/>
+        </w:rPr>
+      </w:r>
+      <w:r>
+        <w:rPr>
+          <w:lang w:val="zh_TW" w:bidi="zh_TW"/>
+        </w:rPr>
+        <w:t>路得「捨不得拿俄米」（</w:t>
       </w:r>
       <w:hyperlink r:id="rId17">
         <w:r>
@@ -390,30 +590,16 @@
             <w:color w:val="0000EE"/>
             <w:u w:val="single"/>
           </w:rPr>
-          <w:t>林前5:1–5</w:t>
+          <w:t>得1:14</w:t>
         </w:r>
       </w:hyperlink>
       <w:r>
         <w:rPr>
           <w:lang w:val="zh_TW" w:bidi="zh_TW"/>
         </w:rPr>
-        <w:t>），表明即使在新約聖經時代，亂倫仍然是錯誤的行為。</w:t>
-      </w:r>
-    </w:p>
-    <w:p>
-      <w:pPr/>
-      <w:r>
-        <w:rPr>
-          <w:lang w:val="zh_TW" w:bidi="zh_TW"/>
-        </w:rPr>
-      </w:r>
-      <w:r>
-        <w:rPr>
-          <w:lang w:val="zh_TW" w:bidi="zh_TW"/>
-        </w:rPr>
-        <w:t>血緣關係或血親（consanguinity）是判定某些性行為為非法的一個因素。例如，這適用於兄弟與姊妹、父母與兒女、祖父母與孫子女，也包括某些姑母、叔父、姨母、舅父，以及姪子姪女與外甥外甥女。</w:t>
-      </w:r>
-      <w:hyperlink r:id="rId13">
+        <w:t>）。路得堅定要與拿俄米同在的心志，所用的希伯來文字詞與形容夫妻聯合的字詞相同（</w:t>
+      </w:r>
+      <w:hyperlink r:id="rId18">
         <w:r>
           <w:rPr>
             <w:lang w:val="zh_TW" w:bidi="zh_TW"/>
@@ -422,16 +608,16 @@
             <w:color w:val="0000EE"/>
             <w:u w:val="single"/>
           </w:rPr>
-          <w:t>利未記十八章</w:t>
+          <w:t>創2:24</w:t>
         </w:r>
       </w:hyperlink>
       <w:r>
         <w:rPr>
           <w:lang w:val="zh_TW" w:bidi="zh_TW"/>
         </w:rPr>
-        <w:t>也禁止與姻親關係（affinity）中的親屬發生性關係，並且禁止與某些叔伯或姑姨之間的性行為。古代以色列中有一個例外情況：如果一個人的兄弟死了，沒有留下兒子，這個人可以娶他兄弟的寡婦為妻（</w:t>
-      </w:r>
-      <w:hyperlink r:id="rId18">
+        <w:t>），意思如同緊貼或黏合，難以分開。路得藉著五個堅定的宣告表明她真誠的決心（</w:t>
+      </w:r>
+      <w:hyperlink r:id="rId19">
         <w:r>
           <w:rPr>
             <w:lang w:val="zh_TW" w:bidi="zh_TW"/>
@@ -440,13 +626,102 @@
             <w:color w:val="0000EE"/>
             <w:u w:val="single"/>
           </w:rPr>
-          <w:t>申25:5–10</w:t>
+          <w:t>得1:16–17</w:t>
         </w:r>
       </w:hyperlink>
       <w:r>
         <w:rPr>
           <w:lang w:val="zh_TW" w:bidi="zh_TW"/>
         </w:rPr>
+        <w:t>）。她捨棄過去的生活，去得著她更看重的新生命，選擇跟隨以色列的神，遵行祂的律法。路得對以色列神的呼求與拿俄米的勸說相合，於是二人一同回到伯利恆。</w:t>
+      </w:r>
+    </w:p>
+    <w:p>
+      <w:pPr/>
+      <w:r>
+        <w:rPr>
+          <w:lang w:val="zh_TW" w:bidi="zh_TW"/>
+        </w:rPr>
+      </w:r>
+      <w:r>
+        <w:rPr>
+          <w:lang w:val="zh_TW" w:bidi="zh_TW"/>
+        </w:rPr>
+        <w:t>拿俄米回到伯利恆的路途十分艱難。她離開伯利恆時有丈夫和兩個兒子，但她回來時他們都已去世。她要求朋友們稱她為「瑪拉」，意思是「苦」。然而，她回來的時候正值收割的起頭，是一個蒙恩的時節。</w:t>
+      </w:r>
+    </w:p>
+    <w:p>
+      <w:pPr>
+        <w:pStyle w:val="Heading4"/>
+      </w:pPr>
+      <w:r>
+        <w:rPr>
+          <w:lang w:val="zh_TW" w:bidi="zh_TW"/>
+        </w:rPr>
+        <w:t>在波阿斯的田間拾麥穗 （</w:t>
+      </w:r>
+      <w:hyperlink r:id="rId20">
+        <w:r>
+          <w:rPr>
+            <w:lang w:val="zh_TW" w:bidi="zh_TW"/>
+          </w:rPr>
+          <w:rPr>
+            <w:color w:val="0000EE"/>
+            <w:u w:val="single"/>
+          </w:rPr>
+          <w:t>2:1–23</w:t>
+        </w:r>
+      </w:hyperlink>
+      <w:r>
+        <w:rPr>
+          <w:lang w:val="zh_TW" w:bidi="zh_TW"/>
+        </w:rPr>
+        <w:t>）</w:t>
+      </w:r>
+    </w:p>
+    <w:p>
+      <w:pPr/>
+      <w:r>
+        <w:rPr>
+          <w:lang w:val="zh_TW" w:bidi="zh_TW"/>
+        </w:rPr>
+      </w:r>
+      <w:r>
+        <w:rPr>
+          <w:lang w:val="zh_TW" w:bidi="zh_TW"/>
+        </w:rPr>
+        <w:t>本章開頭先介紹波阿斯——他是以利米勒的親族，也是個富有的人。</w:t>
+      </w:r>
+    </w:p>
+    <w:p>
+      <w:pPr/>
+      <w:r>
+        <w:rPr>
+          <w:lang w:val="zh_TW" w:bidi="zh_TW"/>
+        </w:rPr>
+      </w:r>
+      <w:r>
+        <w:rPr>
+          <w:lang w:val="zh_TW" w:bidi="zh_TW"/>
+        </w:rPr>
+        <w:t>在第二節中，路得主動提出要到田間去，在用工具收割穀物的工人（這些工人被稱為「收割的人」）後面拾取遺落的麥穗。窮人可以在他們之後拾取遺穗（這些人被稱為「拾穗的人」）。拾穗的人也可以在田地的邊緣收集穀物。這是神所設立的律法之一，目的是讓貧窮的人能有足夠的食物（</w:t>
+      </w:r>
+      <w:hyperlink r:id="rId21">
+        <w:r>
+          <w:rPr>
+            <w:lang w:val="zh_TW" w:bidi="zh_TW"/>
+          </w:rPr>
+          <w:rPr>
+            <w:color w:val="0000EE"/>
+            <w:u w:val="single"/>
+          </w:rPr>
+          <w:t>利19:9–10</w:t>
+        </w:r>
+      </w:hyperlink>
+      <w:r>
+        <w:rPr>
+          <w:lang w:val="zh_TW" w:bidi="zh_TW"/>
+        </w:rPr>
         <w:t>）。</w:t>
       </w:r>
     </w:p>
@@ -461,7 +736,1241 @@
         <w:rPr>
           <w:lang w:val="zh_TW" w:bidi="zh_TW"/>
         </w:rPr>
-        <w:t>雖然在血親之間避免亂倫有其遺傳方面的理由，但更主要的問題在於，亂倫會傷害家庭關係。由於家庭在神於地上所做的工中居於核心地位，神嚴厲地審判亂倫。當家庭成員之間出現性上的不當行為時，家庭就無法存續。</w:t>
+        <w:t>路得來到波阿斯的田裡。當波阿斯前來查看時，他注意到路得，詢問她是誰，並得知她的身分。管理的人說，她從清早就一直在田間勤勞工作。波阿斯因路得對拿俄米的忠誠而感動，特別善待她，讓她可以在收割者的後面直接拾穗。此外，年輕的僕人還為她打水，這在當時是相當特別的待遇。</w:t>
+      </w:r>
+    </w:p>
+    <w:p>
+      <w:pPr/>
+      <w:r>
+        <w:rPr>
+          <w:lang w:val="zh_TW" w:bidi="zh_TW"/>
+        </w:rPr>
+      </w:r>
+      <w:r>
+        <w:rPr>
+          <w:lang w:val="zh_TW" w:bidi="zh_TW"/>
+        </w:rPr>
+        <w:t>路得表現出極大的謙卑與尊敬，問波阿斯為何她這外邦女子竟蒙如此恩待。波阿斯提出兩個原因：她愛婆婆，也看見屬靈的真理，使她投靠以色列的神「的翅膀下」（</w:t>
+      </w:r>
+      <w:hyperlink r:id="rId22">
+        <w:r>
+          <w:rPr>
+            <w:lang w:val="zh_TW" w:bidi="zh_TW"/>
+          </w:rPr>
+          <w:rPr>
+            <w:color w:val="0000EE"/>
+            <w:u w:val="single"/>
+          </w:rPr>
+          <w:t>得2:12</w:t>
+        </w:r>
+      </w:hyperlink>
+      <w:r>
+        <w:rPr>
+          <w:lang w:val="zh_TW" w:bidi="zh_TW"/>
+        </w:rPr>
+        <w:t>）。這個片語是在形容神的保護，如同母鳥展翅庇護幼雛一般。</w:t>
+      </w:r>
+    </w:p>
+    <w:p>
+      <w:pPr/>
+      <w:r>
+        <w:rPr>
+          <w:lang w:val="zh_TW" w:bidi="zh_TW"/>
+        </w:rPr>
+      </w:r>
+      <w:r>
+        <w:rPr>
+          <w:lang w:val="zh_TW" w:bidi="zh_TW"/>
+        </w:rPr>
+        <w:t>她也在收割的人的飯桌上得了座位。她照著波阿斯的吩咐，回到田裡繼續拾取未收割的麥穗。到了一天結束時，她回家見拿俄米，告訴她當天所發生的事。拿俄米告訴路得，波阿斯有買贖至親的權利（詳見下文討論）。路得便繼續在波阿斯的田裡工作，直到收割季節結束。</w:t>
+      </w:r>
+    </w:p>
+    <w:p>
+      <w:pPr>
+        <w:pStyle w:val="Heading4"/>
+      </w:pPr>
+      <w:r>
+        <w:rPr>
+          <w:lang w:val="zh_TW" w:bidi="zh_TW"/>
+        </w:rPr>
+        <w:t>依靠至親買贖者（</w:t>
+      </w:r>
+      <w:hyperlink r:id="rId23">
+        <w:r>
+          <w:rPr>
+            <w:lang w:val="zh_TW" w:bidi="zh_TW"/>
+          </w:rPr>
+          <w:rPr>
+            <w:color w:val="0000EE"/>
+            <w:u w:val="single"/>
+          </w:rPr>
+          <w:t>3:1–18</w:t>
+        </w:r>
+      </w:hyperlink>
+      <w:r>
+        <w:rPr>
+          <w:lang w:val="zh_TW" w:bidi="zh_TW"/>
+        </w:rPr>
+        <w:t>）</w:t>
+      </w:r>
+    </w:p>
+    <w:p>
+      <w:pPr/>
+      <w:r>
+        <w:rPr>
+          <w:lang w:val="zh_TW" w:bidi="zh_TW"/>
+        </w:rPr>
+      </w:r>
+      <w:r>
+        <w:rPr>
+          <w:lang w:val="zh_TW" w:bidi="zh_TW"/>
+        </w:rPr>
+        <w:t>拿俄米勸路得去找波阿斯，請他作</w:t>
+      </w:r>
+      <w:r>
+        <w:rPr>
+          <w:i/>
+          <w:lang w:val="zh_TW" w:bidi="zh_TW"/>
+        </w:rPr>
+        <w:t>至親買贖者</w:t>
+      </w:r>
+      <w:r>
+        <w:rPr>
+          <w:lang w:val="zh_TW" w:bidi="zh_TW"/>
+        </w:rPr>
+        <w:t>（</w:t>
+      </w:r>
+      <w:r>
+        <w:rPr>
+          <w:i/>
+          <w:lang w:val="zh_TW" w:bidi="zh_TW"/>
+        </w:rPr>
+        <w:t>go'el</w:t>
+      </w:r>
+      <w:r>
+        <w:rPr>
+          <w:lang w:val="zh_TW" w:bidi="zh_TW"/>
+        </w:rPr>
+        <w:t>或kinsman-redeemer）。拿俄米的計劃看似不尋常，但其中有其理由：</w:t>
+      </w:r>
+    </w:p>
+    <w:p>
+      <w:pPr>
+        <w:pStyle w:val="ListNumber"/>
+        <w:numPr>
+          <w:ilvl w:val="0"/>
+          <w:numId w:val="14"/>
+        </w:numPr>
+        <w:spacing w:line="240" w:lineRule="auto"/>
+        <w:ind w:left="720"/>
+      </w:pPr>
+      <w:r>
+        <w:rPr>
+          <w:lang w:val="zh_TW" w:bidi="zh_TW"/>
+        </w:rPr>
+      </w:r>
+      <w:r>
+        <w:rPr>
+          <w:lang w:val="zh_TW" w:bidi="zh_TW"/>
+        </w:rPr>
+        <w:t>拿俄米大概以為波阿斯是最親的親屬，並不知道還有一位更近的（</w:t>
+      </w:r>
+      <w:hyperlink r:id="rId24">
+        <w:r>
+          <w:rPr>
+            <w:lang w:val="zh_TW" w:bidi="zh_TW"/>
+          </w:rPr>
+          <w:rPr>
+            <w:color w:val="0000EE"/>
+            <w:u w:val="single"/>
+          </w:rPr>
+          <w:t>得3:12</w:t>
+        </w:r>
+      </w:hyperlink>
+      <w:r>
+        <w:rPr>
+          <w:lang w:val="zh_TW" w:bidi="zh_TW"/>
+        </w:rPr>
+        <w:t>）。按照以色列的律法（</w:t>
+      </w:r>
+      <w:hyperlink r:id="rId25">
+        <w:r>
+          <w:rPr>
+            <w:lang w:val="zh_TW" w:bidi="zh_TW"/>
+          </w:rPr>
+          <w:rPr>
+            <w:color w:val="0000EE"/>
+            <w:u w:val="single"/>
+          </w:rPr>
+          <w:t>申25:5–19</w:t>
+        </w:r>
+      </w:hyperlink>
+      <w:r>
+        <w:rPr>
+          <w:lang w:val="zh_TW" w:bidi="zh_TW"/>
+        </w:rPr>
+        <w:t>），波阿斯需要娶路得為妻，為已死的丈夫留後。</w:t>
+      </w:r>
+    </w:p>
+    <w:p>
+      <w:pPr>
+        <w:pStyle w:val="ListNumber"/>
+        <w:spacing w:line="240" w:lineRule="auto"/>
+        <w:ind w:left="720"/>
+      </w:pPr>
+      <w:r>
+        <w:rPr>
+          <w:lang w:val="zh_TW" w:bidi="zh_TW"/>
+        </w:rPr>
+      </w:r>
+      <w:r>
+        <w:rPr>
+          <w:lang w:val="zh_TW" w:bidi="zh_TW"/>
+        </w:rPr>
+        <w:t>這卷書把拿俄米描寫成敬畏神的婦人。雖然她的計劃看起來不尋常，但並未違背神的律法，也不會讓像波阿斯這樣正直的人感到不當。否則，她的計劃就無法成功。</w:t>
+      </w:r>
+    </w:p>
+    <w:p>
+      <w:pPr/>
+      <w:r>
+        <w:rPr>
+          <w:lang w:val="zh_TW" w:bidi="zh_TW"/>
+        </w:rPr>
+      </w:r>
+      <w:r>
+        <w:rPr>
+          <w:lang w:val="zh_TW" w:bidi="zh_TW"/>
+        </w:rPr>
+        <w:t>波阿斯以慈愛和體貼回應路得的行動，並告訴她自己並非最近的親屬，但應許隔天就處理這件事。為了保護路得的名譽，波阿斯在天未亮前讓她回家。拿俄米預料波阿斯會在當天把事情解決。</w:t>
+      </w:r>
+    </w:p>
+    <w:p>
+      <w:pPr>
+        <w:pStyle w:val="Heading4"/>
+      </w:pPr>
+      <w:r>
+        <w:rPr>
+          <w:lang w:val="zh_TW" w:bidi="zh_TW"/>
+        </w:rPr>
+        <w:t>贖回產業（</w:t>
+      </w:r>
+      <w:hyperlink r:id="rId26">
+        <w:r>
+          <w:rPr>
+            <w:lang w:val="zh_TW" w:bidi="zh_TW"/>
+          </w:rPr>
+          <w:rPr>
+            <w:color w:val="0000EE"/>
+            <w:u w:val="single"/>
+          </w:rPr>
+          <w:t>4:1–22</w:t>
+        </w:r>
+      </w:hyperlink>
+      <w:r>
+        <w:rPr>
+          <w:lang w:val="zh_TW" w:bidi="zh_TW"/>
+        </w:rPr>
+        <w:t>）</w:t>
+      </w:r>
+    </w:p>
+    <w:p>
+      <w:pPr/>
+      <w:r>
+        <w:rPr>
+          <w:lang w:val="zh_TW" w:bidi="zh_TW"/>
+        </w:rPr>
+      </w:r>
+      <w:r>
+        <w:rPr>
+          <w:lang w:val="zh_TW" w:bidi="zh_TW"/>
+        </w:rPr>
+        <w:t>波阿斯到城門口，那裡是人們處理公共事務的地方。他要與那位更近的親屬商談此事。十位城中的長老作見證人。第一個議題是產業。波阿斯問那位更近的親屬是否願意為拿俄米買下那塊地。按以色列的傳統，買那地也意味著要娶那摩押寡婦路得為妻（</w:t>
+      </w:r>
+      <w:hyperlink r:id="rId27">
+        <w:r>
+          <w:rPr>
+            <w:lang w:val="zh_TW" w:bidi="zh_TW"/>
+          </w:rPr>
+          <w:rPr>
+            <w:color w:val="0000EE"/>
+            <w:u w:val="single"/>
+          </w:rPr>
+          <w:t>得4:5</w:t>
+        </w:r>
+      </w:hyperlink>
+      <w:r>
+        <w:rPr>
+          <w:lang w:val="zh_TW" w:bidi="zh_TW"/>
+        </w:rPr>
+        <w:t>）。那位更近的親屬不願娶路得，因為那樣會使他的產業分給將來所生的兒子。他脫下鞋子，把權利讓出，這是放棄產業權的象徵。於是，波阿斯成了至親買贖者。波阿斯與路得婚後生了一個兒子，按以色列的律法，這孩子被視為拿俄米的後代與繼承人。</w:t>
+      </w:r>
+    </w:p>
+    <w:p>
+      <w:pPr>
+        <w:pStyle w:val="Heading3"/>
+      </w:pPr>
+      <w:r>
+        <w:rPr>
+          <w:lang w:val="zh_TW" w:bidi="zh_TW"/>
+        </w:rPr>
+        <w:t>路得記的信息是甚麼？</w:t>
+      </w:r>
+    </w:p>
+    <w:p>
+      <w:pPr/>
+      <w:r>
+        <w:rPr>
+          <w:lang w:val="zh_TW" w:bidi="zh_TW"/>
+        </w:rPr>
+      </w:r>
+      <w:r>
+        <w:rPr>
+          <w:lang w:val="zh_TW" w:bidi="zh_TW"/>
+        </w:rPr>
+        <w:t>首先，路得記表明了路得的家譜延續到大衛。這條血脈在</w:t>
+      </w:r>
+      <w:hyperlink r:id="rId28">
+        <w:r>
+          <w:rPr>
+            <w:lang w:val="zh_TW" w:bidi="zh_TW"/>
+          </w:rPr>
+          <w:rPr>
+            <w:color w:val="0000EE"/>
+            <w:u w:val="single"/>
+          </w:rPr>
+          <w:t>馬太福音一章</w:t>
+        </w:r>
+      </w:hyperlink>
+      <w:r>
+        <w:rPr>
+          <w:lang w:val="zh_TW" w:bidi="zh_TW"/>
+        </w:rPr>
+        <w:t>中得以延續，並在耶穌裡得以成全。</w:t>
+      </w:r>
+    </w:p>
+    <w:p>
+      <w:pPr/>
+      <w:r>
+        <w:rPr>
+          <w:lang w:val="zh_TW" w:bidi="zh_TW"/>
+        </w:rPr>
+      </w:r>
+      <w:r>
+        <w:rPr>
+          <w:lang w:val="zh_TW" w:bidi="zh_TW"/>
+        </w:rPr>
+        <w:t>其次，這卷書顯出神恩典的美。這故事表明神的慈愛臨到所有人，甚至臨到並非生於以色列的人。外邦人（即使來自摩押）也能一同分享以色列所蒙的福分。</w:t>
+      </w:r>
+    </w:p>
+    <w:p>
+      <w:pPr/>
+      <w:r>
+        <w:rPr>
+          <w:lang w:val="zh_TW" w:bidi="zh_TW"/>
+        </w:rPr>
+      </w:r>
+      <w:r>
+        <w:rPr>
+          <w:lang w:val="zh_TW" w:bidi="zh_TW"/>
+        </w:rPr>
+        <w:t>在神學上，「至親買贖者」的概念明顯預表彌賽亞（受膏者）。祂必須是血緣上的親屬，有能力贖回產業，並且甘心願意這樣作，也願意娶亡親的寡婦為妻。</w:t>
+      </w:r>
+    </w:p>
+    <w:p>
+      <w:pPr/>
+      <w:r>
+        <w:rPr>
+          <w:lang w:val="zh_TW" w:bidi="zh_TW"/>
+        </w:rPr>
+      </w:r>
+      <w:r>
+        <w:rPr>
+          <w:lang w:val="zh_TW" w:bidi="zh_TW"/>
+        </w:rPr>
+        <w:t>最後，路得對拿俄米的愛成為忠誠的榜樣。伯利恆的婦女對拿娥米說：「是愛慕你的那兒婦所生的。有這兒婦比有七個兒子還好」（</w:t>
+      </w:r>
+      <w:hyperlink r:id="rId29">
+        <w:r>
+          <w:rPr>
+            <w:lang w:val="zh_TW" w:bidi="zh_TW"/>
+          </w:rPr>
+          <w:rPr>
+            <w:color w:val="0000EE"/>
+            <w:u w:val="single"/>
+          </w:rPr>
+          <w:t>得4:15</w:t>
+        </w:r>
+      </w:hyperlink>
+      <w:r>
+        <w:rPr>
+          <w:lang w:val="zh_TW" w:bidi="zh_TW"/>
+        </w:rPr>
+        <w:t>）。在當時的文化中，能有七個兒子被視為極大的福分，而這些婦人所說的意思是：路得對拿俄米的愛與照顧比這樣的福分更寶貴。</w:t>
+      </w:r>
+      <w:r>
+        <w:rPr>
+          <w:lang w:val="zh_TW" w:bidi="zh_TW"/>
+        </w:rPr>
+      </w:r>
+      <w:r>
+        <w:rPr>
+          <w:lang w:val="zh_TW" w:bidi="zh_TW"/>
+        </w:rPr>
+      </w:r>
+    </w:p>
+    <w:p>
+      <w:pPr/>
+      <w:r>
+        <w:rPr>
+          <w:lang w:val="zh_TW" w:bidi="zh_TW"/>
+        </w:rPr>
+      </w:r>
+    </w:p>
+    <w:p>
+      <w:pPr>
+        <w:pStyle w:val="Heading2"/>
+      </w:pPr>
+      <w:r>
+        <w:rPr>
+          <w:lang w:val="zh_TW" w:bidi="zh_TW"/>
+        </w:rPr>
+        <w:t>路德、路德族、路低人</w:t>
+      </w:r>
+      <w:r>
+        <w:rPr>
+          <w:lang w:val="zh_TW" w:bidi="zh_TW"/>
+        </w:rPr>
+      </w:r>
+    </w:p>
+    <w:p>
+      <w:pPr/>
+      <w:r>
+        <w:rPr>
+          <w:lang w:val="zh_TW" w:bidi="zh_TW"/>
+        </w:rPr>
+      </w:r>
+      <w:r>
+        <w:rPr>
+          <w:lang w:val="zh_TW" w:bidi="zh_TW"/>
+        </w:rPr>
+        <w:t>在</w:t>
+      </w:r>
+      <w:hyperlink r:id="rId30">
+        <w:r>
+          <w:rPr>
+            <w:lang w:val="zh_TW" w:bidi="zh_TW"/>
+          </w:rPr>
+          <w:rPr>
+            <w:color w:val="0000EE"/>
+            <w:u w:val="single"/>
+          </w:rPr>
+          <w:t>創世記第十章</w:t>
+        </w:r>
+      </w:hyperlink>
+      <w:r>
+        <w:rPr>
+          <w:lang w:val="zh_TW" w:bidi="zh_TW"/>
+        </w:rPr>
+        <w:t>的列國表（table of nations）中出現的名字。路低被列為麥西的長子，而路德被列為閃的第四子。基於這一記載，較合宜的理解是：兩者可能具有不同的族源。然而，有些人則提出這兩個名字指的均是小亞細亞的民族，即呂底亞人（Lydians），他們在亞述巴尼拔（Ashurbanipal）的銘文中被提到為路都（</w:t>
+      </w:r>
+      <w:r>
+        <w:rPr>
+          <w:i/>
+          <w:lang w:val="zh_TW" w:bidi="zh_TW"/>
+        </w:rPr>
+        <w:t>Luddu</w:t>
+      </w:r>
+      <w:r>
+        <w:rPr>
+          <w:lang w:val="zh_TW" w:bidi="zh_TW"/>
+        </w:rPr>
+        <w:t>）</w:t>
+      </w:r>
+      <w:r>
+        <w:rPr>
+          <w:i/>
+          <w:lang w:val="zh_TW" w:bidi="zh_TW"/>
+        </w:rPr>
+        <w:t>。</w:t>
+      </w:r>
+      <w:r>
+        <w:rPr>
+          <w:lang w:val="zh_TW" w:bidi="zh_TW"/>
+        </w:rPr>
+        <w:t xml:space="preserve"> 毫無疑問，至少路德應該與呂底亞有關聯，因約瑟夫（Josephus）也持此看法（</w:t>
+      </w:r>
+      <w:r>
+        <w:rPr>
+          <w:i/>
+          <w:lang w:val="zh_TW" w:bidi="zh_TW"/>
+        </w:rPr>
+        <w:t>猶太古史記</w:t>
+      </w:r>
+      <w:r>
+        <w:rPr>
+          <w:lang w:val="zh_TW" w:bidi="zh_TW"/>
+        </w:rPr>
+        <w:t xml:space="preserve"> 〔</w:t>
+      </w:r>
+      <w:r>
+        <w:rPr>
+          <w:i/>
+          <w:lang w:val="zh_TW" w:bidi="zh_TW"/>
+        </w:rPr>
+        <w:t>Antiquities</w:t>
+      </w:r>
+      <w:r>
+        <w:rPr>
+          <w:lang w:val="zh_TW" w:bidi="zh_TW"/>
+        </w:rPr>
+        <w:t>〕1.6.4）。在</w:t>
+      </w:r>
+      <w:hyperlink r:id="rId31">
+        <w:r>
+          <w:rPr>
+            <w:lang w:val="zh_TW" w:bidi="zh_TW"/>
+          </w:rPr>
+          <w:rPr>
+            <w:color w:val="0000EE"/>
+            <w:u w:val="single"/>
+          </w:rPr>
+          <w:t>以賽亞書六十六章19節</w:t>
+        </w:r>
+      </w:hyperlink>
+      <w:r>
+        <w:rPr>
+          <w:lang w:val="zh_TW" w:bidi="zh_TW"/>
+        </w:rPr>
+        <w:t>中，路德列在其它小亞細亞列國之中，亦支持其地理與族群觀點。</w:t>
+      </w:r>
+    </w:p>
+    <w:p>
+      <w:pPr/>
+      <w:r>
+        <w:rPr>
+          <w:lang w:val="zh_TW" w:bidi="zh_TW"/>
+        </w:rPr>
+      </w:r>
+      <w:r>
+        <w:rPr>
+          <w:lang w:val="zh_TW" w:bidi="zh_TW"/>
+        </w:rPr>
+        <w:t>聖經多處提及路德人，而上下文往往暗示他們善於作戰。根據</w:t>
+      </w:r>
+      <w:hyperlink r:id="rId32">
+        <w:r>
+          <w:rPr>
+            <w:lang w:val="zh_TW" w:bidi="zh_TW"/>
+          </w:rPr>
+          <w:rPr>
+            <w:color w:val="0000EE"/>
+            <w:u w:val="single"/>
+          </w:rPr>
+          <w:t>耶利米書四十六章9節</w:t>
+        </w:r>
+      </w:hyperlink>
+      <w:r>
+        <w:rPr>
+          <w:lang w:val="zh_TW" w:bidi="zh_TW"/>
+        </w:rPr>
+        <w:t>，他們與埃及人一起在公元前605年的迦基米設戰役（battle of Carchemish）中對抗巴比倫人。在</w:t>
+      </w:r>
+      <w:hyperlink r:id="rId33">
+        <w:r>
+          <w:rPr>
+            <w:lang w:val="zh_TW" w:bidi="zh_TW"/>
+          </w:rPr>
+          <w:rPr>
+            <w:color w:val="0000EE"/>
+            <w:u w:val="single"/>
+          </w:rPr>
+          <w:t>以西結書二十七章10節</w:t>
+        </w:r>
+      </w:hyperlink>
+      <w:r>
+        <w:rPr>
+          <w:lang w:val="zh_TW" w:bidi="zh_TW"/>
+        </w:rPr>
+        <w:t>中對泰爾的哀歌中，他們被列為泰爾軍隊中的僱傭兵之一。或者</w:t>
+      </w:r>
+      <w:hyperlink r:id="rId34">
+        <w:r>
+          <w:rPr>
+            <w:lang w:val="zh_TW" w:bidi="zh_TW"/>
+          </w:rPr>
+          <w:rPr>
+            <w:color w:val="0000EE"/>
+            <w:u w:val="single"/>
+          </w:rPr>
+          <w:t>以西結書三十章5節</w:t>
+        </w:r>
+      </w:hyperlink>
+      <w:r>
+        <w:rPr>
+          <w:lang w:val="zh_TW" w:bidi="zh_TW"/>
+        </w:rPr>
+        <w:t>也可能是另一例，顯示呂底亞人作為傭兵——這次是在埃及軍中服役。這種對埃及的軍事援助可以追溯到亞述時期，當時蓋吉茲（Gyges）向埃及的普薩美提克（Psammetichus）提供軍事援助以對抗亞述人。</w:t>
+      </w:r>
+    </w:p>
+    <w:p>
+      <w:pPr/>
+      <w:r>
+        <w:rPr>
+          <w:lang w:val="zh_TW" w:bidi="zh_TW"/>
+        </w:rPr>
+      </w:r>
+      <w:r>
+        <w:rPr>
+          <w:i/>
+          <w:lang w:val="zh_TW" w:bidi="zh_TW"/>
+        </w:rPr>
+        <w:t>另見</w:t>
+      </w:r>
+      <w:r>
+        <w:rPr>
+          <w:lang w:val="zh_TW" w:bidi="zh_TW"/>
+        </w:rPr>
+        <w:t xml:space="preserve"> </w:t>
+      </w:r>
+      <w:r>
+        <w:rPr>
+          <w:lang w:val="zh_TW" w:bidi="zh_TW"/>
+        </w:rPr>
+        <w:t>呂底亞（地點）</w:t>
+      </w:r>
+      <w:r>
+        <w:rPr>
+          <w:lang w:val="zh_TW" w:bidi="zh_TW"/>
+        </w:rPr>
+        <w:t>。</w:t>
+      </w:r>
+      <w:r>
+        <w:rPr>
+          <w:lang w:val="zh_TW" w:bidi="zh_TW"/>
+        </w:rPr>
+      </w:r>
+      <w:r>
+        <w:rPr>
+          <w:lang w:val="zh_TW" w:bidi="zh_TW"/>
+        </w:rPr>
+      </w:r>
+    </w:p>
+    <w:p>
+      <w:pPr/>
+      <w:r>
+        <w:rPr>
+          <w:lang w:val="zh_TW" w:bidi="zh_TW"/>
+        </w:rPr>
+      </w:r>
+    </w:p>
+    <w:p>
+      <w:pPr>
+        <w:pStyle w:val="Heading2"/>
+      </w:pPr>
+      <w:r>
+        <w:rPr>
+          <w:lang w:val="zh_TW" w:bidi="zh_TW"/>
+        </w:rPr>
+        <w:t>路斯</w:t>
+      </w:r>
+      <w:r>
+        <w:rPr>
+          <w:lang w:val="zh_TW" w:bidi="zh_TW"/>
+        </w:rPr>
+      </w:r>
+    </w:p>
+    <w:p>
+      <w:pPr>
+        <w:pStyle w:val="ListNumber"/>
+        <w:numPr>
+          <w:ilvl w:val="0"/>
+          <w:numId w:val="15"/>
+        </w:numPr>
+        <w:spacing w:line="240" w:lineRule="auto"/>
+        <w:ind w:left="720"/>
+      </w:pPr>
+      <w:r>
+        <w:rPr>
+          <w:lang w:val="zh_TW" w:bidi="zh_TW"/>
+        </w:rPr>
+      </w:r>
+      <w:r>
+        <w:rPr>
+          <w:lang w:val="zh_TW" w:bidi="zh_TW"/>
+        </w:rPr>
+        <w:t>伯特利原來的迦南名稱（</w:t>
+      </w:r>
+      <w:hyperlink r:id="rId35">
+        <w:r>
+          <w:rPr>
+            <w:lang w:val="zh_TW" w:bidi="zh_TW"/>
+          </w:rPr>
+          <w:rPr>
+            <w:color w:val="0000EE"/>
+            <w:u w:val="single"/>
+          </w:rPr>
+          <w:t>創28:19</w:t>
+        </w:r>
+      </w:hyperlink>
+      <w:r>
+        <w:rPr>
+          <w:lang w:val="zh_TW" w:bidi="zh_TW"/>
+        </w:rPr>
+        <w:t>，</w:t>
+      </w:r>
+      <w:hyperlink r:id="rId36">
+        <w:r>
+          <w:rPr>
+            <w:lang w:val="zh_TW" w:bidi="zh_TW"/>
+          </w:rPr>
+          <w:rPr>
+            <w:color w:val="0000EE"/>
+            <w:u w:val="single"/>
+          </w:rPr>
+          <w:t>35:6</w:t>
+        </w:r>
+      </w:hyperlink>
+      <w:r>
+        <w:rPr>
+          <w:lang w:val="zh_TW" w:bidi="zh_TW"/>
+        </w:rPr>
+        <w:t>）。雅各正是在這裡看見神的異象。因為神在那裡向他顯現，他便給那地方起名叫「伯特利」（神的殿）。雅各當時未必進入了城內，這或許可以解釋</w:t>
+      </w:r>
+      <w:hyperlink r:id="rId37">
+        <w:r>
+          <w:rPr>
+            <w:lang w:val="zh_TW" w:bidi="zh_TW"/>
+          </w:rPr>
+          <w:rPr>
+            <w:color w:val="0000EE"/>
+            <w:u w:val="single"/>
+          </w:rPr>
+          <w:t>約書亞記十六章2節</w:t>
+        </w:r>
+      </w:hyperlink>
+      <w:r>
+        <w:rPr>
+          <w:lang w:val="zh_TW" w:bidi="zh_TW"/>
+        </w:rPr>
+        <w:t>看似矛盾的地方。約瑟子孫（以法蓮和瑪拿西）所得地業的邊界描述中提到「從伯特利到路斯」，彷彿把伯特利和路斯視為兩個不同的地方。一種可能的解釋是：起初，「路斯」仍是那座城的名稱；同時，以色列人又透過傳統，知道雅各在城外某處把那地方稱為伯特利。因此，根據</w:t>
+      </w:r>
+      <w:hyperlink r:id="rId37">
+        <w:r>
+          <w:rPr>
+            <w:lang w:val="zh_TW" w:bidi="zh_TW"/>
+          </w:rPr>
+          <w:rPr>
+            <w:color w:val="0000EE"/>
+            <w:u w:val="single"/>
+          </w:rPr>
+          <w:t>約書亞記十六章2節</w:t>
+        </w:r>
+      </w:hyperlink>
+      <w:r>
+        <w:rPr>
+          <w:lang w:val="zh_TW" w:bidi="zh_TW"/>
+        </w:rPr>
+        <w:t>，伯特利可能是位於路斯城東面的一個地區。到了征服迦南時期（</w:t>
+      </w:r>
+      <w:hyperlink r:id="rId38">
+        <w:r>
+          <w:rPr>
+            <w:lang w:val="zh_TW" w:bidi="zh_TW"/>
+          </w:rPr>
+          <w:rPr>
+            <w:color w:val="0000EE"/>
+            <w:u w:val="single"/>
+          </w:rPr>
+          <w:t>士1:22–25</w:t>
+        </w:r>
+      </w:hyperlink>
+      <w:r>
+        <w:rPr>
+          <w:lang w:val="zh_TW" w:bidi="zh_TW"/>
+        </w:rPr>
+        <w:t>）或之後，以色列人把路斯改名為伯特利。</w:t>
+        <w:br/>
+      </w:r>
+      <w:r>
+        <w:rPr>
+          <w:i/>
+          <w:lang w:val="zh_TW" w:bidi="zh_TW"/>
+        </w:rPr>
+        <w:t>另見</w:t>
+      </w:r>
+      <w:r>
+        <w:rPr>
+          <w:lang w:val="zh_TW" w:bidi="zh_TW"/>
+        </w:rPr>
+        <w:t xml:space="preserve"> </w:t>
+      </w:r>
+      <w:r>
+        <w:rPr>
+          <w:lang w:val="zh_TW" w:bidi="zh_TW"/>
+        </w:rPr>
+        <w:t>伯特利（地點）</w:t>
+      </w:r>
+      <w:r>
+        <w:rPr>
+          <w:lang w:val="zh_TW" w:bidi="zh_TW"/>
+        </w:rPr>
+        <w:t>；</w:t>
+      </w:r>
+      <w:r>
+        <w:rPr>
+          <w:lang w:val="zh_TW" w:bidi="zh_TW"/>
+        </w:rPr>
+        <w:t>伯特利人 #1</w:t>
+      </w:r>
+      <w:r>
+        <w:rPr>
+          <w:lang w:val="zh_TW" w:bidi="zh_TW"/>
+        </w:rPr>
+        <w:t>。</w:t>
+      </w:r>
+    </w:p>
+    <w:p>
+      <w:pPr>
+        <w:pStyle w:val="ListNumber"/>
+        <w:spacing w:line="240" w:lineRule="auto"/>
+        <w:ind w:left="720"/>
+      </w:pPr>
+      <w:r>
+        <w:rPr>
+          <w:lang w:val="zh_TW" w:bidi="zh_TW"/>
+        </w:rPr>
+      </w:r>
+      <w:r>
+        <w:rPr>
+          <w:lang w:val="zh_TW" w:bidi="zh_TW"/>
+        </w:rPr>
+        <w:t>一座赫人的城。在以色列人攻取巴勒斯坦的城路斯之後，城中有一個人遷居到赫人之地，並以路斯為那座城命名（</w:t>
+      </w:r>
+      <w:hyperlink r:id="rId39">
+        <w:r>
+          <w:rPr>
+            <w:lang w:val="zh_TW" w:bidi="zh_TW"/>
+          </w:rPr>
+          <w:rPr>
+            <w:color w:val="0000EE"/>
+            <w:u w:val="single"/>
+          </w:rPr>
+          <w:t>士1:26</w:t>
+        </w:r>
+      </w:hyperlink>
+      <w:r>
+        <w:rPr>
+          <w:lang w:val="zh_TW" w:bidi="zh_TW"/>
+        </w:rPr>
+        <w:t>）。</w:t>
+      </w:r>
+      <w:r>
+        <w:rPr>
+          <w:lang w:val="zh_TW" w:bidi="zh_TW"/>
+        </w:rPr>
+      </w:r>
+      <w:r>
+        <w:rPr>
+          <w:lang w:val="zh_TW" w:bidi="zh_TW"/>
+        </w:rPr>
+      </w:r>
+    </w:p>
+    <w:p>
+      <w:pPr/>
+      <w:r>
+        <w:rPr>
+          <w:lang w:val="zh_TW" w:bidi="zh_TW"/>
+        </w:rPr>
+      </w:r>
+    </w:p>
+    <w:p>
+      <w:pPr>
+        <w:pStyle w:val="Heading2"/>
+      </w:pPr>
+      <w:r>
+        <w:rPr>
+          <w:lang w:val="zh_TW" w:bidi="zh_TW"/>
+        </w:rPr>
+        <w:t>露水</w:t>
+      </w:r>
+      <w:r>
+        <w:rPr>
+          <w:lang w:val="zh_TW" w:bidi="zh_TW"/>
+        </w:rPr>
+      </w:r>
+    </w:p>
+    <w:p>
+      <w:pPr/>
+      <w:r>
+        <w:rPr>
+          <w:lang w:val="zh_TW" w:bidi="zh_TW"/>
+        </w:rPr>
+      </w:r>
+      <w:r>
+        <w:rPr>
+          <w:lang w:val="zh_TW" w:bidi="zh_TW"/>
+        </w:rPr>
+        <w:t>露水是在夜間溫暖的空氣冷卻時，凝結在物體表面的水分。清晨時，人們通常可以看見植物和其它物體表面附著著細小的水珠。</w:t>
+        <w:br/>
+        <w:br/>
+      </w:r>
+      <w:r>
+        <w:rPr>
+          <w:lang w:val="zh_TW" w:bidi="zh_TW"/>
+        </w:rPr>
+        <w:t>在古代近東，露水是非常重要的。在炎熱乾旱、降雨稀少的地區，露水能提供寶貴的水分。植物需要露水生長，農夫也倚靠露水獲得良好的收成（</w:t>
+      </w:r>
+      <w:hyperlink r:id="rId40">
+        <w:r>
+          <w:rPr>
+            <w:lang w:val="zh_TW" w:bidi="zh_TW"/>
+          </w:rPr>
+          <w:rPr>
+            <w:color w:val="0000EE"/>
+            <w:u w:val="single"/>
+          </w:rPr>
+          <w:t>該1:10</w:t>
+        </w:r>
+      </w:hyperlink>
+      <w:r>
+        <w:rPr>
+          <w:lang w:val="zh_TW" w:bidi="zh_TW"/>
+        </w:rPr>
+        <w:t>）。聖經經常把露水和雨水一同提及，視為神所賜的寶貴恩典（</w:t>
+      </w:r>
+      <w:hyperlink r:id="rId41">
+        <w:r>
+          <w:rPr>
+            <w:lang w:val="zh_TW" w:bidi="zh_TW"/>
+          </w:rPr>
+          <w:rPr>
+            <w:color w:val="0000EE"/>
+            <w:u w:val="single"/>
+          </w:rPr>
+          <w:t>王上17:1</w:t>
+        </w:r>
+      </w:hyperlink>
+      <w:r>
+        <w:rPr>
+          <w:lang w:val="zh_TW" w:bidi="zh_TW"/>
+        </w:rPr>
+        <w:t>）。在出埃及期間（神帶領以色列人離開埃及的時候），露水也發揮了重要作用，神藉著露水供應百姓在曠野的食物（</w:t>
+      </w:r>
+      <w:hyperlink r:id="rId42">
+        <w:r>
+          <w:rPr>
+            <w:lang w:val="zh_TW" w:bidi="zh_TW"/>
+          </w:rPr>
+          <w:rPr>
+            <w:color w:val="0000EE"/>
+            <w:u w:val="single"/>
+          </w:rPr>
+          <w:t>出16:13–21</w:t>
+        </w:r>
+      </w:hyperlink>
+      <w:r>
+        <w:rPr>
+          <w:lang w:val="zh_TW" w:bidi="zh_TW"/>
+        </w:rPr>
+        <w:t>；</w:t>
+      </w:r>
+      <w:hyperlink r:id="rId43">
+        <w:r>
+          <w:rPr>
+            <w:lang w:val="zh_TW" w:bidi="zh_TW"/>
+          </w:rPr>
+          <w:rPr>
+            <w:color w:val="0000EE"/>
+            <w:u w:val="single"/>
+          </w:rPr>
+          <w:t>民11:9</w:t>
+        </w:r>
+      </w:hyperlink>
+      <w:r>
+        <w:rPr>
+          <w:lang w:val="zh_TW" w:bidi="zh_TW"/>
+        </w:rPr>
+        <w:t>）。</w:t>
+      </w:r>
+    </w:p>
+    <w:p>
+      <w:pPr/>
+      <w:r>
+        <w:rPr>
+          <w:lang w:val="zh_TW" w:bidi="zh_TW"/>
+        </w:rPr>
+      </w:r>
+      <w:r>
+        <w:rPr>
+          <w:lang w:val="zh_TW" w:bidi="zh_TW"/>
+        </w:rPr>
+        <w:t>聖經用「露水」作為幾種不同事物的意象：</w:t>
+      </w:r>
+    </w:p>
+    <w:p>
+      <w:pPr>
+        <w:pStyle w:val="ListBullet"/>
+        <w:spacing w:line="240" w:lineRule="auto"/>
+        <w:ind w:left="720"/>
+      </w:pPr>
+      <w:r>
+        <w:rPr>
+          <w:lang w:val="zh_TW" w:bidi="zh_TW"/>
+        </w:rPr>
+      </w:r>
+      <w:r>
+        <w:rPr>
+          <w:lang w:val="zh_TW" w:bidi="zh_TW"/>
+        </w:rPr>
+        <w:t>露水有時象徵祝福。例如，以撒為雅各祝福時，求神把「天上的甘露」賜給他（</w:t>
+      </w:r>
+      <w:hyperlink r:id="rId44">
+        <w:r>
+          <w:rPr>
+            <w:lang w:val="zh_TW" w:bidi="zh_TW"/>
+          </w:rPr>
+          <w:rPr>
+            <w:color w:val="0000EE"/>
+            <w:u w:val="single"/>
+          </w:rPr>
+          <w:t>創27:28</w:t>
+        </w:r>
+      </w:hyperlink>
+      <w:r>
+        <w:rPr>
+          <w:lang w:val="zh_TW" w:bidi="zh_TW"/>
+        </w:rPr>
+        <w:t>；參</w:t>
+      </w:r>
+      <w:hyperlink r:id="rId45">
+        <w:r>
+          <w:rPr>
+            <w:lang w:val="zh_TW" w:bidi="zh_TW"/>
+          </w:rPr>
+          <w:rPr>
+            <w:color w:val="0000EE"/>
+            <w:u w:val="single"/>
+          </w:rPr>
+          <w:t>申33:13</w:t>
+        </w:r>
+      </w:hyperlink>
+      <w:r>
+        <w:rPr>
+          <w:lang w:val="zh_TW" w:bidi="zh_TW"/>
+        </w:rPr>
+        <w:t>；</w:t>
+      </w:r>
+      <w:hyperlink r:id="rId46">
+        <w:r>
+          <w:rPr>
+            <w:lang w:val="zh_TW" w:bidi="zh_TW"/>
+          </w:rPr>
+          <w:rPr>
+            <w:color w:val="0000EE"/>
+            <w:u w:val="single"/>
+          </w:rPr>
+          <w:t>彌5:7</w:t>
+        </w:r>
+      </w:hyperlink>
+      <w:r>
+        <w:rPr>
+          <w:lang w:val="zh_TW" w:bidi="zh_TW"/>
+        </w:rPr>
+        <w:t>）。</w:t>
+      </w:r>
+    </w:p>
+    <w:p>
+      <w:pPr>
+        <w:pStyle w:val="ListBullet"/>
+        <w:spacing w:line="240" w:lineRule="auto"/>
+        <w:ind w:left="720"/>
+      </w:pPr>
+      <w:r>
+        <w:rPr>
+          <w:lang w:val="zh_TW" w:bidi="zh_TW"/>
+        </w:rPr>
+      </w:r>
+      <w:r>
+        <w:rPr>
+          <w:lang w:val="zh_TW" w:bidi="zh_TW"/>
+        </w:rPr>
+        <w:t>露水也象徵滋潤、更新或興盛（</w:t>
+      </w:r>
+      <w:hyperlink r:id="rId47">
+        <w:r>
+          <w:rPr>
+            <w:lang w:val="zh_TW" w:bidi="zh_TW"/>
+          </w:rPr>
+          <w:rPr>
+            <w:color w:val="0000EE"/>
+            <w:u w:val="single"/>
+          </w:rPr>
+          <w:t>伯29:19</w:t>
+        </w:r>
+      </w:hyperlink>
+      <w:r>
+        <w:rPr>
+          <w:lang w:val="zh_TW" w:bidi="zh_TW"/>
+        </w:rPr>
+        <w:t>；</w:t>
+      </w:r>
+      <w:hyperlink r:id="rId48">
+        <w:r>
+          <w:rPr>
+            <w:lang w:val="zh_TW" w:bidi="zh_TW"/>
+          </w:rPr>
+          <w:rPr>
+            <w:color w:val="0000EE"/>
+            <w:u w:val="single"/>
+          </w:rPr>
+          <w:t>何14:5</w:t>
+        </w:r>
+      </w:hyperlink>
+      <w:r>
+        <w:rPr>
+          <w:lang w:val="zh_TW" w:bidi="zh_TW"/>
+        </w:rPr>
+        <w:t>）。</w:t>
+      </w:r>
+    </w:p>
+    <w:p>
+      <w:pPr>
+        <w:pStyle w:val="ListBullet"/>
+        <w:spacing w:line="240" w:lineRule="auto"/>
+        <w:ind w:left="720"/>
+      </w:pPr>
+      <w:r>
+        <w:rPr>
+          <w:lang w:val="zh_TW" w:bidi="zh_TW"/>
+        </w:rPr>
+      </w:r>
+      <w:r>
+        <w:rPr>
+          <w:lang w:val="zh_TW" w:bidi="zh_TW"/>
+        </w:rPr>
+        <w:t>經文形容君王的恩惠如草上的甘露（</w:t>
+      </w:r>
+      <w:hyperlink r:id="rId49">
+        <w:r>
+          <w:rPr>
+            <w:lang w:val="zh_TW" w:bidi="zh_TW"/>
+          </w:rPr>
+          <w:rPr>
+            <w:color w:val="0000EE"/>
+            <w:u w:val="single"/>
+          </w:rPr>
+          <w:t>箴19:12</w:t>
+        </w:r>
+      </w:hyperlink>
+      <w:r>
+        <w:rPr>
+          <w:lang w:val="zh_TW" w:bidi="zh_TW"/>
+        </w:rPr>
+        <w:t>）。</w:t>
+      </w:r>
+    </w:p>
+    <w:p>
+      <w:pPr>
+        <w:pStyle w:val="ListBullet"/>
+        <w:spacing w:line="240" w:lineRule="auto"/>
+        <w:ind w:left="720"/>
+      </w:pPr>
+      <w:r>
+        <w:rPr>
+          <w:lang w:val="zh_TW" w:bidi="zh_TW"/>
+        </w:rPr>
+      </w:r>
+      <w:r>
+        <w:rPr>
+          <w:lang w:val="zh_TW" w:bidi="zh_TW"/>
+        </w:rPr>
+        <w:t>露水也可以代表悄然而來的事物。由於露水在夜間無聲地形成，因此聖經用其來描寫隱密而不易察覺的行動（</w:t>
+      </w:r>
+      <w:hyperlink r:id="rId50">
+        <w:r>
+          <w:rPr>
+            <w:lang w:val="zh_TW" w:bidi="zh_TW"/>
+          </w:rPr>
+          <w:rPr>
+            <w:color w:val="0000EE"/>
+            <w:u w:val="single"/>
+          </w:rPr>
+          <w:t>撒下17:12</w:t>
+        </w:r>
+      </w:hyperlink>
+      <w:r>
+        <w:rPr>
+          <w:lang w:val="zh_TW" w:bidi="zh_TW"/>
+        </w:rPr>
+        <w:t>）。</w:t>
+      </w:r>
+    </w:p>
+    <w:p>
+      <w:pPr>
+        <w:pStyle w:val="ListBullet"/>
+        <w:spacing w:line="240" w:lineRule="auto"/>
+        <w:ind w:left="720"/>
+      </w:pPr>
+      <w:r>
+        <w:rPr>
+          <w:lang w:val="zh_TW" w:bidi="zh_TW"/>
+        </w:rPr>
+      </w:r>
+      <w:r>
+        <w:rPr>
+          <w:lang w:val="zh_TW" w:bidi="zh_TW"/>
+        </w:rPr>
+        <w:t>露水也象徵短暫易逝的事物。因為露水在晨光中很快消散，所以聖經用其來形容不能長久存留的事物（</w:t>
+      </w:r>
+      <w:hyperlink r:id="rId51">
+        <w:r>
+          <w:rPr>
+            <w:lang w:val="zh_TW" w:bidi="zh_TW"/>
+          </w:rPr>
+          <w:rPr>
+            <w:color w:val="0000EE"/>
+            <w:u w:val="single"/>
+          </w:rPr>
+          <w:t>何6:4</w:t>
+        </w:r>
+      </w:hyperlink>
+      <w:r>
+        <w:rPr>
+          <w:lang w:val="zh_TW" w:bidi="zh_TW"/>
+        </w:rPr>
+        <w:t>）。</w:t>
+      </w:r>
+    </w:p>
+    <w:p>
+      <w:pPr/>
+      <w:r>
+        <w:rPr>
+          <w:lang w:val="zh_TW" w:bidi="zh_TW"/>
+        </w:rPr>
+      </w:r>
+      <w:r>
+        <w:rPr>
+          <w:lang w:val="zh_TW" w:bidi="zh_TW"/>
+        </w:rPr>
+        <w:t>在大衛的一首詩篇中，他寫道，神要賜下如清晨露水一般的新力量 （</w:t>
+      </w:r>
+      <w:hyperlink r:id="rId52">
+        <w:r>
+          <w:rPr>
+            <w:lang w:val="zh_TW" w:bidi="zh_TW"/>
+          </w:rPr>
+          <w:rPr>
+            <w:color w:val="0000EE"/>
+            <w:u w:val="single"/>
+          </w:rPr>
+          <w:t>詩110:3</w:t>
+        </w:r>
+      </w:hyperlink>
+      <w:r>
+        <w:rPr>
+          <w:lang w:val="zh_TW" w:bidi="zh_TW"/>
+        </w:rPr>
+        <w:t>）。</w:t>
       </w:r>
       <w:r>
         <w:rPr>
@@ -2363,6 +3872,18 @@
   </w:num>
   <w:num w:numId="13" w16cid:durableId="592781308">
     <w:abstractNumId w:val="11"/>
+  </w:num>
+  <w:num w:numId="14">
+    <w:abstractNumId w:val="3"/>
+    <w:lvlOverride w:ilvl="0">
+      <w:startOverride w:val="1"/>
+    </w:lvlOverride>
+  </w:num>
+  <w:num w:numId="15">
+    <w:abstractNumId w:val="3"/>
+    <w:lvlOverride w:ilvl="0">
+      <w:startOverride w:val="1"/>
+    </w:lvlOverride>
   </w:num>
   <w:numIdMacAtCleanup w:val="10"/>
 </w:numbering>

--- a/zht/docx/097.content.docx
+++ b/zht/docx/097.content.docx
@@ -149,7 +149,7 @@
         <w:rPr>
           <w:lang w:val="zh_TW" w:bidi="zh_TW"/>
         </w:rPr>
-        <w:t>lu</w:t>
+        <w:t>liu</w:t>
       </w:r>
       <w:r>
         <w:rPr>
@@ -212,23 +212,184 @@
         <w:rPr>
           <w:lang w:val="zh_TW" w:bidi="zh_TW"/>
         </w:rPr>
-        <w:t>路得記</w:t>
-      </w:r>
-      <w:r>
-        <w:rPr>
-          <w:lang w:val="zh_TW" w:bidi="zh_TW"/>
-        </w:rPr>
-      </w:r>
-    </w:p>
-    <w:p>
-      <w:pPr>
-        <w:pStyle w:val="Heading3"/>
-      </w:pPr>
-      <w:r>
-        <w:rPr>
-          <w:lang w:val="zh_TW" w:bidi="zh_TW"/>
-        </w:rPr>
-        <w:t>概述</w:t>
+        <w:t>流產</w:t>
+      </w:r>
+      <w:r>
+        <w:rPr>
+          <w:lang w:val="zh_TW" w:bidi="zh_TW"/>
+        </w:rPr>
+      </w:r>
+    </w:p>
+    <w:p>
+      <w:pPr/>
+      <w:r>
+        <w:rPr>
+          <w:lang w:val="zh_TW" w:bidi="zh_TW"/>
+        </w:rPr>
+      </w:r>
+      <w:r>
+        <w:rPr>
+          <w:lang w:val="zh_TW" w:bidi="zh_TW"/>
+        </w:rPr>
+        <w:t>指胎兒在尚未能於母體外存活之前，自然死亡而終止妊娠的情況。流產可能發生在動物或人的懷孕過程中（</w:t>
+      </w:r>
+      <w:hyperlink r:id="rId13">
+        <w:r>
+          <w:rPr>
+            <w:lang w:val="zh_TW" w:bidi="zh_TW"/>
+          </w:rPr>
+          <w:rPr>
+            <w:color w:val="0000EE"/>
+            <w:u w:val="single"/>
+          </w:rPr>
+          <w:t>創31:38</w:t>
+        </w:r>
+      </w:hyperlink>
+      <w:r>
+        <w:rPr>
+          <w:lang w:val="zh_TW" w:bidi="zh_TW"/>
+        </w:rPr>
+        <w:t>；</w:t>
+      </w:r>
+      <w:hyperlink r:id="rId14">
+        <w:r>
+          <w:rPr>
+            <w:lang w:val="zh_TW" w:bidi="zh_TW"/>
+          </w:rPr>
+          <w:rPr>
+            <w:color w:val="0000EE"/>
+            <w:u w:val="single"/>
+          </w:rPr>
+          <w:t>伯3:16</w:t>
+        </w:r>
+      </w:hyperlink>
+      <w:r>
+        <w:rPr>
+          <w:lang w:val="zh_TW" w:bidi="zh_TW"/>
+        </w:rPr>
+        <w:t>，</w:t>
+      </w:r>
+      <w:hyperlink r:id="rId15">
+        <w:r>
+          <w:rPr>
+            <w:lang w:val="zh_TW" w:bidi="zh_TW"/>
+          </w:rPr>
+          <w:rPr>
+            <w:color w:val="0000EE"/>
+            <w:u w:val="single"/>
+          </w:rPr>
+          <w:t>21:10</w:t>
+        </w:r>
+      </w:hyperlink>
+      <w:r>
+        <w:rPr>
+          <w:lang w:val="zh_TW" w:bidi="zh_TW"/>
+        </w:rPr>
+        <w:t>；</w:t>
+      </w:r>
+      <w:hyperlink r:id="rId16">
+        <w:r>
+          <w:rPr>
+            <w:lang w:val="zh_TW" w:bidi="zh_TW"/>
+          </w:rPr>
+          <w:rPr>
+            <w:color w:val="0000EE"/>
+            <w:u w:val="single"/>
+          </w:rPr>
+          <w:t>何9:14</w:t>
+        </w:r>
+      </w:hyperlink>
+      <w:r>
+        <w:rPr>
+          <w:lang w:val="zh_TW" w:bidi="zh_TW"/>
+        </w:rPr>
+        <w:t>）。問題的重點不在於無法懷孕，而是在於難以把胎兒懷到足月。「胎墜」這個咒詛，表示婦人不能生育兒女（</w:t>
+      </w:r>
+      <w:hyperlink r:id="rId16">
+        <w:r>
+          <w:rPr>
+            <w:lang w:val="zh_TW" w:bidi="zh_TW"/>
+          </w:rPr>
+          <w:rPr>
+            <w:color w:val="0000EE"/>
+            <w:u w:val="single"/>
+          </w:rPr>
+          <w:t>何9:14</w:t>
+        </w:r>
+      </w:hyperlink>
+      <w:r>
+        <w:rPr>
+          <w:lang w:val="zh_TW" w:bidi="zh_TW"/>
+        </w:rPr>
+        <w:t>）。神的祝福則使人能順利懷孕、生產，並享長壽（</w:t>
+      </w:r>
+      <w:hyperlink r:id="rId17">
+        <w:r>
+          <w:rPr>
+            <w:lang w:val="zh_TW" w:bidi="zh_TW"/>
+          </w:rPr>
+          <w:rPr>
+            <w:color w:val="0000EE"/>
+            <w:u w:val="single"/>
+          </w:rPr>
+          <w:t>出23:26</w:t>
+        </w:r>
+      </w:hyperlink>
+      <w:r>
+        <w:rPr>
+          <w:lang w:val="zh_TW" w:bidi="zh_TW"/>
+        </w:rPr>
+        <w:t>）。</w:t>
+      </w:r>
+    </w:p>
+    <w:p>
+      <w:pPr/>
+      <w:r>
+        <w:rPr>
+          <w:lang w:val="zh_TW" w:bidi="zh_TW"/>
+        </w:rPr>
+      </w:r>
+      <w:r>
+        <w:rPr>
+          <w:lang w:val="zh_TW" w:bidi="zh_TW"/>
+        </w:rPr>
+        <w:t>流產的關鍵在於胎兒過早離開母體，也就是聖經所說的「未見天日的胎」（</w:t>
+      </w:r>
+      <w:hyperlink r:id="rId18">
+        <w:r>
+          <w:rPr>
+            <w:lang w:val="zh_TW" w:bidi="zh_TW"/>
+          </w:rPr>
+          <w:rPr>
+            <w:color w:val="0000EE"/>
+            <w:u w:val="single"/>
+          </w:rPr>
+          <w:t>詩58:8</w:t>
+        </w:r>
+      </w:hyperlink>
+      <w:r>
+        <w:rPr>
+          <w:lang w:val="zh_TW" w:bidi="zh_TW"/>
+        </w:rPr>
+        <w:t>；</w:t>
+      </w:r>
+      <w:hyperlink r:id="rId14">
+        <w:r>
+          <w:rPr>
+            <w:lang w:val="zh_TW" w:bidi="zh_TW"/>
+          </w:rPr>
+          <w:rPr>
+            <w:color w:val="0000EE"/>
+            <w:u w:val="single"/>
+          </w:rPr>
+          <w:t>伯3:16</w:t>
+        </w:r>
+      </w:hyperlink>
+      <w:r>
+        <w:rPr>
+          <w:lang w:val="zh_TW" w:bidi="zh_TW"/>
+        </w:rPr>
+        <w:t>）。雖然流產可能有許多原因，但聖經特別提到兩種情況：</w:t>
       </w:r>
     </w:p>
     <w:p>
@@ -246,7 +407,25 @@
         <w:rPr>
           <w:lang w:val="zh_TW" w:bidi="zh_TW"/>
         </w:rPr>
-        <w:t>路得記是誰寫的？何時寫成？</w:t>
+        <w:t>疏於照料懷孕的牲畜（</w:t>
+      </w:r>
+      <w:hyperlink r:id="rId13">
+        <w:r>
+          <w:rPr>
+            <w:lang w:val="zh_TW" w:bidi="zh_TW"/>
+          </w:rPr>
+          <w:rPr>
+            <w:color w:val="0000EE"/>
+            <w:u w:val="single"/>
+          </w:rPr>
+          <w:t>創31:38</w:t>
+        </w:r>
+      </w:hyperlink>
+      <w:r>
+        <w:rPr>
+          <w:lang w:val="zh_TW" w:bidi="zh_TW"/>
+        </w:rPr>
+        <w:t>），以及</w:t>
       </w:r>
     </w:p>
     <w:p>
@@ -264,54 +443,25 @@
         <w:rPr>
           <w:lang w:val="zh_TW" w:bidi="zh_TW"/>
         </w:rPr>
-        <w:t>路得記為何而寫？</w:t>
-      </w:r>
-    </w:p>
-    <w:p>
-      <w:pPr>
-        <w:pStyle w:val="ListBullet"/>
-        <w:spacing w:line="240" w:lineRule="auto"/>
-        <w:ind w:left="720"/>
-      </w:pPr>
-      <w:r>
-        <w:rPr>
-          <w:lang w:val="zh_TW" w:bidi="zh_TW"/>
-        </w:rPr>
-      </w:r>
-      <w:r>
-        <w:rPr>
-          <w:lang w:val="zh_TW" w:bidi="zh_TW"/>
-        </w:rPr>
-        <w:t>路得記的內容是什麼？</w:t>
-      </w:r>
-    </w:p>
-    <w:p>
-      <w:pPr>
-        <w:pStyle w:val="ListBullet"/>
-        <w:spacing w:line="240" w:lineRule="auto"/>
-        <w:ind w:left="720"/>
-      </w:pPr>
-      <w:r>
-        <w:rPr>
-          <w:lang w:val="zh_TW" w:bidi="zh_TW"/>
-        </w:rPr>
-      </w:r>
-      <w:r>
-        <w:rPr>
-          <w:lang w:val="zh_TW" w:bidi="zh_TW"/>
-        </w:rPr>
-        <w:t>路得記的信息是什麼？</w:t>
-      </w:r>
-    </w:p>
-    <w:p>
-      <w:pPr>
-        <w:pStyle w:val="Heading3"/>
-      </w:pPr>
-      <w:r>
-        <w:rPr>
-          <w:lang w:val="zh_TW" w:bidi="zh_TW"/>
-        </w:rPr>
-        <w:t>路得記是誰寫的？何時寫成？</w:t>
+        <w:t>孕婦受到身體傷害（</w:t>
+      </w:r>
+      <w:hyperlink r:id="rId19">
+        <w:r>
+          <w:rPr>
+            <w:lang w:val="zh_TW" w:bidi="zh_TW"/>
+          </w:rPr>
+          <w:rPr>
+            <w:color w:val="0000EE"/>
+            <w:u w:val="single"/>
+          </w:rPr>
+          <w:t>出21:22</w:t>
+        </w:r>
+      </w:hyperlink>
+      <w:r>
+        <w:rPr>
+          <w:lang w:val="zh_TW" w:bidi="zh_TW"/>
+        </w:rPr>
+        <w:t>）。</w:t>
       </w:r>
     </w:p>
     <w:p>
@@ -321,11 +471,41 @@
           <w:lang w:val="zh_TW" w:bidi="zh_TW"/>
         </w:rPr>
       </w:r>
-      <w:r>
-        <w:rPr>
-          <w:lang w:val="zh_TW" w:bidi="zh_TW"/>
-        </w:rPr>
-        <w:t>這卷書的作者不詳。誰寫這卷書與寫作時間有關。經文中的一些線索能幫助我們回答這個問題。</w:t>
+      <w:hyperlink r:id="rId20">
+        <w:r>
+          <w:rPr>
+            <w:lang w:val="zh_TW" w:bidi="zh_TW"/>
+          </w:rPr>
+          <w:rPr>
+            <w:color w:val="0000EE"/>
+            <w:u w:val="single"/>
+          </w:rPr>
+          <w:t>民數記五章</w:t>
+        </w:r>
+      </w:hyperlink>
+      <w:r>
+        <w:rPr>
+          <w:lang w:val="zh_TW" w:bidi="zh_TW"/>
+        </w:rPr>
+        <w:t>中記載了一項用來查驗妻子是否不忠的試驗。如果她犯了姦淫罪，「她的肚腹就要發脹，大腿就要消瘦」（</w:t>
+      </w:r>
+      <w:hyperlink r:id="rId21">
+        <w:r>
+          <w:rPr>
+            <w:lang w:val="zh_TW" w:bidi="zh_TW"/>
+          </w:rPr>
+          <w:rPr>
+            <w:color w:val="0000EE"/>
+            <w:u w:val="single"/>
+          </w:rPr>
+          <w:t>民5:27</w:t>
+        </w:r>
+      </w:hyperlink>
+      <w:r>
+        <w:rPr>
+          <w:lang w:val="zh_TW" w:bidi="zh_TW"/>
+        </w:rPr>
+        <w:t>）。這些描述可能是在表達流產，也可能是指失去生育能力。</w:t>
       </w:r>
     </w:p>
     <w:p>
@@ -335,23 +515,29 @@
           <w:lang w:val="zh_TW" w:bidi="zh_TW"/>
         </w:rPr>
       </w:r>
-      <w:hyperlink r:id="rId13">
-        <w:r>
-          <w:rPr>
-            <w:lang w:val="zh_TW" w:bidi="zh_TW"/>
-          </w:rPr>
-          <w:rPr>
-            <w:color w:val="0000EE"/>
-            <w:u w:val="single"/>
-          </w:rPr>
-          <w:t>路得記四章18至22節</w:t>
-        </w:r>
-      </w:hyperlink>
-      <w:r>
-        <w:rPr>
-          <w:lang w:val="zh_TW" w:bidi="zh_TW"/>
-        </w:rPr>
-        <w:t>告訴我們，路得是大衛王的曾祖母。這顯示這卷書很可能寫於大衛登基之後。</w:t>
+      <w:r>
+        <w:rPr>
+          <w:lang w:val="zh_TW" w:bidi="zh_TW"/>
+        </w:rPr>
+        <w:t>使徒保羅為了強調自己不配作使徒，把自己蒙召成為使徒的經歷比喻為未到產期而生的人（</w:t>
+      </w:r>
+      <w:hyperlink r:id="rId22">
+        <w:r>
+          <w:rPr>
+            <w:lang w:val="zh_TW" w:bidi="zh_TW"/>
+          </w:rPr>
+          <w:rPr>
+            <w:color w:val="0000EE"/>
+            <w:u w:val="single"/>
+          </w:rPr>
+          <w:t>林前15:8</w:t>
+        </w:r>
+      </w:hyperlink>
+      <w:r>
+        <w:rPr>
+          <w:lang w:val="zh_TW" w:bidi="zh_TW"/>
+        </w:rPr>
+        <w:t>）。</w:t>
       </w:r>
     </w:p>
     <w:p>
@@ -363,9 +549,38 @@
       </w:r>
       <w:r>
         <w:rPr>
-          <w:lang w:val="zh_TW" w:bidi="zh_TW"/>
-        </w:rPr>
-        <w:t>由於路得記不贊同與外邦人通婚，因此這卷書很可能不是寫於所羅門推行外邦婚姻政策的時期。</w:t>
+          <w:i/>
+          <w:lang w:val="zh_TW" w:bidi="zh_TW"/>
+        </w:rPr>
+        <w:t>另見</w:t>
+      </w:r>
+      <w:r>
+        <w:rPr>
+          <w:lang w:val="zh_TW" w:bidi="zh_TW"/>
+        </w:rPr>
+        <w:t xml:space="preserve"> </w:t>
+      </w:r>
+      <w:r>
+        <w:rPr>
+          <w:lang w:val="zh_TW" w:bidi="zh_TW"/>
+        </w:rPr>
+        <w:t>不能生育</w:t>
+      </w:r>
+      <w:r>
+        <w:rPr>
+          <w:lang w:val="zh_TW" w:bidi="zh_TW"/>
+        </w:rPr>
+        <w:t>。</w:t>
+      </w:r>
+      <w:r>
+        <w:rPr>
+          <w:lang w:val="zh_TW" w:bidi="zh_TW"/>
+        </w:rPr>
+      </w:r>
+      <w:r>
+        <w:rPr>
+          <w:lang w:val="zh_TW" w:bidi="zh_TW"/>
+        </w:rPr>
       </w:r>
     </w:p>
     <w:p>
@@ -375,483 +590,21 @@
           <w:lang w:val="zh_TW" w:bidi="zh_TW"/>
         </w:rPr>
       </w:r>
-      <w:r>
-        <w:rPr>
-          <w:lang w:val="zh_TW" w:bidi="zh_TW"/>
-        </w:rPr>
-        <w:t>此外，大衛與摩押之間的友好關係，或許啟發了他國中的某人寫下這卷書，以說明大衛行動的原因（見</w:t>
-      </w:r>
-      <w:hyperlink r:id="rId14">
-        <w:r>
-          <w:rPr>
-            <w:lang w:val="zh_TW" w:bidi="zh_TW"/>
-          </w:rPr>
-          <w:rPr>
-            <w:color w:val="0000EE"/>
-            <w:u w:val="single"/>
-          </w:rPr>
-          <w:t>撒上22:3–5</w:t>
-        </w:r>
-      </w:hyperlink>
-      <w:r>
-        <w:rPr>
-          <w:lang w:val="zh_TW" w:bidi="zh_TW"/>
-        </w:rPr>
-        <w:t>）。因此，作者可能是大衛的親近之人，或許是撒母耳、拿單，或亞比亞他。</w:t>
-      </w:r>
-    </w:p>
-    <w:p>
-      <w:pPr/>
-      <w:r>
-        <w:rPr>
-          <w:lang w:val="zh_TW" w:bidi="zh_TW"/>
-        </w:rPr>
-      </w:r>
-      <w:r>
-        <w:rPr>
-          <w:lang w:val="zh_TW" w:bidi="zh_TW"/>
-        </w:rPr>
-        <w:t>這卷書的敘事以「當士師秉政的時候」這片語開頭。士師的時期約持續三百年，雖然撒母耳也曾作士師，但是這是自俄陀聶開始，至參孫結束。</w:t>
-      </w:r>
-    </w:p>
-    <w:p>
-      <w:pPr/>
-      <w:r>
-        <w:rPr>
-          <w:lang w:val="zh_TW" w:bidi="zh_TW"/>
-        </w:rPr>
-      </w:r>
-      <w:r>
-        <w:rPr>
-          <w:lang w:val="zh_TW" w:bidi="zh_TW"/>
-        </w:rPr>
-        <w:t>如果</w:t>
-      </w:r>
-      <w:hyperlink r:id="rId13">
-        <w:r>
-          <w:rPr>
-            <w:lang w:val="zh_TW" w:bidi="zh_TW"/>
-          </w:rPr>
-          <w:rPr>
-            <w:color w:val="0000EE"/>
-            <w:u w:val="single"/>
-          </w:rPr>
-          <w:t>路得記四章18至22節</w:t>
-        </w:r>
-      </w:hyperlink>
-      <w:r>
-        <w:rPr>
-          <w:lang w:val="zh_TW" w:bidi="zh_TW"/>
-        </w:rPr>
-        <w:t>中的家譜記錄是完整的，那麼這些事件發生在大衛曾祖父的一生之中，並記載了他祖父的出生。若以每代約35年計算，這些事大約發生在公元前11世紀初期，也就是在大衛出生前約100年。</w:t>
-      </w:r>
-    </w:p>
-    <w:p>
-      <w:pPr>
-        <w:pStyle w:val="Heading3"/>
-      </w:pPr>
-      <w:r>
-        <w:rPr>
-          <w:lang w:val="zh_TW" w:bidi="zh_TW"/>
-        </w:rPr>
-        <w:t>路得記為何而寫？</w:t>
-      </w:r>
-    </w:p>
-    <w:p>
-      <w:pPr/>
-      <w:r>
-        <w:rPr>
-          <w:lang w:val="zh_TW" w:bidi="zh_TW"/>
-        </w:rPr>
-      </w:r>
-      <w:r>
-        <w:rPr>
-          <w:lang w:val="zh_TW" w:bidi="zh_TW"/>
-        </w:rPr>
-        <w:t>這卷書的寫作目的取決於其寫作的時間。如果這卷書是在大衛死後不久寫成的，那麼它可能是為了證明大衛的家族（即大衛的王室血脈）是神所揀選的王族。這卷書也可能是用來說明，為何那位敬虔的摩押女子能進入以色列的民族之中。</w:t>
-      </w:r>
-    </w:p>
-    <w:p>
-      <w:pPr>
-        <w:pStyle w:val="Heading3"/>
-      </w:pPr>
-      <w:r>
-        <w:rPr>
-          <w:lang w:val="zh_TW" w:bidi="zh_TW"/>
-        </w:rPr>
-        <w:t>路得記的內容是甚麼？</w:t>
-      </w:r>
-    </w:p>
-    <w:p>
-      <w:pPr>
-        <w:pStyle w:val="Heading4"/>
-      </w:pPr>
-      <w:r>
-        <w:rPr>
-          <w:lang w:val="zh_TW" w:bidi="zh_TW"/>
-        </w:rPr>
-        <w:t>引言（</w:t>
-      </w:r>
-      <w:hyperlink r:id="rId15">
-        <w:r>
-          <w:rPr>
-            <w:lang w:val="zh_TW" w:bidi="zh_TW"/>
-          </w:rPr>
-          <w:rPr>
-            <w:color w:val="0000EE"/>
-            <w:u w:val="single"/>
-          </w:rPr>
-          <w:t>1:1–5</w:t>
-        </w:r>
-      </w:hyperlink>
-      <w:r>
-        <w:rPr>
-          <w:lang w:val="zh_TW" w:bidi="zh_TW"/>
-        </w:rPr>
-        <w:t>）</w:t>
-      </w:r>
-    </w:p>
-    <w:p>
-      <w:pPr/>
-      <w:r>
-        <w:rPr>
-          <w:lang w:val="zh_TW" w:bidi="zh_TW"/>
-        </w:rPr>
-      </w:r>
-      <w:r>
-        <w:rPr>
-          <w:lang w:val="zh_TW" w:bidi="zh_TW"/>
-        </w:rPr>
-        <w:t>由於饑荒，以利米勒帶著妻子拿俄米和兩個兒子瑪倫、基連過約但河往摩押地去，因那裡有糧食。兩個兒子娶了摩押女子為妻，但後來二人都死了，他們的父親也去世。拿俄米成了寡婦，只剩下兩個外邦媳婦。</w:t>
-      </w:r>
-    </w:p>
-    <w:p>
-      <w:pPr>
-        <w:pStyle w:val="Heading4"/>
-      </w:pPr>
-      <w:r>
-        <w:rPr>
-          <w:lang w:val="zh_TW" w:bidi="zh_TW"/>
-        </w:rPr>
-        <w:t>返回伯利恆 （</w:t>
-      </w:r>
-      <w:hyperlink r:id="rId16">
-        <w:r>
-          <w:rPr>
-            <w:lang w:val="zh_TW" w:bidi="zh_TW"/>
-          </w:rPr>
-          <w:rPr>
-            <w:color w:val="0000EE"/>
-            <w:u w:val="single"/>
-          </w:rPr>
-          <w:t>1:6–22</w:t>
-        </w:r>
-      </w:hyperlink>
-      <w:r>
-        <w:rPr>
-          <w:lang w:val="zh_TW" w:bidi="zh_TW"/>
-        </w:rPr>
-        <w:t>）</w:t>
-      </w:r>
-    </w:p>
-    <w:p>
-      <w:pPr/>
-      <w:r>
-        <w:rPr>
-          <w:lang w:val="zh_TW" w:bidi="zh_TW"/>
-        </w:rPr>
-      </w:r>
-      <w:r>
-        <w:rPr>
-          <w:lang w:val="zh_TW" w:bidi="zh_TW"/>
-        </w:rPr>
-        <w:t>拿俄米聽說伯利恆的饑荒已經過去，便預備回去。她的兩個媳婦俄珥巴和路得陪她走了一段路。拿俄米顧念她們在猶大作外邦人可能遭遇的艱難，便勸她們留在本地。兩個年輕的寡婦起初都不肯離開，但拿俄米說明情況：她已年老，不可能再懷孕，因此沒有弟弟能履行娶寡嫂婚（levirate）的責任。她自己也難再出嫁生子。即使這些條件改變，等待也是不切實際的。俄珥巴想通了，就親吻婆婆道別。</w:t>
-      </w:r>
-    </w:p>
-    <w:p>
-      <w:pPr/>
-      <w:r>
-        <w:rPr>
-          <w:lang w:val="zh_TW" w:bidi="zh_TW"/>
-        </w:rPr>
-      </w:r>
-      <w:r>
-        <w:rPr>
-          <w:lang w:val="zh_TW" w:bidi="zh_TW"/>
-        </w:rPr>
-        <w:t>路得「捨不得拿俄米」（</w:t>
-      </w:r>
-      <w:hyperlink r:id="rId17">
-        <w:r>
-          <w:rPr>
-            <w:lang w:val="zh_TW" w:bidi="zh_TW"/>
-          </w:rPr>
-          <w:rPr>
-            <w:color w:val="0000EE"/>
-            <w:u w:val="single"/>
-          </w:rPr>
-          <w:t>得1:14</w:t>
-        </w:r>
-      </w:hyperlink>
-      <w:r>
-        <w:rPr>
-          <w:lang w:val="zh_TW" w:bidi="zh_TW"/>
-        </w:rPr>
-        <w:t>）。路得堅定要與拿俄米同在的心志，所用的希伯來文字詞與形容夫妻聯合的字詞相同（</w:t>
-      </w:r>
-      <w:hyperlink r:id="rId18">
-        <w:r>
-          <w:rPr>
-            <w:lang w:val="zh_TW" w:bidi="zh_TW"/>
-          </w:rPr>
-          <w:rPr>
-            <w:color w:val="0000EE"/>
-            <w:u w:val="single"/>
-          </w:rPr>
-          <w:t>創2:24</w:t>
-        </w:r>
-      </w:hyperlink>
-      <w:r>
-        <w:rPr>
-          <w:lang w:val="zh_TW" w:bidi="zh_TW"/>
-        </w:rPr>
-        <w:t>），意思如同緊貼或黏合，難以分開。路得藉著五個堅定的宣告表明她真誠的決心（</w:t>
-      </w:r>
-      <w:hyperlink r:id="rId19">
-        <w:r>
-          <w:rPr>
-            <w:lang w:val="zh_TW" w:bidi="zh_TW"/>
-          </w:rPr>
-          <w:rPr>
-            <w:color w:val="0000EE"/>
-            <w:u w:val="single"/>
-          </w:rPr>
-          <w:t>得1:16–17</w:t>
-        </w:r>
-      </w:hyperlink>
-      <w:r>
-        <w:rPr>
-          <w:lang w:val="zh_TW" w:bidi="zh_TW"/>
-        </w:rPr>
-        <w:t>）。她捨棄過去的生活，去得著她更看重的新生命，選擇跟隨以色列的神，遵行祂的律法。路得對以色列神的呼求與拿俄米的勸說相合，於是二人一同回到伯利恆。</w:t>
-      </w:r>
-    </w:p>
-    <w:p>
-      <w:pPr/>
-      <w:r>
-        <w:rPr>
-          <w:lang w:val="zh_TW" w:bidi="zh_TW"/>
-        </w:rPr>
-      </w:r>
-      <w:r>
-        <w:rPr>
-          <w:lang w:val="zh_TW" w:bidi="zh_TW"/>
-        </w:rPr>
-        <w:t>拿俄米回到伯利恆的路途十分艱難。她離開伯利恆時有丈夫和兩個兒子，但她回來時他們都已去世。她要求朋友們稱她為「瑪拉」，意思是「苦」。然而，她回來的時候正值收割的起頭，是一個蒙恩的時節。</w:t>
-      </w:r>
-    </w:p>
-    <w:p>
-      <w:pPr>
-        <w:pStyle w:val="Heading4"/>
-      </w:pPr>
-      <w:r>
-        <w:rPr>
-          <w:lang w:val="zh_TW" w:bidi="zh_TW"/>
-        </w:rPr>
-        <w:t>在波阿斯的田間拾麥穗 （</w:t>
-      </w:r>
-      <w:hyperlink r:id="rId20">
-        <w:r>
-          <w:rPr>
-            <w:lang w:val="zh_TW" w:bidi="zh_TW"/>
-          </w:rPr>
-          <w:rPr>
-            <w:color w:val="0000EE"/>
-            <w:u w:val="single"/>
-          </w:rPr>
-          <w:t>2:1–23</w:t>
-        </w:r>
-      </w:hyperlink>
-      <w:r>
-        <w:rPr>
-          <w:lang w:val="zh_TW" w:bidi="zh_TW"/>
-        </w:rPr>
-        <w:t>）</w:t>
-      </w:r>
-    </w:p>
-    <w:p>
-      <w:pPr/>
-      <w:r>
-        <w:rPr>
-          <w:lang w:val="zh_TW" w:bidi="zh_TW"/>
-        </w:rPr>
-      </w:r>
-      <w:r>
-        <w:rPr>
-          <w:lang w:val="zh_TW" w:bidi="zh_TW"/>
-        </w:rPr>
-        <w:t>本章開頭先介紹波阿斯——他是以利米勒的親族，也是個富有的人。</w:t>
-      </w:r>
-    </w:p>
-    <w:p>
-      <w:pPr/>
-      <w:r>
-        <w:rPr>
-          <w:lang w:val="zh_TW" w:bidi="zh_TW"/>
-        </w:rPr>
-      </w:r>
-      <w:r>
-        <w:rPr>
-          <w:lang w:val="zh_TW" w:bidi="zh_TW"/>
-        </w:rPr>
-        <w:t>在第二節中，路得主動提出要到田間去，在用工具收割穀物的工人（這些工人被稱為「收割的人」）後面拾取遺落的麥穗。窮人可以在他們之後拾取遺穗（這些人被稱為「拾穗的人」）。拾穗的人也可以在田地的邊緣收集穀物。這是神所設立的律法之一，目的是讓貧窮的人能有足夠的食物（</w:t>
-      </w:r>
-      <w:hyperlink r:id="rId21">
-        <w:r>
-          <w:rPr>
-            <w:lang w:val="zh_TW" w:bidi="zh_TW"/>
-          </w:rPr>
-          <w:rPr>
-            <w:color w:val="0000EE"/>
-            <w:u w:val="single"/>
-          </w:rPr>
-          <w:t>利19:9–10</w:t>
-        </w:r>
-      </w:hyperlink>
-      <w:r>
-        <w:rPr>
-          <w:lang w:val="zh_TW" w:bidi="zh_TW"/>
-        </w:rPr>
-        <w:t>）。</w:t>
-      </w:r>
-    </w:p>
-    <w:p>
-      <w:pPr/>
-      <w:r>
-        <w:rPr>
-          <w:lang w:val="zh_TW" w:bidi="zh_TW"/>
-        </w:rPr>
-      </w:r>
-      <w:r>
-        <w:rPr>
-          <w:lang w:val="zh_TW" w:bidi="zh_TW"/>
-        </w:rPr>
-        <w:t>路得來到波阿斯的田裡。當波阿斯前來查看時，他注意到路得，詢問她是誰，並得知她的身分。管理的人說，她從清早就一直在田間勤勞工作。波阿斯因路得對拿俄米的忠誠而感動，特別善待她，讓她可以在收割者的後面直接拾穗。此外，年輕的僕人還為她打水，這在當時是相當特別的待遇。</w:t>
-      </w:r>
-    </w:p>
-    <w:p>
-      <w:pPr/>
-      <w:r>
-        <w:rPr>
-          <w:lang w:val="zh_TW" w:bidi="zh_TW"/>
-        </w:rPr>
-      </w:r>
-      <w:r>
-        <w:rPr>
-          <w:lang w:val="zh_TW" w:bidi="zh_TW"/>
-        </w:rPr>
-        <w:t>路得表現出極大的謙卑與尊敬，問波阿斯為何她這外邦女子竟蒙如此恩待。波阿斯提出兩個原因：她愛婆婆，也看見屬靈的真理，使她投靠以色列的神「的翅膀下」（</w:t>
-      </w:r>
-      <w:hyperlink r:id="rId22">
-        <w:r>
-          <w:rPr>
-            <w:lang w:val="zh_TW" w:bidi="zh_TW"/>
-          </w:rPr>
-          <w:rPr>
-            <w:color w:val="0000EE"/>
-            <w:u w:val="single"/>
-          </w:rPr>
-          <w:t>得2:12</w:t>
-        </w:r>
-      </w:hyperlink>
-      <w:r>
-        <w:rPr>
-          <w:lang w:val="zh_TW" w:bidi="zh_TW"/>
-        </w:rPr>
-        <w:t>）。這個片語是在形容神的保護，如同母鳥展翅庇護幼雛一般。</w:t>
-      </w:r>
-    </w:p>
-    <w:p>
-      <w:pPr/>
-      <w:r>
-        <w:rPr>
-          <w:lang w:val="zh_TW" w:bidi="zh_TW"/>
-        </w:rPr>
-      </w:r>
-      <w:r>
-        <w:rPr>
-          <w:lang w:val="zh_TW" w:bidi="zh_TW"/>
-        </w:rPr>
-        <w:t>她也在收割的人的飯桌上得了座位。她照著波阿斯的吩咐，回到田裡繼續拾取未收割的麥穗。到了一天結束時，她回家見拿俄米，告訴她當天所發生的事。拿俄米告訴路得，波阿斯有買贖至親的權利（詳見下文討論）。路得便繼續在波阿斯的田裡工作，直到收割季節結束。</w:t>
-      </w:r>
-    </w:p>
-    <w:p>
-      <w:pPr>
-        <w:pStyle w:val="Heading4"/>
-      </w:pPr>
-      <w:r>
-        <w:rPr>
-          <w:lang w:val="zh_TW" w:bidi="zh_TW"/>
-        </w:rPr>
-        <w:t>依靠至親買贖者（</w:t>
-      </w:r>
-      <w:hyperlink r:id="rId23">
-        <w:r>
-          <w:rPr>
-            <w:lang w:val="zh_TW" w:bidi="zh_TW"/>
-          </w:rPr>
-          <w:rPr>
-            <w:color w:val="0000EE"/>
-            <w:u w:val="single"/>
-          </w:rPr>
-          <w:t>3:1–18</w:t>
-        </w:r>
-      </w:hyperlink>
-      <w:r>
-        <w:rPr>
-          <w:lang w:val="zh_TW" w:bidi="zh_TW"/>
-        </w:rPr>
-        <w:t>）</w:t>
-      </w:r>
-    </w:p>
-    <w:p>
-      <w:pPr/>
-      <w:r>
-        <w:rPr>
-          <w:lang w:val="zh_TW" w:bidi="zh_TW"/>
-        </w:rPr>
-      </w:r>
-      <w:r>
-        <w:rPr>
-          <w:lang w:val="zh_TW" w:bidi="zh_TW"/>
-        </w:rPr>
-        <w:t>拿俄米勸路得去找波阿斯，請他作</w:t>
-      </w:r>
-      <w:r>
-        <w:rPr>
-          <w:i/>
-          <w:lang w:val="zh_TW" w:bidi="zh_TW"/>
-        </w:rPr>
-        <w:t>至親買贖者</w:t>
-      </w:r>
-      <w:r>
-        <w:rPr>
-          <w:lang w:val="zh_TW" w:bidi="zh_TW"/>
-        </w:rPr>
-        <w:t>（</w:t>
-      </w:r>
-      <w:r>
-        <w:rPr>
-          <w:i/>
-          <w:lang w:val="zh_TW" w:bidi="zh_TW"/>
-        </w:rPr>
-        <w:t>go'el</w:t>
-      </w:r>
-      <w:r>
-        <w:rPr>
-          <w:lang w:val="zh_TW" w:bidi="zh_TW"/>
-        </w:rPr>
-        <w:t>或kinsman-redeemer）。拿俄米的計劃看似不尋常，但其中有其理由：</w:t>
+    </w:p>
+    <w:p>
+      <w:pPr>
+        <w:pStyle w:val="Heading2"/>
+      </w:pPr>
+      <w:r>
+        <w:rPr>
+          <w:lang w:val="zh_TW" w:bidi="zh_TW"/>
+        </w:rPr>
+        <w:t>流珥</w:t>
+      </w:r>
+      <w:r>
+        <w:rPr>
+          <w:lang w:val="zh_TW" w:bidi="zh_TW"/>
+        </w:rPr>
       </w:r>
     </w:p>
     <w:p>
@@ -873,43 +626,43 @@
         <w:rPr>
           <w:lang w:val="zh_TW" w:bidi="zh_TW"/>
         </w:rPr>
-        <w:t>拿俄米大概以為波阿斯是最親的親屬，並不知道還有一位更近的（</w:t>
-      </w:r>
-      <w:hyperlink r:id="rId24">
-        <w:r>
-          <w:rPr>
-            <w:lang w:val="zh_TW" w:bidi="zh_TW"/>
-          </w:rPr>
-          <w:rPr>
-            <w:color w:val="0000EE"/>
-            <w:u w:val="single"/>
-          </w:rPr>
-          <w:t>得3:12</w:t>
-        </w:r>
-      </w:hyperlink>
-      <w:r>
-        <w:rPr>
-          <w:lang w:val="zh_TW" w:bidi="zh_TW"/>
-        </w:rPr>
-        <w:t>）。按照以色列的律法（</w:t>
-      </w:r>
-      <w:hyperlink r:id="rId25">
-        <w:r>
-          <w:rPr>
-            <w:lang w:val="zh_TW" w:bidi="zh_TW"/>
-          </w:rPr>
-          <w:rPr>
-            <w:color w:val="0000EE"/>
-            <w:u w:val="single"/>
-          </w:rPr>
-          <w:t>申25:5–19</w:t>
-        </w:r>
-      </w:hyperlink>
-      <w:r>
-        <w:rPr>
-          <w:lang w:val="zh_TW" w:bidi="zh_TW"/>
-        </w:rPr>
-        <w:t>），波阿斯需要娶路得為妻，為已死的丈夫留後。</w:t>
+        <w:t>以掃和妻子巴實抹所生的兒子，也是拿哈、謝拉、沙瑪和米撒四人的父親（</w:t>
+      </w:r>
+      <w:hyperlink r:id="rId23">
+        <w:r>
+          <w:rPr>
+            <w:lang w:val="zh_TW" w:bidi="zh_TW"/>
+          </w:rPr>
+          <w:rPr>
+            <w:color w:val="0000EE"/>
+            <w:u w:val="single"/>
+          </w:rPr>
+          <w:t>創36:4</w:t>
+        </w:r>
+      </w:hyperlink>
+      <w:r>
+        <w:rPr>
+          <w:lang w:val="zh_TW" w:bidi="zh_TW"/>
+        </w:rPr>
+        <w:t>、</w:t>
+      </w:r>
+      <w:hyperlink r:id="rId23">
+        <w:r>
+          <w:rPr>
+            <w:lang w:val="zh_TW" w:bidi="zh_TW"/>
+          </w:rPr>
+          <w:rPr>
+            <w:color w:val="0000EE"/>
+            <w:u w:val="single"/>
+          </w:rPr>
+          <w:t>10–17</w:t>
+        </w:r>
+      </w:hyperlink>
+      <w:r>
+        <w:rPr>
+          <w:lang w:val="zh_TW" w:bidi="zh_TW"/>
+        </w:rPr>
+        <w:t>）。</w:t>
       </w:r>
     </w:p>
     <w:p>
@@ -927,32 +680,43 @@
         <w:rPr>
           <w:lang w:val="zh_TW" w:bidi="zh_TW"/>
         </w:rPr>
-        <w:t>這卷書把拿俄米描寫成敬畏神的婦人。雖然她的計劃看起來不尋常，但並未違背神的律法，也不會讓像波阿斯這樣正直的人感到不當。否則，她的計劃就無法成功。</w:t>
-      </w:r>
-    </w:p>
-    <w:p>
-      <w:pPr/>
-      <w:r>
-        <w:rPr>
-          <w:lang w:val="zh_TW" w:bidi="zh_TW"/>
-        </w:rPr>
-      </w:r>
-      <w:r>
-        <w:rPr>
-          <w:lang w:val="zh_TW" w:bidi="zh_TW"/>
-        </w:rPr>
-        <w:t>波阿斯以慈愛和體貼回應路得的行動，並告訴她自己並非最近的親屬，但應許隔天就處理這件事。為了保護路得的名譽，波阿斯在天未亮前讓她回家。拿俄米預料波阿斯會在當天把事情解決。</w:t>
-      </w:r>
-    </w:p>
-    <w:p>
-      <w:pPr>
-        <w:pStyle w:val="Heading4"/>
-      </w:pPr>
-      <w:r>
-        <w:rPr>
-          <w:lang w:val="zh_TW" w:bidi="zh_TW"/>
-        </w:rPr>
-        <w:t>贖回產業（</w:t>
+        <w:t>米甸的祭司，把女兒嫁給摩西為妻。他可能與上面第1項的人是同一人，也就是葉忒羅（</w:t>
+      </w:r>
+      <w:hyperlink r:id="rId24">
+        <w:r>
+          <w:rPr>
+            <w:lang w:val="zh_TW" w:bidi="zh_TW"/>
+          </w:rPr>
+          <w:rPr>
+            <w:color w:val="0000EE"/>
+            <w:u w:val="single"/>
+          </w:rPr>
+          <w:t>出2:18</w:t>
+        </w:r>
+      </w:hyperlink>
+      <w:r>
+        <w:rPr>
+          <w:lang w:val="zh_TW" w:bidi="zh_TW"/>
+        </w:rPr>
+        <w:t>；參</w:t>
+      </w:r>
+      <w:hyperlink r:id="rId25">
+        <w:r>
+          <w:rPr>
+            <w:lang w:val="zh_TW" w:bidi="zh_TW"/>
+          </w:rPr>
+          <w:rPr>
+            <w:color w:val="0000EE"/>
+            <w:u w:val="single"/>
+          </w:rPr>
+          <w:t>出3:1</w:t>
+        </w:r>
+      </w:hyperlink>
+      <w:r>
+        <w:rPr>
+          <w:lang w:val="zh_TW" w:bidi="zh_TW"/>
+        </w:rPr>
+        <w:t>）。有英文譯本將流珥（Reuel）拼寫為Raguel（</w:t>
       </w:r>
       <w:hyperlink r:id="rId26">
         <w:r>
@@ -963,564 +727,27 @@
             <w:color w:val="0000EE"/>
             <w:u w:val="single"/>
           </w:rPr>
-          <w:t>4:1–22</w:t>
-        </w:r>
-      </w:hyperlink>
-      <w:r>
-        <w:rPr>
-          <w:lang w:val="zh_TW" w:bidi="zh_TW"/>
-        </w:rPr>
-        <w:t>）</w:t>
-      </w:r>
-    </w:p>
-    <w:p>
-      <w:pPr/>
-      <w:r>
-        <w:rPr>
-          <w:lang w:val="zh_TW" w:bidi="zh_TW"/>
-        </w:rPr>
-      </w:r>
-      <w:r>
-        <w:rPr>
-          <w:lang w:val="zh_TW" w:bidi="zh_TW"/>
-        </w:rPr>
-        <w:t>波阿斯到城門口，那裡是人們處理公共事務的地方。他要與那位更近的親屬商談此事。十位城中的長老作見證人。第一個議題是產業。波阿斯問那位更近的親屬是否願意為拿俄米買下那塊地。按以色列的傳統，買那地也意味著要娶那摩押寡婦路得為妻（</w:t>
-      </w:r>
-      <w:hyperlink r:id="rId27">
-        <w:r>
-          <w:rPr>
-            <w:lang w:val="zh_TW" w:bidi="zh_TW"/>
-          </w:rPr>
-          <w:rPr>
-            <w:color w:val="0000EE"/>
-            <w:u w:val="single"/>
-          </w:rPr>
-          <w:t>得4:5</w:t>
-        </w:r>
-      </w:hyperlink>
-      <w:r>
-        <w:rPr>
-          <w:lang w:val="zh_TW" w:bidi="zh_TW"/>
-        </w:rPr>
-        <w:t>）。那位更近的親屬不願娶路得，因為那樣會使他的產業分給將來所生的兒子。他脫下鞋子，把權利讓出，這是放棄產業權的象徵。於是，波阿斯成了至親買贖者。波阿斯與路得婚後生了一個兒子，按以色列的律法，這孩子被視為拿俄米的後代與繼承人。</w:t>
-      </w:r>
-    </w:p>
-    <w:p>
-      <w:pPr>
-        <w:pStyle w:val="Heading3"/>
-      </w:pPr>
-      <w:r>
-        <w:rPr>
-          <w:lang w:val="zh_TW" w:bidi="zh_TW"/>
-        </w:rPr>
-        <w:t>路得記的信息是甚麼？</w:t>
-      </w:r>
-    </w:p>
-    <w:p>
-      <w:pPr/>
-      <w:r>
-        <w:rPr>
-          <w:lang w:val="zh_TW" w:bidi="zh_TW"/>
-        </w:rPr>
-      </w:r>
-      <w:r>
-        <w:rPr>
-          <w:lang w:val="zh_TW" w:bidi="zh_TW"/>
-        </w:rPr>
-        <w:t>首先，路得記表明了路得的家譜延續到大衛。這條血脈在</w:t>
-      </w:r>
-      <w:hyperlink r:id="rId28">
-        <w:r>
-          <w:rPr>
-            <w:lang w:val="zh_TW" w:bidi="zh_TW"/>
-          </w:rPr>
-          <w:rPr>
-            <w:color w:val="0000EE"/>
-            <w:u w:val="single"/>
-          </w:rPr>
-          <w:t>馬太福音一章</w:t>
-        </w:r>
-      </w:hyperlink>
-      <w:r>
-        <w:rPr>
-          <w:lang w:val="zh_TW" w:bidi="zh_TW"/>
-        </w:rPr>
-        <w:t>中得以延續，並在耶穌裡得以成全。</w:t>
-      </w:r>
-    </w:p>
-    <w:p>
-      <w:pPr/>
-      <w:r>
-        <w:rPr>
-          <w:lang w:val="zh_TW" w:bidi="zh_TW"/>
-        </w:rPr>
-      </w:r>
-      <w:r>
-        <w:rPr>
-          <w:lang w:val="zh_TW" w:bidi="zh_TW"/>
-        </w:rPr>
-        <w:t>其次，這卷書顯出神恩典的美。這故事表明神的慈愛臨到所有人，甚至臨到並非生於以色列的人。外邦人（即使來自摩押）也能一同分享以色列所蒙的福分。</w:t>
-      </w:r>
-    </w:p>
-    <w:p>
-      <w:pPr/>
-      <w:r>
-        <w:rPr>
-          <w:lang w:val="zh_TW" w:bidi="zh_TW"/>
-        </w:rPr>
-      </w:r>
-      <w:r>
-        <w:rPr>
-          <w:lang w:val="zh_TW" w:bidi="zh_TW"/>
-        </w:rPr>
-        <w:t>在神學上，「至親買贖者」的概念明顯預表彌賽亞（受膏者）。祂必須是血緣上的親屬，有能力贖回產業，並且甘心願意這樣作，也願意娶亡親的寡婦為妻。</w:t>
-      </w:r>
-    </w:p>
-    <w:p>
-      <w:pPr/>
-      <w:r>
-        <w:rPr>
-          <w:lang w:val="zh_TW" w:bidi="zh_TW"/>
-        </w:rPr>
-      </w:r>
-      <w:r>
-        <w:rPr>
-          <w:lang w:val="zh_TW" w:bidi="zh_TW"/>
-        </w:rPr>
-        <w:t>最後，路得對拿俄米的愛成為忠誠的榜樣。伯利恆的婦女對拿娥米說：「是愛慕你的那兒婦所生的。有這兒婦比有七個兒子還好」（</w:t>
-      </w:r>
-      <w:hyperlink r:id="rId29">
-        <w:r>
-          <w:rPr>
-            <w:lang w:val="zh_TW" w:bidi="zh_TW"/>
-          </w:rPr>
-          <w:rPr>
-            <w:color w:val="0000EE"/>
-            <w:u w:val="single"/>
-          </w:rPr>
-          <w:t>得4:15</w:t>
-        </w:r>
-      </w:hyperlink>
-      <w:r>
-        <w:rPr>
-          <w:lang w:val="zh_TW" w:bidi="zh_TW"/>
-        </w:rPr>
-        <w:t>）。在當時的文化中，能有七個兒子被視為極大的福分，而這些婦人所說的意思是：路得對拿俄米的愛與照顧比這樣的福分更寶貴。</w:t>
-      </w:r>
-      <w:r>
-        <w:rPr>
-          <w:lang w:val="zh_TW" w:bidi="zh_TW"/>
-        </w:rPr>
-      </w:r>
-      <w:r>
-        <w:rPr>
-          <w:lang w:val="zh_TW" w:bidi="zh_TW"/>
-        </w:rPr>
-      </w:r>
-    </w:p>
-    <w:p>
-      <w:pPr/>
-      <w:r>
-        <w:rPr>
-          <w:lang w:val="zh_TW" w:bidi="zh_TW"/>
-        </w:rPr>
-      </w:r>
-    </w:p>
-    <w:p>
-      <w:pPr>
-        <w:pStyle w:val="Heading2"/>
-      </w:pPr>
-      <w:r>
-        <w:rPr>
-          <w:lang w:val="zh_TW" w:bidi="zh_TW"/>
-        </w:rPr>
-        <w:t>路德、路德族、路低人</w:t>
-      </w:r>
-      <w:r>
-        <w:rPr>
-          <w:lang w:val="zh_TW" w:bidi="zh_TW"/>
-        </w:rPr>
-      </w:r>
-    </w:p>
-    <w:p>
-      <w:pPr/>
-      <w:r>
-        <w:rPr>
-          <w:lang w:val="zh_TW" w:bidi="zh_TW"/>
-        </w:rPr>
-      </w:r>
-      <w:r>
-        <w:rPr>
-          <w:lang w:val="zh_TW" w:bidi="zh_TW"/>
-        </w:rPr>
-        <w:t>在</w:t>
-      </w:r>
-      <w:hyperlink r:id="rId30">
-        <w:r>
-          <w:rPr>
-            <w:lang w:val="zh_TW" w:bidi="zh_TW"/>
-          </w:rPr>
-          <w:rPr>
-            <w:color w:val="0000EE"/>
-            <w:u w:val="single"/>
-          </w:rPr>
-          <w:t>創世記第十章</w:t>
-        </w:r>
-      </w:hyperlink>
-      <w:r>
-        <w:rPr>
-          <w:lang w:val="zh_TW" w:bidi="zh_TW"/>
-        </w:rPr>
-        <w:t>的列國表（table of nations）中出現的名字。路低被列為麥西的長子，而路德被列為閃的第四子。基於這一記載，較合宜的理解是：兩者可能具有不同的族源。然而，有些人則提出這兩個名字指的均是小亞細亞的民族，即呂底亞人（Lydians），他們在亞述巴尼拔（Ashurbanipal）的銘文中被提到為路都（</w:t>
+          <w:t>民10:29</w:t>
+        </w:r>
+      </w:hyperlink>
+      <w:r>
+        <w:rPr>
+          <w:lang w:val="zh_TW" w:bidi="zh_TW"/>
+        </w:rPr>
+        <w:t>）。</w:t>
       </w:r>
       <w:r>
         <w:rPr>
           <w:i/>
           <w:lang w:val="zh_TW" w:bidi="zh_TW"/>
         </w:rPr>
-        <w:t>Luddu</w:t>
-      </w:r>
-      <w:r>
-        <w:rPr>
-          <w:lang w:val="zh_TW" w:bidi="zh_TW"/>
-        </w:rPr>
-        <w:t>）</w:t>
-      </w:r>
-      <w:r>
-        <w:rPr>
-          <w:i/>
-          <w:lang w:val="zh_TW" w:bidi="zh_TW"/>
-        </w:rPr>
-        <w:t>。</w:t>
-      </w:r>
-      <w:r>
-        <w:rPr>
-          <w:lang w:val="zh_TW" w:bidi="zh_TW"/>
-        </w:rPr>
-        <w:t xml:space="preserve"> 毫無疑問，至少路德應該與呂底亞有關聯，因約瑟夫（Josephus）也持此看法（</w:t>
-      </w:r>
-      <w:r>
-        <w:rPr>
-          <w:i/>
-          <w:lang w:val="zh_TW" w:bidi="zh_TW"/>
-        </w:rPr>
-        <w:t>猶太古史記</w:t>
-      </w:r>
-      <w:r>
-        <w:rPr>
-          <w:lang w:val="zh_TW" w:bidi="zh_TW"/>
-        </w:rPr>
-        <w:t xml:space="preserve"> 〔</w:t>
-      </w:r>
-      <w:r>
-        <w:rPr>
-          <w:i/>
-          <w:lang w:val="zh_TW" w:bidi="zh_TW"/>
-        </w:rPr>
-        <w:t>Antiquities</w:t>
-      </w:r>
-      <w:r>
-        <w:rPr>
-          <w:lang w:val="zh_TW" w:bidi="zh_TW"/>
-        </w:rPr>
-        <w:t>〕1.6.4）。在</w:t>
-      </w:r>
-      <w:hyperlink r:id="rId31">
-        <w:r>
-          <w:rPr>
-            <w:lang w:val="zh_TW" w:bidi="zh_TW"/>
-          </w:rPr>
-          <w:rPr>
-            <w:color w:val="0000EE"/>
-            <w:u w:val="single"/>
-          </w:rPr>
-          <w:t>以賽亞書六十六章19節</w:t>
-        </w:r>
-      </w:hyperlink>
-      <w:r>
-        <w:rPr>
-          <w:lang w:val="zh_TW" w:bidi="zh_TW"/>
-        </w:rPr>
-        <w:t>中，路德列在其它小亞細亞列國之中，亦支持其地理與族群觀點。</w:t>
-      </w:r>
-    </w:p>
-    <w:p>
-      <w:pPr/>
-      <w:r>
-        <w:rPr>
-          <w:lang w:val="zh_TW" w:bidi="zh_TW"/>
-        </w:rPr>
-      </w:r>
-      <w:r>
-        <w:rPr>
-          <w:lang w:val="zh_TW" w:bidi="zh_TW"/>
-        </w:rPr>
-        <w:t>聖經多處提及路德人，而上下文往往暗示他們善於作戰。根據</w:t>
-      </w:r>
-      <w:hyperlink r:id="rId32">
-        <w:r>
-          <w:rPr>
-            <w:lang w:val="zh_TW" w:bidi="zh_TW"/>
-          </w:rPr>
-          <w:rPr>
-            <w:color w:val="0000EE"/>
-            <w:u w:val="single"/>
-          </w:rPr>
-          <w:t>耶利米書四十六章9節</w:t>
-        </w:r>
-      </w:hyperlink>
-      <w:r>
-        <w:rPr>
-          <w:lang w:val="zh_TW" w:bidi="zh_TW"/>
-        </w:rPr>
-        <w:t>，他們與埃及人一起在公元前605年的迦基米設戰役（battle of Carchemish）中對抗巴比倫人。在</w:t>
-      </w:r>
-      <w:hyperlink r:id="rId33">
-        <w:r>
-          <w:rPr>
-            <w:lang w:val="zh_TW" w:bidi="zh_TW"/>
-          </w:rPr>
-          <w:rPr>
-            <w:color w:val="0000EE"/>
-            <w:u w:val="single"/>
-          </w:rPr>
-          <w:t>以西結書二十七章10節</w:t>
-        </w:r>
-      </w:hyperlink>
-      <w:r>
-        <w:rPr>
-          <w:lang w:val="zh_TW" w:bidi="zh_TW"/>
-        </w:rPr>
-        <w:t>中對泰爾的哀歌中，他們被列為泰爾軍隊中的僱傭兵之一。或者</w:t>
-      </w:r>
-      <w:hyperlink r:id="rId34">
-        <w:r>
-          <w:rPr>
-            <w:lang w:val="zh_TW" w:bidi="zh_TW"/>
-          </w:rPr>
-          <w:rPr>
-            <w:color w:val="0000EE"/>
-            <w:u w:val="single"/>
-          </w:rPr>
-          <w:t>以西結書三十章5節</w:t>
-        </w:r>
-      </w:hyperlink>
-      <w:r>
-        <w:rPr>
-          <w:lang w:val="zh_TW" w:bidi="zh_TW"/>
-        </w:rPr>
-        <w:t>也可能是另一例，顯示呂底亞人作為傭兵——這次是在埃及軍中服役。這種對埃及的軍事援助可以追溯到亞述時期，當時蓋吉茲（Gyges）向埃及的普薩美提克（Psammetichus）提供軍事援助以對抗亞述人。</w:t>
-      </w:r>
-    </w:p>
-    <w:p>
-      <w:pPr/>
-      <w:r>
-        <w:rPr>
-          <w:lang w:val="zh_TW" w:bidi="zh_TW"/>
-        </w:rPr>
-      </w:r>
-      <w:r>
-        <w:rPr>
-          <w:i/>
-          <w:lang w:val="zh_TW" w:bidi="zh_TW"/>
-        </w:rPr>
-        <w:t>另見</w:t>
-      </w:r>
-      <w:r>
-        <w:rPr>
-          <w:lang w:val="zh_TW" w:bidi="zh_TW"/>
-        </w:rPr>
-        <w:t xml:space="preserve"> </w:t>
-      </w:r>
-      <w:r>
-        <w:rPr>
-          <w:lang w:val="zh_TW" w:bidi="zh_TW"/>
-        </w:rPr>
-        <w:t>呂底亞（地點）</w:t>
-      </w:r>
-      <w:r>
-        <w:rPr>
-          <w:lang w:val="zh_TW" w:bidi="zh_TW"/>
-        </w:rPr>
-        <w:t>。</w:t>
-      </w:r>
-      <w:r>
-        <w:rPr>
-          <w:lang w:val="zh_TW" w:bidi="zh_TW"/>
-        </w:rPr>
-      </w:r>
-      <w:r>
-        <w:rPr>
-          <w:lang w:val="zh_TW" w:bidi="zh_TW"/>
-        </w:rPr>
-      </w:r>
-    </w:p>
-    <w:p>
-      <w:pPr/>
-      <w:r>
-        <w:rPr>
-          <w:lang w:val="zh_TW" w:bidi="zh_TW"/>
-        </w:rPr>
-      </w:r>
-    </w:p>
-    <w:p>
-      <w:pPr>
-        <w:pStyle w:val="Heading2"/>
-      </w:pPr>
-      <w:r>
-        <w:rPr>
-          <w:lang w:val="zh_TW" w:bidi="zh_TW"/>
-        </w:rPr>
-        <w:t>路斯</w:t>
-      </w:r>
-      <w:r>
-        <w:rPr>
-          <w:lang w:val="zh_TW" w:bidi="zh_TW"/>
-        </w:rPr>
-      </w:r>
-    </w:p>
-    <w:p>
-      <w:pPr>
-        <w:pStyle w:val="ListNumber"/>
-        <w:numPr>
-          <w:ilvl w:val="0"/>
-          <w:numId w:val="15"/>
-        </w:numPr>
-        <w:spacing w:line="240" w:lineRule="auto"/>
-        <w:ind w:left="720"/>
-      </w:pPr>
-      <w:r>
-        <w:rPr>
-          <w:lang w:val="zh_TW" w:bidi="zh_TW"/>
-        </w:rPr>
-      </w:r>
-      <w:r>
-        <w:rPr>
-          <w:lang w:val="zh_TW" w:bidi="zh_TW"/>
-        </w:rPr>
-        <w:t>伯特利原來的迦南名稱（</w:t>
-      </w:r>
-      <w:hyperlink r:id="rId35">
-        <w:r>
-          <w:rPr>
-            <w:lang w:val="zh_TW" w:bidi="zh_TW"/>
-          </w:rPr>
-          <w:rPr>
-            <w:color w:val="0000EE"/>
-            <w:u w:val="single"/>
-          </w:rPr>
-          <w:t>創28:19</w:t>
-        </w:r>
-      </w:hyperlink>
-      <w:r>
-        <w:rPr>
-          <w:lang w:val="zh_TW" w:bidi="zh_TW"/>
-        </w:rPr>
-        <w:t>，</w:t>
-      </w:r>
-      <w:hyperlink r:id="rId36">
-        <w:r>
-          <w:rPr>
-            <w:lang w:val="zh_TW" w:bidi="zh_TW"/>
-          </w:rPr>
-          <w:rPr>
-            <w:color w:val="0000EE"/>
-            <w:u w:val="single"/>
-          </w:rPr>
-          <w:t>35:6</w:t>
-        </w:r>
-      </w:hyperlink>
-      <w:r>
-        <w:rPr>
-          <w:lang w:val="zh_TW" w:bidi="zh_TW"/>
-        </w:rPr>
-        <w:t>）。雅各正是在這裡看見神的異象。因為神在那裡向他顯現，他便給那地方起名叫「伯特利」（神的殿）。雅各當時未必進入了城內，這或許可以解釋</w:t>
-      </w:r>
-      <w:hyperlink r:id="rId37">
-        <w:r>
-          <w:rPr>
-            <w:lang w:val="zh_TW" w:bidi="zh_TW"/>
-          </w:rPr>
-          <w:rPr>
-            <w:color w:val="0000EE"/>
-            <w:u w:val="single"/>
-          </w:rPr>
-          <w:t>約書亞記十六章2節</w:t>
-        </w:r>
-      </w:hyperlink>
-      <w:r>
-        <w:rPr>
-          <w:lang w:val="zh_TW" w:bidi="zh_TW"/>
-        </w:rPr>
-        <w:t>看似矛盾的地方。約瑟子孫（以法蓮和瑪拿西）所得地業的邊界描述中提到「從伯特利到路斯」，彷彿把伯特利和路斯視為兩個不同的地方。一種可能的解釋是：起初，「路斯」仍是那座城的名稱；同時，以色列人又透過傳統，知道雅各在城外某處把那地方稱為伯特利。因此，根據</w:t>
-      </w:r>
-      <w:hyperlink r:id="rId37">
-        <w:r>
-          <w:rPr>
-            <w:lang w:val="zh_TW" w:bidi="zh_TW"/>
-          </w:rPr>
-          <w:rPr>
-            <w:color w:val="0000EE"/>
-            <w:u w:val="single"/>
-          </w:rPr>
-          <w:t>約書亞記十六章2節</w:t>
-        </w:r>
-      </w:hyperlink>
-      <w:r>
-        <w:rPr>
-          <w:lang w:val="zh_TW" w:bidi="zh_TW"/>
-        </w:rPr>
-        <w:t>，伯特利可能是位於路斯城東面的一個地區。到了征服迦南時期（</w:t>
-      </w:r>
-      <w:hyperlink r:id="rId38">
-        <w:r>
-          <w:rPr>
-            <w:lang w:val="zh_TW" w:bidi="zh_TW"/>
-          </w:rPr>
-          <w:rPr>
-            <w:color w:val="0000EE"/>
-            <w:u w:val="single"/>
-          </w:rPr>
-          <w:t>士1:22–25</w:t>
-        </w:r>
-      </w:hyperlink>
-      <w:r>
-        <w:rPr>
-          <w:lang w:val="zh_TW" w:bidi="zh_TW"/>
-        </w:rPr>
-        <w:t>）或之後，以色列人把路斯改名為伯特利。</w:t>
-        <w:br/>
-      </w:r>
-      <w:r>
-        <w:rPr>
-          <w:i/>
-          <w:lang w:val="zh_TW" w:bidi="zh_TW"/>
-        </w:rPr>
-        <w:t>另見</w:t>
-      </w:r>
-      <w:r>
-        <w:rPr>
-          <w:lang w:val="zh_TW" w:bidi="zh_TW"/>
-        </w:rPr>
-        <w:t xml:space="preserve"> </w:t>
-      </w:r>
-      <w:r>
-        <w:rPr>
-          <w:lang w:val="zh_TW" w:bidi="zh_TW"/>
-        </w:rPr>
-        <w:t>伯特利（地點）</w:t>
-      </w:r>
-      <w:r>
-        <w:rPr>
-          <w:lang w:val="zh_TW" w:bidi="zh_TW"/>
-        </w:rPr>
-        <w:t>；</w:t>
-      </w:r>
-      <w:r>
-        <w:rPr>
-          <w:lang w:val="zh_TW" w:bidi="zh_TW"/>
-        </w:rPr>
-        <w:t>伯特利人 #1</w:t>
+        <w:t xml:space="preserve">見 </w:t>
+      </w:r>
+      <w:r>
+        <w:rPr>
+          <w:lang w:val="zh_TW" w:bidi="zh_TW"/>
+        </w:rPr>
+        <w:t>葉忒羅</w:t>
       </w:r>
       <w:r>
         <w:rPr>
@@ -1544,18 +771,73 @@
         <w:rPr>
           <w:lang w:val="zh_TW" w:bidi="zh_TW"/>
         </w:rPr>
-        <w:t>一座赫人的城。在以色列人攻取巴勒斯坦的城路斯之後，城中有一個人遷居到赫人之地，並以路斯為那座城命名（</w:t>
-      </w:r>
-      <w:hyperlink r:id="rId39">
-        <w:r>
-          <w:rPr>
-            <w:lang w:val="zh_TW" w:bidi="zh_TW"/>
-          </w:rPr>
-          <w:rPr>
-            <w:color w:val="0000EE"/>
-            <w:u w:val="single"/>
-          </w:rPr>
-          <w:t>士1:26</w:t>
+        <w:t>在</w:t>
+      </w:r>
+      <w:hyperlink r:id="rId27">
+        <w:r>
+          <w:rPr>
+            <w:lang w:val="zh_TW" w:bidi="zh_TW"/>
+          </w:rPr>
+          <w:rPr>
+            <w:color w:val="0000EE"/>
+            <w:u w:val="single"/>
+          </w:rPr>
+          <w:t>民數記二章14節</w:t>
+        </w:r>
+      </w:hyperlink>
+      <w:r>
+        <w:rPr>
+          <w:lang w:val="zh_TW" w:bidi="zh_TW"/>
+        </w:rPr>
+        <w:t>中，流珥（Reuel）是丟珥（Deuel）的另一種寫法。丟珥是以利雅薩的父親。</w:t>
+      </w:r>
+      <w:r>
+        <w:rPr>
+          <w:i/>
+          <w:lang w:val="zh_TW" w:bidi="zh_TW"/>
+        </w:rPr>
+        <w:t xml:space="preserve">見 </w:t>
+      </w:r>
+      <w:r>
+        <w:rPr>
+          <w:lang w:val="zh_TW" w:bidi="zh_TW"/>
+        </w:rPr>
+        <w:t>丟珥</w:t>
+      </w:r>
+      <w:r>
+        <w:rPr>
+          <w:lang w:val="zh_TW" w:bidi="zh_TW"/>
+        </w:rPr>
+        <w:t>。</w:t>
+      </w:r>
+    </w:p>
+    <w:p>
+      <w:pPr>
+        <w:pStyle w:val="ListNumber"/>
+        <w:spacing w:line="240" w:lineRule="auto"/>
+        <w:ind w:left="720"/>
+      </w:pPr>
+      <w:r>
+        <w:rPr>
+          <w:lang w:val="zh_TW" w:bidi="zh_TW"/>
+        </w:rPr>
+      </w:r>
+      <w:r>
+        <w:rPr>
+          <w:lang w:val="zh_TW" w:bidi="zh_TW"/>
+        </w:rPr>
+        <w:t>便雅憫支派中米書蘭的一位祖先（</w:t>
+      </w:r>
+      <w:hyperlink r:id="rId28">
+        <w:r>
+          <w:rPr>
+            <w:lang w:val="zh_TW" w:bidi="zh_TW"/>
+          </w:rPr>
+          <w:rPr>
+            <w:color w:val="0000EE"/>
+            <w:u w:val="single"/>
+          </w:rPr>
+          <w:t>代上9:8</w:t>
         </w:r>
       </w:hyperlink>
       <w:r>
@@ -1591,7 +873,7 @@
         <w:rPr>
           <w:lang w:val="zh_TW" w:bidi="zh_TW"/>
         </w:rPr>
-        <w:t>露水</w:t>
+        <w:t>流放，放逐</w:t>
       </w:r>
       <w:r>
         <w:rPr>
@@ -1610,87 +892,7 @@
         <w:rPr>
           <w:lang w:val="zh_TW" w:bidi="zh_TW"/>
         </w:rPr>
-        <w:t>露水是在夜間溫暖的空氣冷卻時，凝結在物體表面的水分。清晨時，人們通常可以看見植物和其它物體表面附著著細小的水珠。</w:t>
-        <w:br/>
-        <w:br/>
-      </w:r>
-      <w:r>
-        <w:rPr>
-          <w:lang w:val="zh_TW" w:bidi="zh_TW"/>
-        </w:rPr>
-        <w:t>在古代近東，露水是非常重要的。在炎熱乾旱、降雨稀少的地區，露水能提供寶貴的水分。植物需要露水生長，農夫也倚靠露水獲得良好的收成（</w:t>
-      </w:r>
-      <w:hyperlink r:id="rId40">
-        <w:r>
-          <w:rPr>
-            <w:lang w:val="zh_TW" w:bidi="zh_TW"/>
-          </w:rPr>
-          <w:rPr>
-            <w:color w:val="0000EE"/>
-            <w:u w:val="single"/>
-          </w:rPr>
-          <w:t>該1:10</w:t>
-        </w:r>
-      </w:hyperlink>
-      <w:r>
-        <w:rPr>
-          <w:lang w:val="zh_TW" w:bidi="zh_TW"/>
-        </w:rPr>
-        <w:t>）。聖經經常把露水和雨水一同提及，視為神所賜的寶貴恩典（</w:t>
-      </w:r>
-      <w:hyperlink r:id="rId41">
-        <w:r>
-          <w:rPr>
-            <w:lang w:val="zh_TW" w:bidi="zh_TW"/>
-          </w:rPr>
-          <w:rPr>
-            <w:color w:val="0000EE"/>
-            <w:u w:val="single"/>
-          </w:rPr>
-          <w:t>王上17:1</w:t>
-        </w:r>
-      </w:hyperlink>
-      <w:r>
-        <w:rPr>
-          <w:lang w:val="zh_TW" w:bidi="zh_TW"/>
-        </w:rPr>
-        <w:t>）。在出埃及期間（神帶領以色列人離開埃及的時候），露水也發揮了重要作用，神藉著露水供應百姓在曠野的食物（</w:t>
-      </w:r>
-      <w:hyperlink r:id="rId42">
-        <w:r>
-          <w:rPr>
-            <w:lang w:val="zh_TW" w:bidi="zh_TW"/>
-          </w:rPr>
-          <w:rPr>
-            <w:color w:val="0000EE"/>
-            <w:u w:val="single"/>
-          </w:rPr>
-          <w:t>出16:13–21</w:t>
-        </w:r>
-      </w:hyperlink>
-      <w:r>
-        <w:rPr>
-          <w:lang w:val="zh_TW" w:bidi="zh_TW"/>
-        </w:rPr>
-        <w:t>；</w:t>
-      </w:r>
-      <w:hyperlink r:id="rId43">
-        <w:r>
-          <w:rPr>
-            <w:lang w:val="zh_TW" w:bidi="zh_TW"/>
-          </w:rPr>
-          <w:rPr>
-            <w:color w:val="0000EE"/>
-            <w:u w:val="single"/>
-          </w:rPr>
-          <w:t>民11:9</w:t>
-        </w:r>
-      </w:hyperlink>
-      <w:r>
-        <w:rPr>
-          <w:lang w:val="zh_TW" w:bidi="zh_TW"/>
-        </w:rPr>
-        <w:t>）。</w:t>
+        <w:t>懲罰的一種，將人從國家或群體中排除。</w:t>
       </w:r>
     </w:p>
     <w:p>
@@ -1704,7 +906,7 @@
         <w:rPr>
           <w:lang w:val="zh_TW" w:bidi="zh_TW"/>
         </w:rPr>
-        <w:t>聖經用「露水」作為幾種不同事物的意象：</w:t>
+        <w:t>在聖經中，「放逐」或類似詞語多次出現：</w:t>
       </w:r>
     </w:p>
     <w:p>
@@ -1722,61 +924,25 @@
         <w:rPr>
           <w:lang w:val="zh_TW" w:bidi="zh_TW"/>
         </w:rPr>
-        <w:t>露水有時象徵祝福。例如，以撒為雅各祝福時，求神把「天上的甘露」賜給他（</w:t>
-      </w:r>
-      <w:hyperlink r:id="rId44">
-        <w:r>
-          <w:rPr>
-            <w:lang w:val="zh_TW" w:bidi="zh_TW"/>
-          </w:rPr>
-          <w:rPr>
-            <w:color w:val="0000EE"/>
-            <w:u w:val="single"/>
-          </w:rPr>
-          <w:t>創27:28</w:t>
-        </w:r>
-      </w:hyperlink>
-      <w:r>
-        <w:rPr>
-          <w:lang w:val="zh_TW" w:bidi="zh_TW"/>
-        </w:rPr>
-        <w:t>；參</w:t>
-      </w:r>
-      <w:hyperlink r:id="rId45">
-        <w:r>
-          <w:rPr>
-            <w:lang w:val="zh_TW" w:bidi="zh_TW"/>
-          </w:rPr>
-          <w:rPr>
-            <w:color w:val="0000EE"/>
-            <w:u w:val="single"/>
-          </w:rPr>
-          <w:t>申33:13</w:t>
-        </w:r>
-      </w:hyperlink>
-      <w:r>
-        <w:rPr>
-          <w:lang w:val="zh_TW" w:bidi="zh_TW"/>
-        </w:rPr>
-        <w:t>；</w:t>
-      </w:r>
-      <w:hyperlink r:id="rId46">
-        <w:r>
-          <w:rPr>
-            <w:lang w:val="zh_TW" w:bidi="zh_TW"/>
-          </w:rPr>
-          <w:rPr>
-            <w:color w:val="0000EE"/>
-            <w:u w:val="single"/>
-          </w:rPr>
-          <w:t>彌5:7</w:t>
-        </w:r>
-      </w:hyperlink>
-      <w:r>
-        <w:rPr>
-          <w:lang w:val="zh_TW" w:bidi="zh_TW"/>
-        </w:rPr>
-        <w:t>）。</w:t>
+        <w:t>神審判亞當和夏娃（</w:t>
+      </w:r>
+      <w:hyperlink r:id="rId29">
+        <w:r>
+          <w:rPr>
+            <w:lang w:val="zh_TW" w:bidi="zh_TW"/>
+          </w:rPr>
+          <w:rPr>
+            <w:color w:val="0000EE"/>
+            <w:u w:val="single"/>
+          </w:rPr>
+          <w:t>創3:23–24</w:t>
+        </w:r>
+      </w:hyperlink>
+      <w:r>
+        <w:rPr>
+          <w:lang w:val="zh_TW" w:bidi="zh_TW"/>
+        </w:rPr>
+        <w:t>，譯註：和合本譯為打發）</w:t>
       </w:r>
     </w:p>
     <w:p>
@@ -1794,43 +960,25 @@
         <w:rPr>
           <w:lang w:val="zh_TW" w:bidi="zh_TW"/>
         </w:rPr>
-        <w:t>露水也象徵滋潤、更新或興盛（</w:t>
-      </w:r>
-      <w:hyperlink r:id="rId47">
-        <w:r>
-          <w:rPr>
-            <w:lang w:val="zh_TW" w:bidi="zh_TW"/>
-          </w:rPr>
-          <w:rPr>
-            <w:color w:val="0000EE"/>
-            <w:u w:val="single"/>
-          </w:rPr>
-          <w:t>伯29:19</w:t>
-        </w:r>
-      </w:hyperlink>
-      <w:r>
-        <w:rPr>
-          <w:lang w:val="zh_TW" w:bidi="zh_TW"/>
-        </w:rPr>
-        <w:t>；</w:t>
-      </w:r>
-      <w:hyperlink r:id="rId48">
-        <w:r>
-          <w:rPr>
-            <w:lang w:val="zh_TW" w:bidi="zh_TW"/>
-          </w:rPr>
-          <w:rPr>
-            <w:color w:val="0000EE"/>
-            <w:u w:val="single"/>
-          </w:rPr>
-          <w:t>何14:5</w:t>
-        </w:r>
-      </w:hyperlink>
-      <w:r>
-        <w:rPr>
-          <w:lang w:val="zh_TW" w:bidi="zh_TW"/>
-        </w:rPr>
-        <w:t>）。</w:t>
+        <w:t>神審判該隱 （</w:t>
+      </w:r>
+      <w:hyperlink r:id="rId30">
+        <w:r>
+          <w:rPr>
+            <w:lang w:val="zh_TW" w:bidi="zh_TW"/>
+          </w:rPr>
+          <w:rPr>
+            <w:color w:val="0000EE"/>
+            <w:u w:val="single"/>
+          </w:rPr>
+          <w:t>4:9–14</w:t>
+        </w:r>
+      </w:hyperlink>
+      <w:r>
+        <w:rPr>
+          <w:lang w:val="zh_TW" w:bidi="zh_TW"/>
+        </w:rPr>
+        <w:t>，譯註：和合本未有譯出放逐一詞）</w:t>
       </w:r>
     </w:p>
     <w:p>
@@ -1848,25 +996,37 @@
         <w:rPr>
           <w:lang w:val="zh_TW" w:bidi="zh_TW"/>
         </w:rPr>
-        <w:t>經文形容君王的恩惠如草上的甘露（</w:t>
-      </w:r>
-      <w:hyperlink r:id="rId49">
-        <w:r>
-          <w:rPr>
-            <w:lang w:val="zh_TW" w:bidi="zh_TW"/>
-          </w:rPr>
-          <w:rPr>
-            <w:color w:val="0000EE"/>
-            <w:u w:val="single"/>
-          </w:rPr>
-          <w:t>箴19:12</w:t>
-        </w:r>
-      </w:hyperlink>
-      <w:r>
-        <w:rPr>
-          <w:lang w:val="zh_TW" w:bidi="zh_TW"/>
-        </w:rPr>
-        <w:t>）。</w:t>
+        <w:t>押沙龍的父親把押沙龍流放（</w:t>
+      </w:r>
+      <w:hyperlink r:id="rId31">
+        <w:r>
+          <w:rPr>
+            <w:lang w:val="zh_TW" w:bidi="zh_TW"/>
+          </w:rPr>
+          <w:rPr>
+            <w:color w:val="0000EE"/>
+            <w:u w:val="single"/>
+          </w:rPr>
+          <w:t>撒下13:37–39，</w:t>
+        </w:r>
+      </w:hyperlink>
+      <w:hyperlink r:id="rId32">
+        <w:r>
+          <w:rPr>
+            <w:lang w:val="zh_TW" w:bidi="zh_TW"/>
+          </w:rPr>
+          <w:rPr>
+            <w:color w:val="0000EE"/>
+            <w:u w:val="single"/>
+          </w:rPr>
+          <w:t>14:13–14</w:t>
+        </w:r>
+      </w:hyperlink>
+      <w:r>
+        <w:rPr>
+          <w:lang w:val="zh_TW" w:bidi="zh_TW"/>
+        </w:rPr>
+        <w:t>，譯註：和合本譯為逃亡）</w:t>
       </w:r>
     </w:p>
     <w:p>
@@ -1884,25 +1044,125 @@
         <w:rPr>
           <w:lang w:val="zh_TW" w:bidi="zh_TW"/>
         </w:rPr>
-        <w:t>露水也可以代表悄然而來的事物。由於露水在夜間無聲地形成，因此聖經用其來描寫隱密而不易察覺的行動（</w:t>
-      </w:r>
-      <w:hyperlink r:id="rId50">
-        <w:r>
-          <w:rPr>
-            <w:lang w:val="zh_TW" w:bidi="zh_TW"/>
-          </w:rPr>
-          <w:rPr>
-            <w:color w:val="0000EE"/>
-            <w:u w:val="single"/>
-          </w:rPr>
-          <w:t>撒下17:12</w:t>
-        </w:r>
-      </w:hyperlink>
-      <w:r>
-        <w:rPr>
-          <w:lang w:val="zh_TW" w:bidi="zh_TW"/>
-        </w:rPr>
-        <w:t>）。</w:t>
+        <w:t>以色列從應許之地被擄（</w:t>
+      </w:r>
+      <w:hyperlink r:id="rId33">
+        <w:r>
+          <w:rPr>
+            <w:lang w:val="zh_TW" w:bidi="zh_TW"/>
+          </w:rPr>
+          <w:rPr>
+            <w:color w:val="0000EE"/>
+            <w:u w:val="single"/>
+          </w:rPr>
+          <w:t>申30:1</w:t>
+        </w:r>
+      </w:hyperlink>
+      <w:r>
+        <w:rPr>
+          <w:lang w:val="zh_TW" w:bidi="zh_TW"/>
+        </w:rPr>
+        <w:t>；</w:t>
+      </w:r>
+      <w:hyperlink r:id="rId34">
+        <w:r>
+          <w:rPr>
+            <w:lang w:val="zh_TW" w:bidi="zh_TW"/>
+          </w:rPr>
+          <w:rPr>
+            <w:color w:val="0000EE"/>
+            <w:u w:val="single"/>
+          </w:rPr>
+          <w:t>賽11:12</w:t>
+        </w:r>
+      </w:hyperlink>
+      <w:r>
+        <w:rPr>
+          <w:lang w:val="zh_TW" w:bidi="zh_TW"/>
+        </w:rPr>
+        <w:t>；</w:t>
+      </w:r>
+      <w:hyperlink r:id="rId35">
+        <w:r>
+          <w:rPr>
+            <w:lang w:val="zh_TW" w:bidi="zh_TW"/>
+          </w:rPr>
+          <w:rPr>
+            <w:color w:val="0000EE"/>
+            <w:u w:val="single"/>
+          </w:rPr>
+          <w:t>耶16:15</w:t>
+        </w:r>
+      </w:hyperlink>
+      <w:r>
+        <w:rPr>
+          <w:lang w:val="zh_TW" w:bidi="zh_TW"/>
+        </w:rPr>
+        <w:t>；</w:t>
+      </w:r>
+      <w:hyperlink r:id="rId36">
+        <w:r>
+          <w:rPr>
+            <w:lang w:val="zh_TW" w:bidi="zh_TW"/>
+          </w:rPr>
+          <w:rPr>
+            <w:color w:val="0000EE"/>
+            <w:u w:val="single"/>
+          </w:rPr>
+          <w:t>結4:13</w:t>
+        </w:r>
+      </w:hyperlink>
+      <w:r>
+        <w:rPr>
+          <w:lang w:val="zh_TW" w:bidi="zh_TW"/>
+        </w:rPr>
+        <w:t>，譯註：和合本譯為追趕、趕）</w:t>
+      </w:r>
+    </w:p>
+    <w:p>
+      <w:pPr/>
+      <w:r>
+        <w:rPr>
+          <w:lang w:val="zh_TW" w:bidi="zh_TW"/>
+        </w:rPr>
+      </w:r>
+      <w:r>
+        <w:rPr>
+          <w:lang w:val="zh_TW" w:bidi="zh_TW"/>
+        </w:rPr>
+        <w:t>在以色列被擄到巴比倫期間，放逐也是懲罰之一，適用於不順服神或波斯王亞達薛西的人（</w:t>
+      </w:r>
+      <w:hyperlink r:id="rId37">
+        <w:r>
+          <w:rPr>
+            <w:lang w:val="zh_TW" w:bidi="zh_TW"/>
+          </w:rPr>
+          <w:rPr>
+            <w:color w:val="0000EE"/>
+            <w:u w:val="single"/>
+          </w:rPr>
+          <w:t>拉7:26</w:t>
+        </w:r>
+      </w:hyperlink>
+      <w:r>
+        <w:rPr>
+          <w:lang w:val="zh_TW" w:bidi="zh_TW"/>
+        </w:rPr>
+        <w:t>，譯註：和合本譯為充軍）。</w:t>
+      </w:r>
+    </w:p>
+    <w:p>
+      <w:pPr/>
+      <w:r>
+        <w:rPr>
+          <w:lang w:val="zh_TW" w:bidi="zh_TW"/>
+        </w:rPr>
+      </w:r>
+      <w:r>
+        <w:rPr>
+          <w:lang w:val="zh_TW" w:bidi="zh_TW"/>
+        </w:rPr>
+        <w:t>摩西律法規定，以色列人因各種過犯可能會被「剪除」，也就是被排除於群體之外：</w:t>
       </w:r>
     </w:p>
     <w:p>
@@ -1920,7 +1180,505 @@
         <w:rPr>
           <w:lang w:val="zh_TW" w:bidi="zh_TW"/>
         </w:rPr>
-        <w:t>露水也象徵短暫易逝的事物。因為露水在晨光中很快消散，所以聖經用其來形容不能長久存留的事物（</w:t>
+        <w:t>沒有給男嬰行割禮（</w:t>
+      </w:r>
+      <w:hyperlink r:id="rId38">
+        <w:r>
+          <w:rPr>
+            <w:lang w:val="zh_TW" w:bidi="zh_TW"/>
+          </w:rPr>
+          <w:rPr>
+            <w:color w:val="0000EE"/>
+            <w:u w:val="single"/>
+          </w:rPr>
+          <w:t>創17:12、14</w:t>
+        </w:r>
+      </w:hyperlink>
+      <w:r>
+        <w:rPr>
+          <w:lang w:val="zh_TW" w:bidi="zh_TW"/>
+        </w:rPr>
+        <w:t>）</w:t>
+      </w:r>
+    </w:p>
+    <w:p>
+      <w:pPr>
+        <w:pStyle w:val="ListBullet"/>
+        <w:spacing w:line="240" w:lineRule="auto"/>
+        <w:ind w:left="720"/>
+      </w:pPr>
+      <w:r>
+        <w:rPr>
+          <w:lang w:val="zh_TW" w:bidi="zh_TW"/>
+        </w:rPr>
+      </w:r>
+      <w:r>
+        <w:rPr>
+          <w:lang w:val="zh_TW" w:bidi="zh_TW"/>
+        </w:rPr>
+        <w:t>在逾越節期間吃有酵的餅 （</w:t>
+      </w:r>
+      <w:hyperlink r:id="rId39">
+        <w:r>
+          <w:rPr>
+            <w:lang w:val="zh_TW" w:bidi="zh_TW"/>
+          </w:rPr>
+          <w:rPr>
+            <w:color w:val="0000EE"/>
+            <w:u w:val="single"/>
+          </w:rPr>
+          <w:t>出12:15</w:t>
+        </w:r>
+      </w:hyperlink>
+      <w:r>
+        <w:rPr>
+          <w:lang w:val="zh_TW" w:bidi="zh_TW"/>
+        </w:rPr>
+        <w:t>）</w:t>
+      </w:r>
+    </w:p>
+    <w:p>
+      <w:pPr>
+        <w:pStyle w:val="ListBullet"/>
+        <w:spacing w:line="240" w:lineRule="auto"/>
+        <w:ind w:left="720"/>
+      </w:pPr>
+      <w:r>
+        <w:rPr>
+          <w:lang w:val="zh_TW" w:bidi="zh_TW"/>
+        </w:rPr>
+      </w:r>
+      <w:r>
+        <w:rPr>
+          <w:lang w:val="zh_TW" w:bidi="zh_TW"/>
+        </w:rPr>
+        <w:t>獻上不潔的牲畜作供物 （</w:t>
+      </w:r>
+      <w:hyperlink r:id="rId40">
+        <w:r>
+          <w:rPr>
+            <w:lang w:val="zh_TW" w:bidi="zh_TW"/>
+          </w:rPr>
+          <w:rPr>
+            <w:color w:val="0000EE"/>
+            <w:u w:val="single"/>
+          </w:rPr>
+          <w:t>利17:1–4</w:t>
+        </w:r>
+      </w:hyperlink>
+      <w:r>
+        <w:rPr>
+          <w:lang w:val="zh_TW" w:bidi="zh_TW"/>
+        </w:rPr>
+        <w:t>）</w:t>
+      </w:r>
+    </w:p>
+    <w:p>
+      <w:pPr>
+        <w:pStyle w:val="ListBullet"/>
+        <w:spacing w:line="240" w:lineRule="auto"/>
+        <w:ind w:left="720"/>
+      </w:pPr>
+      <w:r>
+        <w:rPr>
+          <w:lang w:val="zh_TW" w:bidi="zh_TW"/>
+        </w:rPr>
+      </w:r>
+      <w:r>
+        <w:rPr>
+          <w:lang w:val="zh_TW" w:bidi="zh_TW"/>
+        </w:rPr>
+        <w:t>吃血（</w:t>
+      </w:r>
+      <w:hyperlink r:id="rId41">
+        <w:r>
+          <w:rPr>
+            <w:lang w:val="zh_TW" w:bidi="zh_TW"/>
+          </w:rPr>
+          <w:rPr>
+            <w:color w:val="0000EE"/>
+            <w:u w:val="single"/>
+          </w:rPr>
+          <w:t>利17:10</w:t>
+        </w:r>
+      </w:hyperlink>
+      <w:r>
+        <w:rPr>
+          <w:lang w:val="zh_TW" w:bidi="zh_TW"/>
+        </w:rPr>
+        <w:t>）</w:t>
+      </w:r>
+    </w:p>
+    <w:p>
+      <w:pPr>
+        <w:pStyle w:val="ListBullet"/>
+        <w:spacing w:line="240" w:lineRule="auto"/>
+        <w:ind w:left="720"/>
+      </w:pPr>
+      <w:r>
+        <w:rPr>
+          <w:lang w:val="zh_TW" w:bidi="zh_TW"/>
+        </w:rPr>
+      </w:r>
+      <w:r>
+        <w:rPr>
+          <w:lang w:val="zh_TW" w:bidi="zh_TW"/>
+        </w:rPr>
+        <w:t>故意犯罪（</w:t>
+      </w:r>
+      <w:hyperlink r:id="rId42">
+        <w:r>
+          <w:rPr>
+            <w:lang w:val="zh_TW" w:bidi="zh_TW"/>
+          </w:rPr>
+          <w:rPr>
+            <w:color w:val="0000EE"/>
+            <w:u w:val="single"/>
+          </w:rPr>
+          <w:t>民15:30–31</w:t>
+        </w:r>
+      </w:hyperlink>
+      <w:r>
+        <w:rPr>
+          <w:lang w:val="zh_TW" w:bidi="zh_TW"/>
+        </w:rPr>
+        <w:t>）</w:t>
+      </w:r>
+    </w:p>
+    <w:p>
+      <w:pPr>
+        <w:pStyle w:val="ListBullet"/>
+        <w:spacing w:line="240" w:lineRule="auto"/>
+        <w:ind w:left="720"/>
+      </w:pPr>
+      <w:r>
+        <w:rPr>
+          <w:lang w:val="zh_TW" w:bidi="zh_TW"/>
+        </w:rPr>
+      </w:r>
+      <w:r>
+        <w:rPr>
+          <w:lang w:val="zh_TW" w:bidi="zh_TW"/>
+        </w:rPr>
+        <w:t>與死人接觸後沒有進行禮儀上的潔淨（</w:t>
+      </w:r>
+      <w:hyperlink r:id="rId43">
+        <w:r>
+          <w:rPr>
+            <w:lang w:val="zh_TW" w:bidi="zh_TW"/>
+          </w:rPr>
+          <w:rPr>
+            <w:color w:val="0000EE"/>
+            <w:u w:val="single"/>
+          </w:rPr>
+          <w:t>民19:11–20</w:t>
+        </w:r>
+      </w:hyperlink>
+      <w:r>
+        <w:rPr>
+          <w:lang w:val="zh_TW" w:bidi="zh_TW"/>
+        </w:rPr>
+        <w:t>）</w:t>
+      </w:r>
+    </w:p>
+    <w:p>
+      <w:pPr/>
+      <w:r>
+        <w:rPr>
+          <w:lang w:val="zh_TW" w:bidi="zh_TW"/>
+        </w:rPr>
+      </w:r>
+      <w:r>
+        <w:rPr>
+          <w:lang w:val="zh_TW" w:bidi="zh_TW"/>
+        </w:rPr>
+        <w:t>被「剪除」很可能表示同時被排除在社會與宗教生活之外（</w:t>
+      </w:r>
+      <w:hyperlink r:id="rId44">
+        <w:r>
+          <w:rPr>
+            <w:lang w:val="zh_TW" w:bidi="zh_TW"/>
+          </w:rPr>
+          <w:rPr>
+            <w:color w:val="0000EE"/>
+            <w:u w:val="single"/>
+          </w:rPr>
+          <w:t>約9:18</w:t>
+        </w:r>
+      </w:hyperlink>
+      <w:hyperlink r:id="rId45">
+        <w:r>
+          <w:rPr>
+            <w:lang w:val="zh_TW" w:bidi="zh_TW"/>
+          </w:rPr>
+          <w:rPr>
+            <w:color w:val="0000EE"/>
+            <w:u w:val="single"/>
+          </w:rPr>
+          <w:t>–</w:t>
+        </w:r>
+      </w:hyperlink>
+      <w:hyperlink r:id="rId44">
+        <w:r>
+          <w:rPr>
+            <w:lang w:val="zh_TW" w:bidi="zh_TW"/>
+          </w:rPr>
+          <w:rPr>
+            <w:color w:val="0000EE"/>
+            <w:u w:val="single"/>
+          </w:rPr>
+          <w:t>23、34</w:t>
+        </w:r>
+      </w:hyperlink>
+      <w:r>
+        <w:rPr>
+          <w:lang w:val="zh_TW" w:bidi="zh_TW"/>
+        </w:rPr>
+        <w:t>）。以色列民族曾被流放在外邦，到了被擄歸回之後，失去產業與永遠從神的百姓中被剪除，便成了正式的懲罰（</w:t>
+      </w:r>
+      <w:hyperlink r:id="rId46">
+        <w:r>
+          <w:rPr>
+            <w:lang w:val="zh_TW" w:bidi="zh_TW"/>
+          </w:rPr>
+          <w:rPr>
+            <w:color w:val="0000EE"/>
+            <w:u w:val="single"/>
+          </w:rPr>
+          <w:t>拉10:7–8</w:t>
+        </w:r>
+      </w:hyperlink>
+      <w:r>
+        <w:rPr>
+          <w:lang w:val="zh_TW" w:bidi="zh_TW"/>
+        </w:rPr>
+        <w:t>）。</w:t>
+      </w:r>
+    </w:p>
+    <w:p>
+      <w:pPr/>
+      <w:r>
+        <w:rPr>
+          <w:lang w:val="zh_TW" w:bidi="zh_TW"/>
+        </w:rPr>
+      </w:r>
+      <w:r>
+        <w:rPr>
+          <w:lang w:val="zh_TW" w:bidi="zh_TW"/>
+        </w:rPr>
+        <w:t>羅馬人與其他征服者一樣，把放逐當作懲罰的方式。例如，在皇帝克勞第時期，由於猶太人之間為了基督的事起了紛爭，克勞第將他們逐出羅馬城（</w:t>
+      </w:r>
+      <w:hyperlink r:id="rId47">
+        <w:r>
+          <w:rPr>
+            <w:lang w:val="zh_TW" w:bidi="zh_TW"/>
+          </w:rPr>
+          <w:rPr>
+            <w:color w:val="0000EE"/>
+            <w:u w:val="single"/>
+          </w:rPr>
+          <w:t>徒18:2</w:t>
+        </w:r>
+      </w:hyperlink>
+      <w:r>
+        <w:rPr>
+          <w:lang w:val="zh_TW" w:bidi="zh_TW"/>
+        </w:rPr>
+        <w:t>）。啟示錄的作者也在羅馬逼迫基督徒期間，被流放到拔摩島（</w:t>
+      </w:r>
+      <w:hyperlink r:id="rId48">
+        <w:r>
+          <w:rPr>
+            <w:lang w:val="zh_TW" w:bidi="zh_TW"/>
+          </w:rPr>
+          <w:rPr>
+            <w:color w:val="0000EE"/>
+            <w:u w:val="single"/>
+          </w:rPr>
+          <w:t>啟1:9</w:t>
+        </w:r>
+      </w:hyperlink>
+      <w:r>
+        <w:rPr>
+          <w:lang w:val="zh_TW" w:bidi="zh_TW"/>
+        </w:rPr>
+        <w:t>）。更嚴厲的放逐包括永遠不得返回某地、喪失公民權，以及財產被沒收。</w:t>
+      </w:r>
+    </w:p>
+    <w:p>
+      <w:pPr/>
+      <w:r>
+        <w:rPr>
+          <w:lang w:val="zh_TW" w:bidi="zh_TW"/>
+        </w:rPr>
+      </w:r>
+      <w:r>
+        <w:rPr>
+          <w:i/>
+          <w:lang w:val="zh_TW" w:bidi="zh_TW"/>
+        </w:rPr>
+        <w:t>另見</w:t>
+      </w:r>
+      <w:r>
+        <w:rPr>
+          <w:lang w:val="zh_TW" w:bidi="zh_TW"/>
+        </w:rPr>
+        <w:t xml:space="preserve"> </w:t>
+      </w:r>
+      <w:r>
+        <w:rPr>
+          <w:lang w:val="zh_TW" w:bidi="zh_TW"/>
+        </w:rPr>
+        <w:t>猶太人的散居</w:t>
+      </w:r>
+      <w:r>
+        <w:rPr>
+          <w:lang w:val="zh_TW" w:bidi="zh_TW"/>
+        </w:rPr>
+        <w:t>。</w:t>
+      </w:r>
+      <w:r>
+        <w:rPr>
+          <w:lang w:val="zh_TW" w:bidi="zh_TW"/>
+        </w:rPr>
+      </w:r>
+      <w:r>
+        <w:rPr>
+          <w:lang w:val="zh_TW" w:bidi="zh_TW"/>
+        </w:rPr>
+      </w:r>
+    </w:p>
+    <w:p>
+      <w:pPr/>
+      <w:r>
+        <w:rPr>
+          <w:lang w:val="zh_TW" w:bidi="zh_TW"/>
+        </w:rPr>
+      </w:r>
+    </w:p>
+    <w:p>
+      <w:pPr>
+        <w:pStyle w:val="Heading2"/>
+      </w:pPr>
+      <w:r>
+        <w:rPr>
+          <w:lang w:val="zh_TW" w:bidi="zh_TW"/>
+        </w:rPr>
+        <w:t>流瑪</w:t>
+      </w:r>
+      <w:r>
+        <w:rPr>
+          <w:lang w:val="zh_TW" w:bidi="zh_TW"/>
+        </w:rPr>
+      </w:r>
+    </w:p>
+    <w:p>
+      <w:pPr>
+        <w:pStyle w:val="Heading2"/>
+      </w:pPr>
+      <w:r>
+        <w:rPr>
+          <w:lang w:val="zh_TW" w:bidi="zh_TW"/>
+        </w:rPr>
+        <w:t>流瑪</w:t>
+      </w:r>
+    </w:p>
+    <w:p>
+      <w:pPr/>
+      <w:r>
+        <w:rPr>
+          <w:lang w:val="zh_TW" w:bidi="zh_TW"/>
+        </w:rPr>
+      </w:r>
+      <w:r>
+        <w:rPr>
+          <w:lang w:val="zh_TW" w:bidi="zh_TW"/>
+        </w:rPr>
+        <w:t>拿鶴的妾（</w:t>
+      </w:r>
+      <w:hyperlink r:id="rId49">
+        <w:r>
+          <w:rPr>
+            <w:lang w:val="zh_TW" w:bidi="zh_TW"/>
+          </w:rPr>
+          <w:rPr>
+            <w:color w:val="0000EE"/>
+            <w:u w:val="single"/>
+          </w:rPr>
+          <w:t>創22:24</w:t>
+        </w:r>
+      </w:hyperlink>
+      <w:r>
+        <w:rPr>
+          <w:lang w:val="zh_TW" w:bidi="zh_TW"/>
+        </w:rPr>
+        <w:t>）。她的四個兒子是居住在大馬士革以北的亞蘭人的祖先。</w:t>
+      </w:r>
+      <w:r>
+        <w:rPr>
+          <w:lang w:val="zh_TW" w:bidi="zh_TW"/>
+        </w:rPr>
+      </w:r>
+      <w:r>
+        <w:rPr>
+          <w:lang w:val="zh_TW" w:bidi="zh_TW"/>
+        </w:rPr>
+      </w:r>
+    </w:p>
+    <w:p>
+      <w:pPr/>
+      <w:r>
+        <w:rPr>
+          <w:lang w:val="zh_TW" w:bidi="zh_TW"/>
+        </w:rPr>
+      </w:r>
+    </w:p>
+    <w:p>
+      <w:pPr>
+        <w:pStyle w:val="Heading2"/>
+      </w:pPr>
+      <w:r>
+        <w:rPr>
+          <w:lang w:val="zh_TW" w:bidi="zh_TW"/>
+        </w:rPr>
+        <w:t>流人血的罪</w:t>
+      </w:r>
+      <w:r>
+        <w:rPr>
+          <w:lang w:val="zh_TW" w:bidi="zh_TW"/>
+        </w:rPr>
+      </w:r>
+    </w:p>
+    <w:p>
+      <w:pPr/>
+      <w:r>
+        <w:rPr>
+          <w:lang w:val="zh_TW" w:bidi="zh_TW"/>
+        </w:rPr>
+      </w:r>
+      <w:r>
+        <w:rPr>
+          <w:lang w:val="zh_TW" w:bidi="zh_TW"/>
+        </w:rPr>
+        <w:t>「流人血的罪」指對他人的死亡負上責任。在聖經中，這術語來自一個希伯來文，意思是「血」或「流血」（</w:t>
+      </w:r>
+      <w:hyperlink r:id="rId50">
+        <w:r>
+          <w:rPr>
+            <w:lang w:val="zh_TW" w:bidi="zh_TW"/>
+          </w:rPr>
+          <w:rPr>
+            <w:color w:val="0000EE"/>
+            <w:u w:val="single"/>
+          </w:rPr>
+          <w:t>出22:2–3</w:t>
+        </w:r>
+      </w:hyperlink>
+      <w:r>
+        <w:rPr>
+          <w:lang w:val="zh_TW" w:bidi="zh_TW"/>
+        </w:rPr>
+        <w:t>；</w:t>
       </w:r>
       <w:hyperlink r:id="rId51">
         <w:r>
@@ -1931,7 +1689,276 @@
             <w:color w:val="0000EE"/>
             <w:u w:val="single"/>
           </w:rPr>
-          <w:t>何6:4</w:t>
+          <w:t>利17:4</w:t>
+        </w:r>
+      </w:hyperlink>
+      <w:r>
+        <w:rPr>
+          <w:lang w:val="zh_TW" w:bidi="zh_TW"/>
+        </w:rPr>
+        <w:t>；</w:t>
+      </w:r>
+      <w:hyperlink r:id="rId52">
+        <w:r>
+          <w:rPr>
+            <w:lang w:val="zh_TW" w:bidi="zh_TW"/>
+          </w:rPr>
+          <w:rPr>
+            <w:color w:val="0000EE"/>
+            <w:u w:val="single"/>
+          </w:rPr>
+          <w:t>撒上25:26、33</w:t>
+        </w:r>
+      </w:hyperlink>
+      <w:r>
+        <w:rPr>
+          <w:lang w:val="zh_TW" w:bidi="zh_TW"/>
+        </w:rPr>
+        <w:t>；</w:t>
+      </w:r>
+      <w:hyperlink r:id="rId53">
+        <w:r>
+          <w:rPr>
+            <w:lang w:val="zh_TW" w:bidi="zh_TW"/>
+          </w:rPr>
+          <w:rPr>
+            <w:color w:val="0000EE"/>
+            <w:u w:val="single"/>
+          </w:rPr>
+          <w:t>何12:14</w:t>
+        </w:r>
+      </w:hyperlink>
+      <w:r>
+        <w:rPr>
+          <w:lang w:val="zh_TW" w:bidi="zh_TW"/>
+        </w:rPr>
+        <w:t>）。當一個人殺死另一個人，就被稱為「流血」，並且因令那人死亡而有罪。</w:t>
+      </w:r>
+    </w:p>
+    <w:p>
+      <w:pPr/>
+      <w:r>
+        <w:rPr>
+          <w:lang w:val="zh_TW" w:bidi="zh_TW"/>
+        </w:rPr>
+      </w:r>
+      <w:r>
+        <w:rPr>
+          <w:lang w:val="zh_TW" w:bidi="zh_TW"/>
+        </w:rPr>
+        <w:t>「流人血的罪（bloodguiltiness）」這翻譯只在</w:t>
+      </w:r>
+      <w:hyperlink r:id="rId54">
+        <w:r>
+          <w:rPr>
+            <w:lang w:val="zh_TW" w:bidi="zh_TW"/>
+          </w:rPr>
+          <w:rPr>
+            <w:color w:val="0000EE"/>
+            <w:u w:val="single"/>
+          </w:rPr>
+          <w:t>詩篇五十一篇14節</w:t>
+        </w:r>
+      </w:hyperlink>
+      <w:r>
+        <w:rPr>
+          <w:lang w:val="zh_TW" w:bidi="zh_TW"/>
+        </w:rPr>
+        <w:t>中使用。當這個希伯來文詞語以複數形式出現時，通常是指某人殺了另一個人；單數形式則可能有三種意思，分別指：</w:t>
+      </w:r>
+    </w:p>
+    <w:p>
+      <w:pPr>
+        <w:pStyle w:val="ListBullet"/>
+        <w:spacing w:line="240" w:lineRule="auto"/>
+        <w:ind w:left="720"/>
+      </w:pPr>
+      <w:r>
+        <w:rPr>
+          <w:lang w:val="zh_TW" w:bidi="zh_TW"/>
+        </w:rPr>
+      </w:r>
+      <w:r>
+        <w:rPr>
+          <w:lang w:val="zh_TW" w:bidi="zh_TW"/>
+        </w:rPr>
+        <w:t>血本身</w:t>
+      </w:r>
+    </w:p>
+    <w:p>
+      <w:pPr>
+        <w:pStyle w:val="ListBullet"/>
+        <w:spacing w:line="240" w:lineRule="auto"/>
+        <w:ind w:left="720"/>
+      </w:pPr>
+      <w:r>
+        <w:rPr>
+          <w:lang w:val="zh_TW" w:bidi="zh_TW"/>
+        </w:rPr>
+      </w:r>
+      <w:r>
+        <w:rPr>
+          <w:lang w:val="zh_TW" w:bidi="zh_TW"/>
+        </w:rPr>
+        <w:t>殺人的行動</w:t>
+      </w:r>
+    </w:p>
+    <w:p>
+      <w:pPr>
+        <w:pStyle w:val="ListBullet"/>
+        <w:spacing w:line="240" w:lineRule="auto"/>
+        <w:ind w:left="720"/>
+      </w:pPr>
+      <w:r>
+        <w:rPr>
+          <w:lang w:val="zh_TW" w:bidi="zh_TW"/>
+        </w:rPr>
+      </w:r>
+      <w:r>
+        <w:rPr>
+          <w:lang w:val="zh_TW" w:bidi="zh_TW"/>
+        </w:rPr>
+        <w:t>因殺人而有罪</w:t>
+      </w:r>
+    </w:p>
+    <w:p>
+      <w:pPr/>
+      <w:r>
+        <w:rPr>
+          <w:lang w:val="zh_TW" w:bidi="zh_TW"/>
+        </w:rPr>
+      </w:r>
+      <w:r>
+        <w:rPr>
+          <w:lang w:val="zh_TW" w:bidi="zh_TW"/>
+        </w:rPr>
+        <w:t>在整本聖經裡，我們看到殺人者必須判以死刑。在聖經時代，殺人的情況多是使人流血而發生。</w:t>
+      </w:r>
+    </w:p>
+    <w:p>
+      <w:pPr>
+        <w:pStyle w:val="Heading3"/>
+      </w:pPr>
+      <w:r>
+        <w:rPr>
+          <w:lang w:val="zh_TW" w:bidi="zh_TW"/>
+        </w:rPr>
+        <w:t>流人血的罪的種類</w:t>
+      </w:r>
+    </w:p>
+    <w:p>
+      <w:pPr/>
+      <w:r>
+        <w:rPr>
+          <w:lang w:val="zh_TW" w:bidi="zh_TW"/>
+        </w:rPr>
+      </w:r>
+      <w:r>
+        <w:rPr>
+          <w:lang w:val="zh_TW" w:bidi="zh_TW"/>
+        </w:rPr>
+        <w:t>第一種流人血的罪，是有人故意殺害另一個人。舊約聖經把這類殺害稱為「流無辜血」（</w:t>
+      </w:r>
+      <w:hyperlink r:id="rId55">
+        <w:r>
+          <w:rPr>
+            <w:lang w:val="zh_TW" w:bidi="zh_TW"/>
+          </w:rPr>
+          <w:rPr>
+            <w:color w:val="0000EE"/>
+            <w:u w:val="single"/>
+          </w:rPr>
+          <w:t>拿1:14</w:t>
+        </w:r>
+      </w:hyperlink>
+      <w:r>
+        <w:rPr>
+          <w:lang w:val="zh_TW" w:bidi="zh_TW"/>
+        </w:rPr>
+        <w:t>）。聖經解釋了當有人殺了無辜的人時會發生甚麼事，以及這樣的人應當受甚麼懲罰（</w:t>
+      </w:r>
+      <w:hyperlink r:id="rId56">
+        <w:r>
+          <w:rPr>
+            <w:lang w:val="zh_TW" w:bidi="zh_TW"/>
+          </w:rPr>
+          <w:rPr>
+            <w:color w:val="0000EE"/>
+            <w:u w:val="single"/>
+          </w:rPr>
+          <w:t>創9:6</w:t>
+        </w:r>
+      </w:hyperlink>
+      <w:r>
+        <w:rPr>
+          <w:lang w:val="zh_TW" w:bidi="zh_TW"/>
+        </w:rPr>
+        <w:t>；</w:t>
+      </w:r>
+      <w:hyperlink r:id="rId57">
+        <w:r>
+          <w:rPr>
+            <w:lang w:val="zh_TW" w:bidi="zh_TW"/>
+          </w:rPr>
+          <w:rPr>
+            <w:color w:val="0000EE"/>
+            <w:u w:val="single"/>
+          </w:rPr>
+          <w:t>申19:11–13</w:t>
+        </w:r>
+      </w:hyperlink>
+      <w:r>
+        <w:rPr>
+          <w:lang w:val="zh_TW" w:bidi="zh_TW"/>
+        </w:rPr>
+        <w:t>；</w:t>
+      </w:r>
+      <w:hyperlink r:id="rId58">
+        <w:r>
+          <w:rPr>
+            <w:lang w:val="zh_TW" w:bidi="zh_TW"/>
+          </w:rPr>
+          <w:rPr>
+            <w:color w:val="0000EE"/>
+            <w:u w:val="single"/>
+          </w:rPr>
+          <w:t>王下24:4</w:t>
+        </w:r>
+      </w:hyperlink>
+      <w:r>
+        <w:rPr>
+          <w:lang w:val="zh_TW" w:bidi="zh_TW"/>
+        </w:rPr>
+        <w:t>；</w:t>
+      </w:r>
+      <w:hyperlink r:id="rId59">
+        <w:r>
+          <w:rPr>
+            <w:lang w:val="zh_TW" w:bidi="zh_TW"/>
+          </w:rPr>
+          <w:rPr>
+            <w:color w:val="0000EE"/>
+            <w:u w:val="single"/>
+          </w:rPr>
+          <w:t>結33:6</w:t>
+        </w:r>
+      </w:hyperlink>
+      <w:r>
+        <w:rPr>
+          <w:lang w:val="zh_TW" w:bidi="zh_TW"/>
+        </w:rPr>
+        <w:t>）。根據聖經的教導，謀殺別人的人不能以贖價來逃避刑罰（</w:t>
+      </w:r>
+      <w:hyperlink r:id="rId60">
+        <w:r>
+          <w:rPr>
+            <w:lang w:val="zh_TW" w:bidi="zh_TW"/>
+          </w:rPr>
+          <w:rPr>
+            <w:color w:val="0000EE"/>
+            <w:u w:val="single"/>
+          </w:rPr>
+          <w:t>民35:31</w:t>
         </w:r>
       </w:hyperlink>
       <w:r>
@@ -1952,18 +1979,112 @@
         <w:rPr>
           <w:lang w:val="zh_TW" w:bidi="zh_TW"/>
         </w:rPr>
-        <w:t>在大衛的一首詩篇中，他寫道，神要賜下如清晨露水一般的新力量 （</w:t>
-      </w:r>
-      <w:hyperlink r:id="rId52">
-        <w:r>
-          <w:rPr>
-            <w:lang w:val="zh_TW" w:bidi="zh_TW"/>
-          </w:rPr>
-          <w:rPr>
-            <w:color w:val="0000EE"/>
-            <w:u w:val="single"/>
-          </w:rPr>
-          <w:t>詩110:3</w:t>
+        <w:t>另一種流人血的罪是有人誤殺他人（</w:t>
+      </w:r>
+      <w:hyperlink r:id="rId61">
+        <w:r>
+          <w:rPr>
+            <w:lang w:val="zh_TW" w:bidi="zh_TW"/>
+          </w:rPr>
+          <w:rPr>
+            <w:color w:val="0000EE"/>
+            <w:u w:val="single"/>
+          </w:rPr>
+          <w:t>民35:9–28；</w:t>
+        </w:r>
+      </w:hyperlink>
+      <w:hyperlink r:id="rId62">
+        <w:r>
+          <w:rPr>
+            <w:lang w:val="zh_TW" w:bidi="zh_TW"/>
+          </w:rPr>
+          <w:rPr>
+            <w:color w:val="0000EE"/>
+            <w:u w:val="single"/>
+          </w:rPr>
+          <w:t>申19:4–10</w:t>
+        </w:r>
+      </w:hyperlink>
+      <w:r>
+        <w:rPr>
+          <w:lang w:val="zh_TW" w:bidi="zh_TW"/>
+        </w:rPr>
+        <w:t>）。在這類情況中，造成別人死亡的人可以逃到稱為「逃城」的地方尋求保護。如果他離開逃城，死者至親中有權申冤的人就可以殺死他，而這位至親被稱為「報血仇的人」。</w:t>
+      </w:r>
+    </w:p>
+    <w:p>
+      <w:pPr/>
+      <w:r>
+        <w:rPr>
+          <w:lang w:val="zh_TW" w:bidi="zh_TW"/>
+        </w:rPr>
+      </w:r>
+      <w:r>
+        <w:rPr>
+          <w:lang w:val="zh_TW" w:bidi="zh_TW"/>
+        </w:rPr>
+        <w:t>有時候，人們會發現屍體，但沒有人知道那人是被誰殺的。在這種情況下，離屍體最近的那座城要為這死亡負責。</w:t>
+      </w:r>
+      <w:hyperlink r:id="rId63">
+        <w:r>
+          <w:rPr>
+            <w:lang w:val="zh_TW" w:bidi="zh_TW"/>
+          </w:rPr>
+          <w:rPr>
+            <w:color w:val="0000EE"/>
+            <w:u w:val="single"/>
+          </w:rPr>
+          <w:t>申命記二十一章1至9節</w:t>
+        </w:r>
+      </w:hyperlink>
+      <w:r>
+        <w:rPr>
+          <w:lang w:val="zh_TW" w:bidi="zh_TW"/>
+        </w:rPr>
+        <w:t>說明，這些城可以一種特別禮儀，來除去這項責任。</w:t>
+      </w:r>
+    </w:p>
+    <w:p>
+      <w:pPr/>
+      <w:r>
+        <w:rPr>
+          <w:lang w:val="zh_TW" w:bidi="zh_TW"/>
+        </w:rPr>
+      </w:r>
+      <w:r>
+        <w:rPr>
+          <w:lang w:val="zh_TW" w:bidi="zh_TW"/>
+        </w:rPr>
+        <w:t>在古代以色列，百姓在處理牲畜時，也可能因處理不當而犯罪（</w:t>
+      </w:r>
+      <w:hyperlink r:id="rId64">
+        <w:r>
+          <w:rPr>
+            <w:lang w:val="zh_TW" w:bidi="zh_TW"/>
+          </w:rPr>
+          <w:rPr>
+            <w:color w:val="0000EE"/>
+            <w:u w:val="single"/>
+          </w:rPr>
+          <w:t>利17:3–4、10–11</w:t>
+        </w:r>
+      </w:hyperlink>
+      <w:r>
+        <w:rPr>
+          <w:lang w:val="zh_TW" w:bidi="zh_TW"/>
+        </w:rPr>
+        <w:t>）。如果一隻牲畜殺了人，就要用石頭打死那隻牲畜（</w:t>
+      </w:r>
+      <w:hyperlink r:id="rId65">
+        <w:r>
+          <w:rPr>
+            <w:lang w:val="zh_TW" w:bidi="zh_TW"/>
+          </w:rPr>
+          <w:rPr>
+            <w:color w:val="0000EE"/>
+            <w:u w:val="single"/>
+          </w:rPr>
+          <w:t>出21:28–29</w:t>
         </w:r>
       </w:hyperlink>
       <w:r>
@@ -1971,6 +2092,870 @@
           <w:lang w:val="zh_TW" w:bidi="zh_TW"/>
         </w:rPr>
         <w:t>）。</w:t>
+      </w:r>
+    </w:p>
+    <w:p>
+      <w:pPr/>
+      <w:r>
+        <w:rPr>
+          <w:lang w:val="zh_TW" w:bidi="zh_TW"/>
+        </w:rPr>
+      </w:r>
+      <w:r>
+        <w:rPr>
+          <w:lang w:val="zh_TW" w:bidi="zh_TW"/>
+        </w:rPr>
+        <w:t>有些情況下，殺人不算有罪：</w:t>
+      </w:r>
+    </w:p>
+    <w:p>
+      <w:pPr>
+        <w:pStyle w:val="ListBullet"/>
+        <w:spacing w:line="240" w:lineRule="auto"/>
+        <w:ind w:left="720"/>
+      </w:pPr>
+      <w:r>
+        <w:rPr>
+          <w:lang w:val="zh_TW" w:bidi="zh_TW"/>
+        </w:rPr>
+      </w:r>
+      <w:r>
+        <w:rPr>
+          <w:lang w:val="zh_TW" w:bidi="zh_TW"/>
+        </w:rPr>
+        <w:t>保護自己（</w:t>
+      </w:r>
+      <w:hyperlink r:id="rId66">
+        <w:r>
+          <w:rPr>
+            <w:lang w:val="zh_TW" w:bidi="zh_TW"/>
+          </w:rPr>
+          <w:rPr>
+            <w:color w:val="0000EE"/>
+            <w:u w:val="single"/>
+          </w:rPr>
+          <w:t>出22:2</w:t>
+        </w:r>
+      </w:hyperlink>
+      <w:r>
+        <w:rPr>
+          <w:lang w:val="zh_TW" w:bidi="zh_TW"/>
+        </w:rPr>
+        <w:t>）</w:t>
+      </w:r>
+    </w:p>
+    <w:p>
+      <w:pPr>
+        <w:pStyle w:val="ListBullet"/>
+        <w:spacing w:line="240" w:lineRule="auto"/>
+        <w:ind w:left="720"/>
+      </w:pPr>
+      <w:r>
+        <w:rPr>
+          <w:lang w:val="zh_TW" w:bidi="zh_TW"/>
+        </w:rPr>
+      </w:r>
+      <w:r>
+        <w:rPr>
+          <w:lang w:val="zh_TW" w:bidi="zh_TW"/>
+        </w:rPr>
+        <w:t>執行合法的處決（</w:t>
+      </w:r>
+      <w:hyperlink r:id="rId67">
+        <w:r>
+          <w:rPr>
+            <w:lang w:val="zh_TW" w:bidi="zh_TW"/>
+          </w:rPr>
+          <w:rPr>
+            <w:color w:val="0000EE"/>
+            <w:u w:val="single"/>
+          </w:rPr>
+          <w:t>利20:9–16</w:t>
+        </w:r>
+      </w:hyperlink>
+      <w:r>
+        <w:rPr>
+          <w:lang w:val="zh_TW" w:bidi="zh_TW"/>
+        </w:rPr>
+        <w:t>）</w:t>
+      </w:r>
+    </w:p>
+    <w:p>
+      <w:pPr>
+        <w:pStyle w:val="ListBullet"/>
+        <w:spacing w:line="240" w:lineRule="auto"/>
+        <w:ind w:left="720"/>
+      </w:pPr>
+      <w:r>
+        <w:rPr>
+          <w:lang w:val="zh_TW" w:bidi="zh_TW"/>
+        </w:rPr>
+      </w:r>
+      <w:r>
+        <w:rPr>
+          <w:lang w:val="zh_TW" w:bidi="zh_TW"/>
+        </w:rPr>
+        <w:t>在戰爭中的殺敵（</w:t>
+      </w:r>
+      <w:hyperlink r:id="rId68">
+        <w:r>
+          <w:rPr>
+            <w:lang w:val="zh_TW" w:bidi="zh_TW"/>
+          </w:rPr>
+          <w:rPr>
+            <w:color w:val="0000EE"/>
+            <w:u w:val="single"/>
+          </w:rPr>
+          <w:t>王上2:5–6</w:t>
+        </w:r>
+      </w:hyperlink>
+      <w:r>
+        <w:rPr>
+          <w:lang w:val="zh_TW" w:bidi="zh_TW"/>
+        </w:rPr>
+        <w:t>）</w:t>
+      </w:r>
+    </w:p>
+    <w:p>
+      <w:pPr/>
+      <w:r>
+        <w:rPr>
+          <w:lang w:val="zh_TW" w:bidi="zh_TW"/>
+        </w:rPr>
+      </w:r>
+      <w:r>
+        <w:rPr>
+          <w:lang w:val="zh_TW" w:bidi="zh_TW"/>
+        </w:rPr>
+        <w:t>先知們常用「血」這個詞，來指全以色列民的罪責（</w:t>
+      </w:r>
+      <w:hyperlink r:id="rId69">
+        <w:r>
+          <w:rPr>
+            <w:lang w:val="zh_TW" w:bidi="zh_TW"/>
+          </w:rPr>
+          <w:rPr>
+            <w:color w:val="0000EE"/>
+            <w:u w:val="single"/>
+          </w:rPr>
+          <w:t>賽1:15</w:t>
+        </w:r>
+      </w:hyperlink>
+      <w:r>
+        <w:rPr>
+          <w:lang w:val="zh_TW" w:bidi="zh_TW"/>
+        </w:rPr>
+        <w:t>，</w:t>
+      </w:r>
+      <w:hyperlink r:id="rId70">
+        <w:r>
+          <w:rPr>
+            <w:lang w:val="zh_TW" w:bidi="zh_TW"/>
+          </w:rPr>
+          <w:rPr>
+            <w:color w:val="0000EE"/>
+            <w:u w:val="single"/>
+          </w:rPr>
+          <w:t>4:4；</w:t>
+        </w:r>
+      </w:hyperlink>
+      <w:hyperlink r:id="rId71">
+        <w:r>
+          <w:rPr>
+            <w:lang w:val="zh_TW" w:bidi="zh_TW"/>
+          </w:rPr>
+          <w:rPr>
+            <w:color w:val="0000EE"/>
+            <w:u w:val="single"/>
+          </w:rPr>
+          <w:t>結7:23</w:t>
+        </w:r>
+      </w:hyperlink>
+      <w:r>
+        <w:rPr>
+          <w:lang w:val="zh_TW" w:bidi="zh_TW"/>
+        </w:rPr>
+        <w:t>，</w:t>
+      </w:r>
+      <w:hyperlink r:id="rId72">
+        <w:r>
+          <w:rPr>
+            <w:lang w:val="zh_TW" w:bidi="zh_TW"/>
+          </w:rPr>
+          <w:rPr>
+            <w:color w:val="0000EE"/>
+            <w:u w:val="single"/>
+          </w:rPr>
+          <w:t>9:9；</w:t>
+        </w:r>
+      </w:hyperlink>
+      <w:hyperlink r:id="rId73">
+        <w:r>
+          <w:rPr>
+            <w:lang w:val="zh_TW" w:bidi="zh_TW"/>
+          </w:rPr>
+          <w:rPr>
+            <w:color w:val="0000EE"/>
+            <w:u w:val="single"/>
+          </w:rPr>
+          <w:t>何1:4</w:t>
+        </w:r>
+      </w:hyperlink>
+      <w:r>
+        <w:rPr>
+          <w:lang w:val="zh_TW" w:bidi="zh_TW"/>
+        </w:rPr>
+        <w:t>，</w:t>
+      </w:r>
+      <w:hyperlink r:id="rId74">
+        <w:r>
+          <w:rPr>
+            <w:lang w:val="zh_TW" w:bidi="zh_TW"/>
+          </w:rPr>
+          <w:rPr>
+            <w:color w:val="0000EE"/>
+            <w:u w:val="single"/>
+          </w:rPr>
+          <w:t>4:2</w:t>
+        </w:r>
+      </w:hyperlink>
+      <w:r>
+        <w:rPr>
+          <w:lang w:val="zh_TW" w:bidi="zh_TW"/>
+        </w:rPr>
+        <w:t>；</w:t>
+      </w:r>
+      <w:hyperlink r:id="rId75">
+        <w:r>
+          <w:rPr>
+            <w:lang w:val="zh_TW" w:bidi="zh_TW"/>
+          </w:rPr>
+          <w:rPr>
+            <w:color w:val="0000EE"/>
+            <w:u w:val="single"/>
+          </w:rPr>
+          <w:t>彌3:10；</w:t>
+        </w:r>
+      </w:hyperlink>
+      <w:hyperlink r:id="rId76">
+        <w:r>
+          <w:rPr>
+            <w:lang w:val="zh_TW" w:bidi="zh_TW"/>
+          </w:rPr>
+          <w:rPr>
+            <w:color w:val="0000EE"/>
+            <w:u w:val="single"/>
+          </w:rPr>
+          <w:t>哈2:8、12、17</w:t>
+        </w:r>
+      </w:hyperlink>
+      <w:r>
+        <w:rPr>
+          <w:lang w:val="zh_TW" w:bidi="zh_TW"/>
+        </w:rPr>
+        <w:t>）。</w:t>
+      </w:r>
+    </w:p>
+    <w:p>
+      <w:pPr/>
+      <w:r>
+        <w:rPr>
+          <w:lang w:val="zh_TW" w:bidi="zh_TW"/>
+        </w:rPr>
+      </w:r>
+      <w:r>
+        <w:rPr>
+          <w:lang w:val="zh_TW" w:bidi="zh_TW"/>
+        </w:rPr>
+        <w:t>有些罪極為嚴重，即使不涉及殺人，律法也規定要用死刑來懲罰犯罪的人（</w:t>
+      </w:r>
+      <w:hyperlink r:id="rId67">
+        <w:r>
+          <w:rPr>
+            <w:lang w:val="zh_TW" w:bidi="zh_TW"/>
+          </w:rPr>
+          <w:rPr>
+            <w:color w:val="0000EE"/>
+            <w:u w:val="single"/>
+          </w:rPr>
+          <w:t>利20:9–16</w:t>
+        </w:r>
+      </w:hyperlink>
+      <w:r>
+        <w:rPr>
+          <w:lang w:val="zh_TW" w:bidi="zh_TW"/>
+        </w:rPr>
+        <w:t>；</w:t>
+      </w:r>
+      <w:hyperlink r:id="rId77">
+        <w:r>
+          <w:rPr>
+            <w:lang w:val="zh_TW" w:bidi="zh_TW"/>
+          </w:rPr>
+          <w:rPr>
+            <w:color w:val="0000EE"/>
+            <w:u w:val="single"/>
+          </w:rPr>
+          <w:t>結8:10–13</w:t>
+        </w:r>
+      </w:hyperlink>
+      <w:r>
+        <w:rPr>
+          <w:lang w:val="zh_TW" w:bidi="zh_TW"/>
+        </w:rPr>
+        <w:t>）。這些罪包括：</w:t>
+      </w:r>
+    </w:p>
+    <w:p>
+      <w:pPr>
+        <w:pStyle w:val="ListBullet"/>
+        <w:spacing w:line="240" w:lineRule="auto"/>
+        <w:ind w:left="720"/>
+      </w:pPr>
+      <w:r>
+        <w:rPr>
+          <w:lang w:val="zh_TW" w:bidi="zh_TW"/>
+        </w:rPr>
+      </w:r>
+      <w:r>
+        <w:rPr>
+          <w:lang w:val="zh_TW" w:bidi="zh_TW"/>
+        </w:rPr>
+        <w:t>敬拜假神</w:t>
+      </w:r>
+    </w:p>
+    <w:p>
+      <w:pPr>
+        <w:pStyle w:val="ListBullet"/>
+        <w:spacing w:line="240" w:lineRule="auto"/>
+        <w:ind w:left="720"/>
+      </w:pPr>
+      <w:r>
+        <w:rPr>
+          <w:lang w:val="zh_TW" w:bidi="zh_TW"/>
+        </w:rPr>
+      </w:r>
+      <w:r>
+        <w:rPr>
+          <w:lang w:val="zh_TW" w:bidi="zh_TW"/>
+        </w:rPr>
+        <w:t>將受造物當作神（偶像）來敬拜</w:t>
+      </w:r>
+    </w:p>
+    <w:p>
+      <w:pPr>
+        <w:pStyle w:val="ListBullet"/>
+        <w:spacing w:line="240" w:lineRule="auto"/>
+        <w:ind w:left="720"/>
+      </w:pPr>
+      <w:r>
+        <w:rPr>
+          <w:lang w:val="zh_TW" w:bidi="zh_TW"/>
+        </w:rPr>
+      </w:r>
+      <w:r>
+        <w:rPr>
+          <w:lang w:val="zh_TW" w:bidi="zh_TW"/>
+        </w:rPr>
+        <w:t>在婚姻中不忠（姦淫）</w:t>
+      </w:r>
+    </w:p>
+    <w:p>
+      <w:pPr>
+        <w:pStyle w:val="ListBullet"/>
+        <w:spacing w:line="240" w:lineRule="auto"/>
+        <w:ind w:left="720"/>
+      </w:pPr>
+      <w:r>
+        <w:rPr>
+          <w:lang w:val="zh_TW" w:bidi="zh_TW"/>
+        </w:rPr>
+      </w:r>
+      <w:r>
+        <w:rPr>
+          <w:lang w:val="zh_TW" w:bidi="zh_TW"/>
+        </w:rPr>
+        <w:t>偷竊（搶奪）</w:t>
+      </w:r>
+    </w:p>
+    <w:p>
+      <w:pPr>
+        <w:pStyle w:val="ListBullet"/>
+        <w:spacing w:line="240" w:lineRule="auto"/>
+        <w:ind w:left="720"/>
+      </w:pPr>
+      <w:r>
+        <w:rPr>
+          <w:lang w:val="zh_TW" w:bidi="zh_TW"/>
+        </w:rPr>
+      </w:r>
+      <w:r>
+        <w:rPr>
+          <w:lang w:val="zh_TW" w:bidi="zh_TW"/>
+        </w:rPr>
+        <w:t>欺壓貧窮人</w:t>
+      </w:r>
+    </w:p>
+    <w:p>
+      <w:pPr>
+        <w:pStyle w:val="ListBullet"/>
+        <w:spacing w:line="240" w:lineRule="auto"/>
+        <w:ind w:left="720"/>
+      </w:pPr>
+      <w:r>
+        <w:rPr>
+          <w:lang w:val="zh_TW" w:bidi="zh_TW"/>
+        </w:rPr>
+      </w:r>
+      <w:r>
+        <w:rPr>
+          <w:lang w:val="zh_TW" w:bidi="zh_TW"/>
+        </w:rPr>
+        <w:t>違背重要的誓言</w:t>
+      </w:r>
+    </w:p>
+    <w:p>
+      <w:pPr>
+        <w:pStyle w:val="ListBullet"/>
+        <w:spacing w:line="240" w:lineRule="auto"/>
+        <w:ind w:left="720"/>
+      </w:pPr>
+      <w:r>
+        <w:rPr>
+          <w:lang w:val="zh_TW" w:bidi="zh_TW"/>
+        </w:rPr>
+      </w:r>
+      <w:r>
+        <w:rPr>
+          <w:lang w:val="zh_TW" w:bidi="zh_TW"/>
+        </w:rPr>
+        <w:t>向別人收取不公平的利息</w:t>
+      </w:r>
+    </w:p>
+    <w:p>
+      <w:pPr/>
+      <w:r>
+        <w:rPr>
+          <w:lang w:val="zh_TW" w:bidi="zh_TW"/>
+        </w:rPr>
+      </w:r>
+      <w:r>
+        <w:rPr>
+          <w:lang w:val="zh_TW" w:bidi="zh_TW"/>
+        </w:rPr>
+        <w:t>在整本聖經中，從創世記（</w:t>
+      </w:r>
+      <w:hyperlink r:id="rId78">
+        <w:r>
+          <w:rPr>
+            <w:lang w:val="zh_TW" w:bidi="zh_TW"/>
+          </w:rPr>
+          <w:rPr>
+            <w:color w:val="0000EE"/>
+            <w:u w:val="single"/>
+          </w:rPr>
+          <w:t>4:10–12</w:t>
+        </w:r>
+      </w:hyperlink>
+      <w:r>
+        <w:rPr>
+          <w:lang w:val="zh_TW" w:bidi="zh_TW"/>
+        </w:rPr>
+        <w:t>）到先知書（</w:t>
+      </w:r>
+      <w:hyperlink r:id="rId79">
+        <w:r>
+          <w:rPr>
+            <w:lang w:val="zh_TW" w:bidi="zh_TW"/>
+          </w:rPr>
+          <w:rPr>
+            <w:color w:val="0000EE"/>
+            <w:u w:val="single"/>
+          </w:rPr>
+          <w:t>賽26:21；</w:t>
+        </w:r>
+      </w:hyperlink>
+      <w:hyperlink r:id="rId80">
+        <w:r>
+          <w:rPr>
+            <w:lang w:val="zh_TW" w:bidi="zh_TW"/>
+          </w:rPr>
+          <w:rPr>
+            <w:color w:val="0000EE"/>
+            <w:u w:val="single"/>
+          </w:rPr>
+          <w:t>結24:6–9</w:t>
+        </w:r>
+      </w:hyperlink>
+      <w:r>
+        <w:rPr>
+          <w:lang w:val="zh_TW" w:bidi="zh_TW"/>
+        </w:rPr>
+        <w:t>），直至新約聖經（</w:t>
+      </w:r>
+      <w:hyperlink r:id="rId81">
+        <w:r>
+          <w:rPr>
+            <w:lang w:val="zh_TW" w:bidi="zh_TW"/>
+          </w:rPr>
+          <w:rPr>
+            <w:color w:val="0000EE"/>
+            <w:u w:val="single"/>
+          </w:rPr>
+          <w:t>啟6:10</w:t>
+        </w:r>
+      </w:hyperlink>
+      <w:r>
+        <w:rPr>
+          <w:lang w:val="zh_TW" w:bidi="zh_TW"/>
+        </w:rPr>
+        <w:t>）我們都看見神要施行公義，並且懲罰那些殺害別人的人。</w:t>
+      </w:r>
+    </w:p>
+    <w:p>
+      <w:pPr/>
+      <w:r>
+        <w:rPr>
+          <w:lang w:val="zh_TW" w:bidi="zh_TW"/>
+        </w:rPr>
+      </w:r>
+      <w:r>
+        <w:rPr>
+          <w:i/>
+          <w:lang w:val="zh_TW" w:bidi="zh_TW"/>
+        </w:rPr>
+        <w:t>另見</w:t>
+      </w:r>
+      <w:r>
+        <w:rPr>
+          <w:lang w:val="zh_TW" w:bidi="zh_TW"/>
+        </w:rPr>
+        <w:t xml:space="preserve"> </w:t>
+      </w:r>
+      <w:r>
+        <w:rPr>
+          <w:lang w:val="zh_TW" w:bidi="zh_TW"/>
+        </w:rPr>
+        <w:t>逃城；</w:t>
+      </w:r>
+      <w:r>
+        <w:rPr>
+          <w:lang w:val="zh_TW" w:bidi="zh_TW"/>
+        </w:rPr>
+        <w:t>刑法和懲罰</w:t>
+      </w:r>
+      <w:r>
+        <w:rPr>
+          <w:lang w:val="zh_TW" w:bidi="zh_TW"/>
+        </w:rPr>
+        <w:t>。</w:t>
+      </w:r>
+      <w:r>
+        <w:rPr>
+          <w:lang w:val="zh_TW" w:bidi="zh_TW"/>
+        </w:rPr>
+      </w:r>
+      <w:r>
+        <w:rPr>
+          <w:lang w:val="zh_TW" w:bidi="zh_TW"/>
+        </w:rPr>
+      </w:r>
+    </w:p>
+    <w:p>
+      <w:pPr/>
+      <w:r>
+        <w:rPr>
+          <w:lang w:val="zh_TW" w:bidi="zh_TW"/>
+        </w:rPr>
+      </w:r>
+    </w:p>
+    <w:p>
+      <w:pPr>
+        <w:pStyle w:val="Heading2"/>
+      </w:pPr>
+      <w:r>
+        <w:rPr>
+          <w:lang w:val="zh_TW" w:bidi="zh_TW"/>
+        </w:rPr>
+        <w:t>硫磺</w:t>
+      </w:r>
+      <w:r>
+        <w:rPr>
+          <w:lang w:val="zh_TW" w:bidi="zh_TW"/>
+        </w:rPr>
+      </w:r>
+    </w:p>
+    <w:p>
+      <w:pPr/>
+      <w:r>
+        <w:rPr>
+          <w:lang w:val="zh_TW" w:bidi="zh_TW"/>
+        </w:rPr>
+      </w:r>
+      <w:r>
+        <w:rPr>
+          <w:lang w:val="zh_TW" w:bidi="zh_TW"/>
+        </w:rPr>
+        <w:t>硫磺是非金屬元素硫的古老名稱，字面意思是「會燃燒的石頭」硫磺的燃點比許多其他物質低，燃燒時會產生刺鼻的二氧化硫煙霧。硫磺自然存在於火山區，例如死海谷地。</w:t>
+      </w:r>
+    </w:p>
+    <w:p>
+      <w:pPr/>
+      <w:r>
+        <w:rPr>
+          <w:lang w:val="zh_TW" w:bidi="zh_TW"/>
+        </w:rPr>
+      </w:r>
+      <w:r>
+        <w:rPr>
+          <w:lang w:val="zh_TW" w:bidi="zh_TW"/>
+        </w:rPr>
+        <w:t>在聖經中，「火與硫磺」常被用來象徵神對惡人的懲罰（</w:t>
+      </w:r>
+      <w:hyperlink r:id="rId82">
+        <w:r>
+          <w:rPr>
+            <w:lang w:val="zh_TW" w:bidi="zh_TW"/>
+          </w:rPr>
+          <w:rPr>
+            <w:color w:val="0000EE"/>
+            <w:u w:val="single"/>
+          </w:rPr>
+          <w:t>創19:24</w:t>
+        </w:r>
+      </w:hyperlink>
+      <w:r>
+        <w:rPr>
+          <w:lang w:val="zh_TW" w:bidi="zh_TW"/>
+        </w:rPr>
+        <w:t>；</w:t>
+      </w:r>
+      <w:hyperlink r:id="rId83">
+        <w:r>
+          <w:rPr>
+            <w:lang w:val="zh_TW" w:bidi="zh_TW"/>
+          </w:rPr>
+          <w:rPr>
+            <w:color w:val="0000EE"/>
+            <w:u w:val="single"/>
+          </w:rPr>
+          <w:t>申29:23</w:t>
+        </w:r>
+      </w:hyperlink>
+      <w:r>
+        <w:rPr>
+          <w:lang w:val="zh_TW" w:bidi="zh_TW"/>
+        </w:rPr>
+        <w:t>；</w:t>
+      </w:r>
+      <w:hyperlink r:id="rId84">
+        <w:r>
+          <w:rPr>
+            <w:lang w:val="zh_TW" w:bidi="zh_TW"/>
+          </w:rPr>
+          <w:rPr>
+            <w:color w:val="0000EE"/>
+            <w:u w:val="single"/>
+          </w:rPr>
+          <w:t>伯18:15</w:t>
+        </w:r>
+      </w:hyperlink>
+      <w:r>
+        <w:rPr>
+          <w:lang w:val="zh_TW" w:bidi="zh_TW"/>
+        </w:rPr>
+        <w:t>；</w:t>
+      </w:r>
+      <w:hyperlink r:id="rId85">
+        <w:r>
+          <w:rPr>
+            <w:lang w:val="zh_TW" w:bidi="zh_TW"/>
+          </w:rPr>
+          <w:rPr>
+            <w:color w:val="0000EE"/>
+            <w:u w:val="single"/>
+          </w:rPr>
+          <w:t>詩11:6</w:t>
+        </w:r>
+      </w:hyperlink>
+      <w:r>
+        <w:rPr>
+          <w:lang w:val="zh_TW" w:bidi="zh_TW"/>
+        </w:rPr>
+        <w:t>；</w:t>
+      </w:r>
+      <w:hyperlink r:id="rId86">
+        <w:r>
+          <w:rPr>
+            <w:lang w:val="zh_TW" w:bidi="zh_TW"/>
+          </w:rPr>
+          <w:rPr>
+            <w:color w:val="0000EE"/>
+            <w:u w:val="single"/>
+          </w:rPr>
+          <w:t>結38:22</w:t>
+        </w:r>
+      </w:hyperlink>
+      <w:r>
+        <w:rPr>
+          <w:lang w:val="zh_TW" w:bidi="zh_TW"/>
+        </w:rPr>
+        <w:t>；</w:t>
+      </w:r>
+      <w:hyperlink r:id="rId87">
+        <w:r>
+          <w:rPr>
+            <w:lang w:val="zh_TW" w:bidi="zh_TW"/>
+          </w:rPr>
+          <w:rPr>
+            <w:color w:val="0000EE"/>
+            <w:u w:val="single"/>
+          </w:rPr>
+          <w:t>路17:29</w:t>
+        </w:r>
+      </w:hyperlink>
+      <w:r>
+        <w:rPr>
+          <w:lang w:val="zh_TW" w:bidi="zh_TW"/>
+        </w:rPr>
+        <w:t>；</w:t>
+      </w:r>
+      <w:hyperlink r:id="rId88">
+        <w:r>
+          <w:rPr>
+            <w:lang w:val="zh_TW" w:bidi="zh_TW"/>
+          </w:rPr>
+          <w:rPr>
+            <w:color w:val="0000EE"/>
+            <w:u w:val="single"/>
+          </w:rPr>
+          <w:t>啟9:17–18</w:t>
+        </w:r>
+      </w:hyperlink>
+      <w:r>
+        <w:rPr>
+          <w:lang w:val="zh_TW" w:bidi="zh_TW"/>
+        </w:rPr>
+        <w:t>，</w:t>
+      </w:r>
+      <w:hyperlink r:id="rId89">
+        <w:r>
+          <w:rPr>
+            <w:lang w:val="zh_TW" w:bidi="zh_TW"/>
+          </w:rPr>
+          <w:rPr>
+            <w:color w:val="0000EE"/>
+            <w:u w:val="single"/>
+          </w:rPr>
+          <w:t>14:10</w:t>
+        </w:r>
+      </w:hyperlink>
+      <w:r>
+        <w:rPr>
+          <w:lang w:val="zh_TW" w:bidi="zh_TW"/>
+        </w:rPr>
+        <w:t>，</w:t>
+      </w:r>
+      <w:hyperlink r:id="rId90">
+        <w:r>
+          <w:rPr>
+            <w:lang w:val="zh_TW" w:bidi="zh_TW"/>
+          </w:rPr>
+          <w:rPr>
+            <w:color w:val="0000EE"/>
+            <w:u w:val="single"/>
+          </w:rPr>
+          <w:t>19:20</w:t>
+        </w:r>
+      </w:hyperlink>
+      <w:r>
+        <w:rPr>
+          <w:lang w:val="zh_TW" w:bidi="zh_TW"/>
+        </w:rPr>
+        <w:t>，</w:t>
+      </w:r>
+      <w:hyperlink r:id="rId91">
+        <w:r>
+          <w:rPr>
+            <w:lang w:val="zh_TW" w:bidi="zh_TW"/>
+          </w:rPr>
+          <w:rPr>
+            <w:color w:val="0000EE"/>
+            <w:u w:val="single"/>
+          </w:rPr>
+          <w:t>20:10</w:t>
+        </w:r>
+      </w:hyperlink>
+      <w:r>
+        <w:rPr>
+          <w:lang w:val="zh_TW" w:bidi="zh_TW"/>
+        </w:rPr>
+        <w:t>，</w:t>
+      </w:r>
+      <w:hyperlink r:id="rId92">
+        <w:r>
+          <w:rPr>
+            <w:lang w:val="zh_TW" w:bidi="zh_TW"/>
+          </w:rPr>
+          <w:rPr>
+            <w:color w:val="0000EE"/>
+            <w:u w:val="single"/>
+          </w:rPr>
+          <w:t>21:8</w:t>
+        </w:r>
+      </w:hyperlink>
+      <w:r>
+        <w:rPr>
+          <w:lang w:val="zh_TW" w:bidi="zh_TW"/>
+        </w:rPr>
+        <w:t>）</w:t>
+      </w:r>
+    </w:p>
+    <w:p>
+      <w:pPr/>
+      <w:r>
+        <w:rPr>
+          <w:lang w:val="zh_TW" w:bidi="zh_TW"/>
+        </w:rPr>
+      </w:r>
+      <w:r>
+        <w:rPr>
+          <w:lang w:val="zh_TW" w:bidi="zh_TW"/>
+        </w:rPr>
+        <w:t>以色列境內最後一次火山噴發，大約發生在四千年前。科學家透過放射性碳定年法推算出這時間。當時這些劇烈的火山活動，對當時居住在該地的人群造成了深遠的影響。人們將這些親身經歷編成故事，並在世世代代之間口耳相傳。</w:t>
+      </w:r>
+    </w:p>
+    <w:p>
+      <w:pPr/>
+      <w:r>
+        <w:rPr>
+          <w:lang w:val="zh_TW" w:bidi="zh_TW"/>
+        </w:rPr>
+      </w:r>
+      <w:r>
+        <w:rPr>
+          <w:i/>
+          <w:lang w:val="zh_TW" w:bidi="zh_TW"/>
+        </w:rPr>
+        <w:t>見</w:t>
+      </w:r>
+      <w:r>
+        <w:rPr>
+          <w:lang w:val="zh_TW" w:bidi="zh_TW"/>
+        </w:rPr>
+        <w:t xml:space="preserve"> </w:t>
+      </w:r>
+      <w:r>
+        <w:rPr>
+          <w:lang w:val="zh_TW" w:bidi="zh_TW"/>
+        </w:rPr>
+        <w:t>礦物和金屬</w:t>
+      </w:r>
+      <w:r>
+        <w:rPr>
+          <w:lang w:val="zh_TW" w:bidi="zh_TW"/>
+        </w:rPr>
+        <w:t>。</w:t>
       </w:r>
       <w:r>
         <w:rPr>
@@ -3874,12 +4859,6 @@
     <w:abstractNumId w:val="11"/>
   </w:num>
   <w:num w:numId="14">
-    <w:abstractNumId w:val="3"/>
-    <w:lvlOverride w:ilvl="0">
-      <w:startOverride w:val="1"/>
-    </w:lvlOverride>
-  </w:num>
-  <w:num w:numId="15">
     <w:abstractNumId w:val="3"/>
     <w:lvlOverride w:ilvl="0">
       <w:startOverride w:val="1"/>

--- a/zht/docx/097.content.docx
+++ b/zht/docx/097.content.docx
@@ -233,108 +233,72 @@
         </w:rPr>
         <w:t>指胎兒在尚未能於母體外存活之前，自然死亡而終止妊娠的情況。流產可能發生在動物或人的懷孕過程中（</w:t>
       </w:r>
-      <w:hyperlink r:id="rId13">
-        <w:r>
-          <w:rPr>
-            <w:lang w:val="zh_TW" w:bidi="zh_TW"/>
-          </w:rPr>
-          <w:rPr>
-            <w:color w:val="0000EE"/>
-            <w:u w:val="single"/>
-          </w:rPr>
-          <w:t>創31:38</w:t>
-        </w:r>
-      </w:hyperlink>
+      <w:r>
+        <w:rPr>
+          <w:lang w:val="zh_TW" w:bidi="zh_TW"/>
+        </w:rPr>
+        <w:t>創31:38</w:t>
+      </w:r>
       <w:r>
         <w:rPr>
           <w:lang w:val="zh_TW" w:bidi="zh_TW"/>
         </w:rPr>
         <w:t>；</w:t>
       </w:r>
-      <w:hyperlink r:id="rId14">
-        <w:r>
-          <w:rPr>
-            <w:lang w:val="zh_TW" w:bidi="zh_TW"/>
-          </w:rPr>
-          <w:rPr>
-            <w:color w:val="0000EE"/>
-            <w:u w:val="single"/>
-          </w:rPr>
-          <w:t>伯3:16</w:t>
-        </w:r>
-      </w:hyperlink>
+      <w:r>
+        <w:rPr>
+          <w:lang w:val="zh_TW" w:bidi="zh_TW"/>
+        </w:rPr>
+        <w:t>伯3:16</w:t>
+      </w:r>
       <w:r>
         <w:rPr>
           <w:lang w:val="zh_TW" w:bidi="zh_TW"/>
         </w:rPr>
         <w:t>，</w:t>
       </w:r>
-      <w:hyperlink r:id="rId15">
-        <w:r>
-          <w:rPr>
-            <w:lang w:val="zh_TW" w:bidi="zh_TW"/>
-          </w:rPr>
-          <w:rPr>
-            <w:color w:val="0000EE"/>
-            <w:u w:val="single"/>
-          </w:rPr>
-          <w:t>21:10</w:t>
-        </w:r>
-      </w:hyperlink>
+      <w:r>
+        <w:rPr>
+          <w:lang w:val="zh_TW" w:bidi="zh_TW"/>
+        </w:rPr>
+        <w:t>21:10</w:t>
+      </w:r>
       <w:r>
         <w:rPr>
           <w:lang w:val="zh_TW" w:bidi="zh_TW"/>
         </w:rPr>
         <w:t>；</w:t>
       </w:r>
-      <w:hyperlink r:id="rId16">
-        <w:r>
-          <w:rPr>
-            <w:lang w:val="zh_TW" w:bidi="zh_TW"/>
-          </w:rPr>
-          <w:rPr>
-            <w:color w:val="0000EE"/>
-            <w:u w:val="single"/>
-          </w:rPr>
-          <w:t>何9:14</w:t>
-        </w:r>
-      </w:hyperlink>
+      <w:r>
+        <w:rPr>
+          <w:lang w:val="zh_TW" w:bidi="zh_TW"/>
+        </w:rPr>
+        <w:t>何9:14</w:t>
+      </w:r>
       <w:r>
         <w:rPr>
           <w:lang w:val="zh_TW" w:bidi="zh_TW"/>
         </w:rPr>
         <w:t>）。問題的重點不在於無法懷孕，而是在於難以把胎兒懷到足月。「胎墜」這個咒詛，表示婦人不能生育兒女（</w:t>
       </w:r>
-      <w:hyperlink r:id="rId16">
-        <w:r>
-          <w:rPr>
-            <w:lang w:val="zh_TW" w:bidi="zh_TW"/>
-          </w:rPr>
-          <w:rPr>
-            <w:color w:val="0000EE"/>
-            <w:u w:val="single"/>
-          </w:rPr>
-          <w:t>何9:14</w:t>
-        </w:r>
-      </w:hyperlink>
+      <w:r>
+        <w:rPr>
+          <w:lang w:val="zh_TW" w:bidi="zh_TW"/>
+        </w:rPr>
+        <w:t>何9:14</w:t>
+      </w:r>
       <w:r>
         <w:rPr>
           <w:lang w:val="zh_TW" w:bidi="zh_TW"/>
         </w:rPr>
         <w:t>）。神的祝福則使人能順利懷孕、生產，並享長壽（</w:t>
       </w:r>
-      <w:hyperlink r:id="rId17">
-        <w:r>
-          <w:rPr>
-            <w:lang w:val="zh_TW" w:bidi="zh_TW"/>
-          </w:rPr>
-          <w:rPr>
-            <w:color w:val="0000EE"/>
-            <w:u w:val="single"/>
-          </w:rPr>
-          <w:t>出23:26</w:t>
-        </w:r>
-      </w:hyperlink>
+      <w:r>
+        <w:rPr>
+          <w:lang w:val="zh_TW" w:bidi="zh_TW"/>
+        </w:rPr>
+        <w:t>出23:26</w:t>
+      </w:r>
       <w:r>
         <w:rPr>
           <w:lang w:val="zh_TW" w:bidi="zh_TW"/>
@@ -355,36 +319,24 @@
         </w:rPr>
         <w:t>流產的關鍵在於胎兒過早離開母體，也就是聖經所說的「未見天日的胎」（</w:t>
       </w:r>
-      <w:hyperlink r:id="rId18">
-        <w:r>
-          <w:rPr>
-            <w:lang w:val="zh_TW" w:bidi="zh_TW"/>
-          </w:rPr>
-          <w:rPr>
-            <w:color w:val="0000EE"/>
-            <w:u w:val="single"/>
-          </w:rPr>
-          <w:t>詩58:8</w:t>
-        </w:r>
-      </w:hyperlink>
+      <w:r>
+        <w:rPr>
+          <w:lang w:val="zh_TW" w:bidi="zh_TW"/>
+        </w:rPr>
+        <w:t>詩58:8</w:t>
+      </w:r>
       <w:r>
         <w:rPr>
           <w:lang w:val="zh_TW" w:bidi="zh_TW"/>
         </w:rPr>
         <w:t>；</w:t>
       </w:r>
-      <w:hyperlink r:id="rId14">
-        <w:r>
-          <w:rPr>
-            <w:lang w:val="zh_TW" w:bidi="zh_TW"/>
-          </w:rPr>
-          <w:rPr>
-            <w:color w:val="0000EE"/>
-            <w:u w:val="single"/>
-          </w:rPr>
-          <w:t>伯3:16</w:t>
-        </w:r>
-      </w:hyperlink>
+      <w:r>
+        <w:rPr>
+          <w:lang w:val="zh_TW" w:bidi="zh_TW"/>
+        </w:rPr>
+        <w:t>伯3:16</w:t>
+      </w:r>
       <w:r>
         <w:rPr>
           <w:lang w:val="zh_TW" w:bidi="zh_TW"/>
@@ -409,18 +361,12 @@
         </w:rPr>
         <w:t>疏於照料懷孕的牲畜（</w:t>
       </w:r>
-      <w:hyperlink r:id="rId13">
-        <w:r>
-          <w:rPr>
-            <w:lang w:val="zh_TW" w:bidi="zh_TW"/>
-          </w:rPr>
-          <w:rPr>
-            <w:color w:val="0000EE"/>
-            <w:u w:val="single"/>
-          </w:rPr>
-          <w:t>創31:38</w:t>
-        </w:r>
-      </w:hyperlink>
+      <w:r>
+        <w:rPr>
+          <w:lang w:val="zh_TW" w:bidi="zh_TW"/>
+        </w:rPr>
+        <w:t>創31:38</w:t>
+      </w:r>
       <w:r>
         <w:rPr>
           <w:lang w:val="zh_TW" w:bidi="zh_TW"/>
@@ -445,18 +391,12 @@
         </w:rPr>
         <w:t>孕婦受到身體傷害（</w:t>
       </w:r>
-      <w:hyperlink r:id="rId19">
-        <w:r>
-          <w:rPr>
-            <w:lang w:val="zh_TW" w:bidi="zh_TW"/>
-          </w:rPr>
-          <w:rPr>
-            <w:color w:val="0000EE"/>
-            <w:u w:val="single"/>
-          </w:rPr>
-          <w:t>出21:22</w:t>
-        </w:r>
-      </w:hyperlink>
+      <w:r>
+        <w:rPr>
+          <w:lang w:val="zh_TW" w:bidi="zh_TW"/>
+        </w:rPr>
+        <w:t>出21:22</w:t>
+      </w:r>
       <w:r>
         <w:rPr>
           <w:lang w:val="zh_TW" w:bidi="zh_TW"/>
@@ -471,36 +411,24 @@
           <w:lang w:val="zh_TW" w:bidi="zh_TW"/>
         </w:rPr>
       </w:r>
-      <w:hyperlink r:id="rId20">
-        <w:r>
-          <w:rPr>
-            <w:lang w:val="zh_TW" w:bidi="zh_TW"/>
-          </w:rPr>
-          <w:rPr>
-            <w:color w:val="0000EE"/>
-            <w:u w:val="single"/>
-          </w:rPr>
-          <w:t>民數記五章</w:t>
-        </w:r>
-      </w:hyperlink>
+      <w:r>
+        <w:rPr>
+          <w:lang w:val="zh_TW" w:bidi="zh_TW"/>
+        </w:rPr>
+        <w:t>民數記五章</w:t>
+      </w:r>
       <w:r>
         <w:rPr>
           <w:lang w:val="zh_TW" w:bidi="zh_TW"/>
         </w:rPr>
         <w:t>中記載了一項用來查驗妻子是否不忠的試驗。如果她犯了姦淫罪，「她的肚腹就要發脹，大腿就要消瘦」（</w:t>
       </w:r>
-      <w:hyperlink r:id="rId21">
-        <w:r>
-          <w:rPr>
-            <w:lang w:val="zh_TW" w:bidi="zh_TW"/>
-          </w:rPr>
-          <w:rPr>
-            <w:color w:val="0000EE"/>
-            <w:u w:val="single"/>
-          </w:rPr>
-          <w:t>民5:27</w:t>
-        </w:r>
-      </w:hyperlink>
+      <w:r>
+        <w:rPr>
+          <w:lang w:val="zh_TW" w:bidi="zh_TW"/>
+        </w:rPr>
+        <w:t>民5:27</w:t>
+      </w:r>
       <w:r>
         <w:rPr>
           <w:lang w:val="zh_TW" w:bidi="zh_TW"/>
@@ -521,18 +449,12 @@
         </w:rPr>
         <w:t>使徒保羅為了強調自己不配作使徒，把自己蒙召成為使徒的經歷比喻為未到產期而生的人（</w:t>
       </w:r>
-      <w:hyperlink r:id="rId22">
-        <w:r>
-          <w:rPr>
-            <w:lang w:val="zh_TW" w:bidi="zh_TW"/>
-          </w:rPr>
-          <w:rPr>
-            <w:color w:val="0000EE"/>
-            <w:u w:val="single"/>
-          </w:rPr>
-          <w:t>林前15:8</w:t>
-        </w:r>
-      </w:hyperlink>
+      <w:r>
+        <w:rPr>
+          <w:lang w:val="zh_TW" w:bidi="zh_TW"/>
+        </w:rPr>
+        <w:t>林前15:8</w:t>
+      </w:r>
       <w:r>
         <w:rPr>
           <w:lang w:val="zh_TW" w:bidi="zh_TW"/>
@@ -628,36 +550,24 @@
         </w:rPr>
         <w:t>以掃和妻子巴實抹所生的兒子，也是拿哈、謝拉、沙瑪和米撒四人的父親（</w:t>
       </w:r>
-      <w:hyperlink r:id="rId23">
-        <w:r>
-          <w:rPr>
-            <w:lang w:val="zh_TW" w:bidi="zh_TW"/>
-          </w:rPr>
-          <w:rPr>
-            <w:color w:val="0000EE"/>
-            <w:u w:val="single"/>
-          </w:rPr>
-          <w:t>創36:4</w:t>
-        </w:r>
-      </w:hyperlink>
+      <w:r>
+        <w:rPr>
+          <w:lang w:val="zh_TW" w:bidi="zh_TW"/>
+        </w:rPr>
+        <w:t>創36:4</w:t>
+      </w:r>
       <w:r>
         <w:rPr>
           <w:lang w:val="zh_TW" w:bidi="zh_TW"/>
         </w:rPr>
         <w:t>、</w:t>
       </w:r>
-      <w:hyperlink r:id="rId23">
-        <w:r>
-          <w:rPr>
-            <w:lang w:val="zh_TW" w:bidi="zh_TW"/>
-          </w:rPr>
-          <w:rPr>
-            <w:color w:val="0000EE"/>
-            <w:u w:val="single"/>
-          </w:rPr>
-          <w:t>10–17</w:t>
-        </w:r>
-      </w:hyperlink>
+      <w:r>
+        <w:rPr>
+          <w:lang w:val="zh_TW" w:bidi="zh_TW"/>
+        </w:rPr>
+        <w:t>10–17</w:t>
+      </w:r>
       <w:r>
         <w:rPr>
           <w:lang w:val="zh_TW" w:bidi="zh_TW"/>
@@ -682,54 +592,36 @@
         </w:rPr>
         <w:t>米甸的祭司，把女兒嫁給摩西為妻。他可能與上面第1項的人是同一人，也就是葉忒羅（</w:t>
       </w:r>
-      <w:hyperlink r:id="rId24">
-        <w:r>
-          <w:rPr>
-            <w:lang w:val="zh_TW" w:bidi="zh_TW"/>
-          </w:rPr>
-          <w:rPr>
-            <w:color w:val="0000EE"/>
-            <w:u w:val="single"/>
-          </w:rPr>
-          <w:t>出2:18</w:t>
-        </w:r>
-      </w:hyperlink>
+      <w:r>
+        <w:rPr>
+          <w:lang w:val="zh_TW" w:bidi="zh_TW"/>
+        </w:rPr>
+        <w:t>出2:18</w:t>
+      </w:r>
       <w:r>
         <w:rPr>
           <w:lang w:val="zh_TW" w:bidi="zh_TW"/>
         </w:rPr>
         <w:t>；參</w:t>
       </w:r>
-      <w:hyperlink r:id="rId25">
-        <w:r>
-          <w:rPr>
-            <w:lang w:val="zh_TW" w:bidi="zh_TW"/>
-          </w:rPr>
-          <w:rPr>
-            <w:color w:val="0000EE"/>
-            <w:u w:val="single"/>
-          </w:rPr>
-          <w:t>出3:1</w:t>
-        </w:r>
-      </w:hyperlink>
+      <w:r>
+        <w:rPr>
+          <w:lang w:val="zh_TW" w:bidi="zh_TW"/>
+        </w:rPr>
+        <w:t>出3:1</w:t>
+      </w:r>
       <w:r>
         <w:rPr>
           <w:lang w:val="zh_TW" w:bidi="zh_TW"/>
         </w:rPr>
         <w:t>）。有英文譯本將流珥（Reuel）拼寫為Raguel（</w:t>
       </w:r>
-      <w:hyperlink r:id="rId26">
-        <w:r>
-          <w:rPr>
-            <w:lang w:val="zh_TW" w:bidi="zh_TW"/>
-          </w:rPr>
-          <w:rPr>
-            <w:color w:val="0000EE"/>
-            <w:u w:val="single"/>
-          </w:rPr>
-          <w:t>民10:29</w:t>
-        </w:r>
-      </w:hyperlink>
+      <w:r>
+        <w:rPr>
+          <w:lang w:val="zh_TW" w:bidi="zh_TW"/>
+        </w:rPr>
+        <w:t>民10:29</w:t>
+      </w:r>
       <w:r>
         <w:rPr>
           <w:lang w:val="zh_TW" w:bidi="zh_TW"/>
@@ -773,18 +665,12 @@
         </w:rPr>
         <w:t>在</w:t>
       </w:r>
-      <w:hyperlink r:id="rId27">
-        <w:r>
-          <w:rPr>
-            <w:lang w:val="zh_TW" w:bidi="zh_TW"/>
-          </w:rPr>
-          <w:rPr>
-            <w:color w:val="0000EE"/>
-            <w:u w:val="single"/>
-          </w:rPr>
-          <w:t>民數記二章14節</w:t>
-        </w:r>
-      </w:hyperlink>
+      <w:r>
+        <w:rPr>
+          <w:lang w:val="zh_TW" w:bidi="zh_TW"/>
+        </w:rPr>
+        <w:t>民數記二章14節</w:t>
+      </w:r>
       <w:r>
         <w:rPr>
           <w:lang w:val="zh_TW" w:bidi="zh_TW"/>
@@ -828,18 +714,12 @@
         </w:rPr>
         <w:t>便雅憫支派中米書蘭的一位祖先（</w:t>
       </w:r>
-      <w:hyperlink r:id="rId28">
-        <w:r>
-          <w:rPr>
-            <w:lang w:val="zh_TW" w:bidi="zh_TW"/>
-          </w:rPr>
-          <w:rPr>
-            <w:color w:val="0000EE"/>
-            <w:u w:val="single"/>
-          </w:rPr>
-          <w:t>代上9:8</w:t>
-        </w:r>
-      </w:hyperlink>
+      <w:r>
+        <w:rPr>
+          <w:lang w:val="zh_TW" w:bidi="zh_TW"/>
+        </w:rPr>
+        <w:t>代上9:8</w:t>
+      </w:r>
       <w:r>
         <w:rPr>
           <w:lang w:val="zh_TW" w:bidi="zh_TW"/>
@@ -926,18 +806,12 @@
         </w:rPr>
         <w:t>神審判亞當和夏娃（</w:t>
       </w:r>
-      <w:hyperlink r:id="rId29">
-        <w:r>
-          <w:rPr>
-            <w:lang w:val="zh_TW" w:bidi="zh_TW"/>
-          </w:rPr>
-          <w:rPr>
-            <w:color w:val="0000EE"/>
-            <w:u w:val="single"/>
-          </w:rPr>
-          <w:t>創3:23–24</w:t>
-        </w:r>
-      </w:hyperlink>
+      <w:r>
+        <w:rPr>
+          <w:lang w:val="zh_TW" w:bidi="zh_TW"/>
+        </w:rPr>
+        <w:t>創3:23–24</w:t>
+      </w:r>
       <w:r>
         <w:rPr>
           <w:lang w:val="zh_TW" w:bidi="zh_TW"/>
@@ -962,18 +836,12 @@
         </w:rPr>
         <w:t>神審判該隱 （</w:t>
       </w:r>
-      <w:hyperlink r:id="rId30">
-        <w:r>
-          <w:rPr>
-            <w:lang w:val="zh_TW" w:bidi="zh_TW"/>
-          </w:rPr>
-          <w:rPr>
-            <w:color w:val="0000EE"/>
-            <w:u w:val="single"/>
-          </w:rPr>
-          <w:t>4:9–14</w:t>
-        </w:r>
-      </w:hyperlink>
+      <w:r>
+        <w:rPr>
+          <w:lang w:val="zh_TW" w:bidi="zh_TW"/>
+        </w:rPr>
+        <w:t>4:9–14</w:t>
+      </w:r>
       <w:r>
         <w:rPr>
           <w:lang w:val="zh_TW" w:bidi="zh_TW"/>
@@ -998,30 +866,18 @@
         </w:rPr>
         <w:t>押沙龍的父親把押沙龍流放（</w:t>
       </w:r>
-      <w:hyperlink r:id="rId31">
-        <w:r>
-          <w:rPr>
-            <w:lang w:val="zh_TW" w:bidi="zh_TW"/>
-          </w:rPr>
-          <w:rPr>
-            <w:color w:val="0000EE"/>
-            <w:u w:val="single"/>
-          </w:rPr>
-          <w:t>撒下13:37–39，</w:t>
-        </w:r>
-      </w:hyperlink>
-      <w:hyperlink r:id="rId32">
-        <w:r>
-          <w:rPr>
-            <w:lang w:val="zh_TW" w:bidi="zh_TW"/>
-          </w:rPr>
-          <w:rPr>
-            <w:color w:val="0000EE"/>
-            <w:u w:val="single"/>
-          </w:rPr>
-          <w:t>14:13–14</w:t>
-        </w:r>
-      </w:hyperlink>
+      <w:r>
+        <w:rPr>
+          <w:lang w:val="zh_TW" w:bidi="zh_TW"/>
+        </w:rPr>
+        <w:t>撒下13:37–39，</w:t>
+      </w:r>
+      <w:r>
+        <w:rPr>
+          <w:lang w:val="zh_TW" w:bidi="zh_TW"/>
+        </w:rPr>
+        <w:t>14:13–14</w:t>
+      </w:r>
       <w:r>
         <w:rPr>
           <w:lang w:val="zh_TW" w:bidi="zh_TW"/>
@@ -1046,72 +902,48 @@
         </w:rPr>
         <w:t>以色列從應許之地被擄（</w:t>
       </w:r>
-      <w:hyperlink r:id="rId33">
-        <w:r>
-          <w:rPr>
-            <w:lang w:val="zh_TW" w:bidi="zh_TW"/>
-          </w:rPr>
-          <w:rPr>
-            <w:color w:val="0000EE"/>
-            <w:u w:val="single"/>
-          </w:rPr>
-          <w:t>申30:1</w:t>
-        </w:r>
-      </w:hyperlink>
+      <w:r>
+        <w:rPr>
+          <w:lang w:val="zh_TW" w:bidi="zh_TW"/>
+        </w:rPr>
+        <w:t>申30:1</w:t>
+      </w:r>
       <w:r>
         <w:rPr>
           <w:lang w:val="zh_TW" w:bidi="zh_TW"/>
         </w:rPr>
         <w:t>；</w:t>
       </w:r>
-      <w:hyperlink r:id="rId34">
-        <w:r>
-          <w:rPr>
-            <w:lang w:val="zh_TW" w:bidi="zh_TW"/>
-          </w:rPr>
-          <w:rPr>
-            <w:color w:val="0000EE"/>
-            <w:u w:val="single"/>
-          </w:rPr>
-          <w:t>賽11:12</w:t>
-        </w:r>
-      </w:hyperlink>
+      <w:r>
+        <w:rPr>
+          <w:lang w:val="zh_TW" w:bidi="zh_TW"/>
+        </w:rPr>
+        <w:t>賽11:12</w:t>
+      </w:r>
       <w:r>
         <w:rPr>
           <w:lang w:val="zh_TW" w:bidi="zh_TW"/>
         </w:rPr>
         <w:t>；</w:t>
       </w:r>
-      <w:hyperlink r:id="rId35">
-        <w:r>
-          <w:rPr>
-            <w:lang w:val="zh_TW" w:bidi="zh_TW"/>
-          </w:rPr>
-          <w:rPr>
-            <w:color w:val="0000EE"/>
-            <w:u w:val="single"/>
-          </w:rPr>
-          <w:t>耶16:15</w:t>
-        </w:r>
-      </w:hyperlink>
+      <w:r>
+        <w:rPr>
+          <w:lang w:val="zh_TW" w:bidi="zh_TW"/>
+        </w:rPr>
+        <w:t>耶16:15</w:t>
+      </w:r>
       <w:r>
         <w:rPr>
           <w:lang w:val="zh_TW" w:bidi="zh_TW"/>
         </w:rPr>
         <w:t>；</w:t>
       </w:r>
-      <w:hyperlink r:id="rId36">
-        <w:r>
-          <w:rPr>
-            <w:lang w:val="zh_TW" w:bidi="zh_TW"/>
-          </w:rPr>
-          <w:rPr>
-            <w:color w:val="0000EE"/>
-            <w:u w:val="single"/>
-          </w:rPr>
-          <w:t>結4:13</w:t>
-        </w:r>
-      </w:hyperlink>
+      <w:r>
+        <w:rPr>
+          <w:lang w:val="zh_TW" w:bidi="zh_TW"/>
+        </w:rPr>
+        <w:t>結4:13</w:t>
+      </w:r>
       <w:r>
         <w:rPr>
           <w:lang w:val="zh_TW" w:bidi="zh_TW"/>
@@ -1132,18 +964,12 @@
         </w:rPr>
         <w:t>在以色列被擄到巴比倫期間，放逐也是懲罰之一，適用於不順服神或波斯王亞達薛西的人（</w:t>
       </w:r>
-      <w:hyperlink r:id="rId37">
-        <w:r>
-          <w:rPr>
-            <w:lang w:val="zh_TW" w:bidi="zh_TW"/>
-          </w:rPr>
-          <w:rPr>
-            <w:color w:val="0000EE"/>
-            <w:u w:val="single"/>
-          </w:rPr>
-          <w:t>拉7:26</w:t>
-        </w:r>
-      </w:hyperlink>
+      <w:r>
+        <w:rPr>
+          <w:lang w:val="zh_TW" w:bidi="zh_TW"/>
+        </w:rPr>
+        <w:t>拉7:26</w:t>
+      </w:r>
       <w:r>
         <w:rPr>
           <w:lang w:val="zh_TW" w:bidi="zh_TW"/>
@@ -1182,18 +1008,12 @@
         </w:rPr>
         <w:t>沒有給男嬰行割禮（</w:t>
       </w:r>
-      <w:hyperlink r:id="rId38">
-        <w:r>
-          <w:rPr>
-            <w:lang w:val="zh_TW" w:bidi="zh_TW"/>
-          </w:rPr>
-          <w:rPr>
-            <w:color w:val="0000EE"/>
-            <w:u w:val="single"/>
-          </w:rPr>
-          <w:t>創17:12、14</w:t>
-        </w:r>
-      </w:hyperlink>
+      <w:r>
+        <w:rPr>
+          <w:lang w:val="zh_TW" w:bidi="zh_TW"/>
+        </w:rPr>
+        <w:t>創17:12、14</w:t>
+      </w:r>
       <w:r>
         <w:rPr>
           <w:lang w:val="zh_TW" w:bidi="zh_TW"/>
@@ -1218,18 +1038,12 @@
         </w:rPr>
         <w:t>在逾越節期間吃有酵的餅 （</w:t>
       </w:r>
-      <w:hyperlink r:id="rId39">
-        <w:r>
-          <w:rPr>
-            <w:lang w:val="zh_TW" w:bidi="zh_TW"/>
-          </w:rPr>
-          <w:rPr>
-            <w:color w:val="0000EE"/>
-            <w:u w:val="single"/>
-          </w:rPr>
-          <w:t>出12:15</w:t>
-        </w:r>
-      </w:hyperlink>
+      <w:r>
+        <w:rPr>
+          <w:lang w:val="zh_TW" w:bidi="zh_TW"/>
+        </w:rPr>
+        <w:t>出12:15</w:t>
+      </w:r>
       <w:r>
         <w:rPr>
           <w:lang w:val="zh_TW" w:bidi="zh_TW"/>
@@ -1254,18 +1068,12 @@
         </w:rPr>
         <w:t>獻上不潔的牲畜作供物 （</w:t>
       </w:r>
-      <w:hyperlink r:id="rId40">
-        <w:r>
-          <w:rPr>
-            <w:lang w:val="zh_TW" w:bidi="zh_TW"/>
-          </w:rPr>
-          <w:rPr>
-            <w:color w:val="0000EE"/>
-            <w:u w:val="single"/>
-          </w:rPr>
-          <w:t>利17:1–4</w:t>
-        </w:r>
-      </w:hyperlink>
+      <w:r>
+        <w:rPr>
+          <w:lang w:val="zh_TW" w:bidi="zh_TW"/>
+        </w:rPr>
+        <w:t>利17:1–4</w:t>
+      </w:r>
       <w:r>
         <w:rPr>
           <w:lang w:val="zh_TW" w:bidi="zh_TW"/>
@@ -1290,18 +1098,12 @@
         </w:rPr>
         <w:t>吃血（</w:t>
       </w:r>
-      <w:hyperlink r:id="rId41">
-        <w:r>
-          <w:rPr>
-            <w:lang w:val="zh_TW" w:bidi="zh_TW"/>
-          </w:rPr>
-          <w:rPr>
-            <w:color w:val="0000EE"/>
-            <w:u w:val="single"/>
-          </w:rPr>
-          <w:t>利17:10</w:t>
-        </w:r>
-      </w:hyperlink>
+      <w:r>
+        <w:rPr>
+          <w:lang w:val="zh_TW" w:bidi="zh_TW"/>
+        </w:rPr>
+        <w:t>利17:10</w:t>
+      </w:r>
       <w:r>
         <w:rPr>
           <w:lang w:val="zh_TW" w:bidi="zh_TW"/>
@@ -1326,18 +1128,12 @@
         </w:rPr>
         <w:t>故意犯罪（</w:t>
       </w:r>
-      <w:hyperlink r:id="rId42">
-        <w:r>
-          <w:rPr>
-            <w:lang w:val="zh_TW" w:bidi="zh_TW"/>
-          </w:rPr>
-          <w:rPr>
-            <w:color w:val="0000EE"/>
-            <w:u w:val="single"/>
-          </w:rPr>
-          <w:t>民15:30–31</w:t>
-        </w:r>
-      </w:hyperlink>
+      <w:r>
+        <w:rPr>
+          <w:lang w:val="zh_TW" w:bidi="zh_TW"/>
+        </w:rPr>
+        <w:t>民15:30–31</w:t>
+      </w:r>
       <w:r>
         <w:rPr>
           <w:lang w:val="zh_TW" w:bidi="zh_TW"/>
@@ -1362,18 +1158,12 @@
         </w:rPr>
         <w:t>與死人接觸後沒有進行禮儀上的潔淨（</w:t>
       </w:r>
-      <w:hyperlink r:id="rId43">
-        <w:r>
-          <w:rPr>
-            <w:lang w:val="zh_TW" w:bidi="zh_TW"/>
-          </w:rPr>
-          <w:rPr>
-            <w:color w:val="0000EE"/>
-            <w:u w:val="single"/>
-          </w:rPr>
-          <w:t>民19:11–20</w:t>
-        </w:r>
-      </w:hyperlink>
+      <w:r>
+        <w:rPr>
+          <w:lang w:val="zh_TW" w:bidi="zh_TW"/>
+        </w:rPr>
+        <w:t>民19:11–20</w:t>
+      </w:r>
       <w:r>
         <w:rPr>
           <w:lang w:val="zh_TW" w:bidi="zh_TW"/>
@@ -1394,60 +1184,36 @@
         </w:rPr>
         <w:t>被「剪除」很可能表示同時被排除在社會與宗教生活之外（</w:t>
       </w:r>
-      <w:hyperlink r:id="rId44">
-        <w:r>
-          <w:rPr>
-            <w:lang w:val="zh_TW" w:bidi="zh_TW"/>
-          </w:rPr>
-          <w:rPr>
-            <w:color w:val="0000EE"/>
-            <w:u w:val="single"/>
-          </w:rPr>
-          <w:t>約9:18</w:t>
-        </w:r>
-      </w:hyperlink>
-      <w:hyperlink r:id="rId45">
-        <w:r>
-          <w:rPr>
-            <w:lang w:val="zh_TW" w:bidi="zh_TW"/>
-          </w:rPr>
-          <w:rPr>
-            <w:color w:val="0000EE"/>
-            <w:u w:val="single"/>
-          </w:rPr>
-          <w:t>–</w:t>
-        </w:r>
-      </w:hyperlink>
-      <w:hyperlink r:id="rId44">
-        <w:r>
-          <w:rPr>
-            <w:lang w:val="zh_TW" w:bidi="zh_TW"/>
-          </w:rPr>
-          <w:rPr>
-            <w:color w:val="0000EE"/>
-            <w:u w:val="single"/>
-          </w:rPr>
-          <w:t>23、34</w:t>
-        </w:r>
-      </w:hyperlink>
+      <w:r>
+        <w:rPr>
+          <w:lang w:val="zh_TW" w:bidi="zh_TW"/>
+        </w:rPr>
+        <w:t>約9:18</w:t>
+      </w:r>
+      <w:r>
+        <w:rPr>
+          <w:lang w:val="zh_TW" w:bidi="zh_TW"/>
+        </w:rPr>
+        <w:t>–</w:t>
+      </w:r>
+      <w:r>
+        <w:rPr>
+          <w:lang w:val="zh_TW" w:bidi="zh_TW"/>
+        </w:rPr>
+        <w:t>23、34</w:t>
+      </w:r>
       <w:r>
         <w:rPr>
           <w:lang w:val="zh_TW" w:bidi="zh_TW"/>
         </w:rPr>
         <w:t>）。以色列民族曾被流放在外邦，到了被擄歸回之後，失去產業與永遠從神的百姓中被剪除，便成了正式的懲罰（</w:t>
       </w:r>
-      <w:hyperlink r:id="rId46">
-        <w:r>
-          <w:rPr>
-            <w:lang w:val="zh_TW" w:bidi="zh_TW"/>
-          </w:rPr>
-          <w:rPr>
-            <w:color w:val="0000EE"/>
-            <w:u w:val="single"/>
-          </w:rPr>
-          <w:t>拉10:7–8</w:t>
-        </w:r>
-      </w:hyperlink>
+      <w:r>
+        <w:rPr>
+          <w:lang w:val="zh_TW" w:bidi="zh_TW"/>
+        </w:rPr>
+        <w:t>拉10:7–8</w:t>
+      </w:r>
       <w:r>
         <w:rPr>
           <w:lang w:val="zh_TW" w:bidi="zh_TW"/>
@@ -1468,36 +1234,24 @@
         </w:rPr>
         <w:t>羅馬人與其他征服者一樣，把放逐當作懲罰的方式。例如，在皇帝克勞第時期，由於猶太人之間為了基督的事起了紛爭，克勞第將他們逐出羅馬城（</w:t>
       </w:r>
-      <w:hyperlink r:id="rId47">
-        <w:r>
-          <w:rPr>
-            <w:lang w:val="zh_TW" w:bidi="zh_TW"/>
-          </w:rPr>
-          <w:rPr>
-            <w:color w:val="0000EE"/>
-            <w:u w:val="single"/>
-          </w:rPr>
-          <w:t>徒18:2</w:t>
-        </w:r>
-      </w:hyperlink>
+      <w:r>
+        <w:rPr>
+          <w:lang w:val="zh_TW" w:bidi="zh_TW"/>
+        </w:rPr>
+        <w:t>徒18:2</w:t>
+      </w:r>
       <w:r>
         <w:rPr>
           <w:lang w:val="zh_TW" w:bidi="zh_TW"/>
         </w:rPr>
         <w:t>）。啟示錄的作者也在羅馬逼迫基督徒期間，被流放到拔摩島（</w:t>
       </w:r>
-      <w:hyperlink r:id="rId48">
-        <w:r>
-          <w:rPr>
-            <w:lang w:val="zh_TW" w:bidi="zh_TW"/>
-          </w:rPr>
-          <w:rPr>
-            <w:color w:val="0000EE"/>
-            <w:u w:val="single"/>
-          </w:rPr>
-          <w:t>啟1:9</w:t>
-        </w:r>
-      </w:hyperlink>
+      <w:r>
+        <w:rPr>
+          <w:lang w:val="zh_TW" w:bidi="zh_TW"/>
+        </w:rPr>
+        <w:t>啟1:9</w:t>
+      </w:r>
       <w:r>
         <w:rPr>
           <w:lang w:val="zh_TW" w:bidi="zh_TW"/>
@@ -1596,18 +1350,12 @@
         </w:rPr>
         <w:t>拿鶴的妾（</w:t>
       </w:r>
-      <w:hyperlink r:id="rId49">
-        <w:r>
-          <w:rPr>
-            <w:lang w:val="zh_TW" w:bidi="zh_TW"/>
-          </w:rPr>
-          <w:rPr>
-            <w:color w:val="0000EE"/>
-            <w:u w:val="single"/>
-          </w:rPr>
-          <w:t>創22:24</w:t>
-        </w:r>
-      </w:hyperlink>
+      <w:r>
+        <w:rPr>
+          <w:lang w:val="zh_TW" w:bidi="zh_TW"/>
+        </w:rPr>
+        <w:t>創22:24</w:t>
+      </w:r>
       <w:r>
         <w:rPr>
           <w:lang w:val="zh_TW" w:bidi="zh_TW"/>
@@ -1662,72 +1410,48 @@
         </w:rPr>
         <w:t>「流人血的罪」指對他人的死亡負上責任。在聖經中，這術語來自一個希伯來文，意思是「血」或「流血」（</w:t>
       </w:r>
-      <w:hyperlink r:id="rId50">
-        <w:r>
-          <w:rPr>
-            <w:lang w:val="zh_TW" w:bidi="zh_TW"/>
-          </w:rPr>
-          <w:rPr>
-            <w:color w:val="0000EE"/>
-            <w:u w:val="single"/>
-          </w:rPr>
-          <w:t>出22:2–3</w:t>
-        </w:r>
-      </w:hyperlink>
+      <w:r>
+        <w:rPr>
+          <w:lang w:val="zh_TW" w:bidi="zh_TW"/>
+        </w:rPr>
+        <w:t>出22:2–3</w:t>
+      </w:r>
       <w:r>
         <w:rPr>
           <w:lang w:val="zh_TW" w:bidi="zh_TW"/>
         </w:rPr>
         <w:t>；</w:t>
       </w:r>
-      <w:hyperlink r:id="rId51">
-        <w:r>
-          <w:rPr>
-            <w:lang w:val="zh_TW" w:bidi="zh_TW"/>
-          </w:rPr>
-          <w:rPr>
-            <w:color w:val="0000EE"/>
-            <w:u w:val="single"/>
-          </w:rPr>
-          <w:t>利17:4</w:t>
-        </w:r>
-      </w:hyperlink>
+      <w:r>
+        <w:rPr>
+          <w:lang w:val="zh_TW" w:bidi="zh_TW"/>
+        </w:rPr>
+        <w:t>利17:4</w:t>
+      </w:r>
       <w:r>
         <w:rPr>
           <w:lang w:val="zh_TW" w:bidi="zh_TW"/>
         </w:rPr>
         <w:t>；</w:t>
       </w:r>
-      <w:hyperlink r:id="rId52">
-        <w:r>
-          <w:rPr>
-            <w:lang w:val="zh_TW" w:bidi="zh_TW"/>
-          </w:rPr>
-          <w:rPr>
-            <w:color w:val="0000EE"/>
-            <w:u w:val="single"/>
-          </w:rPr>
-          <w:t>撒上25:26、33</w:t>
-        </w:r>
-      </w:hyperlink>
+      <w:r>
+        <w:rPr>
+          <w:lang w:val="zh_TW" w:bidi="zh_TW"/>
+        </w:rPr>
+        <w:t>撒上25:26、33</w:t>
+      </w:r>
       <w:r>
         <w:rPr>
           <w:lang w:val="zh_TW" w:bidi="zh_TW"/>
         </w:rPr>
         <w:t>；</w:t>
       </w:r>
-      <w:hyperlink r:id="rId53">
-        <w:r>
-          <w:rPr>
-            <w:lang w:val="zh_TW" w:bidi="zh_TW"/>
-          </w:rPr>
-          <w:rPr>
-            <w:color w:val="0000EE"/>
-            <w:u w:val="single"/>
-          </w:rPr>
-          <w:t>何12:14</w:t>
-        </w:r>
-      </w:hyperlink>
+      <w:r>
+        <w:rPr>
+          <w:lang w:val="zh_TW" w:bidi="zh_TW"/>
+        </w:rPr>
+        <w:t>何12:14</w:t>
+      </w:r>
       <w:r>
         <w:rPr>
           <w:lang w:val="zh_TW" w:bidi="zh_TW"/>
@@ -1748,18 +1472,12 @@
         </w:rPr>
         <w:t>「流人血的罪（bloodguiltiness）」這翻譯只在</w:t>
       </w:r>
-      <w:hyperlink r:id="rId54">
-        <w:r>
-          <w:rPr>
-            <w:lang w:val="zh_TW" w:bidi="zh_TW"/>
-          </w:rPr>
-          <w:rPr>
-            <w:color w:val="0000EE"/>
-            <w:u w:val="single"/>
-          </w:rPr>
-          <w:t>詩篇五十一篇14節</w:t>
-        </w:r>
-      </w:hyperlink>
+      <w:r>
+        <w:rPr>
+          <w:lang w:val="zh_TW" w:bidi="zh_TW"/>
+        </w:rPr>
+        <w:t>詩篇五十一篇14節</w:t>
+      </w:r>
       <w:r>
         <w:rPr>
           <w:lang w:val="zh_TW" w:bidi="zh_TW"/>
@@ -1859,108 +1577,72 @@
         </w:rPr>
         <w:t>第一種流人血的罪，是有人故意殺害另一個人。舊約聖經把這類殺害稱為「流無辜血」（</w:t>
       </w:r>
-      <w:hyperlink r:id="rId55">
-        <w:r>
-          <w:rPr>
-            <w:lang w:val="zh_TW" w:bidi="zh_TW"/>
-          </w:rPr>
-          <w:rPr>
-            <w:color w:val="0000EE"/>
-            <w:u w:val="single"/>
-          </w:rPr>
-          <w:t>拿1:14</w:t>
-        </w:r>
-      </w:hyperlink>
+      <w:r>
+        <w:rPr>
+          <w:lang w:val="zh_TW" w:bidi="zh_TW"/>
+        </w:rPr>
+        <w:t>拿1:14</w:t>
+      </w:r>
       <w:r>
         <w:rPr>
           <w:lang w:val="zh_TW" w:bidi="zh_TW"/>
         </w:rPr>
         <w:t>）。聖經解釋了當有人殺了無辜的人時會發生甚麼事，以及這樣的人應當受甚麼懲罰（</w:t>
       </w:r>
-      <w:hyperlink r:id="rId56">
-        <w:r>
-          <w:rPr>
-            <w:lang w:val="zh_TW" w:bidi="zh_TW"/>
-          </w:rPr>
-          <w:rPr>
-            <w:color w:val="0000EE"/>
-            <w:u w:val="single"/>
-          </w:rPr>
-          <w:t>創9:6</w:t>
-        </w:r>
-      </w:hyperlink>
+      <w:r>
+        <w:rPr>
+          <w:lang w:val="zh_TW" w:bidi="zh_TW"/>
+        </w:rPr>
+        <w:t>創9:6</w:t>
+      </w:r>
       <w:r>
         <w:rPr>
           <w:lang w:val="zh_TW" w:bidi="zh_TW"/>
         </w:rPr>
         <w:t>；</w:t>
       </w:r>
-      <w:hyperlink r:id="rId57">
-        <w:r>
-          <w:rPr>
-            <w:lang w:val="zh_TW" w:bidi="zh_TW"/>
-          </w:rPr>
-          <w:rPr>
-            <w:color w:val="0000EE"/>
-            <w:u w:val="single"/>
-          </w:rPr>
-          <w:t>申19:11–13</w:t>
-        </w:r>
-      </w:hyperlink>
+      <w:r>
+        <w:rPr>
+          <w:lang w:val="zh_TW" w:bidi="zh_TW"/>
+        </w:rPr>
+        <w:t>申19:11–13</w:t>
+      </w:r>
       <w:r>
         <w:rPr>
           <w:lang w:val="zh_TW" w:bidi="zh_TW"/>
         </w:rPr>
         <w:t>；</w:t>
       </w:r>
-      <w:hyperlink r:id="rId58">
-        <w:r>
-          <w:rPr>
-            <w:lang w:val="zh_TW" w:bidi="zh_TW"/>
-          </w:rPr>
-          <w:rPr>
-            <w:color w:val="0000EE"/>
-            <w:u w:val="single"/>
-          </w:rPr>
-          <w:t>王下24:4</w:t>
-        </w:r>
-      </w:hyperlink>
+      <w:r>
+        <w:rPr>
+          <w:lang w:val="zh_TW" w:bidi="zh_TW"/>
+        </w:rPr>
+        <w:t>王下24:4</w:t>
+      </w:r>
       <w:r>
         <w:rPr>
           <w:lang w:val="zh_TW" w:bidi="zh_TW"/>
         </w:rPr>
         <w:t>；</w:t>
       </w:r>
-      <w:hyperlink r:id="rId59">
-        <w:r>
-          <w:rPr>
-            <w:lang w:val="zh_TW" w:bidi="zh_TW"/>
-          </w:rPr>
-          <w:rPr>
-            <w:color w:val="0000EE"/>
-            <w:u w:val="single"/>
-          </w:rPr>
-          <w:t>結33:6</w:t>
-        </w:r>
-      </w:hyperlink>
+      <w:r>
+        <w:rPr>
+          <w:lang w:val="zh_TW" w:bidi="zh_TW"/>
+        </w:rPr>
+        <w:t>結33:6</w:t>
+      </w:r>
       <w:r>
         <w:rPr>
           <w:lang w:val="zh_TW" w:bidi="zh_TW"/>
         </w:rPr>
         <w:t>）。根據聖經的教導，謀殺別人的人不能以贖價來逃避刑罰（</w:t>
       </w:r>
-      <w:hyperlink r:id="rId60">
-        <w:r>
-          <w:rPr>
-            <w:lang w:val="zh_TW" w:bidi="zh_TW"/>
-          </w:rPr>
-          <w:rPr>
-            <w:color w:val="0000EE"/>
-            <w:u w:val="single"/>
-          </w:rPr>
-          <w:t>民35:31</w:t>
-        </w:r>
-      </w:hyperlink>
+      <w:r>
+        <w:rPr>
+          <w:lang w:val="zh_TW" w:bidi="zh_TW"/>
+        </w:rPr>
+        <w:t>民35:31</w:t>
+      </w:r>
       <w:r>
         <w:rPr>
           <w:lang w:val="zh_TW" w:bidi="zh_TW"/>
@@ -1981,30 +1663,18 @@
         </w:rPr>
         <w:t>另一種流人血的罪是有人誤殺他人（</w:t>
       </w:r>
-      <w:hyperlink r:id="rId61">
-        <w:r>
-          <w:rPr>
-            <w:lang w:val="zh_TW" w:bidi="zh_TW"/>
-          </w:rPr>
-          <w:rPr>
-            <w:color w:val="0000EE"/>
-            <w:u w:val="single"/>
-          </w:rPr>
-          <w:t>民35:9–28；</w:t>
-        </w:r>
-      </w:hyperlink>
-      <w:hyperlink r:id="rId62">
-        <w:r>
-          <w:rPr>
-            <w:lang w:val="zh_TW" w:bidi="zh_TW"/>
-          </w:rPr>
-          <w:rPr>
-            <w:color w:val="0000EE"/>
-            <w:u w:val="single"/>
-          </w:rPr>
-          <w:t>申19:4–10</w:t>
-        </w:r>
-      </w:hyperlink>
+      <w:r>
+        <w:rPr>
+          <w:lang w:val="zh_TW" w:bidi="zh_TW"/>
+        </w:rPr>
+        <w:t>民35:9–28；</w:t>
+      </w:r>
+      <w:r>
+        <w:rPr>
+          <w:lang w:val="zh_TW" w:bidi="zh_TW"/>
+        </w:rPr>
+        <w:t>申19:4–10</w:t>
+      </w:r>
       <w:r>
         <w:rPr>
           <w:lang w:val="zh_TW" w:bidi="zh_TW"/>
@@ -2025,18 +1695,12 @@
         </w:rPr>
         <w:t>有時候，人們會發現屍體，但沒有人知道那人是被誰殺的。在這種情況下，離屍體最近的那座城要為這死亡負責。</w:t>
       </w:r>
-      <w:hyperlink r:id="rId63">
-        <w:r>
-          <w:rPr>
-            <w:lang w:val="zh_TW" w:bidi="zh_TW"/>
-          </w:rPr>
-          <w:rPr>
-            <w:color w:val="0000EE"/>
-            <w:u w:val="single"/>
-          </w:rPr>
-          <w:t>申命記二十一章1至9節</w:t>
-        </w:r>
-      </w:hyperlink>
+      <w:r>
+        <w:rPr>
+          <w:lang w:val="zh_TW" w:bidi="zh_TW"/>
+        </w:rPr>
+        <w:t>申命記二十一章1至9節</w:t>
+      </w:r>
       <w:r>
         <w:rPr>
           <w:lang w:val="zh_TW" w:bidi="zh_TW"/>
@@ -2057,36 +1721,24 @@
         </w:rPr>
         <w:t>在古代以色列，百姓在處理牲畜時，也可能因處理不當而犯罪（</w:t>
       </w:r>
-      <w:hyperlink r:id="rId64">
-        <w:r>
-          <w:rPr>
-            <w:lang w:val="zh_TW" w:bidi="zh_TW"/>
-          </w:rPr>
-          <w:rPr>
-            <w:color w:val="0000EE"/>
-            <w:u w:val="single"/>
-          </w:rPr>
-          <w:t>利17:3–4、10–11</w:t>
-        </w:r>
-      </w:hyperlink>
+      <w:r>
+        <w:rPr>
+          <w:lang w:val="zh_TW" w:bidi="zh_TW"/>
+        </w:rPr>
+        <w:t>利17:3–4、10–11</w:t>
+      </w:r>
       <w:r>
         <w:rPr>
           <w:lang w:val="zh_TW" w:bidi="zh_TW"/>
         </w:rPr>
         <w:t>）。如果一隻牲畜殺了人，就要用石頭打死那隻牲畜（</w:t>
       </w:r>
-      <w:hyperlink r:id="rId65">
-        <w:r>
-          <w:rPr>
-            <w:lang w:val="zh_TW" w:bidi="zh_TW"/>
-          </w:rPr>
-          <w:rPr>
-            <w:color w:val="0000EE"/>
-            <w:u w:val="single"/>
-          </w:rPr>
-          <w:t>出21:28–29</w:t>
-        </w:r>
-      </w:hyperlink>
+      <w:r>
+        <w:rPr>
+          <w:lang w:val="zh_TW" w:bidi="zh_TW"/>
+        </w:rPr>
+        <w:t>出21:28–29</w:t>
+      </w:r>
       <w:r>
         <w:rPr>
           <w:lang w:val="zh_TW" w:bidi="zh_TW"/>
@@ -2125,18 +1777,12 @@
         </w:rPr>
         <w:t>保護自己（</w:t>
       </w:r>
-      <w:hyperlink r:id="rId66">
-        <w:r>
-          <w:rPr>
-            <w:lang w:val="zh_TW" w:bidi="zh_TW"/>
-          </w:rPr>
-          <w:rPr>
-            <w:color w:val="0000EE"/>
-            <w:u w:val="single"/>
-          </w:rPr>
-          <w:t>出22:2</w:t>
-        </w:r>
-      </w:hyperlink>
+      <w:r>
+        <w:rPr>
+          <w:lang w:val="zh_TW" w:bidi="zh_TW"/>
+        </w:rPr>
+        <w:t>出22:2</w:t>
+      </w:r>
       <w:r>
         <w:rPr>
           <w:lang w:val="zh_TW" w:bidi="zh_TW"/>
@@ -2161,18 +1807,12 @@
         </w:rPr>
         <w:t>執行合法的處決（</w:t>
       </w:r>
-      <w:hyperlink r:id="rId67">
-        <w:r>
-          <w:rPr>
-            <w:lang w:val="zh_TW" w:bidi="zh_TW"/>
-          </w:rPr>
-          <w:rPr>
-            <w:color w:val="0000EE"/>
-            <w:u w:val="single"/>
-          </w:rPr>
-          <w:t>利20:9–16</w:t>
-        </w:r>
-      </w:hyperlink>
+      <w:r>
+        <w:rPr>
+          <w:lang w:val="zh_TW" w:bidi="zh_TW"/>
+        </w:rPr>
+        <w:t>利20:9–16</w:t>
+      </w:r>
       <w:r>
         <w:rPr>
           <w:lang w:val="zh_TW" w:bidi="zh_TW"/>
@@ -2197,18 +1837,12 @@
         </w:rPr>
         <w:t>在戰爭中的殺敵（</w:t>
       </w:r>
-      <w:hyperlink r:id="rId68">
-        <w:r>
-          <w:rPr>
-            <w:lang w:val="zh_TW" w:bidi="zh_TW"/>
-          </w:rPr>
-          <w:rPr>
-            <w:color w:val="0000EE"/>
-            <w:u w:val="single"/>
-          </w:rPr>
-          <w:t>王上2:5–6</w:t>
-        </w:r>
-      </w:hyperlink>
+      <w:r>
+        <w:rPr>
+          <w:lang w:val="zh_TW" w:bidi="zh_TW"/>
+        </w:rPr>
+        <w:t>王上2:5–6</w:t>
+      </w:r>
       <w:r>
         <w:rPr>
           <w:lang w:val="zh_TW" w:bidi="zh_TW"/>
@@ -2229,126 +1863,78 @@
         </w:rPr>
         <w:t>先知們常用「血」這個詞，來指全以色列民的罪責（</w:t>
       </w:r>
-      <w:hyperlink r:id="rId69">
-        <w:r>
-          <w:rPr>
-            <w:lang w:val="zh_TW" w:bidi="zh_TW"/>
-          </w:rPr>
-          <w:rPr>
-            <w:color w:val="0000EE"/>
-            <w:u w:val="single"/>
-          </w:rPr>
-          <w:t>賽1:15</w:t>
-        </w:r>
-      </w:hyperlink>
+      <w:r>
+        <w:rPr>
+          <w:lang w:val="zh_TW" w:bidi="zh_TW"/>
+        </w:rPr>
+        <w:t>賽1:15</w:t>
+      </w:r>
       <w:r>
         <w:rPr>
           <w:lang w:val="zh_TW" w:bidi="zh_TW"/>
         </w:rPr>
         <w:t>，</w:t>
       </w:r>
-      <w:hyperlink r:id="rId70">
-        <w:r>
-          <w:rPr>
-            <w:lang w:val="zh_TW" w:bidi="zh_TW"/>
-          </w:rPr>
-          <w:rPr>
-            <w:color w:val="0000EE"/>
-            <w:u w:val="single"/>
-          </w:rPr>
-          <w:t>4:4；</w:t>
-        </w:r>
-      </w:hyperlink>
-      <w:hyperlink r:id="rId71">
-        <w:r>
-          <w:rPr>
-            <w:lang w:val="zh_TW" w:bidi="zh_TW"/>
-          </w:rPr>
-          <w:rPr>
-            <w:color w:val="0000EE"/>
-            <w:u w:val="single"/>
-          </w:rPr>
-          <w:t>結7:23</w:t>
-        </w:r>
-      </w:hyperlink>
+      <w:r>
+        <w:rPr>
+          <w:lang w:val="zh_TW" w:bidi="zh_TW"/>
+        </w:rPr>
+        <w:t>4:4；</w:t>
+      </w:r>
+      <w:r>
+        <w:rPr>
+          <w:lang w:val="zh_TW" w:bidi="zh_TW"/>
+        </w:rPr>
+        <w:t>結7:23</w:t>
+      </w:r>
       <w:r>
         <w:rPr>
           <w:lang w:val="zh_TW" w:bidi="zh_TW"/>
         </w:rPr>
         <w:t>，</w:t>
       </w:r>
-      <w:hyperlink r:id="rId72">
-        <w:r>
-          <w:rPr>
-            <w:lang w:val="zh_TW" w:bidi="zh_TW"/>
-          </w:rPr>
-          <w:rPr>
-            <w:color w:val="0000EE"/>
-            <w:u w:val="single"/>
-          </w:rPr>
-          <w:t>9:9；</w:t>
-        </w:r>
-      </w:hyperlink>
-      <w:hyperlink r:id="rId73">
-        <w:r>
-          <w:rPr>
-            <w:lang w:val="zh_TW" w:bidi="zh_TW"/>
-          </w:rPr>
-          <w:rPr>
-            <w:color w:val="0000EE"/>
-            <w:u w:val="single"/>
-          </w:rPr>
-          <w:t>何1:4</w:t>
-        </w:r>
-      </w:hyperlink>
+      <w:r>
+        <w:rPr>
+          <w:lang w:val="zh_TW" w:bidi="zh_TW"/>
+        </w:rPr>
+        <w:t>9:9；</w:t>
+      </w:r>
+      <w:r>
+        <w:rPr>
+          <w:lang w:val="zh_TW" w:bidi="zh_TW"/>
+        </w:rPr>
+        <w:t>何1:4</w:t>
+      </w:r>
       <w:r>
         <w:rPr>
           <w:lang w:val="zh_TW" w:bidi="zh_TW"/>
         </w:rPr>
         <w:t>，</w:t>
       </w:r>
-      <w:hyperlink r:id="rId74">
-        <w:r>
-          <w:rPr>
-            <w:lang w:val="zh_TW" w:bidi="zh_TW"/>
-          </w:rPr>
-          <w:rPr>
-            <w:color w:val="0000EE"/>
-            <w:u w:val="single"/>
-          </w:rPr>
-          <w:t>4:2</w:t>
-        </w:r>
-      </w:hyperlink>
+      <w:r>
+        <w:rPr>
+          <w:lang w:val="zh_TW" w:bidi="zh_TW"/>
+        </w:rPr>
+        <w:t>4:2</w:t>
+      </w:r>
       <w:r>
         <w:rPr>
           <w:lang w:val="zh_TW" w:bidi="zh_TW"/>
         </w:rPr>
         <w:t>；</w:t>
       </w:r>
-      <w:hyperlink r:id="rId75">
-        <w:r>
-          <w:rPr>
-            <w:lang w:val="zh_TW" w:bidi="zh_TW"/>
-          </w:rPr>
-          <w:rPr>
-            <w:color w:val="0000EE"/>
-            <w:u w:val="single"/>
-          </w:rPr>
-          <w:t>彌3:10；</w:t>
-        </w:r>
-      </w:hyperlink>
-      <w:hyperlink r:id="rId76">
-        <w:r>
-          <w:rPr>
-            <w:lang w:val="zh_TW" w:bidi="zh_TW"/>
-          </w:rPr>
-          <w:rPr>
-            <w:color w:val="0000EE"/>
-            <w:u w:val="single"/>
-          </w:rPr>
-          <w:t>哈2:8、12、17</w:t>
-        </w:r>
-      </w:hyperlink>
+      <w:r>
+        <w:rPr>
+          <w:lang w:val="zh_TW" w:bidi="zh_TW"/>
+        </w:rPr>
+        <w:t>彌3:10；</w:t>
+      </w:r>
+      <w:r>
+        <w:rPr>
+          <w:lang w:val="zh_TW" w:bidi="zh_TW"/>
+        </w:rPr>
+        <w:t>哈2:8、12、17</w:t>
+      </w:r>
       <w:r>
         <w:rPr>
           <w:lang w:val="zh_TW" w:bidi="zh_TW"/>
@@ -2369,36 +1955,24 @@
         </w:rPr>
         <w:t>有些罪極為嚴重，即使不涉及殺人，律法也規定要用死刑來懲罰犯罪的人（</w:t>
       </w:r>
-      <w:hyperlink r:id="rId67">
-        <w:r>
-          <w:rPr>
-            <w:lang w:val="zh_TW" w:bidi="zh_TW"/>
-          </w:rPr>
-          <w:rPr>
-            <w:color w:val="0000EE"/>
-            <w:u w:val="single"/>
-          </w:rPr>
-          <w:t>利20:9–16</w:t>
-        </w:r>
-      </w:hyperlink>
+      <w:r>
+        <w:rPr>
+          <w:lang w:val="zh_TW" w:bidi="zh_TW"/>
+        </w:rPr>
+        <w:t>利20:9–16</w:t>
+      </w:r>
       <w:r>
         <w:rPr>
           <w:lang w:val="zh_TW" w:bidi="zh_TW"/>
         </w:rPr>
         <w:t>；</w:t>
       </w:r>
-      <w:hyperlink r:id="rId77">
-        <w:r>
-          <w:rPr>
-            <w:lang w:val="zh_TW" w:bidi="zh_TW"/>
-          </w:rPr>
-          <w:rPr>
-            <w:color w:val="0000EE"/>
-            <w:u w:val="single"/>
-          </w:rPr>
-          <w:t>結8:10–13</w:t>
-        </w:r>
-      </w:hyperlink>
+      <w:r>
+        <w:rPr>
+          <w:lang w:val="zh_TW" w:bidi="zh_TW"/>
+        </w:rPr>
+        <w:t>結8:10–13</w:t>
+      </w:r>
       <w:r>
         <w:rPr>
           <w:lang w:val="zh_TW" w:bidi="zh_TW"/>
@@ -2545,66 +2119,42 @@
         </w:rPr>
         <w:t>在整本聖經中，從創世記（</w:t>
       </w:r>
-      <w:hyperlink r:id="rId78">
-        <w:r>
-          <w:rPr>
-            <w:lang w:val="zh_TW" w:bidi="zh_TW"/>
-          </w:rPr>
-          <w:rPr>
-            <w:color w:val="0000EE"/>
-            <w:u w:val="single"/>
-          </w:rPr>
-          <w:t>4:10–12</w:t>
-        </w:r>
-      </w:hyperlink>
+      <w:r>
+        <w:rPr>
+          <w:lang w:val="zh_TW" w:bidi="zh_TW"/>
+        </w:rPr>
+        <w:t>4:10–12</w:t>
+      </w:r>
       <w:r>
         <w:rPr>
           <w:lang w:val="zh_TW" w:bidi="zh_TW"/>
         </w:rPr>
         <w:t>）到先知書（</w:t>
       </w:r>
-      <w:hyperlink r:id="rId79">
-        <w:r>
-          <w:rPr>
-            <w:lang w:val="zh_TW" w:bidi="zh_TW"/>
-          </w:rPr>
-          <w:rPr>
-            <w:color w:val="0000EE"/>
-            <w:u w:val="single"/>
-          </w:rPr>
-          <w:t>賽26:21；</w:t>
-        </w:r>
-      </w:hyperlink>
-      <w:hyperlink r:id="rId80">
-        <w:r>
-          <w:rPr>
-            <w:lang w:val="zh_TW" w:bidi="zh_TW"/>
-          </w:rPr>
-          <w:rPr>
-            <w:color w:val="0000EE"/>
-            <w:u w:val="single"/>
-          </w:rPr>
-          <w:t>結24:6–9</w:t>
-        </w:r>
-      </w:hyperlink>
+      <w:r>
+        <w:rPr>
+          <w:lang w:val="zh_TW" w:bidi="zh_TW"/>
+        </w:rPr>
+        <w:t>賽26:21；</w:t>
+      </w:r>
+      <w:r>
+        <w:rPr>
+          <w:lang w:val="zh_TW" w:bidi="zh_TW"/>
+        </w:rPr>
+        <w:t>結24:6–9</w:t>
+      </w:r>
       <w:r>
         <w:rPr>
           <w:lang w:val="zh_TW" w:bidi="zh_TW"/>
         </w:rPr>
         <w:t>），直至新約聖經（</w:t>
       </w:r>
-      <w:hyperlink r:id="rId81">
-        <w:r>
-          <w:rPr>
-            <w:lang w:val="zh_TW" w:bidi="zh_TW"/>
-          </w:rPr>
-          <w:rPr>
-            <w:color w:val="0000EE"/>
-            <w:u w:val="single"/>
-          </w:rPr>
-          <w:t>啟6:10</w:t>
-        </w:r>
-      </w:hyperlink>
+      <w:r>
+        <w:rPr>
+          <w:lang w:val="zh_TW" w:bidi="zh_TW"/>
+        </w:rPr>
+        <w:t>啟6:10</w:t>
+      </w:r>
       <w:r>
         <w:rPr>
           <w:lang w:val="zh_TW" w:bidi="zh_TW"/>
@@ -2712,198 +2262,132 @@
         </w:rPr>
         <w:t>在聖經中，「火與硫磺」常被用來象徵神對惡人的懲罰（</w:t>
       </w:r>
-      <w:hyperlink r:id="rId82">
-        <w:r>
-          <w:rPr>
-            <w:lang w:val="zh_TW" w:bidi="zh_TW"/>
-          </w:rPr>
-          <w:rPr>
-            <w:color w:val="0000EE"/>
-            <w:u w:val="single"/>
-          </w:rPr>
-          <w:t>創19:24</w:t>
-        </w:r>
-      </w:hyperlink>
+      <w:r>
+        <w:rPr>
+          <w:lang w:val="zh_TW" w:bidi="zh_TW"/>
+        </w:rPr>
+        <w:t>創19:24</w:t>
+      </w:r>
       <w:r>
         <w:rPr>
           <w:lang w:val="zh_TW" w:bidi="zh_TW"/>
         </w:rPr>
         <w:t>；</w:t>
       </w:r>
-      <w:hyperlink r:id="rId83">
-        <w:r>
-          <w:rPr>
-            <w:lang w:val="zh_TW" w:bidi="zh_TW"/>
-          </w:rPr>
-          <w:rPr>
-            <w:color w:val="0000EE"/>
-            <w:u w:val="single"/>
-          </w:rPr>
-          <w:t>申29:23</w:t>
-        </w:r>
-      </w:hyperlink>
+      <w:r>
+        <w:rPr>
+          <w:lang w:val="zh_TW" w:bidi="zh_TW"/>
+        </w:rPr>
+        <w:t>申29:23</w:t>
+      </w:r>
       <w:r>
         <w:rPr>
           <w:lang w:val="zh_TW" w:bidi="zh_TW"/>
         </w:rPr>
         <w:t>；</w:t>
       </w:r>
-      <w:hyperlink r:id="rId84">
-        <w:r>
-          <w:rPr>
-            <w:lang w:val="zh_TW" w:bidi="zh_TW"/>
-          </w:rPr>
-          <w:rPr>
-            <w:color w:val="0000EE"/>
-            <w:u w:val="single"/>
-          </w:rPr>
-          <w:t>伯18:15</w:t>
-        </w:r>
-      </w:hyperlink>
+      <w:r>
+        <w:rPr>
+          <w:lang w:val="zh_TW" w:bidi="zh_TW"/>
+        </w:rPr>
+        <w:t>伯18:15</w:t>
+      </w:r>
       <w:r>
         <w:rPr>
           <w:lang w:val="zh_TW" w:bidi="zh_TW"/>
         </w:rPr>
         <w:t>；</w:t>
       </w:r>
-      <w:hyperlink r:id="rId85">
-        <w:r>
-          <w:rPr>
-            <w:lang w:val="zh_TW" w:bidi="zh_TW"/>
-          </w:rPr>
-          <w:rPr>
-            <w:color w:val="0000EE"/>
-            <w:u w:val="single"/>
-          </w:rPr>
-          <w:t>詩11:6</w:t>
-        </w:r>
-      </w:hyperlink>
+      <w:r>
+        <w:rPr>
+          <w:lang w:val="zh_TW" w:bidi="zh_TW"/>
+        </w:rPr>
+        <w:t>詩11:6</w:t>
+      </w:r>
       <w:r>
         <w:rPr>
           <w:lang w:val="zh_TW" w:bidi="zh_TW"/>
         </w:rPr>
         <w:t>；</w:t>
       </w:r>
-      <w:hyperlink r:id="rId86">
-        <w:r>
-          <w:rPr>
-            <w:lang w:val="zh_TW" w:bidi="zh_TW"/>
-          </w:rPr>
-          <w:rPr>
-            <w:color w:val="0000EE"/>
-            <w:u w:val="single"/>
-          </w:rPr>
-          <w:t>結38:22</w:t>
-        </w:r>
-      </w:hyperlink>
+      <w:r>
+        <w:rPr>
+          <w:lang w:val="zh_TW" w:bidi="zh_TW"/>
+        </w:rPr>
+        <w:t>結38:22</w:t>
+      </w:r>
       <w:r>
         <w:rPr>
           <w:lang w:val="zh_TW" w:bidi="zh_TW"/>
         </w:rPr>
         <w:t>；</w:t>
       </w:r>
-      <w:hyperlink r:id="rId87">
-        <w:r>
-          <w:rPr>
-            <w:lang w:val="zh_TW" w:bidi="zh_TW"/>
-          </w:rPr>
-          <w:rPr>
-            <w:color w:val="0000EE"/>
-            <w:u w:val="single"/>
-          </w:rPr>
-          <w:t>路17:29</w:t>
-        </w:r>
-      </w:hyperlink>
+      <w:r>
+        <w:rPr>
+          <w:lang w:val="zh_TW" w:bidi="zh_TW"/>
+        </w:rPr>
+        <w:t>路17:29</w:t>
+      </w:r>
       <w:r>
         <w:rPr>
           <w:lang w:val="zh_TW" w:bidi="zh_TW"/>
         </w:rPr>
         <w:t>；</w:t>
       </w:r>
-      <w:hyperlink r:id="rId88">
-        <w:r>
-          <w:rPr>
-            <w:lang w:val="zh_TW" w:bidi="zh_TW"/>
-          </w:rPr>
-          <w:rPr>
-            <w:color w:val="0000EE"/>
-            <w:u w:val="single"/>
-          </w:rPr>
-          <w:t>啟9:17–18</w:t>
-        </w:r>
-      </w:hyperlink>
+      <w:r>
+        <w:rPr>
+          <w:lang w:val="zh_TW" w:bidi="zh_TW"/>
+        </w:rPr>
+        <w:t>啟9:17–18</w:t>
+      </w:r>
       <w:r>
         <w:rPr>
           <w:lang w:val="zh_TW" w:bidi="zh_TW"/>
         </w:rPr>
         <w:t>，</w:t>
       </w:r>
-      <w:hyperlink r:id="rId89">
-        <w:r>
-          <w:rPr>
-            <w:lang w:val="zh_TW" w:bidi="zh_TW"/>
-          </w:rPr>
-          <w:rPr>
-            <w:color w:val="0000EE"/>
-            <w:u w:val="single"/>
-          </w:rPr>
-          <w:t>14:10</w:t>
-        </w:r>
-      </w:hyperlink>
+      <w:r>
+        <w:rPr>
+          <w:lang w:val="zh_TW" w:bidi="zh_TW"/>
+        </w:rPr>
+        <w:t>14:10</w:t>
+      </w:r>
       <w:r>
         <w:rPr>
           <w:lang w:val="zh_TW" w:bidi="zh_TW"/>
         </w:rPr>
         <w:t>，</w:t>
       </w:r>
-      <w:hyperlink r:id="rId90">
-        <w:r>
-          <w:rPr>
-            <w:lang w:val="zh_TW" w:bidi="zh_TW"/>
-          </w:rPr>
-          <w:rPr>
-            <w:color w:val="0000EE"/>
-            <w:u w:val="single"/>
-          </w:rPr>
-          <w:t>19:20</w:t>
-        </w:r>
-      </w:hyperlink>
+      <w:r>
+        <w:rPr>
+          <w:lang w:val="zh_TW" w:bidi="zh_TW"/>
+        </w:rPr>
+        <w:t>19:20</w:t>
+      </w:r>
       <w:r>
         <w:rPr>
           <w:lang w:val="zh_TW" w:bidi="zh_TW"/>
         </w:rPr>
         <w:t>，</w:t>
       </w:r>
-      <w:hyperlink r:id="rId91">
-        <w:r>
-          <w:rPr>
-            <w:lang w:val="zh_TW" w:bidi="zh_TW"/>
-          </w:rPr>
-          <w:rPr>
-            <w:color w:val="0000EE"/>
-            <w:u w:val="single"/>
-          </w:rPr>
-          <w:t>20:10</w:t>
-        </w:r>
-      </w:hyperlink>
+      <w:r>
+        <w:rPr>
+          <w:lang w:val="zh_TW" w:bidi="zh_TW"/>
+        </w:rPr>
+        <w:t>20:10</w:t>
+      </w:r>
       <w:r>
         <w:rPr>
           <w:lang w:val="zh_TW" w:bidi="zh_TW"/>
         </w:rPr>
         <w:t>，</w:t>
       </w:r>
-      <w:hyperlink r:id="rId92">
-        <w:r>
-          <w:rPr>
-            <w:lang w:val="zh_TW" w:bidi="zh_TW"/>
-          </w:rPr>
-          <w:rPr>
-            <w:color w:val="0000EE"/>
-            <w:u w:val="single"/>
-          </w:rPr>
-          <w:t>21:8</w:t>
-        </w:r>
-      </w:hyperlink>
+      <w:r>
+        <w:rPr>
+          <w:lang w:val="zh_TW" w:bidi="zh_TW"/>
+        </w:rPr>
+        <w:t>21:8</w:t>
+      </w:r>
       <w:r>
         <w:rPr>
           <w:lang w:val="zh_TW" w:bidi="zh_TW"/>
